--- a/three-digit_number_divided_by_one-digit_number.docx
+++ b/three-digit_number_divided_by_one-digit_number.docx
@@ -40,7 +40,7 @@
                 <w:rFonts w:ascii="TimeNewRoman" w:hAnsi="TimeNewRoman"/>
                 <w:sz w:val="30"/>
               </w:rPr>
-              <w:t>140÷8=</w:t>
+              <w:t>735÷4=</w:t>
             </w:r>
           </w:p>
         </w:tc>
@@ -57,7 +57,7 @@
                 <w:rFonts w:ascii="TimeNewRoman" w:hAnsi="TimeNewRoman"/>
                 <w:sz w:val="30"/>
               </w:rPr>
-              <w:t>814÷6=</w:t>
+              <w:t>768÷2=</w:t>
             </w:r>
           </w:p>
         </w:tc>
@@ -74,7 +74,7 @@
                 <w:rFonts w:ascii="TimeNewRoman" w:hAnsi="TimeNewRoman"/>
                 <w:sz w:val="30"/>
               </w:rPr>
-              <w:t>682÷7=</w:t>
+              <w:t>186÷8=</w:t>
             </w:r>
           </w:p>
         </w:tc>
@@ -91,7 +91,7 @@
                 <w:rFonts w:ascii="TimeNewRoman" w:hAnsi="TimeNewRoman"/>
                 <w:sz w:val="30"/>
               </w:rPr>
-              <w:t>231÷4=</w:t>
+              <w:t>822÷7=</w:t>
             </w:r>
           </w:p>
         </w:tc>
@@ -108,7 +108,7 @@
                 <w:rFonts w:ascii="TimeNewRoman" w:hAnsi="TimeNewRoman"/>
                 <w:sz w:val="30"/>
               </w:rPr>
-              <w:t>620÷8=</w:t>
+              <w:t>500÷5=</w:t>
             </w:r>
           </w:p>
         </w:tc>
@@ -223,7 +223,7 @@
                 <w:rFonts w:ascii="TimeNewRoman" w:hAnsi="TimeNewRoman"/>
                 <w:sz w:val="30"/>
               </w:rPr>
-              <w:t>611÷6=</w:t>
+              <w:t>648÷4=</w:t>
             </w:r>
           </w:p>
         </w:tc>
@@ -240,7 +240,7 @@
                 <w:rFonts w:ascii="TimeNewRoman" w:hAnsi="TimeNewRoman"/>
                 <w:sz w:val="30"/>
               </w:rPr>
-              <w:t>759÷3=</w:t>
+              <w:t>171÷8=</w:t>
             </w:r>
           </w:p>
         </w:tc>
@@ -257,7 +257,7 @@
                 <w:rFonts w:ascii="TimeNewRoman" w:hAnsi="TimeNewRoman"/>
                 <w:sz w:val="30"/>
               </w:rPr>
-              <w:t>926÷5=</w:t>
+              <w:t>385÷5=</w:t>
             </w:r>
           </w:p>
         </w:tc>
@@ -274,7 +274,7 @@
                 <w:rFonts w:ascii="TimeNewRoman" w:hAnsi="TimeNewRoman"/>
                 <w:sz w:val="30"/>
               </w:rPr>
-              <w:t>642÷3=</w:t>
+              <w:t>544÷9=</w:t>
             </w:r>
           </w:p>
         </w:tc>
@@ -291,7 +291,7 @@
                 <w:rFonts w:ascii="TimeNewRoman" w:hAnsi="TimeNewRoman"/>
                 <w:sz w:val="30"/>
               </w:rPr>
-              <w:t>933÷8=</w:t>
+              <w:t>632÷2=</w:t>
             </w:r>
           </w:p>
         </w:tc>
@@ -406,7 +406,7 @@
                 <w:rFonts w:ascii="TimeNewRoman" w:hAnsi="TimeNewRoman"/>
                 <w:sz w:val="30"/>
               </w:rPr>
-              <w:t>202÷4=</w:t>
+              <w:t>258÷8=</w:t>
             </w:r>
           </w:p>
         </w:tc>
@@ -423,7 +423,7 @@
                 <w:rFonts w:ascii="TimeNewRoman" w:hAnsi="TimeNewRoman"/>
                 <w:sz w:val="30"/>
               </w:rPr>
-              <w:t>859÷3=</w:t>
+              <w:t>692÷6=</w:t>
             </w:r>
           </w:p>
         </w:tc>
@@ -440,7 +440,7 @@
                 <w:rFonts w:ascii="TimeNewRoman" w:hAnsi="TimeNewRoman"/>
                 <w:sz w:val="30"/>
               </w:rPr>
-              <w:t>130÷5=</w:t>
+              <w:t>837÷9=</w:t>
             </w:r>
           </w:p>
         </w:tc>
@@ -457,7 +457,7 @@
                 <w:rFonts w:ascii="TimeNewRoman" w:hAnsi="TimeNewRoman"/>
                 <w:sz w:val="30"/>
               </w:rPr>
-              <w:t>718÷3=</w:t>
+              <w:t>669÷5=</w:t>
             </w:r>
           </w:p>
         </w:tc>
@@ -474,7 +474,7 @@
                 <w:rFonts w:ascii="TimeNewRoman" w:hAnsi="TimeNewRoman"/>
                 <w:sz w:val="30"/>
               </w:rPr>
-              <w:t>886÷4=</w:t>
+              <w:t>369÷3=</w:t>
             </w:r>
           </w:p>
         </w:tc>
@@ -589,7 +589,7 @@
                 <w:rFonts w:ascii="TimeNewRoman" w:hAnsi="TimeNewRoman"/>
                 <w:sz w:val="30"/>
               </w:rPr>
-              <w:t>151÷5=</w:t>
+              <w:t>907÷5=</w:t>
             </w:r>
           </w:p>
         </w:tc>
@@ -606,7 +606,7 @@
                 <w:rFonts w:ascii="TimeNewRoman" w:hAnsi="TimeNewRoman"/>
                 <w:sz w:val="30"/>
               </w:rPr>
-              <w:t>664÷9=</w:t>
+              <w:t>548÷4=</w:t>
             </w:r>
           </w:p>
         </w:tc>
@@ -623,7 +623,7 @@
                 <w:rFonts w:ascii="TimeNewRoman" w:hAnsi="TimeNewRoman"/>
                 <w:sz w:val="30"/>
               </w:rPr>
-              <w:t>761÷6=</w:t>
+              <w:t>805÷5=</w:t>
             </w:r>
           </w:p>
         </w:tc>
@@ -640,7 +640,7 @@
                 <w:rFonts w:ascii="TimeNewRoman" w:hAnsi="TimeNewRoman"/>
                 <w:sz w:val="30"/>
               </w:rPr>
-              <w:t>629÷7=</w:t>
+              <w:t>371÷6=</w:t>
             </w:r>
           </w:p>
         </w:tc>
@@ -657,7 +657,7 @@
                 <w:rFonts w:ascii="TimeNewRoman" w:hAnsi="TimeNewRoman"/>
                 <w:sz w:val="30"/>
               </w:rPr>
-              <w:t>951÷2=</w:t>
+              <w:t>846÷4=</w:t>
             </w:r>
           </w:p>
         </w:tc>
@@ -772,7 +772,7 @@
                 <w:rFonts w:ascii="TimeNewRoman" w:hAnsi="TimeNewRoman"/>
                 <w:sz w:val="30"/>
               </w:rPr>
-              <w:t>259÷9=</w:t>
+              <w:t>968÷7=</w:t>
             </w:r>
           </w:p>
         </w:tc>
@@ -789,7 +789,7 @@
                 <w:rFonts w:ascii="TimeNewRoman" w:hAnsi="TimeNewRoman"/>
                 <w:sz w:val="30"/>
               </w:rPr>
-              <w:t>168÷5=</w:t>
+              <w:t>225÷8=</w:t>
             </w:r>
           </w:p>
         </w:tc>
@@ -806,7 +806,7 @@
                 <w:rFonts w:ascii="TimeNewRoman" w:hAnsi="TimeNewRoman"/>
                 <w:sz w:val="30"/>
               </w:rPr>
-              <w:t>476÷2=</w:t>
+              <w:t>435÷4=</w:t>
             </w:r>
           </w:p>
         </w:tc>
@@ -823,7 +823,7 @@
                 <w:rFonts w:ascii="TimeNewRoman" w:hAnsi="TimeNewRoman"/>
                 <w:sz w:val="30"/>
               </w:rPr>
-              <w:t>758÷8=</w:t>
+              <w:t>365÷3=</w:t>
             </w:r>
           </w:p>
         </w:tc>
@@ -840,7 +840,7 @@
                 <w:rFonts w:ascii="TimeNewRoman" w:hAnsi="TimeNewRoman"/>
                 <w:sz w:val="30"/>
               </w:rPr>
-              <w:t>508÷7=</w:t>
+              <w:t>481÷2=</w:t>
             </w:r>
           </w:p>
         </w:tc>

--- a/three-digit_number_divided_by_one-digit_number.docx
+++ b/three-digit_number_divided_by_one-digit_number.docx
@@ -11,7 +11,7 @@
           <w:rFonts w:ascii="Arial" w:hAnsi="Arial"/>
           <w:sz w:val="30"/>
         </w:rPr>
-        <w:t>2026-09-12 Saturday</w:t>
+        <w:t>2026-09-13 Sunday</w:t>
       </w:r>
     </w:p>
     <w:tbl>
@@ -40,7 +40,7 @@
                 <w:rFonts w:ascii="TimeNewRoman" w:hAnsi="TimeNewRoman"/>
                 <w:sz w:val="30"/>
               </w:rPr>
-              <w:t>735÷4=</w:t>
+              <w:t>599÷7=</w:t>
             </w:r>
           </w:p>
         </w:tc>
@@ -57,7 +57,7 @@
                 <w:rFonts w:ascii="TimeNewRoman" w:hAnsi="TimeNewRoman"/>
                 <w:sz w:val="30"/>
               </w:rPr>
-              <w:t>768÷2=</w:t>
+              <w:t>939÷3=</w:t>
             </w:r>
           </w:p>
         </w:tc>
@@ -74,7 +74,7 @@
                 <w:rFonts w:ascii="TimeNewRoman" w:hAnsi="TimeNewRoman"/>
                 <w:sz w:val="30"/>
               </w:rPr>
-              <w:t>186÷8=</w:t>
+              <w:t>681÷3=</w:t>
             </w:r>
           </w:p>
         </w:tc>
@@ -91,7 +91,7 @@
                 <w:rFonts w:ascii="TimeNewRoman" w:hAnsi="TimeNewRoman"/>
                 <w:sz w:val="30"/>
               </w:rPr>
-              <w:t>822÷7=</w:t>
+              <w:t>290÷9=</w:t>
             </w:r>
           </w:p>
         </w:tc>
@@ -108,7 +108,7 @@
                 <w:rFonts w:ascii="TimeNewRoman" w:hAnsi="TimeNewRoman"/>
                 <w:sz w:val="30"/>
               </w:rPr>
-              <w:t>500÷5=</w:t>
+              <w:t>138÷2=</w:t>
             </w:r>
           </w:p>
         </w:tc>
@@ -223,7 +223,7 @@
                 <w:rFonts w:ascii="TimeNewRoman" w:hAnsi="TimeNewRoman"/>
                 <w:sz w:val="30"/>
               </w:rPr>
-              <w:t>648÷4=</w:t>
+              <w:t>863÷5=</w:t>
             </w:r>
           </w:p>
         </w:tc>
@@ -240,7 +240,7 @@
                 <w:rFonts w:ascii="TimeNewRoman" w:hAnsi="TimeNewRoman"/>
                 <w:sz w:val="30"/>
               </w:rPr>
-              <w:t>171÷8=</w:t>
+              <w:t>461÷7=</w:t>
             </w:r>
           </w:p>
         </w:tc>
@@ -257,7 +257,7 @@
                 <w:rFonts w:ascii="TimeNewRoman" w:hAnsi="TimeNewRoman"/>
                 <w:sz w:val="30"/>
               </w:rPr>
-              <w:t>385÷5=</w:t>
+              <w:t>303÷9=</w:t>
             </w:r>
           </w:p>
         </w:tc>
@@ -274,7 +274,7 @@
                 <w:rFonts w:ascii="TimeNewRoman" w:hAnsi="TimeNewRoman"/>
                 <w:sz w:val="30"/>
               </w:rPr>
-              <w:t>544÷9=</w:t>
+              <w:t>166÷9=</w:t>
             </w:r>
           </w:p>
         </w:tc>
@@ -291,7 +291,7 @@
                 <w:rFonts w:ascii="TimeNewRoman" w:hAnsi="TimeNewRoman"/>
                 <w:sz w:val="30"/>
               </w:rPr>
-              <w:t>632÷2=</w:t>
+              <w:t>768÷2=</w:t>
             </w:r>
           </w:p>
         </w:tc>
@@ -406,7 +406,7 @@
                 <w:rFonts w:ascii="TimeNewRoman" w:hAnsi="TimeNewRoman"/>
                 <w:sz w:val="30"/>
               </w:rPr>
-              <w:t>258÷8=</w:t>
+              <w:t>525÷7=</w:t>
             </w:r>
           </w:p>
         </w:tc>
@@ -423,7 +423,7 @@
                 <w:rFonts w:ascii="TimeNewRoman" w:hAnsi="TimeNewRoman"/>
                 <w:sz w:val="30"/>
               </w:rPr>
-              <w:t>692÷6=</w:t>
+              <w:t>975÷6=</w:t>
             </w:r>
           </w:p>
         </w:tc>
@@ -440,7 +440,7 @@
                 <w:rFonts w:ascii="TimeNewRoman" w:hAnsi="TimeNewRoman"/>
                 <w:sz w:val="30"/>
               </w:rPr>
-              <w:t>837÷9=</w:t>
+              <w:t>200÷4=</w:t>
             </w:r>
           </w:p>
         </w:tc>
@@ -457,7 +457,7 @@
                 <w:rFonts w:ascii="TimeNewRoman" w:hAnsi="TimeNewRoman"/>
                 <w:sz w:val="30"/>
               </w:rPr>
-              <w:t>669÷5=</w:t>
+              <w:t>613÷7=</w:t>
             </w:r>
           </w:p>
         </w:tc>
@@ -474,7 +474,7 @@
                 <w:rFonts w:ascii="TimeNewRoman" w:hAnsi="TimeNewRoman"/>
                 <w:sz w:val="30"/>
               </w:rPr>
-              <w:t>369÷3=</w:t>
+              <w:t>268÷9=</w:t>
             </w:r>
           </w:p>
         </w:tc>
@@ -589,7 +589,7 @@
                 <w:rFonts w:ascii="TimeNewRoman" w:hAnsi="TimeNewRoman"/>
                 <w:sz w:val="30"/>
               </w:rPr>
-              <w:t>907÷5=</w:t>
+              <w:t>873÷6=</w:t>
             </w:r>
           </w:p>
         </w:tc>
@@ -606,7 +606,7 @@
                 <w:rFonts w:ascii="TimeNewRoman" w:hAnsi="TimeNewRoman"/>
                 <w:sz w:val="30"/>
               </w:rPr>
-              <w:t>548÷4=</w:t>
+              <w:t>881÷8=</w:t>
             </w:r>
           </w:p>
         </w:tc>
@@ -623,7 +623,7 @@
                 <w:rFonts w:ascii="TimeNewRoman" w:hAnsi="TimeNewRoman"/>
                 <w:sz w:val="30"/>
               </w:rPr>
-              <w:t>805÷5=</w:t>
+              <w:t>535÷3=</w:t>
             </w:r>
           </w:p>
         </w:tc>
@@ -640,7 +640,7 @@
                 <w:rFonts w:ascii="TimeNewRoman" w:hAnsi="TimeNewRoman"/>
                 <w:sz w:val="30"/>
               </w:rPr>
-              <w:t>371÷6=</w:t>
+              <w:t>953÷2=</w:t>
             </w:r>
           </w:p>
         </w:tc>
@@ -657,7 +657,7 @@
                 <w:rFonts w:ascii="TimeNewRoman" w:hAnsi="TimeNewRoman"/>
                 <w:sz w:val="30"/>
               </w:rPr>
-              <w:t>846÷4=</w:t>
+              <w:t>787÷4=</w:t>
             </w:r>
           </w:p>
         </w:tc>
@@ -772,7 +772,7 @@
                 <w:rFonts w:ascii="TimeNewRoman" w:hAnsi="TimeNewRoman"/>
                 <w:sz w:val="30"/>
               </w:rPr>
-              <w:t>968÷7=</w:t>
+              <w:t>453÷2=</w:t>
             </w:r>
           </w:p>
         </w:tc>
@@ -789,7 +789,7 @@
                 <w:rFonts w:ascii="TimeNewRoman" w:hAnsi="TimeNewRoman"/>
                 <w:sz w:val="30"/>
               </w:rPr>
-              <w:t>225÷8=</w:t>
+              <w:t>982÷2=</w:t>
             </w:r>
           </w:p>
         </w:tc>
@@ -806,7 +806,7 @@
                 <w:rFonts w:ascii="TimeNewRoman" w:hAnsi="TimeNewRoman"/>
                 <w:sz w:val="30"/>
               </w:rPr>
-              <w:t>435÷4=</w:t>
+              <w:t>464÷3=</w:t>
             </w:r>
           </w:p>
         </w:tc>
@@ -823,7 +823,7 @@
                 <w:rFonts w:ascii="TimeNewRoman" w:hAnsi="TimeNewRoman"/>
                 <w:sz w:val="30"/>
               </w:rPr>
-              <w:t>365÷3=</w:t>
+              <w:t>839÷6=</w:t>
             </w:r>
           </w:p>
         </w:tc>
@@ -840,7 +840,7 @@
                 <w:rFonts w:ascii="TimeNewRoman" w:hAnsi="TimeNewRoman"/>
                 <w:sz w:val="30"/>
               </w:rPr>
-              <w:t>481÷2=</w:t>
+              <w:t>253÷9=</w:t>
             </w:r>
           </w:p>
         </w:tc>

--- a/three-digit_number_divided_by_one-digit_number.docx
+++ b/three-digit_number_divided_by_one-digit_number.docx
@@ -40,7 +40,7 @@
                 <w:rFonts w:ascii="TimeNewRoman" w:hAnsi="TimeNewRoman"/>
                 <w:sz w:val="30"/>
               </w:rPr>
-              <w:t>599÷7=</w:t>
+              <w:t>998÷5=</w:t>
             </w:r>
           </w:p>
         </w:tc>
@@ -57,7 +57,7 @@
                 <w:rFonts w:ascii="TimeNewRoman" w:hAnsi="TimeNewRoman"/>
                 <w:sz w:val="30"/>
               </w:rPr>
-              <w:t>939÷3=</w:t>
+              <w:t>743÷7=</w:t>
             </w:r>
           </w:p>
         </w:tc>
@@ -74,7 +74,7 @@
                 <w:rFonts w:ascii="TimeNewRoman" w:hAnsi="TimeNewRoman"/>
                 <w:sz w:val="30"/>
               </w:rPr>
-              <w:t>681÷3=</w:t>
+              <w:t>146÷6=</w:t>
             </w:r>
           </w:p>
         </w:tc>
@@ -91,7 +91,7 @@
                 <w:rFonts w:ascii="TimeNewRoman" w:hAnsi="TimeNewRoman"/>
                 <w:sz w:val="30"/>
               </w:rPr>
-              <w:t>290÷9=</w:t>
+              <w:t>549÷8=</w:t>
             </w:r>
           </w:p>
         </w:tc>
@@ -108,7 +108,7 @@
                 <w:rFonts w:ascii="TimeNewRoman" w:hAnsi="TimeNewRoman"/>
                 <w:sz w:val="30"/>
               </w:rPr>
-              <w:t>138÷2=</w:t>
+              <w:t>266÷5=</w:t>
             </w:r>
           </w:p>
         </w:tc>
@@ -223,7 +223,7 @@
                 <w:rFonts w:ascii="TimeNewRoman" w:hAnsi="TimeNewRoman"/>
                 <w:sz w:val="30"/>
               </w:rPr>
-              <w:t>863÷5=</w:t>
+              <w:t>263÷9=</w:t>
             </w:r>
           </w:p>
         </w:tc>
@@ -240,7 +240,7 @@
                 <w:rFonts w:ascii="TimeNewRoman" w:hAnsi="TimeNewRoman"/>
                 <w:sz w:val="30"/>
               </w:rPr>
-              <w:t>461÷7=</w:t>
+              <w:t>896÷8=</w:t>
             </w:r>
           </w:p>
         </w:tc>
@@ -257,7 +257,7 @@
                 <w:rFonts w:ascii="TimeNewRoman" w:hAnsi="TimeNewRoman"/>
                 <w:sz w:val="30"/>
               </w:rPr>
-              <w:t>303÷9=</w:t>
+              <w:t>664÷2=</w:t>
             </w:r>
           </w:p>
         </w:tc>
@@ -274,7 +274,7 @@
                 <w:rFonts w:ascii="TimeNewRoman" w:hAnsi="TimeNewRoman"/>
                 <w:sz w:val="30"/>
               </w:rPr>
-              <w:t>166÷9=</w:t>
+              <w:t>892÷4=</w:t>
             </w:r>
           </w:p>
         </w:tc>
@@ -291,7 +291,7 @@
                 <w:rFonts w:ascii="TimeNewRoman" w:hAnsi="TimeNewRoman"/>
                 <w:sz w:val="30"/>
               </w:rPr>
-              <w:t>768÷2=</w:t>
+              <w:t>683÷2=</w:t>
             </w:r>
           </w:p>
         </w:tc>
@@ -406,7 +406,7 @@
                 <w:rFonts w:ascii="TimeNewRoman" w:hAnsi="TimeNewRoman"/>
                 <w:sz w:val="30"/>
               </w:rPr>
-              <w:t>525÷7=</w:t>
+              <w:t>757÷5=</w:t>
             </w:r>
           </w:p>
         </w:tc>
@@ -423,7 +423,7 @@
                 <w:rFonts w:ascii="TimeNewRoman" w:hAnsi="TimeNewRoman"/>
                 <w:sz w:val="30"/>
               </w:rPr>
-              <w:t>975÷6=</w:t>
+              <w:t>731÷4=</w:t>
             </w:r>
           </w:p>
         </w:tc>
@@ -440,7 +440,7 @@
                 <w:rFonts w:ascii="TimeNewRoman" w:hAnsi="TimeNewRoman"/>
                 <w:sz w:val="30"/>
               </w:rPr>
-              <w:t>200÷4=</w:t>
+              <w:t>666÷8=</w:t>
             </w:r>
           </w:p>
         </w:tc>
@@ -457,7 +457,7 @@
                 <w:rFonts w:ascii="TimeNewRoman" w:hAnsi="TimeNewRoman"/>
                 <w:sz w:val="30"/>
               </w:rPr>
-              <w:t>613÷7=</w:t>
+              <w:t>944÷9=</w:t>
             </w:r>
           </w:p>
         </w:tc>
@@ -474,7 +474,7 @@
                 <w:rFonts w:ascii="TimeNewRoman" w:hAnsi="TimeNewRoman"/>
                 <w:sz w:val="30"/>
               </w:rPr>
-              <w:t>268÷9=</w:t>
+              <w:t>812÷8=</w:t>
             </w:r>
           </w:p>
         </w:tc>
@@ -589,7 +589,7 @@
                 <w:rFonts w:ascii="TimeNewRoman" w:hAnsi="TimeNewRoman"/>
                 <w:sz w:val="30"/>
               </w:rPr>
-              <w:t>873÷6=</w:t>
+              <w:t>319÷7=</w:t>
             </w:r>
           </w:p>
         </w:tc>
@@ -606,7 +606,7 @@
                 <w:rFonts w:ascii="TimeNewRoman" w:hAnsi="TimeNewRoman"/>
                 <w:sz w:val="30"/>
               </w:rPr>
-              <w:t>881÷8=</w:t>
+              <w:t>278÷9=</w:t>
             </w:r>
           </w:p>
         </w:tc>
@@ -623,7 +623,7 @@
                 <w:rFonts w:ascii="TimeNewRoman" w:hAnsi="TimeNewRoman"/>
                 <w:sz w:val="30"/>
               </w:rPr>
-              <w:t>535÷3=</w:t>
+              <w:t>302÷2=</w:t>
             </w:r>
           </w:p>
         </w:tc>
@@ -640,7 +640,7 @@
                 <w:rFonts w:ascii="TimeNewRoman" w:hAnsi="TimeNewRoman"/>
                 <w:sz w:val="30"/>
               </w:rPr>
-              <w:t>953÷2=</w:t>
+              <w:t>737÷3=</w:t>
             </w:r>
           </w:p>
         </w:tc>
@@ -657,7 +657,7 @@
                 <w:rFonts w:ascii="TimeNewRoman" w:hAnsi="TimeNewRoman"/>
                 <w:sz w:val="30"/>
               </w:rPr>
-              <w:t>787÷4=</w:t>
+              <w:t>553÷2=</w:t>
             </w:r>
           </w:p>
         </w:tc>
@@ -772,7 +772,7 @@
                 <w:rFonts w:ascii="TimeNewRoman" w:hAnsi="TimeNewRoman"/>
                 <w:sz w:val="30"/>
               </w:rPr>
-              <w:t>453÷2=</w:t>
+              <w:t>122÷3=</w:t>
             </w:r>
           </w:p>
         </w:tc>
@@ -789,7 +789,7 @@
                 <w:rFonts w:ascii="TimeNewRoman" w:hAnsi="TimeNewRoman"/>
                 <w:sz w:val="30"/>
               </w:rPr>
-              <w:t>982÷2=</w:t>
+              <w:t>869÷2=</w:t>
             </w:r>
           </w:p>
         </w:tc>
@@ -806,7 +806,7 @@
                 <w:rFonts w:ascii="TimeNewRoman" w:hAnsi="TimeNewRoman"/>
                 <w:sz w:val="30"/>
               </w:rPr>
-              <w:t>464÷3=</w:t>
+              <w:t>592÷4=</w:t>
             </w:r>
           </w:p>
         </w:tc>
@@ -823,7 +823,7 @@
                 <w:rFonts w:ascii="TimeNewRoman" w:hAnsi="TimeNewRoman"/>
                 <w:sz w:val="30"/>
               </w:rPr>
-              <w:t>839÷6=</w:t>
+              <w:t>830÷2=</w:t>
             </w:r>
           </w:p>
         </w:tc>
@@ -840,7 +840,7 @@
                 <w:rFonts w:ascii="TimeNewRoman" w:hAnsi="TimeNewRoman"/>
                 <w:sz w:val="30"/>
               </w:rPr>
-              <w:t>253÷9=</w:t>
+              <w:t>719÷8=</w:t>
             </w:r>
           </w:p>
         </w:tc>

--- a/three-digit_number_divided_by_one-digit_number.docx
+++ b/three-digit_number_divided_by_one-digit_number.docx
@@ -11,7 +11,7 @@
           <w:rFonts w:ascii="Arial" w:hAnsi="Arial"/>
           <w:sz w:val="30"/>
         </w:rPr>
-        <w:t>2026-09-13 Sunday</w:t>
+        <w:t>2026-09-14 Monday</w:t>
       </w:r>
     </w:p>
     <w:tbl>
@@ -40,7 +40,7 @@
                 <w:rFonts w:ascii="TimeNewRoman" w:hAnsi="TimeNewRoman"/>
                 <w:sz w:val="30"/>
               </w:rPr>
-              <w:t>998÷5=</w:t>
+              <w:t>841÷5=</w:t>
             </w:r>
           </w:p>
         </w:tc>
@@ -57,7 +57,7 @@
                 <w:rFonts w:ascii="TimeNewRoman" w:hAnsi="TimeNewRoman"/>
                 <w:sz w:val="30"/>
               </w:rPr>
-              <w:t>743÷7=</w:t>
+              <w:t>409÷9=</w:t>
             </w:r>
           </w:p>
         </w:tc>
@@ -74,7 +74,7 @@
                 <w:rFonts w:ascii="TimeNewRoman" w:hAnsi="TimeNewRoman"/>
                 <w:sz w:val="30"/>
               </w:rPr>
-              <w:t>146÷6=</w:t>
+              <w:t>745÷2=</w:t>
             </w:r>
           </w:p>
         </w:tc>
@@ -91,7 +91,7 @@
                 <w:rFonts w:ascii="TimeNewRoman" w:hAnsi="TimeNewRoman"/>
                 <w:sz w:val="30"/>
               </w:rPr>
-              <w:t>549÷8=</w:t>
+              <w:t>121÷7=</w:t>
             </w:r>
           </w:p>
         </w:tc>
@@ -108,7 +108,7 @@
                 <w:rFonts w:ascii="TimeNewRoman" w:hAnsi="TimeNewRoman"/>
                 <w:sz w:val="30"/>
               </w:rPr>
-              <w:t>266÷5=</w:t>
+              <w:t>703÷4=</w:t>
             </w:r>
           </w:p>
         </w:tc>
@@ -223,7 +223,7 @@
                 <w:rFonts w:ascii="TimeNewRoman" w:hAnsi="TimeNewRoman"/>
                 <w:sz w:val="30"/>
               </w:rPr>
-              <w:t>263÷9=</w:t>
+              <w:t>961÷6=</w:t>
             </w:r>
           </w:p>
         </w:tc>
@@ -240,7 +240,7 @@
                 <w:rFonts w:ascii="TimeNewRoman" w:hAnsi="TimeNewRoman"/>
                 <w:sz w:val="30"/>
               </w:rPr>
-              <w:t>896÷8=</w:t>
+              <w:t>809÷4=</w:t>
             </w:r>
           </w:p>
         </w:tc>
@@ -257,7 +257,7 @@
                 <w:rFonts w:ascii="TimeNewRoman" w:hAnsi="TimeNewRoman"/>
                 <w:sz w:val="30"/>
               </w:rPr>
-              <w:t>664÷2=</w:t>
+              <w:t>154÷9=</w:t>
             </w:r>
           </w:p>
         </w:tc>
@@ -274,7 +274,7 @@
                 <w:rFonts w:ascii="TimeNewRoman" w:hAnsi="TimeNewRoman"/>
                 <w:sz w:val="30"/>
               </w:rPr>
-              <w:t>892÷4=</w:t>
+              <w:t>259÷9=</w:t>
             </w:r>
           </w:p>
         </w:tc>
@@ -291,7 +291,7 @@
                 <w:rFonts w:ascii="TimeNewRoman" w:hAnsi="TimeNewRoman"/>
                 <w:sz w:val="30"/>
               </w:rPr>
-              <w:t>683÷2=</w:t>
+              <w:t>779÷9=</w:t>
             </w:r>
           </w:p>
         </w:tc>
@@ -406,7 +406,7 @@
                 <w:rFonts w:ascii="TimeNewRoman" w:hAnsi="TimeNewRoman"/>
                 <w:sz w:val="30"/>
               </w:rPr>
-              <w:t>757÷5=</w:t>
+              <w:t>501÷8=</w:t>
             </w:r>
           </w:p>
         </w:tc>
@@ -423,7 +423,7 @@
                 <w:rFonts w:ascii="TimeNewRoman" w:hAnsi="TimeNewRoman"/>
                 <w:sz w:val="30"/>
               </w:rPr>
-              <w:t>731÷4=</w:t>
+              <w:t>115÷8=</w:t>
             </w:r>
           </w:p>
         </w:tc>
@@ -440,7 +440,7 @@
                 <w:rFonts w:ascii="TimeNewRoman" w:hAnsi="TimeNewRoman"/>
                 <w:sz w:val="30"/>
               </w:rPr>
-              <w:t>666÷8=</w:t>
+              <w:t>687÷6=</w:t>
             </w:r>
           </w:p>
         </w:tc>
@@ -457,7 +457,7 @@
                 <w:rFonts w:ascii="TimeNewRoman" w:hAnsi="TimeNewRoman"/>
                 <w:sz w:val="30"/>
               </w:rPr>
-              <w:t>944÷9=</w:t>
+              <w:t>862÷9=</w:t>
             </w:r>
           </w:p>
         </w:tc>
@@ -474,7 +474,7 @@
                 <w:rFonts w:ascii="TimeNewRoman" w:hAnsi="TimeNewRoman"/>
                 <w:sz w:val="30"/>
               </w:rPr>
-              <w:t>812÷8=</w:t>
+              <w:t>418÷9=</w:t>
             </w:r>
           </w:p>
         </w:tc>
@@ -589,7 +589,7 @@
                 <w:rFonts w:ascii="TimeNewRoman" w:hAnsi="TimeNewRoman"/>
                 <w:sz w:val="30"/>
               </w:rPr>
-              <w:t>319÷7=</w:t>
+              <w:t>103÷3=</w:t>
             </w:r>
           </w:p>
         </w:tc>
@@ -606,7 +606,7 @@
                 <w:rFonts w:ascii="TimeNewRoman" w:hAnsi="TimeNewRoman"/>
                 <w:sz w:val="30"/>
               </w:rPr>
-              <w:t>278÷9=</w:t>
+              <w:t>701÷7=</w:t>
             </w:r>
           </w:p>
         </w:tc>
@@ -623,7 +623,7 @@
                 <w:rFonts w:ascii="TimeNewRoman" w:hAnsi="TimeNewRoman"/>
                 <w:sz w:val="30"/>
               </w:rPr>
-              <w:t>302÷2=</w:t>
+              <w:t>565÷7=</w:t>
             </w:r>
           </w:p>
         </w:tc>
@@ -640,7 +640,7 @@
                 <w:rFonts w:ascii="TimeNewRoman" w:hAnsi="TimeNewRoman"/>
                 <w:sz w:val="30"/>
               </w:rPr>
-              <w:t>737÷3=</w:t>
+              <w:t>581÷7=</w:t>
             </w:r>
           </w:p>
         </w:tc>
@@ -657,7 +657,7 @@
                 <w:rFonts w:ascii="TimeNewRoman" w:hAnsi="TimeNewRoman"/>
                 <w:sz w:val="30"/>
               </w:rPr>
-              <w:t>553÷2=</w:t>
+              <w:t>698÷2=</w:t>
             </w:r>
           </w:p>
         </w:tc>
@@ -772,7 +772,7 @@
                 <w:rFonts w:ascii="TimeNewRoman" w:hAnsi="TimeNewRoman"/>
                 <w:sz w:val="30"/>
               </w:rPr>
-              <w:t>122÷3=</w:t>
+              <w:t>782÷3=</w:t>
             </w:r>
           </w:p>
         </w:tc>
@@ -789,7 +789,7 @@
                 <w:rFonts w:ascii="TimeNewRoman" w:hAnsi="TimeNewRoman"/>
                 <w:sz w:val="30"/>
               </w:rPr>
-              <w:t>869÷2=</w:t>
+              <w:t>567÷9=</w:t>
             </w:r>
           </w:p>
         </w:tc>
@@ -806,7 +806,7 @@
                 <w:rFonts w:ascii="TimeNewRoman" w:hAnsi="TimeNewRoman"/>
                 <w:sz w:val="30"/>
               </w:rPr>
-              <w:t>592÷4=</w:t>
+              <w:t>558÷6=</w:t>
             </w:r>
           </w:p>
         </w:tc>
@@ -823,7 +823,7 @@
                 <w:rFonts w:ascii="TimeNewRoman" w:hAnsi="TimeNewRoman"/>
                 <w:sz w:val="30"/>
               </w:rPr>
-              <w:t>830÷2=</w:t>
+              <w:t>149÷4=</w:t>
             </w:r>
           </w:p>
         </w:tc>
@@ -840,7 +840,7 @@
                 <w:rFonts w:ascii="TimeNewRoman" w:hAnsi="TimeNewRoman"/>
                 <w:sz w:val="30"/>
               </w:rPr>
-              <w:t>719÷8=</w:t>
+              <w:t>632÷2=</w:t>
             </w:r>
           </w:p>
         </w:tc>

--- a/three-digit_number_divided_by_one-digit_number.docx
+++ b/three-digit_number_divided_by_one-digit_number.docx
@@ -40,7 +40,7 @@
                 <w:rFonts w:ascii="TimeNewRoman" w:hAnsi="TimeNewRoman"/>
                 <w:sz w:val="30"/>
               </w:rPr>
-              <w:t>841÷5=</w:t>
+              <w:t>360÷3=</w:t>
             </w:r>
           </w:p>
         </w:tc>
@@ -57,7 +57,7 @@
                 <w:rFonts w:ascii="TimeNewRoman" w:hAnsi="TimeNewRoman"/>
                 <w:sz w:val="30"/>
               </w:rPr>
-              <w:t>409÷9=</w:t>
+              <w:t>877÷3=</w:t>
             </w:r>
           </w:p>
         </w:tc>
@@ -74,7 +74,7 @@
                 <w:rFonts w:ascii="TimeNewRoman" w:hAnsi="TimeNewRoman"/>
                 <w:sz w:val="30"/>
               </w:rPr>
-              <w:t>745÷2=</w:t>
+              <w:t>471÷2=</w:t>
             </w:r>
           </w:p>
         </w:tc>
@@ -91,7 +91,7 @@
                 <w:rFonts w:ascii="TimeNewRoman" w:hAnsi="TimeNewRoman"/>
                 <w:sz w:val="30"/>
               </w:rPr>
-              <w:t>121÷7=</w:t>
+              <w:t>555÷7=</w:t>
             </w:r>
           </w:p>
         </w:tc>
@@ -108,7 +108,7 @@
                 <w:rFonts w:ascii="TimeNewRoman" w:hAnsi="TimeNewRoman"/>
                 <w:sz w:val="30"/>
               </w:rPr>
-              <w:t>703÷4=</w:t>
+              <w:t>243÷2=</w:t>
             </w:r>
           </w:p>
         </w:tc>
@@ -223,7 +223,7 @@
                 <w:rFonts w:ascii="TimeNewRoman" w:hAnsi="TimeNewRoman"/>
                 <w:sz w:val="30"/>
               </w:rPr>
-              <w:t>961÷6=</w:t>
+              <w:t>509÷7=</w:t>
             </w:r>
           </w:p>
         </w:tc>
@@ -240,7 +240,7 @@
                 <w:rFonts w:ascii="TimeNewRoman" w:hAnsi="TimeNewRoman"/>
                 <w:sz w:val="30"/>
               </w:rPr>
-              <w:t>809÷4=</w:t>
+              <w:t>462÷7=</w:t>
             </w:r>
           </w:p>
         </w:tc>
@@ -257,7 +257,7 @@
                 <w:rFonts w:ascii="TimeNewRoman" w:hAnsi="TimeNewRoman"/>
                 <w:sz w:val="30"/>
               </w:rPr>
-              <w:t>154÷9=</w:t>
+              <w:t>159÷4=</w:t>
             </w:r>
           </w:p>
         </w:tc>
@@ -274,7 +274,7 @@
                 <w:rFonts w:ascii="TimeNewRoman" w:hAnsi="TimeNewRoman"/>
                 <w:sz w:val="30"/>
               </w:rPr>
-              <w:t>259÷9=</w:t>
+              <w:t>672÷9=</w:t>
             </w:r>
           </w:p>
         </w:tc>
@@ -291,7 +291,7 @@
                 <w:rFonts w:ascii="TimeNewRoman" w:hAnsi="TimeNewRoman"/>
                 <w:sz w:val="30"/>
               </w:rPr>
-              <w:t>779÷9=</w:t>
+              <w:t>943÷9=</w:t>
             </w:r>
           </w:p>
         </w:tc>
@@ -406,7 +406,7 @@
                 <w:rFonts w:ascii="TimeNewRoman" w:hAnsi="TimeNewRoman"/>
                 <w:sz w:val="30"/>
               </w:rPr>
-              <w:t>501÷8=</w:t>
+              <w:t>332÷2=</w:t>
             </w:r>
           </w:p>
         </w:tc>
@@ -423,7 +423,7 @@
                 <w:rFonts w:ascii="TimeNewRoman" w:hAnsi="TimeNewRoman"/>
                 <w:sz w:val="30"/>
               </w:rPr>
-              <w:t>115÷8=</w:t>
+              <w:t>569÷8=</w:t>
             </w:r>
           </w:p>
         </w:tc>
@@ -440,7 +440,7 @@
                 <w:rFonts w:ascii="TimeNewRoman" w:hAnsi="TimeNewRoman"/>
                 <w:sz w:val="30"/>
               </w:rPr>
-              <w:t>687÷6=</w:t>
+              <w:t>266÷7=</w:t>
             </w:r>
           </w:p>
         </w:tc>
@@ -457,7 +457,7 @@
                 <w:rFonts w:ascii="TimeNewRoman" w:hAnsi="TimeNewRoman"/>
                 <w:sz w:val="30"/>
               </w:rPr>
-              <w:t>862÷9=</w:t>
+              <w:t>188÷5=</w:t>
             </w:r>
           </w:p>
         </w:tc>
@@ -474,7 +474,7 @@
                 <w:rFonts w:ascii="TimeNewRoman" w:hAnsi="TimeNewRoman"/>
                 <w:sz w:val="30"/>
               </w:rPr>
-              <w:t>418÷9=</w:t>
+              <w:t>400÷2=</w:t>
             </w:r>
           </w:p>
         </w:tc>
@@ -589,7 +589,7 @@
                 <w:rFonts w:ascii="TimeNewRoman" w:hAnsi="TimeNewRoman"/>
                 <w:sz w:val="30"/>
               </w:rPr>
-              <w:t>103÷3=</w:t>
+              <w:t>171÷7=</w:t>
             </w:r>
           </w:p>
         </w:tc>
@@ -606,7 +606,7 @@
                 <w:rFonts w:ascii="TimeNewRoman" w:hAnsi="TimeNewRoman"/>
                 <w:sz w:val="30"/>
               </w:rPr>
-              <w:t>701÷7=</w:t>
+              <w:t>677÷9=</w:t>
             </w:r>
           </w:p>
         </w:tc>
@@ -623,7 +623,7 @@
                 <w:rFonts w:ascii="TimeNewRoman" w:hAnsi="TimeNewRoman"/>
                 <w:sz w:val="30"/>
               </w:rPr>
-              <w:t>565÷7=</w:t>
+              <w:t>263÷9=</w:t>
             </w:r>
           </w:p>
         </w:tc>
@@ -640,7 +640,7 @@
                 <w:rFonts w:ascii="TimeNewRoman" w:hAnsi="TimeNewRoman"/>
                 <w:sz w:val="30"/>
               </w:rPr>
-              <w:t>581÷7=</w:t>
+              <w:t>339÷9=</w:t>
             </w:r>
           </w:p>
         </w:tc>
@@ -657,7 +657,7 @@
                 <w:rFonts w:ascii="TimeNewRoman" w:hAnsi="TimeNewRoman"/>
                 <w:sz w:val="30"/>
               </w:rPr>
-              <w:t>698÷2=</w:t>
+              <w:t>296÷8=</w:t>
             </w:r>
           </w:p>
         </w:tc>
@@ -772,7 +772,7 @@
                 <w:rFonts w:ascii="TimeNewRoman" w:hAnsi="TimeNewRoman"/>
                 <w:sz w:val="30"/>
               </w:rPr>
-              <w:t>782÷3=</w:t>
+              <w:t>449÷8=</w:t>
             </w:r>
           </w:p>
         </w:tc>
@@ -789,7 +789,7 @@
                 <w:rFonts w:ascii="TimeNewRoman" w:hAnsi="TimeNewRoman"/>
                 <w:sz w:val="30"/>
               </w:rPr>
-              <w:t>567÷9=</w:t>
+              <w:t>518÷9=</w:t>
             </w:r>
           </w:p>
         </w:tc>
@@ -806,7 +806,7 @@
                 <w:rFonts w:ascii="TimeNewRoman" w:hAnsi="TimeNewRoman"/>
                 <w:sz w:val="30"/>
               </w:rPr>
-              <w:t>558÷6=</w:t>
+              <w:t>435÷5=</w:t>
             </w:r>
           </w:p>
         </w:tc>
@@ -823,7 +823,7 @@
                 <w:rFonts w:ascii="TimeNewRoman" w:hAnsi="TimeNewRoman"/>
                 <w:sz w:val="30"/>
               </w:rPr>
-              <w:t>149÷4=</w:t>
+              <w:t>698÷4=</w:t>
             </w:r>
           </w:p>
         </w:tc>
@@ -840,7 +840,7 @@
                 <w:rFonts w:ascii="TimeNewRoman" w:hAnsi="TimeNewRoman"/>
                 <w:sz w:val="30"/>
               </w:rPr>
-              <w:t>632÷2=</w:t>
+              <w:t>388÷7=</w:t>
             </w:r>
           </w:p>
         </w:tc>

--- a/three-digit_number_divided_by_one-digit_number.docx
+++ b/three-digit_number_divided_by_one-digit_number.docx
@@ -11,7 +11,7 @@
           <w:rFonts w:ascii="Arial" w:hAnsi="Arial"/>
           <w:sz w:val="30"/>
         </w:rPr>
-        <w:t>2026-09-14 Monday</w:t>
+        <w:t>2026-09-15 Tuesday</w:t>
       </w:r>
     </w:p>
     <w:tbl>
@@ -40,7 +40,7 @@
                 <w:rFonts w:ascii="TimeNewRoman" w:hAnsi="TimeNewRoman"/>
                 <w:sz w:val="30"/>
               </w:rPr>
-              <w:t>360÷3=</w:t>
+              <w:t>388÷6=</w:t>
             </w:r>
           </w:p>
         </w:tc>
@@ -57,7 +57,7 @@
                 <w:rFonts w:ascii="TimeNewRoman" w:hAnsi="TimeNewRoman"/>
                 <w:sz w:val="30"/>
               </w:rPr>
-              <w:t>877÷3=</w:t>
+              <w:t>272÷5=</w:t>
             </w:r>
           </w:p>
         </w:tc>
@@ -74,7 +74,7 @@
                 <w:rFonts w:ascii="TimeNewRoman" w:hAnsi="TimeNewRoman"/>
                 <w:sz w:val="30"/>
               </w:rPr>
-              <w:t>471÷2=</w:t>
+              <w:t>175÷5=</w:t>
             </w:r>
           </w:p>
         </w:tc>
@@ -91,7 +91,7 @@
                 <w:rFonts w:ascii="TimeNewRoman" w:hAnsi="TimeNewRoman"/>
                 <w:sz w:val="30"/>
               </w:rPr>
-              <w:t>555÷7=</w:t>
+              <w:t>732÷9=</w:t>
             </w:r>
           </w:p>
         </w:tc>
@@ -108,7 +108,7 @@
                 <w:rFonts w:ascii="TimeNewRoman" w:hAnsi="TimeNewRoman"/>
                 <w:sz w:val="30"/>
               </w:rPr>
-              <w:t>243÷2=</w:t>
+              <w:t>685÷5=</w:t>
             </w:r>
           </w:p>
         </w:tc>
@@ -223,7 +223,7 @@
                 <w:rFonts w:ascii="TimeNewRoman" w:hAnsi="TimeNewRoman"/>
                 <w:sz w:val="30"/>
               </w:rPr>
-              <w:t>509÷7=</w:t>
+              <w:t>327÷3=</w:t>
             </w:r>
           </w:p>
         </w:tc>
@@ -240,7 +240,7 @@
                 <w:rFonts w:ascii="TimeNewRoman" w:hAnsi="TimeNewRoman"/>
                 <w:sz w:val="30"/>
               </w:rPr>
-              <w:t>462÷7=</w:t>
+              <w:t>653÷4=</w:t>
             </w:r>
           </w:p>
         </w:tc>
@@ -257,7 +257,7 @@
                 <w:rFonts w:ascii="TimeNewRoman" w:hAnsi="TimeNewRoman"/>
                 <w:sz w:val="30"/>
               </w:rPr>
-              <w:t>159÷4=</w:t>
+              <w:t>543÷9=</w:t>
             </w:r>
           </w:p>
         </w:tc>
@@ -274,7 +274,7 @@
                 <w:rFonts w:ascii="TimeNewRoman" w:hAnsi="TimeNewRoman"/>
                 <w:sz w:val="30"/>
               </w:rPr>
-              <w:t>672÷9=</w:t>
+              <w:t>439÷8=</w:t>
             </w:r>
           </w:p>
         </w:tc>
@@ -291,7 +291,7 @@
                 <w:rFonts w:ascii="TimeNewRoman" w:hAnsi="TimeNewRoman"/>
                 <w:sz w:val="30"/>
               </w:rPr>
-              <w:t>943÷9=</w:t>
+              <w:t>779÷8=</w:t>
             </w:r>
           </w:p>
         </w:tc>
@@ -406,7 +406,7 @@
                 <w:rFonts w:ascii="TimeNewRoman" w:hAnsi="TimeNewRoman"/>
                 <w:sz w:val="30"/>
               </w:rPr>
-              <w:t>332÷2=</w:t>
+              <w:t>700÷6=</w:t>
             </w:r>
           </w:p>
         </w:tc>
@@ -423,7 +423,7 @@
                 <w:rFonts w:ascii="TimeNewRoman" w:hAnsi="TimeNewRoman"/>
                 <w:sz w:val="30"/>
               </w:rPr>
-              <w:t>569÷8=</w:t>
+              <w:t>551÷9=</w:t>
             </w:r>
           </w:p>
         </w:tc>
@@ -440,7 +440,7 @@
                 <w:rFonts w:ascii="TimeNewRoman" w:hAnsi="TimeNewRoman"/>
                 <w:sz w:val="30"/>
               </w:rPr>
-              <w:t>266÷7=</w:t>
+              <w:t>338÷6=</w:t>
             </w:r>
           </w:p>
         </w:tc>
@@ -457,7 +457,7 @@
                 <w:rFonts w:ascii="TimeNewRoman" w:hAnsi="TimeNewRoman"/>
                 <w:sz w:val="30"/>
               </w:rPr>
-              <w:t>188÷5=</w:t>
+              <w:t>312÷7=</w:t>
             </w:r>
           </w:p>
         </w:tc>
@@ -474,7 +474,7 @@
                 <w:rFonts w:ascii="TimeNewRoman" w:hAnsi="TimeNewRoman"/>
                 <w:sz w:val="30"/>
               </w:rPr>
-              <w:t>400÷2=</w:t>
+              <w:t>812÷6=</w:t>
             </w:r>
           </w:p>
         </w:tc>
@@ -589,7 +589,7 @@
                 <w:rFonts w:ascii="TimeNewRoman" w:hAnsi="TimeNewRoman"/>
                 <w:sz w:val="30"/>
               </w:rPr>
-              <w:t>171÷7=</w:t>
+              <w:t>515÷7=</w:t>
             </w:r>
           </w:p>
         </w:tc>
@@ -606,7 +606,7 @@
                 <w:rFonts w:ascii="TimeNewRoman" w:hAnsi="TimeNewRoman"/>
                 <w:sz w:val="30"/>
               </w:rPr>
-              <w:t>677÷9=</w:t>
+              <w:t>776÷9=</w:t>
             </w:r>
           </w:p>
         </w:tc>
@@ -623,7 +623,7 @@
                 <w:rFonts w:ascii="TimeNewRoman" w:hAnsi="TimeNewRoman"/>
                 <w:sz w:val="30"/>
               </w:rPr>
-              <w:t>263÷9=</w:t>
+              <w:t>461÷2=</w:t>
             </w:r>
           </w:p>
         </w:tc>
@@ -640,7 +640,7 @@
                 <w:rFonts w:ascii="TimeNewRoman" w:hAnsi="TimeNewRoman"/>
                 <w:sz w:val="30"/>
               </w:rPr>
-              <w:t>339÷9=</w:t>
+              <w:t>543÷3=</w:t>
             </w:r>
           </w:p>
         </w:tc>
@@ -657,7 +657,7 @@
                 <w:rFonts w:ascii="TimeNewRoman" w:hAnsi="TimeNewRoman"/>
                 <w:sz w:val="30"/>
               </w:rPr>
-              <w:t>296÷8=</w:t>
+              <w:t>312÷9=</w:t>
             </w:r>
           </w:p>
         </w:tc>
@@ -772,7 +772,7 @@
                 <w:rFonts w:ascii="TimeNewRoman" w:hAnsi="TimeNewRoman"/>
                 <w:sz w:val="30"/>
               </w:rPr>
-              <w:t>449÷8=</w:t>
+              <w:t>480÷5=</w:t>
             </w:r>
           </w:p>
         </w:tc>
@@ -789,7 +789,7 @@
                 <w:rFonts w:ascii="TimeNewRoman" w:hAnsi="TimeNewRoman"/>
                 <w:sz w:val="30"/>
               </w:rPr>
-              <w:t>518÷9=</w:t>
+              <w:t>527÷6=</w:t>
             </w:r>
           </w:p>
         </w:tc>
@@ -806,7 +806,7 @@
                 <w:rFonts w:ascii="TimeNewRoman" w:hAnsi="TimeNewRoman"/>
                 <w:sz w:val="30"/>
               </w:rPr>
-              <w:t>435÷5=</w:t>
+              <w:t>990÷5=</w:t>
             </w:r>
           </w:p>
         </w:tc>
@@ -823,7 +823,7 @@
                 <w:rFonts w:ascii="TimeNewRoman" w:hAnsi="TimeNewRoman"/>
                 <w:sz w:val="30"/>
               </w:rPr>
-              <w:t>698÷4=</w:t>
+              <w:t>972÷8=</w:t>
             </w:r>
           </w:p>
         </w:tc>
@@ -840,7 +840,7 @@
                 <w:rFonts w:ascii="TimeNewRoman" w:hAnsi="TimeNewRoman"/>
                 <w:sz w:val="30"/>
               </w:rPr>
-              <w:t>388÷7=</w:t>
+              <w:t>368÷9=</w:t>
             </w:r>
           </w:p>
         </w:tc>

--- a/three-digit_number_divided_by_one-digit_number.docx
+++ b/three-digit_number_divided_by_one-digit_number.docx
@@ -40,7 +40,7 @@
                 <w:rFonts w:ascii="TimeNewRoman" w:hAnsi="TimeNewRoman"/>
                 <w:sz w:val="30"/>
               </w:rPr>
-              <w:t>388÷6=</w:t>
+              <w:t>175÷4=</w:t>
             </w:r>
           </w:p>
         </w:tc>
@@ -57,7 +57,7 @@
                 <w:rFonts w:ascii="TimeNewRoman" w:hAnsi="TimeNewRoman"/>
                 <w:sz w:val="30"/>
               </w:rPr>
-              <w:t>272÷5=</w:t>
+              <w:t>839÷4=</w:t>
             </w:r>
           </w:p>
         </w:tc>
@@ -74,7 +74,7 @@
                 <w:rFonts w:ascii="TimeNewRoman" w:hAnsi="TimeNewRoman"/>
                 <w:sz w:val="30"/>
               </w:rPr>
-              <w:t>175÷5=</w:t>
+              <w:t>980÷2=</w:t>
             </w:r>
           </w:p>
         </w:tc>
@@ -91,7 +91,7 @@
                 <w:rFonts w:ascii="TimeNewRoman" w:hAnsi="TimeNewRoman"/>
                 <w:sz w:val="30"/>
               </w:rPr>
-              <w:t>732÷9=</w:t>
+              <w:t>474÷7=</w:t>
             </w:r>
           </w:p>
         </w:tc>
@@ -108,7 +108,7 @@
                 <w:rFonts w:ascii="TimeNewRoman" w:hAnsi="TimeNewRoman"/>
                 <w:sz w:val="30"/>
               </w:rPr>
-              <w:t>685÷5=</w:t>
+              <w:t>785÷6=</w:t>
             </w:r>
           </w:p>
         </w:tc>
@@ -223,7 +223,7 @@
                 <w:rFonts w:ascii="TimeNewRoman" w:hAnsi="TimeNewRoman"/>
                 <w:sz w:val="30"/>
               </w:rPr>
-              <w:t>327÷3=</w:t>
+              <w:t>878÷7=</w:t>
             </w:r>
           </w:p>
         </w:tc>
@@ -240,7 +240,7 @@
                 <w:rFonts w:ascii="TimeNewRoman" w:hAnsi="TimeNewRoman"/>
                 <w:sz w:val="30"/>
               </w:rPr>
-              <w:t>653÷4=</w:t>
+              <w:t>493÷6=</w:t>
             </w:r>
           </w:p>
         </w:tc>
@@ -257,7 +257,7 @@
                 <w:rFonts w:ascii="TimeNewRoman" w:hAnsi="TimeNewRoman"/>
                 <w:sz w:val="30"/>
               </w:rPr>
-              <w:t>543÷9=</w:t>
+              <w:t>773÷9=</w:t>
             </w:r>
           </w:p>
         </w:tc>
@@ -274,7 +274,7 @@
                 <w:rFonts w:ascii="TimeNewRoman" w:hAnsi="TimeNewRoman"/>
                 <w:sz w:val="30"/>
               </w:rPr>
-              <w:t>439÷8=</w:t>
+              <w:t>525÷3=</w:t>
             </w:r>
           </w:p>
         </w:tc>
@@ -291,7 +291,7 @@
                 <w:rFonts w:ascii="TimeNewRoman" w:hAnsi="TimeNewRoman"/>
                 <w:sz w:val="30"/>
               </w:rPr>
-              <w:t>779÷8=</w:t>
+              <w:t>201÷3=</w:t>
             </w:r>
           </w:p>
         </w:tc>
@@ -406,7 +406,7 @@
                 <w:rFonts w:ascii="TimeNewRoman" w:hAnsi="TimeNewRoman"/>
                 <w:sz w:val="30"/>
               </w:rPr>
-              <w:t>700÷6=</w:t>
+              <w:t>709÷4=</w:t>
             </w:r>
           </w:p>
         </w:tc>
@@ -423,7 +423,7 @@
                 <w:rFonts w:ascii="TimeNewRoman" w:hAnsi="TimeNewRoman"/>
                 <w:sz w:val="30"/>
               </w:rPr>
-              <w:t>551÷9=</w:t>
+              <w:t>207÷6=</w:t>
             </w:r>
           </w:p>
         </w:tc>
@@ -440,7 +440,7 @@
                 <w:rFonts w:ascii="TimeNewRoman" w:hAnsi="TimeNewRoman"/>
                 <w:sz w:val="30"/>
               </w:rPr>
-              <w:t>338÷6=</w:t>
+              <w:t>172÷3=</w:t>
             </w:r>
           </w:p>
         </w:tc>
@@ -457,7 +457,7 @@
                 <w:rFonts w:ascii="TimeNewRoman" w:hAnsi="TimeNewRoman"/>
                 <w:sz w:val="30"/>
               </w:rPr>
-              <w:t>312÷7=</w:t>
+              <w:t>158÷2=</w:t>
             </w:r>
           </w:p>
         </w:tc>
@@ -474,7 +474,7 @@
                 <w:rFonts w:ascii="TimeNewRoman" w:hAnsi="TimeNewRoman"/>
                 <w:sz w:val="30"/>
               </w:rPr>
-              <w:t>812÷6=</w:t>
+              <w:t>776÷6=</w:t>
             </w:r>
           </w:p>
         </w:tc>
@@ -589,7 +589,7 @@
                 <w:rFonts w:ascii="TimeNewRoman" w:hAnsi="TimeNewRoman"/>
                 <w:sz w:val="30"/>
               </w:rPr>
-              <w:t>515÷7=</w:t>
+              <w:t>159÷6=</w:t>
             </w:r>
           </w:p>
         </w:tc>
@@ -606,7 +606,7 @@
                 <w:rFonts w:ascii="TimeNewRoman" w:hAnsi="TimeNewRoman"/>
                 <w:sz w:val="30"/>
               </w:rPr>
-              <w:t>776÷9=</w:t>
+              <w:t>136÷3=</w:t>
             </w:r>
           </w:p>
         </w:tc>
@@ -623,7 +623,7 @@
                 <w:rFonts w:ascii="TimeNewRoman" w:hAnsi="TimeNewRoman"/>
                 <w:sz w:val="30"/>
               </w:rPr>
-              <w:t>461÷2=</w:t>
+              <w:t>648÷4=</w:t>
             </w:r>
           </w:p>
         </w:tc>
@@ -640,7 +640,7 @@
                 <w:rFonts w:ascii="TimeNewRoman" w:hAnsi="TimeNewRoman"/>
                 <w:sz w:val="30"/>
               </w:rPr>
-              <w:t>543÷3=</w:t>
+              <w:t>163÷6=</w:t>
             </w:r>
           </w:p>
         </w:tc>
@@ -657,7 +657,7 @@
                 <w:rFonts w:ascii="TimeNewRoman" w:hAnsi="TimeNewRoman"/>
                 <w:sz w:val="30"/>
               </w:rPr>
-              <w:t>312÷9=</w:t>
+              <w:t>195÷5=</w:t>
             </w:r>
           </w:p>
         </w:tc>
@@ -772,7 +772,7 @@
                 <w:rFonts w:ascii="TimeNewRoman" w:hAnsi="TimeNewRoman"/>
                 <w:sz w:val="30"/>
               </w:rPr>
-              <w:t>480÷5=</w:t>
+              <w:t>207÷6=</w:t>
             </w:r>
           </w:p>
         </w:tc>
@@ -789,7 +789,7 @@
                 <w:rFonts w:ascii="TimeNewRoman" w:hAnsi="TimeNewRoman"/>
                 <w:sz w:val="30"/>
               </w:rPr>
-              <w:t>527÷6=</w:t>
+              <w:t>325÷8=</w:t>
             </w:r>
           </w:p>
         </w:tc>
@@ -806,7 +806,7 @@
                 <w:rFonts w:ascii="TimeNewRoman" w:hAnsi="TimeNewRoman"/>
                 <w:sz w:val="30"/>
               </w:rPr>
-              <w:t>990÷5=</w:t>
+              <w:t>899÷8=</w:t>
             </w:r>
           </w:p>
         </w:tc>
@@ -823,7 +823,7 @@
                 <w:rFonts w:ascii="TimeNewRoman" w:hAnsi="TimeNewRoman"/>
                 <w:sz w:val="30"/>
               </w:rPr>
-              <w:t>972÷8=</w:t>
+              <w:t>115÷9=</w:t>
             </w:r>
           </w:p>
         </w:tc>
@@ -840,7 +840,7 @@
                 <w:rFonts w:ascii="TimeNewRoman" w:hAnsi="TimeNewRoman"/>
                 <w:sz w:val="30"/>
               </w:rPr>
-              <w:t>368÷9=</w:t>
+              <w:t>581÷4=</w:t>
             </w:r>
           </w:p>
         </w:tc>

--- a/three-digit_number_divided_by_one-digit_number.docx
+++ b/three-digit_number_divided_by_one-digit_number.docx
@@ -11,7 +11,7 @@
           <w:rFonts w:ascii="Arial" w:hAnsi="Arial"/>
           <w:sz w:val="30"/>
         </w:rPr>
-        <w:t>2026-09-15 Tuesday</w:t>
+        <w:t>2026-09-16 Wednesday</w:t>
       </w:r>
     </w:p>
     <w:tbl>
@@ -40,7 +40,7 @@
                 <w:rFonts w:ascii="TimeNewRoman" w:hAnsi="TimeNewRoman"/>
                 <w:sz w:val="30"/>
               </w:rPr>
-              <w:t>175÷4=</w:t>
+              <w:t>717÷2=</w:t>
             </w:r>
           </w:p>
         </w:tc>
@@ -57,7 +57,7 @@
                 <w:rFonts w:ascii="TimeNewRoman" w:hAnsi="TimeNewRoman"/>
                 <w:sz w:val="30"/>
               </w:rPr>
-              <w:t>839÷4=</w:t>
+              <w:t>266÷6=</w:t>
             </w:r>
           </w:p>
         </w:tc>
@@ -74,7 +74,7 @@
                 <w:rFonts w:ascii="TimeNewRoman" w:hAnsi="TimeNewRoman"/>
                 <w:sz w:val="30"/>
               </w:rPr>
-              <w:t>980÷2=</w:t>
+              <w:t>365÷4=</w:t>
             </w:r>
           </w:p>
         </w:tc>
@@ -91,7 +91,7 @@
                 <w:rFonts w:ascii="TimeNewRoman" w:hAnsi="TimeNewRoman"/>
                 <w:sz w:val="30"/>
               </w:rPr>
-              <w:t>474÷7=</w:t>
+              <w:t>368÷6=</w:t>
             </w:r>
           </w:p>
         </w:tc>
@@ -108,7 +108,7 @@
                 <w:rFonts w:ascii="TimeNewRoman" w:hAnsi="TimeNewRoman"/>
                 <w:sz w:val="30"/>
               </w:rPr>
-              <w:t>785÷6=</w:t>
+              <w:t>567÷9=</w:t>
             </w:r>
           </w:p>
         </w:tc>
@@ -223,7 +223,7 @@
                 <w:rFonts w:ascii="TimeNewRoman" w:hAnsi="TimeNewRoman"/>
                 <w:sz w:val="30"/>
               </w:rPr>
-              <w:t>878÷7=</w:t>
+              <w:t>673÷5=</w:t>
             </w:r>
           </w:p>
         </w:tc>
@@ -240,7 +240,7 @@
                 <w:rFonts w:ascii="TimeNewRoman" w:hAnsi="TimeNewRoman"/>
                 <w:sz w:val="30"/>
               </w:rPr>
-              <w:t>493÷6=</w:t>
+              <w:t>774÷6=</w:t>
             </w:r>
           </w:p>
         </w:tc>
@@ -257,7 +257,7 @@
                 <w:rFonts w:ascii="TimeNewRoman" w:hAnsi="TimeNewRoman"/>
                 <w:sz w:val="30"/>
               </w:rPr>
-              <w:t>773÷9=</w:t>
+              <w:t>497÷8=</w:t>
             </w:r>
           </w:p>
         </w:tc>
@@ -274,7 +274,7 @@
                 <w:rFonts w:ascii="TimeNewRoman" w:hAnsi="TimeNewRoman"/>
                 <w:sz w:val="30"/>
               </w:rPr>
-              <w:t>525÷3=</w:t>
+              <w:t>853÷3=</w:t>
             </w:r>
           </w:p>
         </w:tc>
@@ -291,7 +291,7 @@
                 <w:rFonts w:ascii="TimeNewRoman" w:hAnsi="TimeNewRoman"/>
                 <w:sz w:val="30"/>
               </w:rPr>
-              <w:t>201÷3=</w:t>
+              <w:t>242÷5=</w:t>
             </w:r>
           </w:p>
         </w:tc>
@@ -406,7 +406,7 @@
                 <w:rFonts w:ascii="TimeNewRoman" w:hAnsi="TimeNewRoman"/>
                 <w:sz w:val="30"/>
               </w:rPr>
-              <w:t>709÷4=</w:t>
+              <w:t>130÷9=</w:t>
             </w:r>
           </w:p>
         </w:tc>
@@ -423,7 +423,7 @@
                 <w:rFonts w:ascii="TimeNewRoman" w:hAnsi="TimeNewRoman"/>
                 <w:sz w:val="30"/>
               </w:rPr>
-              <w:t>207÷6=</w:t>
+              <w:t>542÷6=</w:t>
             </w:r>
           </w:p>
         </w:tc>
@@ -440,7 +440,7 @@
                 <w:rFonts w:ascii="TimeNewRoman" w:hAnsi="TimeNewRoman"/>
                 <w:sz w:val="30"/>
               </w:rPr>
-              <w:t>172÷3=</w:t>
+              <w:t>753÷8=</w:t>
             </w:r>
           </w:p>
         </w:tc>
@@ -457,7 +457,7 @@
                 <w:rFonts w:ascii="TimeNewRoman" w:hAnsi="TimeNewRoman"/>
                 <w:sz w:val="30"/>
               </w:rPr>
-              <w:t>158÷2=</w:t>
+              <w:t>468÷7=</w:t>
             </w:r>
           </w:p>
         </w:tc>
@@ -474,7 +474,7 @@
                 <w:rFonts w:ascii="TimeNewRoman" w:hAnsi="TimeNewRoman"/>
                 <w:sz w:val="30"/>
               </w:rPr>
-              <w:t>776÷6=</w:t>
+              <w:t>665÷4=</w:t>
             </w:r>
           </w:p>
         </w:tc>
@@ -589,7 +589,7 @@
                 <w:rFonts w:ascii="TimeNewRoman" w:hAnsi="TimeNewRoman"/>
                 <w:sz w:val="30"/>
               </w:rPr>
-              <w:t>159÷6=</w:t>
+              <w:t>694÷5=</w:t>
             </w:r>
           </w:p>
         </w:tc>
@@ -606,7 +606,7 @@
                 <w:rFonts w:ascii="TimeNewRoman" w:hAnsi="TimeNewRoman"/>
                 <w:sz w:val="30"/>
               </w:rPr>
-              <w:t>136÷3=</w:t>
+              <w:t>750÷4=</w:t>
             </w:r>
           </w:p>
         </w:tc>
@@ -623,7 +623,7 @@
                 <w:rFonts w:ascii="TimeNewRoman" w:hAnsi="TimeNewRoman"/>
                 <w:sz w:val="30"/>
               </w:rPr>
-              <w:t>648÷4=</w:t>
+              <w:t>970÷5=</w:t>
             </w:r>
           </w:p>
         </w:tc>
@@ -640,7 +640,7 @@
                 <w:rFonts w:ascii="TimeNewRoman" w:hAnsi="TimeNewRoman"/>
                 <w:sz w:val="30"/>
               </w:rPr>
-              <w:t>163÷6=</w:t>
+              <w:t>683÷4=</w:t>
             </w:r>
           </w:p>
         </w:tc>
@@ -657,7 +657,7 @@
                 <w:rFonts w:ascii="TimeNewRoman" w:hAnsi="TimeNewRoman"/>
                 <w:sz w:val="30"/>
               </w:rPr>
-              <w:t>195÷5=</w:t>
+              <w:t>707÷8=</w:t>
             </w:r>
           </w:p>
         </w:tc>
@@ -772,7 +772,7 @@
                 <w:rFonts w:ascii="TimeNewRoman" w:hAnsi="TimeNewRoman"/>
                 <w:sz w:val="30"/>
               </w:rPr>
-              <w:t>207÷6=</w:t>
+              <w:t>271÷2=</w:t>
             </w:r>
           </w:p>
         </w:tc>
@@ -789,7 +789,7 @@
                 <w:rFonts w:ascii="TimeNewRoman" w:hAnsi="TimeNewRoman"/>
                 <w:sz w:val="30"/>
               </w:rPr>
-              <w:t>325÷8=</w:t>
+              <w:t>512÷8=</w:t>
             </w:r>
           </w:p>
         </w:tc>
@@ -806,7 +806,7 @@
                 <w:rFonts w:ascii="TimeNewRoman" w:hAnsi="TimeNewRoman"/>
                 <w:sz w:val="30"/>
               </w:rPr>
-              <w:t>899÷8=</w:t>
+              <w:t>138÷5=</w:t>
             </w:r>
           </w:p>
         </w:tc>
@@ -823,7 +823,7 @@
                 <w:rFonts w:ascii="TimeNewRoman" w:hAnsi="TimeNewRoman"/>
                 <w:sz w:val="30"/>
               </w:rPr>
-              <w:t>115÷9=</w:t>
+              <w:t>914÷2=</w:t>
             </w:r>
           </w:p>
         </w:tc>
@@ -840,7 +840,7 @@
                 <w:rFonts w:ascii="TimeNewRoman" w:hAnsi="TimeNewRoman"/>
                 <w:sz w:val="30"/>
               </w:rPr>
-              <w:t>581÷4=</w:t>
+              <w:t>101÷4=</w:t>
             </w:r>
           </w:p>
         </w:tc>

--- a/three-digit_number_divided_by_one-digit_number.docx
+++ b/three-digit_number_divided_by_one-digit_number.docx
@@ -40,7 +40,7 @@
                 <w:rFonts w:ascii="TimeNewRoman" w:hAnsi="TimeNewRoman"/>
                 <w:sz w:val="30"/>
               </w:rPr>
-              <w:t>717÷2=</w:t>
+              <w:t>392÷5=</w:t>
             </w:r>
           </w:p>
         </w:tc>
@@ -57,7 +57,7 @@
                 <w:rFonts w:ascii="TimeNewRoman" w:hAnsi="TimeNewRoman"/>
                 <w:sz w:val="30"/>
               </w:rPr>
-              <w:t>266÷6=</w:t>
+              <w:t>557÷2=</w:t>
             </w:r>
           </w:p>
         </w:tc>
@@ -74,7 +74,7 @@
                 <w:rFonts w:ascii="TimeNewRoman" w:hAnsi="TimeNewRoman"/>
                 <w:sz w:val="30"/>
               </w:rPr>
-              <w:t>365÷4=</w:t>
+              <w:t>340÷5=</w:t>
             </w:r>
           </w:p>
         </w:tc>
@@ -91,7 +91,7 @@
                 <w:rFonts w:ascii="TimeNewRoman" w:hAnsi="TimeNewRoman"/>
                 <w:sz w:val="30"/>
               </w:rPr>
-              <w:t>368÷6=</w:t>
+              <w:t>873÷2=</w:t>
             </w:r>
           </w:p>
         </w:tc>
@@ -108,7 +108,7 @@
                 <w:rFonts w:ascii="TimeNewRoman" w:hAnsi="TimeNewRoman"/>
                 <w:sz w:val="30"/>
               </w:rPr>
-              <w:t>567÷9=</w:t>
+              <w:t>864÷9=</w:t>
             </w:r>
           </w:p>
         </w:tc>
@@ -223,7 +223,7 @@
                 <w:rFonts w:ascii="TimeNewRoman" w:hAnsi="TimeNewRoman"/>
                 <w:sz w:val="30"/>
               </w:rPr>
-              <w:t>673÷5=</w:t>
+              <w:t>310÷7=</w:t>
             </w:r>
           </w:p>
         </w:tc>
@@ -240,7 +240,7 @@
                 <w:rFonts w:ascii="TimeNewRoman" w:hAnsi="TimeNewRoman"/>
                 <w:sz w:val="30"/>
               </w:rPr>
-              <w:t>774÷6=</w:t>
+              <w:t>191÷2=</w:t>
             </w:r>
           </w:p>
         </w:tc>
@@ -257,7 +257,7 @@
                 <w:rFonts w:ascii="TimeNewRoman" w:hAnsi="TimeNewRoman"/>
                 <w:sz w:val="30"/>
               </w:rPr>
-              <w:t>497÷8=</w:t>
+              <w:t>508÷2=</w:t>
             </w:r>
           </w:p>
         </w:tc>
@@ -274,7 +274,7 @@
                 <w:rFonts w:ascii="TimeNewRoman" w:hAnsi="TimeNewRoman"/>
                 <w:sz w:val="30"/>
               </w:rPr>
-              <w:t>853÷3=</w:t>
+              <w:t>439÷8=</w:t>
             </w:r>
           </w:p>
         </w:tc>
@@ -291,7 +291,7 @@
                 <w:rFonts w:ascii="TimeNewRoman" w:hAnsi="TimeNewRoman"/>
                 <w:sz w:val="30"/>
               </w:rPr>
-              <w:t>242÷5=</w:t>
+              <w:t>902÷7=</w:t>
             </w:r>
           </w:p>
         </w:tc>
@@ -406,7 +406,7 @@
                 <w:rFonts w:ascii="TimeNewRoman" w:hAnsi="TimeNewRoman"/>
                 <w:sz w:val="30"/>
               </w:rPr>
-              <w:t>130÷9=</w:t>
+              <w:t>386÷9=</w:t>
             </w:r>
           </w:p>
         </w:tc>
@@ -423,7 +423,7 @@
                 <w:rFonts w:ascii="TimeNewRoman" w:hAnsi="TimeNewRoman"/>
                 <w:sz w:val="30"/>
               </w:rPr>
-              <w:t>542÷6=</w:t>
+              <w:t>788÷4=</w:t>
             </w:r>
           </w:p>
         </w:tc>
@@ -440,7 +440,7 @@
                 <w:rFonts w:ascii="TimeNewRoman" w:hAnsi="TimeNewRoman"/>
                 <w:sz w:val="30"/>
               </w:rPr>
-              <w:t>753÷8=</w:t>
+              <w:t>219÷3=</w:t>
             </w:r>
           </w:p>
         </w:tc>
@@ -457,7 +457,7 @@
                 <w:rFonts w:ascii="TimeNewRoman" w:hAnsi="TimeNewRoman"/>
                 <w:sz w:val="30"/>
               </w:rPr>
-              <w:t>468÷7=</w:t>
+              <w:t>922÷5=</w:t>
             </w:r>
           </w:p>
         </w:tc>
@@ -474,7 +474,7 @@
                 <w:rFonts w:ascii="TimeNewRoman" w:hAnsi="TimeNewRoman"/>
                 <w:sz w:val="30"/>
               </w:rPr>
-              <w:t>665÷4=</w:t>
+              <w:t>846÷8=</w:t>
             </w:r>
           </w:p>
         </w:tc>
@@ -589,7 +589,7 @@
                 <w:rFonts w:ascii="TimeNewRoman" w:hAnsi="TimeNewRoman"/>
                 <w:sz w:val="30"/>
               </w:rPr>
-              <w:t>694÷5=</w:t>
+              <w:t>253÷2=</w:t>
             </w:r>
           </w:p>
         </w:tc>
@@ -606,7 +606,7 @@
                 <w:rFonts w:ascii="TimeNewRoman" w:hAnsi="TimeNewRoman"/>
                 <w:sz w:val="30"/>
               </w:rPr>
-              <w:t>750÷4=</w:t>
+              <w:t>926÷8=</w:t>
             </w:r>
           </w:p>
         </w:tc>
@@ -623,7 +623,7 @@
                 <w:rFonts w:ascii="TimeNewRoman" w:hAnsi="TimeNewRoman"/>
                 <w:sz w:val="30"/>
               </w:rPr>
-              <w:t>970÷5=</w:t>
+              <w:t>972÷3=</w:t>
             </w:r>
           </w:p>
         </w:tc>
@@ -640,7 +640,7 @@
                 <w:rFonts w:ascii="TimeNewRoman" w:hAnsi="TimeNewRoman"/>
                 <w:sz w:val="30"/>
               </w:rPr>
-              <w:t>683÷4=</w:t>
+              <w:t>725÷7=</w:t>
             </w:r>
           </w:p>
         </w:tc>
@@ -657,7 +657,7 @@
                 <w:rFonts w:ascii="TimeNewRoman" w:hAnsi="TimeNewRoman"/>
                 <w:sz w:val="30"/>
               </w:rPr>
-              <w:t>707÷8=</w:t>
+              <w:t>496÷3=</w:t>
             </w:r>
           </w:p>
         </w:tc>
@@ -772,7 +772,7 @@
                 <w:rFonts w:ascii="TimeNewRoman" w:hAnsi="TimeNewRoman"/>
                 <w:sz w:val="30"/>
               </w:rPr>
-              <w:t>271÷2=</w:t>
+              <w:t>174÷4=</w:t>
             </w:r>
           </w:p>
         </w:tc>
@@ -789,7 +789,7 @@
                 <w:rFonts w:ascii="TimeNewRoman" w:hAnsi="TimeNewRoman"/>
                 <w:sz w:val="30"/>
               </w:rPr>
-              <w:t>512÷8=</w:t>
+              <w:t>553÷7=</w:t>
             </w:r>
           </w:p>
         </w:tc>
@@ -806,7 +806,7 @@
                 <w:rFonts w:ascii="TimeNewRoman" w:hAnsi="TimeNewRoman"/>
                 <w:sz w:val="30"/>
               </w:rPr>
-              <w:t>138÷5=</w:t>
+              <w:t>988÷7=</w:t>
             </w:r>
           </w:p>
         </w:tc>
@@ -823,7 +823,7 @@
                 <w:rFonts w:ascii="TimeNewRoman" w:hAnsi="TimeNewRoman"/>
                 <w:sz w:val="30"/>
               </w:rPr>
-              <w:t>914÷2=</w:t>
+              <w:t>761÷6=</w:t>
             </w:r>
           </w:p>
         </w:tc>
@@ -840,7 +840,7 @@
                 <w:rFonts w:ascii="TimeNewRoman" w:hAnsi="TimeNewRoman"/>
                 <w:sz w:val="30"/>
               </w:rPr>
-              <w:t>101÷4=</w:t>
+              <w:t>822÷3=</w:t>
             </w:r>
           </w:p>
         </w:tc>

--- a/three-digit_number_divided_by_one-digit_number.docx
+++ b/three-digit_number_divided_by_one-digit_number.docx
@@ -11,7 +11,7 @@
           <w:rFonts w:ascii="Arial" w:hAnsi="Arial"/>
           <w:sz w:val="30"/>
         </w:rPr>
-        <w:t>2026-09-16 Wednesday</w:t>
+        <w:t>2026-09-17 Thursday</w:t>
       </w:r>
     </w:p>
     <w:tbl>
@@ -40,7 +40,7 @@
                 <w:rFonts w:ascii="TimeNewRoman" w:hAnsi="TimeNewRoman"/>
                 <w:sz w:val="30"/>
               </w:rPr>
-              <w:t>392÷5=</w:t>
+              <w:t>518÷9=</w:t>
             </w:r>
           </w:p>
         </w:tc>
@@ -57,7 +57,7 @@
                 <w:rFonts w:ascii="TimeNewRoman" w:hAnsi="TimeNewRoman"/>
                 <w:sz w:val="30"/>
               </w:rPr>
-              <w:t>557÷2=</w:t>
+              <w:t>480÷9=</w:t>
             </w:r>
           </w:p>
         </w:tc>
@@ -74,7 +74,7 @@
                 <w:rFonts w:ascii="TimeNewRoman" w:hAnsi="TimeNewRoman"/>
                 <w:sz w:val="30"/>
               </w:rPr>
-              <w:t>340÷5=</w:t>
+              <w:t>885÷9=</w:t>
             </w:r>
           </w:p>
         </w:tc>
@@ -91,7 +91,7 @@
                 <w:rFonts w:ascii="TimeNewRoman" w:hAnsi="TimeNewRoman"/>
                 <w:sz w:val="30"/>
               </w:rPr>
-              <w:t>873÷2=</w:t>
+              <w:t>967÷6=</w:t>
             </w:r>
           </w:p>
         </w:tc>
@@ -108,7 +108,7 @@
                 <w:rFonts w:ascii="TimeNewRoman" w:hAnsi="TimeNewRoman"/>
                 <w:sz w:val="30"/>
               </w:rPr>
-              <w:t>864÷9=</w:t>
+              <w:t>660÷7=</w:t>
             </w:r>
           </w:p>
         </w:tc>
@@ -223,7 +223,7 @@
                 <w:rFonts w:ascii="TimeNewRoman" w:hAnsi="TimeNewRoman"/>
                 <w:sz w:val="30"/>
               </w:rPr>
-              <w:t>310÷7=</w:t>
+              <w:t>708÷5=</w:t>
             </w:r>
           </w:p>
         </w:tc>
@@ -240,7 +240,7 @@
                 <w:rFonts w:ascii="TimeNewRoman" w:hAnsi="TimeNewRoman"/>
                 <w:sz w:val="30"/>
               </w:rPr>
-              <w:t>191÷2=</w:t>
+              <w:t>518÷4=</w:t>
             </w:r>
           </w:p>
         </w:tc>
@@ -257,7 +257,7 @@
                 <w:rFonts w:ascii="TimeNewRoman" w:hAnsi="TimeNewRoman"/>
                 <w:sz w:val="30"/>
               </w:rPr>
-              <w:t>508÷2=</w:t>
+              <w:t>156÷8=</w:t>
             </w:r>
           </w:p>
         </w:tc>
@@ -274,7 +274,7 @@
                 <w:rFonts w:ascii="TimeNewRoman" w:hAnsi="TimeNewRoman"/>
                 <w:sz w:val="30"/>
               </w:rPr>
-              <w:t>439÷8=</w:t>
+              <w:t>208÷7=</w:t>
             </w:r>
           </w:p>
         </w:tc>
@@ -291,7 +291,7 @@
                 <w:rFonts w:ascii="TimeNewRoman" w:hAnsi="TimeNewRoman"/>
                 <w:sz w:val="30"/>
               </w:rPr>
-              <w:t>902÷7=</w:t>
+              <w:t>438÷6=</w:t>
             </w:r>
           </w:p>
         </w:tc>
@@ -406,7 +406,7 @@
                 <w:rFonts w:ascii="TimeNewRoman" w:hAnsi="TimeNewRoman"/>
                 <w:sz w:val="30"/>
               </w:rPr>
-              <w:t>386÷9=</w:t>
+              <w:t>132÷8=</w:t>
             </w:r>
           </w:p>
         </w:tc>
@@ -423,7 +423,7 @@
                 <w:rFonts w:ascii="TimeNewRoman" w:hAnsi="TimeNewRoman"/>
                 <w:sz w:val="30"/>
               </w:rPr>
-              <w:t>788÷4=</w:t>
+              <w:t>319÷5=</w:t>
             </w:r>
           </w:p>
         </w:tc>
@@ -440,7 +440,7 @@
                 <w:rFonts w:ascii="TimeNewRoman" w:hAnsi="TimeNewRoman"/>
                 <w:sz w:val="30"/>
               </w:rPr>
-              <w:t>219÷3=</w:t>
+              <w:t>897÷4=</w:t>
             </w:r>
           </w:p>
         </w:tc>
@@ -457,7 +457,7 @@
                 <w:rFonts w:ascii="TimeNewRoman" w:hAnsi="TimeNewRoman"/>
                 <w:sz w:val="30"/>
               </w:rPr>
-              <w:t>922÷5=</w:t>
+              <w:t>437÷4=</w:t>
             </w:r>
           </w:p>
         </w:tc>
@@ -474,7 +474,7 @@
                 <w:rFonts w:ascii="TimeNewRoman" w:hAnsi="TimeNewRoman"/>
                 <w:sz w:val="30"/>
               </w:rPr>
-              <w:t>846÷8=</w:t>
+              <w:t>709÷3=</w:t>
             </w:r>
           </w:p>
         </w:tc>
@@ -589,7 +589,7 @@
                 <w:rFonts w:ascii="TimeNewRoman" w:hAnsi="TimeNewRoman"/>
                 <w:sz w:val="30"/>
               </w:rPr>
-              <w:t>253÷2=</w:t>
+              <w:t>598÷4=</w:t>
             </w:r>
           </w:p>
         </w:tc>
@@ -606,7 +606,7 @@
                 <w:rFonts w:ascii="TimeNewRoman" w:hAnsi="TimeNewRoman"/>
                 <w:sz w:val="30"/>
               </w:rPr>
-              <w:t>926÷8=</w:t>
+              <w:t>896÷9=</w:t>
             </w:r>
           </w:p>
         </w:tc>
@@ -623,7 +623,7 @@
                 <w:rFonts w:ascii="TimeNewRoman" w:hAnsi="TimeNewRoman"/>
                 <w:sz w:val="30"/>
               </w:rPr>
-              <w:t>972÷3=</w:t>
+              <w:t>571÷6=</w:t>
             </w:r>
           </w:p>
         </w:tc>
@@ -640,7 +640,7 @@
                 <w:rFonts w:ascii="TimeNewRoman" w:hAnsi="TimeNewRoman"/>
                 <w:sz w:val="30"/>
               </w:rPr>
-              <w:t>725÷7=</w:t>
+              <w:t>518÷4=</w:t>
             </w:r>
           </w:p>
         </w:tc>
@@ -657,7 +657,7 @@
                 <w:rFonts w:ascii="TimeNewRoman" w:hAnsi="TimeNewRoman"/>
                 <w:sz w:val="30"/>
               </w:rPr>
-              <w:t>496÷3=</w:t>
+              <w:t>917÷6=</w:t>
             </w:r>
           </w:p>
         </w:tc>
@@ -772,7 +772,7 @@
                 <w:rFonts w:ascii="TimeNewRoman" w:hAnsi="TimeNewRoman"/>
                 <w:sz w:val="30"/>
               </w:rPr>
-              <w:t>174÷4=</w:t>
+              <w:t>682÷8=</w:t>
             </w:r>
           </w:p>
         </w:tc>
@@ -789,7 +789,7 @@
                 <w:rFonts w:ascii="TimeNewRoman" w:hAnsi="TimeNewRoman"/>
                 <w:sz w:val="30"/>
               </w:rPr>
-              <w:t>553÷7=</w:t>
+              <w:t>685÷3=</w:t>
             </w:r>
           </w:p>
         </w:tc>
@@ -806,7 +806,7 @@
                 <w:rFonts w:ascii="TimeNewRoman" w:hAnsi="TimeNewRoman"/>
                 <w:sz w:val="30"/>
               </w:rPr>
-              <w:t>988÷7=</w:t>
+              <w:t>282÷7=</w:t>
             </w:r>
           </w:p>
         </w:tc>
@@ -823,7 +823,7 @@
                 <w:rFonts w:ascii="TimeNewRoman" w:hAnsi="TimeNewRoman"/>
                 <w:sz w:val="30"/>
               </w:rPr>
-              <w:t>761÷6=</w:t>
+              <w:t>551÷7=</w:t>
             </w:r>
           </w:p>
         </w:tc>
@@ -840,7 +840,7 @@
                 <w:rFonts w:ascii="TimeNewRoman" w:hAnsi="TimeNewRoman"/>
                 <w:sz w:val="30"/>
               </w:rPr>
-              <w:t>822÷3=</w:t>
+              <w:t>655÷4=</w:t>
             </w:r>
           </w:p>
         </w:tc>

--- a/three-digit_number_divided_by_one-digit_number.docx
+++ b/three-digit_number_divided_by_one-digit_number.docx
@@ -40,7 +40,7 @@
                 <w:rFonts w:ascii="TimeNewRoman" w:hAnsi="TimeNewRoman"/>
                 <w:sz w:val="30"/>
               </w:rPr>
-              <w:t>518÷9=</w:t>
+              <w:t>347÷6=</w:t>
             </w:r>
           </w:p>
         </w:tc>
@@ -57,7 +57,7 @@
                 <w:rFonts w:ascii="TimeNewRoman" w:hAnsi="TimeNewRoman"/>
                 <w:sz w:val="30"/>
               </w:rPr>
-              <w:t>480÷9=</w:t>
+              <w:t>441÷6=</w:t>
             </w:r>
           </w:p>
         </w:tc>
@@ -74,7 +74,7 @@
                 <w:rFonts w:ascii="TimeNewRoman" w:hAnsi="TimeNewRoman"/>
                 <w:sz w:val="30"/>
               </w:rPr>
-              <w:t>885÷9=</w:t>
+              <w:t>609÷6=</w:t>
             </w:r>
           </w:p>
         </w:tc>
@@ -91,7 +91,7 @@
                 <w:rFonts w:ascii="TimeNewRoman" w:hAnsi="TimeNewRoman"/>
                 <w:sz w:val="30"/>
               </w:rPr>
-              <w:t>967÷6=</w:t>
+              <w:t>204÷3=</w:t>
             </w:r>
           </w:p>
         </w:tc>
@@ -108,7 +108,7 @@
                 <w:rFonts w:ascii="TimeNewRoman" w:hAnsi="TimeNewRoman"/>
                 <w:sz w:val="30"/>
               </w:rPr>
-              <w:t>660÷7=</w:t>
+              <w:t>418÷8=</w:t>
             </w:r>
           </w:p>
         </w:tc>
@@ -223,7 +223,7 @@
                 <w:rFonts w:ascii="TimeNewRoman" w:hAnsi="TimeNewRoman"/>
                 <w:sz w:val="30"/>
               </w:rPr>
-              <w:t>708÷5=</w:t>
+              <w:t>818÷9=</w:t>
             </w:r>
           </w:p>
         </w:tc>
@@ -240,7 +240,7 @@
                 <w:rFonts w:ascii="TimeNewRoman" w:hAnsi="TimeNewRoman"/>
                 <w:sz w:val="30"/>
               </w:rPr>
-              <w:t>518÷4=</w:t>
+              <w:t>296÷7=</w:t>
             </w:r>
           </w:p>
         </w:tc>
@@ -257,7 +257,7 @@
                 <w:rFonts w:ascii="TimeNewRoman" w:hAnsi="TimeNewRoman"/>
                 <w:sz w:val="30"/>
               </w:rPr>
-              <w:t>156÷8=</w:t>
+              <w:t>549÷4=</w:t>
             </w:r>
           </w:p>
         </w:tc>
@@ -274,7 +274,7 @@
                 <w:rFonts w:ascii="TimeNewRoman" w:hAnsi="TimeNewRoman"/>
                 <w:sz w:val="30"/>
               </w:rPr>
-              <w:t>208÷7=</w:t>
+              <w:t>889÷2=</w:t>
             </w:r>
           </w:p>
         </w:tc>
@@ -291,7 +291,7 @@
                 <w:rFonts w:ascii="TimeNewRoman" w:hAnsi="TimeNewRoman"/>
                 <w:sz w:val="30"/>
               </w:rPr>
-              <w:t>438÷6=</w:t>
+              <w:t>598÷4=</w:t>
             </w:r>
           </w:p>
         </w:tc>
@@ -406,7 +406,7 @@
                 <w:rFonts w:ascii="TimeNewRoman" w:hAnsi="TimeNewRoman"/>
                 <w:sz w:val="30"/>
               </w:rPr>
-              <w:t>132÷8=</w:t>
+              <w:t>332÷5=</w:t>
             </w:r>
           </w:p>
         </w:tc>
@@ -423,7 +423,7 @@
                 <w:rFonts w:ascii="TimeNewRoman" w:hAnsi="TimeNewRoman"/>
                 <w:sz w:val="30"/>
               </w:rPr>
-              <w:t>319÷5=</w:t>
+              <w:t>308÷5=</w:t>
             </w:r>
           </w:p>
         </w:tc>
@@ -440,7 +440,7 @@
                 <w:rFonts w:ascii="TimeNewRoman" w:hAnsi="TimeNewRoman"/>
                 <w:sz w:val="30"/>
               </w:rPr>
-              <w:t>897÷4=</w:t>
+              <w:t>996÷7=</w:t>
             </w:r>
           </w:p>
         </w:tc>
@@ -457,7 +457,7 @@
                 <w:rFonts w:ascii="TimeNewRoman" w:hAnsi="TimeNewRoman"/>
                 <w:sz w:val="30"/>
               </w:rPr>
-              <w:t>437÷4=</w:t>
+              <w:t>878÷3=</w:t>
             </w:r>
           </w:p>
         </w:tc>
@@ -474,7 +474,7 @@
                 <w:rFonts w:ascii="TimeNewRoman" w:hAnsi="TimeNewRoman"/>
                 <w:sz w:val="30"/>
               </w:rPr>
-              <w:t>709÷3=</w:t>
+              <w:t>897÷5=</w:t>
             </w:r>
           </w:p>
         </w:tc>
@@ -589,7 +589,7 @@
                 <w:rFonts w:ascii="TimeNewRoman" w:hAnsi="TimeNewRoman"/>
                 <w:sz w:val="30"/>
               </w:rPr>
-              <w:t>598÷4=</w:t>
+              <w:t>987÷6=</w:t>
             </w:r>
           </w:p>
         </w:tc>
@@ -606,7 +606,7 @@
                 <w:rFonts w:ascii="TimeNewRoman" w:hAnsi="TimeNewRoman"/>
                 <w:sz w:val="30"/>
               </w:rPr>
-              <w:t>896÷9=</w:t>
+              <w:t>893÷6=</w:t>
             </w:r>
           </w:p>
         </w:tc>
@@ -623,7 +623,7 @@
                 <w:rFonts w:ascii="TimeNewRoman" w:hAnsi="TimeNewRoman"/>
                 <w:sz w:val="30"/>
               </w:rPr>
-              <w:t>571÷6=</w:t>
+              <w:t>384÷7=</w:t>
             </w:r>
           </w:p>
         </w:tc>
@@ -640,7 +640,7 @@
                 <w:rFonts w:ascii="TimeNewRoman" w:hAnsi="TimeNewRoman"/>
                 <w:sz w:val="30"/>
               </w:rPr>
-              <w:t>518÷4=</w:t>
+              <w:t>725÷2=</w:t>
             </w:r>
           </w:p>
         </w:tc>
@@ -657,7 +657,7 @@
                 <w:rFonts w:ascii="TimeNewRoman" w:hAnsi="TimeNewRoman"/>
                 <w:sz w:val="30"/>
               </w:rPr>
-              <w:t>917÷6=</w:t>
+              <w:t>459÷4=</w:t>
             </w:r>
           </w:p>
         </w:tc>
@@ -772,7 +772,7 @@
                 <w:rFonts w:ascii="TimeNewRoman" w:hAnsi="TimeNewRoman"/>
                 <w:sz w:val="30"/>
               </w:rPr>
-              <w:t>682÷8=</w:t>
+              <w:t>958÷4=</w:t>
             </w:r>
           </w:p>
         </w:tc>
@@ -789,7 +789,7 @@
                 <w:rFonts w:ascii="TimeNewRoman" w:hAnsi="TimeNewRoman"/>
                 <w:sz w:val="30"/>
               </w:rPr>
-              <w:t>685÷3=</w:t>
+              <w:t>733÷2=</w:t>
             </w:r>
           </w:p>
         </w:tc>
@@ -806,7 +806,7 @@
                 <w:rFonts w:ascii="TimeNewRoman" w:hAnsi="TimeNewRoman"/>
                 <w:sz w:val="30"/>
               </w:rPr>
-              <w:t>282÷7=</w:t>
+              <w:t>602÷7=</w:t>
             </w:r>
           </w:p>
         </w:tc>
@@ -823,7 +823,7 @@
                 <w:rFonts w:ascii="TimeNewRoman" w:hAnsi="TimeNewRoman"/>
                 <w:sz w:val="30"/>
               </w:rPr>
-              <w:t>551÷7=</w:t>
+              <w:t>399÷4=</w:t>
             </w:r>
           </w:p>
         </w:tc>
@@ -840,7 +840,7 @@
                 <w:rFonts w:ascii="TimeNewRoman" w:hAnsi="TimeNewRoman"/>
                 <w:sz w:val="30"/>
               </w:rPr>
-              <w:t>655÷4=</w:t>
+              <w:t>584÷8=</w:t>
             </w:r>
           </w:p>
         </w:tc>

--- a/three-digit_number_divided_by_one-digit_number.docx
+++ b/three-digit_number_divided_by_one-digit_number.docx
@@ -11,7 +11,7 @@
           <w:rFonts w:ascii="Arial" w:hAnsi="Arial"/>
           <w:sz w:val="30"/>
         </w:rPr>
-        <w:t>2026-09-17 Thursday</w:t>
+        <w:t>2026-09-18 Friday</w:t>
       </w:r>
     </w:p>
     <w:tbl>
@@ -40,7 +40,7 @@
                 <w:rFonts w:ascii="TimeNewRoman" w:hAnsi="TimeNewRoman"/>
                 <w:sz w:val="30"/>
               </w:rPr>
-              <w:t>347÷6=</w:t>
+              <w:t>805÷3=</w:t>
             </w:r>
           </w:p>
         </w:tc>
@@ -57,7 +57,7 @@
                 <w:rFonts w:ascii="TimeNewRoman" w:hAnsi="TimeNewRoman"/>
                 <w:sz w:val="30"/>
               </w:rPr>
-              <w:t>441÷6=</w:t>
+              <w:t>169÷6=</w:t>
             </w:r>
           </w:p>
         </w:tc>
@@ -74,7 +74,7 @@
                 <w:rFonts w:ascii="TimeNewRoman" w:hAnsi="TimeNewRoman"/>
                 <w:sz w:val="30"/>
               </w:rPr>
-              <w:t>609÷6=</w:t>
+              <w:t>355÷3=</w:t>
             </w:r>
           </w:p>
         </w:tc>
@@ -91,7 +91,7 @@
                 <w:rFonts w:ascii="TimeNewRoman" w:hAnsi="TimeNewRoman"/>
                 <w:sz w:val="30"/>
               </w:rPr>
-              <w:t>204÷3=</w:t>
+              <w:t>276÷2=</w:t>
             </w:r>
           </w:p>
         </w:tc>
@@ -108,7 +108,7 @@
                 <w:rFonts w:ascii="TimeNewRoman" w:hAnsi="TimeNewRoman"/>
                 <w:sz w:val="30"/>
               </w:rPr>
-              <w:t>418÷8=</w:t>
+              <w:t>584÷7=</w:t>
             </w:r>
           </w:p>
         </w:tc>
@@ -223,7 +223,7 @@
                 <w:rFonts w:ascii="TimeNewRoman" w:hAnsi="TimeNewRoman"/>
                 <w:sz w:val="30"/>
               </w:rPr>
-              <w:t>818÷9=</w:t>
+              <w:t>384÷9=</w:t>
             </w:r>
           </w:p>
         </w:tc>
@@ -240,7 +240,7 @@
                 <w:rFonts w:ascii="TimeNewRoman" w:hAnsi="TimeNewRoman"/>
                 <w:sz w:val="30"/>
               </w:rPr>
-              <w:t>296÷7=</w:t>
+              <w:t>392÷9=</w:t>
             </w:r>
           </w:p>
         </w:tc>
@@ -257,7 +257,7 @@
                 <w:rFonts w:ascii="TimeNewRoman" w:hAnsi="TimeNewRoman"/>
                 <w:sz w:val="30"/>
               </w:rPr>
-              <w:t>549÷4=</w:t>
+              <w:t>198÷4=</w:t>
             </w:r>
           </w:p>
         </w:tc>
@@ -274,7 +274,7 @@
                 <w:rFonts w:ascii="TimeNewRoman" w:hAnsi="TimeNewRoman"/>
                 <w:sz w:val="30"/>
               </w:rPr>
-              <w:t>889÷2=</w:t>
+              <w:t>822÷3=</w:t>
             </w:r>
           </w:p>
         </w:tc>
@@ -291,7 +291,7 @@
                 <w:rFonts w:ascii="TimeNewRoman" w:hAnsi="TimeNewRoman"/>
                 <w:sz w:val="30"/>
               </w:rPr>
-              <w:t>598÷4=</w:t>
+              <w:t>954÷6=</w:t>
             </w:r>
           </w:p>
         </w:tc>
@@ -406,7 +406,7 @@
                 <w:rFonts w:ascii="TimeNewRoman" w:hAnsi="TimeNewRoman"/>
                 <w:sz w:val="30"/>
               </w:rPr>
-              <w:t>332÷5=</w:t>
+              <w:t>417÷4=</w:t>
             </w:r>
           </w:p>
         </w:tc>
@@ -423,7 +423,7 @@
                 <w:rFonts w:ascii="TimeNewRoman" w:hAnsi="TimeNewRoman"/>
                 <w:sz w:val="30"/>
               </w:rPr>
-              <w:t>308÷5=</w:t>
+              <w:t>438÷5=</w:t>
             </w:r>
           </w:p>
         </w:tc>
@@ -440,7 +440,7 @@
                 <w:rFonts w:ascii="TimeNewRoman" w:hAnsi="TimeNewRoman"/>
                 <w:sz w:val="30"/>
               </w:rPr>
-              <w:t>996÷7=</w:t>
+              <w:t>533÷7=</w:t>
             </w:r>
           </w:p>
         </w:tc>
@@ -457,7 +457,7 @@
                 <w:rFonts w:ascii="TimeNewRoman" w:hAnsi="TimeNewRoman"/>
                 <w:sz w:val="30"/>
               </w:rPr>
-              <w:t>878÷3=</w:t>
+              <w:t>733÷9=</w:t>
             </w:r>
           </w:p>
         </w:tc>
@@ -474,7 +474,7 @@
                 <w:rFonts w:ascii="TimeNewRoman" w:hAnsi="TimeNewRoman"/>
                 <w:sz w:val="30"/>
               </w:rPr>
-              <w:t>897÷5=</w:t>
+              <w:t>423÷7=</w:t>
             </w:r>
           </w:p>
         </w:tc>
@@ -589,7 +589,7 @@
                 <w:rFonts w:ascii="TimeNewRoman" w:hAnsi="TimeNewRoman"/>
                 <w:sz w:val="30"/>
               </w:rPr>
-              <w:t>987÷6=</w:t>
+              <w:t>645÷8=</w:t>
             </w:r>
           </w:p>
         </w:tc>
@@ -606,7 +606,7 @@
                 <w:rFonts w:ascii="TimeNewRoman" w:hAnsi="TimeNewRoman"/>
                 <w:sz w:val="30"/>
               </w:rPr>
-              <w:t>893÷6=</w:t>
+              <w:t>865÷9=</w:t>
             </w:r>
           </w:p>
         </w:tc>
@@ -623,7 +623,7 @@
                 <w:rFonts w:ascii="TimeNewRoman" w:hAnsi="TimeNewRoman"/>
                 <w:sz w:val="30"/>
               </w:rPr>
-              <w:t>384÷7=</w:t>
+              <w:t>125÷3=</w:t>
             </w:r>
           </w:p>
         </w:tc>
@@ -640,7 +640,7 @@
                 <w:rFonts w:ascii="TimeNewRoman" w:hAnsi="TimeNewRoman"/>
                 <w:sz w:val="30"/>
               </w:rPr>
-              <w:t>725÷2=</w:t>
+              <w:t>222÷4=</w:t>
             </w:r>
           </w:p>
         </w:tc>
@@ -657,7 +657,7 @@
                 <w:rFonts w:ascii="TimeNewRoman" w:hAnsi="TimeNewRoman"/>
                 <w:sz w:val="30"/>
               </w:rPr>
-              <w:t>459÷4=</w:t>
+              <w:t>638÷8=</w:t>
             </w:r>
           </w:p>
         </w:tc>
@@ -772,7 +772,7 @@
                 <w:rFonts w:ascii="TimeNewRoman" w:hAnsi="TimeNewRoman"/>
                 <w:sz w:val="30"/>
               </w:rPr>
-              <w:t>958÷4=</w:t>
+              <w:t>756÷9=</w:t>
             </w:r>
           </w:p>
         </w:tc>
@@ -789,7 +789,7 @@
                 <w:rFonts w:ascii="TimeNewRoman" w:hAnsi="TimeNewRoman"/>
                 <w:sz w:val="30"/>
               </w:rPr>
-              <w:t>733÷2=</w:t>
+              <w:t>164÷3=</w:t>
             </w:r>
           </w:p>
         </w:tc>
@@ -806,7 +806,7 @@
                 <w:rFonts w:ascii="TimeNewRoman" w:hAnsi="TimeNewRoman"/>
                 <w:sz w:val="30"/>
               </w:rPr>
-              <w:t>602÷7=</w:t>
+              <w:t>626÷6=</w:t>
             </w:r>
           </w:p>
         </w:tc>
@@ -823,7 +823,7 @@
                 <w:rFonts w:ascii="TimeNewRoman" w:hAnsi="TimeNewRoman"/>
                 <w:sz w:val="30"/>
               </w:rPr>
-              <w:t>399÷4=</w:t>
+              <w:t>773÷3=</w:t>
             </w:r>
           </w:p>
         </w:tc>
@@ -840,7 +840,7 @@
                 <w:rFonts w:ascii="TimeNewRoman" w:hAnsi="TimeNewRoman"/>
                 <w:sz w:val="30"/>
               </w:rPr>
-              <w:t>584÷8=</w:t>
+              <w:t>839÷7=</w:t>
             </w:r>
           </w:p>
         </w:tc>

--- a/three-digit_number_divided_by_one-digit_number.docx
+++ b/three-digit_number_divided_by_one-digit_number.docx
@@ -40,7 +40,7 @@
                 <w:rFonts w:ascii="TimeNewRoman" w:hAnsi="TimeNewRoman"/>
                 <w:sz w:val="30"/>
               </w:rPr>
-              <w:t>805÷3=</w:t>
+              <w:t>284÷6=</w:t>
             </w:r>
           </w:p>
         </w:tc>
@@ -57,7 +57,7 @@
                 <w:rFonts w:ascii="TimeNewRoman" w:hAnsi="TimeNewRoman"/>
                 <w:sz w:val="30"/>
               </w:rPr>
-              <w:t>169÷6=</w:t>
+              <w:t>447÷4=</w:t>
             </w:r>
           </w:p>
         </w:tc>
@@ -74,7 +74,7 @@
                 <w:rFonts w:ascii="TimeNewRoman" w:hAnsi="TimeNewRoman"/>
                 <w:sz w:val="30"/>
               </w:rPr>
-              <w:t>355÷3=</w:t>
+              <w:t>197÷9=</w:t>
             </w:r>
           </w:p>
         </w:tc>
@@ -91,7 +91,7 @@
                 <w:rFonts w:ascii="TimeNewRoman" w:hAnsi="TimeNewRoman"/>
                 <w:sz w:val="30"/>
               </w:rPr>
-              <w:t>276÷2=</w:t>
+              <w:t>380÷2=</w:t>
             </w:r>
           </w:p>
         </w:tc>
@@ -108,7 +108,7 @@
                 <w:rFonts w:ascii="TimeNewRoman" w:hAnsi="TimeNewRoman"/>
                 <w:sz w:val="30"/>
               </w:rPr>
-              <w:t>584÷7=</w:t>
+              <w:t>667÷2=</w:t>
             </w:r>
           </w:p>
         </w:tc>
@@ -223,7 +223,7 @@
                 <w:rFonts w:ascii="TimeNewRoman" w:hAnsi="TimeNewRoman"/>
                 <w:sz w:val="30"/>
               </w:rPr>
-              <w:t>384÷9=</w:t>
+              <w:t>666÷4=</w:t>
             </w:r>
           </w:p>
         </w:tc>
@@ -240,7 +240,7 @@
                 <w:rFonts w:ascii="TimeNewRoman" w:hAnsi="TimeNewRoman"/>
                 <w:sz w:val="30"/>
               </w:rPr>
-              <w:t>392÷9=</w:t>
+              <w:t>145÷7=</w:t>
             </w:r>
           </w:p>
         </w:tc>
@@ -257,7 +257,7 @@
                 <w:rFonts w:ascii="TimeNewRoman" w:hAnsi="TimeNewRoman"/>
                 <w:sz w:val="30"/>
               </w:rPr>
-              <w:t>198÷4=</w:t>
+              <w:t>942÷7=</w:t>
             </w:r>
           </w:p>
         </w:tc>
@@ -274,7 +274,7 @@
                 <w:rFonts w:ascii="TimeNewRoman" w:hAnsi="TimeNewRoman"/>
                 <w:sz w:val="30"/>
               </w:rPr>
-              <w:t>822÷3=</w:t>
+              <w:t>884÷4=</w:t>
             </w:r>
           </w:p>
         </w:tc>
@@ -291,7 +291,7 @@
                 <w:rFonts w:ascii="TimeNewRoman" w:hAnsi="TimeNewRoman"/>
                 <w:sz w:val="30"/>
               </w:rPr>
-              <w:t>954÷6=</w:t>
+              <w:t>449÷6=</w:t>
             </w:r>
           </w:p>
         </w:tc>
@@ -406,7 +406,7 @@
                 <w:rFonts w:ascii="TimeNewRoman" w:hAnsi="TimeNewRoman"/>
                 <w:sz w:val="30"/>
               </w:rPr>
-              <w:t>417÷4=</w:t>
+              <w:t>166÷5=</w:t>
             </w:r>
           </w:p>
         </w:tc>
@@ -423,7 +423,7 @@
                 <w:rFonts w:ascii="TimeNewRoman" w:hAnsi="TimeNewRoman"/>
                 <w:sz w:val="30"/>
               </w:rPr>
-              <w:t>438÷5=</w:t>
+              <w:t>619÷8=</w:t>
             </w:r>
           </w:p>
         </w:tc>
@@ -440,7 +440,7 @@
                 <w:rFonts w:ascii="TimeNewRoman" w:hAnsi="TimeNewRoman"/>
                 <w:sz w:val="30"/>
               </w:rPr>
-              <w:t>533÷7=</w:t>
+              <w:t>337÷4=</w:t>
             </w:r>
           </w:p>
         </w:tc>
@@ -457,7 +457,7 @@
                 <w:rFonts w:ascii="TimeNewRoman" w:hAnsi="TimeNewRoman"/>
                 <w:sz w:val="30"/>
               </w:rPr>
-              <w:t>733÷9=</w:t>
+              <w:t>946÷5=</w:t>
             </w:r>
           </w:p>
         </w:tc>
@@ -474,7 +474,7 @@
                 <w:rFonts w:ascii="TimeNewRoman" w:hAnsi="TimeNewRoman"/>
                 <w:sz w:val="30"/>
               </w:rPr>
-              <w:t>423÷7=</w:t>
+              <w:t>989÷9=</w:t>
             </w:r>
           </w:p>
         </w:tc>
@@ -589,7 +589,7 @@
                 <w:rFonts w:ascii="TimeNewRoman" w:hAnsi="TimeNewRoman"/>
                 <w:sz w:val="30"/>
               </w:rPr>
-              <w:t>645÷8=</w:t>
+              <w:t>264÷4=</w:t>
             </w:r>
           </w:p>
         </w:tc>
@@ -606,7 +606,7 @@
                 <w:rFonts w:ascii="TimeNewRoman" w:hAnsi="TimeNewRoman"/>
                 <w:sz w:val="30"/>
               </w:rPr>
-              <w:t>865÷9=</w:t>
+              <w:t>981÷5=</w:t>
             </w:r>
           </w:p>
         </w:tc>
@@ -623,7 +623,7 @@
                 <w:rFonts w:ascii="TimeNewRoman" w:hAnsi="TimeNewRoman"/>
                 <w:sz w:val="30"/>
               </w:rPr>
-              <w:t>125÷3=</w:t>
+              <w:t>659÷5=</w:t>
             </w:r>
           </w:p>
         </w:tc>
@@ -640,7 +640,7 @@
                 <w:rFonts w:ascii="TimeNewRoman" w:hAnsi="TimeNewRoman"/>
                 <w:sz w:val="30"/>
               </w:rPr>
-              <w:t>222÷4=</w:t>
+              <w:t>225÷5=</w:t>
             </w:r>
           </w:p>
         </w:tc>
@@ -657,7 +657,7 @@
                 <w:rFonts w:ascii="TimeNewRoman" w:hAnsi="TimeNewRoman"/>
                 <w:sz w:val="30"/>
               </w:rPr>
-              <w:t>638÷8=</w:t>
+              <w:t>795÷5=</w:t>
             </w:r>
           </w:p>
         </w:tc>
@@ -772,7 +772,7 @@
                 <w:rFonts w:ascii="TimeNewRoman" w:hAnsi="TimeNewRoman"/>
                 <w:sz w:val="30"/>
               </w:rPr>
-              <w:t>756÷9=</w:t>
+              <w:t>454÷8=</w:t>
             </w:r>
           </w:p>
         </w:tc>
@@ -789,7 +789,7 @@
                 <w:rFonts w:ascii="TimeNewRoman" w:hAnsi="TimeNewRoman"/>
                 <w:sz w:val="30"/>
               </w:rPr>
-              <w:t>164÷3=</w:t>
+              <w:t>676÷3=</w:t>
             </w:r>
           </w:p>
         </w:tc>
@@ -806,7 +806,7 @@
                 <w:rFonts w:ascii="TimeNewRoman" w:hAnsi="TimeNewRoman"/>
                 <w:sz w:val="30"/>
               </w:rPr>
-              <w:t>626÷6=</w:t>
+              <w:t>839÷5=</w:t>
             </w:r>
           </w:p>
         </w:tc>
@@ -823,7 +823,7 @@
                 <w:rFonts w:ascii="TimeNewRoman" w:hAnsi="TimeNewRoman"/>
                 <w:sz w:val="30"/>
               </w:rPr>
-              <w:t>773÷3=</w:t>
+              <w:t>575÷5=</w:t>
             </w:r>
           </w:p>
         </w:tc>
@@ -840,7 +840,7 @@
                 <w:rFonts w:ascii="TimeNewRoman" w:hAnsi="TimeNewRoman"/>
                 <w:sz w:val="30"/>
               </w:rPr>
-              <w:t>839÷7=</w:t>
+              <w:t>715÷8=</w:t>
             </w:r>
           </w:p>
         </w:tc>

--- a/three-digit_number_divided_by_one-digit_number.docx
+++ b/three-digit_number_divided_by_one-digit_number.docx
@@ -11,7 +11,7 @@
           <w:rFonts w:ascii="Arial" w:hAnsi="Arial"/>
           <w:sz w:val="30"/>
         </w:rPr>
-        <w:t>2026-09-18 Friday</w:t>
+        <w:t>2026-09-19 Saturday</w:t>
       </w:r>
     </w:p>
     <w:tbl>
@@ -40,7 +40,7 @@
                 <w:rFonts w:ascii="TimeNewRoman" w:hAnsi="TimeNewRoman"/>
                 <w:sz w:val="30"/>
               </w:rPr>
-              <w:t>284÷6=</w:t>
+              <w:t>148÷7=</w:t>
             </w:r>
           </w:p>
         </w:tc>
@@ -57,7 +57,7 @@
                 <w:rFonts w:ascii="TimeNewRoman" w:hAnsi="TimeNewRoman"/>
                 <w:sz w:val="30"/>
               </w:rPr>
-              <w:t>447÷4=</w:t>
+              <w:t>270÷4=</w:t>
             </w:r>
           </w:p>
         </w:tc>
@@ -74,7 +74,7 @@
                 <w:rFonts w:ascii="TimeNewRoman" w:hAnsi="TimeNewRoman"/>
                 <w:sz w:val="30"/>
               </w:rPr>
-              <w:t>197÷9=</w:t>
+              <w:t>890÷2=</w:t>
             </w:r>
           </w:p>
         </w:tc>
@@ -91,7 +91,7 @@
                 <w:rFonts w:ascii="TimeNewRoman" w:hAnsi="TimeNewRoman"/>
                 <w:sz w:val="30"/>
               </w:rPr>
-              <w:t>380÷2=</w:t>
+              <w:t>528÷9=</w:t>
             </w:r>
           </w:p>
         </w:tc>
@@ -108,7 +108,7 @@
                 <w:rFonts w:ascii="TimeNewRoman" w:hAnsi="TimeNewRoman"/>
                 <w:sz w:val="30"/>
               </w:rPr>
-              <w:t>667÷2=</w:t>
+              <w:t>384÷7=</w:t>
             </w:r>
           </w:p>
         </w:tc>
@@ -223,7 +223,7 @@
                 <w:rFonts w:ascii="TimeNewRoman" w:hAnsi="TimeNewRoman"/>
                 <w:sz w:val="30"/>
               </w:rPr>
-              <w:t>666÷4=</w:t>
+              <w:t>903÷8=</w:t>
             </w:r>
           </w:p>
         </w:tc>
@@ -240,7 +240,7 @@
                 <w:rFonts w:ascii="TimeNewRoman" w:hAnsi="TimeNewRoman"/>
                 <w:sz w:val="30"/>
               </w:rPr>
-              <w:t>145÷7=</w:t>
+              <w:t>313÷8=</w:t>
             </w:r>
           </w:p>
         </w:tc>
@@ -257,7 +257,7 @@
                 <w:rFonts w:ascii="TimeNewRoman" w:hAnsi="TimeNewRoman"/>
                 <w:sz w:val="30"/>
               </w:rPr>
-              <w:t>942÷7=</w:t>
+              <w:t>865÷9=</w:t>
             </w:r>
           </w:p>
         </w:tc>
@@ -274,7 +274,7 @@
                 <w:rFonts w:ascii="TimeNewRoman" w:hAnsi="TimeNewRoman"/>
                 <w:sz w:val="30"/>
               </w:rPr>
-              <w:t>884÷4=</w:t>
+              <w:t>778÷4=</w:t>
             </w:r>
           </w:p>
         </w:tc>
@@ -291,7 +291,7 @@
                 <w:rFonts w:ascii="TimeNewRoman" w:hAnsi="TimeNewRoman"/>
                 <w:sz w:val="30"/>
               </w:rPr>
-              <w:t>449÷6=</w:t>
+              <w:t>921÷3=</w:t>
             </w:r>
           </w:p>
         </w:tc>
@@ -406,7 +406,7 @@
                 <w:rFonts w:ascii="TimeNewRoman" w:hAnsi="TimeNewRoman"/>
                 <w:sz w:val="30"/>
               </w:rPr>
-              <w:t>166÷5=</w:t>
+              <w:t>647÷4=</w:t>
             </w:r>
           </w:p>
         </w:tc>
@@ -423,7 +423,7 @@
                 <w:rFonts w:ascii="TimeNewRoman" w:hAnsi="TimeNewRoman"/>
                 <w:sz w:val="30"/>
               </w:rPr>
-              <w:t>619÷8=</w:t>
+              <w:t>657÷8=</w:t>
             </w:r>
           </w:p>
         </w:tc>
@@ -440,7 +440,7 @@
                 <w:rFonts w:ascii="TimeNewRoman" w:hAnsi="TimeNewRoman"/>
                 <w:sz w:val="30"/>
               </w:rPr>
-              <w:t>337÷4=</w:t>
+              <w:t>435÷7=</w:t>
             </w:r>
           </w:p>
         </w:tc>
@@ -457,7 +457,7 @@
                 <w:rFonts w:ascii="TimeNewRoman" w:hAnsi="TimeNewRoman"/>
                 <w:sz w:val="30"/>
               </w:rPr>
-              <w:t>946÷5=</w:t>
+              <w:t>552÷4=</w:t>
             </w:r>
           </w:p>
         </w:tc>
@@ -474,7 +474,7 @@
                 <w:rFonts w:ascii="TimeNewRoman" w:hAnsi="TimeNewRoman"/>
                 <w:sz w:val="30"/>
               </w:rPr>
-              <w:t>989÷9=</w:t>
+              <w:t>966÷6=</w:t>
             </w:r>
           </w:p>
         </w:tc>
@@ -589,7 +589,7 @@
                 <w:rFonts w:ascii="TimeNewRoman" w:hAnsi="TimeNewRoman"/>
                 <w:sz w:val="30"/>
               </w:rPr>
-              <w:t>264÷4=</w:t>
+              <w:t>888÷4=</w:t>
             </w:r>
           </w:p>
         </w:tc>
@@ -606,7 +606,7 @@
                 <w:rFonts w:ascii="TimeNewRoman" w:hAnsi="TimeNewRoman"/>
                 <w:sz w:val="30"/>
               </w:rPr>
-              <w:t>981÷5=</w:t>
+              <w:t>226÷5=</w:t>
             </w:r>
           </w:p>
         </w:tc>
@@ -623,7 +623,7 @@
                 <w:rFonts w:ascii="TimeNewRoman" w:hAnsi="TimeNewRoman"/>
                 <w:sz w:val="30"/>
               </w:rPr>
-              <w:t>659÷5=</w:t>
+              <w:t>461÷2=</w:t>
             </w:r>
           </w:p>
         </w:tc>
@@ -640,7 +640,7 @@
                 <w:rFonts w:ascii="TimeNewRoman" w:hAnsi="TimeNewRoman"/>
                 <w:sz w:val="30"/>
               </w:rPr>
-              <w:t>225÷5=</w:t>
+              <w:t>778÷6=</w:t>
             </w:r>
           </w:p>
         </w:tc>
@@ -657,7 +657,7 @@
                 <w:rFonts w:ascii="TimeNewRoman" w:hAnsi="TimeNewRoman"/>
                 <w:sz w:val="30"/>
               </w:rPr>
-              <w:t>795÷5=</w:t>
+              <w:t>592÷7=</w:t>
             </w:r>
           </w:p>
         </w:tc>
@@ -772,7 +772,7 @@
                 <w:rFonts w:ascii="TimeNewRoman" w:hAnsi="TimeNewRoman"/>
                 <w:sz w:val="30"/>
               </w:rPr>
-              <w:t>454÷8=</w:t>
+              <w:t>892÷7=</w:t>
             </w:r>
           </w:p>
         </w:tc>
@@ -789,7 +789,7 @@
                 <w:rFonts w:ascii="TimeNewRoman" w:hAnsi="TimeNewRoman"/>
                 <w:sz w:val="30"/>
               </w:rPr>
-              <w:t>676÷3=</w:t>
+              <w:t>666÷4=</w:t>
             </w:r>
           </w:p>
         </w:tc>
@@ -806,7 +806,7 @@
                 <w:rFonts w:ascii="TimeNewRoman" w:hAnsi="TimeNewRoman"/>
                 <w:sz w:val="30"/>
               </w:rPr>
-              <w:t>839÷5=</w:t>
+              <w:t>461÷6=</w:t>
             </w:r>
           </w:p>
         </w:tc>
@@ -823,7 +823,7 @@
                 <w:rFonts w:ascii="TimeNewRoman" w:hAnsi="TimeNewRoman"/>
                 <w:sz w:val="30"/>
               </w:rPr>
-              <w:t>575÷5=</w:t>
+              <w:t>475÷5=</w:t>
             </w:r>
           </w:p>
         </w:tc>
@@ -840,7 +840,7 @@
                 <w:rFonts w:ascii="TimeNewRoman" w:hAnsi="TimeNewRoman"/>
                 <w:sz w:val="30"/>
               </w:rPr>
-              <w:t>715÷8=</w:t>
+              <w:t>650÷2=</w:t>
             </w:r>
           </w:p>
         </w:tc>

--- a/three-digit_number_divided_by_one-digit_number.docx
+++ b/three-digit_number_divided_by_one-digit_number.docx
@@ -40,7 +40,7 @@
                 <w:rFonts w:ascii="TimeNewRoman" w:hAnsi="TimeNewRoman"/>
                 <w:sz w:val="30"/>
               </w:rPr>
-              <w:t>148÷7=</w:t>
+              <w:t>426÷2=</w:t>
             </w:r>
           </w:p>
         </w:tc>
@@ -57,7 +57,7 @@
                 <w:rFonts w:ascii="TimeNewRoman" w:hAnsi="TimeNewRoman"/>
                 <w:sz w:val="30"/>
               </w:rPr>
-              <w:t>270÷4=</w:t>
+              <w:t>281÷5=</w:t>
             </w:r>
           </w:p>
         </w:tc>
@@ -74,7 +74,7 @@
                 <w:rFonts w:ascii="TimeNewRoman" w:hAnsi="TimeNewRoman"/>
                 <w:sz w:val="30"/>
               </w:rPr>
-              <w:t>890÷2=</w:t>
+              <w:t>194÷6=</w:t>
             </w:r>
           </w:p>
         </w:tc>
@@ -91,7 +91,7 @@
                 <w:rFonts w:ascii="TimeNewRoman" w:hAnsi="TimeNewRoman"/>
                 <w:sz w:val="30"/>
               </w:rPr>
-              <w:t>528÷9=</w:t>
+              <w:t>740÷8=</w:t>
             </w:r>
           </w:p>
         </w:tc>
@@ -108,7 +108,7 @@
                 <w:rFonts w:ascii="TimeNewRoman" w:hAnsi="TimeNewRoman"/>
                 <w:sz w:val="30"/>
               </w:rPr>
-              <w:t>384÷7=</w:t>
+              <w:t>386÷2=</w:t>
             </w:r>
           </w:p>
         </w:tc>
@@ -223,7 +223,7 @@
                 <w:rFonts w:ascii="TimeNewRoman" w:hAnsi="TimeNewRoman"/>
                 <w:sz w:val="30"/>
               </w:rPr>
-              <w:t>903÷8=</w:t>
+              <w:t>967÷2=</w:t>
             </w:r>
           </w:p>
         </w:tc>
@@ -240,7 +240,7 @@
                 <w:rFonts w:ascii="TimeNewRoman" w:hAnsi="TimeNewRoman"/>
                 <w:sz w:val="30"/>
               </w:rPr>
-              <w:t>313÷8=</w:t>
+              <w:t>844÷3=</w:t>
             </w:r>
           </w:p>
         </w:tc>
@@ -257,7 +257,7 @@
                 <w:rFonts w:ascii="TimeNewRoman" w:hAnsi="TimeNewRoman"/>
                 <w:sz w:val="30"/>
               </w:rPr>
-              <w:t>865÷9=</w:t>
+              <w:t>763÷7=</w:t>
             </w:r>
           </w:p>
         </w:tc>
@@ -274,7 +274,7 @@
                 <w:rFonts w:ascii="TimeNewRoman" w:hAnsi="TimeNewRoman"/>
                 <w:sz w:val="30"/>
               </w:rPr>
-              <w:t>778÷4=</w:t>
+              <w:t>214÷5=</w:t>
             </w:r>
           </w:p>
         </w:tc>
@@ -291,7 +291,7 @@
                 <w:rFonts w:ascii="TimeNewRoman" w:hAnsi="TimeNewRoman"/>
                 <w:sz w:val="30"/>
               </w:rPr>
-              <w:t>921÷3=</w:t>
+              <w:t>322÷2=</w:t>
             </w:r>
           </w:p>
         </w:tc>
@@ -406,7 +406,7 @@
                 <w:rFonts w:ascii="TimeNewRoman" w:hAnsi="TimeNewRoman"/>
                 <w:sz w:val="30"/>
               </w:rPr>
-              <w:t>647÷4=</w:t>
+              <w:t>472÷8=</w:t>
             </w:r>
           </w:p>
         </w:tc>
@@ -423,7 +423,7 @@
                 <w:rFonts w:ascii="TimeNewRoman" w:hAnsi="TimeNewRoman"/>
                 <w:sz w:val="30"/>
               </w:rPr>
-              <w:t>657÷8=</w:t>
+              <w:t>402÷5=</w:t>
             </w:r>
           </w:p>
         </w:tc>
@@ -440,7 +440,7 @@
                 <w:rFonts w:ascii="TimeNewRoman" w:hAnsi="TimeNewRoman"/>
                 <w:sz w:val="30"/>
               </w:rPr>
-              <w:t>435÷7=</w:t>
+              <w:t>674÷9=</w:t>
             </w:r>
           </w:p>
         </w:tc>
@@ -457,7 +457,7 @@
                 <w:rFonts w:ascii="TimeNewRoman" w:hAnsi="TimeNewRoman"/>
                 <w:sz w:val="30"/>
               </w:rPr>
-              <w:t>552÷4=</w:t>
+              <w:t>297÷5=</w:t>
             </w:r>
           </w:p>
         </w:tc>
@@ -474,7 +474,7 @@
                 <w:rFonts w:ascii="TimeNewRoman" w:hAnsi="TimeNewRoman"/>
                 <w:sz w:val="30"/>
               </w:rPr>
-              <w:t>966÷6=</w:t>
+              <w:t>968÷8=</w:t>
             </w:r>
           </w:p>
         </w:tc>
@@ -589,7 +589,7 @@
                 <w:rFonts w:ascii="TimeNewRoman" w:hAnsi="TimeNewRoman"/>
                 <w:sz w:val="30"/>
               </w:rPr>
-              <w:t>888÷4=</w:t>
+              <w:t>482÷5=</w:t>
             </w:r>
           </w:p>
         </w:tc>
@@ -606,7 +606,7 @@
                 <w:rFonts w:ascii="TimeNewRoman" w:hAnsi="TimeNewRoman"/>
                 <w:sz w:val="30"/>
               </w:rPr>
-              <w:t>226÷5=</w:t>
+              <w:t>813÷5=</w:t>
             </w:r>
           </w:p>
         </w:tc>
@@ -623,7 +623,7 @@
                 <w:rFonts w:ascii="TimeNewRoman" w:hAnsi="TimeNewRoman"/>
                 <w:sz w:val="30"/>
               </w:rPr>
-              <w:t>461÷2=</w:t>
+              <w:t>858÷6=</w:t>
             </w:r>
           </w:p>
         </w:tc>
@@ -640,7 +640,7 @@
                 <w:rFonts w:ascii="TimeNewRoman" w:hAnsi="TimeNewRoman"/>
                 <w:sz w:val="30"/>
               </w:rPr>
-              <w:t>778÷6=</w:t>
+              <w:t>157÷6=</w:t>
             </w:r>
           </w:p>
         </w:tc>
@@ -657,7 +657,7 @@
                 <w:rFonts w:ascii="TimeNewRoman" w:hAnsi="TimeNewRoman"/>
                 <w:sz w:val="30"/>
               </w:rPr>
-              <w:t>592÷7=</w:t>
+              <w:t>830÷9=</w:t>
             </w:r>
           </w:p>
         </w:tc>
@@ -772,7 +772,7 @@
                 <w:rFonts w:ascii="TimeNewRoman" w:hAnsi="TimeNewRoman"/>
                 <w:sz w:val="30"/>
               </w:rPr>
-              <w:t>892÷7=</w:t>
+              <w:t>698÷3=</w:t>
             </w:r>
           </w:p>
         </w:tc>
@@ -789,7 +789,7 @@
                 <w:rFonts w:ascii="TimeNewRoman" w:hAnsi="TimeNewRoman"/>
                 <w:sz w:val="30"/>
               </w:rPr>
-              <w:t>666÷4=</w:t>
+              <w:t>636÷5=</w:t>
             </w:r>
           </w:p>
         </w:tc>
@@ -806,7 +806,7 @@
                 <w:rFonts w:ascii="TimeNewRoman" w:hAnsi="TimeNewRoman"/>
                 <w:sz w:val="30"/>
               </w:rPr>
-              <w:t>461÷6=</w:t>
+              <w:t>420÷7=</w:t>
             </w:r>
           </w:p>
         </w:tc>
@@ -823,7 +823,7 @@
                 <w:rFonts w:ascii="TimeNewRoman" w:hAnsi="TimeNewRoman"/>
                 <w:sz w:val="30"/>
               </w:rPr>
-              <w:t>475÷5=</w:t>
+              <w:t>804÷8=</w:t>
             </w:r>
           </w:p>
         </w:tc>
@@ -840,7 +840,7 @@
                 <w:rFonts w:ascii="TimeNewRoman" w:hAnsi="TimeNewRoman"/>
                 <w:sz w:val="30"/>
               </w:rPr>
-              <w:t>650÷2=</w:t>
+              <w:t>448÷2=</w:t>
             </w:r>
           </w:p>
         </w:tc>

--- a/three-digit_number_divided_by_one-digit_number.docx
+++ b/three-digit_number_divided_by_one-digit_number.docx
@@ -11,7 +11,7 @@
           <w:rFonts w:ascii="Arial" w:hAnsi="Arial"/>
           <w:sz w:val="30"/>
         </w:rPr>
-        <w:t>2026-09-19 Saturday</w:t>
+        <w:t>2026-09-20 Sunday</w:t>
       </w:r>
     </w:p>
     <w:tbl>
@@ -40,7 +40,7 @@
                 <w:rFonts w:ascii="TimeNewRoman" w:hAnsi="TimeNewRoman"/>
                 <w:sz w:val="30"/>
               </w:rPr>
-              <w:t>426÷2=</w:t>
+              <w:t>153÷6=</w:t>
             </w:r>
           </w:p>
         </w:tc>
@@ -57,7 +57,7 @@
                 <w:rFonts w:ascii="TimeNewRoman" w:hAnsi="TimeNewRoman"/>
                 <w:sz w:val="30"/>
               </w:rPr>
-              <w:t>281÷5=</w:t>
+              <w:t>200÷9=</w:t>
             </w:r>
           </w:p>
         </w:tc>
@@ -74,7 +74,7 @@
                 <w:rFonts w:ascii="TimeNewRoman" w:hAnsi="TimeNewRoman"/>
                 <w:sz w:val="30"/>
               </w:rPr>
-              <w:t>194÷6=</w:t>
+              <w:t>586÷3=</w:t>
             </w:r>
           </w:p>
         </w:tc>
@@ -91,7 +91,7 @@
                 <w:rFonts w:ascii="TimeNewRoman" w:hAnsi="TimeNewRoman"/>
                 <w:sz w:val="30"/>
               </w:rPr>
-              <w:t>740÷8=</w:t>
+              <w:t>679÷5=</w:t>
             </w:r>
           </w:p>
         </w:tc>
@@ -108,7 +108,7 @@
                 <w:rFonts w:ascii="TimeNewRoman" w:hAnsi="TimeNewRoman"/>
                 <w:sz w:val="30"/>
               </w:rPr>
-              <w:t>386÷2=</w:t>
+              <w:t>195÷7=</w:t>
             </w:r>
           </w:p>
         </w:tc>
@@ -223,7 +223,7 @@
                 <w:rFonts w:ascii="TimeNewRoman" w:hAnsi="TimeNewRoman"/>
                 <w:sz w:val="30"/>
               </w:rPr>
-              <w:t>967÷2=</w:t>
+              <w:t>375÷6=</w:t>
             </w:r>
           </w:p>
         </w:tc>
@@ -240,7 +240,7 @@
                 <w:rFonts w:ascii="TimeNewRoman" w:hAnsi="TimeNewRoman"/>
                 <w:sz w:val="30"/>
               </w:rPr>
-              <w:t>844÷3=</w:t>
+              <w:t>453÷2=</w:t>
             </w:r>
           </w:p>
         </w:tc>
@@ -257,7 +257,7 @@
                 <w:rFonts w:ascii="TimeNewRoman" w:hAnsi="TimeNewRoman"/>
                 <w:sz w:val="30"/>
               </w:rPr>
-              <w:t>763÷7=</w:t>
+              <w:t>978÷6=</w:t>
             </w:r>
           </w:p>
         </w:tc>
@@ -274,7 +274,7 @@
                 <w:rFonts w:ascii="TimeNewRoman" w:hAnsi="TimeNewRoman"/>
                 <w:sz w:val="30"/>
               </w:rPr>
-              <w:t>214÷5=</w:t>
+              <w:t>990÷7=</w:t>
             </w:r>
           </w:p>
         </w:tc>
@@ -291,7 +291,7 @@
                 <w:rFonts w:ascii="TimeNewRoman" w:hAnsi="TimeNewRoman"/>
                 <w:sz w:val="30"/>
               </w:rPr>
-              <w:t>322÷2=</w:t>
+              <w:t>808÷3=</w:t>
             </w:r>
           </w:p>
         </w:tc>
@@ -406,7 +406,7 @@
                 <w:rFonts w:ascii="TimeNewRoman" w:hAnsi="TimeNewRoman"/>
                 <w:sz w:val="30"/>
               </w:rPr>
-              <w:t>472÷8=</w:t>
+              <w:t>216÷4=</w:t>
             </w:r>
           </w:p>
         </w:tc>
@@ -423,7 +423,7 @@
                 <w:rFonts w:ascii="TimeNewRoman" w:hAnsi="TimeNewRoman"/>
                 <w:sz w:val="30"/>
               </w:rPr>
-              <w:t>402÷5=</w:t>
+              <w:t>724÷8=</w:t>
             </w:r>
           </w:p>
         </w:tc>
@@ -440,7 +440,7 @@
                 <w:rFonts w:ascii="TimeNewRoman" w:hAnsi="TimeNewRoman"/>
                 <w:sz w:val="30"/>
               </w:rPr>
-              <w:t>674÷9=</w:t>
+              <w:t>529÷5=</w:t>
             </w:r>
           </w:p>
         </w:tc>
@@ -457,7 +457,7 @@
                 <w:rFonts w:ascii="TimeNewRoman" w:hAnsi="TimeNewRoman"/>
                 <w:sz w:val="30"/>
               </w:rPr>
-              <w:t>297÷5=</w:t>
+              <w:t>165÷8=</w:t>
             </w:r>
           </w:p>
         </w:tc>
@@ -474,7 +474,7 @@
                 <w:rFonts w:ascii="TimeNewRoman" w:hAnsi="TimeNewRoman"/>
                 <w:sz w:val="30"/>
               </w:rPr>
-              <w:t>968÷8=</w:t>
+              <w:t>680÷8=</w:t>
             </w:r>
           </w:p>
         </w:tc>
@@ -589,7 +589,7 @@
                 <w:rFonts w:ascii="TimeNewRoman" w:hAnsi="TimeNewRoman"/>
                 <w:sz w:val="30"/>
               </w:rPr>
-              <w:t>482÷5=</w:t>
+              <w:t>757÷3=</w:t>
             </w:r>
           </w:p>
         </w:tc>
@@ -606,7 +606,7 @@
                 <w:rFonts w:ascii="TimeNewRoman" w:hAnsi="TimeNewRoman"/>
                 <w:sz w:val="30"/>
               </w:rPr>
-              <w:t>813÷5=</w:t>
+              <w:t>143÷5=</w:t>
             </w:r>
           </w:p>
         </w:tc>
@@ -623,7 +623,7 @@
                 <w:rFonts w:ascii="TimeNewRoman" w:hAnsi="TimeNewRoman"/>
                 <w:sz w:val="30"/>
               </w:rPr>
-              <w:t>858÷6=</w:t>
+              <w:t>624÷4=</w:t>
             </w:r>
           </w:p>
         </w:tc>
@@ -640,7 +640,7 @@
                 <w:rFonts w:ascii="TimeNewRoman" w:hAnsi="TimeNewRoman"/>
                 <w:sz w:val="30"/>
               </w:rPr>
-              <w:t>157÷6=</w:t>
+              <w:t>989÷3=</w:t>
             </w:r>
           </w:p>
         </w:tc>
@@ -657,7 +657,7 @@
                 <w:rFonts w:ascii="TimeNewRoman" w:hAnsi="TimeNewRoman"/>
                 <w:sz w:val="30"/>
               </w:rPr>
-              <w:t>830÷9=</w:t>
+              <w:t>420÷5=</w:t>
             </w:r>
           </w:p>
         </w:tc>
@@ -772,7 +772,7 @@
                 <w:rFonts w:ascii="TimeNewRoman" w:hAnsi="TimeNewRoman"/>
                 <w:sz w:val="30"/>
               </w:rPr>
-              <w:t>698÷3=</w:t>
+              <w:t>988÷5=</w:t>
             </w:r>
           </w:p>
         </w:tc>
@@ -789,7 +789,7 @@
                 <w:rFonts w:ascii="TimeNewRoman" w:hAnsi="TimeNewRoman"/>
                 <w:sz w:val="30"/>
               </w:rPr>
-              <w:t>636÷5=</w:t>
+              <w:t>724÷2=</w:t>
             </w:r>
           </w:p>
         </w:tc>
@@ -806,7 +806,7 @@
                 <w:rFonts w:ascii="TimeNewRoman" w:hAnsi="TimeNewRoman"/>
                 <w:sz w:val="30"/>
               </w:rPr>
-              <w:t>420÷7=</w:t>
+              <w:t>205÷7=</w:t>
             </w:r>
           </w:p>
         </w:tc>
@@ -823,7 +823,7 @@
                 <w:rFonts w:ascii="TimeNewRoman" w:hAnsi="TimeNewRoman"/>
                 <w:sz w:val="30"/>
               </w:rPr>
-              <w:t>804÷8=</w:t>
+              <w:t>880÷2=</w:t>
             </w:r>
           </w:p>
         </w:tc>
@@ -840,7 +840,7 @@
                 <w:rFonts w:ascii="TimeNewRoman" w:hAnsi="TimeNewRoman"/>
                 <w:sz w:val="30"/>
               </w:rPr>
-              <w:t>448÷2=</w:t>
+              <w:t>116÷4=</w:t>
             </w:r>
           </w:p>
         </w:tc>

--- a/three-digit_number_divided_by_one-digit_number.docx
+++ b/three-digit_number_divided_by_one-digit_number.docx
@@ -40,7 +40,7 @@
                 <w:rFonts w:ascii="TimeNewRoman" w:hAnsi="TimeNewRoman"/>
                 <w:sz w:val="30"/>
               </w:rPr>
-              <w:t>153÷6=</w:t>
+              <w:t>233÷6=</w:t>
             </w:r>
           </w:p>
         </w:tc>
@@ -57,7 +57,7 @@
                 <w:rFonts w:ascii="TimeNewRoman" w:hAnsi="TimeNewRoman"/>
                 <w:sz w:val="30"/>
               </w:rPr>
-              <w:t>200÷9=</w:t>
+              <w:t>895÷7=</w:t>
             </w:r>
           </w:p>
         </w:tc>
@@ -74,7 +74,7 @@
                 <w:rFonts w:ascii="TimeNewRoman" w:hAnsi="TimeNewRoman"/>
                 <w:sz w:val="30"/>
               </w:rPr>
-              <w:t>586÷3=</w:t>
+              <w:t>122÷2=</w:t>
             </w:r>
           </w:p>
         </w:tc>
@@ -91,7 +91,7 @@
                 <w:rFonts w:ascii="TimeNewRoman" w:hAnsi="TimeNewRoman"/>
                 <w:sz w:val="30"/>
               </w:rPr>
-              <w:t>679÷5=</w:t>
+              <w:t>863÷7=</w:t>
             </w:r>
           </w:p>
         </w:tc>
@@ -108,7 +108,7 @@
                 <w:rFonts w:ascii="TimeNewRoman" w:hAnsi="TimeNewRoman"/>
                 <w:sz w:val="30"/>
               </w:rPr>
-              <w:t>195÷7=</w:t>
+              <w:t>220÷6=</w:t>
             </w:r>
           </w:p>
         </w:tc>
@@ -223,7 +223,7 @@
                 <w:rFonts w:ascii="TimeNewRoman" w:hAnsi="TimeNewRoman"/>
                 <w:sz w:val="30"/>
               </w:rPr>
-              <w:t>375÷6=</w:t>
+              <w:t>129÷5=</w:t>
             </w:r>
           </w:p>
         </w:tc>
@@ -240,7 +240,7 @@
                 <w:rFonts w:ascii="TimeNewRoman" w:hAnsi="TimeNewRoman"/>
                 <w:sz w:val="30"/>
               </w:rPr>
-              <w:t>453÷2=</w:t>
+              <w:t>341÷5=</w:t>
             </w:r>
           </w:p>
         </w:tc>
@@ -257,7 +257,7 @@
                 <w:rFonts w:ascii="TimeNewRoman" w:hAnsi="TimeNewRoman"/>
                 <w:sz w:val="30"/>
               </w:rPr>
-              <w:t>978÷6=</w:t>
+              <w:t>627÷2=</w:t>
             </w:r>
           </w:p>
         </w:tc>
@@ -274,7 +274,7 @@
                 <w:rFonts w:ascii="TimeNewRoman" w:hAnsi="TimeNewRoman"/>
                 <w:sz w:val="30"/>
               </w:rPr>
-              <w:t>990÷7=</w:t>
+              <w:t>451÷9=</w:t>
             </w:r>
           </w:p>
         </w:tc>
@@ -291,7 +291,7 @@
                 <w:rFonts w:ascii="TimeNewRoman" w:hAnsi="TimeNewRoman"/>
                 <w:sz w:val="30"/>
               </w:rPr>
-              <w:t>808÷3=</w:t>
+              <w:t>197÷8=</w:t>
             </w:r>
           </w:p>
         </w:tc>
@@ -406,7 +406,7 @@
                 <w:rFonts w:ascii="TimeNewRoman" w:hAnsi="TimeNewRoman"/>
                 <w:sz w:val="30"/>
               </w:rPr>
-              <w:t>216÷4=</w:t>
+              <w:t>716÷4=</w:t>
             </w:r>
           </w:p>
         </w:tc>
@@ -423,7 +423,7 @@
                 <w:rFonts w:ascii="TimeNewRoman" w:hAnsi="TimeNewRoman"/>
                 <w:sz w:val="30"/>
               </w:rPr>
-              <w:t>724÷8=</w:t>
+              <w:t>235÷6=</w:t>
             </w:r>
           </w:p>
         </w:tc>
@@ -440,7 +440,7 @@
                 <w:rFonts w:ascii="TimeNewRoman" w:hAnsi="TimeNewRoman"/>
                 <w:sz w:val="30"/>
               </w:rPr>
-              <w:t>529÷5=</w:t>
+              <w:t>771÷2=</w:t>
             </w:r>
           </w:p>
         </w:tc>
@@ -457,7 +457,7 @@
                 <w:rFonts w:ascii="TimeNewRoman" w:hAnsi="TimeNewRoman"/>
                 <w:sz w:val="30"/>
               </w:rPr>
-              <w:t>165÷8=</w:t>
+              <w:t>422÷2=</w:t>
             </w:r>
           </w:p>
         </w:tc>
@@ -474,7 +474,7 @@
                 <w:rFonts w:ascii="TimeNewRoman" w:hAnsi="TimeNewRoman"/>
                 <w:sz w:val="30"/>
               </w:rPr>
-              <w:t>680÷8=</w:t>
+              <w:t>698÷3=</w:t>
             </w:r>
           </w:p>
         </w:tc>
@@ -589,7 +589,7 @@
                 <w:rFonts w:ascii="TimeNewRoman" w:hAnsi="TimeNewRoman"/>
                 <w:sz w:val="30"/>
               </w:rPr>
-              <w:t>757÷3=</w:t>
+              <w:t>238÷5=</w:t>
             </w:r>
           </w:p>
         </w:tc>
@@ -606,7 +606,7 @@
                 <w:rFonts w:ascii="TimeNewRoman" w:hAnsi="TimeNewRoman"/>
                 <w:sz w:val="30"/>
               </w:rPr>
-              <w:t>143÷5=</w:t>
+              <w:t>175÷7=</w:t>
             </w:r>
           </w:p>
         </w:tc>
@@ -623,7 +623,7 @@
                 <w:rFonts w:ascii="TimeNewRoman" w:hAnsi="TimeNewRoman"/>
                 <w:sz w:val="30"/>
               </w:rPr>
-              <w:t>624÷4=</w:t>
+              <w:t>847÷8=</w:t>
             </w:r>
           </w:p>
         </w:tc>
@@ -640,7 +640,7 @@
                 <w:rFonts w:ascii="TimeNewRoman" w:hAnsi="TimeNewRoman"/>
                 <w:sz w:val="30"/>
               </w:rPr>
-              <w:t>989÷3=</w:t>
+              <w:t>318÷4=</w:t>
             </w:r>
           </w:p>
         </w:tc>
@@ -657,7 +657,7 @@
                 <w:rFonts w:ascii="TimeNewRoman" w:hAnsi="TimeNewRoman"/>
                 <w:sz w:val="30"/>
               </w:rPr>
-              <w:t>420÷5=</w:t>
+              <w:t>999÷3=</w:t>
             </w:r>
           </w:p>
         </w:tc>
@@ -772,7 +772,7 @@
                 <w:rFonts w:ascii="TimeNewRoman" w:hAnsi="TimeNewRoman"/>
                 <w:sz w:val="30"/>
               </w:rPr>
-              <w:t>988÷5=</w:t>
+              <w:t>190÷2=</w:t>
             </w:r>
           </w:p>
         </w:tc>
@@ -789,7 +789,7 @@
                 <w:rFonts w:ascii="TimeNewRoman" w:hAnsi="TimeNewRoman"/>
                 <w:sz w:val="30"/>
               </w:rPr>
-              <w:t>724÷2=</w:t>
+              <w:t>185÷3=</w:t>
             </w:r>
           </w:p>
         </w:tc>
@@ -806,7 +806,7 @@
                 <w:rFonts w:ascii="TimeNewRoman" w:hAnsi="TimeNewRoman"/>
                 <w:sz w:val="30"/>
               </w:rPr>
-              <w:t>205÷7=</w:t>
+              <w:t>363÷8=</w:t>
             </w:r>
           </w:p>
         </w:tc>
@@ -823,7 +823,7 @@
                 <w:rFonts w:ascii="TimeNewRoman" w:hAnsi="TimeNewRoman"/>
                 <w:sz w:val="30"/>
               </w:rPr>
-              <w:t>880÷2=</w:t>
+              <w:t>273÷9=</w:t>
             </w:r>
           </w:p>
         </w:tc>
@@ -840,7 +840,7 @@
                 <w:rFonts w:ascii="TimeNewRoman" w:hAnsi="TimeNewRoman"/>
                 <w:sz w:val="30"/>
               </w:rPr>
-              <w:t>116÷4=</w:t>
+              <w:t>766÷6=</w:t>
             </w:r>
           </w:p>
         </w:tc>

--- a/three-digit_number_divided_by_one-digit_number.docx
+++ b/three-digit_number_divided_by_one-digit_number.docx
@@ -11,7 +11,7 @@
           <w:rFonts w:ascii="Arial" w:hAnsi="Arial"/>
           <w:sz w:val="30"/>
         </w:rPr>
-        <w:t>2026-09-20 Sunday</w:t>
+        <w:t>2026-09-21 Monday</w:t>
       </w:r>
     </w:p>
     <w:tbl>
@@ -40,7 +40,7 @@
                 <w:rFonts w:ascii="TimeNewRoman" w:hAnsi="TimeNewRoman"/>
                 <w:sz w:val="30"/>
               </w:rPr>
-              <w:t>233÷6=</w:t>
+              <w:t>897÷3=</w:t>
             </w:r>
           </w:p>
         </w:tc>
@@ -57,7 +57,7 @@
                 <w:rFonts w:ascii="TimeNewRoman" w:hAnsi="TimeNewRoman"/>
                 <w:sz w:val="30"/>
               </w:rPr>
-              <w:t>895÷7=</w:t>
+              <w:t>984÷7=</w:t>
             </w:r>
           </w:p>
         </w:tc>
@@ -74,7 +74,7 @@
                 <w:rFonts w:ascii="TimeNewRoman" w:hAnsi="TimeNewRoman"/>
                 <w:sz w:val="30"/>
               </w:rPr>
-              <w:t>122÷2=</w:t>
+              <w:t>809÷7=</w:t>
             </w:r>
           </w:p>
         </w:tc>
@@ -91,7 +91,7 @@
                 <w:rFonts w:ascii="TimeNewRoman" w:hAnsi="TimeNewRoman"/>
                 <w:sz w:val="30"/>
               </w:rPr>
-              <w:t>863÷7=</w:t>
+              <w:t>984÷5=</w:t>
             </w:r>
           </w:p>
         </w:tc>
@@ -108,7 +108,7 @@
                 <w:rFonts w:ascii="TimeNewRoman" w:hAnsi="TimeNewRoman"/>
                 <w:sz w:val="30"/>
               </w:rPr>
-              <w:t>220÷6=</w:t>
+              <w:t>735÷6=</w:t>
             </w:r>
           </w:p>
         </w:tc>
@@ -223,7 +223,7 @@
                 <w:rFonts w:ascii="TimeNewRoman" w:hAnsi="TimeNewRoman"/>
                 <w:sz w:val="30"/>
               </w:rPr>
-              <w:t>129÷5=</w:t>
+              <w:t>662÷2=</w:t>
             </w:r>
           </w:p>
         </w:tc>
@@ -240,7 +240,7 @@
                 <w:rFonts w:ascii="TimeNewRoman" w:hAnsi="TimeNewRoman"/>
                 <w:sz w:val="30"/>
               </w:rPr>
-              <w:t>341÷5=</w:t>
+              <w:t>107÷4=</w:t>
             </w:r>
           </w:p>
         </w:tc>
@@ -257,7 +257,7 @@
                 <w:rFonts w:ascii="TimeNewRoman" w:hAnsi="TimeNewRoman"/>
                 <w:sz w:val="30"/>
               </w:rPr>
-              <w:t>627÷2=</w:t>
+              <w:t>581÷6=</w:t>
             </w:r>
           </w:p>
         </w:tc>
@@ -274,7 +274,7 @@
                 <w:rFonts w:ascii="TimeNewRoman" w:hAnsi="TimeNewRoman"/>
                 <w:sz w:val="30"/>
               </w:rPr>
-              <w:t>451÷9=</w:t>
+              <w:t>816÷3=</w:t>
             </w:r>
           </w:p>
         </w:tc>
@@ -291,7 +291,7 @@
                 <w:rFonts w:ascii="TimeNewRoman" w:hAnsi="TimeNewRoman"/>
                 <w:sz w:val="30"/>
               </w:rPr>
-              <w:t>197÷8=</w:t>
+              <w:t>571÷9=</w:t>
             </w:r>
           </w:p>
         </w:tc>
@@ -406,7 +406,7 @@
                 <w:rFonts w:ascii="TimeNewRoman" w:hAnsi="TimeNewRoman"/>
                 <w:sz w:val="30"/>
               </w:rPr>
-              <w:t>716÷4=</w:t>
+              <w:t>256÷2=</w:t>
             </w:r>
           </w:p>
         </w:tc>
@@ -423,7 +423,7 @@
                 <w:rFonts w:ascii="TimeNewRoman" w:hAnsi="TimeNewRoman"/>
                 <w:sz w:val="30"/>
               </w:rPr>
-              <w:t>235÷6=</w:t>
+              <w:t>681÷6=</w:t>
             </w:r>
           </w:p>
         </w:tc>
@@ -440,7 +440,7 @@
                 <w:rFonts w:ascii="TimeNewRoman" w:hAnsi="TimeNewRoman"/>
                 <w:sz w:val="30"/>
               </w:rPr>
-              <w:t>771÷2=</w:t>
+              <w:t>291÷4=</w:t>
             </w:r>
           </w:p>
         </w:tc>
@@ -457,7 +457,7 @@
                 <w:rFonts w:ascii="TimeNewRoman" w:hAnsi="TimeNewRoman"/>
                 <w:sz w:val="30"/>
               </w:rPr>
-              <w:t>422÷2=</w:t>
+              <w:t>315÷2=</w:t>
             </w:r>
           </w:p>
         </w:tc>
@@ -474,7 +474,7 @@
                 <w:rFonts w:ascii="TimeNewRoman" w:hAnsi="TimeNewRoman"/>
                 <w:sz w:val="30"/>
               </w:rPr>
-              <w:t>698÷3=</w:t>
+              <w:t>924÷5=</w:t>
             </w:r>
           </w:p>
         </w:tc>
@@ -589,7 +589,7 @@
                 <w:rFonts w:ascii="TimeNewRoman" w:hAnsi="TimeNewRoman"/>
                 <w:sz w:val="30"/>
               </w:rPr>
-              <w:t>238÷5=</w:t>
+              <w:t>138÷9=</w:t>
             </w:r>
           </w:p>
         </w:tc>
@@ -606,7 +606,7 @@
                 <w:rFonts w:ascii="TimeNewRoman" w:hAnsi="TimeNewRoman"/>
                 <w:sz w:val="30"/>
               </w:rPr>
-              <w:t>175÷7=</w:t>
+              <w:t>980÷8=</w:t>
             </w:r>
           </w:p>
         </w:tc>
@@ -623,7 +623,7 @@
                 <w:rFonts w:ascii="TimeNewRoman" w:hAnsi="TimeNewRoman"/>
                 <w:sz w:val="30"/>
               </w:rPr>
-              <w:t>847÷8=</w:t>
+              <w:t>131÷9=</w:t>
             </w:r>
           </w:p>
         </w:tc>
@@ -640,7 +640,7 @@
                 <w:rFonts w:ascii="TimeNewRoman" w:hAnsi="TimeNewRoman"/>
                 <w:sz w:val="30"/>
               </w:rPr>
-              <w:t>318÷4=</w:t>
+              <w:t>628÷3=</w:t>
             </w:r>
           </w:p>
         </w:tc>
@@ -657,7 +657,7 @@
                 <w:rFonts w:ascii="TimeNewRoman" w:hAnsi="TimeNewRoman"/>
                 <w:sz w:val="30"/>
               </w:rPr>
-              <w:t>999÷3=</w:t>
+              <w:t>343÷2=</w:t>
             </w:r>
           </w:p>
         </w:tc>
@@ -772,7 +772,7 @@
                 <w:rFonts w:ascii="TimeNewRoman" w:hAnsi="TimeNewRoman"/>
                 <w:sz w:val="30"/>
               </w:rPr>
-              <w:t>190÷2=</w:t>
+              <w:t>352÷9=</w:t>
             </w:r>
           </w:p>
         </w:tc>
@@ -789,7 +789,7 @@
                 <w:rFonts w:ascii="TimeNewRoman" w:hAnsi="TimeNewRoman"/>
                 <w:sz w:val="30"/>
               </w:rPr>
-              <w:t>185÷3=</w:t>
+              <w:t>633÷7=</w:t>
             </w:r>
           </w:p>
         </w:tc>
@@ -806,7 +806,7 @@
                 <w:rFonts w:ascii="TimeNewRoman" w:hAnsi="TimeNewRoman"/>
                 <w:sz w:val="30"/>
               </w:rPr>
-              <w:t>363÷8=</w:t>
+              <w:t>674÷3=</w:t>
             </w:r>
           </w:p>
         </w:tc>
@@ -823,7 +823,7 @@
                 <w:rFonts w:ascii="TimeNewRoman" w:hAnsi="TimeNewRoman"/>
                 <w:sz w:val="30"/>
               </w:rPr>
-              <w:t>273÷9=</w:t>
+              <w:t>551÷5=</w:t>
             </w:r>
           </w:p>
         </w:tc>
@@ -840,7 +840,7 @@
                 <w:rFonts w:ascii="TimeNewRoman" w:hAnsi="TimeNewRoman"/>
                 <w:sz w:val="30"/>
               </w:rPr>
-              <w:t>766÷6=</w:t>
+              <w:t>270÷8=</w:t>
             </w:r>
           </w:p>
         </w:tc>

--- a/three-digit_number_divided_by_one-digit_number.docx
+++ b/three-digit_number_divided_by_one-digit_number.docx
@@ -40,7 +40,7 @@
                 <w:rFonts w:ascii="TimeNewRoman" w:hAnsi="TimeNewRoman"/>
                 <w:sz w:val="30"/>
               </w:rPr>
-              <w:t>897÷3=</w:t>
+              <w:t>666÷9=</w:t>
             </w:r>
           </w:p>
         </w:tc>
@@ -57,7 +57,7 @@
                 <w:rFonts w:ascii="TimeNewRoman" w:hAnsi="TimeNewRoman"/>
                 <w:sz w:val="30"/>
               </w:rPr>
-              <w:t>984÷7=</w:t>
+              <w:t>281÷6=</w:t>
             </w:r>
           </w:p>
         </w:tc>
@@ -74,7 +74,7 @@
                 <w:rFonts w:ascii="TimeNewRoman" w:hAnsi="TimeNewRoman"/>
                 <w:sz w:val="30"/>
               </w:rPr>
-              <w:t>809÷7=</w:t>
+              <w:t>799÷5=</w:t>
             </w:r>
           </w:p>
         </w:tc>
@@ -91,7 +91,7 @@
                 <w:rFonts w:ascii="TimeNewRoman" w:hAnsi="TimeNewRoman"/>
                 <w:sz w:val="30"/>
               </w:rPr>
-              <w:t>984÷5=</w:t>
+              <w:t>709÷3=</w:t>
             </w:r>
           </w:p>
         </w:tc>
@@ -108,7 +108,7 @@
                 <w:rFonts w:ascii="TimeNewRoman" w:hAnsi="TimeNewRoman"/>
                 <w:sz w:val="30"/>
               </w:rPr>
-              <w:t>735÷6=</w:t>
+              <w:t>468÷9=</w:t>
             </w:r>
           </w:p>
         </w:tc>
@@ -223,7 +223,7 @@
                 <w:rFonts w:ascii="TimeNewRoman" w:hAnsi="TimeNewRoman"/>
                 <w:sz w:val="30"/>
               </w:rPr>
-              <w:t>662÷2=</w:t>
+              <w:t>217÷2=</w:t>
             </w:r>
           </w:p>
         </w:tc>
@@ -240,7 +240,7 @@
                 <w:rFonts w:ascii="TimeNewRoman" w:hAnsi="TimeNewRoman"/>
                 <w:sz w:val="30"/>
               </w:rPr>
-              <w:t>107÷4=</w:t>
+              <w:t>849÷6=</w:t>
             </w:r>
           </w:p>
         </w:tc>
@@ -257,7 +257,7 @@
                 <w:rFonts w:ascii="TimeNewRoman" w:hAnsi="TimeNewRoman"/>
                 <w:sz w:val="30"/>
               </w:rPr>
-              <w:t>581÷6=</w:t>
+              <w:t>122÷6=</w:t>
             </w:r>
           </w:p>
         </w:tc>
@@ -274,7 +274,7 @@
                 <w:rFonts w:ascii="TimeNewRoman" w:hAnsi="TimeNewRoman"/>
                 <w:sz w:val="30"/>
               </w:rPr>
-              <w:t>816÷3=</w:t>
+              <w:t>679÷4=</w:t>
             </w:r>
           </w:p>
         </w:tc>
@@ -291,7 +291,7 @@
                 <w:rFonts w:ascii="TimeNewRoman" w:hAnsi="TimeNewRoman"/>
                 <w:sz w:val="30"/>
               </w:rPr>
-              <w:t>571÷9=</w:t>
+              <w:t>840÷4=</w:t>
             </w:r>
           </w:p>
         </w:tc>
@@ -406,7 +406,7 @@
                 <w:rFonts w:ascii="TimeNewRoman" w:hAnsi="TimeNewRoman"/>
                 <w:sz w:val="30"/>
               </w:rPr>
-              <w:t>256÷2=</w:t>
+              <w:t>402÷5=</w:t>
             </w:r>
           </w:p>
         </w:tc>
@@ -423,7 +423,7 @@
                 <w:rFonts w:ascii="TimeNewRoman" w:hAnsi="TimeNewRoman"/>
                 <w:sz w:val="30"/>
               </w:rPr>
-              <w:t>681÷6=</w:t>
+              <w:t>168÷3=</w:t>
             </w:r>
           </w:p>
         </w:tc>
@@ -440,7 +440,7 @@
                 <w:rFonts w:ascii="TimeNewRoman" w:hAnsi="TimeNewRoman"/>
                 <w:sz w:val="30"/>
               </w:rPr>
-              <w:t>291÷4=</w:t>
+              <w:t>709÷2=</w:t>
             </w:r>
           </w:p>
         </w:tc>
@@ -457,7 +457,7 @@
                 <w:rFonts w:ascii="TimeNewRoman" w:hAnsi="TimeNewRoman"/>
                 <w:sz w:val="30"/>
               </w:rPr>
-              <w:t>315÷2=</w:t>
+              <w:t>867÷5=</w:t>
             </w:r>
           </w:p>
         </w:tc>
@@ -474,7 +474,7 @@
                 <w:rFonts w:ascii="TimeNewRoman" w:hAnsi="TimeNewRoman"/>
                 <w:sz w:val="30"/>
               </w:rPr>
-              <w:t>924÷5=</w:t>
+              <w:t>990÷2=</w:t>
             </w:r>
           </w:p>
         </w:tc>
@@ -589,7 +589,7 @@
                 <w:rFonts w:ascii="TimeNewRoman" w:hAnsi="TimeNewRoman"/>
                 <w:sz w:val="30"/>
               </w:rPr>
-              <w:t>138÷9=</w:t>
+              <w:t>441÷7=</w:t>
             </w:r>
           </w:p>
         </w:tc>
@@ -606,7 +606,7 @@
                 <w:rFonts w:ascii="TimeNewRoman" w:hAnsi="TimeNewRoman"/>
                 <w:sz w:val="30"/>
               </w:rPr>
-              <w:t>980÷8=</w:t>
+              <w:t>276÷5=</w:t>
             </w:r>
           </w:p>
         </w:tc>
@@ -623,7 +623,7 @@
                 <w:rFonts w:ascii="TimeNewRoman" w:hAnsi="TimeNewRoman"/>
                 <w:sz w:val="30"/>
               </w:rPr>
-              <w:t>131÷9=</w:t>
+              <w:t>311÷3=</w:t>
             </w:r>
           </w:p>
         </w:tc>
@@ -640,7 +640,7 @@
                 <w:rFonts w:ascii="TimeNewRoman" w:hAnsi="TimeNewRoman"/>
                 <w:sz w:val="30"/>
               </w:rPr>
-              <w:t>628÷3=</w:t>
+              <w:t>983÷3=</w:t>
             </w:r>
           </w:p>
         </w:tc>
@@ -657,7 +657,7 @@
                 <w:rFonts w:ascii="TimeNewRoman" w:hAnsi="TimeNewRoman"/>
                 <w:sz w:val="30"/>
               </w:rPr>
-              <w:t>343÷2=</w:t>
+              <w:t>939÷3=</w:t>
             </w:r>
           </w:p>
         </w:tc>
@@ -772,7 +772,7 @@
                 <w:rFonts w:ascii="TimeNewRoman" w:hAnsi="TimeNewRoman"/>
                 <w:sz w:val="30"/>
               </w:rPr>
-              <w:t>352÷9=</w:t>
+              <w:t>771÷7=</w:t>
             </w:r>
           </w:p>
         </w:tc>
@@ -789,7 +789,7 @@
                 <w:rFonts w:ascii="TimeNewRoman" w:hAnsi="TimeNewRoman"/>
                 <w:sz w:val="30"/>
               </w:rPr>
-              <w:t>633÷7=</w:t>
+              <w:t>945÷3=</w:t>
             </w:r>
           </w:p>
         </w:tc>
@@ -806,7 +806,7 @@
                 <w:rFonts w:ascii="TimeNewRoman" w:hAnsi="TimeNewRoman"/>
                 <w:sz w:val="30"/>
               </w:rPr>
-              <w:t>674÷3=</w:t>
+              <w:t>419÷8=</w:t>
             </w:r>
           </w:p>
         </w:tc>
@@ -823,7 +823,7 @@
                 <w:rFonts w:ascii="TimeNewRoman" w:hAnsi="TimeNewRoman"/>
                 <w:sz w:val="30"/>
               </w:rPr>
-              <w:t>551÷5=</w:t>
+              <w:t>955÷2=</w:t>
             </w:r>
           </w:p>
         </w:tc>
@@ -840,7 +840,7 @@
                 <w:rFonts w:ascii="TimeNewRoman" w:hAnsi="TimeNewRoman"/>
                 <w:sz w:val="30"/>
               </w:rPr>
-              <w:t>270÷8=</w:t>
+              <w:t>258÷6=</w:t>
             </w:r>
           </w:p>
         </w:tc>

--- a/three-digit_number_divided_by_one-digit_number.docx
+++ b/three-digit_number_divided_by_one-digit_number.docx
@@ -11,7 +11,7 @@
           <w:rFonts w:ascii="Arial" w:hAnsi="Arial"/>
           <w:sz w:val="30"/>
         </w:rPr>
-        <w:t>2026-09-21 Monday</w:t>
+        <w:t>2026-09-22 Tuesday</w:t>
       </w:r>
     </w:p>
     <w:tbl>
@@ -40,7 +40,7 @@
                 <w:rFonts w:ascii="TimeNewRoman" w:hAnsi="TimeNewRoman"/>
                 <w:sz w:val="30"/>
               </w:rPr>
-              <w:t>666÷9=</w:t>
+              <w:t>139÷2=</w:t>
             </w:r>
           </w:p>
         </w:tc>
@@ -57,7 +57,7 @@
                 <w:rFonts w:ascii="TimeNewRoman" w:hAnsi="TimeNewRoman"/>
                 <w:sz w:val="30"/>
               </w:rPr>
-              <w:t>281÷6=</w:t>
+              <w:t>343÷3=</w:t>
             </w:r>
           </w:p>
         </w:tc>
@@ -74,7 +74,7 @@
                 <w:rFonts w:ascii="TimeNewRoman" w:hAnsi="TimeNewRoman"/>
                 <w:sz w:val="30"/>
               </w:rPr>
-              <w:t>799÷5=</w:t>
+              <w:t>589÷5=</w:t>
             </w:r>
           </w:p>
         </w:tc>
@@ -91,7 +91,7 @@
                 <w:rFonts w:ascii="TimeNewRoman" w:hAnsi="TimeNewRoman"/>
                 <w:sz w:val="30"/>
               </w:rPr>
-              <w:t>709÷3=</w:t>
+              <w:t>227÷8=</w:t>
             </w:r>
           </w:p>
         </w:tc>
@@ -108,7 +108,7 @@
                 <w:rFonts w:ascii="TimeNewRoman" w:hAnsi="TimeNewRoman"/>
                 <w:sz w:val="30"/>
               </w:rPr>
-              <w:t>468÷9=</w:t>
+              <w:t>988÷3=</w:t>
             </w:r>
           </w:p>
         </w:tc>
@@ -223,7 +223,7 @@
                 <w:rFonts w:ascii="TimeNewRoman" w:hAnsi="TimeNewRoman"/>
                 <w:sz w:val="30"/>
               </w:rPr>
-              <w:t>217÷2=</w:t>
+              <w:t>454÷3=</w:t>
             </w:r>
           </w:p>
         </w:tc>
@@ -240,7 +240,7 @@
                 <w:rFonts w:ascii="TimeNewRoman" w:hAnsi="TimeNewRoman"/>
                 <w:sz w:val="30"/>
               </w:rPr>
-              <w:t>849÷6=</w:t>
+              <w:t>776÷3=</w:t>
             </w:r>
           </w:p>
         </w:tc>
@@ -257,7 +257,7 @@
                 <w:rFonts w:ascii="TimeNewRoman" w:hAnsi="TimeNewRoman"/>
                 <w:sz w:val="30"/>
               </w:rPr>
-              <w:t>122÷6=</w:t>
+              <w:t>903÷8=</w:t>
             </w:r>
           </w:p>
         </w:tc>
@@ -274,7 +274,7 @@
                 <w:rFonts w:ascii="TimeNewRoman" w:hAnsi="TimeNewRoman"/>
                 <w:sz w:val="30"/>
               </w:rPr>
-              <w:t>679÷4=</w:t>
+              <w:t>277÷5=</w:t>
             </w:r>
           </w:p>
         </w:tc>
@@ -291,7 +291,7 @@
                 <w:rFonts w:ascii="TimeNewRoman" w:hAnsi="TimeNewRoman"/>
                 <w:sz w:val="30"/>
               </w:rPr>
-              <w:t>840÷4=</w:t>
+              <w:t>742÷9=</w:t>
             </w:r>
           </w:p>
         </w:tc>
@@ -406,7 +406,7 @@
                 <w:rFonts w:ascii="TimeNewRoman" w:hAnsi="TimeNewRoman"/>
                 <w:sz w:val="30"/>
               </w:rPr>
-              <w:t>402÷5=</w:t>
+              <w:t>820÷4=</w:t>
             </w:r>
           </w:p>
         </w:tc>
@@ -423,7 +423,7 @@
                 <w:rFonts w:ascii="TimeNewRoman" w:hAnsi="TimeNewRoman"/>
                 <w:sz w:val="30"/>
               </w:rPr>
-              <w:t>168÷3=</w:t>
+              <w:t>904÷2=</w:t>
             </w:r>
           </w:p>
         </w:tc>
@@ -440,7 +440,7 @@
                 <w:rFonts w:ascii="TimeNewRoman" w:hAnsi="TimeNewRoman"/>
                 <w:sz w:val="30"/>
               </w:rPr>
-              <w:t>709÷2=</w:t>
+              <w:t>652÷6=</w:t>
             </w:r>
           </w:p>
         </w:tc>
@@ -457,7 +457,7 @@
                 <w:rFonts w:ascii="TimeNewRoman" w:hAnsi="TimeNewRoman"/>
                 <w:sz w:val="30"/>
               </w:rPr>
-              <w:t>867÷5=</w:t>
+              <w:t>940÷3=</w:t>
             </w:r>
           </w:p>
         </w:tc>
@@ -474,7 +474,7 @@
                 <w:rFonts w:ascii="TimeNewRoman" w:hAnsi="TimeNewRoman"/>
                 <w:sz w:val="30"/>
               </w:rPr>
-              <w:t>990÷2=</w:t>
+              <w:t>820÷4=</w:t>
             </w:r>
           </w:p>
         </w:tc>
@@ -589,7 +589,7 @@
                 <w:rFonts w:ascii="TimeNewRoman" w:hAnsi="TimeNewRoman"/>
                 <w:sz w:val="30"/>
               </w:rPr>
-              <w:t>441÷7=</w:t>
+              <w:t>169÷9=</w:t>
             </w:r>
           </w:p>
         </w:tc>
@@ -606,7 +606,7 @@
                 <w:rFonts w:ascii="TimeNewRoman" w:hAnsi="TimeNewRoman"/>
                 <w:sz w:val="30"/>
               </w:rPr>
-              <w:t>276÷5=</w:t>
+              <w:t>457÷8=</w:t>
             </w:r>
           </w:p>
         </w:tc>
@@ -623,7 +623,7 @@
                 <w:rFonts w:ascii="TimeNewRoman" w:hAnsi="TimeNewRoman"/>
                 <w:sz w:val="30"/>
               </w:rPr>
-              <w:t>311÷3=</w:t>
+              <w:t>544÷4=</w:t>
             </w:r>
           </w:p>
         </w:tc>
@@ -640,7 +640,7 @@
                 <w:rFonts w:ascii="TimeNewRoman" w:hAnsi="TimeNewRoman"/>
                 <w:sz w:val="30"/>
               </w:rPr>
-              <w:t>983÷3=</w:t>
+              <w:t>990÷4=</w:t>
             </w:r>
           </w:p>
         </w:tc>
@@ -657,7 +657,7 @@
                 <w:rFonts w:ascii="TimeNewRoman" w:hAnsi="TimeNewRoman"/>
                 <w:sz w:val="30"/>
               </w:rPr>
-              <w:t>939÷3=</w:t>
+              <w:t>525÷3=</w:t>
             </w:r>
           </w:p>
         </w:tc>
@@ -772,7 +772,7 @@
                 <w:rFonts w:ascii="TimeNewRoman" w:hAnsi="TimeNewRoman"/>
                 <w:sz w:val="30"/>
               </w:rPr>
-              <w:t>771÷7=</w:t>
+              <w:t>911÷2=</w:t>
             </w:r>
           </w:p>
         </w:tc>
@@ -789,7 +789,7 @@
                 <w:rFonts w:ascii="TimeNewRoman" w:hAnsi="TimeNewRoman"/>
                 <w:sz w:val="30"/>
               </w:rPr>
-              <w:t>945÷3=</w:t>
+              <w:t>752÷6=</w:t>
             </w:r>
           </w:p>
         </w:tc>
@@ -806,7 +806,7 @@
                 <w:rFonts w:ascii="TimeNewRoman" w:hAnsi="TimeNewRoman"/>
                 <w:sz w:val="30"/>
               </w:rPr>
-              <w:t>419÷8=</w:t>
+              <w:t>527÷4=</w:t>
             </w:r>
           </w:p>
         </w:tc>
@@ -823,7 +823,7 @@
                 <w:rFonts w:ascii="TimeNewRoman" w:hAnsi="TimeNewRoman"/>
                 <w:sz w:val="30"/>
               </w:rPr>
-              <w:t>955÷2=</w:t>
+              <w:t>494÷3=</w:t>
             </w:r>
           </w:p>
         </w:tc>
@@ -840,7 +840,7 @@
                 <w:rFonts w:ascii="TimeNewRoman" w:hAnsi="TimeNewRoman"/>
                 <w:sz w:val="30"/>
               </w:rPr>
-              <w:t>258÷6=</w:t>
+              <w:t>136÷7=</w:t>
             </w:r>
           </w:p>
         </w:tc>

--- a/three-digit_number_divided_by_one-digit_number.docx
+++ b/three-digit_number_divided_by_one-digit_number.docx
@@ -40,7 +40,7 @@
                 <w:rFonts w:ascii="TimeNewRoman" w:hAnsi="TimeNewRoman"/>
                 <w:sz w:val="30"/>
               </w:rPr>
-              <w:t>139÷2=</w:t>
+              <w:t>597÷2=</w:t>
             </w:r>
           </w:p>
         </w:tc>
@@ -57,7 +57,7 @@
                 <w:rFonts w:ascii="TimeNewRoman" w:hAnsi="TimeNewRoman"/>
                 <w:sz w:val="30"/>
               </w:rPr>
-              <w:t>343÷3=</w:t>
+              <w:t>768÷4=</w:t>
             </w:r>
           </w:p>
         </w:tc>
@@ -74,7 +74,7 @@
                 <w:rFonts w:ascii="TimeNewRoman" w:hAnsi="TimeNewRoman"/>
                 <w:sz w:val="30"/>
               </w:rPr>
-              <w:t>589÷5=</w:t>
+              <w:t>495÷2=</w:t>
             </w:r>
           </w:p>
         </w:tc>
@@ -91,7 +91,7 @@
                 <w:rFonts w:ascii="TimeNewRoman" w:hAnsi="TimeNewRoman"/>
                 <w:sz w:val="30"/>
               </w:rPr>
-              <w:t>227÷8=</w:t>
+              <w:t>440÷8=</w:t>
             </w:r>
           </w:p>
         </w:tc>
@@ -108,7 +108,7 @@
                 <w:rFonts w:ascii="TimeNewRoman" w:hAnsi="TimeNewRoman"/>
                 <w:sz w:val="30"/>
               </w:rPr>
-              <w:t>988÷3=</w:t>
+              <w:t>356÷4=</w:t>
             </w:r>
           </w:p>
         </w:tc>
@@ -223,7 +223,7 @@
                 <w:rFonts w:ascii="TimeNewRoman" w:hAnsi="TimeNewRoman"/>
                 <w:sz w:val="30"/>
               </w:rPr>
-              <w:t>454÷3=</w:t>
+              <w:t>222÷6=</w:t>
             </w:r>
           </w:p>
         </w:tc>
@@ -240,7 +240,7 @@
                 <w:rFonts w:ascii="TimeNewRoman" w:hAnsi="TimeNewRoman"/>
                 <w:sz w:val="30"/>
               </w:rPr>
-              <w:t>776÷3=</w:t>
+              <w:t>826÷8=</w:t>
             </w:r>
           </w:p>
         </w:tc>
@@ -257,7 +257,7 @@
                 <w:rFonts w:ascii="TimeNewRoman" w:hAnsi="TimeNewRoman"/>
                 <w:sz w:val="30"/>
               </w:rPr>
-              <w:t>903÷8=</w:t>
+              <w:t>292÷9=</w:t>
             </w:r>
           </w:p>
         </w:tc>
@@ -274,7 +274,7 @@
                 <w:rFonts w:ascii="TimeNewRoman" w:hAnsi="TimeNewRoman"/>
                 <w:sz w:val="30"/>
               </w:rPr>
-              <w:t>277÷5=</w:t>
+              <w:t>719÷9=</w:t>
             </w:r>
           </w:p>
         </w:tc>
@@ -291,7 +291,7 @@
                 <w:rFonts w:ascii="TimeNewRoman" w:hAnsi="TimeNewRoman"/>
                 <w:sz w:val="30"/>
               </w:rPr>
-              <w:t>742÷9=</w:t>
+              <w:t>408÷4=</w:t>
             </w:r>
           </w:p>
         </w:tc>
@@ -406,7 +406,7 @@
                 <w:rFonts w:ascii="TimeNewRoman" w:hAnsi="TimeNewRoman"/>
                 <w:sz w:val="30"/>
               </w:rPr>
-              <w:t>820÷4=</w:t>
+              <w:t>294÷2=</w:t>
             </w:r>
           </w:p>
         </w:tc>
@@ -423,7 +423,7 @@
                 <w:rFonts w:ascii="TimeNewRoman" w:hAnsi="TimeNewRoman"/>
                 <w:sz w:val="30"/>
               </w:rPr>
-              <w:t>904÷2=</w:t>
+              <w:t>881÷3=</w:t>
             </w:r>
           </w:p>
         </w:tc>
@@ -440,7 +440,7 @@
                 <w:rFonts w:ascii="TimeNewRoman" w:hAnsi="TimeNewRoman"/>
                 <w:sz w:val="30"/>
               </w:rPr>
-              <w:t>652÷6=</w:t>
+              <w:t>104÷4=</w:t>
             </w:r>
           </w:p>
         </w:tc>
@@ -474,7 +474,7 @@
                 <w:rFonts w:ascii="TimeNewRoman" w:hAnsi="TimeNewRoman"/>
                 <w:sz w:val="30"/>
               </w:rPr>
-              <w:t>820÷4=</w:t>
+              <w:t>997÷2=</w:t>
             </w:r>
           </w:p>
         </w:tc>
@@ -589,7 +589,7 @@
                 <w:rFonts w:ascii="TimeNewRoman" w:hAnsi="TimeNewRoman"/>
                 <w:sz w:val="30"/>
               </w:rPr>
-              <w:t>169÷9=</w:t>
+              <w:t>118÷5=</w:t>
             </w:r>
           </w:p>
         </w:tc>
@@ -606,7 +606,7 @@
                 <w:rFonts w:ascii="TimeNewRoman" w:hAnsi="TimeNewRoman"/>
                 <w:sz w:val="30"/>
               </w:rPr>
-              <w:t>457÷8=</w:t>
+              <w:t>175÷3=</w:t>
             </w:r>
           </w:p>
         </w:tc>
@@ -623,7 +623,7 @@
                 <w:rFonts w:ascii="TimeNewRoman" w:hAnsi="TimeNewRoman"/>
                 <w:sz w:val="30"/>
               </w:rPr>
-              <w:t>544÷4=</w:t>
+              <w:t>355÷5=</w:t>
             </w:r>
           </w:p>
         </w:tc>
@@ -640,7 +640,7 @@
                 <w:rFonts w:ascii="TimeNewRoman" w:hAnsi="TimeNewRoman"/>
                 <w:sz w:val="30"/>
               </w:rPr>
-              <w:t>990÷4=</w:t>
+              <w:t>794÷6=</w:t>
             </w:r>
           </w:p>
         </w:tc>
@@ -657,7 +657,7 @@
                 <w:rFonts w:ascii="TimeNewRoman" w:hAnsi="TimeNewRoman"/>
                 <w:sz w:val="30"/>
               </w:rPr>
-              <w:t>525÷3=</w:t>
+              <w:t>601÷2=</w:t>
             </w:r>
           </w:p>
         </w:tc>
@@ -772,7 +772,7 @@
                 <w:rFonts w:ascii="TimeNewRoman" w:hAnsi="TimeNewRoman"/>
                 <w:sz w:val="30"/>
               </w:rPr>
-              <w:t>911÷2=</w:t>
+              <w:t>899÷9=</w:t>
             </w:r>
           </w:p>
         </w:tc>
@@ -789,7 +789,7 @@
                 <w:rFonts w:ascii="TimeNewRoman" w:hAnsi="TimeNewRoman"/>
                 <w:sz w:val="30"/>
               </w:rPr>
-              <w:t>752÷6=</w:t>
+              <w:t>869÷7=</w:t>
             </w:r>
           </w:p>
         </w:tc>
@@ -806,7 +806,7 @@
                 <w:rFonts w:ascii="TimeNewRoman" w:hAnsi="TimeNewRoman"/>
                 <w:sz w:val="30"/>
               </w:rPr>
-              <w:t>527÷4=</w:t>
+              <w:t>919÷8=</w:t>
             </w:r>
           </w:p>
         </w:tc>
@@ -823,7 +823,7 @@
                 <w:rFonts w:ascii="TimeNewRoman" w:hAnsi="TimeNewRoman"/>
                 <w:sz w:val="30"/>
               </w:rPr>
-              <w:t>494÷3=</w:t>
+              <w:t>630÷9=</w:t>
             </w:r>
           </w:p>
         </w:tc>
@@ -840,7 +840,7 @@
                 <w:rFonts w:ascii="TimeNewRoman" w:hAnsi="TimeNewRoman"/>
                 <w:sz w:val="30"/>
               </w:rPr>
-              <w:t>136÷7=</w:t>
+              <w:t>463÷9=</w:t>
             </w:r>
           </w:p>
         </w:tc>

--- a/three-digit_number_divided_by_one-digit_number.docx
+++ b/three-digit_number_divided_by_one-digit_number.docx
@@ -11,7 +11,7 @@
           <w:rFonts w:ascii="Arial" w:hAnsi="Arial"/>
           <w:sz w:val="30"/>
         </w:rPr>
-        <w:t>2026-09-22 Tuesday</w:t>
+        <w:t>2026-09-23 Wednesday</w:t>
       </w:r>
     </w:p>
     <w:tbl>
@@ -40,7 +40,7 @@
                 <w:rFonts w:ascii="TimeNewRoman" w:hAnsi="TimeNewRoman"/>
                 <w:sz w:val="30"/>
               </w:rPr>
-              <w:t>597÷2=</w:t>
+              <w:t>726÷3=</w:t>
             </w:r>
           </w:p>
         </w:tc>
@@ -57,7 +57,7 @@
                 <w:rFonts w:ascii="TimeNewRoman" w:hAnsi="TimeNewRoman"/>
                 <w:sz w:val="30"/>
               </w:rPr>
-              <w:t>768÷4=</w:t>
+              <w:t>257÷6=</w:t>
             </w:r>
           </w:p>
         </w:tc>
@@ -74,7 +74,7 @@
                 <w:rFonts w:ascii="TimeNewRoman" w:hAnsi="TimeNewRoman"/>
                 <w:sz w:val="30"/>
               </w:rPr>
-              <w:t>495÷2=</w:t>
+              <w:t>776÷8=</w:t>
             </w:r>
           </w:p>
         </w:tc>
@@ -91,7 +91,7 @@
                 <w:rFonts w:ascii="TimeNewRoman" w:hAnsi="TimeNewRoman"/>
                 <w:sz w:val="30"/>
               </w:rPr>
-              <w:t>440÷8=</w:t>
+              <w:t>272÷6=</w:t>
             </w:r>
           </w:p>
         </w:tc>
@@ -108,7 +108,7 @@
                 <w:rFonts w:ascii="TimeNewRoman" w:hAnsi="TimeNewRoman"/>
                 <w:sz w:val="30"/>
               </w:rPr>
-              <w:t>356÷4=</w:t>
+              <w:t>504÷4=</w:t>
             </w:r>
           </w:p>
         </w:tc>
@@ -223,7 +223,7 @@
                 <w:rFonts w:ascii="TimeNewRoman" w:hAnsi="TimeNewRoman"/>
                 <w:sz w:val="30"/>
               </w:rPr>
-              <w:t>222÷6=</w:t>
+              <w:t>379÷3=</w:t>
             </w:r>
           </w:p>
         </w:tc>
@@ -240,7 +240,7 @@
                 <w:rFonts w:ascii="TimeNewRoman" w:hAnsi="TimeNewRoman"/>
                 <w:sz w:val="30"/>
               </w:rPr>
-              <w:t>826÷8=</w:t>
+              <w:t>256÷8=</w:t>
             </w:r>
           </w:p>
         </w:tc>
@@ -257,7 +257,7 @@
                 <w:rFonts w:ascii="TimeNewRoman" w:hAnsi="TimeNewRoman"/>
                 <w:sz w:val="30"/>
               </w:rPr>
-              <w:t>292÷9=</w:t>
+              <w:t>951÷6=</w:t>
             </w:r>
           </w:p>
         </w:tc>
@@ -274,7 +274,7 @@
                 <w:rFonts w:ascii="TimeNewRoman" w:hAnsi="TimeNewRoman"/>
                 <w:sz w:val="30"/>
               </w:rPr>
-              <w:t>719÷9=</w:t>
+              <w:t>718÷6=</w:t>
             </w:r>
           </w:p>
         </w:tc>
@@ -291,7 +291,7 @@
                 <w:rFonts w:ascii="TimeNewRoman" w:hAnsi="TimeNewRoman"/>
                 <w:sz w:val="30"/>
               </w:rPr>
-              <w:t>408÷4=</w:t>
+              <w:t>619÷5=</w:t>
             </w:r>
           </w:p>
         </w:tc>
@@ -406,7 +406,7 @@
                 <w:rFonts w:ascii="TimeNewRoman" w:hAnsi="TimeNewRoman"/>
                 <w:sz w:val="30"/>
               </w:rPr>
-              <w:t>294÷2=</w:t>
+              <w:t>199÷5=</w:t>
             </w:r>
           </w:p>
         </w:tc>
@@ -423,7 +423,7 @@
                 <w:rFonts w:ascii="TimeNewRoman" w:hAnsi="TimeNewRoman"/>
                 <w:sz w:val="30"/>
               </w:rPr>
-              <w:t>881÷3=</w:t>
+              <w:t>564÷7=</w:t>
             </w:r>
           </w:p>
         </w:tc>
@@ -440,7 +440,7 @@
                 <w:rFonts w:ascii="TimeNewRoman" w:hAnsi="TimeNewRoman"/>
                 <w:sz w:val="30"/>
               </w:rPr>
-              <w:t>104÷4=</w:t>
+              <w:t>501÷3=</w:t>
             </w:r>
           </w:p>
         </w:tc>
@@ -457,7 +457,7 @@
                 <w:rFonts w:ascii="TimeNewRoman" w:hAnsi="TimeNewRoman"/>
                 <w:sz w:val="30"/>
               </w:rPr>
-              <w:t>940÷3=</w:t>
+              <w:t>989÷8=</w:t>
             </w:r>
           </w:p>
         </w:tc>
@@ -474,7 +474,7 @@
                 <w:rFonts w:ascii="TimeNewRoman" w:hAnsi="TimeNewRoman"/>
                 <w:sz w:val="30"/>
               </w:rPr>
-              <w:t>997÷2=</w:t>
+              <w:t>591÷3=</w:t>
             </w:r>
           </w:p>
         </w:tc>
@@ -589,7 +589,7 @@
                 <w:rFonts w:ascii="TimeNewRoman" w:hAnsi="TimeNewRoman"/>
                 <w:sz w:val="30"/>
               </w:rPr>
-              <w:t>118÷5=</w:t>
+              <w:t>618÷8=</w:t>
             </w:r>
           </w:p>
         </w:tc>
@@ -606,7 +606,7 @@
                 <w:rFonts w:ascii="TimeNewRoman" w:hAnsi="TimeNewRoman"/>
                 <w:sz w:val="30"/>
               </w:rPr>
-              <w:t>175÷3=</w:t>
+              <w:t>722÷9=</w:t>
             </w:r>
           </w:p>
         </w:tc>
@@ -623,7 +623,7 @@
                 <w:rFonts w:ascii="TimeNewRoman" w:hAnsi="TimeNewRoman"/>
                 <w:sz w:val="30"/>
               </w:rPr>
-              <w:t>355÷5=</w:t>
+              <w:t>983÷7=</w:t>
             </w:r>
           </w:p>
         </w:tc>
@@ -640,7 +640,7 @@
                 <w:rFonts w:ascii="TimeNewRoman" w:hAnsi="TimeNewRoman"/>
                 <w:sz w:val="30"/>
               </w:rPr>
-              <w:t>794÷6=</w:t>
+              <w:t>548÷3=</w:t>
             </w:r>
           </w:p>
         </w:tc>
@@ -657,7 +657,7 @@
                 <w:rFonts w:ascii="TimeNewRoman" w:hAnsi="TimeNewRoman"/>
                 <w:sz w:val="30"/>
               </w:rPr>
-              <w:t>601÷2=</w:t>
+              <w:t>816÷3=</w:t>
             </w:r>
           </w:p>
         </w:tc>
@@ -772,7 +772,7 @@
                 <w:rFonts w:ascii="TimeNewRoman" w:hAnsi="TimeNewRoman"/>
                 <w:sz w:val="30"/>
               </w:rPr>
-              <w:t>899÷9=</w:t>
+              <w:t>216÷2=</w:t>
             </w:r>
           </w:p>
         </w:tc>
@@ -789,7 +789,7 @@
                 <w:rFonts w:ascii="TimeNewRoman" w:hAnsi="TimeNewRoman"/>
                 <w:sz w:val="30"/>
               </w:rPr>
-              <w:t>869÷7=</w:t>
+              <w:t>487÷5=</w:t>
             </w:r>
           </w:p>
         </w:tc>
@@ -806,7 +806,7 @@
                 <w:rFonts w:ascii="TimeNewRoman" w:hAnsi="TimeNewRoman"/>
                 <w:sz w:val="30"/>
               </w:rPr>
-              <w:t>919÷8=</w:t>
+              <w:t>540÷5=</w:t>
             </w:r>
           </w:p>
         </w:tc>
@@ -823,7 +823,7 @@
                 <w:rFonts w:ascii="TimeNewRoman" w:hAnsi="TimeNewRoman"/>
                 <w:sz w:val="30"/>
               </w:rPr>
-              <w:t>630÷9=</w:t>
+              <w:t>589÷7=</w:t>
             </w:r>
           </w:p>
         </w:tc>
@@ -840,7 +840,7 @@
                 <w:rFonts w:ascii="TimeNewRoman" w:hAnsi="TimeNewRoman"/>
                 <w:sz w:val="30"/>
               </w:rPr>
-              <w:t>463÷9=</w:t>
+              <w:t>538÷6=</w:t>
             </w:r>
           </w:p>
         </w:tc>

--- a/three-digit_number_divided_by_one-digit_number.docx
+++ b/three-digit_number_divided_by_one-digit_number.docx
@@ -40,7 +40,7 @@
                 <w:rFonts w:ascii="TimeNewRoman" w:hAnsi="TimeNewRoman"/>
                 <w:sz w:val="30"/>
               </w:rPr>
-              <w:t>726÷3=</w:t>
+              <w:t>128÷6=</w:t>
             </w:r>
           </w:p>
         </w:tc>
@@ -57,7 +57,7 @@
                 <w:rFonts w:ascii="TimeNewRoman" w:hAnsi="TimeNewRoman"/>
                 <w:sz w:val="30"/>
               </w:rPr>
-              <w:t>257÷6=</w:t>
+              <w:t>844÷9=</w:t>
             </w:r>
           </w:p>
         </w:tc>
@@ -74,7 +74,7 @@
                 <w:rFonts w:ascii="TimeNewRoman" w:hAnsi="TimeNewRoman"/>
                 <w:sz w:val="30"/>
               </w:rPr>
-              <w:t>776÷8=</w:t>
+              <w:t>332÷2=</w:t>
             </w:r>
           </w:p>
         </w:tc>
@@ -91,7 +91,7 @@
                 <w:rFonts w:ascii="TimeNewRoman" w:hAnsi="TimeNewRoman"/>
                 <w:sz w:val="30"/>
               </w:rPr>
-              <w:t>272÷6=</w:t>
+              <w:t>481÷4=</w:t>
             </w:r>
           </w:p>
         </w:tc>
@@ -108,7 +108,7 @@
                 <w:rFonts w:ascii="TimeNewRoman" w:hAnsi="TimeNewRoman"/>
                 <w:sz w:val="30"/>
               </w:rPr>
-              <w:t>504÷4=</w:t>
+              <w:t>807÷9=</w:t>
             </w:r>
           </w:p>
         </w:tc>
@@ -223,7 +223,7 @@
                 <w:rFonts w:ascii="TimeNewRoman" w:hAnsi="TimeNewRoman"/>
                 <w:sz w:val="30"/>
               </w:rPr>
-              <w:t>379÷3=</w:t>
+              <w:t>338÷5=</w:t>
             </w:r>
           </w:p>
         </w:tc>
@@ -240,7 +240,7 @@
                 <w:rFonts w:ascii="TimeNewRoman" w:hAnsi="TimeNewRoman"/>
                 <w:sz w:val="30"/>
               </w:rPr>
-              <w:t>256÷8=</w:t>
+              <w:t>838÷3=</w:t>
             </w:r>
           </w:p>
         </w:tc>
@@ -257,7 +257,7 @@
                 <w:rFonts w:ascii="TimeNewRoman" w:hAnsi="TimeNewRoman"/>
                 <w:sz w:val="30"/>
               </w:rPr>
-              <w:t>951÷6=</w:t>
+              <w:t>438÷2=</w:t>
             </w:r>
           </w:p>
         </w:tc>
@@ -274,7 +274,7 @@
                 <w:rFonts w:ascii="TimeNewRoman" w:hAnsi="TimeNewRoman"/>
                 <w:sz w:val="30"/>
               </w:rPr>
-              <w:t>718÷6=</w:t>
+              <w:t>856÷2=</w:t>
             </w:r>
           </w:p>
         </w:tc>
@@ -291,7 +291,7 @@
                 <w:rFonts w:ascii="TimeNewRoman" w:hAnsi="TimeNewRoman"/>
                 <w:sz w:val="30"/>
               </w:rPr>
-              <w:t>619÷5=</w:t>
+              <w:t>229÷4=</w:t>
             </w:r>
           </w:p>
         </w:tc>
@@ -406,7 +406,7 @@
                 <w:rFonts w:ascii="TimeNewRoman" w:hAnsi="TimeNewRoman"/>
                 <w:sz w:val="30"/>
               </w:rPr>
-              <w:t>199÷5=</w:t>
+              <w:t>946÷8=</w:t>
             </w:r>
           </w:p>
         </w:tc>
@@ -423,7 +423,7 @@
                 <w:rFonts w:ascii="TimeNewRoman" w:hAnsi="TimeNewRoman"/>
                 <w:sz w:val="30"/>
               </w:rPr>
-              <w:t>564÷7=</w:t>
+              <w:t>700÷7=</w:t>
             </w:r>
           </w:p>
         </w:tc>
@@ -440,7 +440,7 @@
                 <w:rFonts w:ascii="TimeNewRoman" w:hAnsi="TimeNewRoman"/>
                 <w:sz w:val="30"/>
               </w:rPr>
-              <w:t>501÷3=</w:t>
+              <w:t>301÷5=</w:t>
             </w:r>
           </w:p>
         </w:tc>
@@ -457,7 +457,7 @@
                 <w:rFonts w:ascii="TimeNewRoman" w:hAnsi="TimeNewRoman"/>
                 <w:sz w:val="30"/>
               </w:rPr>
-              <w:t>989÷8=</w:t>
+              <w:t>384÷8=</w:t>
             </w:r>
           </w:p>
         </w:tc>
@@ -474,7 +474,7 @@
                 <w:rFonts w:ascii="TimeNewRoman" w:hAnsi="TimeNewRoman"/>
                 <w:sz w:val="30"/>
               </w:rPr>
-              <w:t>591÷3=</w:t>
+              <w:t>337÷4=</w:t>
             </w:r>
           </w:p>
         </w:tc>
@@ -589,7 +589,7 @@
                 <w:rFonts w:ascii="TimeNewRoman" w:hAnsi="TimeNewRoman"/>
                 <w:sz w:val="30"/>
               </w:rPr>
-              <w:t>618÷8=</w:t>
+              <w:t>467÷3=</w:t>
             </w:r>
           </w:p>
         </w:tc>
@@ -606,7 +606,7 @@
                 <w:rFonts w:ascii="TimeNewRoman" w:hAnsi="TimeNewRoman"/>
                 <w:sz w:val="30"/>
               </w:rPr>
-              <w:t>722÷9=</w:t>
+              <w:t>143÷2=</w:t>
             </w:r>
           </w:p>
         </w:tc>
@@ -623,7 +623,7 @@
                 <w:rFonts w:ascii="TimeNewRoman" w:hAnsi="TimeNewRoman"/>
                 <w:sz w:val="30"/>
               </w:rPr>
-              <w:t>983÷7=</w:t>
+              <w:t>988÷2=</w:t>
             </w:r>
           </w:p>
         </w:tc>
@@ -640,7 +640,7 @@
                 <w:rFonts w:ascii="TimeNewRoman" w:hAnsi="TimeNewRoman"/>
                 <w:sz w:val="30"/>
               </w:rPr>
-              <w:t>548÷3=</w:t>
+              <w:t>852÷4=</w:t>
             </w:r>
           </w:p>
         </w:tc>
@@ -657,7 +657,7 @@
                 <w:rFonts w:ascii="TimeNewRoman" w:hAnsi="TimeNewRoman"/>
                 <w:sz w:val="30"/>
               </w:rPr>
-              <w:t>816÷3=</w:t>
+              <w:t>795÷3=</w:t>
             </w:r>
           </w:p>
         </w:tc>
@@ -772,7 +772,7 @@
                 <w:rFonts w:ascii="TimeNewRoman" w:hAnsi="TimeNewRoman"/>
                 <w:sz w:val="30"/>
               </w:rPr>
-              <w:t>216÷2=</w:t>
+              <w:t>688÷2=</w:t>
             </w:r>
           </w:p>
         </w:tc>
@@ -789,7 +789,7 @@
                 <w:rFonts w:ascii="TimeNewRoman" w:hAnsi="TimeNewRoman"/>
                 <w:sz w:val="30"/>
               </w:rPr>
-              <w:t>487÷5=</w:t>
+              <w:t>141÷6=</w:t>
             </w:r>
           </w:p>
         </w:tc>
@@ -806,7 +806,7 @@
                 <w:rFonts w:ascii="TimeNewRoman" w:hAnsi="TimeNewRoman"/>
                 <w:sz w:val="30"/>
               </w:rPr>
-              <w:t>540÷5=</w:t>
+              <w:t>496÷2=</w:t>
             </w:r>
           </w:p>
         </w:tc>
@@ -823,7 +823,7 @@
                 <w:rFonts w:ascii="TimeNewRoman" w:hAnsi="TimeNewRoman"/>
                 <w:sz w:val="30"/>
               </w:rPr>
-              <w:t>589÷7=</w:t>
+              <w:t>831÷4=</w:t>
             </w:r>
           </w:p>
         </w:tc>
@@ -840,7 +840,7 @@
                 <w:rFonts w:ascii="TimeNewRoman" w:hAnsi="TimeNewRoman"/>
                 <w:sz w:val="30"/>
               </w:rPr>
-              <w:t>538÷6=</w:t>
+              <w:t>460÷9=</w:t>
             </w:r>
           </w:p>
         </w:tc>

--- a/three-digit_number_divided_by_one-digit_number.docx
+++ b/three-digit_number_divided_by_one-digit_number.docx
@@ -11,7 +11,7 @@
           <w:rFonts w:ascii="Arial" w:hAnsi="Arial"/>
           <w:sz w:val="30"/>
         </w:rPr>
-        <w:t>2026-09-23 Wednesday</w:t>
+        <w:t>2026-09-24 Thursday</w:t>
       </w:r>
     </w:p>
     <w:tbl>
@@ -40,7 +40,7 @@
                 <w:rFonts w:ascii="TimeNewRoman" w:hAnsi="TimeNewRoman"/>
                 <w:sz w:val="30"/>
               </w:rPr>
-              <w:t>128÷6=</w:t>
+              <w:t>716÷3=</w:t>
             </w:r>
           </w:p>
         </w:tc>
@@ -57,7 +57,7 @@
                 <w:rFonts w:ascii="TimeNewRoman" w:hAnsi="TimeNewRoman"/>
                 <w:sz w:val="30"/>
               </w:rPr>
-              <w:t>844÷9=</w:t>
+              <w:t>244÷4=</w:t>
             </w:r>
           </w:p>
         </w:tc>
@@ -74,7 +74,7 @@
                 <w:rFonts w:ascii="TimeNewRoman" w:hAnsi="TimeNewRoman"/>
                 <w:sz w:val="30"/>
               </w:rPr>
-              <w:t>332÷2=</w:t>
+              <w:t>364÷8=</w:t>
             </w:r>
           </w:p>
         </w:tc>
@@ -91,7 +91,7 @@
                 <w:rFonts w:ascii="TimeNewRoman" w:hAnsi="TimeNewRoman"/>
                 <w:sz w:val="30"/>
               </w:rPr>
-              <w:t>481÷4=</w:t>
+              <w:t>963÷5=</w:t>
             </w:r>
           </w:p>
         </w:tc>
@@ -108,7 +108,7 @@
                 <w:rFonts w:ascii="TimeNewRoman" w:hAnsi="TimeNewRoman"/>
                 <w:sz w:val="30"/>
               </w:rPr>
-              <w:t>807÷9=</w:t>
+              <w:t>295÷8=</w:t>
             </w:r>
           </w:p>
         </w:tc>
@@ -223,7 +223,7 @@
                 <w:rFonts w:ascii="TimeNewRoman" w:hAnsi="TimeNewRoman"/>
                 <w:sz w:val="30"/>
               </w:rPr>
-              <w:t>338÷5=</w:t>
+              <w:t>705÷3=</w:t>
             </w:r>
           </w:p>
         </w:tc>
@@ -240,7 +240,7 @@
                 <w:rFonts w:ascii="TimeNewRoman" w:hAnsi="TimeNewRoman"/>
                 <w:sz w:val="30"/>
               </w:rPr>
-              <w:t>838÷3=</w:t>
+              <w:t>516÷4=</w:t>
             </w:r>
           </w:p>
         </w:tc>
@@ -257,7 +257,7 @@
                 <w:rFonts w:ascii="TimeNewRoman" w:hAnsi="TimeNewRoman"/>
                 <w:sz w:val="30"/>
               </w:rPr>
-              <w:t>438÷2=</w:t>
+              <w:t>256÷2=</w:t>
             </w:r>
           </w:p>
         </w:tc>
@@ -274,7 +274,7 @@
                 <w:rFonts w:ascii="TimeNewRoman" w:hAnsi="TimeNewRoman"/>
                 <w:sz w:val="30"/>
               </w:rPr>
-              <w:t>856÷2=</w:t>
+              <w:t>191÷4=</w:t>
             </w:r>
           </w:p>
         </w:tc>
@@ -291,7 +291,7 @@
                 <w:rFonts w:ascii="TimeNewRoman" w:hAnsi="TimeNewRoman"/>
                 <w:sz w:val="30"/>
               </w:rPr>
-              <w:t>229÷4=</w:t>
+              <w:t>448÷7=</w:t>
             </w:r>
           </w:p>
         </w:tc>
@@ -406,7 +406,7 @@
                 <w:rFonts w:ascii="TimeNewRoman" w:hAnsi="TimeNewRoman"/>
                 <w:sz w:val="30"/>
               </w:rPr>
-              <w:t>946÷8=</w:t>
+              <w:t>679÷9=</w:t>
             </w:r>
           </w:p>
         </w:tc>
@@ -423,7 +423,7 @@
                 <w:rFonts w:ascii="TimeNewRoman" w:hAnsi="TimeNewRoman"/>
                 <w:sz w:val="30"/>
               </w:rPr>
-              <w:t>700÷7=</w:t>
+              <w:t>354÷9=</w:t>
             </w:r>
           </w:p>
         </w:tc>
@@ -440,7 +440,7 @@
                 <w:rFonts w:ascii="TimeNewRoman" w:hAnsi="TimeNewRoman"/>
                 <w:sz w:val="30"/>
               </w:rPr>
-              <w:t>301÷5=</w:t>
+              <w:t>428÷7=</w:t>
             </w:r>
           </w:p>
         </w:tc>
@@ -457,7 +457,7 @@
                 <w:rFonts w:ascii="TimeNewRoman" w:hAnsi="TimeNewRoman"/>
                 <w:sz w:val="30"/>
               </w:rPr>
-              <w:t>384÷8=</w:t>
+              <w:t>121÷6=</w:t>
             </w:r>
           </w:p>
         </w:tc>
@@ -474,7 +474,7 @@
                 <w:rFonts w:ascii="TimeNewRoman" w:hAnsi="TimeNewRoman"/>
                 <w:sz w:val="30"/>
               </w:rPr>
-              <w:t>337÷4=</w:t>
+              <w:t>597÷6=</w:t>
             </w:r>
           </w:p>
         </w:tc>
@@ -589,7 +589,7 @@
                 <w:rFonts w:ascii="TimeNewRoman" w:hAnsi="TimeNewRoman"/>
                 <w:sz w:val="30"/>
               </w:rPr>
-              <w:t>467÷3=</w:t>
+              <w:t>449÷6=</w:t>
             </w:r>
           </w:p>
         </w:tc>
@@ -606,7 +606,7 @@
                 <w:rFonts w:ascii="TimeNewRoman" w:hAnsi="TimeNewRoman"/>
                 <w:sz w:val="30"/>
               </w:rPr>
-              <w:t>143÷2=</w:t>
+              <w:t>264÷4=</w:t>
             </w:r>
           </w:p>
         </w:tc>
@@ -623,7 +623,7 @@
                 <w:rFonts w:ascii="TimeNewRoman" w:hAnsi="TimeNewRoman"/>
                 <w:sz w:val="30"/>
               </w:rPr>
-              <w:t>988÷2=</w:t>
+              <w:t>835÷9=</w:t>
             </w:r>
           </w:p>
         </w:tc>
@@ -640,7 +640,7 @@
                 <w:rFonts w:ascii="TimeNewRoman" w:hAnsi="TimeNewRoman"/>
                 <w:sz w:val="30"/>
               </w:rPr>
-              <w:t>852÷4=</w:t>
+              <w:t>812÷8=</w:t>
             </w:r>
           </w:p>
         </w:tc>
@@ -657,7 +657,7 @@
                 <w:rFonts w:ascii="TimeNewRoman" w:hAnsi="TimeNewRoman"/>
                 <w:sz w:val="30"/>
               </w:rPr>
-              <w:t>795÷3=</w:t>
+              <w:t>804÷2=</w:t>
             </w:r>
           </w:p>
         </w:tc>
@@ -772,7 +772,7 @@
                 <w:rFonts w:ascii="TimeNewRoman" w:hAnsi="TimeNewRoman"/>
                 <w:sz w:val="30"/>
               </w:rPr>
-              <w:t>688÷2=</w:t>
+              <w:t>993÷5=</w:t>
             </w:r>
           </w:p>
         </w:tc>
@@ -789,7 +789,7 @@
                 <w:rFonts w:ascii="TimeNewRoman" w:hAnsi="TimeNewRoman"/>
                 <w:sz w:val="30"/>
               </w:rPr>
-              <w:t>141÷6=</w:t>
+              <w:t>481÷8=</w:t>
             </w:r>
           </w:p>
         </w:tc>
@@ -806,7 +806,7 @@
                 <w:rFonts w:ascii="TimeNewRoman" w:hAnsi="TimeNewRoman"/>
                 <w:sz w:val="30"/>
               </w:rPr>
-              <w:t>496÷2=</w:t>
+              <w:t>787÷8=</w:t>
             </w:r>
           </w:p>
         </w:tc>
@@ -823,7 +823,7 @@
                 <w:rFonts w:ascii="TimeNewRoman" w:hAnsi="TimeNewRoman"/>
                 <w:sz w:val="30"/>
               </w:rPr>
-              <w:t>831÷4=</w:t>
+              <w:t>379÷2=</w:t>
             </w:r>
           </w:p>
         </w:tc>
@@ -840,7 +840,7 @@
                 <w:rFonts w:ascii="TimeNewRoman" w:hAnsi="TimeNewRoman"/>
                 <w:sz w:val="30"/>
               </w:rPr>
-              <w:t>460÷9=</w:t>
+              <w:t>794÷5=</w:t>
             </w:r>
           </w:p>
         </w:tc>

--- a/three-digit_number_divided_by_one-digit_number.docx
+++ b/three-digit_number_divided_by_one-digit_number.docx
@@ -40,7 +40,7 @@
                 <w:rFonts w:ascii="TimeNewRoman" w:hAnsi="TimeNewRoman"/>
                 <w:sz w:val="30"/>
               </w:rPr>
-              <w:t>716÷3=</w:t>
+              <w:t>785÷4=</w:t>
             </w:r>
           </w:p>
         </w:tc>
@@ -57,7 +57,7 @@
                 <w:rFonts w:ascii="TimeNewRoman" w:hAnsi="TimeNewRoman"/>
                 <w:sz w:val="30"/>
               </w:rPr>
-              <w:t>244÷4=</w:t>
+              <w:t>130÷3=</w:t>
             </w:r>
           </w:p>
         </w:tc>
@@ -74,7 +74,7 @@
                 <w:rFonts w:ascii="TimeNewRoman" w:hAnsi="TimeNewRoman"/>
                 <w:sz w:val="30"/>
               </w:rPr>
-              <w:t>364÷8=</w:t>
+              <w:t>367÷8=</w:t>
             </w:r>
           </w:p>
         </w:tc>
@@ -91,7 +91,7 @@
                 <w:rFonts w:ascii="TimeNewRoman" w:hAnsi="TimeNewRoman"/>
                 <w:sz w:val="30"/>
               </w:rPr>
-              <w:t>963÷5=</w:t>
+              <w:t>101÷6=</w:t>
             </w:r>
           </w:p>
         </w:tc>
@@ -108,7 +108,7 @@
                 <w:rFonts w:ascii="TimeNewRoman" w:hAnsi="TimeNewRoman"/>
                 <w:sz w:val="30"/>
               </w:rPr>
-              <w:t>295÷8=</w:t>
+              <w:t>375÷7=</w:t>
             </w:r>
           </w:p>
         </w:tc>
@@ -223,7 +223,7 @@
                 <w:rFonts w:ascii="TimeNewRoman" w:hAnsi="TimeNewRoman"/>
                 <w:sz w:val="30"/>
               </w:rPr>
-              <w:t>705÷3=</w:t>
+              <w:t>622÷7=</w:t>
             </w:r>
           </w:p>
         </w:tc>
@@ -240,7 +240,7 @@
                 <w:rFonts w:ascii="TimeNewRoman" w:hAnsi="TimeNewRoman"/>
                 <w:sz w:val="30"/>
               </w:rPr>
-              <w:t>516÷4=</w:t>
+              <w:t>683÷2=</w:t>
             </w:r>
           </w:p>
         </w:tc>
@@ -257,7 +257,7 @@
                 <w:rFonts w:ascii="TimeNewRoman" w:hAnsi="TimeNewRoman"/>
                 <w:sz w:val="30"/>
               </w:rPr>
-              <w:t>256÷2=</w:t>
+              <w:t>140÷8=</w:t>
             </w:r>
           </w:p>
         </w:tc>
@@ -274,7 +274,7 @@
                 <w:rFonts w:ascii="TimeNewRoman" w:hAnsi="TimeNewRoman"/>
                 <w:sz w:val="30"/>
               </w:rPr>
-              <w:t>191÷4=</w:t>
+              <w:t>206÷6=</w:t>
             </w:r>
           </w:p>
         </w:tc>
@@ -291,7 +291,7 @@
                 <w:rFonts w:ascii="TimeNewRoman" w:hAnsi="TimeNewRoman"/>
                 <w:sz w:val="30"/>
               </w:rPr>
-              <w:t>448÷7=</w:t>
+              <w:t>198÷7=</w:t>
             </w:r>
           </w:p>
         </w:tc>
@@ -406,7 +406,7 @@
                 <w:rFonts w:ascii="TimeNewRoman" w:hAnsi="TimeNewRoman"/>
                 <w:sz w:val="30"/>
               </w:rPr>
-              <w:t>679÷9=</w:t>
+              <w:t>329÷9=</w:t>
             </w:r>
           </w:p>
         </w:tc>
@@ -423,7 +423,7 @@
                 <w:rFonts w:ascii="TimeNewRoman" w:hAnsi="TimeNewRoman"/>
                 <w:sz w:val="30"/>
               </w:rPr>
-              <w:t>354÷9=</w:t>
+              <w:t>923÷8=</w:t>
             </w:r>
           </w:p>
         </w:tc>
@@ -440,7 +440,7 @@
                 <w:rFonts w:ascii="TimeNewRoman" w:hAnsi="TimeNewRoman"/>
                 <w:sz w:val="30"/>
               </w:rPr>
-              <w:t>428÷7=</w:t>
+              <w:t>962÷2=</w:t>
             </w:r>
           </w:p>
         </w:tc>
@@ -457,7 +457,7 @@
                 <w:rFonts w:ascii="TimeNewRoman" w:hAnsi="TimeNewRoman"/>
                 <w:sz w:val="30"/>
               </w:rPr>
-              <w:t>121÷6=</w:t>
+              <w:t>205÷8=</w:t>
             </w:r>
           </w:p>
         </w:tc>
@@ -474,7 +474,7 @@
                 <w:rFonts w:ascii="TimeNewRoman" w:hAnsi="TimeNewRoman"/>
                 <w:sz w:val="30"/>
               </w:rPr>
-              <w:t>597÷6=</w:t>
+              <w:t>670÷7=</w:t>
             </w:r>
           </w:p>
         </w:tc>
@@ -589,7 +589,7 @@
                 <w:rFonts w:ascii="TimeNewRoman" w:hAnsi="TimeNewRoman"/>
                 <w:sz w:val="30"/>
               </w:rPr>
-              <w:t>449÷6=</w:t>
+              <w:t>867÷9=</w:t>
             </w:r>
           </w:p>
         </w:tc>
@@ -606,7 +606,7 @@
                 <w:rFonts w:ascii="TimeNewRoman" w:hAnsi="TimeNewRoman"/>
                 <w:sz w:val="30"/>
               </w:rPr>
-              <w:t>264÷4=</w:t>
+              <w:t>805÷9=</w:t>
             </w:r>
           </w:p>
         </w:tc>
@@ -623,7 +623,7 @@
                 <w:rFonts w:ascii="TimeNewRoman" w:hAnsi="TimeNewRoman"/>
                 <w:sz w:val="30"/>
               </w:rPr>
-              <w:t>835÷9=</w:t>
+              <w:t>603÷7=</w:t>
             </w:r>
           </w:p>
         </w:tc>
@@ -640,7 +640,7 @@
                 <w:rFonts w:ascii="TimeNewRoman" w:hAnsi="TimeNewRoman"/>
                 <w:sz w:val="30"/>
               </w:rPr>
-              <w:t>812÷8=</w:t>
+              <w:t>116÷2=</w:t>
             </w:r>
           </w:p>
         </w:tc>
@@ -657,7 +657,7 @@
                 <w:rFonts w:ascii="TimeNewRoman" w:hAnsi="TimeNewRoman"/>
                 <w:sz w:val="30"/>
               </w:rPr>
-              <w:t>804÷2=</w:t>
+              <w:t>850÷3=</w:t>
             </w:r>
           </w:p>
         </w:tc>
@@ -772,7 +772,7 @@
                 <w:rFonts w:ascii="TimeNewRoman" w:hAnsi="TimeNewRoman"/>
                 <w:sz w:val="30"/>
               </w:rPr>
-              <w:t>993÷5=</w:t>
+              <w:t>505÷4=</w:t>
             </w:r>
           </w:p>
         </w:tc>
@@ -789,7 +789,7 @@
                 <w:rFonts w:ascii="TimeNewRoman" w:hAnsi="TimeNewRoman"/>
                 <w:sz w:val="30"/>
               </w:rPr>
-              <w:t>481÷8=</w:t>
+              <w:t>488÷3=</w:t>
             </w:r>
           </w:p>
         </w:tc>
@@ -806,7 +806,7 @@
                 <w:rFonts w:ascii="TimeNewRoman" w:hAnsi="TimeNewRoman"/>
                 <w:sz w:val="30"/>
               </w:rPr>
-              <w:t>787÷8=</w:t>
+              <w:t>817÷3=</w:t>
             </w:r>
           </w:p>
         </w:tc>
@@ -823,7 +823,7 @@
                 <w:rFonts w:ascii="TimeNewRoman" w:hAnsi="TimeNewRoman"/>
                 <w:sz w:val="30"/>
               </w:rPr>
-              <w:t>379÷2=</w:t>
+              <w:t>598÷6=</w:t>
             </w:r>
           </w:p>
         </w:tc>
@@ -840,7 +840,7 @@
                 <w:rFonts w:ascii="TimeNewRoman" w:hAnsi="TimeNewRoman"/>
                 <w:sz w:val="30"/>
               </w:rPr>
-              <w:t>794÷5=</w:t>
+              <w:t>905÷5=</w:t>
             </w:r>
           </w:p>
         </w:tc>

--- a/three-digit_number_divided_by_one-digit_number.docx
+++ b/three-digit_number_divided_by_one-digit_number.docx
@@ -11,7 +11,7 @@
           <w:rFonts w:ascii="Arial" w:hAnsi="Arial"/>
           <w:sz w:val="30"/>
         </w:rPr>
-        <w:t>2026-09-24 Thursday</w:t>
+        <w:t>2026-09-25 Friday</w:t>
       </w:r>
     </w:p>
     <w:tbl>
@@ -40,7 +40,7 @@
                 <w:rFonts w:ascii="TimeNewRoman" w:hAnsi="TimeNewRoman"/>
                 <w:sz w:val="30"/>
               </w:rPr>
-              <w:t>785÷4=</w:t>
+              <w:t>584÷2=</w:t>
             </w:r>
           </w:p>
         </w:tc>
@@ -57,7 +57,7 @@
                 <w:rFonts w:ascii="TimeNewRoman" w:hAnsi="TimeNewRoman"/>
                 <w:sz w:val="30"/>
               </w:rPr>
-              <w:t>130÷3=</w:t>
+              <w:t>108÷7=</w:t>
             </w:r>
           </w:p>
         </w:tc>
@@ -74,7 +74,7 @@
                 <w:rFonts w:ascii="TimeNewRoman" w:hAnsi="TimeNewRoman"/>
                 <w:sz w:val="30"/>
               </w:rPr>
-              <w:t>367÷8=</w:t>
+              <w:t>976÷5=</w:t>
             </w:r>
           </w:p>
         </w:tc>
@@ -91,7 +91,7 @@
                 <w:rFonts w:ascii="TimeNewRoman" w:hAnsi="TimeNewRoman"/>
                 <w:sz w:val="30"/>
               </w:rPr>
-              <w:t>101÷6=</w:t>
+              <w:t>620÷4=</w:t>
             </w:r>
           </w:p>
         </w:tc>
@@ -108,7 +108,7 @@
                 <w:rFonts w:ascii="TimeNewRoman" w:hAnsi="TimeNewRoman"/>
                 <w:sz w:val="30"/>
               </w:rPr>
-              <w:t>375÷7=</w:t>
+              <w:t>329÷8=</w:t>
             </w:r>
           </w:p>
         </w:tc>
@@ -223,7 +223,7 @@
                 <w:rFonts w:ascii="TimeNewRoman" w:hAnsi="TimeNewRoman"/>
                 <w:sz w:val="30"/>
               </w:rPr>
-              <w:t>622÷7=</w:t>
+              <w:t>892÷4=</w:t>
             </w:r>
           </w:p>
         </w:tc>
@@ -240,7 +240,7 @@
                 <w:rFonts w:ascii="TimeNewRoman" w:hAnsi="TimeNewRoman"/>
                 <w:sz w:val="30"/>
               </w:rPr>
-              <w:t>683÷2=</w:t>
+              <w:t>345÷7=</w:t>
             </w:r>
           </w:p>
         </w:tc>
@@ -257,7 +257,7 @@
                 <w:rFonts w:ascii="TimeNewRoman" w:hAnsi="TimeNewRoman"/>
                 <w:sz w:val="30"/>
               </w:rPr>
-              <w:t>140÷8=</w:t>
+              <w:t>518÷6=</w:t>
             </w:r>
           </w:p>
         </w:tc>
@@ -274,7 +274,7 @@
                 <w:rFonts w:ascii="TimeNewRoman" w:hAnsi="TimeNewRoman"/>
                 <w:sz w:val="30"/>
               </w:rPr>
-              <w:t>206÷6=</w:t>
+              <w:t>368÷7=</w:t>
             </w:r>
           </w:p>
         </w:tc>
@@ -291,7 +291,7 @@
                 <w:rFonts w:ascii="TimeNewRoman" w:hAnsi="TimeNewRoman"/>
                 <w:sz w:val="30"/>
               </w:rPr>
-              <w:t>198÷7=</w:t>
+              <w:t>798÷2=</w:t>
             </w:r>
           </w:p>
         </w:tc>
@@ -406,7 +406,7 @@
                 <w:rFonts w:ascii="TimeNewRoman" w:hAnsi="TimeNewRoman"/>
                 <w:sz w:val="30"/>
               </w:rPr>
-              <w:t>329÷9=</w:t>
+              <w:t>312÷6=</w:t>
             </w:r>
           </w:p>
         </w:tc>
@@ -423,7 +423,7 @@
                 <w:rFonts w:ascii="TimeNewRoman" w:hAnsi="TimeNewRoman"/>
                 <w:sz w:val="30"/>
               </w:rPr>
-              <w:t>923÷8=</w:t>
+              <w:t>554÷8=</w:t>
             </w:r>
           </w:p>
         </w:tc>
@@ -440,7 +440,7 @@
                 <w:rFonts w:ascii="TimeNewRoman" w:hAnsi="TimeNewRoman"/>
                 <w:sz w:val="30"/>
               </w:rPr>
-              <w:t>962÷2=</w:t>
+              <w:t>872÷4=</w:t>
             </w:r>
           </w:p>
         </w:tc>
@@ -457,7 +457,7 @@
                 <w:rFonts w:ascii="TimeNewRoman" w:hAnsi="TimeNewRoman"/>
                 <w:sz w:val="30"/>
               </w:rPr>
-              <w:t>205÷8=</w:t>
+              <w:t>369÷4=</w:t>
             </w:r>
           </w:p>
         </w:tc>
@@ -474,7 +474,7 @@
                 <w:rFonts w:ascii="TimeNewRoman" w:hAnsi="TimeNewRoman"/>
                 <w:sz w:val="30"/>
               </w:rPr>
-              <w:t>670÷7=</w:t>
+              <w:t>706÷8=</w:t>
             </w:r>
           </w:p>
         </w:tc>
@@ -589,7 +589,7 @@
                 <w:rFonts w:ascii="TimeNewRoman" w:hAnsi="TimeNewRoman"/>
                 <w:sz w:val="30"/>
               </w:rPr>
-              <w:t>867÷9=</w:t>
+              <w:t>663÷9=</w:t>
             </w:r>
           </w:p>
         </w:tc>
@@ -606,7 +606,7 @@
                 <w:rFonts w:ascii="TimeNewRoman" w:hAnsi="TimeNewRoman"/>
                 <w:sz w:val="30"/>
               </w:rPr>
-              <w:t>805÷9=</w:t>
+              <w:t>292÷3=</w:t>
             </w:r>
           </w:p>
         </w:tc>
@@ -623,7 +623,7 @@
                 <w:rFonts w:ascii="TimeNewRoman" w:hAnsi="TimeNewRoman"/>
                 <w:sz w:val="30"/>
               </w:rPr>
-              <w:t>603÷7=</w:t>
+              <w:t>520÷5=</w:t>
             </w:r>
           </w:p>
         </w:tc>
@@ -640,7 +640,7 @@
                 <w:rFonts w:ascii="TimeNewRoman" w:hAnsi="TimeNewRoman"/>
                 <w:sz w:val="30"/>
               </w:rPr>
-              <w:t>116÷2=</w:t>
+              <w:t>498÷5=</w:t>
             </w:r>
           </w:p>
         </w:tc>
@@ -657,7 +657,7 @@
                 <w:rFonts w:ascii="TimeNewRoman" w:hAnsi="TimeNewRoman"/>
                 <w:sz w:val="30"/>
               </w:rPr>
-              <w:t>850÷3=</w:t>
+              <w:t>118÷3=</w:t>
             </w:r>
           </w:p>
         </w:tc>
@@ -772,7 +772,7 @@
                 <w:rFonts w:ascii="TimeNewRoman" w:hAnsi="TimeNewRoman"/>
                 <w:sz w:val="30"/>
               </w:rPr>
-              <w:t>505÷4=</w:t>
+              <w:t>176÷6=</w:t>
             </w:r>
           </w:p>
         </w:tc>
@@ -789,7 +789,7 @@
                 <w:rFonts w:ascii="TimeNewRoman" w:hAnsi="TimeNewRoman"/>
                 <w:sz w:val="30"/>
               </w:rPr>
-              <w:t>488÷3=</w:t>
+              <w:t>689÷7=</w:t>
             </w:r>
           </w:p>
         </w:tc>
@@ -806,7 +806,7 @@
                 <w:rFonts w:ascii="TimeNewRoman" w:hAnsi="TimeNewRoman"/>
                 <w:sz w:val="30"/>
               </w:rPr>
-              <w:t>817÷3=</w:t>
+              <w:t>713÷3=</w:t>
             </w:r>
           </w:p>
         </w:tc>
@@ -823,7 +823,7 @@
                 <w:rFonts w:ascii="TimeNewRoman" w:hAnsi="TimeNewRoman"/>
                 <w:sz w:val="30"/>
               </w:rPr>
-              <w:t>598÷6=</w:t>
+              <w:t>815÷4=</w:t>
             </w:r>
           </w:p>
         </w:tc>
@@ -840,7 +840,7 @@
                 <w:rFonts w:ascii="TimeNewRoman" w:hAnsi="TimeNewRoman"/>
                 <w:sz w:val="30"/>
               </w:rPr>
-              <w:t>905÷5=</w:t>
+              <w:t>552÷8=</w:t>
             </w:r>
           </w:p>
         </w:tc>

--- a/three-digit_number_divided_by_one-digit_number.docx
+++ b/three-digit_number_divided_by_one-digit_number.docx
@@ -40,7 +40,7 @@
                 <w:rFonts w:ascii="TimeNewRoman" w:hAnsi="TimeNewRoman"/>
                 <w:sz w:val="30"/>
               </w:rPr>
-              <w:t>584÷2=</w:t>
+              <w:t>623÷8=</w:t>
             </w:r>
           </w:p>
         </w:tc>
@@ -57,7 +57,7 @@
                 <w:rFonts w:ascii="TimeNewRoman" w:hAnsi="TimeNewRoman"/>
                 <w:sz w:val="30"/>
               </w:rPr>
-              <w:t>108÷7=</w:t>
+              <w:t>946÷8=</w:t>
             </w:r>
           </w:p>
         </w:tc>
@@ -74,7 +74,7 @@
                 <w:rFonts w:ascii="TimeNewRoman" w:hAnsi="TimeNewRoman"/>
                 <w:sz w:val="30"/>
               </w:rPr>
-              <w:t>976÷5=</w:t>
+              <w:t>198÷8=</w:t>
             </w:r>
           </w:p>
         </w:tc>
@@ -91,7 +91,7 @@
                 <w:rFonts w:ascii="TimeNewRoman" w:hAnsi="TimeNewRoman"/>
                 <w:sz w:val="30"/>
               </w:rPr>
-              <w:t>620÷4=</w:t>
+              <w:t>442÷3=</w:t>
             </w:r>
           </w:p>
         </w:tc>
@@ -108,7 +108,7 @@
                 <w:rFonts w:ascii="TimeNewRoman" w:hAnsi="TimeNewRoman"/>
                 <w:sz w:val="30"/>
               </w:rPr>
-              <w:t>329÷8=</w:t>
+              <w:t>234÷6=</w:t>
             </w:r>
           </w:p>
         </w:tc>
@@ -223,7 +223,7 @@
                 <w:rFonts w:ascii="TimeNewRoman" w:hAnsi="TimeNewRoman"/>
                 <w:sz w:val="30"/>
               </w:rPr>
-              <w:t>892÷4=</w:t>
+              <w:t>397÷8=</w:t>
             </w:r>
           </w:p>
         </w:tc>
@@ -240,7 +240,7 @@
                 <w:rFonts w:ascii="TimeNewRoman" w:hAnsi="TimeNewRoman"/>
                 <w:sz w:val="30"/>
               </w:rPr>
-              <w:t>345÷7=</w:t>
+              <w:t>459÷2=</w:t>
             </w:r>
           </w:p>
         </w:tc>
@@ -257,7 +257,7 @@
                 <w:rFonts w:ascii="TimeNewRoman" w:hAnsi="TimeNewRoman"/>
                 <w:sz w:val="30"/>
               </w:rPr>
-              <w:t>518÷6=</w:t>
+              <w:t>522÷5=</w:t>
             </w:r>
           </w:p>
         </w:tc>
@@ -274,7 +274,7 @@
                 <w:rFonts w:ascii="TimeNewRoman" w:hAnsi="TimeNewRoman"/>
                 <w:sz w:val="30"/>
               </w:rPr>
-              <w:t>368÷7=</w:t>
+              <w:t>711÷6=</w:t>
             </w:r>
           </w:p>
         </w:tc>
@@ -291,7 +291,7 @@
                 <w:rFonts w:ascii="TimeNewRoman" w:hAnsi="TimeNewRoman"/>
                 <w:sz w:val="30"/>
               </w:rPr>
-              <w:t>798÷2=</w:t>
+              <w:t>647÷9=</w:t>
             </w:r>
           </w:p>
         </w:tc>
@@ -406,7 +406,7 @@
                 <w:rFonts w:ascii="TimeNewRoman" w:hAnsi="TimeNewRoman"/>
                 <w:sz w:val="30"/>
               </w:rPr>
-              <w:t>312÷6=</w:t>
+              <w:t>175÷4=</w:t>
             </w:r>
           </w:p>
         </w:tc>
@@ -423,7 +423,7 @@
                 <w:rFonts w:ascii="TimeNewRoman" w:hAnsi="TimeNewRoman"/>
                 <w:sz w:val="30"/>
               </w:rPr>
-              <w:t>554÷8=</w:t>
+              <w:t>507÷6=</w:t>
             </w:r>
           </w:p>
         </w:tc>
@@ -440,7 +440,7 @@
                 <w:rFonts w:ascii="TimeNewRoman" w:hAnsi="TimeNewRoman"/>
                 <w:sz w:val="30"/>
               </w:rPr>
-              <w:t>872÷4=</w:t>
+              <w:t>777÷3=</w:t>
             </w:r>
           </w:p>
         </w:tc>
@@ -457,7 +457,7 @@
                 <w:rFonts w:ascii="TimeNewRoman" w:hAnsi="TimeNewRoman"/>
                 <w:sz w:val="30"/>
               </w:rPr>
-              <w:t>369÷4=</w:t>
+              <w:t>959÷3=</w:t>
             </w:r>
           </w:p>
         </w:tc>
@@ -474,7 +474,7 @@
                 <w:rFonts w:ascii="TimeNewRoman" w:hAnsi="TimeNewRoman"/>
                 <w:sz w:val="30"/>
               </w:rPr>
-              <w:t>706÷8=</w:t>
+              <w:t>873÷2=</w:t>
             </w:r>
           </w:p>
         </w:tc>
@@ -589,7 +589,7 @@
                 <w:rFonts w:ascii="TimeNewRoman" w:hAnsi="TimeNewRoman"/>
                 <w:sz w:val="30"/>
               </w:rPr>
-              <w:t>663÷9=</w:t>
+              <w:t>754÷4=</w:t>
             </w:r>
           </w:p>
         </w:tc>
@@ -606,7 +606,7 @@
                 <w:rFonts w:ascii="TimeNewRoman" w:hAnsi="TimeNewRoman"/>
                 <w:sz w:val="30"/>
               </w:rPr>
-              <w:t>292÷3=</w:t>
+              <w:t>591÷8=</w:t>
             </w:r>
           </w:p>
         </w:tc>
@@ -623,7 +623,7 @@
                 <w:rFonts w:ascii="TimeNewRoman" w:hAnsi="TimeNewRoman"/>
                 <w:sz w:val="30"/>
               </w:rPr>
-              <w:t>520÷5=</w:t>
+              <w:t>988÷7=</w:t>
             </w:r>
           </w:p>
         </w:tc>
@@ -640,7 +640,7 @@
                 <w:rFonts w:ascii="TimeNewRoman" w:hAnsi="TimeNewRoman"/>
                 <w:sz w:val="30"/>
               </w:rPr>
-              <w:t>498÷5=</w:t>
+              <w:t>962÷8=</w:t>
             </w:r>
           </w:p>
         </w:tc>
@@ -657,7 +657,7 @@
                 <w:rFonts w:ascii="TimeNewRoman" w:hAnsi="TimeNewRoman"/>
                 <w:sz w:val="30"/>
               </w:rPr>
-              <w:t>118÷3=</w:t>
+              <w:t>354÷5=</w:t>
             </w:r>
           </w:p>
         </w:tc>
@@ -772,7 +772,7 @@
                 <w:rFonts w:ascii="TimeNewRoman" w:hAnsi="TimeNewRoman"/>
                 <w:sz w:val="30"/>
               </w:rPr>
-              <w:t>176÷6=</w:t>
+              <w:t>655÷8=</w:t>
             </w:r>
           </w:p>
         </w:tc>
@@ -789,7 +789,7 @@
                 <w:rFonts w:ascii="TimeNewRoman" w:hAnsi="TimeNewRoman"/>
                 <w:sz w:val="30"/>
               </w:rPr>
-              <w:t>689÷7=</w:t>
+              <w:t>598÷2=</w:t>
             </w:r>
           </w:p>
         </w:tc>
@@ -806,7 +806,7 @@
                 <w:rFonts w:ascii="TimeNewRoman" w:hAnsi="TimeNewRoman"/>
                 <w:sz w:val="30"/>
               </w:rPr>
-              <w:t>713÷3=</w:t>
+              <w:t>653÷4=</w:t>
             </w:r>
           </w:p>
         </w:tc>
@@ -823,7 +823,7 @@
                 <w:rFonts w:ascii="TimeNewRoman" w:hAnsi="TimeNewRoman"/>
                 <w:sz w:val="30"/>
               </w:rPr>
-              <w:t>815÷4=</w:t>
+              <w:t>164÷4=</w:t>
             </w:r>
           </w:p>
         </w:tc>
@@ -840,7 +840,7 @@
                 <w:rFonts w:ascii="TimeNewRoman" w:hAnsi="TimeNewRoman"/>
                 <w:sz w:val="30"/>
               </w:rPr>
-              <w:t>552÷8=</w:t>
+              <w:t>549÷5=</w:t>
             </w:r>
           </w:p>
         </w:tc>

--- a/three-digit_number_divided_by_one-digit_number.docx
+++ b/three-digit_number_divided_by_one-digit_number.docx
@@ -11,7 +11,7 @@
           <w:rFonts w:ascii="Arial" w:hAnsi="Arial"/>
           <w:sz w:val="30"/>
         </w:rPr>
-        <w:t>2026-09-25 Friday</w:t>
+        <w:t>2026-09-26 Saturday</w:t>
       </w:r>
     </w:p>
     <w:tbl>
@@ -40,7 +40,7 @@
                 <w:rFonts w:ascii="TimeNewRoman" w:hAnsi="TimeNewRoman"/>
                 <w:sz w:val="30"/>
               </w:rPr>
-              <w:t>623÷8=</w:t>
+              <w:t>994÷2=</w:t>
             </w:r>
           </w:p>
         </w:tc>
@@ -57,7 +57,7 @@
                 <w:rFonts w:ascii="TimeNewRoman" w:hAnsi="TimeNewRoman"/>
                 <w:sz w:val="30"/>
               </w:rPr>
-              <w:t>946÷8=</w:t>
+              <w:t>470÷9=</w:t>
             </w:r>
           </w:p>
         </w:tc>
@@ -74,7 +74,7 @@
                 <w:rFonts w:ascii="TimeNewRoman" w:hAnsi="TimeNewRoman"/>
                 <w:sz w:val="30"/>
               </w:rPr>
-              <w:t>198÷8=</w:t>
+              <w:t>260÷2=</w:t>
             </w:r>
           </w:p>
         </w:tc>
@@ -91,7 +91,7 @@
                 <w:rFonts w:ascii="TimeNewRoman" w:hAnsi="TimeNewRoman"/>
                 <w:sz w:val="30"/>
               </w:rPr>
-              <w:t>442÷3=</w:t>
+              <w:t>859÷4=</w:t>
             </w:r>
           </w:p>
         </w:tc>
@@ -108,7 +108,7 @@
                 <w:rFonts w:ascii="TimeNewRoman" w:hAnsi="TimeNewRoman"/>
                 <w:sz w:val="30"/>
               </w:rPr>
-              <w:t>234÷6=</w:t>
+              <w:t>508÷9=</w:t>
             </w:r>
           </w:p>
         </w:tc>
@@ -223,7 +223,7 @@
                 <w:rFonts w:ascii="TimeNewRoman" w:hAnsi="TimeNewRoman"/>
                 <w:sz w:val="30"/>
               </w:rPr>
-              <w:t>397÷8=</w:t>
+              <w:t>494÷8=</w:t>
             </w:r>
           </w:p>
         </w:tc>
@@ -240,7 +240,7 @@
                 <w:rFonts w:ascii="TimeNewRoman" w:hAnsi="TimeNewRoman"/>
                 <w:sz w:val="30"/>
               </w:rPr>
-              <w:t>459÷2=</w:t>
+              <w:t>516÷6=</w:t>
             </w:r>
           </w:p>
         </w:tc>
@@ -257,7 +257,7 @@
                 <w:rFonts w:ascii="TimeNewRoman" w:hAnsi="TimeNewRoman"/>
                 <w:sz w:val="30"/>
               </w:rPr>
-              <w:t>522÷5=</w:t>
+              <w:t>271÷5=</w:t>
             </w:r>
           </w:p>
         </w:tc>
@@ -274,7 +274,7 @@
                 <w:rFonts w:ascii="TimeNewRoman" w:hAnsi="TimeNewRoman"/>
                 <w:sz w:val="30"/>
               </w:rPr>
-              <w:t>711÷6=</w:t>
+              <w:t>527÷4=</w:t>
             </w:r>
           </w:p>
         </w:tc>
@@ -291,7 +291,7 @@
                 <w:rFonts w:ascii="TimeNewRoman" w:hAnsi="TimeNewRoman"/>
                 <w:sz w:val="30"/>
               </w:rPr>
-              <w:t>647÷9=</w:t>
+              <w:t>451÷4=</w:t>
             </w:r>
           </w:p>
         </w:tc>
@@ -406,7 +406,7 @@
                 <w:rFonts w:ascii="TimeNewRoman" w:hAnsi="TimeNewRoman"/>
                 <w:sz w:val="30"/>
               </w:rPr>
-              <w:t>175÷4=</w:t>
+              <w:t>779÷7=</w:t>
             </w:r>
           </w:p>
         </w:tc>
@@ -423,7 +423,7 @@
                 <w:rFonts w:ascii="TimeNewRoman" w:hAnsi="TimeNewRoman"/>
                 <w:sz w:val="30"/>
               </w:rPr>
-              <w:t>507÷6=</w:t>
+              <w:t>716÷7=</w:t>
             </w:r>
           </w:p>
         </w:tc>
@@ -440,7 +440,7 @@
                 <w:rFonts w:ascii="TimeNewRoman" w:hAnsi="TimeNewRoman"/>
                 <w:sz w:val="30"/>
               </w:rPr>
-              <w:t>777÷3=</w:t>
+              <w:t>964÷9=</w:t>
             </w:r>
           </w:p>
         </w:tc>
@@ -457,7 +457,7 @@
                 <w:rFonts w:ascii="TimeNewRoman" w:hAnsi="TimeNewRoman"/>
                 <w:sz w:val="30"/>
               </w:rPr>
-              <w:t>959÷3=</w:t>
+              <w:t>778÷9=</w:t>
             </w:r>
           </w:p>
         </w:tc>
@@ -474,7 +474,7 @@
                 <w:rFonts w:ascii="TimeNewRoman" w:hAnsi="TimeNewRoman"/>
                 <w:sz w:val="30"/>
               </w:rPr>
-              <w:t>873÷2=</w:t>
+              <w:t>398÷7=</w:t>
             </w:r>
           </w:p>
         </w:tc>
@@ -589,7 +589,7 @@
                 <w:rFonts w:ascii="TimeNewRoman" w:hAnsi="TimeNewRoman"/>
                 <w:sz w:val="30"/>
               </w:rPr>
-              <w:t>754÷4=</w:t>
+              <w:t>189÷4=</w:t>
             </w:r>
           </w:p>
         </w:tc>
@@ -606,7 +606,7 @@
                 <w:rFonts w:ascii="TimeNewRoman" w:hAnsi="TimeNewRoman"/>
                 <w:sz w:val="30"/>
               </w:rPr>
-              <w:t>591÷8=</w:t>
+              <w:t>204÷6=</w:t>
             </w:r>
           </w:p>
         </w:tc>
@@ -623,7 +623,7 @@
                 <w:rFonts w:ascii="TimeNewRoman" w:hAnsi="TimeNewRoman"/>
                 <w:sz w:val="30"/>
               </w:rPr>
-              <w:t>988÷7=</w:t>
+              <w:t>525÷2=</w:t>
             </w:r>
           </w:p>
         </w:tc>
@@ -640,7 +640,7 @@
                 <w:rFonts w:ascii="TimeNewRoman" w:hAnsi="TimeNewRoman"/>
                 <w:sz w:val="30"/>
               </w:rPr>
-              <w:t>962÷8=</w:t>
+              <w:t>721÷5=</w:t>
             </w:r>
           </w:p>
         </w:tc>
@@ -657,7 +657,7 @@
                 <w:rFonts w:ascii="TimeNewRoman" w:hAnsi="TimeNewRoman"/>
                 <w:sz w:val="30"/>
               </w:rPr>
-              <w:t>354÷5=</w:t>
+              <w:t>720÷3=</w:t>
             </w:r>
           </w:p>
         </w:tc>
@@ -772,7 +772,7 @@
                 <w:rFonts w:ascii="TimeNewRoman" w:hAnsi="TimeNewRoman"/>
                 <w:sz w:val="30"/>
               </w:rPr>
-              <w:t>655÷8=</w:t>
+              <w:t>542÷7=</w:t>
             </w:r>
           </w:p>
         </w:tc>
@@ -789,7 +789,7 @@
                 <w:rFonts w:ascii="TimeNewRoman" w:hAnsi="TimeNewRoman"/>
                 <w:sz w:val="30"/>
               </w:rPr>
-              <w:t>598÷2=</w:t>
+              <w:t>693÷9=</w:t>
             </w:r>
           </w:p>
         </w:tc>
@@ -806,7 +806,7 @@
                 <w:rFonts w:ascii="TimeNewRoman" w:hAnsi="TimeNewRoman"/>
                 <w:sz w:val="30"/>
               </w:rPr>
-              <w:t>653÷4=</w:t>
+              <w:t>681÷8=</w:t>
             </w:r>
           </w:p>
         </w:tc>
@@ -823,7 +823,7 @@
                 <w:rFonts w:ascii="TimeNewRoman" w:hAnsi="TimeNewRoman"/>
                 <w:sz w:val="30"/>
               </w:rPr>
-              <w:t>164÷4=</w:t>
+              <w:t>128÷5=</w:t>
             </w:r>
           </w:p>
         </w:tc>
@@ -840,7 +840,7 @@
                 <w:rFonts w:ascii="TimeNewRoman" w:hAnsi="TimeNewRoman"/>
                 <w:sz w:val="30"/>
               </w:rPr>
-              <w:t>549÷5=</w:t>
+              <w:t>320÷7=</w:t>
             </w:r>
           </w:p>
         </w:tc>

--- a/three-digit_number_divided_by_one-digit_number.docx
+++ b/three-digit_number_divided_by_one-digit_number.docx
@@ -40,7 +40,7 @@
                 <w:rFonts w:ascii="TimeNewRoman" w:hAnsi="TimeNewRoman"/>
                 <w:sz w:val="30"/>
               </w:rPr>
-              <w:t>994÷2=</w:t>
+              <w:t>627÷8=</w:t>
             </w:r>
           </w:p>
         </w:tc>
@@ -57,7 +57,7 @@
                 <w:rFonts w:ascii="TimeNewRoman" w:hAnsi="TimeNewRoman"/>
                 <w:sz w:val="30"/>
               </w:rPr>
-              <w:t>470÷9=</w:t>
+              <w:t>871÷8=</w:t>
             </w:r>
           </w:p>
         </w:tc>
@@ -74,7 +74,7 @@
                 <w:rFonts w:ascii="TimeNewRoman" w:hAnsi="TimeNewRoman"/>
                 <w:sz w:val="30"/>
               </w:rPr>
-              <w:t>260÷2=</w:t>
+              <w:t>263÷4=</w:t>
             </w:r>
           </w:p>
         </w:tc>
@@ -91,7 +91,7 @@
                 <w:rFonts w:ascii="TimeNewRoman" w:hAnsi="TimeNewRoman"/>
                 <w:sz w:val="30"/>
               </w:rPr>
-              <w:t>859÷4=</w:t>
+              <w:t>610÷6=</w:t>
             </w:r>
           </w:p>
         </w:tc>
@@ -108,7 +108,7 @@
                 <w:rFonts w:ascii="TimeNewRoman" w:hAnsi="TimeNewRoman"/>
                 <w:sz w:val="30"/>
               </w:rPr>
-              <w:t>508÷9=</w:t>
+              <w:t>527÷9=</w:t>
             </w:r>
           </w:p>
         </w:tc>
@@ -223,7 +223,7 @@
                 <w:rFonts w:ascii="TimeNewRoman" w:hAnsi="TimeNewRoman"/>
                 <w:sz w:val="30"/>
               </w:rPr>
-              <w:t>494÷8=</w:t>
+              <w:t>797÷7=</w:t>
             </w:r>
           </w:p>
         </w:tc>
@@ -240,7 +240,7 @@
                 <w:rFonts w:ascii="TimeNewRoman" w:hAnsi="TimeNewRoman"/>
                 <w:sz w:val="30"/>
               </w:rPr>
-              <w:t>516÷6=</w:t>
+              <w:t>927÷5=</w:t>
             </w:r>
           </w:p>
         </w:tc>
@@ -257,7 +257,7 @@
                 <w:rFonts w:ascii="TimeNewRoman" w:hAnsi="TimeNewRoman"/>
                 <w:sz w:val="30"/>
               </w:rPr>
-              <w:t>271÷5=</w:t>
+              <w:t>537÷6=</w:t>
             </w:r>
           </w:p>
         </w:tc>
@@ -274,7 +274,7 @@
                 <w:rFonts w:ascii="TimeNewRoman" w:hAnsi="TimeNewRoman"/>
                 <w:sz w:val="30"/>
               </w:rPr>
-              <w:t>527÷4=</w:t>
+              <w:t>304÷7=</w:t>
             </w:r>
           </w:p>
         </w:tc>
@@ -291,7 +291,7 @@
                 <w:rFonts w:ascii="TimeNewRoman" w:hAnsi="TimeNewRoman"/>
                 <w:sz w:val="30"/>
               </w:rPr>
-              <w:t>451÷4=</w:t>
+              <w:t>447÷4=</w:t>
             </w:r>
           </w:p>
         </w:tc>
@@ -406,7 +406,7 @@
                 <w:rFonts w:ascii="TimeNewRoman" w:hAnsi="TimeNewRoman"/>
                 <w:sz w:val="30"/>
               </w:rPr>
-              <w:t>779÷7=</w:t>
+              <w:t>462÷9=</w:t>
             </w:r>
           </w:p>
         </w:tc>
@@ -423,7 +423,7 @@
                 <w:rFonts w:ascii="TimeNewRoman" w:hAnsi="TimeNewRoman"/>
                 <w:sz w:val="30"/>
               </w:rPr>
-              <w:t>716÷7=</w:t>
+              <w:t>832÷7=</w:t>
             </w:r>
           </w:p>
         </w:tc>
@@ -440,7 +440,7 @@
                 <w:rFonts w:ascii="TimeNewRoman" w:hAnsi="TimeNewRoman"/>
                 <w:sz w:val="30"/>
               </w:rPr>
-              <w:t>964÷9=</w:t>
+              <w:t>995÷3=</w:t>
             </w:r>
           </w:p>
         </w:tc>
@@ -457,7 +457,7 @@
                 <w:rFonts w:ascii="TimeNewRoman" w:hAnsi="TimeNewRoman"/>
                 <w:sz w:val="30"/>
               </w:rPr>
-              <w:t>778÷9=</w:t>
+              <w:t>867÷2=</w:t>
             </w:r>
           </w:p>
         </w:tc>
@@ -474,7 +474,7 @@
                 <w:rFonts w:ascii="TimeNewRoman" w:hAnsi="TimeNewRoman"/>
                 <w:sz w:val="30"/>
               </w:rPr>
-              <w:t>398÷7=</w:t>
+              <w:t>472÷8=</w:t>
             </w:r>
           </w:p>
         </w:tc>
@@ -589,7 +589,7 @@
                 <w:rFonts w:ascii="TimeNewRoman" w:hAnsi="TimeNewRoman"/>
                 <w:sz w:val="30"/>
               </w:rPr>
-              <w:t>189÷4=</w:t>
+              <w:t>794÷6=</w:t>
             </w:r>
           </w:p>
         </w:tc>
@@ -606,7 +606,7 @@
                 <w:rFonts w:ascii="TimeNewRoman" w:hAnsi="TimeNewRoman"/>
                 <w:sz w:val="30"/>
               </w:rPr>
-              <w:t>204÷6=</w:t>
+              <w:t>838÷8=</w:t>
             </w:r>
           </w:p>
         </w:tc>
@@ -623,7 +623,7 @@
                 <w:rFonts w:ascii="TimeNewRoman" w:hAnsi="TimeNewRoman"/>
                 <w:sz w:val="30"/>
               </w:rPr>
-              <w:t>525÷2=</w:t>
+              <w:t>642÷7=</w:t>
             </w:r>
           </w:p>
         </w:tc>
@@ -640,7 +640,7 @@
                 <w:rFonts w:ascii="TimeNewRoman" w:hAnsi="TimeNewRoman"/>
                 <w:sz w:val="30"/>
               </w:rPr>
-              <w:t>721÷5=</w:t>
+              <w:t>381÷3=</w:t>
             </w:r>
           </w:p>
         </w:tc>
@@ -657,7 +657,7 @@
                 <w:rFonts w:ascii="TimeNewRoman" w:hAnsi="TimeNewRoman"/>
                 <w:sz w:val="30"/>
               </w:rPr>
-              <w:t>720÷3=</w:t>
+              <w:t>154÷9=</w:t>
             </w:r>
           </w:p>
         </w:tc>
@@ -772,7 +772,7 @@
                 <w:rFonts w:ascii="TimeNewRoman" w:hAnsi="TimeNewRoman"/>
                 <w:sz w:val="30"/>
               </w:rPr>
-              <w:t>542÷7=</w:t>
+              <w:t>578÷3=</w:t>
             </w:r>
           </w:p>
         </w:tc>
@@ -789,7 +789,7 @@
                 <w:rFonts w:ascii="TimeNewRoman" w:hAnsi="TimeNewRoman"/>
                 <w:sz w:val="30"/>
               </w:rPr>
-              <w:t>693÷9=</w:t>
+              <w:t>713÷8=</w:t>
             </w:r>
           </w:p>
         </w:tc>
@@ -806,7 +806,7 @@
                 <w:rFonts w:ascii="TimeNewRoman" w:hAnsi="TimeNewRoman"/>
                 <w:sz w:val="30"/>
               </w:rPr>
-              <w:t>681÷8=</w:t>
+              <w:t>323÷6=</w:t>
             </w:r>
           </w:p>
         </w:tc>
@@ -823,7 +823,7 @@
                 <w:rFonts w:ascii="TimeNewRoman" w:hAnsi="TimeNewRoman"/>
                 <w:sz w:val="30"/>
               </w:rPr>
-              <w:t>128÷5=</w:t>
+              <w:t>178÷8=</w:t>
             </w:r>
           </w:p>
         </w:tc>
@@ -840,7 +840,7 @@
                 <w:rFonts w:ascii="TimeNewRoman" w:hAnsi="TimeNewRoman"/>
                 <w:sz w:val="30"/>
               </w:rPr>
-              <w:t>320÷7=</w:t>
+              <w:t>978÷3=</w:t>
             </w:r>
           </w:p>
         </w:tc>

--- a/three-digit_number_divided_by_one-digit_number.docx
+++ b/three-digit_number_divided_by_one-digit_number.docx
@@ -11,7 +11,7 @@
           <w:rFonts w:ascii="Arial" w:hAnsi="Arial"/>
           <w:sz w:val="30"/>
         </w:rPr>
-        <w:t>2026-09-26 Saturday</w:t>
+        <w:t>2026-09-27 Sunday</w:t>
       </w:r>
     </w:p>
     <w:tbl>
@@ -40,7 +40,7 @@
                 <w:rFonts w:ascii="TimeNewRoman" w:hAnsi="TimeNewRoman"/>
                 <w:sz w:val="30"/>
               </w:rPr>
-              <w:t>627÷8=</w:t>
+              <w:t>652÷8=</w:t>
             </w:r>
           </w:p>
         </w:tc>
@@ -57,7 +57,7 @@
                 <w:rFonts w:ascii="TimeNewRoman" w:hAnsi="TimeNewRoman"/>
                 <w:sz w:val="30"/>
               </w:rPr>
-              <w:t>871÷8=</w:t>
+              <w:t>309÷4=</w:t>
             </w:r>
           </w:p>
         </w:tc>
@@ -74,7 +74,7 @@
                 <w:rFonts w:ascii="TimeNewRoman" w:hAnsi="TimeNewRoman"/>
                 <w:sz w:val="30"/>
               </w:rPr>
-              <w:t>263÷4=</w:t>
+              <w:t>457÷9=</w:t>
             </w:r>
           </w:p>
         </w:tc>
@@ -91,7 +91,7 @@
                 <w:rFonts w:ascii="TimeNewRoman" w:hAnsi="TimeNewRoman"/>
                 <w:sz w:val="30"/>
               </w:rPr>
-              <w:t>610÷6=</w:t>
+              <w:t>677÷8=</w:t>
             </w:r>
           </w:p>
         </w:tc>
@@ -108,7 +108,7 @@
                 <w:rFonts w:ascii="TimeNewRoman" w:hAnsi="TimeNewRoman"/>
                 <w:sz w:val="30"/>
               </w:rPr>
-              <w:t>527÷9=</w:t>
+              <w:t>517÷2=</w:t>
             </w:r>
           </w:p>
         </w:tc>
@@ -223,7 +223,7 @@
                 <w:rFonts w:ascii="TimeNewRoman" w:hAnsi="TimeNewRoman"/>
                 <w:sz w:val="30"/>
               </w:rPr>
-              <w:t>797÷7=</w:t>
+              <w:t>398÷3=</w:t>
             </w:r>
           </w:p>
         </w:tc>
@@ -240,7 +240,7 @@
                 <w:rFonts w:ascii="TimeNewRoman" w:hAnsi="TimeNewRoman"/>
                 <w:sz w:val="30"/>
               </w:rPr>
-              <w:t>927÷5=</w:t>
+              <w:t>905÷8=</w:t>
             </w:r>
           </w:p>
         </w:tc>
@@ -257,7 +257,7 @@
                 <w:rFonts w:ascii="TimeNewRoman" w:hAnsi="TimeNewRoman"/>
                 <w:sz w:val="30"/>
               </w:rPr>
-              <w:t>537÷6=</w:t>
+              <w:t>220÷6=</w:t>
             </w:r>
           </w:p>
         </w:tc>
@@ -274,7 +274,7 @@
                 <w:rFonts w:ascii="TimeNewRoman" w:hAnsi="TimeNewRoman"/>
                 <w:sz w:val="30"/>
               </w:rPr>
-              <w:t>304÷7=</w:t>
+              <w:t>539÷8=</w:t>
             </w:r>
           </w:p>
         </w:tc>
@@ -291,7 +291,7 @@
                 <w:rFonts w:ascii="TimeNewRoman" w:hAnsi="TimeNewRoman"/>
                 <w:sz w:val="30"/>
               </w:rPr>
-              <w:t>447÷4=</w:t>
+              <w:t>858÷3=</w:t>
             </w:r>
           </w:p>
         </w:tc>
@@ -406,7 +406,7 @@
                 <w:rFonts w:ascii="TimeNewRoman" w:hAnsi="TimeNewRoman"/>
                 <w:sz w:val="30"/>
               </w:rPr>
-              <w:t>462÷9=</w:t>
+              <w:t>315÷2=</w:t>
             </w:r>
           </w:p>
         </w:tc>
@@ -423,7 +423,7 @@
                 <w:rFonts w:ascii="TimeNewRoman" w:hAnsi="TimeNewRoman"/>
                 <w:sz w:val="30"/>
               </w:rPr>
-              <w:t>832÷7=</w:t>
+              <w:t>815÷4=</w:t>
             </w:r>
           </w:p>
         </w:tc>
@@ -440,7 +440,7 @@
                 <w:rFonts w:ascii="TimeNewRoman" w:hAnsi="TimeNewRoman"/>
                 <w:sz w:val="30"/>
               </w:rPr>
-              <w:t>995÷3=</w:t>
+              <w:t>937÷8=</w:t>
             </w:r>
           </w:p>
         </w:tc>
@@ -457,7 +457,7 @@
                 <w:rFonts w:ascii="TimeNewRoman" w:hAnsi="TimeNewRoman"/>
                 <w:sz w:val="30"/>
               </w:rPr>
-              <w:t>867÷2=</w:t>
+              <w:t>605÷5=</w:t>
             </w:r>
           </w:p>
         </w:tc>
@@ -474,7 +474,7 @@
                 <w:rFonts w:ascii="TimeNewRoman" w:hAnsi="TimeNewRoman"/>
                 <w:sz w:val="30"/>
               </w:rPr>
-              <w:t>472÷8=</w:t>
+              <w:t>663÷4=</w:t>
             </w:r>
           </w:p>
         </w:tc>
@@ -589,7 +589,7 @@
                 <w:rFonts w:ascii="TimeNewRoman" w:hAnsi="TimeNewRoman"/>
                 <w:sz w:val="30"/>
               </w:rPr>
-              <w:t>794÷6=</w:t>
+              <w:t>805÷3=</w:t>
             </w:r>
           </w:p>
         </w:tc>
@@ -606,7 +606,7 @@
                 <w:rFonts w:ascii="TimeNewRoman" w:hAnsi="TimeNewRoman"/>
                 <w:sz w:val="30"/>
               </w:rPr>
-              <w:t>838÷8=</w:t>
+              <w:t>734÷8=</w:t>
             </w:r>
           </w:p>
         </w:tc>
@@ -623,7 +623,7 @@
                 <w:rFonts w:ascii="TimeNewRoman" w:hAnsi="TimeNewRoman"/>
                 <w:sz w:val="30"/>
               </w:rPr>
-              <w:t>642÷7=</w:t>
+              <w:t>738÷2=</w:t>
             </w:r>
           </w:p>
         </w:tc>
@@ -640,7 +640,7 @@
                 <w:rFonts w:ascii="TimeNewRoman" w:hAnsi="TimeNewRoman"/>
                 <w:sz w:val="30"/>
               </w:rPr>
-              <w:t>381÷3=</w:t>
+              <w:t>131÷9=</w:t>
             </w:r>
           </w:p>
         </w:tc>
@@ -657,7 +657,7 @@
                 <w:rFonts w:ascii="TimeNewRoman" w:hAnsi="TimeNewRoman"/>
                 <w:sz w:val="30"/>
               </w:rPr>
-              <w:t>154÷9=</w:t>
+              <w:t>871÷6=</w:t>
             </w:r>
           </w:p>
         </w:tc>
@@ -772,7 +772,7 @@
                 <w:rFonts w:ascii="TimeNewRoman" w:hAnsi="TimeNewRoman"/>
                 <w:sz w:val="30"/>
               </w:rPr>
-              <w:t>578÷3=</w:t>
+              <w:t>408÷2=</w:t>
             </w:r>
           </w:p>
         </w:tc>
@@ -789,7 +789,7 @@
                 <w:rFonts w:ascii="TimeNewRoman" w:hAnsi="TimeNewRoman"/>
                 <w:sz w:val="30"/>
               </w:rPr>
-              <w:t>713÷8=</w:t>
+              <w:t>561÷5=</w:t>
             </w:r>
           </w:p>
         </w:tc>
@@ -806,7 +806,7 @@
                 <w:rFonts w:ascii="TimeNewRoman" w:hAnsi="TimeNewRoman"/>
                 <w:sz w:val="30"/>
               </w:rPr>
-              <w:t>323÷6=</w:t>
+              <w:t>819÷6=</w:t>
             </w:r>
           </w:p>
         </w:tc>
@@ -823,7 +823,7 @@
                 <w:rFonts w:ascii="TimeNewRoman" w:hAnsi="TimeNewRoman"/>
                 <w:sz w:val="30"/>
               </w:rPr>
-              <w:t>178÷8=</w:t>
+              <w:t>806÷4=</w:t>
             </w:r>
           </w:p>
         </w:tc>
@@ -840,7 +840,7 @@
                 <w:rFonts w:ascii="TimeNewRoman" w:hAnsi="TimeNewRoman"/>
                 <w:sz w:val="30"/>
               </w:rPr>
-              <w:t>978÷3=</w:t>
+              <w:t>528÷2=</w:t>
             </w:r>
           </w:p>
         </w:tc>

--- a/three-digit_number_divided_by_one-digit_number.docx
+++ b/three-digit_number_divided_by_one-digit_number.docx
@@ -40,7 +40,7 @@
                 <w:rFonts w:ascii="TimeNewRoman" w:hAnsi="TimeNewRoman"/>
                 <w:sz w:val="30"/>
               </w:rPr>
-              <w:t>652÷8=</w:t>
+              <w:t>886÷3=</w:t>
             </w:r>
           </w:p>
         </w:tc>
@@ -57,7 +57,7 @@
                 <w:rFonts w:ascii="TimeNewRoman" w:hAnsi="TimeNewRoman"/>
                 <w:sz w:val="30"/>
               </w:rPr>
-              <w:t>309÷4=</w:t>
+              <w:t>957÷3=</w:t>
             </w:r>
           </w:p>
         </w:tc>
@@ -74,7 +74,7 @@
                 <w:rFonts w:ascii="TimeNewRoman" w:hAnsi="TimeNewRoman"/>
                 <w:sz w:val="30"/>
               </w:rPr>
-              <w:t>457÷9=</w:t>
+              <w:t>775÷6=</w:t>
             </w:r>
           </w:p>
         </w:tc>
@@ -91,7 +91,7 @@
                 <w:rFonts w:ascii="TimeNewRoman" w:hAnsi="TimeNewRoman"/>
                 <w:sz w:val="30"/>
               </w:rPr>
-              <w:t>677÷8=</w:t>
+              <w:t>435÷8=</w:t>
             </w:r>
           </w:p>
         </w:tc>
@@ -108,7 +108,7 @@
                 <w:rFonts w:ascii="TimeNewRoman" w:hAnsi="TimeNewRoman"/>
                 <w:sz w:val="30"/>
               </w:rPr>
-              <w:t>517÷2=</w:t>
+              <w:t>441÷2=</w:t>
             </w:r>
           </w:p>
         </w:tc>
@@ -223,7 +223,7 @@
                 <w:rFonts w:ascii="TimeNewRoman" w:hAnsi="TimeNewRoman"/>
                 <w:sz w:val="30"/>
               </w:rPr>
-              <w:t>398÷3=</w:t>
+              <w:t>158÷3=</w:t>
             </w:r>
           </w:p>
         </w:tc>
@@ -240,7 +240,7 @@
                 <w:rFonts w:ascii="TimeNewRoman" w:hAnsi="TimeNewRoman"/>
                 <w:sz w:val="30"/>
               </w:rPr>
-              <w:t>905÷8=</w:t>
+              <w:t>814÷6=</w:t>
             </w:r>
           </w:p>
         </w:tc>
@@ -257,7 +257,7 @@
                 <w:rFonts w:ascii="TimeNewRoman" w:hAnsi="TimeNewRoman"/>
                 <w:sz w:val="30"/>
               </w:rPr>
-              <w:t>220÷6=</w:t>
+              <w:t>571÷3=</w:t>
             </w:r>
           </w:p>
         </w:tc>
@@ -274,7 +274,7 @@
                 <w:rFonts w:ascii="TimeNewRoman" w:hAnsi="TimeNewRoman"/>
                 <w:sz w:val="30"/>
               </w:rPr>
-              <w:t>539÷8=</w:t>
+              <w:t>369÷2=</w:t>
             </w:r>
           </w:p>
         </w:tc>
@@ -291,7 +291,7 @@
                 <w:rFonts w:ascii="TimeNewRoman" w:hAnsi="TimeNewRoman"/>
                 <w:sz w:val="30"/>
               </w:rPr>
-              <w:t>858÷3=</w:t>
+              <w:t>729÷9=</w:t>
             </w:r>
           </w:p>
         </w:tc>
@@ -406,7 +406,7 @@
                 <w:rFonts w:ascii="TimeNewRoman" w:hAnsi="TimeNewRoman"/>
                 <w:sz w:val="30"/>
               </w:rPr>
-              <w:t>315÷2=</w:t>
+              <w:t>613÷8=</w:t>
             </w:r>
           </w:p>
         </w:tc>
@@ -423,7 +423,7 @@
                 <w:rFonts w:ascii="TimeNewRoman" w:hAnsi="TimeNewRoman"/>
                 <w:sz w:val="30"/>
               </w:rPr>
-              <w:t>815÷4=</w:t>
+              <w:t>534÷4=</w:t>
             </w:r>
           </w:p>
         </w:tc>
@@ -440,7 +440,7 @@
                 <w:rFonts w:ascii="TimeNewRoman" w:hAnsi="TimeNewRoman"/>
                 <w:sz w:val="30"/>
               </w:rPr>
-              <w:t>937÷8=</w:t>
+              <w:t>396÷9=</w:t>
             </w:r>
           </w:p>
         </w:tc>
@@ -457,7 +457,7 @@
                 <w:rFonts w:ascii="TimeNewRoman" w:hAnsi="TimeNewRoman"/>
                 <w:sz w:val="30"/>
               </w:rPr>
-              <w:t>605÷5=</w:t>
+              <w:t>490÷5=</w:t>
             </w:r>
           </w:p>
         </w:tc>
@@ -474,7 +474,7 @@
                 <w:rFonts w:ascii="TimeNewRoman" w:hAnsi="TimeNewRoman"/>
                 <w:sz w:val="30"/>
               </w:rPr>
-              <w:t>663÷4=</w:t>
+              <w:t>949÷2=</w:t>
             </w:r>
           </w:p>
         </w:tc>
@@ -589,7 +589,7 @@
                 <w:rFonts w:ascii="TimeNewRoman" w:hAnsi="TimeNewRoman"/>
                 <w:sz w:val="30"/>
               </w:rPr>
-              <w:t>805÷3=</w:t>
+              <w:t>199÷6=</w:t>
             </w:r>
           </w:p>
         </w:tc>
@@ -606,7 +606,7 @@
                 <w:rFonts w:ascii="TimeNewRoman" w:hAnsi="TimeNewRoman"/>
                 <w:sz w:val="30"/>
               </w:rPr>
-              <w:t>734÷8=</w:t>
+              <w:t>473÷5=</w:t>
             </w:r>
           </w:p>
         </w:tc>
@@ -623,7 +623,7 @@
                 <w:rFonts w:ascii="TimeNewRoman" w:hAnsi="TimeNewRoman"/>
                 <w:sz w:val="30"/>
               </w:rPr>
-              <w:t>738÷2=</w:t>
+              <w:t>948÷9=</w:t>
             </w:r>
           </w:p>
         </w:tc>
@@ -640,7 +640,7 @@
                 <w:rFonts w:ascii="TimeNewRoman" w:hAnsi="TimeNewRoman"/>
                 <w:sz w:val="30"/>
               </w:rPr>
-              <w:t>131÷9=</w:t>
+              <w:t>859÷7=</w:t>
             </w:r>
           </w:p>
         </w:tc>
@@ -657,7 +657,7 @@
                 <w:rFonts w:ascii="TimeNewRoman" w:hAnsi="TimeNewRoman"/>
                 <w:sz w:val="30"/>
               </w:rPr>
-              <w:t>871÷6=</w:t>
+              <w:t>377÷9=</w:t>
             </w:r>
           </w:p>
         </w:tc>
@@ -772,7 +772,7 @@
                 <w:rFonts w:ascii="TimeNewRoman" w:hAnsi="TimeNewRoman"/>
                 <w:sz w:val="30"/>
               </w:rPr>
-              <w:t>408÷2=</w:t>
+              <w:t>558÷2=</w:t>
             </w:r>
           </w:p>
         </w:tc>
@@ -789,7 +789,7 @@
                 <w:rFonts w:ascii="TimeNewRoman" w:hAnsi="TimeNewRoman"/>
                 <w:sz w:val="30"/>
               </w:rPr>
-              <w:t>561÷5=</w:t>
+              <w:t>581÷5=</w:t>
             </w:r>
           </w:p>
         </w:tc>
@@ -806,7 +806,7 @@
                 <w:rFonts w:ascii="TimeNewRoman" w:hAnsi="TimeNewRoman"/>
                 <w:sz w:val="30"/>
               </w:rPr>
-              <w:t>819÷6=</w:t>
+              <w:t>293÷8=</w:t>
             </w:r>
           </w:p>
         </w:tc>
@@ -823,7 +823,7 @@
                 <w:rFonts w:ascii="TimeNewRoman" w:hAnsi="TimeNewRoman"/>
                 <w:sz w:val="30"/>
               </w:rPr>
-              <w:t>806÷4=</w:t>
+              <w:t>856÷5=</w:t>
             </w:r>
           </w:p>
         </w:tc>
@@ -840,7 +840,7 @@
                 <w:rFonts w:ascii="TimeNewRoman" w:hAnsi="TimeNewRoman"/>
                 <w:sz w:val="30"/>
               </w:rPr>
-              <w:t>528÷2=</w:t>
+              <w:t>567÷7=</w:t>
             </w:r>
           </w:p>
         </w:tc>

--- a/three-digit_number_divided_by_one-digit_number.docx
+++ b/three-digit_number_divided_by_one-digit_number.docx
@@ -11,7 +11,7 @@
           <w:rFonts w:ascii="Arial" w:hAnsi="Arial"/>
           <w:sz w:val="30"/>
         </w:rPr>
-        <w:t>2026-09-27 Sunday</w:t>
+        <w:t>2026-09-28 Monday</w:t>
       </w:r>
     </w:p>
     <w:tbl>
@@ -40,7 +40,7 @@
                 <w:rFonts w:ascii="TimeNewRoman" w:hAnsi="TimeNewRoman"/>
                 <w:sz w:val="30"/>
               </w:rPr>
-              <w:t>886÷3=</w:t>
+              <w:t>199÷2=</w:t>
             </w:r>
           </w:p>
         </w:tc>
@@ -57,7 +57,7 @@
                 <w:rFonts w:ascii="TimeNewRoman" w:hAnsi="TimeNewRoman"/>
                 <w:sz w:val="30"/>
               </w:rPr>
-              <w:t>957÷3=</w:t>
+              <w:t>602÷4=</w:t>
             </w:r>
           </w:p>
         </w:tc>
@@ -74,7 +74,7 @@
                 <w:rFonts w:ascii="TimeNewRoman" w:hAnsi="TimeNewRoman"/>
                 <w:sz w:val="30"/>
               </w:rPr>
-              <w:t>775÷6=</w:t>
+              <w:t>384÷9=</w:t>
             </w:r>
           </w:p>
         </w:tc>
@@ -91,7 +91,7 @@
                 <w:rFonts w:ascii="TimeNewRoman" w:hAnsi="TimeNewRoman"/>
                 <w:sz w:val="30"/>
               </w:rPr>
-              <w:t>435÷8=</w:t>
+              <w:t>998÷8=</w:t>
             </w:r>
           </w:p>
         </w:tc>
@@ -108,7 +108,7 @@
                 <w:rFonts w:ascii="TimeNewRoman" w:hAnsi="TimeNewRoman"/>
                 <w:sz w:val="30"/>
               </w:rPr>
-              <w:t>441÷2=</w:t>
+              <w:t>101÷3=</w:t>
             </w:r>
           </w:p>
         </w:tc>
@@ -223,7 +223,7 @@
                 <w:rFonts w:ascii="TimeNewRoman" w:hAnsi="TimeNewRoman"/>
                 <w:sz w:val="30"/>
               </w:rPr>
-              <w:t>158÷3=</w:t>
+              <w:t>424÷7=</w:t>
             </w:r>
           </w:p>
         </w:tc>
@@ -240,7 +240,7 @@
                 <w:rFonts w:ascii="TimeNewRoman" w:hAnsi="TimeNewRoman"/>
                 <w:sz w:val="30"/>
               </w:rPr>
-              <w:t>814÷6=</w:t>
+              <w:t>508÷5=</w:t>
             </w:r>
           </w:p>
         </w:tc>
@@ -257,7 +257,7 @@
                 <w:rFonts w:ascii="TimeNewRoman" w:hAnsi="TimeNewRoman"/>
                 <w:sz w:val="30"/>
               </w:rPr>
-              <w:t>571÷3=</w:t>
+              <w:t>476÷3=</w:t>
             </w:r>
           </w:p>
         </w:tc>
@@ -274,7 +274,7 @@
                 <w:rFonts w:ascii="TimeNewRoman" w:hAnsi="TimeNewRoman"/>
                 <w:sz w:val="30"/>
               </w:rPr>
-              <w:t>369÷2=</w:t>
+              <w:t>851÷8=</w:t>
             </w:r>
           </w:p>
         </w:tc>
@@ -291,7 +291,7 @@
                 <w:rFonts w:ascii="TimeNewRoman" w:hAnsi="TimeNewRoman"/>
                 <w:sz w:val="30"/>
               </w:rPr>
-              <w:t>729÷9=</w:t>
+              <w:t>592÷3=</w:t>
             </w:r>
           </w:p>
         </w:tc>
@@ -406,7 +406,7 @@
                 <w:rFonts w:ascii="TimeNewRoman" w:hAnsi="TimeNewRoman"/>
                 <w:sz w:val="30"/>
               </w:rPr>
-              <w:t>613÷8=</w:t>
+              <w:t>316÷9=</w:t>
             </w:r>
           </w:p>
         </w:tc>
@@ -423,7 +423,7 @@
                 <w:rFonts w:ascii="TimeNewRoman" w:hAnsi="TimeNewRoman"/>
                 <w:sz w:val="30"/>
               </w:rPr>
-              <w:t>534÷4=</w:t>
+              <w:t>756÷8=</w:t>
             </w:r>
           </w:p>
         </w:tc>
@@ -440,7 +440,7 @@
                 <w:rFonts w:ascii="TimeNewRoman" w:hAnsi="TimeNewRoman"/>
                 <w:sz w:val="30"/>
               </w:rPr>
-              <w:t>396÷9=</w:t>
+              <w:t>180÷5=</w:t>
             </w:r>
           </w:p>
         </w:tc>
@@ -457,7 +457,7 @@
                 <w:rFonts w:ascii="TimeNewRoman" w:hAnsi="TimeNewRoman"/>
                 <w:sz w:val="30"/>
               </w:rPr>
-              <w:t>490÷5=</w:t>
+              <w:t>382÷8=</w:t>
             </w:r>
           </w:p>
         </w:tc>
@@ -474,7 +474,7 @@
                 <w:rFonts w:ascii="TimeNewRoman" w:hAnsi="TimeNewRoman"/>
                 <w:sz w:val="30"/>
               </w:rPr>
-              <w:t>949÷2=</w:t>
+              <w:t>258÷7=</w:t>
             </w:r>
           </w:p>
         </w:tc>
@@ -589,7 +589,7 @@
                 <w:rFonts w:ascii="TimeNewRoman" w:hAnsi="TimeNewRoman"/>
                 <w:sz w:val="30"/>
               </w:rPr>
-              <w:t>199÷6=</w:t>
+              <w:t>801÷7=</w:t>
             </w:r>
           </w:p>
         </w:tc>
@@ -606,7 +606,7 @@
                 <w:rFonts w:ascii="TimeNewRoman" w:hAnsi="TimeNewRoman"/>
                 <w:sz w:val="30"/>
               </w:rPr>
-              <w:t>473÷5=</w:t>
+              <w:t>788÷8=</w:t>
             </w:r>
           </w:p>
         </w:tc>
@@ -623,7 +623,7 @@
                 <w:rFonts w:ascii="TimeNewRoman" w:hAnsi="TimeNewRoman"/>
                 <w:sz w:val="30"/>
               </w:rPr>
-              <w:t>948÷9=</w:t>
+              <w:t>865÷5=</w:t>
             </w:r>
           </w:p>
         </w:tc>
@@ -640,7 +640,7 @@
                 <w:rFonts w:ascii="TimeNewRoman" w:hAnsi="TimeNewRoman"/>
                 <w:sz w:val="30"/>
               </w:rPr>
-              <w:t>859÷7=</w:t>
+              <w:t>389÷7=</w:t>
             </w:r>
           </w:p>
         </w:tc>
@@ -657,7 +657,7 @@
                 <w:rFonts w:ascii="TimeNewRoman" w:hAnsi="TimeNewRoman"/>
                 <w:sz w:val="30"/>
               </w:rPr>
-              <w:t>377÷9=</w:t>
+              <w:t>287÷4=</w:t>
             </w:r>
           </w:p>
         </w:tc>
@@ -772,7 +772,7 @@
                 <w:rFonts w:ascii="TimeNewRoman" w:hAnsi="TimeNewRoman"/>
                 <w:sz w:val="30"/>
               </w:rPr>
-              <w:t>558÷2=</w:t>
+              <w:t>495÷4=</w:t>
             </w:r>
           </w:p>
         </w:tc>
@@ -789,7 +789,7 @@
                 <w:rFonts w:ascii="TimeNewRoman" w:hAnsi="TimeNewRoman"/>
                 <w:sz w:val="30"/>
               </w:rPr>
-              <w:t>581÷5=</w:t>
+              <w:t>471÷7=</w:t>
             </w:r>
           </w:p>
         </w:tc>
@@ -806,7 +806,7 @@
                 <w:rFonts w:ascii="TimeNewRoman" w:hAnsi="TimeNewRoman"/>
                 <w:sz w:val="30"/>
               </w:rPr>
-              <w:t>293÷8=</w:t>
+              <w:t>144÷6=</w:t>
             </w:r>
           </w:p>
         </w:tc>
@@ -823,7 +823,7 @@
                 <w:rFonts w:ascii="TimeNewRoman" w:hAnsi="TimeNewRoman"/>
                 <w:sz w:val="30"/>
               </w:rPr>
-              <w:t>856÷5=</w:t>
+              <w:t>641÷8=</w:t>
             </w:r>
           </w:p>
         </w:tc>
@@ -840,7 +840,7 @@
                 <w:rFonts w:ascii="TimeNewRoman" w:hAnsi="TimeNewRoman"/>
                 <w:sz w:val="30"/>
               </w:rPr>
-              <w:t>567÷7=</w:t>
+              <w:t>724÷9=</w:t>
             </w:r>
           </w:p>
         </w:tc>

--- a/three-digit_number_divided_by_one-digit_number.docx
+++ b/three-digit_number_divided_by_one-digit_number.docx
@@ -40,7 +40,7 @@
                 <w:rFonts w:ascii="TimeNewRoman" w:hAnsi="TimeNewRoman"/>
                 <w:sz w:val="30"/>
               </w:rPr>
-              <w:t>199÷2=</w:t>
+              <w:t>426÷9=</w:t>
             </w:r>
           </w:p>
         </w:tc>
@@ -57,7 +57,7 @@
                 <w:rFonts w:ascii="TimeNewRoman" w:hAnsi="TimeNewRoman"/>
                 <w:sz w:val="30"/>
               </w:rPr>
-              <w:t>602÷4=</w:t>
+              <w:t>688÷2=</w:t>
             </w:r>
           </w:p>
         </w:tc>
@@ -74,7 +74,7 @@
                 <w:rFonts w:ascii="TimeNewRoman" w:hAnsi="TimeNewRoman"/>
                 <w:sz w:val="30"/>
               </w:rPr>
-              <w:t>384÷9=</w:t>
+              <w:t>782÷8=</w:t>
             </w:r>
           </w:p>
         </w:tc>
@@ -91,7 +91,7 @@
                 <w:rFonts w:ascii="TimeNewRoman" w:hAnsi="TimeNewRoman"/>
                 <w:sz w:val="30"/>
               </w:rPr>
-              <w:t>998÷8=</w:t>
+              <w:t>870÷6=</w:t>
             </w:r>
           </w:p>
         </w:tc>
@@ -108,7 +108,7 @@
                 <w:rFonts w:ascii="TimeNewRoman" w:hAnsi="TimeNewRoman"/>
                 <w:sz w:val="30"/>
               </w:rPr>
-              <w:t>101÷3=</w:t>
+              <w:t>371÷4=</w:t>
             </w:r>
           </w:p>
         </w:tc>
@@ -223,7 +223,7 @@
                 <w:rFonts w:ascii="TimeNewRoman" w:hAnsi="TimeNewRoman"/>
                 <w:sz w:val="30"/>
               </w:rPr>
-              <w:t>424÷7=</w:t>
+              <w:t>568÷7=</w:t>
             </w:r>
           </w:p>
         </w:tc>
@@ -240,7 +240,7 @@
                 <w:rFonts w:ascii="TimeNewRoman" w:hAnsi="TimeNewRoman"/>
                 <w:sz w:val="30"/>
               </w:rPr>
-              <w:t>508÷5=</w:t>
+              <w:t>714÷5=</w:t>
             </w:r>
           </w:p>
         </w:tc>
@@ -257,7 +257,7 @@
                 <w:rFonts w:ascii="TimeNewRoman" w:hAnsi="TimeNewRoman"/>
                 <w:sz w:val="30"/>
               </w:rPr>
-              <w:t>476÷3=</w:t>
+              <w:t>131÷7=</w:t>
             </w:r>
           </w:p>
         </w:tc>
@@ -274,7 +274,7 @@
                 <w:rFonts w:ascii="TimeNewRoman" w:hAnsi="TimeNewRoman"/>
                 <w:sz w:val="30"/>
               </w:rPr>
-              <w:t>851÷8=</w:t>
+              <w:t>524÷8=</w:t>
             </w:r>
           </w:p>
         </w:tc>
@@ -291,7 +291,7 @@
                 <w:rFonts w:ascii="TimeNewRoman" w:hAnsi="TimeNewRoman"/>
                 <w:sz w:val="30"/>
               </w:rPr>
-              <w:t>592÷3=</w:t>
+              <w:t>512÷7=</w:t>
             </w:r>
           </w:p>
         </w:tc>
@@ -406,7 +406,7 @@
                 <w:rFonts w:ascii="TimeNewRoman" w:hAnsi="TimeNewRoman"/>
                 <w:sz w:val="30"/>
               </w:rPr>
-              <w:t>316÷9=</w:t>
+              <w:t>629÷3=</w:t>
             </w:r>
           </w:p>
         </w:tc>
@@ -423,7 +423,7 @@
                 <w:rFonts w:ascii="TimeNewRoman" w:hAnsi="TimeNewRoman"/>
                 <w:sz w:val="30"/>
               </w:rPr>
-              <w:t>756÷8=</w:t>
+              <w:t>572÷3=</w:t>
             </w:r>
           </w:p>
         </w:tc>
@@ -440,7 +440,7 @@
                 <w:rFonts w:ascii="TimeNewRoman" w:hAnsi="TimeNewRoman"/>
                 <w:sz w:val="30"/>
               </w:rPr>
-              <w:t>180÷5=</w:t>
+              <w:t>393÷8=</w:t>
             </w:r>
           </w:p>
         </w:tc>
@@ -457,7 +457,7 @@
                 <w:rFonts w:ascii="TimeNewRoman" w:hAnsi="TimeNewRoman"/>
                 <w:sz w:val="30"/>
               </w:rPr>
-              <w:t>382÷8=</w:t>
+              <w:t>518÷2=</w:t>
             </w:r>
           </w:p>
         </w:tc>
@@ -474,7 +474,7 @@
                 <w:rFonts w:ascii="TimeNewRoman" w:hAnsi="TimeNewRoman"/>
                 <w:sz w:val="30"/>
               </w:rPr>
-              <w:t>258÷7=</w:t>
+              <w:t>659÷3=</w:t>
             </w:r>
           </w:p>
         </w:tc>
@@ -589,7 +589,7 @@
                 <w:rFonts w:ascii="TimeNewRoman" w:hAnsi="TimeNewRoman"/>
                 <w:sz w:val="30"/>
               </w:rPr>
-              <w:t>801÷7=</w:t>
+              <w:t>214÷7=</w:t>
             </w:r>
           </w:p>
         </w:tc>
@@ -606,7 +606,7 @@
                 <w:rFonts w:ascii="TimeNewRoman" w:hAnsi="TimeNewRoman"/>
                 <w:sz w:val="30"/>
               </w:rPr>
-              <w:t>788÷8=</w:t>
+              <w:t>294÷8=</w:t>
             </w:r>
           </w:p>
         </w:tc>
@@ -623,7 +623,7 @@
                 <w:rFonts w:ascii="TimeNewRoman" w:hAnsi="TimeNewRoman"/>
                 <w:sz w:val="30"/>
               </w:rPr>
-              <w:t>865÷5=</w:t>
+              <w:t>433÷5=</w:t>
             </w:r>
           </w:p>
         </w:tc>
@@ -640,7 +640,7 @@
                 <w:rFonts w:ascii="TimeNewRoman" w:hAnsi="TimeNewRoman"/>
                 <w:sz w:val="30"/>
               </w:rPr>
-              <w:t>389÷7=</w:t>
+              <w:t>311÷9=</w:t>
             </w:r>
           </w:p>
         </w:tc>
@@ -657,7 +657,7 @@
                 <w:rFonts w:ascii="TimeNewRoman" w:hAnsi="TimeNewRoman"/>
                 <w:sz w:val="30"/>
               </w:rPr>
-              <w:t>287÷4=</w:t>
+              <w:t>487÷8=</w:t>
             </w:r>
           </w:p>
         </w:tc>
@@ -772,7 +772,7 @@
                 <w:rFonts w:ascii="TimeNewRoman" w:hAnsi="TimeNewRoman"/>
                 <w:sz w:val="30"/>
               </w:rPr>
-              <w:t>495÷4=</w:t>
+              <w:t>368÷3=</w:t>
             </w:r>
           </w:p>
         </w:tc>
@@ -789,7 +789,7 @@
                 <w:rFonts w:ascii="TimeNewRoman" w:hAnsi="TimeNewRoman"/>
                 <w:sz w:val="30"/>
               </w:rPr>
-              <w:t>471÷7=</w:t>
+              <w:t>112÷9=</w:t>
             </w:r>
           </w:p>
         </w:tc>
@@ -806,7 +806,7 @@
                 <w:rFonts w:ascii="TimeNewRoman" w:hAnsi="TimeNewRoman"/>
                 <w:sz w:val="30"/>
               </w:rPr>
-              <w:t>144÷6=</w:t>
+              <w:t>931÷5=</w:t>
             </w:r>
           </w:p>
         </w:tc>
@@ -823,7 +823,7 @@
                 <w:rFonts w:ascii="TimeNewRoman" w:hAnsi="TimeNewRoman"/>
                 <w:sz w:val="30"/>
               </w:rPr>
-              <w:t>641÷8=</w:t>
+              <w:t>790÷4=</w:t>
             </w:r>
           </w:p>
         </w:tc>
@@ -840,7 +840,7 @@
                 <w:rFonts w:ascii="TimeNewRoman" w:hAnsi="TimeNewRoman"/>
                 <w:sz w:val="30"/>
               </w:rPr>
-              <w:t>724÷9=</w:t>
+              <w:t>446÷5=</w:t>
             </w:r>
           </w:p>
         </w:tc>

--- a/three-digit_number_divided_by_one-digit_number.docx
+++ b/three-digit_number_divided_by_one-digit_number.docx
@@ -11,7 +11,7 @@
           <w:rFonts w:ascii="Arial" w:hAnsi="Arial"/>
           <w:sz w:val="30"/>
         </w:rPr>
-        <w:t>2026-09-28 Monday</w:t>
+        <w:t>2026-09-29 Tuesday</w:t>
       </w:r>
     </w:p>
     <w:tbl>
@@ -40,7 +40,7 @@
                 <w:rFonts w:ascii="TimeNewRoman" w:hAnsi="TimeNewRoman"/>
                 <w:sz w:val="30"/>
               </w:rPr>
-              <w:t>426÷9=</w:t>
+              <w:t>514÷3=</w:t>
             </w:r>
           </w:p>
         </w:tc>
@@ -57,7 +57,7 @@
                 <w:rFonts w:ascii="TimeNewRoman" w:hAnsi="TimeNewRoman"/>
                 <w:sz w:val="30"/>
               </w:rPr>
-              <w:t>688÷2=</w:t>
+              <w:t>206÷4=</w:t>
             </w:r>
           </w:p>
         </w:tc>
@@ -74,7 +74,7 @@
                 <w:rFonts w:ascii="TimeNewRoman" w:hAnsi="TimeNewRoman"/>
                 <w:sz w:val="30"/>
               </w:rPr>
-              <w:t>782÷8=</w:t>
+              <w:t>373÷9=</w:t>
             </w:r>
           </w:p>
         </w:tc>
@@ -91,7 +91,7 @@
                 <w:rFonts w:ascii="TimeNewRoman" w:hAnsi="TimeNewRoman"/>
                 <w:sz w:val="30"/>
               </w:rPr>
-              <w:t>870÷6=</w:t>
+              <w:t>835÷2=</w:t>
             </w:r>
           </w:p>
         </w:tc>
@@ -108,7 +108,7 @@
                 <w:rFonts w:ascii="TimeNewRoman" w:hAnsi="TimeNewRoman"/>
                 <w:sz w:val="30"/>
               </w:rPr>
-              <w:t>371÷4=</w:t>
+              <w:t>721÷5=</w:t>
             </w:r>
           </w:p>
         </w:tc>
@@ -223,7 +223,7 @@
                 <w:rFonts w:ascii="TimeNewRoman" w:hAnsi="TimeNewRoman"/>
                 <w:sz w:val="30"/>
               </w:rPr>
-              <w:t>568÷7=</w:t>
+              <w:t>301÷5=</w:t>
             </w:r>
           </w:p>
         </w:tc>
@@ -240,7 +240,7 @@
                 <w:rFonts w:ascii="TimeNewRoman" w:hAnsi="TimeNewRoman"/>
                 <w:sz w:val="30"/>
               </w:rPr>
-              <w:t>714÷5=</w:t>
+              <w:t>100÷2=</w:t>
             </w:r>
           </w:p>
         </w:tc>
@@ -257,7 +257,7 @@
                 <w:rFonts w:ascii="TimeNewRoman" w:hAnsi="TimeNewRoman"/>
                 <w:sz w:val="30"/>
               </w:rPr>
-              <w:t>131÷7=</w:t>
+              <w:t>131÷6=</w:t>
             </w:r>
           </w:p>
         </w:tc>
@@ -274,7 +274,7 @@
                 <w:rFonts w:ascii="TimeNewRoman" w:hAnsi="TimeNewRoman"/>
                 <w:sz w:val="30"/>
               </w:rPr>
-              <w:t>524÷8=</w:t>
+              <w:t>451÷2=</w:t>
             </w:r>
           </w:p>
         </w:tc>
@@ -291,7 +291,7 @@
                 <w:rFonts w:ascii="TimeNewRoman" w:hAnsi="TimeNewRoman"/>
                 <w:sz w:val="30"/>
               </w:rPr>
-              <w:t>512÷7=</w:t>
+              <w:t>796÷5=</w:t>
             </w:r>
           </w:p>
         </w:tc>
@@ -406,7 +406,7 @@
                 <w:rFonts w:ascii="TimeNewRoman" w:hAnsi="TimeNewRoman"/>
                 <w:sz w:val="30"/>
               </w:rPr>
-              <w:t>629÷3=</w:t>
+              <w:t>285÷2=</w:t>
             </w:r>
           </w:p>
         </w:tc>
@@ -423,7 +423,7 @@
                 <w:rFonts w:ascii="TimeNewRoman" w:hAnsi="TimeNewRoman"/>
                 <w:sz w:val="30"/>
               </w:rPr>
-              <w:t>572÷3=</w:t>
+              <w:t>979÷3=</w:t>
             </w:r>
           </w:p>
         </w:tc>
@@ -440,7 +440,7 @@
                 <w:rFonts w:ascii="TimeNewRoman" w:hAnsi="TimeNewRoman"/>
                 <w:sz w:val="30"/>
               </w:rPr>
-              <w:t>393÷8=</w:t>
+              <w:t>414÷4=</w:t>
             </w:r>
           </w:p>
         </w:tc>
@@ -457,7 +457,7 @@
                 <w:rFonts w:ascii="TimeNewRoman" w:hAnsi="TimeNewRoman"/>
                 <w:sz w:val="30"/>
               </w:rPr>
-              <w:t>518÷2=</w:t>
+              <w:t>293÷9=</w:t>
             </w:r>
           </w:p>
         </w:tc>
@@ -474,7 +474,7 @@
                 <w:rFonts w:ascii="TimeNewRoman" w:hAnsi="TimeNewRoman"/>
                 <w:sz w:val="30"/>
               </w:rPr>
-              <w:t>659÷3=</w:t>
+              <w:t>158÷8=</w:t>
             </w:r>
           </w:p>
         </w:tc>
@@ -589,7 +589,7 @@
                 <w:rFonts w:ascii="TimeNewRoman" w:hAnsi="TimeNewRoman"/>
                 <w:sz w:val="30"/>
               </w:rPr>
-              <w:t>214÷7=</w:t>
+              <w:t>700÷8=</w:t>
             </w:r>
           </w:p>
         </w:tc>
@@ -606,7 +606,7 @@
                 <w:rFonts w:ascii="TimeNewRoman" w:hAnsi="TimeNewRoman"/>
                 <w:sz w:val="30"/>
               </w:rPr>
-              <w:t>294÷8=</w:t>
+              <w:t>563÷9=</w:t>
             </w:r>
           </w:p>
         </w:tc>
@@ -623,7 +623,7 @@
                 <w:rFonts w:ascii="TimeNewRoman" w:hAnsi="TimeNewRoman"/>
                 <w:sz w:val="30"/>
               </w:rPr>
-              <w:t>433÷5=</w:t>
+              <w:t>692÷3=</w:t>
             </w:r>
           </w:p>
         </w:tc>
@@ -640,7 +640,7 @@
                 <w:rFonts w:ascii="TimeNewRoman" w:hAnsi="TimeNewRoman"/>
                 <w:sz w:val="30"/>
               </w:rPr>
-              <w:t>311÷9=</w:t>
+              <w:t>588÷9=</w:t>
             </w:r>
           </w:p>
         </w:tc>
@@ -657,7 +657,7 @@
                 <w:rFonts w:ascii="TimeNewRoman" w:hAnsi="TimeNewRoman"/>
                 <w:sz w:val="30"/>
               </w:rPr>
-              <w:t>487÷8=</w:t>
+              <w:t>176÷8=</w:t>
             </w:r>
           </w:p>
         </w:tc>
@@ -772,7 +772,7 @@
                 <w:rFonts w:ascii="TimeNewRoman" w:hAnsi="TimeNewRoman"/>
                 <w:sz w:val="30"/>
               </w:rPr>
-              <w:t>368÷3=</w:t>
+              <w:t>885÷4=</w:t>
             </w:r>
           </w:p>
         </w:tc>
@@ -789,7 +789,7 @@
                 <w:rFonts w:ascii="TimeNewRoman" w:hAnsi="TimeNewRoman"/>
                 <w:sz w:val="30"/>
               </w:rPr>
-              <w:t>112÷9=</w:t>
+              <w:t>895÷6=</w:t>
             </w:r>
           </w:p>
         </w:tc>
@@ -806,7 +806,7 @@
                 <w:rFonts w:ascii="TimeNewRoman" w:hAnsi="TimeNewRoman"/>
                 <w:sz w:val="30"/>
               </w:rPr>
-              <w:t>931÷5=</w:t>
+              <w:t>778÷5=</w:t>
             </w:r>
           </w:p>
         </w:tc>
@@ -823,7 +823,7 @@
                 <w:rFonts w:ascii="TimeNewRoman" w:hAnsi="TimeNewRoman"/>
                 <w:sz w:val="30"/>
               </w:rPr>
-              <w:t>790÷4=</w:t>
+              <w:t>355÷8=</w:t>
             </w:r>
           </w:p>
         </w:tc>
@@ -840,7 +840,7 @@
                 <w:rFonts w:ascii="TimeNewRoman" w:hAnsi="TimeNewRoman"/>
                 <w:sz w:val="30"/>
               </w:rPr>
-              <w:t>446÷5=</w:t>
+              <w:t>363÷4=</w:t>
             </w:r>
           </w:p>
         </w:tc>

--- a/three-digit_number_divided_by_one-digit_number.docx
+++ b/three-digit_number_divided_by_one-digit_number.docx
@@ -40,7 +40,7 @@
                 <w:rFonts w:ascii="TimeNewRoman" w:hAnsi="TimeNewRoman"/>
                 <w:sz w:val="30"/>
               </w:rPr>
-              <w:t>514÷3=</w:t>
+              <w:t>599÷2=</w:t>
             </w:r>
           </w:p>
         </w:tc>
@@ -57,7 +57,7 @@
                 <w:rFonts w:ascii="TimeNewRoman" w:hAnsi="TimeNewRoman"/>
                 <w:sz w:val="30"/>
               </w:rPr>
-              <w:t>206÷4=</w:t>
+              <w:t>947÷9=</w:t>
             </w:r>
           </w:p>
         </w:tc>
@@ -74,7 +74,7 @@
                 <w:rFonts w:ascii="TimeNewRoman" w:hAnsi="TimeNewRoman"/>
                 <w:sz w:val="30"/>
               </w:rPr>
-              <w:t>373÷9=</w:t>
+              <w:t>608÷5=</w:t>
             </w:r>
           </w:p>
         </w:tc>
@@ -91,7 +91,7 @@
                 <w:rFonts w:ascii="TimeNewRoman" w:hAnsi="TimeNewRoman"/>
                 <w:sz w:val="30"/>
               </w:rPr>
-              <w:t>835÷2=</w:t>
+              <w:t>381÷3=</w:t>
             </w:r>
           </w:p>
         </w:tc>
@@ -108,7 +108,7 @@
                 <w:rFonts w:ascii="TimeNewRoman" w:hAnsi="TimeNewRoman"/>
                 <w:sz w:val="30"/>
               </w:rPr>
-              <w:t>721÷5=</w:t>
+              <w:t>889÷9=</w:t>
             </w:r>
           </w:p>
         </w:tc>
@@ -223,7 +223,7 @@
                 <w:rFonts w:ascii="TimeNewRoman" w:hAnsi="TimeNewRoman"/>
                 <w:sz w:val="30"/>
               </w:rPr>
-              <w:t>301÷5=</w:t>
+              <w:t>681÷4=</w:t>
             </w:r>
           </w:p>
         </w:tc>
@@ -240,7 +240,7 @@
                 <w:rFonts w:ascii="TimeNewRoman" w:hAnsi="TimeNewRoman"/>
                 <w:sz w:val="30"/>
               </w:rPr>
-              <w:t>100÷2=</w:t>
+              <w:t>169÷6=</w:t>
             </w:r>
           </w:p>
         </w:tc>
@@ -257,7 +257,7 @@
                 <w:rFonts w:ascii="TimeNewRoman" w:hAnsi="TimeNewRoman"/>
                 <w:sz w:val="30"/>
               </w:rPr>
-              <w:t>131÷6=</w:t>
+              <w:t>963÷8=</w:t>
             </w:r>
           </w:p>
         </w:tc>
@@ -274,7 +274,7 @@
                 <w:rFonts w:ascii="TimeNewRoman" w:hAnsi="TimeNewRoman"/>
                 <w:sz w:val="30"/>
               </w:rPr>
-              <w:t>451÷2=</w:t>
+              <w:t>326÷4=</w:t>
             </w:r>
           </w:p>
         </w:tc>
@@ -291,7 +291,7 @@
                 <w:rFonts w:ascii="TimeNewRoman" w:hAnsi="TimeNewRoman"/>
                 <w:sz w:val="30"/>
               </w:rPr>
-              <w:t>796÷5=</w:t>
+              <w:t>192÷5=</w:t>
             </w:r>
           </w:p>
         </w:tc>
@@ -406,7 +406,7 @@
                 <w:rFonts w:ascii="TimeNewRoman" w:hAnsi="TimeNewRoman"/>
                 <w:sz w:val="30"/>
               </w:rPr>
-              <w:t>285÷2=</w:t>
+              <w:t>441÷6=</w:t>
             </w:r>
           </w:p>
         </w:tc>
@@ -423,7 +423,7 @@
                 <w:rFonts w:ascii="TimeNewRoman" w:hAnsi="TimeNewRoman"/>
                 <w:sz w:val="30"/>
               </w:rPr>
-              <w:t>979÷3=</w:t>
+              <w:t>271÷4=</w:t>
             </w:r>
           </w:p>
         </w:tc>
@@ -440,7 +440,7 @@
                 <w:rFonts w:ascii="TimeNewRoman" w:hAnsi="TimeNewRoman"/>
                 <w:sz w:val="30"/>
               </w:rPr>
-              <w:t>414÷4=</w:t>
+              <w:t>421÷8=</w:t>
             </w:r>
           </w:p>
         </w:tc>
@@ -457,7 +457,7 @@
                 <w:rFonts w:ascii="TimeNewRoman" w:hAnsi="TimeNewRoman"/>
                 <w:sz w:val="30"/>
               </w:rPr>
-              <w:t>293÷9=</w:t>
+              <w:t>646÷6=</w:t>
             </w:r>
           </w:p>
         </w:tc>
@@ -474,7 +474,7 @@
                 <w:rFonts w:ascii="TimeNewRoman" w:hAnsi="TimeNewRoman"/>
                 <w:sz w:val="30"/>
               </w:rPr>
-              <w:t>158÷8=</w:t>
+              <w:t>415÷4=</w:t>
             </w:r>
           </w:p>
         </w:tc>
@@ -589,7 +589,7 @@
                 <w:rFonts w:ascii="TimeNewRoman" w:hAnsi="TimeNewRoman"/>
                 <w:sz w:val="30"/>
               </w:rPr>
-              <w:t>700÷8=</w:t>
+              <w:t>575÷8=</w:t>
             </w:r>
           </w:p>
         </w:tc>
@@ -606,7 +606,7 @@
                 <w:rFonts w:ascii="TimeNewRoman" w:hAnsi="TimeNewRoman"/>
                 <w:sz w:val="30"/>
               </w:rPr>
-              <w:t>563÷9=</w:t>
+              <w:t>810÷5=</w:t>
             </w:r>
           </w:p>
         </w:tc>
@@ -623,7 +623,7 @@
                 <w:rFonts w:ascii="TimeNewRoman" w:hAnsi="TimeNewRoman"/>
                 <w:sz w:val="30"/>
               </w:rPr>
-              <w:t>692÷3=</w:t>
+              <w:t>432÷3=</w:t>
             </w:r>
           </w:p>
         </w:tc>
@@ -640,7 +640,7 @@
                 <w:rFonts w:ascii="TimeNewRoman" w:hAnsi="TimeNewRoman"/>
                 <w:sz w:val="30"/>
               </w:rPr>
-              <w:t>588÷9=</w:t>
+              <w:t>673÷7=</w:t>
             </w:r>
           </w:p>
         </w:tc>
@@ -657,7 +657,7 @@
                 <w:rFonts w:ascii="TimeNewRoman" w:hAnsi="TimeNewRoman"/>
                 <w:sz w:val="30"/>
               </w:rPr>
-              <w:t>176÷8=</w:t>
+              <w:t>536÷4=</w:t>
             </w:r>
           </w:p>
         </w:tc>
@@ -772,7 +772,7 @@
                 <w:rFonts w:ascii="TimeNewRoman" w:hAnsi="TimeNewRoman"/>
                 <w:sz w:val="30"/>
               </w:rPr>
-              <w:t>885÷4=</w:t>
+              <w:t>938÷3=</w:t>
             </w:r>
           </w:p>
         </w:tc>
@@ -789,7 +789,7 @@
                 <w:rFonts w:ascii="TimeNewRoman" w:hAnsi="TimeNewRoman"/>
                 <w:sz w:val="30"/>
               </w:rPr>
-              <w:t>895÷6=</w:t>
+              <w:t>335÷5=</w:t>
             </w:r>
           </w:p>
         </w:tc>
@@ -806,7 +806,7 @@
                 <w:rFonts w:ascii="TimeNewRoman" w:hAnsi="TimeNewRoman"/>
                 <w:sz w:val="30"/>
               </w:rPr>
-              <w:t>778÷5=</w:t>
+              <w:t>753÷3=</w:t>
             </w:r>
           </w:p>
         </w:tc>
@@ -823,7 +823,7 @@
                 <w:rFonts w:ascii="TimeNewRoman" w:hAnsi="TimeNewRoman"/>
                 <w:sz w:val="30"/>
               </w:rPr>
-              <w:t>355÷8=</w:t>
+              <w:t>441÷8=</w:t>
             </w:r>
           </w:p>
         </w:tc>
@@ -840,7 +840,7 @@
                 <w:rFonts w:ascii="TimeNewRoman" w:hAnsi="TimeNewRoman"/>
                 <w:sz w:val="30"/>
               </w:rPr>
-              <w:t>363÷4=</w:t>
+              <w:t>908÷6=</w:t>
             </w:r>
           </w:p>
         </w:tc>

--- a/three-digit_number_divided_by_one-digit_number.docx
+++ b/three-digit_number_divided_by_one-digit_number.docx
@@ -11,7 +11,7 @@
           <w:rFonts w:ascii="Arial" w:hAnsi="Arial"/>
           <w:sz w:val="30"/>
         </w:rPr>
-        <w:t>2026-09-29 Tuesday</w:t>
+        <w:t>2026-09-30 Wednesday</w:t>
       </w:r>
     </w:p>
     <w:tbl>
@@ -40,7 +40,7 @@
                 <w:rFonts w:ascii="TimeNewRoman" w:hAnsi="TimeNewRoman"/>
                 <w:sz w:val="30"/>
               </w:rPr>
-              <w:t>599÷2=</w:t>
+              <w:t>171÷6=</w:t>
             </w:r>
           </w:p>
         </w:tc>
@@ -57,7 +57,7 @@
                 <w:rFonts w:ascii="TimeNewRoman" w:hAnsi="TimeNewRoman"/>
                 <w:sz w:val="30"/>
               </w:rPr>
-              <w:t>947÷9=</w:t>
+              <w:t>506÷2=</w:t>
             </w:r>
           </w:p>
         </w:tc>
@@ -74,7 +74,7 @@
                 <w:rFonts w:ascii="TimeNewRoman" w:hAnsi="TimeNewRoman"/>
                 <w:sz w:val="30"/>
               </w:rPr>
-              <w:t>608÷5=</w:t>
+              <w:t>169÷9=</w:t>
             </w:r>
           </w:p>
         </w:tc>
@@ -91,7 +91,7 @@
                 <w:rFonts w:ascii="TimeNewRoman" w:hAnsi="TimeNewRoman"/>
                 <w:sz w:val="30"/>
               </w:rPr>
-              <w:t>381÷3=</w:t>
+              <w:t>794÷9=</w:t>
             </w:r>
           </w:p>
         </w:tc>
@@ -108,7 +108,7 @@
                 <w:rFonts w:ascii="TimeNewRoman" w:hAnsi="TimeNewRoman"/>
                 <w:sz w:val="30"/>
               </w:rPr>
-              <w:t>889÷9=</w:t>
+              <w:t>717÷7=</w:t>
             </w:r>
           </w:p>
         </w:tc>
@@ -223,7 +223,7 @@
                 <w:rFonts w:ascii="TimeNewRoman" w:hAnsi="TimeNewRoman"/>
                 <w:sz w:val="30"/>
               </w:rPr>
-              <w:t>681÷4=</w:t>
+              <w:t>878÷4=</w:t>
             </w:r>
           </w:p>
         </w:tc>
@@ -240,7 +240,7 @@
                 <w:rFonts w:ascii="TimeNewRoman" w:hAnsi="TimeNewRoman"/>
                 <w:sz w:val="30"/>
               </w:rPr>
-              <w:t>169÷6=</w:t>
+              <w:t>104÷6=</w:t>
             </w:r>
           </w:p>
         </w:tc>
@@ -257,7 +257,7 @@
                 <w:rFonts w:ascii="TimeNewRoman" w:hAnsi="TimeNewRoman"/>
                 <w:sz w:val="30"/>
               </w:rPr>
-              <w:t>963÷8=</w:t>
+              <w:t>917÷7=</w:t>
             </w:r>
           </w:p>
         </w:tc>
@@ -274,7 +274,7 @@
                 <w:rFonts w:ascii="TimeNewRoman" w:hAnsi="TimeNewRoman"/>
                 <w:sz w:val="30"/>
               </w:rPr>
-              <w:t>326÷4=</w:t>
+              <w:t>951÷7=</w:t>
             </w:r>
           </w:p>
         </w:tc>
@@ -291,7 +291,7 @@
                 <w:rFonts w:ascii="TimeNewRoman" w:hAnsi="TimeNewRoman"/>
                 <w:sz w:val="30"/>
               </w:rPr>
-              <w:t>192÷5=</w:t>
+              <w:t>216÷3=</w:t>
             </w:r>
           </w:p>
         </w:tc>
@@ -406,7 +406,7 @@
                 <w:rFonts w:ascii="TimeNewRoman" w:hAnsi="TimeNewRoman"/>
                 <w:sz w:val="30"/>
               </w:rPr>
-              <w:t>441÷6=</w:t>
+              <w:t>593÷2=</w:t>
             </w:r>
           </w:p>
         </w:tc>
@@ -423,7 +423,7 @@
                 <w:rFonts w:ascii="TimeNewRoman" w:hAnsi="TimeNewRoman"/>
                 <w:sz w:val="30"/>
               </w:rPr>
-              <w:t>271÷4=</w:t>
+              <w:t>211÷4=</w:t>
             </w:r>
           </w:p>
         </w:tc>
@@ -440,7 +440,7 @@
                 <w:rFonts w:ascii="TimeNewRoman" w:hAnsi="TimeNewRoman"/>
                 <w:sz w:val="30"/>
               </w:rPr>
-              <w:t>421÷8=</w:t>
+              <w:t>808÷5=</w:t>
             </w:r>
           </w:p>
         </w:tc>
@@ -457,7 +457,7 @@
                 <w:rFonts w:ascii="TimeNewRoman" w:hAnsi="TimeNewRoman"/>
                 <w:sz w:val="30"/>
               </w:rPr>
-              <w:t>646÷6=</w:t>
+              <w:t>704÷6=</w:t>
             </w:r>
           </w:p>
         </w:tc>
@@ -474,7 +474,7 @@
                 <w:rFonts w:ascii="TimeNewRoman" w:hAnsi="TimeNewRoman"/>
                 <w:sz w:val="30"/>
               </w:rPr>
-              <w:t>415÷4=</w:t>
+              <w:t>526÷3=</w:t>
             </w:r>
           </w:p>
         </w:tc>
@@ -589,7 +589,7 @@
                 <w:rFonts w:ascii="TimeNewRoman" w:hAnsi="TimeNewRoman"/>
                 <w:sz w:val="30"/>
               </w:rPr>
-              <w:t>575÷8=</w:t>
+              <w:t>208÷9=</w:t>
             </w:r>
           </w:p>
         </w:tc>
@@ -606,7 +606,7 @@
                 <w:rFonts w:ascii="TimeNewRoman" w:hAnsi="TimeNewRoman"/>
                 <w:sz w:val="30"/>
               </w:rPr>
-              <w:t>810÷5=</w:t>
+              <w:t>818÷7=</w:t>
             </w:r>
           </w:p>
         </w:tc>
@@ -623,7 +623,7 @@
                 <w:rFonts w:ascii="TimeNewRoman" w:hAnsi="TimeNewRoman"/>
                 <w:sz w:val="30"/>
               </w:rPr>
-              <w:t>432÷3=</w:t>
+              <w:t>766÷2=</w:t>
             </w:r>
           </w:p>
         </w:tc>
@@ -640,7 +640,7 @@
                 <w:rFonts w:ascii="TimeNewRoman" w:hAnsi="TimeNewRoman"/>
                 <w:sz w:val="30"/>
               </w:rPr>
-              <w:t>673÷7=</w:t>
+              <w:t>688÷4=</w:t>
             </w:r>
           </w:p>
         </w:tc>
@@ -657,7 +657,7 @@
                 <w:rFonts w:ascii="TimeNewRoman" w:hAnsi="TimeNewRoman"/>
                 <w:sz w:val="30"/>
               </w:rPr>
-              <w:t>536÷4=</w:t>
+              <w:t>251÷4=</w:t>
             </w:r>
           </w:p>
         </w:tc>
@@ -772,7 +772,7 @@
                 <w:rFonts w:ascii="TimeNewRoman" w:hAnsi="TimeNewRoman"/>
                 <w:sz w:val="30"/>
               </w:rPr>
-              <w:t>938÷3=</w:t>
+              <w:t>888÷3=</w:t>
             </w:r>
           </w:p>
         </w:tc>
@@ -789,7 +789,7 @@
                 <w:rFonts w:ascii="TimeNewRoman" w:hAnsi="TimeNewRoman"/>
                 <w:sz w:val="30"/>
               </w:rPr>
-              <w:t>335÷5=</w:t>
+              <w:t>123÷8=</w:t>
             </w:r>
           </w:p>
         </w:tc>
@@ -806,7 +806,7 @@
                 <w:rFonts w:ascii="TimeNewRoman" w:hAnsi="TimeNewRoman"/>
                 <w:sz w:val="30"/>
               </w:rPr>
-              <w:t>753÷3=</w:t>
+              <w:t>707÷8=</w:t>
             </w:r>
           </w:p>
         </w:tc>
@@ -823,7 +823,7 @@
                 <w:rFonts w:ascii="TimeNewRoman" w:hAnsi="TimeNewRoman"/>
                 <w:sz w:val="30"/>
               </w:rPr>
-              <w:t>441÷8=</w:t>
+              <w:t>418÷5=</w:t>
             </w:r>
           </w:p>
         </w:tc>
@@ -840,7 +840,7 @@
                 <w:rFonts w:ascii="TimeNewRoman" w:hAnsi="TimeNewRoman"/>
                 <w:sz w:val="30"/>
               </w:rPr>
-              <w:t>908÷6=</w:t>
+              <w:t>834÷9=</w:t>
             </w:r>
           </w:p>
         </w:tc>

--- a/three-digit_number_divided_by_one-digit_number.docx
+++ b/three-digit_number_divided_by_one-digit_number.docx
@@ -40,7 +40,7 @@
                 <w:rFonts w:ascii="TimeNewRoman" w:hAnsi="TimeNewRoman"/>
                 <w:sz w:val="30"/>
               </w:rPr>
-              <w:t>171÷6=</w:t>
+              <w:t>294÷8=</w:t>
             </w:r>
           </w:p>
         </w:tc>
@@ -57,7 +57,7 @@
                 <w:rFonts w:ascii="TimeNewRoman" w:hAnsi="TimeNewRoman"/>
                 <w:sz w:val="30"/>
               </w:rPr>
-              <w:t>506÷2=</w:t>
+              <w:t>886÷4=</w:t>
             </w:r>
           </w:p>
         </w:tc>
@@ -74,7 +74,7 @@
                 <w:rFonts w:ascii="TimeNewRoman" w:hAnsi="TimeNewRoman"/>
                 <w:sz w:val="30"/>
               </w:rPr>
-              <w:t>169÷9=</w:t>
+              <w:t>188÷5=</w:t>
             </w:r>
           </w:p>
         </w:tc>
@@ -91,7 +91,7 @@
                 <w:rFonts w:ascii="TimeNewRoman" w:hAnsi="TimeNewRoman"/>
                 <w:sz w:val="30"/>
               </w:rPr>
-              <w:t>794÷9=</w:t>
+              <w:t>844÷4=</w:t>
             </w:r>
           </w:p>
         </w:tc>
@@ -108,7 +108,7 @@
                 <w:rFonts w:ascii="TimeNewRoman" w:hAnsi="TimeNewRoman"/>
                 <w:sz w:val="30"/>
               </w:rPr>
-              <w:t>717÷7=</w:t>
+              <w:t>563÷5=</w:t>
             </w:r>
           </w:p>
         </w:tc>
@@ -223,7 +223,7 @@
                 <w:rFonts w:ascii="TimeNewRoman" w:hAnsi="TimeNewRoman"/>
                 <w:sz w:val="30"/>
               </w:rPr>
-              <w:t>878÷4=</w:t>
+              <w:t>778÷4=</w:t>
             </w:r>
           </w:p>
         </w:tc>
@@ -240,7 +240,7 @@
                 <w:rFonts w:ascii="TimeNewRoman" w:hAnsi="TimeNewRoman"/>
                 <w:sz w:val="30"/>
               </w:rPr>
-              <w:t>104÷6=</w:t>
+              <w:t>127÷8=</w:t>
             </w:r>
           </w:p>
         </w:tc>
@@ -257,7 +257,7 @@
                 <w:rFonts w:ascii="TimeNewRoman" w:hAnsi="TimeNewRoman"/>
                 <w:sz w:val="30"/>
               </w:rPr>
-              <w:t>917÷7=</w:t>
+              <w:t>648÷8=</w:t>
             </w:r>
           </w:p>
         </w:tc>
@@ -274,7 +274,7 @@
                 <w:rFonts w:ascii="TimeNewRoman" w:hAnsi="TimeNewRoman"/>
                 <w:sz w:val="30"/>
               </w:rPr>
-              <w:t>951÷7=</w:t>
+              <w:t>528÷2=</w:t>
             </w:r>
           </w:p>
         </w:tc>
@@ -291,7 +291,7 @@
                 <w:rFonts w:ascii="TimeNewRoman" w:hAnsi="TimeNewRoman"/>
                 <w:sz w:val="30"/>
               </w:rPr>
-              <w:t>216÷3=</w:t>
+              <w:t>472÷3=</w:t>
             </w:r>
           </w:p>
         </w:tc>
@@ -406,7 +406,7 @@
                 <w:rFonts w:ascii="TimeNewRoman" w:hAnsi="TimeNewRoman"/>
                 <w:sz w:val="30"/>
               </w:rPr>
-              <w:t>593÷2=</w:t>
+              <w:t>589÷8=</w:t>
             </w:r>
           </w:p>
         </w:tc>
@@ -423,7 +423,7 @@
                 <w:rFonts w:ascii="TimeNewRoman" w:hAnsi="TimeNewRoman"/>
                 <w:sz w:val="30"/>
               </w:rPr>
-              <w:t>211÷4=</w:t>
+              <w:t>942÷2=</w:t>
             </w:r>
           </w:p>
         </w:tc>
@@ -440,7 +440,7 @@
                 <w:rFonts w:ascii="TimeNewRoman" w:hAnsi="TimeNewRoman"/>
                 <w:sz w:val="30"/>
               </w:rPr>
-              <w:t>808÷5=</w:t>
+              <w:t>956÷8=</w:t>
             </w:r>
           </w:p>
         </w:tc>
@@ -457,7 +457,7 @@
                 <w:rFonts w:ascii="TimeNewRoman" w:hAnsi="TimeNewRoman"/>
                 <w:sz w:val="30"/>
               </w:rPr>
-              <w:t>704÷6=</w:t>
+              <w:t>904÷2=</w:t>
             </w:r>
           </w:p>
         </w:tc>
@@ -474,7 +474,7 @@
                 <w:rFonts w:ascii="TimeNewRoman" w:hAnsi="TimeNewRoman"/>
                 <w:sz w:val="30"/>
               </w:rPr>
-              <w:t>526÷3=</w:t>
+              <w:t>965÷7=</w:t>
             </w:r>
           </w:p>
         </w:tc>
@@ -589,7 +589,7 @@
                 <w:rFonts w:ascii="TimeNewRoman" w:hAnsi="TimeNewRoman"/>
                 <w:sz w:val="30"/>
               </w:rPr>
-              <w:t>208÷9=</w:t>
+              <w:t>846÷5=</w:t>
             </w:r>
           </w:p>
         </w:tc>
@@ -606,7 +606,7 @@
                 <w:rFonts w:ascii="TimeNewRoman" w:hAnsi="TimeNewRoman"/>
                 <w:sz w:val="30"/>
               </w:rPr>
-              <w:t>818÷7=</w:t>
+              <w:t>885÷2=</w:t>
             </w:r>
           </w:p>
         </w:tc>
@@ -623,7 +623,7 @@
                 <w:rFonts w:ascii="TimeNewRoman" w:hAnsi="TimeNewRoman"/>
                 <w:sz w:val="30"/>
               </w:rPr>
-              <w:t>766÷2=</w:t>
+              <w:t>940÷8=</w:t>
             </w:r>
           </w:p>
         </w:tc>
@@ -640,7 +640,7 @@
                 <w:rFonts w:ascii="TimeNewRoman" w:hAnsi="TimeNewRoman"/>
                 <w:sz w:val="30"/>
               </w:rPr>
-              <w:t>688÷4=</w:t>
+              <w:t>799÷7=</w:t>
             </w:r>
           </w:p>
         </w:tc>
@@ -657,7 +657,7 @@
                 <w:rFonts w:ascii="TimeNewRoman" w:hAnsi="TimeNewRoman"/>
                 <w:sz w:val="30"/>
               </w:rPr>
-              <w:t>251÷4=</w:t>
+              <w:t>496÷9=</w:t>
             </w:r>
           </w:p>
         </w:tc>
@@ -772,7 +772,7 @@
                 <w:rFonts w:ascii="TimeNewRoman" w:hAnsi="TimeNewRoman"/>
                 <w:sz w:val="30"/>
               </w:rPr>
-              <w:t>888÷3=</w:t>
+              <w:t>545÷9=</w:t>
             </w:r>
           </w:p>
         </w:tc>
@@ -789,7 +789,7 @@
                 <w:rFonts w:ascii="TimeNewRoman" w:hAnsi="TimeNewRoman"/>
                 <w:sz w:val="30"/>
               </w:rPr>
-              <w:t>123÷8=</w:t>
+              <w:t>441÷8=</w:t>
             </w:r>
           </w:p>
         </w:tc>
@@ -806,7 +806,7 @@
                 <w:rFonts w:ascii="TimeNewRoman" w:hAnsi="TimeNewRoman"/>
                 <w:sz w:val="30"/>
               </w:rPr>
-              <w:t>707÷8=</w:t>
+              <w:t>174÷9=</w:t>
             </w:r>
           </w:p>
         </w:tc>
@@ -823,7 +823,7 @@
                 <w:rFonts w:ascii="TimeNewRoman" w:hAnsi="TimeNewRoman"/>
                 <w:sz w:val="30"/>
               </w:rPr>
-              <w:t>418÷5=</w:t>
+              <w:t>607÷2=</w:t>
             </w:r>
           </w:p>
         </w:tc>
@@ -840,7 +840,7 @@
                 <w:rFonts w:ascii="TimeNewRoman" w:hAnsi="TimeNewRoman"/>
                 <w:sz w:val="30"/>
               </w:rPr>
-              <w:t>834÷9=</w:t>
+              <w:t>636÷9=</w:t>
             </w:r>
           </w:p>
         </w:tc>

--- a/three-digit_number_divided_by_one-digit_number.docx
+++ b/three-digit_number_divided_by_one-digit_number.docx
@@ -11,7 +11,7 @@
           <w:rFonts w:ascii="Arial" w:hAnsi="Arial"/>
           <w:sz w:val="30"/>
         </w:rPr>
-        <w:t>2026-09-30 Wednesday</w:t>
+        <w:t>2026-10-01 Thursday</w:t>
       </w:r>
     </w:p>
     <w:tbl>
@@ -40,7 +40,7 @@
                 <w:rFonts w:ascii="TimeNewRoman" w:hAnsi="TimeNewRoman"/>
                 <w:sz w:val="30"/>
               </w:rPr>
-              <w:t>294÷8=</w:t>
+              <w:t>650÷5=</w:t>
             </w:r>
           </w:p>
         </w:tc>
@@ -57,7 +57,7 @@
                 <w:rFonts w:ascii="TimeNewRoman" w:hAnsi="TimeNewRoman"/>
                 <w:sz w:val="30"/>
               </w:rPr>
-              <w:t>886÷4=</w:t>
+              <w:t>514÷6=</w:t>
             </w:r>
           </w:p>
         </w:tc>
@@ -74,7 +74,7 @@
                 <w:rFonts w:ascii="TimeNewRoman" w:hAnsi="TimeNewRoman"/>
                 <w:sz w:val="30"/>
               </w:rPr>
-              <w:t>188÷5=</w:t>
+              <w:t>749÷7=</w:t>
             </w:r>
           </w:p>
         </w:tc>
@@ -91,7 +91,7 @@
                 <w:rFonts w:ascii="TimeNewRoman" w:hAnsi="TimeNewRoman"/>
                 <w:sz w:val="30"/>
               </w:rPr>
-              <w:t>844÷4=</w:t>
+              <w:t>433÷9=</w:t>
             </w:r>
           </w:p>
         </w:tc>
@@ -108,7 +108,7 @@
                 <w:rFonts w:ascii="TimeNewRoman" w:hAnsi="TimeNewRoman"/>
                 <w:sz w:val="30"/>
               </w:rPr>
-              <w:t>563÷5=</w:t>
+              <w:t>421÷9=</w:t>
             </w:r>
           </w:p>
         </w:tc>
@@ -223,7 +223,7 @@
                 <w:rFonts w:ascii="TimeNewRoman" w:hAnsi="TimeNewRoman"/>
                 <w:sz w:val="30"/>
               </w:rPr>
-              <w:t>778÷4=</w:t>
+              <w:t>991÷3=</w:t>
             </w:r>
           </w:p>
         </w:tc>
@@ -240,7 +240,7 @@
                 <w:rFonts w:ascii="TimeNewRoman" w:hAnsi="TimeNewRoman"/>
                 <w:sz w:val="30"/>
               </w:rPr>
-              <w:t>127÷8=</w:t>
+              <w:t>947÷6=</w:t>
             </w:r>
           </w:p>
         </w:tc>
@@ -257,7 +257,7 @@
                 <w:rFonts w:ascii="TimeNewRoman" w:hAnsi="TimeNewRoman"/>
                 <w:sz w:val="30"/>
               </w:rPr>
-              <w:t>648÷8=</w:t>
+              <w:t>567÷9=</w:t>
             </w:r>
           </w:p>
         </w:tc>
@@ -274,7 +274,7 @@
                 <w:rFonts w:ascii="TimeNewRoman" w:hAnsi="TimeNewRoman"/>
                 <w:sz w:val="30"/>
               </w:rPr>
-              <w:t>528÷2=</w:t>
+              <w:t>166÷6=</w:t>
             </w:r>
           </w:p>
         </w:tc>
@@ -291,7 +291,7 @@
                 <w:rFonts w:ascii="TimeNewRoman" w:hAnsi="TimeNewRoman"/>
                 <w:sz w:val="30"/>
               </w:rPr>
-              <w:t>472÷3=</w:t>
+              <w:t>530÷4=</w:t>
             </w:r>
           </w:p>
         </w:tc>
@@ -406,7 +406,7 @@
                 <w:rFonts w:ascii="TimeNewRoman" w:hAnsi="TimeNewRoman"/>
                 <w:sz w:val="30"/>
               </w:rPr>
-              <w:t>589÷8=</w:t>
+              <w:t>719÷6=</w:t>
             </w:r>
           </w:p>
         </w:tc>
@@ -423,7 +423,7 @@
                 <w:rFonts w:ascii="TimeNewRoman" w:hAnsi="TimeNewRoman"/>
                 <w:sz w:val="30"/>
               </w:rPr>
-              <w:t>942÷2=</w:t>
+              <w:t>564÷9=</w:t>
             </w:r>
           </w:p>
         </w:tc>
@@ -440,7 +440,7 @@
                 <w:rFonts w:ascii="TimeNewRoman" w:hAnsi="TimeNewRoman"/>
                 <w:sz w:val="30"/>
               </w:rPr>
-              <w:t>956÷8=</w:t>
+              <w:t>218÷2=</w:t>
             </w:r>
           </w:p>
         </w:tc>
@@ -457,7 +457,7 @@
                 <w:rFonts w:ascii="TimeNewRoman" w:hAnsi="TimeNewRoman"/>
                 <w:sz w:val="30"/>
               </w:rPr>
-              <w:t>904÷2=</w:t>
+              <w:t>461÷2=</w:t>
             </w:r>
           </w:p>
         </w:tc>
@@ -474,7 +474,7 @@
                 <w:rFonts w:ascii="TimeNewRoman" w:hAnsi="TimeNewRoman"/>
                 <w:sz w:val="30"/>
               </w:rPr>
-              <w:t>965÷7=</w:t>
+              <w:t>782÷7=</w:t>
             </w:r>
           </w:p>
         </w:tc>
@@ -589,7 +589,7 @@
                 <w:rFonts w:ascii="TimeNewRoman" w:hAnsi="TimeNewRoman"/>
                 <w:sz w:val="30"/>
               </w:rPr>
-              <w:t>846÷5=</w:t>
+              <w:t>785÷7=</w:t>
             </w:r>
           </w:p>
         </w:tc>
@@ -606,7 +606,7 @@
                 <w:rFonts w:ascii="TimeNewRoman" w:hAnsi="TimeNewRoman"/>
                 <w:sz w:val="30"/>
               </w:rPr>
-              <w:t>885÷2=</w:t>
+              <w:t>312÷6=</w:t>
             </w:r>
           </w:p>
         </w:tc>
@@ -623,7 +623,7 @@
                 <w:rFonts w:ascii="TimeNewRoman" w:hAnsi="TimeNewRoman"/>
                 <w:sz w:val="30"/>
               </w:rPr>
-              <w:t>940÷8=</w:t>
+              <w:t>862÷2=</w:t>
             </w:r>
           </w:p>
         </w:tc>
@@ -640,7 +640,7 @@
                 <w:rFonts w:ascii="TimeNewRoman" w:hAnsi="TimeNewRoman"/>
                 <w:sz w:val="30"/>
               </w:rPr>
-              <w:t>799÷7=</w:t>
+              <w:t>261÷7=</w:t>
             </w:r>
           </w:p>
         </w:tc>
@@ -657,7 +657,7 @@
                 <w:rFonts w:ascii="TimeNewRoman" w:hAnsi="TimeNewRoman"/>
                 <w:sz w:val="30"/>
               </w:rPr>
-              <w:t>496÷9=</w:t>
+              <w:t>789÷9=</w:t>
             </w:r>
           </w:p>
         </w:tc>
@@ -772,7 +772,7 @@
                 <w:rFonts w:ascii="TimeNewRoman" w:hAnsi="TimeNewRoman"/>
                 <w:sz w:val="30"/>
               </w:rPr>
-              <w:t>545÷9=</w:t>
+              <w:t>659÷2=</w:t>
             </w:r>
           </w:p>
         </w:tc>
@@ -789,7 +789,7 @@
                 <w:rFonts w:ascii="TimeNewRoman" w:hAnsi="TimeNewRoman"/>
                 <w:sz w:val="30"/>
               </w:rPr>
-              <w:t>441÷8=</w:t>
+              <w:t>902÷9=</w:t>
             </w:r>
           </w:p>
         </w:tc>
@@ -806,7 +806,7 @@
                 <w:rFonts w:ascii="TimeNewRoman" w:hAnsi="TimeNewRoman"/>
                 <w:sz w:val="30"/>
               </w:rPr>
-              <w:t>174÷9=</w:t>
+              <w:t>941÷7=</w:t>
             </w:r>
           </w:p>
         </w:tc>
@@ -823,7 +823,7 @@
                 <w:rFonts w:ascii="TimeNewRoman" w:hAnsi="TimeNewRoman"/>
                 <w:sz w:val="30"/>
               </w:rPr>
-              <w:t>607÷2=</w:t>
+              <w:t>814÷5=</w:t>
             </w:r>
           </w:p>
         </w:tc>
@@ -840,7 +840,7 @@
                 <w:rFonts w:ascii="TimeNewRoman" w:hAnsi="TimeNewRoman"/>
                 <w:sz w:val="30"/>
               </w:rPr>
-              <w:t>636÷9=</w:t>
+              <w:t>742÷5=</w:t>
             </w:r>
           </w:p>
         </w:tc>

--- a/three-digit_number_divided_by_one-digit_number.docx
+++ b/three-digit_number_divided_by_one-digit_number.docx
@@ -40,7 +40,7 @@
                 <w:rFonts w:ascii="TimeNewRoman" w:hAnsi="TimeNewRoman"/>
                 <w:sz w:val="30"/>
               </w:rPr>
-              <w:t>650÷5=</w:t>
+              <w:t>894÷5=</w:t>
             </w:r>
           </w:p>
         </w:tc>
@@ -57,7 +57,7 @@
                 <w:rFonts w:ascii="TimeNewRoman" w:hAnsi="TimeNewRoman"/>
                 <w:sz w:val="30"/>
               </w:rPr>
-              <w:t>514÷6=</w:t>
+              <w:t>961÷9=</w:t>
             </w:r>
           </w:p>
         </w:tc>
@@ -74,7 +74,7 @@
                 <w:rFonts w:ascii="TimeNewRoman" w:hAnsi="TimeNewRoman"/>
                 <w:sz w:val="30"/>
               </w:rPr>
-              <w:t>749÷7=</w:t>
+              <w:t>144÷7=</w:t>
             </w:r>
           </w:p>
         </w:tc>
@@ -91,7 +91,7 @@
                 <w:rFonts w:ascii="TimeNewRoman" w:hAnsi="TimeNewRoman"/>
                 <w:sz w:val="30"/>
               </w:rPr>
-              <w:t>433÷9=</w:t>
+              <w:t>704÷5=</w:t>
             </w:r>
           </w:p>
         </w:tc>
@@ -108,7 +108,7 @@
                 <w:rFonts w:ascii="TimeNewRoman" w:hAnsi="TimeNewRoman"/>
                 <w:sz w:val="30"/>
               </w:rPr>
-              <w:t>421÷9=</w:t>
+              <w:t>426÷3=</w:t>
             </w:r>
           </w:p>
         </w:tc>
@@ -223,7 +223,7 @@
                 <w:rFonts w:ascii="TimeNewRoman" w:hAnsi="TimeNewRoman"/>
                 <w:sz w:val="30"/>
               </w:rPr>
-              <w:t>991÷3=</w:t>
+              <w:t>624÷7=</w:t>
             </w:r>
           </w:p>
         </w:tc>
@@ -240,7 +240,7 @@
                 <w:rFonts w:ascii="TimeNewRoman" w:hAnsi="TimeNewRoman"/>
                 <w:sz w:val="30"/>
               </w:rPr>
-              <w:t>947÷6=</w:t>
+              <w:t>892÷9=</w:t>
             </w:r>
           </w:p>
         </w:tc>
@@ -257,7 +257,7 @@
                 <w:rFonts w:ascii="TimeNewRoman" w:hAnsi="TimeNewRoman"/>
                 <w:sz w:val="30"/>
               </w:rPr>
-              <w:t>567÷9=</w:t>
+              <w:t>720÷9=</w:t>
             </w:r>
           </w:p>
         </w:tc>
@@ -274,7 +274,7 @@
                 <w:rFonts w:ascii="TimeNewRoman" w:hAnsi="TimeNewRoman"/>
                 <w:sz w:val="30"/>
               </w:rPr>
-              <w:t>166÷6=</w:t>
+              <w:t>913÷4=</w:t>
             </w:r>
           </w:p>
         </w:tc>
@@ -291,7 +291,7 @@
                 <w:rFonts w:ascii="TimeNewRoman" w:hAnsi="TimeNewRoman"/>
                 <w:sz w:val="30"/>
               </w:rPr>
-              <w:t>530÷4=</w:t>
+              <w:t>467÷5=</w:t>
             </w:r>
           </w:p>
         </w:tc>
@@ -406,7 +406,7 @@
                 <w:rFonts w:ascii="TimeNewRoman" w:hAnsi="TimeNewRoman"/>
                 <w:sz w:val="30"/>
               </w:rPr>
-              <w:t>719÷6=</w:t>
+              <w:t>560÷3=</w:t>
             </w:r>
           </w:p>
         </w:tc>
@@ -423,7 +423,7 @@
                 <w:rFonts w:ascii="TimeNewRoman" w:hAnsi="TimeNewRoman"/>
                 <w:sz w:val="30"/>
               </w:rPr>
-              <w:t>564÷9=</w:t>
+              <w:t>226÷7=</w:t>
             </w:r>
           </w:p>
         </w:tc>
@@ -440,7 +440,7 @@
                 <w:rFonts w:ascii="TimeNewRoman" w:hAnsi="TimeNewRoman"/>
                 <w:sz w:val="30"/>
               </w:rPr>
-              <w:t>218÷2=</w:t>
+              <w:t>679÷8=</w:t>
             </w:r>
           </w:p>
         </w:tc>
@@ -457,7 +457,7 @@
                 <w:rFonts w:ascii="TimeNewRoman" w:hAnsi="TimeNewRoman"/>
                 <w:sz w:val="30"/>
               </w:rPr>
-              <w:t>461÷2=</w:t>
+              <w:t>653÷5=</w:t>
             </w:r>
           </w:p>
         </w:tc>
@@ -474,7 +474,7 @@
                 <w:rFonts w:ascii="TimeNewRoman" w:hAnsi="TimeNewRoman"/>
                 <w:sz w:val="30"/>
               </w:rPr>
-              <w:t>782÷7=</w:t>
+              <w:t>220÷7=</w:t>
             </w:r>
           </w:p>
         </w:tc>
@@ -589,7 +589,7 @@
                 <w:rFonts w:ascii="TimeNewRoman" w:hAnsi="TimeNewRoman"/>
                 <w:sz w:val="30"/>
               </w:rPr>
-              <w:t>785÷7=</w:t>
+              <w:t>733÷4=</w:t>
             </w:r>
           </w:p>
         </w:tc>
@@ -606,7 +606,7 @@
                 <w:rFonts w:ascii="TimeNewRoman" w:hAnsi="TimeNewRoman"/>
                 <w:sz w:val="30"/>
               </w:rPr>
-              <w:t>312÷6=</w:t>
+              <w:t>682÷3=</w:t>
             </w:r>
           </w:p>
         </w:tc>
@@ -623,7 +623,7 @@
                 <w:rFonts w:ascii="TimeNewRoman" w:hAnsi="TimeNewRoman"/>
                 <w:sz w:val="30"/>
               </w:rPr>
-              <w:t>862÷2=</w:t>
+              <w:t>152÷6=</w:t>
             </w:r>
           </w:p>
         </w:tc>
@@ -640,7 +640,7 @@
                 <w:rFonts w:ascii="TimeNewRoman" w:hAnsi="TimeNewRoman"/>
                 <w:sz w:val="30"/>
               </w:rPr>
-              <w:t>261÷7=</w:t>
+              <w:t>140÷2=</w:t>
             </w:r>
           </w:p>
         </w:tc>
@@ -657,7 +657,7 @@
                 <w:rFonts w:ascii="TimeNewRoman" w:hAnsi="TimeNewRoman"/>
                 <w:sz w:val="30"/>
               </w:rPr>
-              <w:t>789÷9=</w:t>
+              <w:t>254÷9=</w:t>
             </w:r>
           </w:p>
         </w:tc>
@@ -772,7 +772,7 @@
                 <w:rFonts w:ascii="TimeNewRoman" w:hAnsi="TimeNewRoman"/>
                 <w:sz w:val="30"/>
               </w:rPr>
-              <w:t>659÷2=</w:t>
+              <w:t>423÷9=</w:t>
             </w:r>
           </w:p>
         </w:tc>
@@ -789,7 +789,7 @@
                 <w:rFonts w:ascii="TimeNewRoman" w:hAnsi="TimeNewRoman"/>
                 <w:sz w:val="30"/>
               </w:rPr>
-              <w:t>902÷9=</w:t>
+              <w:t>825÷3=</w:t>
             </w:r>
           </w:p>
         </w:tc>
@@ -806,7 +806,7 @@
                 <w:rFonts w:ascii="TimeNewRoman" w:hAnsi="TimeNewRoman"/>
                 <w:sz w:val="30"/>
               </w:rPr>
-              <w:t>941÷7=</w:t>
+              <w:t>189÷7=</w:t>
             </w:r>
           </w:p>
         </w:tc>
@@ -823,7 +823,7 @@
                 <w:rFonts w:ascii="TimeNewRoman" w:hAnsi="TimeNewRoman"/>
                 <w:sz w:val="30"/>
               </w:rPr>
-              <w:t>814÷5=</w:t>
+              <w:t>473÷6=</w:t>
             </w:r>
           </w:p>
         </w:tc>
@@ -840,7 +840,7 @@
                 <w:rFonts w:ascii="TimeNewRoman" w:hAnsi="TimeNewRoman"/>
                 <w:sz w:val="30"/>
               </w:rPr>
-              <w:t>742÷5=</w:t>
+              <w:t>323÷6=</w:t>
             </w:r>
           </w:p>
         </w:tc>

--- a/three-digit_number_divided_by_one-digit_number.docx
+++ b/three-digit_number_divided_by_one-digit_number.docx
@@ -11,7 +11,7 @@
           <w:rFonts w:ascii="Arial" w:hAnsi="Arial"/>
           <w:sz w:val="30"/>
         </w:rPr>
-        <w:t>2026-10-01 Thursday</w:t>
+        <w:t>2026-10-02 Friday</w:t>
       </w:r>
     </w:p>
     <w:tbl>
@@ -40,7 +40,7 @@
                 <w:rFonts w:ascii="TimeNewRoman" w:hAnsi="TimeNewRoman"/>
                 <w:sz w:val="30"/>
               </w:rPr>
-              <w:t>894÷5=</w:t>
+              <w:t>557÷4=</w:t>
             </w:r>
           </w:p>
         </w:tc>
@@ -57,7 +57,7 @@
                 <w:rFonts w:ascii="TimeNewRoman" w:hAnsi="TimeNewRoman"/>
                 <w:sz w:val="30"/>
               </w:rPr>
-              <w:t>961÷9=</w:t>
+              <w:t>766÷9=</w:t>
             </w:r>
           </w:p>
         </w:tc>
@@ -74,7 +74,7 @@
                 <w:rFonts w:ascii="TimeNewRoman" w:hAnsi="TimeNewRoman"/>
                 <w:sz w:val="30"/>
               </w:rPr>
-              <w:t>144÷7=</w:t>
+              <w:t>943÷6=</w:t>
             </w:r>
           </w:p>
         </w:tc>
@@ -91,7 +91,7 @@
                 <w:rFonts w:ascii="TimeNewRoman" w:hAnsi="TimeNewRoman"/>
                 <w:sz w:val="30"/>
               </w:rPr>
-              <w:t>704÷5=</w:t>
+              <w:t>764÷2=</w:t>
             </w:r>
           </w:p>
         </w:tc>
@@ -108,7 +108,7 @@
                 <w:rFonts w:ascii="TimeNewRoman" w:hAnsi="TimeNewRoman"/>
                 <w:sz w:val="30"/>
               </w:rPr>
-              <w:t>426÷3=</w:t>
+              <w:t>769÷8=</w:t>
             </w:r>
           </w:p>
         </w:tc>
@@ -223,7 +223,7 @@
                 <w:rFonts w:ascii="TimeNewRoman" w:hAnsi="TimeNewRoman"/>
                 <w:sz w:val="30"/>
               </w:rPr>
-              <w:t>624÷7=</w:t>
+              <w:t>882÷6=</w:t>
             </w:r>
           </w:p>
         </w:tc>
@@ -240,7 +240,7 @@
                 <w:rFonts w:ascii="TimeNewRoman" w:hAnsi="TimeNewRoman"/>
                 <w:sz w:val="30"/>
               </w:rPr>
-              <w:t>892÷9=</w:t>
+              <w:t>523÷9=</w:t>
             </w:r>
           </w:p>
         </w:tc>
@@ -257,7 +257,7 @@
                 <w:rFonts w:ascii="TimeNewRoman" w:hAnsi="TimeNewRoman"/>
                 <w:sz w:val="30"/>
               </w:rPr>
-              <w:t>720÷9=</w:t>
+              <w:t>477÷5=</w:t>
             </w:r>
           </w:p>
         </w:tc>
@@ -274,7 +274,7 @@
                 <w:rFonts w:ascii="TimeNewRoman" w:hAnsi="TimeNewRoman"/>
                 <w:sz w:val="30"/>
               </w:rPr>
-              <w:t>913÷4=</w:t>
+              <w:t>739÷2=</w:t>
             </w:r>
           </w:p>
         </w:tc>
@@ -291,7 +291,7 @@
                 <w:rFonts w:ascii="TimeNewRoman" w:hAnsi="TimeNewRoman"/>
                 <w:sz w:val="30"/>
               </w:rPr>
-              <w:t>467÷5=</w:t>
+              <w:t>917÷4=</w:t>
             </w:r>
           </w:p>
         </w:tc>
@@ -406,7 +406,7 @@
                 <w:rFonts w:ascii="TimeNewRoman" w:hAnsi="TimeNewRoman"/>
                 <w:sz w:val="30"/>
               </w:rPr>
-              <w:t>560÷3=</w:t>
+              <w:t>825÷5=</w:t>
             </w:r>
           </w:p>
         </w:tc>
@@ -423,7 +423,7 @@
                 <w:rFonts w:ascii="TimeNewRoman" w:hAnsi="TimeNewRoman"/>
                 <w:sz w:val="30"/>
               </w:rPr>
-              <w:t>226÷7=</w:t>
+              <w:t>645÷9=</w:t>
             </w:r>
           </w:p>
         </w:tc>
@@ -440,7 +440,7 @@
                 <w:rFonts w:ascii="TimeNewRoman" w:hAnsi="TimeNewRoman"/>
                 <w:sz w:val="30"/>
               </w:rPr>
-              <w:t>679÷8=</w:t>
+              <w:t>572÷6=</w:t>
             </w:r>
           </w:p>
         </w:tc>
@@ -457,7 +457,7 @@
                 <w:rFonts w:ascii="TimeNewRoman" w:hAnsi="TimeNewRoman"/>
                 <w:sz w:val="30"/>
               </w:rPr>
-              <w:t>653÷5=</w:t>
+              <w:t>129÷8=</w:t>
             </w:r>
           </w:p>
         </w:tc>
@@ -474,7 +474,7 @@
                 <w:rFonts w:ascii="TimeNewRoman" w:hAnsi="TimeNewRoman"/>
                 <w:sz w:val="30"/>
               </w:rPr>
-              <w:t>220÷7=</w:t>
+              <w:t>178÷2=</w:t>
             </w:r>
           </w:p>
         </w:tc>
@@ -589,7 +589,7 @@
                 <w:rFonts w:ascii="TimeNewRoman" w:hAnsi="TimeNewRoman"/>
                 <w:sz w:val="30"/>
               </w:rPr>
-              <w:t>733÷4=</w:t>
+              <w:t>190÷4=</w:t>
             </w:r>
           </w:p>
         </w:tc>
@@ -606,7 +606,7 @@
                 <w:rFonts w:ascii="TimeNewRoman" w:hAnsi="TimeNewRoman"/>
                 <w:sz w:val="30"/>
               </w:rPr>
-              <w:t>682÷3=</w:t>
+              <w:t>279÷6=</w:t>
             </w:r>
           </w:p>
         </w:tc>
@@ -623,7 +623,7 @@
                 <w:rFonts w:ascii="TimeNewRoman" w:hAnsi="TimeNewRoman"/>
                 <w:sz w:val="30"/>
               </w:rPr>
-              <w:t>152÷6=</w:t>
+              <w:t>241÷4=</w:t>
             </w:r>
           </w:p>
         </w:tc>
@@ -640,7 +640,7 @@
                 <w:rFonts w:ascii="TimeNewRoman" w:hAnsi="TimeNewRoman"/>
                 <w:sz w:val="30"/>
               </w:rPr>
-              <w:t>140÷2=</w:t>
+              <w:t>767÷5=</w:t>
             </w:r>
           </w:p>
         </w:tc>
@@ -657,7 +657,7 @@
                 <w:rFonts w:ascii="TimeNewRoman" w:hAnsi="TimeNewRoman"/>
                 <w:sz w:val="30"/>
               </w:rPr>
-              <w:t>254÷9=</w:t>
+              <w:t>363÷7=</w:t>
             </w:r>
           </w:p>
         </w:tc>
@@ -772,7 +772,7 @@
                 <w:rFonts w:ascii="TimeNewRoman" w:hAnsi="TimeNewRoman"/>
                 <w:sz w:val="30"/>
               </w:rPr>
-              <w:t>423÷9=</w:t>
+              <w:t>301÷5=</w:t>
             </w:r>
           </w:p>
         </w:tc>
@@ -789,7 +789,7 @@
                 <w:rFonts w:ascii="TimeNewRoman" w:hAnsi="TimeNewRoman"/>
                 <w:sz w:val="30"/>
               </w:rPr>
-              <w:t>825÷3=</w:t>
+              <w:t>180÷5=</w:t>
             </w:r>
           </w:p>
         </w:tc>
@@ -806,7 +806,7 @@
                 <w:rFonts w:ascii="TimeNewRoman" w:hAnsi="TimeNewRoman"/>
                 <w:sz w:val="30"/>
               </w:rPr>
-              <w:t>189÷7=</w:t>
+              <w:t>444÷2=</w:t>
             </w:r>
           </w:p>
         </w:tc>
@@ -823,7 +823,7 @@
                 <w:rFonts w:ascii="TimeNewRoman" w:hAnsi="TimeNewRoman"/>
                 <w:sz w:val="30"/>
               </w:rPr>
-              <w:t>473÷6=</w:t>
+              <w:t>725÷5=</w:t>
             </w:r>
           </w:p>
         </w:tc>
@@ -840,7 +840,7 @@
                 <w:rFonts w:ascii="TimeNewRoman" w:hAnsi="TimeNewRoman"/>
                 <w:sz w:val="30"/>
               </w:rPr>
-              <w:t>323÷6=</w:t>
+              <w:t>830÷3=</w:t>
             </w:r>
           </w:p>
         </w:tc>

--- a/three-digit_number_divided_by_one-digit_number.docx
+++ b/three-digit_number_divided_by_one-digit_number.docx
@@ -40,7 +40,7 @@
                 <w:rFonts w:ascii="TimeNewRoman" w:hAnsi="TimeNewRoman"/>
                 <w:sz w:val="30"/>
               </w:rPr>
-              <w:t>557÷4=</w:t>
+              <w:t>504÷4=</w:t>
             </w:r>
           </w:p>
         </w:tc>
@@ -57,7 +57,7 @@
                 <w:rFonts w:ascii="TimeNewRoman" w:hAnsi="TimeNewRoman"/>
                 <w:sz w:val="30"/>
               </w:rPr>
-              <w:t>766÷9=</w:t>
+              <w:t>908÷5=</w:t>
             </w:r>
           </w:p>
         </w:tc>
@@ -74,7 +74,7 @@
                 <w:rFonts w:ascii="TimeNewRoman" w:hAnsi="TimeNewRoman"/>
                 <w:sz w:val="30"/>
               </w:rPr>
-              <w:t>943÷6=</w:t>
+              <w:t>489÷7=</w:t>
             </w:r>
           </w:p>
         </w:tc>
@@ -91,7 +91,7 @@
                 <w:rFonts w:ascii="TimeNewRoman" w:hAnsi="TimeNewRoman"/>
                 <w:sz w:val="30"/>
               </w:rPr>
-              <w:t>764÷2=</w:t>
+              <w:t>239÷4=</w:t>
             </w:r>
           </w:p>
         </w:tc>
@@ -108,7 +108,7 @@
                 <w:rFonts w:ascii="TimeNewRoman" w:hAnsi="TimeNewRoman"/>
                 <w:sz w:val="30"/>
               </w:rPr>
-              <w:t>769÷8=</w:t>
+              <w:t>269÷8=</w:t>
             </w:r>
           </w:p>
         </w:tc>
@@ -223,7 +223,7 @@
                 <w:rFonts w:ascii="TimeNewRoman" w:hAnsi="TimeNewRoman"/>
                 <w:sz w:val="30"/>
               </w:rPr>
-              <w:t>882÷6=</w:t>
+              <w:t>119÷2=</w:t>
             </w:r>
           </w:p>
         </w:tc>
@@ -240,7 +240,7 @@
                 <w:rFonts w:ascii="TimeNewRoman" w:hAnsi="TimeNewRoman"/>
                 <w:sz w:val="30"/>
               </w:rPr>
-              <w:t>523÷9=</w:t>
+              <w:t>298÷9=</w:t>
             </w:r>
           </w:p>
         </w:tc>
@@ -257,7 +257,7 @@
                 <w:rFonts w:ascii="TimeNewRoman" w:hAnsi="TimeNewRoman"/>
                 <w:sz w:val="30"/>
               </w:rPr>
-              <w:t>477÷5=</w:t>
+              <w:t>323÷8=</w:t>
             </w:r>
           </w:p>
         </w:tc>
@@ -274,7 +274,7 @@
                 <w:rFonts w:ascii="TimeNewRoman" w:hAnsi="TimeNewRoman"/>
                 <w:sz w:val="30"/>
               </w:rPr>
-              <w:t>739÷2=</w:t>
+              <w:t>316÷4=</w:t>
             </w:r>
           </w:p>
         </w:tc>
@@ -291,7 +291,7 @@
                 <w:rFonts w:ascii="TimeNewRoman" w:hAnsi="TimeNewRoman"/>
                 <w:sz w:val="30"/>
               </w:rPr>
-              <w:t>917÷4=</w:t>
+              <w:t>688÷7=</w:t>
             </w:r>
           </w:p>
         </w:tc>
@@ -406,7 +406,7 @@
                 <w:rFonts w:ascii="TimeNewRoman" w:hAnsi="TimeNewRoman"/>
                 <w:sz w:val="30"/>
               </w:rPr>
-              <w:t>825÷5=</w:t>
+              <w:t>393÷9=</w:t>
             </w:r>
           </w:p>
         </w:tc>
@@ -423,7 +423,7 @@
                 <w:rFonts w:ascii="TimeNewRoman" w:hAnsi="TimeNewRoman"/>
                 <w:sz w:val="30"/>
               </w:rPr>
-              <w:t>645÷9=</w:t>
+              <w:t>111÷2=</w:t>
             </w:r>
           </w:p>
         </w:tc>
@@ -440,7 +440,7 @@
                 <w:rFonts w:ascii="TimeNewRoman" w:hAnsi="TimeNewRoman"/>
                 <w:sz w:val="30"/>
               </w:rPr>
-              <w:t>572÷6=</w:t>
+              <w:t>951÷6=</w:t>
             </w:r>
           </w:p>
         </w:tc>
@@ -457,7 +457,7 @@
                 <w:rFonts w:ascii="TimeNewRoman" w:hAnsi="TimeNewRoman"/>
                 <w:sz w:val="30"/>
               </w:rPr>
-              <w:t>129÷8=</w:t>
+              <w:t>379÷5=</w:t>
             </w:r>
           </w:p>
         </w:tc>
@@ -474,7 +474,7 @@
                 <w:rFonts w:ascii="TimeNewRoman" w:hAnsi="TimeNewRoman"/>
                 <w:sz w:val="30"/>
               </w:rPr>
-              <w:t>178÷2=</w:t>
+              <w:t>949÷2=</w:t>
             </w:r>
           </w:p>
         </w:tc>
@@ -589,7 +589,7 @@
                 <w:rFonts w:ascii="TimeNewRoman" w:hAnsi="TimeNewRoman"/>
                 <w:sz w:val="30"/>
               </w:rPr>
-              <w:t>190÷4=</w:t>
+              <w:t>340÷4=</w:t>
             </w:r>
           </w:p>
         </w:tc>
@@ -606,7 +606,7 @@
                 <w:rFonts w:ascii="TimeNewRoman" w:hAnsi="TimeNewRoman"/>
                 <w:sz w:val="30"/>
               </w:rPr>
-              <w:t>279÷6=</w:t>
+              <w:t>838÷8=</w:t>
             </w:r>
           </w:p>
         </w:tc>
@@ -623,7 +623,7 @@
                 <w:rFonts w:ascii="TimeNewRoman" w:hAnsi="TimeNewRoman"/>
                 <w:sz w:val="30"/>
               </w:rPr>
-              <w:t>241÷4=</w:t>
+              <w:t>144÷4=</w:t>
             </w:r>
           </w:p>
         </w:tc>
@@ -640,7 +640,7 @@
                 <w:rFonts w:ascii="TimeNewRoman" w:hAnsi="TimeNewRoman"/>
                 <w:sz w:val="30"/>
               </w:rPr>
-              <w:t>767÷5=</w:t>
+              <w:t>317÷7=</w:t>
             </w:r>
           </w:p>
         </w:tc>
@@ -657,7 +657,7 @@
                 <w:rFonts w:ascii="TimeNewRoman" w:hAnsi="TimeNewRoman"/>
                 <w:sz w:val="30"/>
               </w:rPr>
-              <w:t>363÷7=</w:t>
+              <w:t>744÷6=</w:t>
             </w:r>
           </w:p>
         </w:tc>
@@ -772,7 +772,7 @@
                 <w:rFonts w:ascii="TimeNewRoman" w:hAnsi="TimeNewRoman"/>
                 <w:sz w:val="30"/>
               </w:rPr>
-              <w:t>301÷5=</w:t>
+              <w:t>447÷5=</w:t>
             </w:r>
           </w:p>
         </w:tc>
@@ -789,7 +789,7 @@
                 <w:rFonts w:ascii="TimeNewRoman" w:hAnsi="TimeNewRoman"/>
                 <w:sz w:val="30"/>
               </w:rPr>
-              <w:t>180÷5=</w:t>
+              <w:t>364÷4=</w:t>
             </w:r>
           </w:p>
         </w:tc>
@@ -806,7 +806,7 @@
                 <w:rFonts w:ascii="TimeNewRoman" w:hAnsi="TimeNewRoman"/>
                 <w:sz w:val="30"/>
               </w:rPr>
-              <w:t>444÷2=</w:t>
+              <w:t>589÷3=</w:t>
             </w:r>
           </w:p>
         </w:tc>
@@ -823,7 +823,7 @@
                 <w:rFonts w:ascii="TimeNewRoman" w:hAnsi="TimeNewRoman"/>
                 <w:sz w:val="30"/>
               </w:rPr>
-              <w:t>725÷5=</w:t>
+              <w:t>678÷5=</w:t>
             </w:r>
           </w:p>
         </w:tc>
@@ -840,7 +840,7 @@
                 <w:rFonts w:ascii="TimeNewRoman" w:hAnsi="TimeNewRoman"/>
                 <w:sz w:val="30"/>
               </w:rPr>
-              <w:t>830÷3=</w:t>
+              <w:t>796÷5=</w:t>
             </w:r>
           </w:p>
         </w:tc>

--- a/three-digit_number_divided_by_one-digit_number.docx
+++ b/three-digit_number_divided_by_one-digit_number.docx
@@ -11,7 +11,7 @@
           <w:rFonts w:ascii="Arial" w:hAnsi="Arial"/>
           <w:sz w:val="30"/>
         </w:rPr>
-        <w:t>2026-10-02 Friday</w:t>
+        <w:t>2026-10-03 Saturday</w:t>
       </w:r>
     </w:p>
     <w:tbl>
@@ -40,7 +40,7 @@
                 <w:rFonts w:ascii="TimeNewRoman" w:hAnsi="TimeNewRoman"/>
                 <w:sz w:val="30"/>
               </w:rPr>
-              <w:t>504÷4=</w:t>
+              <w:t>503÷4=</w:t>
             </w:r>
           </w:p>
         </w:tc>
@@ -57,7 +57,7 @@
                 <w:rFonts w:ascii="TimeNewRoman" w:hAnsi="TimeNewRoman"/>
                 <w:sz w:val="30"/>
               </w:rPr>
-              <w:t>908÷5=</w:t>
+              <w:t>513÷5=</w:t>
             </w:r>
           </w:p>
         </w:tc>
@@ -74,7 +74,7 @@
                 <w:rFonts w:ascii="TimeNewRoman" w:hAnsi="TimeNewRoman"/>
                 <w:sz w:val="30"/>
               </w:rPr>
-              <w:t>489÷7=</w:t>
+              <w:t>704÷8=</w:t>
             </w:r>
           </w:p>
         </w:tc>
@@ -91,7 +91,7 @@
                 <w:rFonts w:ascii="TimeNewRoman" w:hAnsi="TimeNewRoman"/>
                 <w:sz w:val="30"/>
               </w:rPr>
-              <w:t>239÷4=</w:t>
+              <w:t>886÷6=</w:t>
             </w:r>
           </w:p>
         </w:tc>
@@ -108,7 +108,7 @@
                 <w:rFonts w:ascii="TimeNewRoman" w:hAnsi="TimeNewRoman"/>
                 <w:sz w:val="30"/>
               </w:rPr>
-              <w:t>269÷8=</w:t>
+              <w:t>360÷5=</w:t>
             </w:r>
           </w:p>
         </w:tc>
@@ -223,7 +223,7 @@
                 <w:rFonts w:ascii="TimeNewRoman" w:hAnsi="TimeNewRoman"/>
                 <w:sz w:val="30"/>
               </w:rPr>
-              <w:t>119÷2=</w:t>
+              <w:t>604÷8=</w:t>
             </w:r>
           </w:p>
         </w:tc>
@@ -240,7 +240,7 @@
                 <w:rFonts w:ascii="TimeNewRoman" w:hAnsi="TimeNewRoman"/>
                 <w:sz w:val="30"/>
               </w:rPr>
-              <w:t>298÷9=</w:t>
+              <w:t>960÷9=</w:t>
             </w:r>
           </w:p>
         </w:tc>
@@ -257,7 +257,7 @@
                 <w:rFonts w:ascii="TimeNewRoman" w:hAnsi="TimeNewRoman"/>
                 <w:sz w:val="30"/>
               </w:rPr>
-              <w:t>323÷8=</w:t>
+              <w:t>841÷8=</w:t>
             </w:r>
           </w:p>
         </w:tc>
@@ -274,7 +274,7 @@
                 <w:rFonts w:ascii="TimeNewRoman" w:hAnsi="TimeNewRoman"/>
                 <w:sz w:val="30"/>
               </w:rPr>
-              <w:t>316÷4=</w:t>
+              <w:t>793÷9=</w:t>
             </w:r>
           </w:p>
         </w:tc>
@@ -291,7 +291,7 @@
                 <w:rFonts w:ascii="TimeNewRoman" w:hAnsi="TimeNewRoman"/>
                 <w:sz w:val="30"/>
               </w:rPr>
-              <w:t>688÷7=</w:t>
+              <w:t>261÷8=</w:t>
             </w:r>
           </w:p>
         </w:tc>
@@ -406,7 +406,7 @@
                 <w:rFonts w:ascii="TimeNewRoman" w:hAnsi="TimeNewRoman"/>
                 <w:sz w:val="30"/>
               </w:rPr>
-              <w:t>393÷9=</w:t>
+              <w:t>646÷4=</w:t>
             </w:r>
           </w:p>
         </w:tc>
@@ -423,7 +423,7 @@
                 <w:rFonts w:ascii="TimeNewRoman" w:hAnsi="TimeNewRoman"/>
                 <w:sz w:val="30"/>
               </w:rPr>
-              <w:t>111÷2=</w:t>
+              <w:t>276÷7=</w:t>
             </w:r>
           </w:p>
         </w:tc>
@@ -440,7 +440,7 @@
                 <w:rFonts w:ascii="TimeNewRoman" w:hAnsi="TimeNewRoman"/>
                 <w:sz w:val="30"/>
               </w:rPr>
-              <w:t>951÷6=</w:t>
+              <w:t>164÷5=</w:t>
             </w:r>
           </w:p>
         </w:tc>
@@ -457,7 +457,7 @@
                 <w:rFonts w:ascii="TimeNewRoman" w:hAnsi="TimeNewRoman"/>
                 <w:sz w:val="30"/>
               </w:rPr>
-              <w:t>379÷5=</w:t>
+              <w:t>824÷2=</w:t>
             </w:r>
           </w:p>
         </w:tc>
@@ -474,7 +474,7 @@
                 <w:rFonts w:ascii="TimeNewRoman" w:hAnsi="TimeNewRoman"/>
                 <w:sz w:val="30"/>
               </w:rPr>
-              <w:t>949÷2=</w:t>
+              <w:t>747÷3=</w:t>
             </w:r>
           </w:p>
         </w:tc>
@@ -589,7 +589,7 @@
                 <w:rFonts w:ascii="TimeNewRoman" w:hAnsi="TimeNewRoman"/>
                 <w:sz w:val="30"/>
               </w:rPr>
-              <w:t>340÷4=</w:t>
+              <w:t>161÷9=</w:t>
             </w:r>
           </w:p>
         </w:tc>
@@ -606,7 +606,7 @@
                 <w:rFonts w:ascii="TimeNewRoman" w:hAnsi="TimeNewRoman"/>
                 <w:sz w:val="30"/>
               </w:rPr>
-              <w:t>838÷8=</w:t>
+              <w:t>134÷6=</w:t>
             </w:r>
           </w:p>
         </w:tc>
@@ -623,7 +623,7 @@
                 <w:rFonts w:ascii="TimeNewRoman" w:hAnsi="TimeNewRoman"/>
                 <w:sz w:val="30"/>
               </w:rPr>
-              <w:t>144÷4=</w:t>
+              <w:t>483÷9=</w:t>
             </w:r>
           </w:p>
         </w:tc>
@@ -640,7 +640,7 @@
                 <w:rFonts w:ascii="TimeNewRoman" w:hAnsi="TimeNewRoman"/>
                 <w:sz w:val="30"/>
               </w:rPr>
-              <w:t>317÷7=</w:t>
+              <w:t>248÷8=</w:t>
             </w:r>
           </w:p>
         </w:tc>
@@ -657,7 +657,7 @@
                 <w:rFonts w:ascii="TimeNewRoman" w:hAnsi="TimeNewRoman"/>
                 <w:sz w:val="30"/>
               </w:rPr>
-              <w:t>744÷6=</w:t>
+              <w:t>803÷7=</w:t>
             </w:r>
           </w:p>
         </w:tc>
@@ -772,7 +772,7 @@
                 <w:rFonts w:ascii="TimeNewRoman" w:hAnsi="TimeNewRoman"/>
                 <w:sz w:val="30"/>
               </w:rPr>
-              <w:t>447÷5=</w:t>
+              <w:t>833÷4=</w:t>
             </w:r>
           </w:p>
         </w:tc>
@@ -789,7 +789,7 @@
                 <w:rFonts w:ascii="TimeNewRoman" w:hAnsi="TimeNewRoman"/>
                 <w:sz w:val="30"/>
               </w:rPr>
-              <w:t>364÷4=</w:t>
+              <w:t>404÷7=</w:t>
             </w:r>
           </w:p>
         </w:tc>
@@ -806,7 +806,7 @@
                 <w:rFonts w:ascii="TimeNewRoman" w:hAnsi="TimeNewRoman"/>
                 <w:sz w:val="30"/>
               </w:rPr>
-              <w:t>589÷3=</w:t>
+              <w:t>246÷5=</w:t>
             </w:r>
           </w:p>
         </w:tc>
@@ -823,7 +823,7 @@
                 <w:rFonts w:ascii="TimeNewRoman" w:hAnsi="TimeNewRoman"/>
                 <w:sz w:val="30"/>
               </w:rPr>
-              <w:t>678÷5=</w:t>
+              <w:t>173÷7=</w:t>
             </w:r>
           </w:p>
         </w:tc>
@@ -840,7 +840,7 @@
                 <w:rFonts w:ascii="TimeNewRoman" w:hAnsi="TimeNewRoman"/>
                 <w:sz w:val="30"/>
               </w:rPr>
-              <w:t>796÷5=</w:t>
+              <w:t>455÷3=</w:t>
             </w:r>
           </w:p>
         </w:tc>

--- a/three-digit_number_divided_by_one-digit_number.docx
+++ b/three-digit_number_divided_by_one-digit_number.docx
@@ -40,7 +40,7 @@
                 <w:rFonts w:ascii="TimeNewRoman" w:hAnsi="TimeNewRoman"/>
                 <w:sz w:val="30"/>
               </w:rPr>
-              <w:t>503÷4=</w:t>
+              <w:t>183÷2=</w:t>
             </w:r>
           </w:p>
         </w:tc>
@@ -57,7 +57,7 @@
                 <w:rFonts w:ascii="TimeNewRoman" w:hAnsi="TimeNewRoman"/>
                 <w:sz w:val="30"/>
               </w:rPr>
-              <w:t>513÷5=</w:t>
+              <w:t>761÷6=</w:t>
             </w:r>
           </w:p>
         </w:tc>
@@ -74,7 +74,7 @@
                 <w:rFonts w:ascii="TimeNewRoman" w:hAnsi="TimeNewRoman"/>
                 <w:sz w:val="30"/>
               </w:rPr>
-              <w:t>704÷8=</w:t>
+              <w:t>142÷3=</w:t>
             </w:r>
           </w:p>
         </w:tc>
@@ -91,7 +91,7 @@
                 <w:rFonts w:ascii="TimeNewRoman" w:hAnsi="TimeNewRoman"/>
                 <w:sz w:val="30"/>
               </w:rPr>
-              <w:t>886÷6=</w:t>
+              <w:t>737÷4=</w:t>
             </w:r>
           </w:p>
         </w:tc>
@@ -108,7 +108,7 @@
                 <w:rFonts w:ascii="TimeNewRoman" w:hAnsi="TimeNewRoman"/>
                 <w:sz w:val="30"/>
               </w:rPr>
-              <w:t>360÷5=</w:t>
+              <w:t>863÷8=</w:t>
             </w:r>
           </w:p>
         </w:tc>
@@ -223,7 +223,7 @@
                 <w:rFonts w:ascii="TimeNewRoman" w:hAnsi="TimeNewRoman"/>
                 <w:sz w:val="30"/>
               </w:rPr>
-              <w:t>604÷8=</w:t>
+              <w:t>940÷2=</w:t>
             </w:r>
           </w:p>
         </w:tc>
@@ -240,7 +240,7 @@
                 <w:rFonts w:ascii="TimeNewRoman" w:hAnsi="TimeNewRoman"/>
                 <w:sz w:val="30"/>
               </w:rPr>
-              <w:t>960÷9=</w:t>
+              <w:t>718÷9=</w:t>
             </w:r>
           </w:p>
         </w:tc>
@@ -257,7 +257,7 @@
                 <w:rFonts w:ascii="TimeNewRoman" w:hAnsi="TimeNewRoman"/>
                 <w:sz w:val="30"/>
               </w:rPr>
-              <w:t>841÷8=</w:t>
+              <w:t>958÷6=</w:t>
             </w:r>
           </w:p>
         </w:tc>
@@ -274,7 +274,7 @@
                 <w:rFonts w:ascii="TimeNewRoman" w:hAnsi="TimeNewRoman"/>
                 <w:sz w:val="30"/>
               </w:rPr>
-              <w:t>793÷9=</w:t>
+              <w:t>132÷6=</w:t>
             </w:r>
           </w:p>
         </w:tc>
@@ -291,7 +291,7 @@
                 <w:rFonts w:ascii="TimeNewRoman" w:hAnsi="TimeNewRoman"/>
                 <w:sz w:val="30"/>
               </w:rPr>
-              <w:t>261÷8=</w:t>
+              <w:t>101÷3=</w:t>
             </w:r>
           </w:p>
         </w:tc>
@@ -406,7 +406,7 @@
                 <w:rFonts w:ascii="TimeNewRoman" w:hAnsi="TimeNewRoman"/>
                 <w:sz w:val="30"/>
               </w:rPr>
-              <w:t>646÷4=</w:t>
+              <w:t>560÷9=</w:t>
             </w:r>
           </w:p>
         </w:tc>
@@ -423,7 +423,7 @@
                 <w:rFonts w:ascii="TimeNewRoman" w:hAnsi="TimeNewRoman"/>
                 <w:sz w:val="30"/>
               </w:rPr>
-              <w:t>276÷7=</w:t>
+              <w:t>441÷6=</w:t>
             </w:r>
           </w:p>
         </w:tc>
@@ -440,7 +440,7 @@
                 <w:rFonts w:ascii="TimeNewRoman" w:hAnsi="TimeNewRoman"/>
                 <w:sz w:val="30"/>
               </w:rPr>
-              <w:t>164÷5=</w:t>
+              <w:t>196÷9=</w:t>
             </w:r>
           </w:p>
         </w:tc>
@@ -457,7 +457,7 @@
                 <w:rFonts w:ascii="TimeNewRoman" w:hAnsi="TimeNewRoman"/>
                 <w:sz w:val="30"/>
               </w:rPr>
-              <w:t>824÷2=</w:t>
+              <w:t>864÷4=</w:t>
             </w:r>
           </w:p>
         </w:tc>
@@ -474,7 +474,7 @@
                 <w:rFonts w:ascii="TimeNewRoman" w:hAnsi="TimeNewRoman"/>
                 <w:sz w:val="30"/>
               </w:rPr>
-              <w:t>747÷3=</w:t>
+              <w:t>956÷7=</w:t>
             </w:r>
           </w:p>
         </w:tc>
@@ -589,7 +589,7 @@
                 <w:rFonts w:ascii="TimeNewRoman" w:hAnsi="TimeNewRoman"/>
                 <w:sz w:val="30"/>
               </w:rPr>
-              <w:t>161÷9=</w:t>
+              <w:t>859÷4=</w:t>
             </w:r>
           </w:p>
         </w:tc>
@@ -606,7 +606,7 @@
                 <w:rFonts w:ascii="TimeNewRoman" w:hAnsi="TimeNewRoman"/>
                 <w:sz w:val="30"/>
               </w:rPr>
-              <w:t>134÷6=</w:t>
+              <w:t>109÷9=</w:t>
             </w:r>
           </w:p>
         </w:tc>
@@ -623,7 +623,7 @@
                 <w:rFonts w:ascii="TimeNewRoman" w:hAnsi="TimeNewRoman"/>
                 <w:sz w:val="30"/>
               </w:rPr>
-              <w:t>483÷9=</w:t>
+              <w:t>774÷8=</w:t>
             </w:r>
           </w:p>
         </w:tc>
@@ -640,7 +640,7 @@
                 <w:rFonts w:ascii="TimeNewRoman" w:hAnsi="TimeNewRoman"/>
                 <w:sz w:val="30"/>
               </w:rPr>
-              <w:t>248÷8=</w:t>
+              <w:t>771÷5=</w:t>
             </w:r>
           </w:p>
         </w:tc>
@@ -657,7 +657,7 @@
                 <w:rFonts w:ascii="TimeNewRoman" w:hAnsi="TimeNewRoman"/>
                 <w:sz w:val="30"/>
               </w:rPr>
-              <w:t>803÷7=</w:t>
+              <w:t>866÷2=</w:t>
             </w:r>
           </w:p>
         </w:tc>
@@ -772,7 +772,7 @@
                 <w:rFonts w:ascii="TimeNewRoman" w:hAnsi="TimeNewRoman"/>
                 <w:sz w:val="30"/>
               </w:rPr>
-              <w:t>833÷4=</w:t>
+              <w:t>773÷4=</w:t>
             </w:r>
           </w:p>
         </w:tc>
@@ -789,7 +789,7 @@
                 <w:rFonts w:ascii="TimeNewRoman" w:hAnsi="TimeNewRoman"/>
                 <w:sz w:val="30"/>
               </w:rPr>
-              <w:t>404÷7=</w:t>
+              <w:t>795÷7=</w:t>
             </w:r>
           </w:p>
         </w:tc>
@@ -806,7 +806,7 @@
                 <w:rFonts w:ascii="TimeNewRoman" w:hAnsi="TimeNewRoman"/>
                 <w:sz w:val="30"/>
               </w:rPr>
-              <w:t>246÷5=</w:t>
+              <w:t>640÷2=</w:t>
             </w:r>
           </w:p>
         </w:tc>
@@ -823,7 +823,7 @@
                 <w:rFonts w:ascii="TimeNewRoman" w:hAnsi="TimeNewRoman"/>
                 <w:sz w:val="30"/>
               </w:rPr>
-              <w:t>173÷7=</w:t>
+              <w:t>358÷5=</w:t>
             </w:r>
           </w:p>
         </w:tc>
@@ -840,7 +840,7 @@
                 <w:rFonts w:ascii="TimeNewRoman" w:hAnsi="TimeNewRoman"/>
                 <w:sz w:val="30"/>
               </w:rPr>
-              <w:t>455÷3=</w:t>
+              <w:t>200÷6=</w:t>
             </w:r>
           </w:p>
         </w:tc>

--- a/three-digit_number_divided_by_one-digit_number.docx
+++ b/three-digit_number_divided_by_one-digit_number.docx
@@ -11,7 +11,7 @@
           <w:rFonts w:ascii="Arial" w:hAnsi="Arial"/>
           <w:sz w:val="30"/>
         </w:rPr>
-        <w:t>2026-10-03 Saturday</w:t>
+        <w:t>2026-10-04 Sunday</w:t>
       </w:r>
     </w:p>
     <w:tbl>
@@ -40,7 +40,7 @@
                 <w:rFonts w:ascii="TimeNewRoman" w:hAnsi="TimeNewRoman"/>
                 <w:sz w:val="30"/>
               </w:rPr>
-              <w:t>183÷2=</w:t>
+              <w:t>181÷4=</w:t>
             </w:r>
           </w:p>
         </w:tc>
@@ -57,7 +57,7 @@
                 <w:rFonts w:ascii="TimeNewRoman" w:hAnsi="TimeNewRoman"/>
                 <w:sz w:val="30"/>
               </w:rPr>
-              <w:t>761÷6=</w:t>
+              <w:t>202÷7=</w:t>
             </w:r>
           </w:p>
         </w:tc>
@@ -74,7 +74,7 @@
                 <w:rFonts w:ascii="TimeNewRoman" w:hAnsi="TimeNewRoman"/>
                 <w:sz w:val="30"/>
               </w:rPr>
-              <w:t>142÷3=</w:t>
+              <w:t>687÷6=</w:t>
             </w:r>
           </w:p>
         </w:tc>
@@ -91,7 +91,7 @@
                 <w:rFonts w:ascii="TimeNewRoman" w:hAnsi="TimeNewRoman"/>
                 <w:sz w:val="30"/>
               </w:rPr>
-              <w:t>737÷4=</w:t>
+              <w:t>689÷3=</w:t>
             </w:r>
           </w:p>
         </w:tc>
@@ -108,7 +108,7 @@
                 <w:rFonts w:ascii="TimeNewRoman" w:hAnsi="TimeNewRoman"/>
                 <w:sz w:val="30"/>
               </w:rPr>
-              <w:t>863÷8=</w:t>
+              <w:t>442÷6=</w:t>
             </w:r>
           </w:p>
         </w:tc>
@@ -223,7 +223,7 @@
                 <w:rFonts w:ascii="TimeNewRoman" w:hAnsi="TimeNewRoman"/>
                 <w:sz w:val="30"/>
               </w:rPr>
-              <w:t>940÷2=</w:t>
+              <w:t>572÷6=</w:t>
             </w:r>
           </w:p>
         </w:tc>
@@ -240,7 +240,7 @@
                 <w:rFonts w:ascii="TimeNewRoman" w:hAnsi="TimeNewRoman"/>
                 <w:sz w:val="30"/>
               </w:rPr>
-              <w:t>718÷9=</w:t>
+              <w:t>784÷8=</w:t>
             </w:r>
           </w:p>
         </w:tc>
@@ -257,7 +257,7 @@
                 <w:rFonts w:ascii="TimeNewRoman" w:hAnsi="TimeNewRoman"/>
                 <w:sz w:val="30"/>
               </w:rPr>
-              <w:t>958÷6=</w:t>
+              <w:t>190÷8=</w:t>
             </w:r>
           </w:p>
         </w:tc>
@@ -274,7 +274,7 @@
                 <w:rFonts w:ascii="TimeNewRoman" w:hAnsi="TimeNewRoman"/>
                 <w:sz w:val="30"/>
               </w:rPr>
-              <w:t>132÷6=</w:t>
+              <w:t>761÷5=</w:t>
             </w:r>
           </w:p>
         </w:tc>
@@ -291,7 +291,7 @@
                 <w:rFonts w:ascii="TimeNewRoman" w:hAnsi="TimeNewRoman"/>
                 <w:sz w:val="30"/>
               </w:rPr>
-              <w:t>101÷3=</w:t>
+              <w:t>398÷6=</w:t>
             </w:r>
           </w:p>
         </w:tc>
@@ -406,7 +406,7 @@
                 <w:rFonts w:ascii="TimeNewRoman" w:hAnsi="TimeNewRoman"/>
                 <w:sz w:val="30"/>
               </w:rPr>
-              <w:t>560÷9=</w:t>
+              <w:t>598÷2=</w:t>
             </w:r>
           </w:p>
         </w:tc>
@@ -423,7 +423,7 @@
                 <w:rFonts w:ascii="TimeNewRoman" w:hAnsi="TimeNewRoman"/>
                 <w:sz w:val="30"/>
               </w:rPr>
-              <w:t>441÷6=</w:t>
+              <w:t>353÷6=</w:t>
             </w:r>
           </w:p>
         </w:tc>
@@ -440,7 +440,7 @@
                 <w:rFonts w:ascii="TimeNewRoman" w:hAnsi="TimeNewRoman"/>
                 <w:sz w:val="30"/>
               </w:rPr>
-              <w:t>196÷9=</w:t>
+              <w:t>133÷2=</w:t>
             </w:r>
           </w:p>
         </w:tc>
@@ -457,7 +457,7 @@
                 <w:rFonts w:ascii="TimeNewRoman" w:hAnsi="TimeNewRoman"/>
                 <w:sz w:val="30"/>
               </w:rPr>
-              <w:t>864÷4=</w:t>
+              <w:t>261÷6=</w:t>
             </w:r>
           </w:p>
         </w:tc>
@@ -474,7 +474,7 @@
                 <w:rFonts w:ascii="TimeNewRoman" w:hAnsi="TimeNewRoman"/>
                 <w:sz w:val="30"/>
               </w:rPr>
-              <w:t>956÷7=</w:t>
+              <w:t>771÷4=</w:t>
             </w:r>
           </w:p>
         </w:tc>
@@ -589,7 +589,7 @@
                 <w:rFonts w:ascii="TimeNewRoman" w:hAnsi="TimeNewRoman"/>
                 <w:sz w:val="30"/>
               </w:rPr>
-              <w:t>859÷4=</w:t>
+              <w:t>654÷8=</w:t>
             </w:r>
           </w:p>
         </w:tc>
@@ -606,7 +606,7 @@
                 <w:rFonts w:ascii="TimeNewRoman" w:hAnsi="TimeNewRoman"/>
                 <w:sz w:val="30"/>
               </w:rPr>
-              <w:t>109÷9=</w:t>
+              <w:t>221÷4=</w:t>
             </w:r>
           </w:p>
         </w:tc>
@@ -623,7 +623,7 @@
                 <w:rFonts w:ascii="TimeNewRoman" w:hAnsi="TimeNewRoman"/>
                 <w:sz w:val="30"/>
               </w:rPr>
-              <w:t>774÷8=</w:t>
+              <w:t>567÷9=</w:t>
             </w:r>
           </w:p>
         </w:tc>
@@ -640,7 +640,7 @@
                 <w:rFonts w:ascii="TimeNewRoman" w:hAnsi="TimeNewRoman"/>
                 <w:sz w:val="30"/>
               </w:rPr>
-              <w:t>771÷5=</w:t>
+              <w:t>696÷7=</w:t>
             </w:r>
           </w:p>
         </w:tc>
@@ -657,7 +657,7 @@
                 <w:rFonts w:ascii="TimeNewRoman" w:hAnsi="TimeNewRoman"/>
                 <w:sz w:val="30"/>
               </w:rPr>
-              <w:t>866÷2=</w:t>
+              <w:t>876÷2=</w:t>
             </w:r>
           </w:p>
         </w:tc>
@@ -772,7 +772,7 @@
                 <w:rFonts w:ascii="TimeNewRoman" w:hAnsi="TimeNewRoman"/>
                 <w:sz w:val="30"/>
               </w:rPr>
-              <w:t>773÷4=</w:t>
+              <w:t>718÷6=</w:t>
             </w:r>
           </w:p>
         </w:tc>
@@ -789,7 +789,7 @@
                 <w:rFonts w:ascii="TimeNewRoman" w:hAnsi="TimeNewRoman"/>
                 <w:sz w:val="30"/>
               </w:rPr>
-              <w:t>795÷7=</w:t>
+              <w:t>340÷6=</w:t>
             </w:r>
           </w:p>
         </w:tc>
@@ -806,7 +806,7 @@
                 <w:rFonts w:ascii="TimeNewRoman" w:hAnsi="TimeNewRoman"/>
                 <w:sz w:val="30"/>
               </w:rPr>
-              <w:t>640÷2=</w:t>
+              <w:t>809÷9=</w:t>
             </w:r>
           </w:p>
         </w:tc>
@@ -823,7 +823,7 @@
                 <w:rFonts w:ascii="TimeNewRoman" w:hAnsi="TimeNewRoman"/>
                 <w:sz w:val="30"/>
               </w:rPr>
-              <w:t>358÷5=</w:t>
+              <w:t>851÷5=</w:t>
             </w:r>
           </w:p>
         </w:tc>
@@ -840,7 +840,7 @@
                 <w:rFonts w:ascii="TimeNewRoman" w:hAnsi="TimeNewRoman"/>
                 <w:sz w:val="30"/>
               </w:rPr>
-              <w:t>200÷6=</w:t>
+              <w:t>641÷5=</w:t>
             </w:r>
           </w:p>
         </w:tc>

--- a/three-digit_number_divided_by_one-digit_number.docx
+++ b/three-digit_number_divided_by_one-digit_number.docx
@@ -40,7 +40,7 @@
                 <w:rFonts w:ascii="TimeNewRoman" w:hAnsi="TimeNewRoman"/>
                 <w:sz w:val="30"/>
               </w:rPr>
-              <w:t>181÷4=</w:t>
+              <w:t>782÷6=</w:t>
             </w:r>
           </w:p>
         </w:tc>
@@ -57,7 +57,7 @@
                 <w:rFonts w:ascii="TimeNewRoman" w:hAnsi="TimeNewRoman"/>
                 <w:sz w:val="30"/>
               </w:rPr>
-              <w:t>202÷7=</w:t>
+              <w:t>491÷6=</w:t>
             </w:r>
           </w:p>
         </w:tc>
@@ -74,7 +74,7 @@
                 <w:rFonts w:ascii="TimeNewRoman" w:hAnsi="TimeNewRoman"/>
                 <w:sz w:val="30"/>
               </w:rPr>
-              <w:t>687÷6=</w:t>
+              <w:t>677÷4=</w:t>
             </w:r>
           </w:p>
         </w:tc>
@@ -91,7 +91,7 @@
                 <w:rFonts w:ascii="TimeNewRoman" w:hAnsi="TimeNewRoman"/>
                 <w:sz w:val="30"/>
               </w:rPr>
-              <w:t>689÷3=</w:t>
+              <w:t>862÷7=</w:t>
             </w:r>
           </w:p>
         </w:tc>
@@ -108,7 +108,7 @@
                 <w:rFonts w:ascii="TimeNewRoman" w:hAnsi="TimeNewRoman"/>
                 <w:sz w:val="30"/>
               </w:rPr>
-              <w:t>442÷6=</w:t>
+              <w:t>502÷6=</w:t>
             </w:r>
           </w:p>
         </w:tc>
@@ -223,7 +223,7 @@
                 <w:rFonts w:ascii="TimeNewRoman" w:hAnsi="TimeNewRoman"/>
                 <w:sz w:val="30"/>
               </w:rPr>
-              <w:t>572÷6=</w:t>
+              <w:t>480÷8=</w:t>
             </w:r>
           </w:p>
         </w:tc>
@@ -240,7 +240,7 @@
                 <w:rFonts w:ascii="TimeNewRoman" w:hAnsi="TimeNewRoman"/>
                 <w:sz w:val="30"/>
               </w:rPr>
-              <w:t>784÷8=</w:t>
+              <w:t>551÷6=</w:t>
             </w:r>
           </w:p>
         </w:tc>
@@ -257,7 +257,7 @@
                 <w:rFonts w:ascii="TimeNewRoman" w:hAnsi="TimeNewRoman"/>
                 <w:sz w:val="30"/>
               </w:rPr>
-              <w:t>190÷8=</w:t>
+              <w:t>126÷6=</w:t>
             </w:r>
           </w:p>
         </w:tc>
@@ -274,7 +274,7 @@
                 <w:rFonts w:ascii="TimeNewRoman" w:hAnsi="TimeNewRoman"/>
                 <w:sz w:val="30"/>
               </w:rPr>
-              <w:t>761÷5=</w:t>
+              <w:t>655÷9=</w:t>
             </w:r>
           </w:p>
         </w:tc>
@@ -291,7 +291,7 @@
                 <w:rFonts w:ascii="TimeNewRoman" w:hAnsi="TimeNewRoman"/>
                 <w:sz w:val="30"/>
               </w:rPr>
-              <w:t>398÷6=</w:t>
+              <w:t>409÷5=</w:t>
             </w:r>
           </w:p>
         </w:tc>
@@ -406,7 +406,7 @@
                 <w:rFonts w:ascii="TimeNewRoman" w:hAnsi="TimeNewRoman"/>
                 <w:sz w:val="30"/>
               </w:rPr>
-              <w:t>598÷2=</w:t>
+              <w:t>626÷8=</w:t>
             </w:r>
           </w:p>
         </w:tc>
@@ -423,7 +423,7 @@
                 <w:rFonts w:ascii="TimeNewRoman" w:hAnsi="TimeNewRoman"/>
                 <w:sz w:val="30"/>
               </w:rPr>
-              <w:t>353÷6=</w:t>
+              <w:t>464÷5=</w:t>
             </w:r>
           </w:p>
         </w:tc>
@@ -440,7 +440,7 @@
                 <w:rFonts w:ascii="TimeNewRoman" w:hAnsi="TimeNewRoman"/>
                 <w:sz w:val="30"/>
               </w:rPr>
-              <w:t>133÷2=</w:t>
+              <w:t>127÷5=</w:t>
             </w:r>
           </w:p>
         </w:tc>
@@ -457,7 +457,7 @@
                 <w:rFonts w:ascii="TimeNewRoman" w:hAnsi="TimeNewRoman"/>
                 <w:sz w:val="30"/>
               </w:rPr>
-              <w:t>261÷6=</w:t>
+              <w:t>294÷9=</w:t>
             </w:r>
           </w:p>
         </w:tc>
@@ -474,7 +474,7 @@
                 <w:rFonts w:ascii="TimeNewRoman" w:hAnsi="TimeNewRoman"/>
                 <w:sz w:val="30"/>
               </w:rPr>
-              <w:t>771÷4=</w:t>
+              <w:t>975÷4=</w:t>
             </w:r>
           </w:p>
         </w:tc>
@@ -589,7 +589,7 @@
                 <w:rFonts w:ascii="TimeNewRoman" w:hAnsi="TimeNewRoman"/>
                 <w:sz w:val="30"/>
               </w:rPr>
-              <w:t>654÷8=</w:t>
+              <w:t>229÷7=</w:t>
             </w:r>
           </w:p>
         </w:tc>
@@ -606,7 +606,7 @@
                 <w:rFonts w:ascii="TimeNewRoman" w:hAnsi="TimeNewRoman"/>
                 <w:sz w:val="30"/>
               </w:rPr>
-              <w:t>221÷4=</w:t>
+              <w:t>387÷6=</w:t>
             </w:r>
           </w:p>
         </w:tc>
@@ -623,7 +623,7 @@
                 <w:rFonts w:ascii="TimeNewRoman" w:hAnsi="TimeNewRoman"/>
                 <w:sz w:val="30"/>
               </w:rPr>
-              <w:t>567÷9=</w:t>
+              <w:t>839÷7=</w:t>
             </w:r>
           </w:p>
         </w:tc>
@@ -640,7 +640,7 @@
                 <w:rFonts w:ascii="TimeNewRoman" w:hAnsi="TimeNewRoman"/>
                 <w:sz w:val="30"/>
               </w:rPr>
-              <w:t>696÷7=</w:t>
+              <w:t>502÷3=</w:t>
             </w:r>
           </w:p>
         </w:tc>
@@ -657,7 +657,7 @@
                 <w:rFonts w:ascii="TimeNewRoman" w:hAnsi="TimeNewRoman"/>
                 <w:sz w:val="30"/>
               </w:rPr>
-              <w:t>876÷2=</w:t>
+              <w:t>632÷4=</w:t>
             </w:r>
           </w:p>
         </w:tc>
@@ -772,7 +772,7 @@
                 <w:rFonts w:ascii="TimeNewRoman" w:hAnsi="TimeNewRoman"/>
                 <w:sz w:val="30"/>
               </w:rPr>
-              <w:t>718÷6=</w:t>
+              <w:t>962÷8=</w:t>
             </w:r>
           </w:p>
         </w:tc>
@@ -789,7 +789,7 @@
                 <w:rFonts w:ascii="TimeNewRoman" w:hAnsi="TimeNewRoman"/>
                 <w:sz w:val="30"/>
               </w:rPr>
-              <w:t>340÷6=</w:t>
+              <w:t>500÷9=</w:t>
             </w:r>
           </w:p>
         </w:tc>
@@ -806,7 +806,7 @@
                 <w:rFonts w:ascii="TimeNewRoman" w:hAnsi="TimeNewRoman"/>
                 <w:sz w:val="30"/>
               </w:rPr>
-              <w:t>809÷9=</w:t>
+              <w:t>555÷3=</w:t>
             </w:r>
           </w:p>
         </w:tc>
@@ -823,7 +823,7 @@
                 <w:rFonts w:ascii="TimeNewRoman" w:hAnsi="TimeNewRoman"/>
                 <w:sz w:val="30"/>
               </w:rPr>
-              <w:t>851÷5=</w:t>
+              <w:t>864÷5=</w:t>
             </w:r>
           </w:p>
         </w:tc>
@@ -840,7 +840,7 @@
                 <w:rFonts w:ascii="TimeNewRoman" w:hAnsi="TimeNewRoman"/>
                 <w:sz w:val="30"/>
               </w:rPr>
-              <w:t>641÷5=</w:t>
+              <w:t>885÷9=</w:t>
             </w:r>
           </w:p>
         </w:tc>

--- a/three-digit_number_divided_by_one-digit_number.docx
+++ b/three-digit_number_divided_by_one-digit_number.docx
@@ -11,7 +11,7 @@
           <w:rFonts w:ascii="Arial" w:hAnsi="Arial"/>
           <w:sz w:val="30"/>
         </w:rPr>
-        <w:t>2026-10-04 Sunday</w:t>
+        <w:t>2026-10-05 Monday</w:t>
       </w:r>
     </w:p>
     <w:tbl>
@@ -40,7 +40,7 @@
                 <w:rFonts w:ascii="TimeNewRoman" w:hAnsi="TimeNewRoman"/>
                 <w:sz w:val="30"/>
               </w:rPr>
-              <w:t>782÷6=</w:t>
+              <w:t>592÷5=</w:t>
             </w:r>
           </w:p>
         </w:tc>
@@ -57,7 +57,7 @@
                 <w:rFonts w:ascii="TimeNewRoman" w:hAnsi="TimeNewRoman"/>
                 <w:sz w:val="30"/>
               </w:rPr>
-              <w:t>491÷6=</w:t>
+              <w:t>606÷4=</w:t>
             </w:r>
           </w:p>
         </w:tc>
@@ -74,7 +74,7 @@
                 <w:rFonts w:ascii="TimeNewRoman" w:hAnsi="TimeNewRoman"/>
                 <w:sz w:val="30"/>
               </w:rPr>
-              <w:t>677÷4=</w:t>
+              <w:t>510÷2=</w:t>
             </w:r>
           </w:p>
         </w:tc>
@@ -91,7 +91,7 @@
                 <w:rFonts w:ascii="TimeNewRoman" w:hAnsi="TimeNewRoman"/>
                 <w:sz w:val="30"/>
               </w:rPr>
-              <w:t>862÷7=</w:t>
+              <w:t>438÷5=</w:t>
             </w:r>
           </w:p>
         </w:tc>
@@ -108,7 +108,7 @@
                 <w:rFonts w:ascii="TimeNewRoman" w:hAnsi="TimeNewRoman"/>
                 <w:sz w:val="30"/>
               </w:rPr>
-              <w:t>502÷6=</w:t>
+              <w:t>139÷5=</w:t>
             </w:r>
           </w:p>
         </w:tc>
@@ -223,7 +223,7 @@
                 <w:rFonts w:ascii="TimeNewRoman" w:hAnsi="TimeNewRoman"/>
                 <w:sz w:val="30"/>
               </w:rPr>
-              <w:t>480÷8=</w:t>
+              <w:t>324÷7=</w:t>
             </w:r>
           </w:p>
         </w:tc>
@@ -240,7 +240,7 @@
                 <w:rFonts w:ascii="TimeNewRoman" w:hAnsi="TimeNewRoman"/>
                 <w:sz w:val="30"/>
               </w:rPr>
-              <w:t>551÷6=</w:t>
+              <w:t>328÷4=</w:t>
             </w:r>
           </w:p>
         </w:tc>
@@ -257,7 +257,7 @@
                 <w:rFonts w:ascii="TimeNewRoman" w:hAnsi="TimeNewRoman"/>
                 <w:sz w:val="30"/>
               </w:rPr>
-              <w:t>126÷6=</w:t>
+              <w:t>525÷3=</w:t>
             </w:r>
           </w:p>
         </w:tc>
@@ -274,7 +274,7 @@
                 <w:rFonts w:ascii="TimeNewRoman" w:hAnsi="TimeNewRoman"/>
                 <w:sz w:val="30"/>
               </w:rPr>
-              <w:t>655÷9=</w:t>
+              <w:t>645÷6=</w:t>
             </w:r>
           </w:p>
         </w:tc>
@@ -291,7 +291,7 @@
                 <w:rFonts w:ascii="TimeNewRoman" w:hAnsi="TimeNewRoman"/>
                 <w:sz w:val="30"/>
               </w:rPr>
-              <w:t>409÷5=</w:t>
+              <w:t>346÷7=</w:t>
             </w:r>
           </w:p>
         </w:tc>
@@ -406,7 +406,7 @@
                 <w:rFonts w:ascii="TimeNewRoman" w:hAnsi="TimeNewRoman"/>
                 <w:sz w:val="30"/>
               </w:rPr>
-              <w:t>626÷8=</w:t>
+              <w:t>226÷9=</w:t>
             </w:r>
           </w:p>
         </w:tc>
@@ -423,7 +423,7 @@
                 <w:rFonts w:ascii="TimeNewRoman" w:hAnsi="TimeNewRoman"/>
                 <w:sz w:val="30"/>
               </w:rPr>
-              <w:t>464÷5=</w:t>
+              <w:t>896÷6=</w:t>
             </w:r>
           </w:p>
         </w:tc>
@@ -440,7 +440,7 @@
                 <w:rFonts w:ascii="TimeNewRoman" w:hAnsi="TimeNewRoman"/>
                 <w:sz w:val="30"/>
               </w:rPr>
-              <w:t>127÷5=</w:t>
+              <w:t>477÷2=</w:t>
             </w:r>
           </w:p>
         </w:tc>
@@ -457,7 +457,7 @@
                 <w:rFonts w:ascii="TimeNewRoman" w:hAnsi="TimeNewRoman"/>
                 <w:sz w:val="30"/>
               </w:rPr>
-              <w:t>294÷9=</w:t>
+              <w:t>113÷4=</w:t>
             </w:r>
           </w:p>
         </w:tc>
@@ -474,7 +474,7 @@
                 <w:rFonts w:ascii="TimeNewRoman" w:hAnsi="TimeNewRoman"/>
                 <w:sz w:val="30"/>
               </w:rPr>
-              <w:t>975÷4=</w:t>
+              <w:t>979÷9=</w:t>
             </w:r>
           </w:p>
         </w:tc>
@@ -589,7 +589,7 @@
                 <w:rFonts w:ascii="TimeNewRoman" w:hAnsi="TimeNewRoman"/>
                 <w:sz w:val="30"/>
               </w:rPr>
-              <w:t>229÷7=</w:t>
+              <w:t>409÷8=</w:t>
             </w:r>
           </w:p>
         </w:tc>
@@ -606,7 +606,7 @@
                 <w:rFonts w:ascii="TimeNewRoman" w:hAnsi="TimeNewRoman"/>
                 <w:sz w:val="30"/>
               </w:rPr>
-              <w:t>387÷6=</w:t>
+              <w:t>127÷2=</w:t>
             </w:r>
           </w:p>
         </w:tc>
@@ -623,7 +623,7 @@
                 <w:rFonts w:ascii="TimeNewRoman" w:hAnsi="TimeNewRoman"/>
                 <w:sz w:val="30"/>
               </w:rPr>
-              <w:t>839÷7=</w:t>
+              <w:t>274÷6=</w:t>
             </w:r>
           </w:p>
         </w:tc>
@@ -640,7 +640,7 @@
                 <w:rFonts w:ascii="TimeNewRoman" w:hAnsi="TimeNewRoman"/>
                 <w:sz w:val="30"/>
               </w:rPr>
-              <w:t>502÷3=</w:t>
+              <w:t>658÷5=</w:t>
             </w:r>
           </w:p>
         </w:tc>
@@ -657,7 +657,7 @@
                 <w:rFonts w:ascii="TimeNewRoman" w:hAnsi="TimeNewRoman"/>
                 <w:sz w:val="30"/>
               </w:rPr>
-              <w:t>632÷4=</w:t>
+              <w:t>749÷2=</w:t>
             </w:r>
           </w:p>
         </w:tc>
@@ -772,7 +772,7 @@
                 <w:rFonts w:ascii="TimeNewRoman" w:hAnsi="TimeNewRoman"/>
                 <w:sz w:val="30"/>
               </w:rPr>
-              <w:t>962÷8=</w:t>
+              <w:t>267÷3=</w:t>
             </w:r>
           </w:p>
         </w:tc>
@@ -789,7 +789,7 @@
                 <w:rFonts w:ascii="TimeNewRoman" w:hAnsi="TimeNewRoman"/>
                 <w:sz w:val="30"/>
               </w:rPr>
-              <w:t>500÷9=</w:t>
+              <w:t>871÷6=</w:t>
             </w:r>
           </w:p>
         </w:tc>
@@ -806,7 +806,7 @@
                 <w:rFonts w:ascii="TimeNewRoman" w:hAnsi="TimeNewRoman"/>
                 <w:sz w:val="30"/>
               </w:rPr>
-              <w:t>555÷3=</w:t>
+              <w:t>585÷2=</w:t>
             </w:r>
           </w:p>
         </w:tc>
@@ -823,7 +823,7 @@
                 <w:rFonts w:ascii="TimeNewRoman" w:hAnsi="TimeNewRoman"/>
                 <w:sz w:val="30"/>
               </w:rPr>
-              <w:t>864÷5=</w:t>
+              <w:t>408÷9=</w:t>
             </w:r>
           </w:p>
         </w:tc>
@@ -840,7 +840,7 @@
                 <w:rFonts w:ascii="TimeNewRoman" w:hAnsi="TimeNewRoman"/>
                 <w:sz w:val="30"/>
               </w:rPr>
-              <w:t>885÷9=</w:t>
+              <w:t>357÷7=</w:t>
             </w:r>
           </w:p>
         </w:tc>

--- a/three-digit_number_divided_by_one-digit_number.docx
+++ b/three-digit_number_divided_by_one-digit_number.docx
@@ -40,7 +40,7 @@
                 <w:rFonts w:ascii="TimeNewRoman" w:hAnsi="TimeNewRoman"/>
                 <w:sz w:val="30"/>
               </w:rPr>
-              <w:t>592÷5=</w:t>
+              <w:t>387÷3=</w:t>
             </w:r>
           </w:p>
         </w:tc>
@@ -57,7 +57,7 @@
                 <w:rFonts w:ascii="TimeNewRoman" w:hAnsi="TimeNewRoman"/>
                 <w:sz w:val="30"/>
               </w:rPr>
-              <w:t>606÷4=</w:t>
+              <w:t>911÷3=</w:t>
             </w:r>
           </w:p>
         </w:tc>
@@ -74,7 +74,7 @@
                 <w:rFonts w:ascii="TimeNewRoman" w:hAnsi="TimeNewRoman"/>
                 <w:sz w:val="30"/>
               </w:rPr>
-              <w:t>510÷2=</w:t>
+              <w:t>295÷6=</w:t>
             </w:r>
           </w:p>
         </w:tc>
@@ -91,7 +91,7 @@
                 <w:rFonts w:ascii="TimeNewRoman" w:hAnsi="TimeNewRoman"/>
                 <w:sz w:val="30"/>
               </w:rPr>
-              <w:t>438÷5=</w:t>
+              <w:t>474÷9=</w:t>
             </w:r>
           </w:p>
         </w:tc>
@@ -108,7 +108,7 @@
                 <w:rFonts w:ascii="TimeNewRoman" w:hAnsi="TimeNewRoman"/>
                 <w:sz w:val="30"/>
               </w:rPr>
-              <w:t>139÷5=</w:t>
+              <w:t>534÷7=</w:t>
             </w:r>
           </w:p>
         </w:tc>
@@ -223,7 +223,7 @@
                 <w:rFonts w:ascii="TimeNewRoman" w:hAnsi="TimeNewRoman"/>
                 <w:sz w:val="30"/>
               </w:rPr>
-              <w:t>324÷7=</w:t>
+              <w:t>877÷2=</w:t>
             </w:r>
           </w:p>
         </w:tc>
@@ -240,7 +240,7 @@
                 <w:rFonts w:ascii="TimeNewRoman" w:hAnsi="TimeNewRoman"/>
                 <w:sz w:val="30"/>
               </w:rPr>
-              <w:t>328÷4=</w:t>
+              <w:t>960÷3=</w:t>
             </w:r>
           </w:p>
         </w:tc>
@@ -257,7 +257,7 @@
                 <w:rFonts w:ascii="TimeNewRoman" w:hAnsi="TimeNewRoman"/>
                 <w:sz w:val="30"/>
               </w:rPr>
-              <w:t>525÷3=</w:t>
+              <w:t>816÷6=</w:t>
             </w:r>
           </w:p>
         </w:tc>
@@ -274,7 +274,7 @@
                 <w:rFonts w:ascii="TimeNewRoman" w:hAnsi="TimeNewRoman"/>
                 <w:sz w:val="30"/>
               </w:rPr>
-              <w:t>645÷6=</w:t>
+              <w:t>570÷3=</w:t>
             </w:r>
           </w:p>
         </w:tc>
@@ -291,7 +291,7 @@
                 <w:rFonts w:ascii="TimeNewRoman" w:hAnsi="TimeNewRoman"/>
                 <w:sz w:val="30"/>
               </w:rPr>
-              <w:t>346÷7=</w:t>
+              <w:t>955÷9=</w:t>
             </w:r>
           </w:p>
         </w:tc>
@@ -406,7 +406,7 @@
                 <w:rFonts w:ascii="TimeNewRoman" w:hAnsi="TimeNewRoman"/>
                 <w:sz w:val="30"/>
               </w:rPr>
-              <w:t>226÷9=</w:t>
+              <w:t>863÷5=</w:t>
             </w:r>
           </w:p>
         </w:tc>
@@ -423,7 +423,7 @@
                 <w:rFonts w:ascii="TimeNewRoman" w:hAnsi="TimeNewRoman"/>
                 <w:sz w:val="30"/>
               </w:rPr>
-              <w:t>896÷6=</w:t>
+              <w:t>835÷8=</w:t>
             </w:r>
           </w:p>
         </w:tc>
@@ -440,7 +440,7 @@
                 <w:rFonts w:ascii="TimeNewRoman" w:hAnsi="TimeNewRoman"/>
                 <w:sz w:val="30"/>
               </w:rPr>
-              <w:t>477÷2=</w:t>
+              <w:t>897÷3=</w:t>
             </w:r>
           </w:p>
         </w:tc>
@@ -457,7 +457,7 @@
                 <w:rFonts w:ascii="TimeNewRoman" w:hAnsi="TimeNewRoman"/>
                 <w:sz w:val="30"/>
               </w:rPr>
-              <w:t>113÷4=</w:t>
+              <w:t>535÷8=</w:t>
             </w:r>
           </w:p>
         </w:tc>
@@ -474,7 +474,7 @@
                 <w:rFonts w:ascii="TimeNewRoman" w:hAnsi="TimeNewRoman"/>
                 <w:sz w:val="30"/>
               </w:rPr>
-              <w:t>979÷9=</w:t>
+              <w:t>831÷5=</w:t>
             </w:r>
           </w:p>
         </w:tc>
@@ -589,7 +589,7 @@
                 <w:rFonts w:ascii="TimeNewRoman" w:hAnsi="TimeNewRoman"/>
                 <w:sz w:val="30"/>
               </w:rPr>
-              <w:t>409÷8=</w:t>
+              <w:t>982÷6=</w:t>
             </w:r>
           </w:p>
         </w:tc>
@@ -606,7 +606,7 @@
                 <w:rFonts w:ascii="TimeNewRoman" w:hAnsi="TimeNewRoman"/>
                 <w:sz w:val="30"/>
               </w:rPr>
-              <w:t>127÷2=</w:t>
+              <w:t>437÷7=</w:t>
             </w:r>
           </w:p>
         </w:tc>
@@ -623,7 +623,7 @@
                 <w:rFonts w:ascii="TimeNewRoman" w:hAnsi="TimeNewRoman"/>
                 <w:sz w:val="30"/>
               </w:rPr>
-              <w:t>274÷6=</w:t>
+              <w:t>633÷6=</w:t>
             </w:r>
           </w:p>
         </w:tc>
@@ -640,7 +640,7 @@
                 <w:rFonts w:ascii="TimeNewRoman" w:hAnsi="TimeNewRoman"/>
                 <w:sz w:val="30"/>
               </w:rPr>
-              <w:t>658÷5=</w:t>
+              <w:t>875÷2=</w:t>
             </w:r>
           </w:p>
         </w:tc>
@@ -657,7 +657,7 @@
                 <w:rFonts w:ascii="TimeNewRoman" w:hAnsi="TimeNewRoman"/>
                 <w:sz w:val="30"/>
               </w:rPr>
-              <w:t>749÷2=</w:t>
+              <w:t>561÷3=</w:t>
             </w:r>
           </w:p>
         </w:tc>
@@ -772,7 +772,7 @@
                 <w:rFonts w:ascii="TimeNewRoman" w:hAnsi="TimeNewRoman"/>
                 <w:sz w:val="30"/>
               </w:rPr>
-              <w:t>267÷3=</w:t>
+              <w:t>387÷2=</w:t>
             </w:r>
           </w:p>
         </w:tc>
@@ -789,7 +789,7 @@
                 <w:rFonts w:ascii="TimeNewRoman" w:hAnsi="TimeNewRoman"/>
                 <w:sz w:val="30"/>
               </w:rPr>
-              <w:t>871÷6=</w:t>
+              <w:t>573÷8=</w:t>
             </w:r>
           </w:p>
         </w:tc>
@@ -806,7 +806,7 @@
                 <w:rFonts w:ascii="TimeNewRoman" w:hAnsi="TimeNewRoman"/>
                 <w:sz w:val="30"/>
               </w:rPr>
-              <w:t>585÷2=</w:t>
+              <w:t>126÷2=</w:t>
             </w:r>
           </w:p>
         </w:tc>
@@ -823,7 +823,7 @@
                 <w:rFonts w:ascii="TimeNewRoman" w:hAnsi="TimeNewRoman"/>
                 <w:sz w:val="30"/>
               </w:rPr>
-              <w:t>408÷9=</w:t>
+              <w:t>413÷7=</w:t>
             </w:r>
           </w:p>
         </w:tc>
@@ -840,7 +840,7 @@
                 <w:rFonts w:ascii="TimeNewRoman" w:hAnsi="TimeNewRoman"/>
                 <w:sz w:val="30"/>
               </w:rPr>
-              <w:t>357÷7=</w:t>
+              <w:t>133÷5=</w:t>
             </w:r>
           </w:p>
         </w:tc>

--- a/three-digit_number_divided_by_one-digit_number.docx
+++ b/three-digit_number_divided_by_one-digit_number.docx
@@ -11,7 +11,7 @@
           <w:rFonts w:ascii="Arial" w:hAnsi="Arial"/>
           <w:sz w:val="30"/>
         </w:rPr>
-        <w:t>2026-10-05 Monday</w:t>
+        <w:t>2026-10-06 Tuesday</w:t>
       </w:r>
     </w:p>
     <w:tbl>
@@ -40,7 +40,7 @@
                 <w:rFonts w:ascii="TimeNewRoman" w:hAnsi="TimeNewRoman"/>
                 <w:sz w:val="30"/>
               </w:rPr>
-              <w:t>387÷3=</w:t>
+              <w:t>374÷7=</w:t>
             </w:r>
           </w:p>
         </w:tc>
@@ -57,7 +57,7 @@
                 <w:rFonts w:ascii="TimeNewRoman" w:hAnsi="TimeNewRoman"/>
                 <w:sz w:val="30"/>
               </w:rPr>
-              <w:t>911÷3=</w:t>
+              <w:t>344÷4=</w:t>
             </w:r>
           </w:p>
         </w:tc>
@@ -74,7 +74,7 @@
                 <w:rFonts w:ascii="TimeNewRoman" w:hAnsi="TimeNewRoman"/>
                 <w:sz w:val="30"/>
               </w:rPr>
-              <w:t>295÷6=</w:t>
+              <w:t>190÷8=</w:t>
             </w:r>
           </w:p>
         </w:tc>
@@ -91,7 +91,7 @@
                 <w:rFonts w:ascii="TimeNewRoman" w:hAnsi="TimeNewRoman"/>
                 <w:sz w:val="30"/>
               </w:rPr>
-              <w:t>474÷9=</w:t>
+              <w:t>965÷4=</w:t>
             </w:r>
           </w:p>
         </w:tc>
@@ -108,7 +108,7 @@
                 <w:rFonts w:ascii="TimeNewRoman" w:hAnsi="TimeNewRoman"/>
                 <w:sz w:val="30"/>
               </w:rPr>
-              <w:t>534÷7=</w:t>
+              <w:t>612÷2=</w:t>
             </w:r>
           </w:p>
         </w:tc>
@@ -223,7 +223,7 @@
                 <w:rFonts w:ascii="TimeNewRoman" w:hAnsi="TimeNewRoman"/>
                 <w:sz w:val="30"/>
               </w:rPr>
-              <w:t>877÷2=</w:t>
+              <w:t>533÷3=</w:t>
             </w:r>
           </w:p>
         </w:tc>
@@ -240,7 +240,7 @@
                 <w:rFonts w:ascii="TimeNewRoman" w:hAnsi="TimeNewRoman"/>
                 <w:sz w:val="30"/>
               </w:rPr>
-              <w:t>960÷3=</w:t>
+              <w:t>206÷9=</w:t>
             </w:r>
           </w:p>
         </w:tc>
@@ -257,7 +257,7 @@
                 <w:rFonts w:ascii="TimeNewRoman" w:hAnsi="TimeNewRoman"/>
                 <w:sz w:val="30"/>
               </w:rPr>
-              <w:t>816÷6=</w:t>
+              <w:t>717÷8=</w:t>
             </w:r>
           </w:p>
         </w:tc>
@@ -274,7 +274,7 @@
                 <w:rFonts w:ascii="TimeNewRoman" w:hAnsi="TimeNewRoman"/>
                 <w:sz w:val="30"/>
               </w:rPr>
-              <w:t>570÷3=</w:t>
+              <w:t>903÷7=</w:t>
             </w:r>
           </w:p>
         </w:tc>
@@ -291,7 +291,7 @@
                 <w:rFonts w:ascii="TimeNewRoman" w:hAnsi="TimeNewRoman"/>
                 <w:sz w:val="30"/>
               </w:rPr>
-              <w:t>955÷9=</w:t>
+              <w:t>936÷6=</w:t>
             </w:r>
           </w:p>
         </w:tc>
@@ -406,7 +406,7 @@
                 <w:rFonts w:ascii="TimeNewRoman" w:hAnsi="TimeNewRoman"/>
                 <w:sz w:val="30"/>
               </w:rPr>
-              <w:t>863÷5=</w:t>
+              <w:t>599÷2=</w:t>
             </w:r>
           </w:p>
         </w:tc>
@@ -423,7 +423,7 @@
                 <w:rFonts w:ascii="TimeNewRoman" w:hAnsi="TimeNewRoman"/>
                 <w:sz w:val="30"/>
               </w:rPr>
-              <w:t>835÷8=</w:t>
+              <w:t>127÷8=</w:t>
             </w:r>
           </w:p>
         </w:tc>
@@ -440,7 +440,7 @@
                 <w:rFonts w:ascii="TimeNewRoman" w:hAnsi="TimeNewRoman"/>
                 <w:sz w:val="30"/>
               </w:rPr>
-              <w:t>897÷3=</w:t>
+              <w:t>673÷9=</w:t>
             </w:r>
           </w:p>
         </w:tc>
@@ -457,7 +457,7 @@
                 <w:rFonts w:ascii="TimeNewRoman" w:hAnsi="TimeNewRoman"/>
                 <w:sz w:val="30"/>
               </w:rPr>
-              <w:t>535÷8=</w:t>
+              <w:t>475÷4=</w:t>
             </w:r>
           </w:p>
         </w:tc>
@@ -474,7 +474,7 @@
                 <w:rFonts w:ascii="TimeNewRoman" w:hAnsi="TimeNewRoman"/>
                 <w:sz w:val="30"/>
               </w:rPr>
-              <w:t>831÷5=</w:t>
+              <w:t>556÷4=</w:t>
             </w:r>
           </w:p>
         </w:tc>
@@ -589,7 +589,7 @@
                 <w:rFonts w:ascii="TimeNewRoman" w:hAnsi="TimeNewRoman"/>
                 <w:sz w:val="30"/>
               </w:rPr>
-              <w:t>982÷6=</w:t>
+              <w:t>118÷4=</w:t>
             </w:r>
           </w:p>
         </w:tc>
@@ -606,7 +606,7 @@
                 <w:rFonts w:ascii="TimeNewRoman" w:hAnsi="TimeNewRoman"/>
                 <w:sz w:val="30"/>
               </w:rPr>
-              <w:t>437÷7=</w:t>
+              <w:t>717÷5=</w:t>
             </w:r>
           </w:p>
         </w:tc>
@@ -623,7 +623,7 @@
                 <w:rFonts w:ascii="TimeNewRoman" w:hAnsi="TimeNewRoman"/>
                 <w:sz w:val="30"/>
               </w:rPr>
-              <w:t>633÷6=</w:t>
+              <w:t>235÷4=</w:t>
             </w:r>
           </w:p>
         </w:tc>
@@ -640,7 +640,7 @@
                 <w:rFonts w:ascii="TimeNewRoman" w:hAnsi="TimeNewRoman"/>
                 <w:sz w:val="30"/>
               </w:rPr>
-              <w:t>875÷2=</w:t>
+              <w:t>964÷5=</w:t>
             </w:r>
           </w:p>
         </w:tc>
@@ -657,7 +657,7 @@
                 <w:rFonts w:ascii="TimeNewRoman" w:hAnsi="TimeNewRoman"/>
                 <w:sz w:val="30"/>
               </w:rPr>
-              <w:t>561÷3=</w:t>
+              <w:t>699÷9=</w:t>
             </w:r>
           </w:p>
         </w:tc>
@@ -772,7 +772,7 @@
                 <w:rFonts w:ascii="TimeNewRoman" w:hAnsi="TimeNewRoman"/>
                 <w:sz w:val="30"/>
               </w:rPr>
-              <w:t>387÷2=</w:t>
+              <w:t>578÷8=</w:t>
             </w:r>
           </w:p>
         </w:tc>
@@ -789,7 +789,7 @@
                 <w:rFonts w:ascii="TimeNewRoman" w:hAnsi="TimeNewRoman"/>
                 <w:sz w:val="30"/>
               </w:rPr>
-              <w:t>573÷8=</w:t>
+              <w:t>893÷6=</w:t>
             </w:r>
           </w:p>
         </w:tc>
@@ -806,7 +806,7 @@
                 <w:rFonts w:ascii="TimeNewRoman" w:hAnsi="TimeNewRoman"/>
                 <w:sz w:val="30"/>
               </w:rPr>
-              <w:t>126÷2=</w:t>
+              <w:t>167÷3=</w:t>
             </w:r>
           </w:p>
         </w:tc>
@@ -823,7 +823,7 @@
                 <w:rFonts w:ascii="TimeNewRoman" w:hAnsi="TimeNewRoman"/>
                 <w:sz w:val="30"/>
               </w:rPr>
-              <w:t>413÷7=</w:t>
+              <w:t>282÷9=</w:t>
             </w:r>
           </w:p>
         </w:tc>
@@ -840,7 +840,7 @@
                 <w:rFonts w:ascii="TimeNewRoman" w:hAnsi="TimeNewRoman"/>
                 <w:sz w:val="30"/>
               </w:rPr>
-              <w:t>133÷5=</w:t>
+              <w:t>394÷2=</w:t>
             </w:r>
           </w:p>
         </w:tc>

--- a/three-digit_number_divided_by_one-digit_number.docx
+++ b/three-digit_number_divided_by_one-digit_number.docx
@@ -40,7 +40,7 @@
                 <w:rFonts w:ascii="TimeNewRoman" w:hAnsi="TimeNewRoman"/>
                 <w:sz w:val="30"/>
               </w:rPr>
-              <w:t>374÷7=</w:t>
+              <w:t>784÷6=</w:t>
             </w:r>
           </w:p>
         </w:tc>
@@ -57,7 +57,7 @@
                 <w:rFonts w:ascii="TimeNewRoman" w:hAnsi="TimeNewRoman"/>
                 <w:sz w:val="30"/>
               </w:rPr>
-              <w:t>344÷4=</w:t>
+              <w:t>220÷8=</w:t>
             </w:r>
           </w:p>
         </w:tc>
@@ -74,7 +74,7 @@
                 <w:rFonts w:ascii="TimeNewRoman" w:hAnsi="TimeNewRoman"/>
                 <w:sz w:val="30"/>
               </w:rPr>
-              <w:t>190÷8=</w:t>
+              <w:t>705÷3=</w:t>
             </w:r>
           </w:p>
         </w:tc>
@@ -91,7 +91,7 @@
                 <w:rFonts w:ascii="TimeNewRoman" w:hAnsi="TimeNewRoman"/>
                 <w:sz w:val="30"/>
               </w:rPr>
-              <w:t>965÷4=</w:t>
+              <w:t>525÷7=</w:t>
             </w:r>
           </w:p>
         </w:tc>
@@ -108,7 +108,7 @@
                 <w:rFonts w:ascii="TimeNewRoman" w:hAnsi="TimeNewRoman"/>
                 <w:sz w:val="30"/>
               </w:rPr>
-              <w:t>612÷2=</w:t>
+              <w:t>257÷4=</w:t>
             </w:r>
           </w:p>
         </w:tc>
@@ -223,7 +223,7 @@
                 <w:rFonts w:ascii="TimeNewRoman" w:hAnsi="TimeNewRoman"/>
                 <w:sz w:val="30"/>
               </w:rPr>
-              <w:t>533÷3=</w:t>
+              <w:t>728÷6=</w:t>
             </w:r>
           </w:p>
         </w:tc>
@@ -240,7 +240,7 @@
                 <w:rFonts w:ascii="TimeNewRoman" w:hAnsi="TimeNewRoman"/>
                 <w:sz w:val="30"/>
               </w:rPr>
-              <w:t>206÷9=</w:t>
+              <w:t>312÷2=</w:t>
             </w:r>
           </w:p>
         </w:tc>
@@ -257,7 +257,7 @@
                 <w:rFonts w:ascii="TimeNewRoman" w:hAnsi="TimeNewRoman"/>
                 <w:sz w:val="30"/>
               </w:rPr>
-              <w:t>717÷8=</w:t>
+              <w:t>316÷5=</w:t>
             </w:r>
           </w:p>
         </w:tc>
@@ -274,7 +274,7 @@
                 <w:rFonts w:ascii="TimeNewRoman" w:hAnsi="TimeNewRoman"/>
                 <w:sz w:val="30"/>
               </w:rPr>
-              <w:t>903÷7=</w:t>
+              <w:t>845÷9=</w:t>
             </w:r>
           </w:p>
         </w:tc>
@@ -291,7 +291,7 @@
                 <w:rFonts w:ascii="TimeNewRoman" w:hAnsi="TimeNewRoman"/>
                 <w:sz w:val="30"/>
               </w:rPr>
-              <w:t>936÷6=</w:t>
+              <w:t>266÷4=</w:t>
             </w:r>
           </w:p>
         </w:tc>
@@ -406,7 +406,7 @@
                 <w:rFonts w:ascii="TimeNewRoman" w:hAnsi="TimeNewRoman"/>
                 <w:sz w:val="30"/>
               </w:rPr>
-              <w:t>599÷2=</w:t>
+              <w:t>185÷2=</w:t>
             </w:r>
           </w:p>
         </w:tc>
@@ -423,7 +423,7 @@
                 <w:rFonts w:ascii="TimeNewRoman" w:hAnsi="TimeNewRoman"/>
                 <w:sz w:val="30"/>
               </w:rPr>
-              <w:t>127÷8=</w:t>
+              <w:t>133÷7=</w:t>
             </w:r>
           </w:p>
         </w:tc>
@@ -440,7 +440,7 @@
                 <w:rFonts w:ascii="TimeNewRoman" w:hAnsi="TimeNewRoman"/>
                 <w:sz w:val="30"/>
               </w:rPr>
-              <w:t>673÷9=</w:t>
+              <w:t>377÷7=</w:t>
             </w:r>
           </w:p>
         </w:tc>
@@ -457,7 +457,7 @@
                 <w:rFonts w:ascii="TimeNewRoman" w:hAnsi="TimeNewRoman"/>
                 <w:sz w:val="30"/>
               </w:rPr>
-              <w:t>475÷4=</w:t>
+              <w:t>349÷5=</w:t>
             </w:r>
           </w:p>
         </w:tc>
@@ -474,7 +474,7 @@
                 <w:rFonts w:ascii="TimeNewRoman" w:hAnsi="TimeNewRoman"/>
                 <w:sz w:val="30"/>
               </w:rPr>
-              <w:t>556÷4=</w:t>
+              <w:t>761÷8=</w:t>
             </w:r>
           </w:p>
         </w:tc>
@@ -589,7 +589,7 @@
                 <w:rFonts w:ascii="TimeNewRoman" w:hAnsi="TimeNewRoman"/>
                 <w:sz w:val="30"/>
               </w:rPr>
-              <w:t>118÷4=</w:t>
+              <w:t>852÷5=</w:t>
             </w:r>
           </w:p>
         </w:tc>
@@ -606,7 +606,7 @@
                 <w:rFonts w:ascii="TimeNewRoman" w:hAnsi="TimeNewRoman"/>
                 <w:sz w:val="30"/>
               </w:rPr>
-              <w:t>717÷5=</w:t>
+              <w:t>264÷9=</w:t>
             </w:r>
           </w:p>
         </w:tc>
@@ -623,7 +623,7 @@
                 <w:rFonts w:ascii="TimeNewRoman" w:hAnsi="TimeNewRoman"/>
                 <w:sz w:val="30"/>
               </w:rPr>
-              <w:t>235÷4=</w:t>
+              <w:t>532÷5=</w:t>
             </w:r>
           </w:p>
         </w:tc>
@@ -640,7 +640,7 @@
                 <w:rFonts w:ascii="TimeNewRoman" w:hAnsi="TimeNewRoman"/>
                 <w:sz w:val="30"/>
               </w:rPr>
-              <w:t>964÷5=</w:t>
+              <w:t>411÷4=</w:t>
             </w:r>
           </w:p>
         </w:tc>
@@ -657,7 +657,7 @@
                 <w:rFonts w:ascii="TimeNewRoman" w:hAnsi="TimeNewRoman"/>
                 <w:sz w:val="30"/>
               </w:rPr>
-              <w:t>699÷9=</w:t>
+              <w:t>155÷7=</w:t>
             </w:r>
           </w:p>
         </w:tc>
@@ -772,7 +772,7 @@
                 <w:rFonts w:ascii="TimeNewRoman" w:hAnsi="TimeNewRoman"/>
                 <w:sz w:val="30"/>
               </w:rPr>
-              <w:t>578÷8=</w:t>
+              <w:t>880÷2=</w:t>
             </w:r>
           </w:p>
         </w:tc>
@@ -789,7 +789,7 @@
                 <w:rFonts w:ascii="TimeNewRoman" w:hAnsi="TimeNewRoman"/>
                 <w:sz w:val="30"/>
               </w:rPr>
-              <w:t>893÷6=</w:t>
+              <w:t>593÷3=</w:t>
             </w:r>
           </w:p>
         </w:tc>
@@ -806,7 +806,7 @@
                 <w:rFonts w:ascii="TimeNewRoman" w:hAnsi="TimeNewRoman"/>
                 <w:sz w:val="30"/>
               </w:rPr>
-              <w:t>167÷3=</w:t>
+              <w:t>527÷4=</w:t>
             </w:r>
           </w:p>
         </w:tc>
@@ -823,7 +823,7 @@
                 <w:rFonts w:ascii="TimeNewRoman" w:hAnsi="TimeNewRoman"/>
                 <w:sz w:val="30"/>
               </w:rPr>
-              <w:t>282÷9=</w:t>
+              <w:t>411÷5=</w:t>
             </w:r>
           </w:p>
         </w:tc>
@@ -840,7 +840,7 @@
                 <w:rFonts w:ascii="TimeNewRoman" w:hAnsi="TimeNewRoman"/>
                 <w:sz w:val="30"/>
               </w:rPr>
-              <w:t>394÷2=</w:t>
+              <w:t>301÷6=</w:t>
             </w:r>
           </w:p>
         </w:tc>

--- a/three-digit_number_divided_by_one-digit_number.docx
+++ b/three-digit_number_divided_by_one-digit_number.docx
@@ -11,7 +11,7 @@
           <w:rFonts w:ascii="Arial" w:hAnsi="Arial"/>
           <w:sz w:val="30"/>
         </w:rPr>
-        <w:t>2026-10-06 Tuesday</w:t>
+        <w:t>2026-10-07 Wednesday</w:t>
       </w:r>
     </w:p>
     <w:tbl>
@@ -40,7 +40,7 @@
                 <w:rFonts w:ascii="TimeNewRoman" w:hAnsi="TimeNewRoman"/>
                 <w:sz w:val="30"/>
               </w:rPr>
-              <w:t>784÷6=</w:t>
+              <w:t>473÷4=</w:t>
             </w:r>
           </w:p>
         </w:tc>
@@ -57,7 +57,7 @@
                 <w:rFonts w:ascii="TimeNewRoman" w:hAnsi="TimeNewRoman"/>
                 <w:sz w:val="30"/>
               </w:rPr>
-              <w:t>220÷8=</w:t>
+              <w:t>919÷5=</w:t>
             </w:r>
           </w:p>
         </w:tc>
@@ -74,7 +74,7 @@
                 <w:rFonts w:ascii="TimeNewRoman" w:hAnsi="TimeNewRoman"/>
                 <w:sz w:val="30"/>
               </w:rPr>
-              <w:t>705÷3=</w:t>
+              <w:t>283÷7=</w:t>
             </w:r>
           </w:p>
         </w:tc>
@@ -91,7 +91,7 @@
                 <w:rFonts w:ascii="TimeNewRoman" w:hAnsi="TimeNewRoman"/>
                 <w:sz w:val="30"/>
               </w:rPr>
-              <w:t>525÷7=</w:t>
+              <w:t>132÷3=</w:t>
             </w:r>
           </w:p>
         </w:tc>
@@ -108,7 +108,7 @@
                 <w:rFonts w:ascii="TimeNewRoman" w:hAnsi="TimeNewRoman"/>
                 <w:sz w:val="30"/>
               </w:rPr>
-              <w:t>257÷4=</w:t>
+              <w:t>714÷2=</w:t>
             </w:r>
           </w:p>
         </w:tc>
@@ -223,7 +223,7 @@
                 <w:rFonts w:ascii="TimeNewRoman" w:hAnsi="TimeNewRoman"/>
                 <w:sz w:val="30"/>
               </w:rPr>
-              <w:t>728÷6=</w:t>
+              <w:t>667÷3=</w:t>
             </w:r>
           </w:p>
         </w:tc>
@@ -240,7 +240,7 @@
                 <w:rFonts w:ascii="TimeNewRoman" w:hAnsi="TimeNewRoman"/>
                 <w:sz w:val="30"/>
               </w:rPr>
-              <w:t>312÷2=</w:t>
+              <w:t>820÷6=</w:t>
             </w:r>
           </w:p>
         </w:tc>
@@ -257,7 +257,7 @@
                 <w:rFonts w:ascii="TimeNewRoman" w:hAnsi="TimeNewRoman"/>
                 <w:sz w:val="30"/>
               </w:rPr>
-              <w:t>316÷5=</w:t>
+              <w:t>263÷9=</w:t>
             </w:r>
           </w:p>
         </w:tc>
@@ -274,7 +274,7 @@
                 <w:rFonts w:ascii="TimeNewRoman" w:hAnsi="TimeNewRoman"/>
                 <w:sz w:val="30"/>
               </w:rPr>
-              <w:t>845÷9=</w:t>
+              <w:t>219÷6=</w:t>
             </w:r>
           </w:p>
         </w:tc>
@@ -291,7 +291,7 @@
                 <w:rFonts w:ascii="TimeNewRoman" w:hAnsi="TimeNewRoman"/>
                 <w:sz w:val="30"/>
               </w:rPr>
-              <w:t>266÷4=</w:t>
+              <w:t>755÷6=</w:t>
             </w:r>
           </w:p>
         </w:tc>
@@ -406,7 +406,7 @@
                 <w:rFonts w:ascii="TimeNewRoman" w:hAnsi="TimeNewRoman"/>
                 <w:sz w:val="30"/>
               </w:rPr>
-              <w:t>185÷2=</w:t>
+              <w:t>849÷6=</w:t>
             </w:r>
           </w:p>
         </w:tc>
@@ -423,7 +423,7 @@
                 <w:rFonts w:ascii="TimeNewRoman" w:hAnsi="TimeNewRoman"/>
                 <w:sz w:val="30"/>
               </w:rPr>
-              <w:t>133÷7=</w:t>
+              <w:t>840÷7=</w:t>
             </w:r>
           </w:p>
         </w:tc>
@@ -440,7 +440,7 @@
                 <w:rFonts w:ascii="TimeNewRoman" w:hAnsi="TimeNewRoman"/>
                 <w:sz w:val="30"/>
               </w:rPr>
-              <w:t>377÷7=</w:t>
+              <w:t>623÷4=</w:t>
             </w:r>
           </w:p>
         </w:tc>
@@ -457,7 +457,7 @@
                 <w:rFonts w:ascii="TimeNewRoman" w:hAnsi="TimeNewRoman"/>
                 <w:sz w:val="30"/>
               </w:rPr>
-              <w:t>349÷5=</w:t>
+              <w:t>381÷9=</w:t>
             </w:r>
           </w:p>
         </w:tc>
@@ -474,7 +474,7 @@
                 <w:rFonts w:ascii="TimeNewRoman" w:hAnsi="TimeNewRoman"/>
                 <w:sz w:val="30"/>
               </w:rPr>
-              <w:t>761÷8=</w:t>
+              <w:t>192÷9=</w:t>
             </w:r>
           </w:p>
         </w:tc>
@@ -589,7 +589,7 @@
                 <w:rFonts w:ascii="TimeNewRoman" w:hAnsi="TimeNewRoman"/>
                 <w:sz w:val="30"/>
               </w:rPr>
-              <w:t>852÷5=</w:t>
+              <w:t>903÷8=</w:t>
             </w:r>
           </w:p>
         </w:tc>
@@ -606,7 +606,7 @@
                 <w:rFonts w:ascii="TimeNewRoman" w:hAnsi="TimeNewRoman"/>
                 <w:sz w:val="30"/>
               </w:rPr>
-              <w:t>264÷9=</w:t>
+              <w:t>959÷7=</w:t>
             </w:r>
           </w:p>
         </w:tc>
@@ -623,7 +623,7 @@
                 <w:rFonts w:ascii="TimeNewRoman" w:hAnsi="TimeNewRoman"/>
                 <w:sz w:val="30"/>
               </w:rPr>
-              <w:t>532÷5=</w:t>
+              <w:t>388÷4=</w:t>
             </w:r>
           </w:p>
         </w:tc>
@@ -640,7 +640,7 @@
                 <w:rFonts w:ascii="TimeNewRoman" w:hAnsi="TimeNewRoman"/>
                 <w:sz w:val="30"/>
               </w:rPr>
-              <w:t>411÷4=</w:t>
+              <w:t>515÷3=</w:t>
             </w:r>
           </w:p>
         </w:tc>
@@ -657,7 +657,7 @@
                 <w:rFonts w:ascii="TimeNewRoman" w:hAnsi="TimeNewRoman"/>
                 <w:sz w:val="30"/>
               </w:rPr>
-              <w:t>155÷7=</w:t>
+              <w:t>756÷7=</w:t>
             </w:r>
           </w:p>
         </w:tc>
@@ -772,7 +772,7 @@
                 <w:rFonts w:ascii="TimeNewRoman" w:hAnsi="TimeNewRoman"/>
                 <w:sz w:val="30"/>
               </w:rPr>
-              <w:t>880÷2=</w:t>
+              <w:t>463÷4=</w:t>
             </w:r>
           </w:p>
         </w:tc>
@@ -789,7 +789,7 @@
                 <w:rFonts w:ascii="TimeNewRoman" w:hAnsi="TimeNewRoman"/>
                 <w:sz w:val="30"/>
               </w:rPr>
-              <w:t>593÷3=</w:t>
+              <w:t>351÷6=</w:t>
             </w:r>
           </w:p>
         </w:tc>
@@ -806,7 +806,7 @@
                 <w:rFonts w:ascii="TimeNewRoman" w:hAnsi="TimeNewRoman"/>
                 <w:sz w:val="30"/>
               </w:rPr>
-              <w:t>527÷4=</w:t>
+              <w:t>785÷8=</w:t>
             </w:r>
           </w:p>
         </w:tc>
@@ -823,7 +823,7 @@
                 <w:rFonts w:ascii="TimeNewRoman" w:hAnsi="TimeNewRoman"/>
                 <w:sz w:val="30"/>
               </w:rPr>
-              <w:t>411÷5=</w:t>
+              <w:t>593÷5=</w:t>
             </w:r>
           </w:p>
         </w:tc>
@@ -840,7 +840,7 @@
                 <w:rFonts w:ascii="TimeNewRoman" w:hAnsi="TimeNewRoman"/>
                 <w:sz w:val="30"/>
               </w:rPr>
-              <w:t>301÷6=</w:t>
+              <w:t>452÷6=</w:t>
             </w:r>
           </w:p>
         </w:tc>

--- a/three-digit_number_divided_by_one-digit_number.docx
+++ b/three-digit_number_divided_by_one-digit_number.docx
@@ -40,7 +40,7 @@
                 <w:rFonts w:ascii="TimeNewRoman" w:hAnsi="TimeNewRoman"/>
                 <w:sz w:val="30"/>
               </w:rPr>
-              <w:t>473÷4=</w:t>
+              <w:t>939÷7=</w:t>
             </w:r>
           </w:p>
         </w:tc>
@@ -57,7 +57,7 @@
                 <w:rFonts w:ascii="TimeNewRoman" w:hAnsi="TimeNewRoman"/>
                 <w:sz w:val="30"/>
               </w:rPr>
-              <w:t>919÷5=</w:t>
+              <w:t>587÷3=</w:t>
             </w:r>
           </w:p>
         </w:tc>
@@ -74,7 +74,7 @@
                 <w:rFonts w:ascii="TimeNewRoman" w:hAnsi="TimeNewRoman"/>
                 <w:sz w:val="30"/>
               </w:rPr>
-              <w:t>283÷7=</w:t>
+              <w:t>582÷7=</w:t>
             </w:r>
           </w:p>
         </w:tc>
@@ -91,7 +91,7 @@
                 <w:rFonts w:ascii="TimeNewRoman" w:hAnsi="TimeNewRoman"/>
                 <w:sz w:val="30"/>
               </w:rPr>
-              <w:t>132÷3=</w:t>
+              <w:t>237÷4=</w:t>
             </w:r>
           </w:p>
         </w:tc>
@@ -108,7 +108,7 @@
                 <w:rFonts w:ascii="TimeNewRoman" w:hAnsi="TimeNewRoman"/>
                 <w:sz w:val="30"/>
               </w:rPr>
-              <w:t>714÷2=</w:t>
+              <w:t>250÷2=</w:t>
             </w:r>
           </w:p>
         </w:tc>
@@ -223,7 +223,7 @@
                 <w:rFonts w:ascii="TimeNewRoman" w:hAnsi="TimeNewRoman"/>
                 <w:sz w:val="30"/>
               </w:rPr>
-              <w:t>667÷3=</w:t>
+              <w:t>774÷7=</w:t>
             </w:r>
           </w:p>
         </w:tc>
@@ -240,7 +240,7 @@
                 <w:rFonts w:ascii="TimeNewRoman" w:hAnsi="TimeNewRoman"/>
                 <w:sz w:val="30"/>
               </w:rPr>
-              <w:t>820÷6=</w:t>
+              <w:t>971÷4=</w:t>
             </w:r>
           </w:p>
         </w:tc>
@@ -257,7 +257,7 @@
                 <w:rFonts w:ascii="TimeNewRoman" w:hAnsi="TimeNewRoman"/>
                 <w:sz w:val="30"/>
               </w:rPr>
-              <w:t>263÷9=</w:t>
+              <w:t>420÷7=</w:t>
             </w:r>
           </w:p>
         </w:tc>
@@ -274,7 +274,7 @@
                 <w:rFonts w:ascii="TimeNewRoman" w:hAnsi="TimeNewRoman"/>
                 <w:sz w:val="30"/>
               </w:rPr>
-              <w:t>219÷6=</w:t>
+              <w:t>392÷8=</w:t>
             </w:r>
           </w:p>
         </w:tc>
@@ -291,7 +291,7 @@
                 <w:rFonts w:ascii="TimeNewRoman" w:hAnsi="TimeNewRoman"/>
                 <w:sz w:val="30"/>
               </w:rPr>
-              <w:t>755÷6=</w:t>
+              <w:t>551÷6=</w:t>
             </w:r>
           </w:p>
         </w:tc>
@@ -406,7 +406,7 @@
                 <w:rFonts w:ascii="TimeNewRoman" w:hAnsi="TimeNewRoman"/>
                 <w:sz w:val="30"/>
               </w:rPr>
-              <w:t>849÷6=</w:t>
+              <w:t>232÷7=</w:t>
             </w:r>
           </w:p>
         </w:tc>
@@ -423,7 +423,7 @@
                 <w:rFonts w:ascii="TimeNewRoman" w:hAnsi="TimeNewRoman"/>
                 <w:sz w:val="30"/>
               </w:rPr>
-              <w:t>840÷7=</w:t>
+              <w:t>318÷8=</w:t>
             </w:r>
           </w:p>
         </w:tc>
@@ -440,7 +440,7 @@
                 <w:rFonts w:ascii="TimeNewRoman" w:hAnsi="TimeNewRoman"/>
                 <w:sz w:val="30"/>
               </w:rPr>
-              <w:t>623÷4=</w:t>
+              <w:t>513÷2=</w:t>
             </w:r>
           </w:p>
         </w:tc>
@@ -457,7 +457,7 @@
                 <w:rFonts w:ascii="TimeNewRoman" w:hAnsi="TimeNewRoman"/>
                 <w:sz w:val="30"/>
               </w:rPr>
-              <w:t>381÷9=</w:t>
+              <w:t>331÷2=</w:t>
             </w:r>
           </w:p>
         </w:tc>
@@ -474,7 +474,7 @@
                 <w:rFonts w:ascii="TimeNewRoman" w:hAnsi="TimeNewRoman"/>
                 <w:sz w:val="30"/>
               </w:rPr>
-              <w:t>192÷9=</w:t>
+              <w:t>788÷4=</w:t>
             </w:r>
           </w:p>
         </w:tc>
@@ -589,7 +589,7 @@
                 <w:rFonts w:ascii="TimeNewRoman" w:hAnsi="TimeNewRoman"/>
                 <w:sz w:val="30"/>
               </w:rPr>
-              <w:t>903÷8=</w:t>
+              <w:t>249÷3=</w:t>
             </w:r>
           </w:p>
         </w:tc>
@@ -623,7 +623,7 @@
                 <w:rFonts w:ascii="TimeNewRoman" w:hAnsi="TimeNewRoman"/>
                 <w:sz w:val="30"/>
               </w:rPr>
-              <w:t>388÷4=</w:t>
+              <w:t>694÷8=</w:t>
             </w:r>
           </w:p>
         </w:tc>
@@ -640,7 +640,7 @@
                 <w:rFonts w:ascii="TimeNewRoman" w:hAnsi="TimeNewRoman"/>
                 <w:sz w:val="30"/>
               </w:rPr>
-              <w:t>515÷3=</w:t>
+              <w:t>332÷5=</w:t>
             </w:r>
           </w:p>
         </w:tc>
@@ -657,7 +657,7 @@
                 <w:rFonts w:ascii="TimeNewRoman" w:hAnsi="TimeNewRoman"/>
                 <w:sz w:val="30"/>
               </w:rPr>
-              <w:t>756÷7=</w:t>
+              <w:t>148÷2=</w:t>
             </w:r>
           </w:p>
         </w:tc>
@@ -772,7 +772,7 @@
                 <w:rFonts w:ascii="TimeNewRoman" w:hAnsi="TimeNewRoman"/>
                 <w:sz w:val="30"/>
               </w:rPr>
-              <w:t>463÷4=</w:t>
+              <w:t>270÷2=</w:t>
             </w:r>
           </w:p>
         </w:tc>
@@ -789,7 +789,7 @@
                 <w:rFonts w:ascii="TimeNewRoman" w:hAnsi="TimeNewRoman"/>
                 <w:sz w:val="30"/>
               </w:rPr>
-              <w:t>351÷6=</w:t>
+              <w:t>176÷3=</w:t>
             </w:r>
           </w:p>
         </w:tc>
@@ -806,7 +806,7 @@
                 <w:rFonts w:ascii="TimeNewRoman" w:hAnsi="TimeNewRoman"/>
                 <w:sz w:val="30"/>
               </w:rPr>
-              <w:t>785÷8=</w:t>
+              <w:t>756÷8=</w:t>
             </w:r>
           </w:p>
         </w:tc>
@@ -823,7 +823,7 @@
                 <w:rFonts w:ascii="TimeNewRoman" w:hAnsi="TimeNewRoman"/>
                 <w:sz w:val="30"/>
               </w:rPr>
-              <w:t>593÷5=</w:t>
+              <w:t>400÷3=</w:t>
             </w:r>
           </w:p>
         </w:tc>
@@ -840,7 +840,7 @@
                 <w:rFonts w:ascii="TimeNewRoman" w:hAnsi="TimeNewRoman"/>
                 <w:sz w:val="30"/>
               </w:rPr>
-              <w:t>452÷6=</w:t>
+              <w:t>233÷2=</w:t>
             </w:r>
           </w:p>
         </w:tc>

--- a/three-digit_number_divided_by_one-digit_number.docx
+++ b/three-digit_number_divided_by_one-digit_number.docx
@@ -11,7 +11,7 @@
           <w:rFonts w:ascii="Arial" w:hAnsi="Arial"/>
           <w:sz w:val="30"/>
         </w:rPr>
-        <w:t>2026-10-07 Wednesday</w:t>
+        <w:t>2026-10-08 Thursday</w:t>
       </w:r>
     </w:p>
     <w:tbl>
@@ -40,7 +40,7 @@
                 <w:rFonts w:ascii="TimeNewRoman" w:hAnsi="TimeNewRoman"/>
                 <w:sz w:val="30"/>
               </w:rPr>
-              <w:t>939÷7=</w:t>
+              <w:t>796÷2=</w:t>
             </w:r>
           </w:p>
         </w:tc>
@@ -57,7 +57,7 @@
                 <w:rFonts w:ascii="TimeNewRoman" w:hAnsi="TimeNewRoman"/>
                 <w:sz w:val="30"/>
               </w:rPr>
-              <w:t>587÷3=</w:t>
+              <w:t>746÷4=</w:t>
             </w:r>
           </w:p>
         </w:tc>
@@ -74,7 +74,7 @@
                 <w:rFonts w:ascii="TimeNewRoman" w:hAnsi="TimeNewRoman"/>
                 <w:sz w:val="30"/>
               </w:rPr>
-              <w:t>582÷7=</w:t>
+              <w:t>550÷3=</w:t>
             </w:r>
           </w:p>
         </w:tc>
@@ -91,7 +91,7 @@
                 <w:rFonts w:ascii="TimeNewRoman" w:hAnsi="TimeNewRoman"/>
                 <w:sz w:val="30"/>
               </w:rPr>
-              <w:t>237÷4=</w:t>
+              <w:t>462÷9=</w:t>
             </w:r>
           </w:p>
         </w:tc>
@@ -108,7 +108,7 @@
                 <w:rFonts w:ascii="TimeNewRoman" w:hAnsi="TimeNewRoman"/>
                 <w:sz w:val="30"/>
               </w:rPr>
-              <w:t>250÷2=</w:t>
+              <w:t>430÷9=</w:t>
             </w:r>
           </w:p>
         </w:tc>
@@ -223,7 +223,7 @@
                 <w:rFonts w:ascii="TimeNewRoman" w:hAnsi="TimeNewRoman"/>
                 <w:sz w:val="30"/>
               </w:rPr>
-              <w:t>774÷7=</w:t>
+              <w:t>334÷5=</w:t>
             </w:r>
           </w:p>
         </w:tc>
@@ -240,7 +240,7 @@
                 <w:rFonts w:ascii="TimeNewRoman" w:hAnsi="TimeNewRoman"/>
                 <w:sz w:val="30"/>
               </w:rPr>
-              <w:t>971÷4=</w:t>
+              <w:t>321÷8=</w:t>
             </w:r>
           </w:p>
         </w:tc>
@@ -257,7 +257,7 @@
                 <w:rFonts w:ascii="TimeNewRoman" w:hAnsi="TimeNewRoman"/>
                 <w:sz w:val="30"/>
               </w:rPr>
-              <w:t>420÷7=</w:t>
+              <w:t>840÷9=</w:t>
             </w:r>
           </w:p>
         </w:tc>
@@ -274,7 +274,7 @@
                 <w:rFonts w:ascii="TimeNewRoman" w:hAnsi="TimeNewRoman"/>
                 <w:sz w:val="30"/>
               </w:rPr>
-              <w:t>392÷8=</w:t>
+              <w:t>303÷7=</w:t>
             </w:r>
           </w:p>
         </w:tc>
@@ -291,7 +291,7 @@
                 <w:rFonts w:ascii="TimeNewRoman" w:hAnsi="TimeNewRoman"/>
                 <w:sz w:val="30"/>
               </w:rPr>
-              <w:t>551÷6=</w:t>
+              <w:t>355÷5=</w:t>
             </w:r>
           </w:p>
         </w:tc>
@@ -406,7 +406,7 @@
                 <w:rFonts w:ascii="TimeNewRoman" w:hAnsi="TimeNewRoman"/>
                 <w:sz w:val="30"/>
               </w:rPr>
-              <w:t>232÷7=</w:t>
+              <w:t>412÷7=</w:t>
             </w:r>
           </w:p>
         </w:tc>
@@ -423,7 +423,7 @@
                 <w:rFonts w:ascii="TimeNewRoman" w:hAnsi="TimeNewRoman"/>
                 <w:sz w:val="30"/>
               </w:rPr>
-              <w:t>318÷8=</w:t>
+              <w:t>424÷3=</w:t>
             </w:r>
           </w:p>
         </w:tc>
@@ -440,7 +440,7 @@
                 <w:rFonts w:ascii="TimeNewRoman" w:hAnsi="TimeNewRoman"/>
                 <w:sz w:val="30"/>
               </w:rPr>
-              <w:t>513÷2=</w:t>
+              <w:t>475÷7=</w:t>
             </w:r>
           </w:p>
         </w:tc>
@@ -457,7 +457,7 @@
                 <w:rFonts w:ascii="TimeNewRoman" w:hAnsi="TimeNewRoman"/>
                 <w:sz w:val="30"/>
               </w:rPr>
-              <w:t>331÷2=</w:t>
+              <w:t>513÷6=</w:t>
             </w:r>
           </w:p>
         </w:tc>
@@ -474,7 +474,7 @@
                 <w:rFonts w:ascii="TimeNewRoman" w:hAnsi="TimeNewRoman"/>
                 <w:sz w:val="30"/>
               </w:rPr>
-              <w:t>788÷4=</w:t>
+              <w:t>220÷9=</w:t>
             </w:r>
           </w:p>
         </w:tc>
@@ -589,7 +589,7 @@
                 <w:rFonts w:ascii="TimeNewRoman" w:hAnsi="TimeNewRoman"/>
                 <w:sz w:val="30"/>
               </w:rPr>
-              <w:t>249÷3=</w:t>
+              <w:t>295÷3=</w:t>
             </w:r>
           </w:p>
         </w:tc>
@@ -606,7 +606,7 @@
                 <w:rFonts w:ascii="TimeNewRoman" w:hAnsi="TimeNewRoman"/>
                 <w:sz w:val="30"/>
               </w:rPr>
-              <w:t>959÷7=</w:t>
+              <w:t>502÷9=</w:t>
             </w:r>
           </w:p>
         </w:tc>
@@ -623,7 +623,7 @@
                 <w:rFonts w:ascii="TimeNewRoman" w:hAnsi="TimeNewRoman"/>
                 <w:sz w:val="30"/>
               </w:rPr>
-              <w:t>694÷8=</w:t>
+              <w:t>402÷9=</w:t>
             </w:r>
           </w:p>
         </w:tc>
@@ -640,7 +640,7 @@
                 <w:rFonts w:ascii="TimeNewRoman" w:hAnsi="TimeNewRoman"/>
                 <w:sz w:val="30"/>
               </w:rPr>
-              <w:t>332÷5=</w:t>
+              <w:t>301÷2=</w:t>
             </w:r>
           </w:p>
         </w:tc>
@@ -657,7 +657,7 @@
                 <w:rFonts w:ascii="TimeNewRoman" w:hAnsi="TimeNewRoman"/>
                 <w:sz w:val="30"/>
               </w:rPr>
-              <w:t>148÷2=</w:t>
+              <w:t>806÷7=</w:t>
             </w:r>
           </w:p>
         </w:tc>
@@ -772,7 +772,7 @@
                 <w:rFonts w:ascii="TimeNewRoman" w:hAnsi="TimeNewRoman"/>
                 <w:sz w:val="30"/>
               </w:rPr>
-              <w:t>270÷2=</w:t>
+              <w:t>415÷6=</w:t>
             </w:r>
           </w:p>
         </w:tc>
@@ -789,7 +789,7 @@
                 <w:rFonts w:ascii="TimeNewRoman" w:hAnsi="TimeNewRoman"/>
                 <w:sz w:val="30"/>
               </w:rPr>
-              <w:t>176÷3=</w:t>
+              <w:t>271÷6=</w:t>
             </w:r>
           </w:p>
         </w:tc>
@@ -806,7 +806,7 @@
                 <w:rFonts w:ascii="TimeNewRoman" w:hAnsi="TimeNewRoman"/>
                 <w:sz w:val="30"/>
               </w:rPr>
-              <w:t>756÷8=</w:t>
+              <w:t>627÷6=</w:t>
             </w:r>
           </w:p>
         </w:tc>
@@ -823,7 +823,7 @@
                 <w:rFonts w:ascii="TimeNewRoman" w:hAnsi="TimeNewRoman"/>
                 <w:sz w:val="30"/>
               </w:rPr>
-              <w:t>400÷3=</w:t>
+              <w:t>517÷7=</w:t>
             </w:r>
           </w:p>
         </w:tc>
@@ -840,7 +840,7 @@
                 <w:rFonts w:ascii="TimeNewRoman" w:hAnsi="TimeNewRoman"/>
                 <w:sz w:val="30"/>
               </w:rPr>
-              <w:t>233÷2=</w:t>
+              <w:t>835÷3=</w:t>
             </w:r>
           </w:p>
         </w:tc>

--- a/three-digit_number_divided_by_one-digit_number.docx
+++ b/three-digit_number_divided_by_one-digit_number.docx
@@ -40,7 +40,7 @@
                 <w:rFonts w:ascii="TimeNewRoman" w:hAnsi="TimeNewRoman"/>
                 <w:sz w:val="30"/>
               </w:rPr>
-              <w:t>796÷2=</w:t>
+              <w:t>562÷7=</w:t>
             </w:r>
           </w:p>
         </w:tc>
@@ -57,7 +57,7 @@
                 <w:rFonts w:ascii="TimeNewRoman" w:hAnsi="TimeNewRoman"/>
                 <w:sz w:val="30"/>
               </w:rPr>
-              <w:t>746÷4=</w:t>
+              <w:t>196÷3=</w:t>
             </w:r>
           </w:p>
         </w:tc>
@@ -74,7 +74,7 @@
                 <w:rFonts w:ascii="TimeNewRoman" w:hAnsi="TimeNewRoman"/>
                 <w:sz w:val="30"/>
               </w:rPr>
-              <w:t>550÷3=</w:t>
+              <w:t>108÷8=</w:t>
             </w:r>
           </w:p>
         </w:tc>
@@ -91,7 +91,7 @@
                 <w:rFonts w:ascii="TimeNewRoman" w:hAnsi="TimeNewRoman"/>
                 <w:sz w:val="30"/>
               </w:rPr>
-              <w:t>462÷9=</w:t>
+              <w:t>828÷7=</w:t>
             </w:r>
           </w:p>
         </w:tc>
@@ -108,7 +108,7 @@
                 <w:rFonts w:ascii="TimeNewRoman" w:hAnsi="TimeNewRoman"/>
                 <w:sz w:val="30"/>
               </w:rPr>
-              <w:t>430÷9=</w:t>
+              <w:t>482÷7=</w:t>
             </w:r>
           </w:p>
         </w:tc>
@@ -223,7 +223,7 @@
                 <w:rFonts w:ascii="TimeNewRoman" w:hAnsi="TimeNewRoman"/>
                 <w:sz w:val="30"/>
               </w:rPr>
-              <w:t>334÷5=</w:t>
+              <w:t>215÷2=</w:t>
             </w:r>
           </w:p>
         </w:tc>
@@ -240,7 +240,7 @@
                 <w:rFonts w:ascii="TimeNewRoman" w:hAnsi="TimeNewRoman"/>
                 <w:sz w:val="30"/>
               </w:rPr>
-              <w:t>321÷8=</w:t>
+              <w:t>356÷3=</w:t>
             </w:r>
           </w:p>
         </w:tc>
@@ -257,7 +257,7 @@
                 <w:rFonts w:ascii="TimeNewRoman" w:hAnsi="TimeNewRoman"/>
                 <w:sz w:val="30"/>
               </w:rPr>
-              <w:t>840÷9=</w:t>
+              <w:t>495÷4=</w:t>
             </w:r>
           </w:p>
         </w:tc>
@@ -274,7 +274,7 @@
                 <w:rFonts w:ascii="TimeNewRoman" w:hAnsi="TimeNewRoman"/>
                 <w:sz w:val="30"/>
               </w:rPr>
-              <w:t>303÷7=</w:t>
+              <w:t>392÷3=</w:t>
             </w:r>
           </w:p>
         </w:tc>
@@ -291,7 +291,7 @@
                 <w:rFonts w:ascii="TimeNewRoman" w:hAnsi="TimeNewRoman"/>
                 <w:sz w:val="30"/>
               </w:rPr>
-              <w:t>355÷5=</w:t>
+              <w:t>330÷9=</w:t>
             </w:r>
           </w:p>
         </w:tc>
@@ -406,7 +406,7 @@
                 <w:rFonts w:ascii="TimeNewRoman" w:hAnsi="TimeNewRoman"/>
                 <w:sz w:val="30"/>
               </w:rPr>
-              <w:t>412÷7=</w:t>
+              <w:t>638÷2=</w:t>
             </w:r>
           </w:p>
         </w:tc>
@@ -423,7 +423,7 @@
                 <w:rFonts w:ascii="TimeNewRoman" w:hAnsi="TimeNewRoman"/>
                 <w:sz w:val="30"/>
               </w:rPr>
-              <w:t>424÷3=</w:t>
+              <w:t>105÷9=</w:t>
             </w:r>
           </w:p>
         </w:tc>
@@ -440,7 +440,7 @@
                 <w:rFonts w:ascii="TimeNewRoman" w:hAnsi="TimeNewRoman"/>
                 <w:sz w:val="30"/>
               </w:rPr>
-              <w:t>475÷7=</w:t>
+              <w:t>900÷5=</w:t>
             </w:r>
           </w:p>
         </w:tc>
@@ -457,7 +457,7 @@
                 <w:rFonts w:ascii="TimeNewRoman" w:hAnsi="TimeNewRoman"/>
                 <w:sz w:val="30"/>
               </w:rPr>
-              <w:t>513÷6=</w:t>
+              <w:t>944÷8=</w:t>
             </w:r>
           </w:p>
         </w:tc>
@@ -474,7 +474,7 @@
                 <w:rFonts w:ascii="TimeNewRoman" w:hAnsi="TimeNewRoman"/>
                 <w:sz w:val="30"/>
               </w:rPr>
-              <w:t>220÷9=</w:t>
+              <w:t>954÷5=</w:t>
             </w:r>
           </w:p>
         </w:tc>
@@ -589,7 +589,7 @@
                 <w:rFonts w:ascii="TimeNewRoman" w:hAnsi="TimeNewRoman"/>
                 <w:sz w:val="30"/>
               </w:rPr>
-              <w:t>295÷3=</w:t>
+              <w:t>661÷5=</w:t>
             </w:r>
           </w:p>
         </w:tc>
@@ -606,7 +606,7 @@
                 <w:rFonts w:ascii="TimeNewRoman" w:hAnsi="TimeNewRoman"/>
                 <w:sz w:val="30"/>
               </w:rPr>
-              <w:t>502÷9=</w:t>
+              <w:t>628÷9=</w:t>
             </w:r>
           </w:p>
         </w:tc>
@@ -623,7 +623,7 @@
                 <w:rFonts w:ascii="TimeNewRoman" w:hAnsi="TimeNewRoman"/>
                 <w:sz w:val="30"/>
               </w:rPr>
-              <w:t>402÷9=</w:t>
+              <w:t>862÷9=</w:t>
             </w:r>
           </w:p>
         </w:tc>
@@ -640,7 +640,7 @@
                 <w:rFonts w:ascii="TimeNewRoman" w:hAnsi="TimeNewRoman"/>
                 <w:sz w:val="30"/>
               </w:rPr>
-              <w:t>301÷2=</w:t>
+              <w:t>127÷6=</w:t>
             </w:r>
           </w:p>
         </w:tc>
@@ -657,7 +657,7 @@
                 <w:rFonts w:ascii="TimeNewRoman" w:hAnsi="TimeNewRoman"/>
                 <w:sz w:val="30"/>
               </w:rPr>
-              <w:t>806÷7=</w:t>
+              <w:t>414÷3=</w:t>
             </w:r>
           </w:p>
         </w:tc>
@@ -772,7 +772,7 @@
                 <w:rFonts w:ascii="TimeNewRoman" w:hAnsi="TimeNewRoman"/>
                 <w:sz w:val="30"/>
               </w:rPr>
-              <w:t>415÷6=</w:t>
+              <w:t>533÷9=</w:t>
             </w:r>
           </w:p>
         </w:tc>
@@ -789,7 +789,7 @@
                 <w:rFonts w:ascii="TimeNewRoman" w:hAnsi="TimeNewRoman"/>
                 <w:sz w:val="30"/>
               </w:rPr>
-              <w:t>271÷6=</w:t>
+              <w:t>911÷9=</w:t>
             </w:r>
           </w:p>
         </w:tc>
@@ -806,7 +806,7 @@
                 <w:rFonts w:ascii="TimeNewRoman" w:hAnsi="TimeNewRoman"/>
                 <w:sz w:val="30"/>
               </w:rPr>
-              <w:t>627÷6=</w:t>
+              <w:t>537÷6=</w:t>
             </w:r>
           </w:p>
         </w:tc>
@@ -823,7 +823,7 @@
                 <w:rFonts w:ascii="TimeNewRoman" w:hAnsi="TimeNewRoman"/>
                 <w:sz w:val="30"/>
               </w:rPr>
-              <w:t>517÷7=</w:t>
+              <w:t>619÷9=</w:t>
             </w:r>
           </w:p>
         </w:tc>
@@ -840,7 +840,7 @@
                 <w:rFonts w:ascii="TimeNewRoman" w:hAnsi="TimeNewRoman"/>
                 <w:sz w:val="30"/>
               </w:rPr>
-              <w:t>835÷3=</w:t>
+              <w:t>717÷2=</w:t>
             </w:r>
           </w:p>
         </w:tc>

--- a/three-digit_number_divided_by_one-digit_number.docx
+++ b/three-digit_number_divided_by_one-digit_number.docx
@@ -11,7 +11,7 @@
           <w:rFonts w:ascii="Arial" w:hAnsi="Arial"/>
           <w:sz w:val="30"/>
         </w:rPr>
-        <w:t>2026-10-08 Thursday</w:t>
+        <w:t>2026-10-09 Friday</w:t>
       </w:r>
     </w:p>
     <w:tbl>
@@ -40,7 +40,7 @@
                 <w:rFonts w:ascii="TimeNewRoman" w:hAnsi="TimeNewRoman"/>
                 <w:sz w:val="30"/>
               </w:rPr>
-              <w:t>562÷7=</w:t>
+              <w:t>133÷2=</w:t>
             </w:r>
           </w:p>
         </w:tc>
@@ -57,7 +57,7 @@
                 <w:rFonts w:ascii="TimeNewRoman" w:hAnsi="TimeNewRoman"/>
                 <w:sz w:val="30"/>
               </w:rPr>
-              <w:t>196÷3=</w:t>
+              <w:t>917÷4=</w:t>
             </w:r>
           </w:p>
         </w:tc>
@@ -74,7 +74,7 @@
                 <w:rFonts w:ascii="TimeNewRoman" w:hAnsi="TimeNewRoman"/>
                 <w:sz w:val="30"/>
               </w:rPr>
-              <w:t>108÷8=</w:t>
+              <w:t>922÷4=</w:t>
             </w:r>
           </w:p>
         </w:tc>
@@ -91,7 +91,7 @@
                 <w:rFonts w:ascii="TimeNewRoman" w:hAnsi="TimeNewRoman"/>
                 <w:sz w:val="30"/>
               </w:rPr>
-              <w:t>828÷7=</w:t>
+              <w:t>254÷8=</w:t>
             </w:r>
           </w:p>
         </w:tc>
@@ -108,7 +108,7 @@
                 <w:rFonts w:ascii="TimeNewRoman" w:hAnsi="TimeNewRoman"/>
                 <w:sz w:val="30"/>
               </w:rPr>
-              <w:t>482÷7=</w:t>
+              <w:t>204÷8=</w:t>
             </w:r>
           </w:p>
         </w:tc>
@@ -223,7 +223,7 @@
                 <w:rFonts w:ascii="TimeNewRoman" w:hAnsi="TimeNewRoman"/>
                 <w:sz w:val="30"/>
               </w:rPr>
-              <w:t>215÷2=</w:t>
+              <w:t>510÷3=</w:t>
             </w:r>
           </w:p>
         </w:tc>
@@ -240,7 +240,7 @@
                 <w:rFonts w:ascii="TimeNewRoman" w:hAnsi="TimeNewRoman"/>
                 <w:sz w:val="30"/>
               </w:rPr>
-              <w:t>356÷3=</w:t>
+              <w:t>703÷9=</w:t>
             </w:r>
           </w:p>
         </w:tc>
@@ -257,7 +257,7 @@
                 <w:rFonts w:ascii="TimeNewRoman" w:hAnsi="TimeNewRoman"/>
                 <w:sz w:val="30"/>
               </w:rPr>
-              <w:t>495÷4=</w:t>
+              <w:t>855÷4=</w:t>
             </w:r>
           </w:p>
         </w:tc>
@@ -274,7 +274,7 @@
                 <w:rFonts w:ascii="TimeNewRoman" w:hAnsi="TimeNewRoman"/>
                 <w:sz w:val="30"/>
               </w:rPr>
-              <w:t>392÷3=</w:t>
+              <w:t>773÷7=</w:t>
             </w:r>
           </w:p>
         </w:tc>
@@ -291,7 +291,7 @@
                 <w:rFonts w:ascii="TimeNewRoman" w:hAnsi="TimeNewRoman"/>
                 <w:sz w:val="30"/>
               </w:rPr>
-              <w:t>330÷9=</w:t>
+              <w:t>448÷2=</w:t>
             </w:r>
           </w:p>
         </w:tc>
@@ -406,7 +406,7 @@
                 <w:rFonts w:ascii="TimeNewRoman" w:hAnsi="TimeNewRoman"/>
                 <w:sz w:val="30"/>
               </w:rPr>
-              <w:t>638÷2=</w:t>
+              <w:t>515÷2=</w:t>
             </w:r>
           </w:p>
         </w:tc>
@@ -423,7 +423,7 @@
                 <w:rFonts w:ascii="TimeNewRoman" w:hAnsi="TimeNewRoman"/>
                 <w:sz w:val="30"/>
               </w:rPr>
-              <w:t>105÷9=</w:t>
+              <w:t>833÷9=</w:t>
             </w:r>
           </w:p>
         </w:tc>
@@ -440,7 +440,7 @@
                 <w:rFonts w:ascii="TimeNewRoman" w:hAnsi="TimeNewRoman"/>
                 <w:sz w:val="30"/>
               </w:rPr>
-              <w:t>900÷5=</w:t>
+              <w:t>166÷2=</w:t>
             </w:r>
           </w:p>
         </w:tc>
@@ -457,7 +457,7 @@
                 <w:rFonts w:ascii="TimeNewRoman" w:hAnsi="TimeNewRoman"/>
                 <w:sz w:val="30"/>
               </w:rPr>
-              <w:t>944÷8=</w:t>
+              <w:t>528÷9=</w:t>
             </w:r>
           </w:p>
         </w:tc>
@@ -474,7 +474,7 @@
                 <w:rFonts w:ascii="TimeNewRoman" w:hAnsi="TimeNewRoman"/>
                 <w:sz w:val="30"/>
               </w:rPr>
-              <w:t>954÷5=</w:t>
+              <w:t>560÷7=</w:t>
             </w:r>
           </w:p>
         </w:tc>
@@ -589,7 +589,7 @@
                 <w:rFonts w:ascii="TimeNewRoman" w:hAnsi="TimeNewRoman"/>
                 <w:sz w:val="30"/>
               </w:rPr>
-              <w:t>661÷5=</w:t>
+              <w:t>578÷9=</w:t>
             </w:r>
           </w:p>
         </w:tc>
@@ -606,7 +606,7 @@
                 <w:rFonts w:ascii="TimeNewRoman" w:hAnsi="TimeNewRoman"/>
                 <w:sz w:val="30"/>
               </w:rPr>
-              <w:t>628÷9=</w:t>
+              <w:t>711÷2=</w:t>
             </w:r>
           </w:p>
         </w:tc>
@@ -623,7 +623,7 @@
                 <w:rFonts w:ascii="TimeNewRoman" w:hAnsi="TimeNewRoman"/>
                 <w:sz w:val="30"/>
               </w:rPr>
-              <w:t>862÷9=</w:t>
+              <w:t>827÷6=</w:t>
             </w:r>
           </w:p>
         </w:tc>
@@ -640,7 +640,7 @@
                 <w:rFonts w:ascii="TimeNewRoman" w:hAnsi="TimeNewRoman"/>
                 <w:sz w:val="30"/>
               </w:rPr>
-              <w:t>127÷6=</w:t>
+              <w:t>226÷4=</w:t>
             </w:r>
           </w:p>
         </w:tc>
@@ -657,7 +657,7 @@
                 <w:rFonts w:ascii="TimeNewRoman" w:hAnsi="TimeNewRoman"/>
                 <w:sz w:val="30"/>
               </w:rPr>
-              <w:t>414÷3=</w:t>
+              <w:t>604÷9=</w:t>
             </w:r>
           </w:p>
         </w:tc>
@@ -772,7 +772,7 @@
                 <w:rFonts w:ascii="TimeNewRoman" w:hAnsi="TimeNewRoman"/>
                 <w:sz w:val="30"/>
               </w:rPr>
-              <w:t>533÷9=</w:t>
+              <w:t>167÷5=</w:t>
             </w:r>
           </w:p>
         </w:tc>
@@ -789,7 +789,7 @@
                 <w:rFonts w:ascii="TimeNewRoman" w:hAnsi="TimeNewRoman"/>
                 <w:sz w:val="30"/>
               </w:rPr>
-              <w:t>911÷9=</w:t>
+              <w:t>425÷4=</w:t>
             </w:r>
           </w:p>
         </w:tc>
@@ -806,7 +806,7 @@
                 <w:rFonts w:ascii="TimeNewRoman" w:hAnsi="TimeNewRoman"/>
                 <w:sz w:val="30"/>
               </w:rPr>
-              <w:t>537÷6=</w:t>
+              <w:t>551÷9=</w:t>
             </w:r>
           </w:p>
         </w:tc>
@@ -823,7 +823,7 @@
                 <w:rFonts w:ascii="TimeNewRoman" w:hAnsi="TimeNewRoman"/>
                 <w:sz w:val="30"/>
               </w:rPr>
-              <w:t>619÷9=</w:t>
+              <w:t>511÷8=</w:t>
             </w:r>
           </w:p>
         </w:tc>
@@ -840,7 +840,7 @@
                 <w:rFonts w:ascii="TimeNewRoman" w:hAnsi="TimeNewRoman"/>
                 <w:sz w:val="30"/>
               </w:rPr>
-              <w:t>717÷2=</w:t>
+              <w:t>653÷2=</w:t>
             </w:r>
           </w:p>
         </w:tc>

--- a/three-digit_number_divided_by_one-digit_number.docx
+++ b/three-digit_number_divided_by_one-digit_number.docx
@@ -40,7 +40,7 @@
                 <w:rFonts w:ascii="TimeNewRoman" w:hAnsi="TimeNewRoman"/>
                 <w:sz w:val="30"/>
               </w:rPr>
-              <w:t>133÷2=</w:t>
+              <w:t>667÷6=</w:t>
             </w:r>
           </w:p>
         </w:tc>
@@ -57,7 +57,7 @@
                 <w:rFonts w:ascii="TimeNewRoman" w:hAnsi="TimeNewRoman"/>
                 <w:sz w:val="30"/>
               </w:rPr>
-              <w:t>917÷4=</w:t>
+              <w:t>597÷3=</w:t>
             </w:r>
           </w:p>
         </w:tc>
@@ -74,7 +74,7 @@
                 <w:rFonts w:ascii="TimeNewRoman" w:hAnsi="TimeNewRoman"/>
                 <w:sz w:val="30"/>
               </w:rPr>
-              <w:t>922÷4=</w:t>
+              <w:t>883÷4=</w:t>
             </w:r>
           </w:p>
         </w:tc>
@@ -91,7 +91,7 @@
                 <w:rFonts w:ascii="TimeNewRoman" w:hAnsi="TimeNewRoman"/>
                 <w:sz w:val="30"/>
               </w:rPr>
-              <w:t>254÷8=</w:t>
+              <w:t>695÷3=</w:t>
             </w:r>
           </w:p>
         </w:tc>
@@ -108,7 +108,7 @@
                 <w:rFonts w:ascii="TimeNewRoman" w:hAnsi="TimeNewRoman"/>
                 <w:sz w:val="30"/>
               </w:rPr>
-              <w:t>204÷8=</w:t>
+              <w:t>946÷3=</w:t>
             </w:r>
           </w:p>
         </w:tc>
@@ -223,7 +223,7 @@
                 <w:rFonts w:ascii="TimeNewRoman" w:hAnsi="TimeNewRoman"/>
                 <w:sz w:val="30"/>
               </w:rPr>
-              <w:t>510÷3=</w:t>
+              <w:t>442÷4=</w:t>
             </w:r>
           </w:p>
         </w:tc>
@@ -240,7 +240,7 @@
                 <w:rFonts w:ascii="TimeNewRoman" w:hAnsi="TimeNewRoman"/>
                 <w:sz w:val="30"/>
               </w:rPr>
-              <w:t>703÷9=</w:t>
+              <w:t>369÷8=</w:t>
             </w:r>
           </w:p>
         </w:tc>
@@ -257,7 +257,7 @@
                 <w:rFonts w:ascii="TimeNewRoman" w:hAnsi="TimeNewRoman"/>
                 <w:sz w:val="30"/>
               </w:rPr>
-              <w:t>855÷4=</w:t>
+              <w:t>755÷8=</w:t>
             </w:r>
           </w:p>
         </w:tc>
@@ -274,7 +274,7 @@
                 <w:rFonts w:ascii="TimeNewRoman" w:hAnsi="TimeNewRoman"/>
                 <w:sz w:val="30"/>
               </w:rPr>
-              <w:t>773÷7=</w:t>
+              <w:t>648÷4=</w:t>
             </w:r>
           </w:p>
         </w:tc>
@@ -291,7 +291,7 @@
                 <w:rFonts w:ascii="TimeNewRoman" w:hAnsi="TimeNewRoman"/>
                 <w:sz w:val="30"/>
               </w:rPr>
-              <w:t>448÷2=</w:t>
+              <w:t>570÷4=</w:t>
             </w:r>
           </w:p>
         </w:tc>
@@ -406,7 +406,7 @@
                 <w:rFonts w:ascii="TimeNewRoman" w:hAnsi="TimeNewRoman"/>
                 <w:sz w:val="30"/>
               </w:rPr>
-              <w:t>515÷2=</w:t>
+              <w:t>253÷3=</w:t>
             </w:r>
           </w:p>
         </w:tc>
@@ -423,7 +423,7 @@
                 <w:rFonts w:ascii="TimeNewRoman" w:hAnsi="TimeNewRoman"/>
                 <w:sz w:val="30"/>
               </w:rPr>
-              <w:t>833÷9=</w:t>
+              <w:t>472÷9=</w:t>
             </w:r>
           </w:p>
         </w:tc>
@@ -440,7 +440,7 @@
                 <w:rFonts w:ascii="TimeNewRoman" w:hAnsi="TimeNewRoman"/>
                 <w:sz w:val="30"/>
               </w:rPr>
-              <w:t>166÷2=</w:t>
+              <w:t>131÷7=</w:t>
             </w:r>
           </w:p>
         </w:tc>
@@ -457,7 +457,7 @@
                 <w:rFonts w:ascii="TimeNewRoman" w:hAnsi="TimeNewRoman"/>
                 <w:sz w:val="30"/>
               </w:rPr>
-              <w:t>528÷9=</w:t>
+              <w:t>708÷6=</w:t>
             </w:r>
           </w:p>
         </w:tc>
@@ -474,7 +474,7 @@
                 <w:rFonts w:ascii="TimeNewRoman" w:hAnsi="TimeNewRoman"/>
                 <w:sz w:val="30"/>
               </w:rPr>
-              <w:t>560÷7=</w:t>
+              <w:t>134÷5=</w:t>
             </w:r>
           </w:p>
         </w:tc>
@@ -589,7 +589,7 @@
                 <w:rFonts w:ascii="TimeNewRoman" w:hAnsi="TimeNewRoman"/>
                 <w:sz w:val="30"/>
               </w:rPr>
-              <w:t>578÷9=</w:t>
+              <w:t>822÷5=</w:t>
             </w:r>
           </w:p>
         </w:tc>
@@ -606,7 +606,7 @@
                 <w:rFonts w:ascii="TimeNewRoman" w:hAnsi="TimeNewRoman"/>
                 <w:sz w:val="30"/>
               </w:rPr>
-              <w:t>711÷2=</w:t>
+              <w:t>141÷5=</w:t>
             </w:r>
           </w:p>
         </w:tc>
@@ -623,7 +623,7 @@
                 <w:rFonts w:ascii="TimeNewRoman" w:hAnsi="TimeNewRoman"/>
                 <w:sz w:val="30"/>
               </w:rPr>
-              <w:t>827÷6=</w:t>
+              <w:t>757÷4=</w:t>
             </w:r>
           </w:p>
         </w:tc>
@@ -640,7 +640,7 @@
                 <w:rFonts w:ascii="TimeNewRoman" w:hAnsi="TimeNewRoman"/>
                 <w:sz w:val="30"/>
               </w:rPr>
-              <w:t>226÷4=</w:t>
+              <w:t>985÷8=</w:t>
             </w:r>
           </w:p>
         </w:tc>
@@ -657,7 +657,7 @@
                 <w:rFonts w:ascii="TimeNewRoman" w:hAnsi="TimeNewRoman"/>
                 <w:sz w:val="30"/>
               </w:rPr>
-              <w:t>604÷9=</w:t>
+              <w:t>701÷6=</w:t>
             </w:r>
           </w:p>
         </w:tc>
@@ -772,7 +772,7 @@
                 <w:rFonts w:ascii="TimeNewRoman" w:hAnsi="TimeNewRoman"/>
                 <w:sz w:val="30"/>
               </w:rPr>
-              <w:t>167÷5=</w:t>
+              <w:t>412÷6=</w:t>
             </w:r>
           </w:p>
         </w:tc>
@@ -789,7 +789,7 @@
                 <w:rFonts w:ascii="TimeNewRoman" w:hAnsi="TimeNewRoman"/>
                 <w:sz w:val="30"/>
               </w:rPr>
-              <w:t>425÷4=</w:t>
+              <w:t>237÷8=</w:t>
             </w:r>
           </w:p>
         </w:tc>
@@ -806,7 +806,7 @@
                 <w:rFonts w:ascii="TimeNewRoman" w:hAnsi="TimeNewRoman"/>
                 <w:sz w:val="30"/>
               </w:rPr>
-              <w:t>551÷9=</w:t>
+              <w:t>173÷2=</w:t>
             </w:r>
           </w:p>
         </w:tc>
@@ -823,7 +823,7 @@
                 <w:rFonts w:ascii="TimeNewRoman" w:hAnsi="TimeNewRoman"/>
                 <w:sz w:val="30"/>
               </w:rPr>
-              <w:t>511÷8=</w:t>
+              <w:t>971÷8=</w:t>
             </w:r>
           </w:p>
         </w:tc>
@@ -840,7 +840,7 @@
                 <w:rFonts w:ascii="TimeNewRoman" w:hAnsi="TimeNewRoman"/>
                 <w:sz w:val="30"/>
               </w:rPr>
-              <w:t>653÷2=</w:t>
+              <w:t>200÷3=</w:t>
             </w:r>
           </w:p>
         </w:tc>

--- a/three-digit_number_divided_by_one-digit_number.docx
+++ b/three-digit_number_divided_by_one-digit_number.docx
@@ -11,7 +11,7 @@
           <w:rFonts w:ascii="Arial" w:hAnsi="Arial"/>
           <w:sz w:val="30"/>
         </w:rPr>
-        <w:t>2026-10-09 Friday</w:t>
+        <w:t>2026-10-10 Saturday</w:t>
       </w:r>
     </w:p>
     <w:tbl>
@@ -40,7 +40,7 @@
                 <w:rFonts w:ascii="TimeNewRoman" w:hAnsi="TimeNewRoman"/>
                 <w:sz w:val="30"/>
               </w:rPr>
-              <w:t>667÷6=</w:t>
+              <w:t>758÷4=</w:t>
             </w:r>
           </w:p>
         </w:tc>
@@ -57,7 +57,7 @@
                 <w:rFonts w:ascii="TimeNewRoman" w:hAnsi="TimeNewRoman"/>
                 <w:sz w:val="30"/>
               </w:rPr>
-              <w:t>597÷3=</w:t>
+              <w:t>146÷6=</w:t>
             </w:r>
           </w:p>
         </w:tc>
@@ -74,7 +74,7 @@
                 <w:rFonts w:ascii="TimeNewRoman" w:hAnsi="TimeNewRoman"/>
                 <w:sz w:val="30"/>
               </w:rPr>
-              <w:t>883÷4=</w:t>
+              <w:t>850÷8=</w:t>
             </w:r>
           </w:p>
         </w:tc>
@@ -91,7 +91,7 @@
                 <w:rFonts w:ascii="TimeNewRoman" w:hAnsi="TimeNewRoman"/>
                 <w:sz w:val="30"/>
               </w:rPr>
-              <w:t>695÷3=</w:t>
+              <w:t>643÷8=</w:t>
             </w:r>
           </w:p>
         </w:tc>
@@ -108,7 +108,7 @@
                 <w:rFonts w:ascii="TimeNewRoman" w:hAnsi="TimeNewRoman"/>
                 <w:sz w:val="30"/>
               </w:rPr>
-              <w:t>946÷3=</w:t>
+              <w:t>621÷6=</w:t>
             </w:r>
           </w:p>
         </w:tc>
@@ -223,7 +223,7 @@
                 <w:rFonts w:ascii="TimeNewRoman" w:hAnsi="TimeNewRoman"/>
                 <w:sz w:val="30"/>
               </w:rPr>
-              <w:t>442÷4=</w:t>
+              <w:t>168÷8=</w:t>
             </w:r>
           </w:p>
         </w:tc>
@@ -240,7 +240,7 @@
                 <w:rFonts w:ascii="TimeNewRoman" w:hAnsi="TimeNewRoman"/>
                 <w:sz w:val="30"/>
               </w:rPr>
-              <w:t>369÷8=</w:t>
+              <w:t>672÷9=</w:t>
             </w:r>
           </w:p>
         </w:tc>
@@ -257,7 +257,7 @@
                 <w:rFonts w:ascii="TimeNewRoman" w:hAnsi="TimeNewRoman"/>
                 <w:sz w:val="30"/>
               </w:rPr>
-              <w:t>755÷8=</w:t>
+              <w:t>626÷5=</w:t>
             </w:r>
           </w:p>
         </w:tc>
@@ -274,7 +274,7 @@
                 <w:rFonts w:ascii="TimeNewRoman" w:hAnsi="TimeNewRoman"/>
                 <w:sz w:val="30"/>
               </w:rPr>
-              <w:t>648÷4=</w:t>
+              <w:t>839÷8=</w:t>
             </w:r>
           </w:p>
         </w:tc>
@@ -291,7 +291,7 @@
                 <w:rFonts w:ascii="TimeNewRoman" w:hAnsi="TimeNewRoman"/>
                 <w:sz w:val="30"/>
               </w:rPr>
-              <w:t>570÷4=</w:t>
+              <w:t>429÷7=</w:t>
             </w:r>
           </w:p>
         </w:tc>
@@ -406,7 +406,7 @@
                 <w:rFonts w:ascii="TimeNewRoman" w:hAnsi="TimeNewRoman"/>
                 <w:sz w:val="30"/>
               </w:rPr>
-              <w:t>253÷3=</w:t>
+              <w:t>912÷8=</w:t>
             </w:r>
           </w:p>
         </w:tc>
@@ -423,7 +423,7 @@
                 <w:rFonts w:ascii="TimeNewRoman" w:hAnsi="TimeNewRoman"/>
                 <w:sz w:val="30"/>
               </w:rPr>
-              <w:t>472÷9=</w:t>
+              <w:t>667÷7=</w:t>
             </w:r>
           </w:p>
         </w:tc>
@@ -440,7 +440,7 @@
                 <w:rFonts w:ascii="TimeNewRoman" w:hAnsi="TimeNewRoman"/>
                 <w:sz w:val="30"/>
               </w:rPr>
-              <w:t>131÷7=</w:t>
+              <w:t>203÷4=</w:t>
             </w:r>
           </w:p>
         </w:tc>
@@ -457,7 +457,7 @@
                 <w:rFonts w:ascii="TimeNewRoman" w:hAnsi="TimeNewRoman"/>
                 <w:sz w:val="30"/>
               </w:rPr>
-              <w:t>708÷6=</w:t>
+              <w:t>538÷5=</w:t>
             </w:r>
           </w:p>
         </w:tc>
@@ -474,7 +474,7 @@
                 <w:rFonts w:ascii="TimeNewRoman" w:hAnsi="TimeNewRoman"/>
                 <w:sz w:val="30"/>
               </w:rPr>
-              <w:t>134÷5=</w:t>
+              <w:t>575÷5=</w:t>
             </w:r>
           </w:p>
         </w:tc>
@@ -589,7 +589,7 @@
                 <w:rFonts w:ascii="TimeNewRoman" w:hAnsi="TimeNewRoman"/>
                 <w:sz w:val="30"/>
               </w:rPr>
-              <w:t>822÷5=</w:t>
+              <w:t>843÷4=</w:t>
             </w:r>
           </w:p>
         </w:tc>
@@ -606,7 +606,7 @@
                 <w:rFonts w:ascii="TimeNewRoman" w:hAnsi="TimeNewRoman"/>
                 <w:sz w:val="30"/>
               </w:rPr>
-              <w:t>141÷5=</w:t>
+              <w:t>949÷4=</w:t>
             </w:r>
           </w:p>
         </w:tc>
@@ -623,7 +623,7 @@
                 <w:rFonts w:ascii="TimeNewRoman" w:hAnsi="TimeNewRoman"/>
                 <w:sz w:val="30"/>
               </w:rPr>
-              <w:t>757÷4=</w:t>
+              <w:t>694÷7=</w:t>
             </w:r>
           </w:p>
         </w:tc>
@@ -640,7 +640,7 @@
                 <w:rFonts w:ascii="TimeNewRoman" w:hAnsi="TimeNewRoman"/>
                 <w:sz w:val="30"/>
               </w:rPr>
-              <w:t>985÷8=</w:t>
+              <w:t>533÷3=</w:t>
             </w:r>
           </w:p>
         </w:tc>
@@ -657,7 +657,7 @@
                 <w:rFonts w:ascii="TimeNewRoman" w:hAnsi="TimeNewRoman"/>
                 <w:sz w:val="30"/>
               </w:rPr>
-              <w:t>701÷6=</w:t>
+              <w:t>654÷7=</w:t>
             </w:r>
           </w:p>
         </w:tc>
@@ -772,7 +772,7 @@
                 <w:rFonts w:ascii="TimeNewRoman" w:hAnsi="TimeNewRoman"/>
                 <w:sz w:val="30"/>
               </w:rPr>
-              <w:t>412÷6=</w:t>
+              <w:t>982÷7=</w:t>
             </w:r>
           </w:p>
         </w:tc>
@@ -789,7 +789,7 @@
                 <w:rFonts w:ascii="TimeNewRoman" w:hAnsi="TimeNewRoman"/>
                 <w:sz w:val="30"/>
               </w:rPr>
-              <w:t>237÷8=</w:t>
+              <w:t>738÷8=</w:t>
             </w:r>
           </w:p>
         </w:tc>
@@ -806,7 +806,7 @@
                 <w:rFonts w:ascii="TimeNewRoman" w:hAnsi="TimeNewRoman"/>
                 <w:sz w:val="30"/>
               </w:rPr>
-              <w:t>173÷2=</w:t>
+              <w:t>681÷3=</w:t>
             </w:r>
           </w:p>
         </w:tc>
@@ -823,7 +823,7 @@
                 <w:rFonts w:ascii="TimeNewRoman" w:hAnsi="TimeNewRoman"/>
                 <w:sz w:val="30"/>
               </w:rPr>
-              <w:t>971÷8=</w:t>
+              <w:t>267÷7=</w:t>
             </w:r>
           </w:p>
         </w:tc>
@@ -840,7 +840,7 @@
                 <w:rFonts w:ascii="TimeNewRoman" w:hAnsi="TimeNewRoman"/>
                 <w:sz w:val="30"/>
               </w:rPr>
-              <w:t>200÷3=</w:t>
+              <w:t>410÷7=</w:t>
             </w:r>
           </w:p>
         </w:tc>

--- a/three-digit_number_divided_by_one-digit_number.docx
+++ b/three-digit_number_divided_by_one-digit_number.docx
@@ -40,7 +40,7 @@
                 <w:rFonts w:ascii="TimeNewRoman" w:hAnsi="TimeNewRoman"/>
                 <w:sz w:val="30"/>
               </w:rPr>
-              <w:t>758÷4=</w:t>
+              <w:t>933÷5=</w:t>
             </w:r>
           </w:p>
         </w:tc>
@@ -57,7 +57,7 @@
                 <w:rFonts w:ascii="TimeNewRoman" w:hAnsi="TimeNewRoman"/>
                 <w:sz w:val="30"/>
               </w:rPr>
-              <w:t>146÷6=</w:t>
+              <w:t>729÷9=</w:t>
             </w:r>
           </w:p>
         </w:tc>
@@ -74,7 +74,7 @@
                 <w:rFonts w:ascii="TimeNewRoman" w:hAnsi="TimeNewRoman"/>
                 <w:sz w:val="30"/>
               </w:rPr>
-              <w:t>850÷8=</w:t>
+              <w:t>119÷2=</w:t>
             </w:r>
           </w:p>
         </w:tc>
@@ -91,7 +91,7 @@
                 <w:rFonts w:ascii="TimeNewRoman" w:hAnsi="TimeNewRoman"/>
                 <w:sz w:val="30"/>
               </w:rPr>
-              <w:t>643÷8=</w:t>
+              <w:t>339÷3=</w:t>
             </w:r>
           </w:p>
         </w:tc>
@@ -108,7 +108,7 @@
                 <w:rFonts w:ascii="TimeNewRoman" w:hAnsi="TimeNewRoman"/>
                 <w:sz w:val="30"/>
               </w:rPr>
-              <w:t>621÷6=</w:t>
+              <w:t>132÷9=</w:t>
             </w:r>
           </w:p>
         </w:tc>
@@ -223,7 +223,7 @@
                 <w:rFonts w:ascii="TimeNewRoman" w:hAnsi="TimeNewRoman"/>
                 <w:sz w:val="30"/>
               </w:rPr>
-              <w:t>168÷8=</w:t>
+              <w:t>662÷6=</w:t>
             </w:r>
           </w:p>
         </w:tc>
@@ -240,7 +240,7 @@
                 <w:rFonts w:ascii="TimeNewRoman" w:hAnsi="TimeNewRoman"/>
                 <w:sz w:val="30"/>
               </w:rPr>
-              <w:t>672÷9=</w:t>
+              <w:t>139÷7=</w:t>
             </w:r>
           </w:p>
         </w:tc>
@@ -257,7 +257,7 @@
                 <w:rFonts w:ascii="TimeNewRoman" w:hAnsi="TimeNewRoman"/>
                 <w:sz w:val="30"/>
               </w:rPr>
-              <w:t>626÷5=</w:t>
+              <w:t>167÷9=</w:t>
             </w:r>
           </w:p>
         </w:tc>
@@ -274,7 +274,7 @@
                 <w:rFonts w:ascii="TimeNewRoman" w:hAnsi="TimeNewRoman"/>
                 <w:sz w:val="30"/>
               </w:rPr>
-              <w:t>839÷8=</w:t>
+              <w:t>929÷9=</w:t>
             </w:r>
           </w:p>
         </w:tc>
@@ -291,7 +291,7 @@
                 <w:rFonts w:ascii="TimeNewRoman" w:hAnsi="TimeNewRoman"/>
                 <w:sz w:val="30"/>
               </w:rPr>
-              <w:t>429÷7=</w:t>
+              <w:t>392÷3=</w:t>
             </w:r>
           </w:p>
         </w:tc>
@@ -406,7 +406,7 @@
                 <w:rFonts w:ascii="TimeNewRoman" w:hAnsi="TimeNewRoman"/>
                 <w:sz w:val="30"/>
               </w:rPr>
-              <w:t>912÷8=</w:t>
+              <w:t>761÷6=</w:t>
             </w:r>
           </w:p>
         </w:tc>
@@ -423,7 +423,7 @@
                 <w:rFonts w:ascii="TimeNewRoman" w:hAnsi="TimeNewRoman"/>
                 <w:sz w:val="30"/>
               </w:rPr>
-              <w:t>667÷7=</w:t>
+              <w:t>222÷8=</w:t>
             </w:r>
           </w:p>
         </w:tc>
@@ -440,7 +440,7 @@
                 <w:rFonts w:ascii="TimeNewRoman" w:hAnsi="TimeNewRoman"/>
                 <w:sz w:val="30"/>
               </w:rPr>
-              <w:t>203÷4=</w:t>
+              <w:t>936÷8=</w:t>
             </w:r>
           </w:p>
         </w:tc>
@@ -457,7 +457,7 @@
                 <w:rFonts w:ascii="TimeNewRoman" w:hAnsi="TimeNewRoman"/>
                 <w:sz w:val="30"/>
               </w:rPr>
-              <w:t>538÷5=</w:t>
+              <w:t>411÷8=</w:t>
             </w:r>
           </w:p>
         </w:tc>
@@ -474,7 +474,7 @@
                 <w:rFonts w:ascii="TimeNewRoman" w:hAnsi="TimeNewRoman"/>
                 <w:sz w:val="30"/>
               </w:rPr>
-              <w:t>575÷5=</w:t>
+              <w:t>357÷4=</w:t>
             </w:r>
           </w:p>
         </w:tc>
@@ -589,7 +589,7 @@
                 <w:rFonts w:ascii="TimeNewRoman" w:hAnsi="TimeNewRoman"/>
                 <w:sz w:val="30"/>
               </w:rPr>
-              <w:t>843÷4=</w:t>
+              <w:t>304÷9=</w:t>
             </w:r>
           </w:p>
         </w:tc>
@@ -606,7 +606,7 @@
                 <w:rFonts w:ascii="TimeNewRoman" w:hAnsi="TimeNewRoman"/>
                 <w:sz w:val="30"/>
               </w:rPr>
-              <w:t>949÷4=</w:t>
+              <w:t>859÷4=</w:t>
             </w:r>
           </w:p>
         </w:tc>
@@ -623,7 +623,7 @@
                 <w:rFonts w:ascii="TimeNewRoman" w:hAnsi="TimeNewRoman"/>
                 <w:sz w:val="30"/>
               </w:rPr>
-              <w:t>694÷7=</w:t>
+              <w:t>727÷3=</w:t>
             </w:r>
           </w:p>
         </w:tc>
@@ -640,7 +640,7 @@
                 <w:rFonts w:ascii="TimeNewRoman" w:hAnsi="TimeNewRoman"/>
                 <w:sz w:val="30"/>
               </w:rPr>
-              <w:t>533÷3=</w:t>
+              <w:t>410÷2=</w:t>
             </w:r>
           </w:p>
         </w:tc>
@@ -657,7 +657,7 @@
                 <w:rFonts w:ascii="TimeNewRoman" w:hAnsi="TimeNewRoman"/>
                 <w:sz w:val="30"/>
               </w:rPr>
-              <w:t>654÷7=</w:t>
+              <w:t>691÷7=</w:t>
             </w:r>
           </w:p>
         </w:tc>
@@ -772,7 +772,7 @@
                 <w:rFonts w:ascii="TimeNewRoman" w:hAnsi="TimeNewRoman"/>
                 <w:sz w:val="30"/>
               </w:rPr>
-              <w:t>982÷7=</w:t>
+              <w:t>185÷9=</w:t>
             </w:r>
           </w:p>
         </w:tc>
@@ -789,7 +789,7 @@
                 <w:rFonts w:ascii="TimeNewRoman" w:hAnsi="TimeNewRoman"/>
                 <w:sz w:val="30"/>
               </w:rPr>
-              <w:t>738÷8=</w:t>
+              <w:t>726÷8=</w:t>
             </w:r>
           </w:p>
         </w:tc>
@@ -806,7 +806,7 @@
                 <w:rFonts w:ascii="TimeNewRoman" w:hAnsi="TimeNewRoman"/>
                 <w:sz w:val="30"/>
               </w:rPr>
-              <w:t>681÷3=</w:t>
+              <w:t>686÷9=</w:t>
             </w:r>
           </w:p>
         </w:tc>
@@ -823,7 +823,7 @@
                 <w:rFonts w:ascii="TimeNewRoman" w:hAnsi="TimeNewRoman"/>
                 <w:sz w:val="30"/>
               </w:rPr>
-              <w:t>267÷7=</w:t>
+              <w:t>884÷3=</w:t>
             </w:r>
           </w:p>
         </w:tc>
@@ -840,7 +840,7 @@
                 <w:rFonts w:ascii="TimeNewRoman" w:hAnsi="TimeNewRoman"/>
                 <w:sz w:val="30"/>
               </w:rPr>
-              <w:t>410÷7=</w:t>
+              <w:t>400÷9=</w:t>
             </w:r>
           </w:p>
         </w:tc>

--- a/three-digit_number_divided_by_one-digit_number.docx
+++ b/three-digit_number_divided_by_one-digit_number.docx
@@ -11,7 +11,7 @@
           <w:rFonts w:ascii="Arial" w:hAnsi="Arial"/>
           <w:sz w:val="30"/>
         </w:rPr>
-        <w:t>2026-10-10 Saturday</w:t>
+        <w:t>2026-10-11 Sunday</w:t>
       </w:r>
     </w:p>
     <w:tbl>
@@ -40,7 +40,7 @@
                 <w:rFonts w:ascii="TimeNewRoman" w:hAnsi="TimeNewRoman"/>
                 <w:sz w:val="30"/>
               </w:rPr>
-              <w:t>933÷5=</w:t>
+              <w:t>168÷3=</w:t>
             </w:r>
           </w:p>
         </w:tc>
@@ -57,7 +57,7 @@
                 <w:rFonts w:ascii="TimeNewRoman" w:hAnsi="TimeNewRoman"/>
                 <w:sz w:val="30"/>
               </w:rPr>
-              <w:t>729÷9=</w:t>
+              <w:t>274÷2=</w:t>
             </w:r>
           </w:p>
         </w:tc>
@@ -74,7 +74,7 @@
                 <w:rFonts w:ascii="TimeNewRoman" w:hAnsi="TimeNewRoman"/>
                 <w:sz w:val="30"/>
               </w:rPr>
-              <w:t>119÷2=</w:t>
+              <w:t>733÷7=</w:t>
             </w:r>
           </w:p>
         </w:tc>
@@ -91,7 +91,7 @@
                 <w:rFonts w:ascii="TimeNewRoman" w:hAnsi="TimeNewRoman"/>
                 <w:sz w:val="30"/>
               </w:rPr>
-              <w:t>339÷3=</w:t>
+              <w:t>878÷7=</w:t>
             </w:r>
           </w:p>
         </w:tc>
@@ -108,7 +108,7 @@
                 <w:rFonts w:ascii="TimeNewRoman" w:hAnsi="TimeNewRoman"/>
                 <w:sz w:val="30"/>
               </w:rPr>
-              <w:t>132÷9=</w:t>
+              <w:t>469÷5=</w:t>
             </w:r>
           </w:p>
         </w:tc>
@@ -223,7 +223,7 @@
                 <w:rFonts w:ascii="TimeNewRoman" w:hAnsi="TimeNewRoman"/>
                 <w:sz w:val="30"/>
               </w:rPr>
-              <w:t>662÷6=</w:t>
+              <w:t>951÷9=</w:t>
             </w:r>
           </w:p>
         </w:tc>
@@ -240,7 +240,7 @@
                 <w:rFonts w:ascii="TimeNewRoman" w:hAnsi="TimeNewRoman"/>
                 <w:sz w:val="30"/>
               </w:rPr>
-              <w:t>139÷7=</w:t>
+              <w:t>137÷3=</w:t>
             </w:r>
           </w:p>
         </w:tc>
@@ -257,7 +257,7 @@
                 <w:rFonts w:ascii="TimeNewRoman" w:hAnsi="TimeNewRoman"/>
                 <w:sz w:val="30"/>
               </w:rPr>
-              <w:t>167÷9=</w:t>
+              <w:t>735÷8=</w:t>
             </w:r>
           </w:p>
         </w:tc>
@@ -274,7 +274,7 @@
                 <w:rFonts w:ascii="TimeNewRoman" w:hAnsi="TimeNewRoman"/>
                 <w:sz w:val="30"/>
               </w:rPr>
-              <w:t>929÷9=</w:t>
+              <w:t>656÷9=</w:t>
             </w:r>
           </w:p>
         </w:tc>
@@ -291,7 +291,7 @@
                 <w:rFonts w:ascii="TimeNewRoman" w:hAnsi="TimeNewRoman"/>
                 <w:sz w:val="30"/>
               </w:rPr>
-              <w:t>392÷3=</w:t>
+              <w:t>673÷2=</w:t>
             </w:r>
           </w:p>
         </w:tc>
@@ -406,7 +406,7 @@
                 <w:rFonts w:ascii="TimeNewRoman" w:hAnsi="TimeNewRoman"/>
                 <w:sz w:val="30"/>
               </w:rPr>
-              <w:t>761÷6=</w:t>
+              <w:t>131÷8=</w:t>
             </w:r>
           </w:p>
         </w:tc>
@@ -423,7 +423,7 @@
                 <w:rFonts w:ascii="TimeNewRoman" w:hAnsi="TimeNewRoman"/>
                 <w:sz w:val="30"/>
               </w:rPr>
-              <w:t>222÷8=</w:t>
+              <w:t>310÷7=</w:t>
             </w:r>
           </w:p>
         </w:tc>
@@ -440,7 +440,7 @@
                 <w:rFonts w:ascii="TimeNewRoman" w:hAnsi="TimeNewRoman"/>
                 <w:sz w:val="30"/>
               </w:rPr>
-              <w:t>936÷8=</w:t>
+              <w:t>635÷9=</w:t>
             </w:r>
           </w:p>
         </w:tc>
@@ -457,7 +457,7 @@
                 <w:rFonts w:ascii="TimeNewRoman" w:hAnsi="TimeNewRoman"/>
                 <w:sz w:val="30"/>
               </w:rPr>
-              <w:t>411÷8=</w:t>
+              <w:t>509÷9=</w:t>
             </w:r>
           </w:p>
         </w:tc>
@@ -474,7 +474,7 @@
                 <w:rFonts w:ascii="TimeNewRoman" w:hAnsi="TimeNewRoman"/>
                 <w:sz w:val="30"/>
               </w:rPr>
-              <w:t>357÷4=</w:t>
+              <w:t>368÷6=</w:t>
             </w:r>
           </w:p>
         </w:tc>
@@ -589,7 +589,7 @@
                 <w:rFonts w:ascii="TimeNewRoman" w:hAnsi="TimeNewRoman"/>
                 <w:sz w:val="30"/>
               </w:rPr>
-              <w:t>304÷9=</w:t>
+              <w:t>811÷5=</w:t>
             </w:r>
           </w:p>
         </w:tc>
@@ -606,7 +606,7 @@
                 <w:rFonts w:ascii="TimeNewRoman" w:hAnsi="TimeNewRoman"/>
                 <w:sz w:val="30"/>
               </w:rPr>
-              <w:t>859÷4=</w:t>
+              <w:t>846÷9=</w:t>
             </w:r>
           </w:p>
         </w:tc>
@@ -623,7 +623,7 @@
                 <w:rFonts w:ascii="TimeNewRoman" w:hAnsi="TimeNewRoman"/>
                 <w:sz w:val="30"/>
               </w:rPr>
-              <w:t>727÷3=</w:t>
+              <w:t>194÷8=</w:t>
             </w:r>
           </w:p>
         </w:tc>
@@ -640,7 +640,7 @@
                 <w:rFonts w:ascii="TimeNewRoman" w:hAnsi="TimeNewRoman"/>
                 <w:sz w:val="30"/>
               </w:rPr>
-              <w:t>410÷2=</w:t>
+              <w:t>369÷8=</w:t>
             </w:r>
           </w:p>
         </w:tc>
@@ -657,7 +657,7 @@
                 <w:rFonts w:ascii="TimeNewRoman" w:hAnsi="TimeNewRoman"/>
                 <w:sz w:val="30"/>
               </w:rPr>
-              <w:t>691÷7=</w:t>
+              <w:t>505÷9=</w:t>
             </w:r>
           </w:p>
         </w:tc>
@@ -772,7 +772,7 @@
                 <w:rFonts w:ascii="TimeNewRoman" w:hAnsi="TimeNewRoman"/>
                 <w:sz w:val="30"/>
               </w:rPr>
-              <w:t>185÷9=</w:t>
+              <w:t>419÷5=</w:t>
             </w:r>
           </w:p>
         </w:tc>
@@ -789,7 +789,7 @@
                 <w:rFonts w:ascii="TimeNewRoman" w:hAnsi="TimeNewRoman"/>
                 <w:sz w:val="30"/>
               </w:rPr>
-              <w:t>726÷8=</w:t>
+              <w:t>761÷4=</w:t>
             </w:r>
           </w:p>
         </w:tc>
@@ -806,7 +806,7 @@
                 <w:rFonts w:ascii="TimeNewRoman" w:hAnsi="TimeNewRoman"/>
                 <w:sz w:val="30"/>
               </w:rPr>
-              <w:t>686÷9=</w:t>
+              <w:t>693÷3=</w:t>
             </w:r>
           </w:p>
         </w:tc>
@@ -823,7 +823,7 @@
                 <w:rFonts w:ascii="TimeNewRoman" w:hAnsi="TimeNewRoman"/>
                 <w:sz w:val="30"/>
               </w:rPr>
-              <w:t>884÷3=</w:t>
+              <w:t>463÷6=</w:t>
             </w:r>
           </w:p>
         </w:tc>
@@ -840,7 +840,7 @@
                 <w:rFonts w:ascii="TimeNewRoman" w:hAnsi="TimeNewRoman"/>
                 <w:sz w:val="30"/>
               </w:rPr>
-              <w:t>400÷9=</w:t>
+              <w:t>431÷2=</w:t>
             </w:r>
           </w:p>
         </w:tc>

--- a/three-digit_number_divided_by_one-digit_number.docx
+++ b/three-digit_number_divided_by_one-digit_number.docx
@@ -40,7 +40,7 @@
                 <w:rFonts w:ascii="TimeNewRoman" w:hAnsi="TimeNewRoman"/>
                 <w:sz w:val="30"/>
               </w:rPr>
-              <w:t>168÷3=</w:t>
+              <w:t>448÷5=</w:t>
             </w:r>
           </w:p>
         </w:tc>
@@ -57,7 +57,7 @@
                 <w:rFonts w:ascii="TimeNewRoman" w:hAnsi="TimeNewRoman"/>
                 <w:sz w:val="30"/>
               </w:rPr>
-              <w:t>274÷2=</w:t>
+              <w:t>442÷7=</w:t>
             </w:r>
           </w:p>
         </w:tc>
@@ -74,7 +74,7 @@
                 <w:rFonts w:ascii="TimeNewRoman" w:hAnsi="TimeNewRoman"/>
                 <w:sz w:val="30"/>
               </w:rPr>
-              <w:t>733÷7=</w:t>
+              <w:t>969÷2=</w:t>
             </w:r>
           </w:p>
         </w:tc>
@@ -91,7 +91,7 @@
                 <w:rFonts w:ascii="TimeNewRoman" w:hAnsi="TimeNewRoman"/>
                 <w:sz w:val="30"/>
               </w:rPr>
-              <w:t>878÷7=</w:t>
+              <w:t>300÷6=</w:t>
             </w:r>
           </w:p>
         </w:tc>
@@ -108,7 +108,7 @@
                 <w:rFonts w:ascii="TimeNewRoman" w:hAnsi="TimeNewRoman"/>
                 <w:sz w:val="30"/>
               </w:rPr>
-              <w:t>469÷5=</w:t>
+              <w:t>908÷2=</w:t>
             </w:r>
           </w:p>
         </w:tc>
@@ -223,7 +223,7 @@
                 <w:rFonts w:ascii="TimeNewRoman" w:hAnsi="TimeNewRoman"/>
                 <w:sz w:val="30"/>
               </w:rPr>
-              <w:t>951÷9=</w:t>
+              <w:t>322÷5=</w:t>
             </w:r>
           </w:p>
         </w:tc>
@@ -240,7 +240,7 @@
                 <w:rFonts w:ascii="TimeNewRoman" w:hAnsi="TimeNewRoman"/>
                 <w:sz w:val="30"/>
               </w:rPr>
-              <w:t>137÷3=</w:t>
+              <w:t>974÷6=</w:t>
             </w:r>
           </w:p>
         </w:tc>
@@ -257,7 +257,7 @@
                 <w:rFonts w:ascii="TimeNewRoman" w:hAnsi="TimeNewRoman"/>
                 <w:sz w:val="30"/>
               </w:rPr>
-              <w:t>735÷8=</w:t>
+              <w:t>548÷2=</w:t>
             </w:r>
           </w:p>
         </w:tc>
@@ -274,7 +274,7 @@
                 <w:rFonts w:ascii="TimeNewRoman" w:hAnsi="TimeNewRoman"/>
                 <w:sz w:val="30"/>
               </w:rPr>
-              <w:t>656÷9=</w:t>
+              <w:t>454÷5=</w:t>
             </w:r>
           </w:p>
         </w:tc>
@@ -291,7 +291,7 @@
                 <w:rFonts w:ascii="TimeNewRoman" w:hAnsi="TimeNewRoman"/>
                 <w:sz w:val="30"/>
               </w:rPr>
-              <w:t>673÷2=</w:t>
+              <w:t>845÷4=</w:t>
             </w:r>
           </w:p>
         </w:tc>
@@ -406,7 +406,7 @@
                 <w:rFonts w:ascii="TimeNewRoman" w:hAnsi="TimeNewRoman"/>
                 <w:sz w:val="30"/>
               </w:rPr>
-              <w:t>131÷8=</w:t>
+              <w:t>160÷8=</w:t>
             </w:r>
           </w:p>
         </w:tc>
@@ -423,7 +423,7 @@
                 <w:rFonts w:ascii="TimeNewRoman" w:hAnsi="TimeNewRoman"/>
                 <w:sz w:val="30"/>
               </w:rPr>
-              <w:t>310÷7=</w:t>
+              <w:t>853÷9=</w:t>
             </w:r>
           </w:p>
         </w:tc>
@@ -440,7 +440,7 @@
                 <w:rFonts w:ascii="TimeNewRoman" w:hAnsi="TimeNewRoman"/>
                 <w:sz w:val="30"/>
               </w:rPr>
-              <w:t>635÷9=</w:t>
+              <w:t>217÷4=</w:t>
             </w:r>
           </w:p>
         </w:tc>
@@ -457,7 +457,7 @@
                 <w:rFonts w:ascii="TimeNewRoman" w:hAnsi="TimeNewRoman"/>
                 <w:sz w:val="30"/>
               </w:rPr>
-              <w:t>509÷9=</w:t>
+              <w:t>838÷2=</w:t>
             </w:r>
           </w:p>
         </w:tc>
@@ -474,7 +474,7 @@
                 <w:rFonts w:ascii="TimeNewRoman" w:hAnsi="TimeNewRoman"/>
                 <w:sz w:val="30"/>
               </w:rPr>
-              <w:t>368÷6=</w:t>
+              <w:t>339÷6=</w:t>
             </w:r>
           </w:p>
         </w:tc>
@@ -589,7 +589,7 @@
                 <w:rFonts w:ascii="TimeNewRoman" w:hAnsi="TimeNewRoman"/>
                 <w:sz w:val="30"/>
               </w:rPr>
-              <w:t>811÷5=</w:t>
+              <w:t>674÷6=</w:t>
             </w:r>
           </w:p>
         </w:tc>
@@ -606,7 +606,7 @@
                 <w:rFonts w:ascii="TimeNewRoman" w:hAnsi="TimeNewRoman"/>
                 <w:sz w:val="30"/>
               </w:rPr>
-              <w:t>846÷9=</w:t>
+              <w:t>443÷6=</w:t>
             </w:r>
           </w:p>
         </w:tc>
@@ -623,7 +623,7 @@
                 <w:rFonts w:ascii="TimeNewRoman" w:hAnsi="TimeNewRoman"/>
                 <w:sz w:val="30"/>
               </w:rPr>
-              <w:t>194÷8=</w:t>
+              <w:t>487÷9=</w:t>
             </w:r>
           </w:p>
         </w:tc>
@@ -640,7 +640,7 @@
                 <w:rFonts w:ascii="TimeNewRoman" w:hAnsi="TimeNewRoman"/>
                 <w:sz w:val="30"/>
               </w:rPr>
-              <w:t>369÷8=</w:t>
+              <w:t>268÷5=</w:t>
             </w:r>
           </w:p>
         </w:tc>
@@ -657,7 +657,7 @@
                 <w:rFonts w:ascii="TimeNewRoman" w:hAnsi="TimeNewRoman"/>
                 <w:sz w:val="30"/>
               </w:rPr>
-              <w:t>505÷9=</w:t>
+              <w:t>560÷6=</w:t>
             </w:r>
           </w:p>
         </w:tc>
@@ -772,7 +772,7 @@
                 <w:rFonts w:ascii="TimeNewRoman" w:hAnsi="TimeNewRoman"/>
                 <w:sz w:val="30"/>
               </w:rPr>
-              <w:t>419÷5=</w:t>
+              <w:t>905÷9=</w:t>
             </w:r>
           </w:p>
         </w:tc>
@@ -789,7 +789,7 @@
                 <w:rFonts w:ascii="TimeNewRoman" w:hAnsi="TimeNewRoman"/>
                 <w:sz w:val="30"/>
               </w:rPr>
-              <w:t>761÷4=</w:t>
+              <w:t>794÷7=</w:t>
             </w:r>
           </w:p>
         </w:tc>
@@ -806,7 +806,7 @@
                 <w:rFonts w:ascii="TimeNewRoman" w:hAnsi="TimeNewRoman"/>
                 <w:sz w:val="30"/>
               </w:rPr>
-              <w:t>693÷3=</w:t>
+              <w:t>242÷5=</w:t>
             </w:r>
           </w:p>
         </w:tc>
@@ -823,7 +823,7 @@
                 <w:rFonts w:ascii="TimeNewRoman" w:hAnsi="TimeNewRoman"/>
                 <w:sz w:val="30"/>
               </w:rPr>
-              <w:t>463÷6=</w:t>
+              <w:t>587÷8=</w:t>
             </w:r>
           </w:p>
         </w:tc>
@@ -840,7 +840,7 @@
                 <w:rFonts w:ascii="TimeNewRoman" w:hAnsi="TimeNewRoman"/>
                 <w:sz w:val="30"/>
               </w:rPr>
-              <w:t>431÷2=</w:t>
+              <w:t>121÷9=</w:t>
             </w:r>
           </w:p>
         </w:tc>

--- a/three-digit_number_divided_by_one-digit_number.docx
+++ b/three-digit_number_divided_by_one-digit_number.docx
@@ -11,7 +11,7 @@
           <w:rFonts w:ascii="Arial" w:hAnsi="Arial"/>
           <w:sz w:val="30"/>
         </w:rPr>
-        <w:t>2026-10-11 Sunday</w:t>
+        <w:t>2026-10-12 Monday</w:t>
       </w:r>
     </w:p>
     <w:tbl>
@@ -40,7 +40,7 @@
                 <w:rFonts w:ascii="TimeNewRoman" w:hAnsi="TimeNewRoman"/>
                 <w:sz w:val="30"/>
               </w:rPr>
-              <w:t>448÷5=</w:t>
+              <w:t>203÷8=</w:t>
             </w:r>
           </w:p>
         </w:tc>
@@ -57,7 +57,7 @@
                 <w:rFonts w:ascii="TimeNewRoman" w:hAnsi="TimeNewRoman"/>
                 <w:sz w:val="30"/>
               </w:rPr>
-              <w:t>442÷7=</w:t>
+              <w:t>398÷9=</w:t>
             </w:r>
           </w:p>
         </w:tc>
@@ -74,7 +74,7 @@
                 <w:rFonts w:ascii="TimeNewRoman" w:hAnsi="TimeNewRoman"/>
                 <w:sz w:val="30"/>
               </w:rPr>
-              <w:t>969÷2=</w:t>
+              <w:t>833÷9=</w:t>
             </w:r>
           </w:p>
         </w:tc>
@@ -91,7 +91,7 @@
                 <w:rFonts w:ascii="TimeNewRoman" w:hAnsi="TimeNewRoman"/>
                 <w:sz w:val="30"/>
               </w:rPr>
-              <w:t>300÷6=</w:t>
+              <w:t>244÷5=</w:t>
             </w:r>
           </w:p>
         </w:tc>
@@ -108,7 +108,7 @@
                 <w:rFonts w:ascii="TimeNewRoman" w:hAnsi="TimeNewRoman"/>
                 <w:sz w:val="30"/>
               </w:rPr>
-              <w:t>908÷2=</w:t>
+              <w:t>493÷5=</w:t>
             </w:r>
           </w:p>
         </w:tc>
@@ -223,7 +223,7 @@
                 <w:rFonts w:ascii="TimeNewRoman" w:hAnsi="TimeNewRoman"/>
                 <w:sz w:val="30"/>
               </w:rPr>
-              <w:t>322÷5=</w:t>
+              <w:t>152÷9=</w:t>
             </w:r>
           </w:p>
         </w:tc>
@@ -240,7 +240,7 @@
                 <w:rFonts w:ascii="TimeNewRoman" w:hAnsi="TimeNewRoman"/>
                 <w:sz w:val="30"/>
               </w:rPr>
-              <w:t>974÷6=</w:t>
+              <w:t>817÷7=</w:t>
             </w:r>
           </w:p>
         </w:tc>
@@ -257,7 +257,7 @@
                 <w:rFonts w:ascii="TimeNewRoman" w:hAnsi="TimeNewRoman"/>
                 <w:sz w:val="30"/>
               </w:rPr>
-              <w:t>548÷2=</w:t>
+              <w:t>680÷5=</w:t>
             </w:r>
           </w:p>
         </w:tc>
@@ -274,7 +274,7 @@
                 <w:rFonts w:ascii="TimeNewRoman" w:hAnsi="TimeNewRoman"/>
                 <w:sz w:val="30"/>
               </w:rPr>
-              <w:t>454÷5=</w:t>
+              <w:t>847÷5=</w:t>
             </w:r>
           </w:p>
         </w:tc>
@@ -291,7 +291,7 @@
                 <w:rFonts w:ascii="TimeNewRoman" w:hAnsi="TimeNewRoman"/>
                 <w:sz w:val="30"/>
               </w:rPr>
-              <w:t>845÷4=</w:t>
+              <w:t>178÷3=</w:t>
             </w:r>
           </w:p>
         </w:tc>
@@ -406,7 +406,7 @@
                 <w:rFonts w:ascii="TimeNewRoman" w:hAnsi="TimeNewRoman"/>
                 <w:sz w:val="30"/>
               </w:rPr>
-              <w:t>160÷8=</w:t>
+              <w:t>468÷6=</w:t>
             </w:r>
           </w:p>
         </w:tc>
@@ -423,7 +423,7 @@
                 <w:rFonts w:ascii="TimeNewRoman" w:hAnsi="TimeNewRoman"/>
                 <w:sz w:val="30"/>
               </w:rPr>
-              <w:t>853÷9=</w:t>
+              <w:t>723÷9=</w:t>
             </w:r>
           </w:p>
         </w:tc>
@@ -440,7 +440,7 @@
                 <w:rFonts w:ascii="TimeNewRoman" w:hAnsi="TimeNewRoman"/>
                 <w:sz w:val="30"/>
               </w:rPr>
-              <w:t>217÷4=</w:t>
+              <w:t>762÷2=</w:t>
             </w:r>
           </w:p>
         </w:tc>
@@ -457,7 +457,7 @@
                 <w:rFonts w:ascii="TimeNewRoman" w:hAnsi="TimeNewRoman"/>
                 <w:sz w:val="30"/>
               </w:rPr>
-              <w:t>838÷2=</w:t>
+              <w:t>510÷7=</w:t>
             </w:r>
           </w:p>
         </w:tc>
@@ -474,7 +474,7 @@
                 <w:rFonts w:ascii="TimeNewRoman" w:hAnsi="TimeNewRoman"/>
                 <w:sz w:val="30"/>
               </w:rPr>
-              <w:t>339÷6=</w:t>
+              <w:t>834÷2=</w:t>
             </w:r>
           </w:p>
         </w:tc>
@@ -589,7 +589,7 @@
                 <w:rFonts w:ascii="TimeNewRoman" w:hAnsi="TimeNewRoman"/>
                 <w:sz w:val="30"/>
               </w:rPr>
-              <w:t>674÷6=</w:t>
+              <w:t>990÷6=</w:t>
             </w:r>
           </w:p>
         </w:tc>
@@ -606,7 +606,7 @@
                 <w:rFonts w:ascii="TimeNewRoman" w:hAnsi="TimeNewRoman"/>
                 <w:sz w:val="30"/>
               </w:rPr>
-              <w:t>443÷6=</w:t>
+              <w:t>962÷9=</w:t>
             </w:r>
           </w:p>
         </w:tc>
@@ -623,7 +623,7 @@
                 <w:rFonts w:ascii="TimeNewRoman" w:hAnsi="TimeNewRoman"/>
                 <w:sz w:val="30"/>
               </w:rPr>
-              <w:t>487÷9=</w:t>
+              <w:t>308÷5=</w:t>
             </w:r>
           </w:p>
         </w:tc>
@@ -640,7 +640,7 @@
                 <w:rFonts w:ascii="TimeNewRoman" w:hAnsi="TimeNewRoman"/>
                 <w:sz w:val="30"/>
               </w:rPr>
-              <w:t>268÷5=</w:t>
+              <w:t>995÷9=</w:t>
             </w:r>
           </w:p>
         </w:tc>
@@ -657,7 +657,7 @@
                 <w:rFonts w:ascii="TimeNewRoman" w:hAnsi="TimeNewRoman"/>
                 <w:sz w:val="30"/>
               </w:rPr>
-              <w:t>560÷6=</w:t>
+              <w:t>562÷4=</w:t>
             </w:r>
           </w:p>
         </w:tc>
@@ -772,7 +772,7 @@
                 <w:rFonts w:ascii="TimeNewRoman" w:hAnsi="TimeNewRoman"/>
                 <w:sz w:val="30"/>
               </w:rPr>
-              <w:t>905÷9=</w:t>
+              <w:t>279÷3=</w:t>
             </w:r>
           </w:p>
         </w:tc>
@@ -789,7 +789,7 @@
                 <w:rFonts w:ascii="TimeNewRoman" w:hAnsi="TimeNewRoman"/>
                 <w:sz w:val="30"/>
               </w:rPr>
-              <w:t>794÷7=</w:t>
+              <w:t>691÷5=</w:t>
             </w:r>
           </w:p>
         </w:tc>
@@ -806,7 +806,7 @@
                 <w:rFonts w:ascii="TimeNewRoman" w:hAnsi="TimeNewRoman"/>
                 <w:sz w:val="30"/>
               </w:rPr>
-              <w:t>242÷5=</w:t>
+              <w:t>927÷3=</w:t>
             </w:r>
           </w:p>
         </w:tc>
@@ -823,7 +823,7 @@
                 <w:rFonts w:ascii="TimeNewRoman" w:hAnsi="TimeNewRoman"/>
                 <w:sz w:val="30"/>
               </w:rPr>
-              <w:t>587÷8=</w:t>
+              <w:t>782÷3=</w:t>
             </w:r>
           </w:p>
         </w:tc>
@@ -840,7 +840,7 @@
                 <w:rFonts w:ascii="TimeNewRoman" w:hAnsi="TimeNewRoman"/>
                 <w:sz w:val="30"/>
               </w:rPr>
-              <w:t>121÷9=</w:t>
+              <w:t>776÷4=</w:t>
             </w:r>
           </w:p>
         </w:tc>

--- a/three-digit_number_divided_by_one-digit_number.docx
+++ b/three-digit_number_divided_by_one-digit_number.docx
@@ -40,7 +40,7 @@
                 <w:rFonts w:ascii="TimeNewRoman" w:hAnsi="TimeNewRoman"/>
                 <w:sz w:val="30"/>
               </w:rPr>
-              <w:t>203÷8=</w:t>
+              <w:t>692÷7=</w:t>
             </w:r>
           </w:p>
         </w:tc>
@@ -57,7 +57,7 @@
                 <w:rFonts w:ascii="TimeNewRoman" w:hAnsi="TimeNewRoman"/>
                 <w:sz w:val="30"/>
               </w:rPr>
-              <w:t>398÷9=</w:t>
+              <w:t>901÷4=</w:t>
             </w:r>
           </w:p>
         </w:tc>
@@ -74,7 +74,7 @@
                 <w:rFonts w:ascii="TimeNewRoman" w:hAnsi="TimeNewRoman"/>
                 <w:sz w:val="30"/>
               </w:rPr>
-              <w:t>833÷9=</w:t>
+              <w:t>221÷5=</w:t>
             </w:r>
           </w:p>
         </w:tc>
@@ -91,7 +91,7 @@
                 <w:rFonts w:ascii="TimeNewRoman" w:hAnsi="TimeNewRoman"/>
                 <w:sz w:val="30"/>
               </w:rPr>
-              <w:t>244÷5=</w:t>
+              <w:t>706÷7=</w:t>
             </w:r>
           </w:p>
         </w:tc>
@@ -108,7 +108,7 @@
                 <w:rFonts w:ascii="TimeNewRoman" w:hAnsi="TimeNewRoman"/>
                 <w:sz w:val="30"/>
               </w:rPr>
-              <w:t>493÷5=</w:t>
+              <w:t>920÷9=</w:t>
             </w:r>
           </w:p>
         </w:tc>
@@ -223,7 +223,7 @@
                 <w:rFonts w:ascii="TimeNewRoman" w:hAnsi="TimeNewRoman"/>
                 <w:sz w:val="30"/>
               </w:rPr>
-              <w:t>152÷9=</w:t>
+              <w:t>702÷6=</w:t>
             </w:r>
           </w:p>
         </w:tc>
@@ -240,7 +240,7 @@
                 <w:rFonts w:ascii="TimeNewRoman" w:hAnsi="TimeNewRoman"/>
                 <w:sz w:val="30"/>
               </w:rPr>
-              <w:t>817÷7=</w:t>
+              <w:t>397÷6=</w:t>
             </w:r>
           </w:p>
         </w:tc>
@@ -257,7 +257,7 @@
                 <w:rFonts w:ascii="TimeNewRoman" w:hAnsi="TimeNewRoman"/>
                 <w:sz w:val="30"/>
               </w:rPr>
-              <w:t>680÷5=</w:t>
+              <w:t>245÷8=</w:t>
             </w:r>
           </w:p>
         </w:tc>
@@ -274,7 +274,7 @@
                 <w:rFonts w:ascii="TimeNewRoman" w:hAnsi="TimeNewRoman"/>
                 <w:sz w:val="30"/>
               </w:rPr>
-              <w:t>847÷5=</w:t>
+              <w:t>791÷5=</w:t>
             </w:r>
           </w:p>
         </w:tc>
@@ -291,7 +291,7 @@
                 <w:rFonts w:ascii="TimeNewRoman" w:hAnsi="TimeNewRoman"/>
                 <w:sz w:val="30"/>
               </w:rPr>
-              <w:t>178÷3=</w:t>
+              <w:t>293÷6=</w:t>
             </w:r>
           </w:p>
         </w:tc>
@@ -406,7 +406,7 @@
                 <w:rFonts w:ascii="TimeNewRoman" w:hAnsi="TimeNewRoman"/>
                 <w:sz w:val="30"/>
               </w:rPr>
-              <w:t>468÷6=</w:t>
+              <w:t>474÷3=</w:t>
             </w:r>
           </w:p>
         </w:tc>
@@ -423,7 +423,7 @@
                 <w:rFonts w:ascii="TimeNewRoman" w:hAnsi="TimeNewRoman"/>
                 <w:sz w:val="30"/>
               </w:rPr>
-              <w:t>723÷9=</w:t>
+              <w:t>853÷8=</w:t>
             </w:r>
           </w:p>
         </w:tc>
@@ -440,7 +440,7 @@
                 <w:rFonts w:ascii="TimeNewRoman" w:hAnsi="TimeNewRoman"/>
                 <w:sz w:val="30"/>
               </w:rPr>
-              <w:t>762÷2=</w:t>
+              <w:t>334÷8=</w:t>
             </w:r>
           </w:p>
         </w:tc>
@@ -457,7 +457,7 @@
                 <w:rFonts w:ascii="TimeNewRoman" w:hAnsi="TimeNewRoman"/>
                 <w:sz w:val="30"/>
               </w:rPr>
-              <w:t>510÷7=</w:t>
+              <w:t>785÷2=</w:t>
             </w:r>
           </w:p>
         </w:tc>
@@ -474,7 +474,7 @@
                 <w:rFonts w:ascii="TimeNewRoman" w:hAnsi="TimeNewRoman"/>
                 <w:sz w:val="30"/>
               </w:rPr>
-              <w:t>834÷2=</w:t>
+              <w:t>789÷2=</w:t>
             </w:r>
           </w:p>
         </w:tc>
@@ -589,7 +589,7 @@
                 <w:rFonts w:ascii="TimeNewRoman" w:hAnsi="TimeNewRoman"/>
                 <w:sz w:val="30"/>
               </w:rPr>
-              <w:t>990÷6=</w:t>
+              <w:t>509÷2=</w:t>
             </w:r>
           </w:p>
         </w:tc>
@@ -606,7 +606,7 @@
                 <w:rFonts w:ascii="TimeNewRoman" w:hAnsi="TimeNewRoman"/>
                 <w:sz w:val="30"/>
               </w:rPr>
-              <w:t>962÷9=</w:t>
+              <w:t>998÷4=</w:t>
             </w:r>
           </w:p>
         </w:tc>
@@ -623,7 +623,7 @@
                 <w:rFonts w:ascii="TimeNewRoman" w:hAnsi="TimeNewRoman"/>
                 <w:sz w:val="30"/>
               </w:rPr>
-              <w:t>308÷5=</w:t>
+              <w:t>768÷5=</w:t>
             </w:r>
           </w:p>
         </w:tc>
@@ -640,7 +640,7 @@
                 <w:rFonts w:ascii="TimeNewRoman" w:hAnsi="TimeNewRoman"/>
                 <w:sz w:val="30"/>
               </w:rPr>
-              <w:t>995÷9=</w:t>
+              <w:t>935÷6=</w:t>
             </w:r>
           </w:p>
         </w:tc>
@@ -657,7 +657,7 @@
                 <w:rFonts w:ascii="TimeNewRoman" w:hAnsi="TimeNewRoman"/>
                 <w:sz w:val="30"/>
               </w:rPr>
-              <w:t>562÷4=</w:t>
+              <w:t>807÷7=</w:t>
             </w:r>
           </w:p>
         </w:tc>
@@ -772,7 +772,7 @@
                 <w:rFonts w:ascii="TimeNewRoman" w:hAnsi="TimeNewRoman"/>
                 <w:sz w:val="30"/>
               </w:rPr>
-              <w:t>279÷3=</w:t>
+              <w:t>223÷3=</w:t>
             </w:r>
           </w:p>
         </w:tc>
@@ -789,7 +789,7 @@
                 <w:rFonts w:ascii="TimeNewRoman" w:hAnsi="TimeNewRoman"/>
                 <w:sz w:val="30"/>
               </w:rPr>
-              <w:t>691÷5=</w:t>
+              <w:t>303÷9=</w:t>
             </w:r>
           </w:p>
         </w:tc>
@@ -806,7 +806,7 @@
                 <w:rFonts w:ascii="TimeNewRoman" w:hAnsi="TimeNewRoman"/>
                 <w:sz w:val="30"/>
               </w:rPr>
-              <w:t>927÷3=</w:t>
+              <w:t>837÷4=</w:t>
             </w:r>
           </w:p>
         </w:tc>
@@ -823,7 +823,7 @@
                 <w:rFonts w:ascii="TimeNewRoman" w:hAnsi="TimeNewRoman"/>
                 <w:sz w:val="30"/>
               </w:rPr>
-              <w:t>782÷3=</w:t>
+              <w:t>862÷5=</w:t>
             </w:r>
           </w:p>
         </w:tc>
@@ -840,7 +840,7 @@
                 <w:rFonts w:ascii="TimeNewRoman" w:hAnsi="TimeNewRoman"/>
                 <w:sz w:val="30"/>
               </w:rPr>
-              <w:t>776÷4=</w:t>
+              <w:t>351÷6=</w:t>
             </w:r>
           </w:p>
         </w:tc>

--- a/three-digit_number_divided_by_one-digit_number.docx
+++ b/three-digit_number_divided_by_one-digit_number.docx
@@ -11,7 +11,7 @@
           <w:rFonts w:ascii="Arial" w:hAnsi="Arial"/>
           <w:sz w:val="30"/>
         </w:rPr>
-        <w:t>2026-10-12 Monday</w:t>
+        <w:t>2026-10-13 Tuesday</w:t>
       </w:r>
     </w:p>
     <w:tbl>
@@ -40,7 +40,7 @@
                 <w:rFonts w:ascii="TimeNewRoman" w:hAnsi="TimeNewRoman"/>
                 <w:sz w:val="30"/>
               </w:rPr>
-              <w:t>692÷7=</w:t>
+              <w:t>742÷2=</w:t>
             </w:r>
           </w:p>
         </w:tc>
@@ -57,7 +57,7 @@
                 <w:rFonts w:ascii="TimeNewRoman" w:hAnsi="TimeNewRoman"/>
                 <w:sz w:val="30"/>
               </w:rPr>
-              <w:t>901÷4=</w:t>
+              <w:t>683÷6=</w:t>
             </w:r>
           </w:p>
         </w:tc>
@@ -74,7 +74,7 @@
                 <w:rFonts w:ascii="TimeNewRoman" w:hAnsi="TimeNewRoman"/>
                 <w:sz w:val="30"/>
               </w:rPr>
-              <w:t>221÷5=</w:t>
+              <w:t>735÷6=</w:t>
             </w:r>
           </w:p>
         </w:tc>
@@ -91,7 +91,7 @@
                 <w:rFonts w:ascii="TimeNewRoman" w:hAnsi="TimeNewRoman"/>
                 <w:sz w:val="30"/>
               </w:rPr>
-              <w:t>706÷7=</w:t>
+              <w:t>876÷8=</w:t>
             </w:r>
           </w:p>
         </w:tc>
@@ -108,7 +108,7 @@
                 <w:rFonts w:ascii="TimeNewRoman" w:hAnsi="TimeNewRoman"/>
                 <w:sz w:val="30"/>
               </w:rPr>
-              <w:t>920÷9=</w:t>
+              <w:t>452÷3=</w:t>
             </w:r>
           </w:p>
         </w:tc>
@@ -223,7 +223,7 @@
                 <w:rFonts w:ascii="TimeNewRoman" w:hAnsi="TimeNewRoman"/>
                 <w:sz w:val="30"/>
               </w:rPr>
-              <w:t>702÷6=</w:t>
+              <w:t>851÷8=</w:t>
             </w:r>
           </w:p>
         </w:tc>
@@ -240,7 +240,7 @@
                 <w:rFonts w:ascii="TimeNewRoman" w:hAnsi="TimeNewRoman"/>
                 <w:sz w:val="30"/>
               </w:rPr>
-              <w:t>397÷6=</w:t>
+              <w:t>797÷8=</w:t>
             </w:r>
           </w:p>
         </w:tc>
@@ -257,7 +257,7 @@
                 <w:rFonts w:ascii="TimeNewRoman" w:hAnsi="TimeNewRoman"/>
                 <w:sz w:val="30"/>
               </w:rPr>
-              <w:t>245÷8=</w:t>
+              <w:t>723÷9=</w:t>
             </w:r>
           </w:p>
         </w:tc>
@@ -274,7 +274,7 @@
                 <w:rFonts w:ascii="TimeNewRoman" w:hAnsi="TimeNewRoman"/>
                 <w:sz w:val="30"/>
               </w:rPr>
-              <w:t>791÷5=</w:t>
+              <w:t>393÷7=</w:t>
             </w:r>
           </w:p>
         </w:tc>
@@ -291,7 +291,7 @@
                 <w:rFonts w:ascii="TimeNewRoman" w:hAnsi="TimeNewRoman"/>
                 <w:sz w:val="30"/>
               </w:rPr>
-              <w:t>293÷6=</w:t>
+              <w:t>432÷8=</w:t>
             </w:r>
           </w:p>
         </w:tc>
@@ -406,7 +406,7 @@
                 <w:rFonts w:ascii="TimeNewRoman" w:hAnsi="TimeNewRoman"/>
                 <w:sz w:val="30"/>
               </w:rPr>
-              <w:t>474÷3=</w:t>
+              <w:t>687÷8=</w:t>
             </w:r>
           </w:p>
         </w:tc>
@@ -423,7 +423,7 @@
                 <w:rFonts w:ascii="TimeNewRoman" w:hAnsi="TimeNewRoman"/>
                 <w:sz w:val="30"/>
               </w:rPr>
-              <w:t>853÷8=</w:t>
+              <w:t>778÷4=</w:t>
             </w:r>
           </w:p>
         </w:tc>
@@ -440,7 +440,7 @@
                 <w:rFonts w:ascii="TimeNewRoman" w:hAnsi="TimeNewRoman"/>
                 <w:sz w:val="30"/>
               </w:rPr>
-              <w:t>334÷8=</w:t>
+              <w:t>215÷5=</w:t>
             </w:r>
           </w:p>
         </w:tc>
@@ -457,7 +457,7 @@
                 <w:rFonts w:ascii="TimeNewRoman" w:hAnsi="TimeNewRoman"/>
                 <w:sz w:val="30"/>
               </w:rPr>
-              <w:t>785÷2=</w:t>
+              <w:t>381÷6=</w:t>
             </w:r>
           </w:p>
         </w:tc>
@@ -474,7 +474,7 @@
                 <w:rFonts w:ascii="TimeNewRoman" w:hAnsi="TimeNewRoman"/>
                 <w:sz w:val="30"/>
               </w:rPr>
-              <w:t>789÷2=</w:t>
+              <w:t>941÷5=</w:t>
             </w:r>
           </w:p>
         </w:tc>
@@ -589,7 +589,7 @@
                 <w:rFonts w:ascii="TimeNewRoman" w:hAnsi="TimeNewRoman"/>
                 <w:sz w:val="30"/>
               </w:rPr>
-              <w:t>509÷2=</w:t>
+              <w:t>199÷6=</w:t>
             </w:r>
           </w:p>
         </w:tc>
@@ -606,7 +606,7 @@
                 <w:rFonts w:ascii="TimeNewRoman" w:hAnsi="TimeNewRoman"/>
                 <w:sz w:val="30"/>
               </w:rPr>
-              <w:t>998÷4=</w:t>
+              <w:t>825÷6=</w:t>
             </w:r>
           </w:p>
         </w:tc>
@@ -623,7 +623,7 @@
                 <w:rFonts w:ascii="TimeNewRoman" w:hAnsi="TimeNewRoman"/>
                 <w:sz w:val="30"/>
               </w:rPr>
-              <w:t>768÷5=</w:t>
+              <w:t>303÷2=</w:t>
             </w:r>
           </w:p>
         </w:tc>
@@ -640,7 +640,7 @@
                 <w:rFonts w:ascii="TimeNewRoman" w:hAnsi="TimeNewRoman"/>
                 <w:sz w:val="30"/>
               </w:rPr>
-              <w:t>935÷6=</w:t>
+              <w:t>193÷5=</w:t>
             </w:r>
           </w:p>
         </w:tc>
@@ -657,7 +657,7 @@
                 <w:rFonts w:ascii="TimeNewRoman" w:hAnsi="TimeNewRoman"/>
                 <w:sz w:val="30"/>
               </w:rPr>
-              <w:t>807÷7=</w:t>
+              <w:t>137÷5=</w:t>
             </w:r>
           </w:p>
         </w:tc>
@@ -772,7 +772,7 @@
                 <w:rFonts w:ascii="TimeNewRoman" w:hAnsi="TimeNewRoman"/>
                 <w:sz w:val="30"/>
               </w:rPr>
-              <w:t>223÷3=</w:t>
+              <w:t>871÷2=</w:t>
             </w:r>
           </w:p>
         </w:tc>
@@ -789,7 +789,7 @@
                 <w:rFonts w:ascii="TimeNewRoman" w:hAnsi="TimeNewRoman"/>
                 <w:sz w:val="30"/>
               </w:rPr>
-              <w:t>303÷9=</w:t>
+              <w:t>659÷5=</w:t>
             </w:r>
           </w:p>
         </w:tc>
@@ -806,7 +806,7 @@
                 <w:rFonts w:ascii="TimeNewRoman" w:hAnsi="TimeNewRoman"/>
                 <w:sz w:val="30"/>
               </w:rPr>
-              <w:t>837÷4=</w:t>
+              <w:t>869÷9=</w:t>
             </w:r>
           </w:p>
         </w:tc>
@@ -823,7 +823,7 @@
                 <w:rFonts w:ascii="TimeNewRoman" w:hAnsi="TimeNewRoman"/>
                 <w:sz w:val="30"/>
               </w:rPr>
-              <w:t>862÷5=</w:t>
+              <w:t>571÷2=</w:t>
             </w:r>
           </w:p>
         </w:tc>
@@ -840,7 +840,7 @@
                 <w:rFonts w:ascii="TimeNewRoman" w:hAnsi="TimeNewRoman"/>
                 <w:sz w:val="30"/>
               </w:rPr>
-              <w:t>351÷6=</w:t>
+              <w:t>503÷8=</w:t>
             </w:r>
           </w:p>
         </w:tc>

--- a/three-digit_number_divided_by_one-digit_number.docx
+++ b/three-digit_number_divided_by_one-digit_number.docx
@@ -40,7 +40,7 @@
                 <w:rFonts w:ascii="TimeNewRoman" w:hAnsi="TimeNewRoman"/>
                 <w:sz w:val="30"/>
               </w:rPr>
-              <w:t>742÷2=</w:t>
+              <w:t>960÷6=</w:t>
             </w:r>
           </w:p>
         </w:tc>
@@ -57,7 +57,7 @@
                 <w:rFonts w:ascii="TimeNewRoman" w:hAnsi="TimeNewRoman"/>
                 <w:sz w:val="30"/>
               </w:rPr>
-              <w:t>683÷6=</w:t>
+              <w:t>617÷4=</w:t>
             </w:r>
           </w:p>
         </w:tc>
@@ -74,7 +74,7 @@
                 <w:rFonts w:ascii="TimeNewRoman" w:hAnsi="TimeNewRoman"/>
                 <w:sz w:val="30"/>
               </w:rPr>
-              <w:t>735÷6=</w:t>
+              <w:t>120÷8=</w:t>
             </w:r>
           </w:p>
         </w:tc>
@@ -91,7 +91,7 @@
                 <w:rFonts w:ascii="TimeNewRoman" w:hAnsi="TimeNewRoman"/>
                 <w:sz w:val="30"/>
               </w:rPr>
-              <w:t>876÷8=</w:t>
+              <w:t>446÷6=</w:t>
             </w:r>
           </w:p>
         </w:tc>
@@ -108,7 +108,7 @@
                 <w:rFonts w:ascii="TimeNewRoman" w:hAnsi="TimeNewRoman"/>
                 <w:sz w:val="30"/>
               </w:rPr>
-              <w:t>452÷3=</w:t>
+              <w:t>248÷6=</w:t>
             </w:r>
           </w:p>
         </w:tc>
@@ -223,7 +223,7 @@
                 <w:rFonts w:ascii="TimeNewRoman" w:hAnsi="TimeNewRoman"/>
                 <w:sz w:val="30"/>
               </w:rPr>
-              <w:t>851÷8=</w:t>
+              <w:t>612÷2=</w:t>
             </w:r>
           </w:p>
         </w:tc>
@@ -240,7 +240,7 @@
                 <w:rFonts w:ascii="TimeNewRoman" w:hAnsi="TimeNewRoman"/>
                 <w:sz w:val="30"/>
               </w:rPr>
-              <w:t>797÷8=</w:t>
+              <w:t>819÷3=</w:t>
             </w:r>
           </w:p>
         </w:tc>
@@ -257,7 +257,7 @@
                 <w:rFonts w:ascii="TimeNewRoman" w:hAnsi="TimeNewRoman"/>
                 <w:sz w:val="30"/>
               </w:rPr>
-              <w:t>723÷9=</w:t>
+              <w:t>941÷2=</w:t>
             </w:r>
           </w:p>
         </w:tc>
@@ -274,7 +274,7 @@
                 <w:rFonts w:ascii="TimeNewRoman" w:hAnsi="TimeNewRoman"/>
                 <w:sz w:val="30"/>
               </w:rPr>
-              <w:t>393÷7=</w:t>
+              <w:t>776÷7=</w:t>
             </w:r>
           </w:p>
         </w:tc>
@@ -291,7 +291,7 @@
                 <w:rFonts w:ascii="TimeNewRoman" w:hAnsi="TimeNewRoman"/>
                 <w:sz w:val="30"/>
               </w:rPr>
-              <w:t>432÷8=</w:t>
+              <w:t>633÷2=</w:t>
             </w:r>
           </w:p>
         </w:tc>
@@ -406,7 +406,7 @@
                 <w:rFonts w:ascii="TimeNewRoman" w:hAnsi="TimeNewRoman"/>
                 <w:sz w:val="30"/>
               </w:rPr>
-              <w:t>687÷8=</w:t>
+              <w:t>320÷7=</w:t>
             </w:r>
           </w:p>
         </w:tc>
@@ -423,7 +423,7 @@
                 <w:rFonts w:ascii="TimeNewRoman" w:hAnsi="TimeNewRoman"/>
                 <w:sz w:val="30"/>
               </w:rPr>
-              <w:t>778÷4=</w:t>
+              <w:t>309÷6=</w:t>
             </w:r>
           </w:p>
         </w:tc>
@@ -440,7 +440,7 @@
                 <w:rFonts w:ascii="TimeNewRoman" w:hAnsi="TimeNewRoman"/>
                 <w:sz w:val="30"/>
               </w:rPr>
-              <w:t>215÷5=</w:t>
+              <w:t>631÷6=</w:t>
             </w:r>
           </w:p>
         </w:tc>
@@ -457,7 +457,7 @@
                 <w:rFonts w:ascii="TimeNewRoman" w:hAnsi="TimeNewRoman"/>
                 <w:sz w:val="30"/>
               </w:rPr>
-              <w:t>381÷6=</w:t>
+              <w:t>848÷4=</w:t>
             </w:r>
           </w:p>
         </w:tc>
@@ -474,7 +474,7 @@
                 <w:rFonts w:ascii="TimeNewRoman" w:hAnsi="TimeNewRoman"/>
                 <w:sz w:val="30"/>
               </w:rPr>
-              <w:t>941÷5=</w:t>
+              <w:t>247÷2=</w:t>
             </w:r>
           </w:p>
         </w:tc>
@@ -589,7 +589,7 @@
                 <w:rFonts w:ascii="TimeNewRoman" w:hAnsi="TimeNewRoman"/>
                 <w:sz w:val="30"/>
               </w:rPr>
-              <w:t>199÷6=</w:t>
+              <w:t>408÷7=</w:t>
             </w:r>
           </w:p>
         </w:tc>
@@ -606,7 +606,7 @@
                 <w:rFonts w:ascii="TimeNewRoman" w:hAnsi="TimeNewRoman"/>
                 <w:sz w:val="30"/>
               </w:rPr>
-              <w:t>825÷6=</w:t>
+              <w:t>810÷4=</w:t>
             </w:r>
           </w:p>
         </w:tc>
@@ -623,7 +623,7 @@
                 <w:rFonts w:ascii="TimeNewRoman" w:hAnsi="TimeNewRoman"/>
                 <w:sz w:val="30"/>
               </w:rPr>
-              <w:t>303÷2=</w:t>
+              <w:t>617÷7=</w:t>
             </w:r>
           </w:p>
         </w:tc>
@@ -640,7 +640,7 @@
                 <w:rFonts w:ascii="TimeNewRoman" w:hAnsi="TimeNewRoman"/>
                 <w:sz w:val="30"/>
               </w:rPr>
-              <w:t>193÷5=</w:t>
+              <w:t>387÷9=</w:t>
             </w:r>
           </w:p>
         </w:tc>
@@ -657,7 +657,7 @@
                 <w:rFonts w:ascii="TimeNewRoman" w:hAnsi="TimeNewRoman"/>
                 <w:sz w:val="30"/>
               </w:rPr>
-              <w:t>137÷5=</w:t>
+              <w:t>400÷9=</w:t>
             </w:r>
           </w:p>
         </w:tc>
@@ -772,7 +772,7 @@
                 <w:rFonts w:ascii="TimeNewRoman" w:hAnsi="TimeNewRoman"/>
                 <w:sz w:val="30"/>
               </w:rPr>
-              <w:t>871÷2=</w:t>
+              <w:t>301÷5=</w:t>
             </w:r>
           </w:p>
         </w:tc>
@@ -789,7 +789,7 @@
                 <w:rFonts w:ascii="TimeNewRoman" w:hAnsi="TimeNewRoman"/>
                 <w:sz w:val="30"/>
               </w:rPr>
-              <w:t>659÷5=</w:t>
+              <w:t>225÷4=</w:t>
             </w:r>
           </w:p>
         </w:tc>
@@ -806,7 +806,7 @@
                 <w:rFonts w:ascii="TimeNewRoman" w:hAnsi="TimeNewRoman"/>
                 <w:sz w:val="30"/>
               </w:rPr>
-              <w:t>869÷9=</w:t>
+              <w:t>805÷3=</w:t>
             </w:r>
           </w:p>
         </w:tc>
@@ -823,7 +823,7 @@
                 <w:rFonts w:ascii="TimeNewRoman" w:hAnsi="TimeNewRoman"/>
                 <w:sz w:val="30"/>
               </w:rPr>
-              <w:t>571÷2=</w:t>
+              <w:t>882÷5=</w:t>
             </w:r>
           </w:p>
         </w:tc>
@@ -840,7 +840,7 @@
                 <w:rFonts w:ascii="TimeNewRoman" w:hAnsi="TimeNewRoman"/>
                 <w:sz w:val="30"/>
               </w:rPr>
-              <w:t>503÷8=</w:t>
+              <w:t>138÷5=</w:t>
             </w:r>
           </w:p>
         </w:tc>

--- a/three-digit_number_divided_by_one-digit_number.docx
+++ b/three-digit_number_divided_by_one-digit_number.docx
@@ -11,7 +11,7 @@
           <w:rFonts w:ascii="Arial" w:hAnsi="Arial"/>
           <w:sz w:val="30"/>
         </w:rPr>
-        <w:t>2026-10-13 Tuesday</w:t>
+        <w:t>2026-10-14 Wednesday</w:t>
       </w:r>
     </w:p>
     <w:tbl>
@@ -40,7 +40,7 @@
                 <w:rFonts w:ascii="TimeNewRoman" w:hAnsi="TimeNewRoman"/>
                 <w:sz w:val="30"/>
               </w:rPr>
-              <w:t>960÷6=</w:t>
+              <w:t>334÷9=</w:t>
             </w:r>
           </w:p>
         </w:tc>
@@ -57,7 +57,7 @@
                 <w:rFonts w:ascii="TimeNewRoman" w:hAnsi="TimeNewRoman"/>
                 <w:sz w:val="30"/>
               </w:rPr>
-              <w:t>617÷4=</w:t>
+              <w:t>498÷3=</w:t>
             </w:r>
           </w:p>
         </w:tc>
@@ -74,7 +74,7 @@
                 <w:rFonts w:ascii="TimeNewRoman" w:hAnsi="TimeNewRoman"/>
                 <w:sz w:val="30"/>
               </w:rPr>
-              <w:t>120÷8=</w:t>
+              <w:t>752÷2=</w:t>
             </w:r>
           </w:p>
         </w:tc>
@@ -91,7 +91,7 @@
                 <w:rFonts w:ascii="TimeNewRoman" w:hAnsi="TimeNewRoman"/>
                 <w:sz w:val="30"/>
               </w:rPr>
-              <w:t>446÷6=</w:t>
+              <w:t>118÷2=</w:t>
             </w:r>
           </w:p>
         </w:tc>
@@ -108,7 +108,7 @@
                 <w:rFonts w:ascii="TimeNewRoman" w:hAnsi="TimeNewRoman"/>
                 <w:sz w:val="30"/>
               </w:rPr>
-              <w:t>248÷6=</w:t>
+              <w:t>112÷4=</w:t>
             </w:r>
           </w:p>
         </w:tc>
@@ -223,7 +223,7 @@
                 <w:rFonts w:ascii="TimeNewRoman" w:hAnsi="TimeNewRoman"/>
                 <w:sz w:val="30"/>
               </w:rPr>
-              <w:t>612÷2=</w:t>
+              <w:t>215÷2=</w:t>
             </w:r>
           </w:p>
         </w:tc>
@@ -240,7 +240,7 @@
                 <w:rFonts w:ascii="TimeNewRoman" w:hAnsi="TimeNewRoman"/>
                 <w:sz w:val="30"/>
               </w:rPr>
-              <w:t>819÷3=</w:t>
+              <w:t>885÷4=</w:t>
             </w:r>
           </w:p>
         </w:tc>
@@ -257,7 +257,7 @@
                 <w:rFonts w:ascii="TimeNewRoman" w:hAnsi="TimeNewRoman"/>
                 <w:sz w:val="30"/>
               </w:rPr>
-              <w:t>941÷2=</w:t>
+              <w:t>353÷5=</w:t>
             </w:r>
           </w:p>
         </w:tc>
@@ -274,7 +274,7 @@
                 <w:rFonts w:ascii="TimeNewRoman" w:hAnsi="TimeNewRoman"/>
                 <w:sz w:val="30"/>
               </w:rPr>
-              <w:t>776÷7=</w:t>
+              <w:t>889÷8=</w:t>
             </w:r>
           </w:p>
         </w:tc>
@@ -291,7 +291,7 @@
                 <w:rFonts w:ascii="TimeNewRoman" w:hAnsi="TimeNewRoman"/>
                 <w:sz w:val="30"/>
               </w:rPr>
-              <w:t>633÷2=</w:t>
+              <w:t>956÷5=</w:t>
             </w:r>
           </w:p>
         </w:tc>
@@ -406,7 +406,7 @@
                 <w:rFonts w:ascii="TimeNewRoman" w:hAnsi="TimeNewRoman"/>
                 <w:sz w:val="30"/>
               </w:rPr>
-              <w:t>320÷7=</w:t>
+              <w:t>970÷9=</w:t>
             </w:r>
           </w:p>
         </w:tc>
@@ -423,7 +423,7 @@
                 <w:rFonts w:ascii="TimeNewRoman" w:hAnsi="TimeNewRoman"/>
                 <w:sz w:val="30"/>
               </w:rPr>
-              <w:t>309÷6=</w:t>
+              <w:t>226÷9=</w:t>
             </w:r>
           </w:p>
         </w:tc>
@@ -440,7 +440,7 @@
                 <w:rFonts w:ascii="TimeNewRoman" w:hAnsi="TimeNewRoman"/>
                 <w:sz w:val="30"/>
               </w:rPr>
-              <w:t>631÷6=</w:t>
+              <w:t>700÷9=</w:t>
             </w:r>
           </w:p>
         </w:tc>
@@ -457,7 +457,7 @@
                 <w:rFonts w:ascii="TimeNewRoman" w:hAnsi="TimeNewRoman"/>
                 <w:sz w:val="30"/>
               </w:rPr>
-              <w:t>848÷4=</w:t>
+              <w:t>666÷6=</w:t>
             </w:r>
           </w:p>
         </w:tc>
@@ -474,7 +474,7 @@
                 <w:rFonts w:ascii="TimeNewRoman" w:hAnsi="TimeNewRoman"/>
                 <w:sz w:val="30"/>
               </w:rPr>
-              <w:t>247÷2=</w:t>
+              <w:t>331÷8=</w:t>
             </w:r>
           </w:p>
         </w:tc>
@@ -589,7 +589,7 @@
                 <w:rFonts w:ascii="TimeNewRoman" w:hAnsi="TimeNewRoman"/>
                 <w:sz w:val="30"/>
               </w:rPr>
-              <w:t>408÷7=</w:t>
+              <w:t>806÷7=</w:t>
             </w:r>
           </w:p>
         </w:tc>
@@ -606,7 +606,7 @@
                 <w:rFonts w:ascii="TimeNewRoman" w:hAnsi="TimeNewRoman"/>
                 <w:sz w:val="30"/>
               </w:rPr>
-              <w:t>810÷4=</w:t>
+              <w:t>157÷7=</w:t>
             </w:r>
           </w:p>
         </w:tc>
@@ -623,7 +623,7 @@
                 <w:rFonts w:ascii="TimeNewRoman" w:hAnsi="TimeNewRoman"/>
                 <w:sz w:val="30"/>
               </w:rPr>
-              <w:t>617÷7=</w:t>
+              <w:t>517÷3=</w:t>
             </w:r>
           </w:p>
         </w:tc>
@@ -640,7 +640,7 @@
                 <w:rFonts w:ascii="TimeNewRoman" w:hAnsi="TimeNewRoman"/>
                 <w:sz w:val="30"/>
               </w:rPr>
-              <w:t>387÷9=</w:t>
+              <w:t>975÷4=</w:t>
             </w:r>
           </w:p>
         </w:tc>
@@ -657,7 +657,7 @@
                 <w:rFonts w:ascii="TimeNewRoman" w:hAnsi="TimeNewRoman"/>
                 <w:sz w:val="30"/>
               </w:rPr>
-              <w:t>400÷9=</w:t>
+              <w:t>893÷9=</w:t>
             </w:r>
           </w:p>
         </w:tc>
@@ -772,7 +772,7 @@
                 <w:rFonts w:ascii="TimeNewRoman" w:hAnsi="TimeNewRoman"/>
                 <w:sz w:val="30"/>
               </w:rPr>
-              <w:t>301÷5=</w:t>
+              <w:t>354÷8=</w:t>
             </w:r>
           </w:p>
         </w:tc>
@@ -789,7 +789,7 @@
                 <w:rFonts w:ascii="TimeNewRoman" w:hAnsi="TimeNewRoman"/>
                 <w:sz w:val="30"/>
               </w:rPr>
-              <w:t>225÷4=</w:t>
+              <w:t>889÷9=</w:t>
             </w:r>
           </w:p>
         </w:tc>
@@ -806,7 +806,7 @@
                 <w:rFonts w:ascii="TimeNewRoman" w:hAnsi="TimeNewRoman"/>
                 <w:sz w:val="30"/>
               </w:rPr>
-              <w:t>805÷3=</w:t>
+              <w:t>298÷8=</w:t>
             </w:r>
           </w:p>
         </w:tc>
@@ -823,7 +823,7 @@
                 <w:rFonts w:ascii="TimeNewRoman" w:hAnsi="TimeNewRoman"/>
                 <w:sz w:val="30"/>
               </w:rPr>
-              <w:t>882÷5=</w:t>
+              <w:t>532÷5=</w:t>
             </w:r>
           </w:p>
         </w:tc>
@@ -840,7 +840,7 @@
                 <w:rFonts w:ascii="TimeNewRoman" w:hAnsi="TimeNewRoman"/>
                 <w:sz w:val="30"/>
               </w:rPr>
-              <w:t>138÷5=</w:t>
+              <w:t>756÷2=</w:t>
             </w:r>
           </w:p>
         </w:tc>

--- a/three-digit_number_divided_by_one-digit_number.docx
+++ b/three-digit_number_divided_by_one-digit_number.docx
@@ -40,7 +40,7 @@
                 <w:rFonts w:ascii="TimeNewRoman" w:hAnsi="TimeNewRoman"/>
                 <w:sz w:val="30"/>
               </w:rPr>
-              <w:t>334÷9=</w:t>
+              <w:t>492÷4=</w:t>
             </w:r>
           </w:p>
         </w:tc>
@@ -57,7 +57,7 @@
                 <w:rFonts w:ascii="TimeNewRoman" w:hAnsi="TimeNewRoman"/>
                 <w:sz w:val="30"/>
               </w:rPr>
-              <w:t>498÷3=</w:t>
+              <w:t>935÷8=</w:t>
             </w:r>
           </w:p>
         </w:tc>
@@ -74,7 +74,7 @@
                 <w:rFonts w:ascii="TimeNewRoman" w:hAnsi="TimeNewRoman"/>
                 <w:sz w:val="30"/>
               </w:rPr>
-              <w:t>752÷2=</w:t>
+              <w:t>619÷3=</w:t>
             </w:r>
           </w:p>
         </w:tc>
@@ -91,7 +91,7 @@
                 <w:rFonts w:ascii="TimeNewRoman" w:hAnsi="TimeNewRoman"/>
                 <w:sz w:val="30"/>
               </w:rPr>
-              <w:t>118÷2=</w:t>
+              <w:t>318÷7=</w:t>
             </w:r>
           </w:p>
         </w:tc>
@@ -108,7 +108,7 @@
                 <w:rFonts w:ascii="TimeNewRoman" w:hAnsi="TimeNewRoman"/>
                 <w:sz w:val="30"/>
               </w:rPr>
-              <w:t>112÷4=</w:t>
+              <w:t>219÷5=</w:t>
             </w:r>
           </w:p>
         </w:tc>
@@ -223,7 +223,7 @@
                 <w:rFonts w:ascii="TimeNewRoman" w:hAnsi="TimeNewRoman"/>
                 <w:sz w:val="30"/>
               </w:rPr>
-              <w:t>215÷2=</w:t>
+              <w:t>897÷7=</w:t>
             </w:r>
           </w:p>
         </w:tc>
@@ -240,7 +240,7 @@
                 <w:rFonts w:ascii="TimeNewRoman" w:hAnsi="TimeNewRoman"/>
                 <w:sz w:val="30"/>
               </w:rPr>
-              <w:t>885÷4=</w:t>
+              <w:t>293÷5=</w:t>
             </w:r>
           </w:p>
         </w:tc>
@@ -257,7 +257,7 @@
                 <w:rFonts w:ascii="TimeNewRoman" w:hAnsi="TimeNewRoman"/>
                 <w:sz w:val="30"/>
               </w:rPr>
-              <w:t>353÷5=</w:t>
+              <w:t>822÷4=</w:t>
             </w:r>
           </w:p>
         </w:tc>
@@ -274,7 +274,7 @@
                 <w:rFonts w:ascii="TimeNewRoman" w:hAnsi="TimeNewRoman"/>
                 <w:sz w:val="30"/>
               </w:rPr>
-              <w:t>889÷8=</w:t>
+              <w:t>972÷6=</w:t>
             </w:r>
           </w:p>
         </w:tc>
@@ -291,7 +291,7 @@
                 <w:rFonts w:ascii="TimeNewRoman" w:hAnsi="TimeNewRoman"/>
                 <w:sz w:val="30"/>
               </w:rPr>
-              <w:t>956÷5=</w:t>
+              <w:t>459÷5=</w:t>
             </w:r>
           </w:p>
         </w:tc>
@@ -406,7 +406,7 @@
                 <w:rFonts w:ascii="TimeNewRoman" w:hAnsi="TimeNewRoman"/>
                 <w:sz w:val="30"/>
               </w:rPr>
-              <w:t>970÷9=</w:t>
+              <w:t>893÷8=</w:t>
             </w:r>
           </w:p>
         </w:tc>
@@ -423,7 +423,7 @@
                 <w:rFonts w:ascii="TimeNewRoman" w:hAnsi="TimeNewRoman"/>
                 <w:sz w:val="30"/>
               </w:rPr>
-              <w:t>226÷9=</w:t>
+              <w:t>488÷2=</w:t>
             </w:r>
           </w:p>
         </w:tc>
@@ -440,7 +440,7 @@
                 <w:rFonts w:ascii="TimeNewRoman" w:hAnsi="TimeNewRoman"/>
                 <w:sz w:val="30"/>
               </w:rPr>
-              <w:t>700÷9=</w:t>
+              <w:t>732÷9=</w:t>
             </w:r>
           </w:p>
         </w:tc>
@@ -457,7 +457,7 @@
                 <w:rFonts w:ascii="TimeNewRoman" w:hAnsi="TimeNewRoman"/>
                 <w:sz w:val="30"/>
               </w:rPr>
-              <w:t>666÷6=</w:t>
+              <w:t>937÷9=</w:t>
             </w:r>
           </w:p>
         </w:tc>
@@ -474,7 +474,7 @@
                 <w:rFonts w:ascii="TimeNewRoman" w:hAnsi="TimeNewRoman"/>
                 <w:sz w:val="30"/>
               </w:rPr>
-              <w:t>331÷8=</w:t>
+              <w:t>855÷8=</w:t>
             </w:r>
           </w:p>
         </w:tc>
@@ -589,7 +589,7 @@
                 <w:rFonts w:ascii="TimeNewRoman" w:hAnsi="TimeNewRoman"/>
                 <w:sz w:val="30"/>
               </w:rPr>
-              <w:t>806÷7=</w:t>
+              <w:t>822÷7=</w:t>
             </w:r>
           </w:p>
         </w:tc>
@@ -606,7 +606,7 @@
                 <w:rFonts w:ascii="TimeNewRoman" w:hAnsi="TimeNewRoman"/>
                 <w:sz w:val="30"/>
               </w:rPr>
-              <w:t>157÷7=</w:t>
+              <w:t>171÷2=</w:t>
             </w:r>
           </w:p>
         </w:tc>
@@ -623,7 +623,7 @@
                 <w:rFonts w:ascii="TimeNewRoman" w:hAnsi="TimeNewRoman"/>
                 <w:sz w:val="30"/>
               </w:rPr>
-              <w:t>517÷3=</w:t>
+              <w:t>160÷4=</w:t>
             </w:r>
           </w:p>
         </w:tc>
@@ -640,7 +640,7 @@
                 <w:rFonts w:ascii="TimeNewRoman" w:hAnsi="TimeNewRoman"/>
                 <w:sz w:val="30"/>
               </w:rPr>
-              <w:t>975÷4=</w:t>
+              <w:t>955÷3=</w:t>
             </w:r>
           </w:p>
         </w:tc>
@@ -657,7 +657,7 @@
                 <w:rFonts w:ascii="TimeNewRoman" w:hAnsi="TimeNewRoman"/>
                 <w:sz w:val="30"/>
               </w:rPr>
-              <w:t>893÷9=</w:t>
+              <w:t>783÷6=</w:t>
             </w:r>
           </w:p>
         </w:tc>
@@ -772,7 +772,7 @@
                 <w:rFonts w:ascii="TimeNewRoman" w:hAnsi="TimeNewRoman"/>
                 <w:sz w:val="30"/>
               </w:rPr>
-              <w:t>354÷8=</w:t>
+              <w:t>398÷6=</w:t>
             </w:r>
           </w:p>
         </w:tc>
@@ -789,7 +789,7 @@
                 <w:rFonts w:ascii="TimeNewRoman" w:hAnsi="TimeNewRoman"/>
                 <w:sz w:val="30"/>
               </w:rPr>
-              <w:t>889÷9=</w:t>
+              <w:t>755÷4=</w:t>
             </w:r>
           </w:p>
         </w:tc>
@@ -806,7 +806,7 @@
                 <w:rFonts w:ascii="TimeNewRoman" w:hAnsi="TimeNewRoman"/>
                 <w:sz w:val="30"/>
               </w:rPr>
-              <w:t>298÷8=</w:t>
+              <w:t>339÷7=</w:t>
             </w:r>
           </w:p>
         </w:tc>
@@ -823,7 +823,7 @@
                 <w:rFonts w:ascii="TimeNewRoman" w:hAnsi="TimeNewRoman"/>
                 <w:sz w:val="30"/>
               </w:rPr>
-              <w:t>532÷5=</w:t>
+              <w:t>842÷2=</w:t>
             </w:r>
           </w:p>
         </w:tc>
@@ -840,7 +840,7 @@
                 <w:rFonts w:ascii="TimeNewRoman" w:hAnsi="TimeNewRoman"/>
                 <w:sz w:val="30"/>
               </w:rPr>
-              <w:t>756÷2=</w:t>
+              <w:t>809÷7=</w:t>
             </w:r>
           </w:p>
         </w:tc>

--- a/three-digit_number_divided_by_one-digit_number.docx
+++ b/three-digit_number_divided_by_one-digit_number.docx
@@ -11,7 +11,7 @@
           <w:rFonts w:ascii="Arial" w:hAnsi="Arial"/>
           <w:sz w:val="30"/>
         </w:rPr>
-        <w:t>2026-10-14 Wednesday</w:t>
+        <w:t>2026-10-15 Thursday</w:t>
       </w:r>
     </w:p>
     <w:tbl>
@@ -40,7 +40,7 @@
                 <w:rFonts w:ascii="TimeNewRoman" w:hAnsi="TimeNewRoman"/>
                 <w:sz w:val="30"/>
               </w:rPr>
-              <w:t>492÷4=</w:t>
+              <w:t>328÷5=</w:t>
             </w:r>
           </w:p>
         </w:tc>
@@ -57,7 +57,7 @@
                 <w:rFonts w:ascii="TimeNewRoman" w:hAnsi="TimeNewRoman"/>
                 <w:sz w:val="30"/>
               </w:rPr>
-              <w:t>935÷8=</w:t>
+              <w:t>511÷4=</w:t>
             </w:r>
           </w:p>
         </w:tc>
@@ -74,7 +74,7 @@
                 <w:rFonts w:ascii="TimeNewRoman" w:hAnsi="TimeNewRoman"/>
                 <w:sz w:val="30"/>
               </w:rPr>
-              <w:t>619÷3=</w:t>
+              <w:t>404÷4=</w:t>
             </w:r>
           </w:p>
         </w:tc>
@@ -91,7 +91,7 @@
                 <w:rFonts w:ascii="TimeNewRoman" w:hAnsi="TimeNewRoman"/>
                 <w:sz w:val="30"/>
               </w:rPr>
-              <w:t>318÷7=</w:t>
+              <w:t>973÷8=</w:t>
             </w:r>
           </w:p>
         </w:tc>
@@ -108,7 +108,7 @@
                 <w:rFonts w:ascii="TimeNewRoman" w:hAnsi="TimeNewRoman"/>
                 <w:sz w:val="30"/>
               </w:rPr>
-              <w:t>219÷5=</w:t>
+              <w:t>546÷3=</w:t>
             </w:r>
           </w:p>
         </w:tc>
@@ -223,7 +223,7 @@
                 <w:rFonts w:ascii="TimeNewRoman" w:hAnsi="TimeNewRoman"/>
                 <w:sz w:val="30"/>
               </w:rPr>
-              <w:t>897÷7=</w:t>
+              <w:t>164÷9=</w:t>
             </w:r>
           </w:p>
         </w:tc>
@@ -240,7 +240,7 @@
                 <w:rFonts w:ascii="TimeNewRoman" w:hAnsi="TimeNewRoman"/>
                 <w:sz w:val="30"/>
               </w:rPr>
-              <w:t>293÷5=</w:t>
+              <w:t>969÷8=</w:t>
             </w:r>
           </w:p>
         </w:tc>
@@ -257,7 +257,7 @@
                 <w:rFonts w:ascii="TimeNewRoman" w:hAnsi="TimeNewRoman"/>
                 <w:sz w:val="30"/>
               </w:rPr>
-              <w:t>822÷4=</w:t>
+              <w:t>253÷3=</w:t>
             </w:r>
           </w:p>
         </w:tc>
@@ -274,7 +274,7 @@
                 <w:rFonts w:ascii="TimeNewRoman" w:hAnsi="TimeNewRoman"/>
                 <w:sz w:val="30"/>
               </w:rPr>
-              <w:t>972÷6=</w:t>
+              <w:t>149÷3=</w:t>
             </w:r>
           </w:p>
         </w:tc>
@@ -291,7 +291,7 @@
                 <w:rFonts w:ascii="TimeNewRoman" w:hAnsi="TimeNewRoman"/>
                 <w:sz w:val="30"/>
               </w:rPr>
-              <w:t>459÷5=</w:t>
+              <w:t>338÷2=</w:t>
             </w:r>
           </w:p>
         </w:tc>
@@ -406,7 +406,7 @@
                 <w:rFonts w:ascii="TimeNewRoman" w:hAnsi="TimeNewRoman"/>
                 <w:sz w:val="30"/>
               </w:rPr>
-              <w:t>893÷8=</w:t>
+              <w:t>144÷8=</w:t>
             </w:r>
           </w:p>
         </w:tc>
@@ -423,7 +423,7 @@
                 <w:rFonts w:ascii="TimeNewRoman" w:hAnsi="TimeNewRoman"/>
                 <w:sz w:val="30"/>
               </w:rPr>
-              <w:t>488÷2=</w:t>
+              <w:t>707÷7=</w:t>
             </w:r>
           </w:p>
         </w:tc>
@@ -440,7 +440,7 @@
                 <w:rFonts w:ascii="TimeNewRoman" w:hAnsi="TimeNewRoman"/>
                 <w:sz w:val="30"/>
               </w:rPr>
-              <w:t>732÷9=</w:t>
+              <w:t>230÷6=</w:t>
             </w:r>
           </w:p>
         </w:tc>
@@ -457,7 +457,7 @@
                 <w:rFonts w:ascii="TimeNewRoman" w:hAnsi="TimeNewRoman"/>
                 <w:sz w:val="30"/>
               </w:rPr>
-              <w:t>937÷9=</w:t>
+              <w:t>423÷4=</w:t>
             </w:r>
           </w:p>
         </w:tc>
@@ -474,7 +474,7 @@
                 <w:rFonts w:ascii="TimeNewRoman" w:hAnsi="TimeNewRoman"/>
                 <w:sz w:val="30"/>
               </w:rPr>
-              <w:t>855÷8=</w:t>
+              <w:t>606÷8=</w:t>
             </w:r>
           </w:p>
         </w:tc>
@@ -589,7 +589,7 @@
                 <w:rFonts w:ascii="TimeNewRoman" w:hAnsi="TimeNewRoman"/>
                 <w:sz w:val="30"/>
               </w:rPr>
-              <w:t>822÷7=</w:t>
+              <w:t>178÷4=</w:t>
             </w:r>
           </w:p>
         </w:tc>
@@ -606,7 +606,7 @@
                 <w:rFonts w:ascii="TimeNewRoman" w:hAnsi="TimeNewRoman"/>
                 <w:sz w:val="30"/>
               </w:rPr>
-              <w:t>171÷2=</w:t>
+              <w:t>882÷2=</w:t>
             </w:r>
           </w:p>
         </w:tc>
@@ -623,7 +623,7 @@
                 <w:rFonts w:ascii="TimeNewRoman" w:hAnsi="TimeNewRoman"/>
                 <w:sz w:val="30"/>
               </w:rPr>
-              <w:t>160÷4=</w:t>
+              <w:t>965÷9=</w:t>
             </w:r>
           </w:p>
         </w:tc>
@@ -640,7 +640,7 @@
                 <w:rFonts w:ascii="TimeNewRoman" w:hAnsi="TimeNewRoman"/>
                 <w:sz w:val="30"/>
               </w:rPr>
-              <w:t>955÷3=</w:t>
+              <w:t>627÷9=</w:t>
             </w:r>
           </w:p>
         </w:tc>
@@ -657,7 +657,7 @@
                 <w:rFonts w:ascii="TimeNewRoman" w:hAnsi="TimeNewRoman"/>
                 <w:sz w:val="30"/>
               </w:rPr>
-              <w:t>783÷6=</w:t>
+              <w:t>216÷6=</w:t>
             </w:r>
           </w:p>
         </w:tc>
@@ -772,23 +772,6 @@
                 <w:rFonts w:ascii="TimeNewRoman" w:hAnsi="TimeNewRoman"/>
                 <w:sz w:val="30"/>
               </w:rPr>
-              <w:t>398÷6=</w:t>
-            </w:r>
-          </w:p>
-        </w:tc>
-        <w:tc>
-          <w:tcPr>
-            <w:tcW w:type="dxa" w:w="1987"/>
-          </w:tcPr>
-          <w:p>
-            <w:pPr>
-              <w:jc w:val="left"/>
-            </w:pPr>
-            <w:r>
-              <w:rPr>
-                <w:rFonts w:ascii="TimeNewRoman" w:hAnsi="TimeNewRoman"/>
-                <w:sz w:val="30"/>
-              </w:rPr>
               <w:t>755÷4=</w:t>
             </w:r>
           </w:p>
@@ -806,7 +789,7 @@
                 <w:rFonts w:ascii="TimeNewRoman" w:hAnsi="TimeNewRoman"/>
                 <w:sz w:val="30"/>
               </w:rPr>
-              <w:t>339÷7=</w:t>
+              <w:t>571÷3=</w:t>
             </w:r>
           </w:p>
         </w:tc>
@@ -823,7 +806,7 @@
                 <w:rFonts w:ascii="TimeNewRoman" w:hAnsi="TimeNewRoman"/>
                 <w:sz w:val="30"/>
               </w:rPr>
-              <w:t>842÷2=</w:t>
+              <w:t>899÷5=</w:t>
             </w:r>
           </w:p>
         </w:tc>
@@ -840,7 +823,24 @@
                 <w:rFonts w:ascii="TimeNewRoman" w:hAnsi="TimeNewRoman"/>
                 <w:sz w:val="30"/>
               </w:rPr>
-              <w:t>809÷7=</w:t>
+              <w:t>962÷5=</w:t>
+            </w:r>
+          </w:p>
+        </w:tc>
+        <w:tc>
+          <w:tcPr>
+            <w:tcW w:type="dxa" w:w="1987"/>
+          </w:tcPr>
+          <w:p>
+            <w:pPr>
+              <w:jc w:val="left"/>
+            </w:pPr>
+            <w:r>
+              <w:rPr>
+                <w:rFonts w:ascii="TimeNewRoman" w:hAnsi="TimeNewRoman"/>
+                <w:sz w:val="30"/>
+              </w:rPr>
+              <w:t>821÷7=</w:t>
             </w:r>
           </w:p>
         </w:tc>

--- a/three-digit_number_divided_by_one-digit_number.docx
+++ b/three-digit_number_divided_by_one-digit_number.docx
@@ -40,7 +40,7 @@
                 <w:rFonts w:ascii="TimeNewRoman" w:hAnsi="TimeNewRoman"/>
                 <w:sz w:val="30"/>
               </w:rPr>
-              <w:t>328÷5=</w:t>
+              <w:t>771÷6=</w:t>
             </w:r>
           </w:p>
         </w:tc>
@@ -57,7 +57,7 @@
                 <w:rFonts w:ascii="TimeNewRoman" w:hAnsi="TimeNewRoman"/>
                 <w:sz w:val="30"/>
               </w:rPr>
-              <w:t>511÷4=</w:t>
+              <w:t>914÷5=</w:t>
             </w:r>
           </w:p>
         </w:tc>
@@ -74,7 +74,7 @@
                 <w:rFonts w:ascii="TimeNewRoman" w:hAnsi="TimeNewRoman"/>
                 <w:sz w:val="30"/>
               </w:rPr>
-              <w:t>404÷4=</w:t>
+              <w:t>835÷2=</w:t>
             </w:r>
           </w:p>
         </w:tc>
@@ -91,7 +91,7 @@
                 <w:rFonts w:ascii="TimeNewRoman" w:hAnsi="TimeNewRoman"/>
                 <w:sz w:val="30"/>
               </w:rPr>
-              <w:t>973÷8=</w:t>
+              <w:t>989÷4=</w:t>
             </w:r>
           </w:p>
         </w:tc>
@@ -108,7 +108,7 @@
                 <w:rFonts w:ascii="TimeNewRoman" w:hAnsi="TimeNewRoman"/>
                 <w:sz w:val="30"/>
               </w:rPr>
-              <w:t>546÷3=</w:t>
+              <w:t>892÷7=</w:t>
             </w:r>
           </w:p>
         </w:tc>
@@ -223,7 +223,7 @@
                 <w:rFonts w:ascii="TimeNewRoman" w:hAnsi="TimeNewRoman"/>
                 <w:sz w:val="30"/>
               </w:rPr>
-              <w:t>164÷9=</w:t>
+              <w:t>421÷9=</w:t>
             </w:r>
           </w:p>
         </w:tc>
@@ -240,7 +240,7 @@
                 <w:rFonts w:ascii="TimeNewRoman" w:hAnsi="TimeNewRoman"/>
                 <w:sz w:val="30"/>
               </w:rPr>
-              <w:t>969÷8=</w:t>
+              <w:t>863÷4=</w:t>
             </w:r>
           </w:p>
         </w:tc>
@@ -257,7 +257,7 @@
                 <w:rFonts w:ascii="TimeNewRoman" w:hAnsi="TimeNewRoman"/>
                 <w:sz w:val="30"/>
               </w:rPr>
-              <w:t>253÷3=</w:t>
+              <w:t>799÷9=</w:t>
             </w:r>
           </w:p>
         </w:tc>
@@ -274,7 +274,7 @@
                 <w:rFonts w:ascii="TimeNewRoman" w:hAnsi="TimeNewRoman"/>
                 <w:sz w:val="30"/>
               </w:rPr>
-              <w:t>149÷3=</w:t>
+              <w:t>162÷9=</w:t>
             </w:r>
           </w:p>
         </w:tc>
@@ -291,7 +291,7 @@
                 <w:rFonts w:ascii="TimeNewRoman" w:hAnsi="TimeNewRoman"/>
                 <w:sz w:val="30"/>
               </w:rPr>
-              <w:t>338÷2=</w:t>
+              <w:t>403÷3=</w:t>
             </w:r>
           </w:p>
         </w:tc>
@@ -406,7 +406,7 @@
                 <w:rFonts w:ascii="TimeNewRoman" w:hAnsi="TimeNewRoman"/>
                 <w:sz w:val="30"/>
               </w:rPr>
-              <w:t>144÷8=</w:t>
+              <w:t>137÷4=</w:t>
             </w:r>
           </w:p>
         </w:tc>
@@ -423,7 +423,7 @@
                 <w:rFonts w:ascii="TimeNewRoman" w:hAnsi="TimeNewRoman"/>
                 <w:sz w:val="30"/>
               </w:rPr>
-              <w:t>707÷7=</w:t>
+              <w:t>964÷8=</w:t>
             </w:r>
           </w:p>
         </w:tc>
@@ -440,7 +440,7 @@
                 <w:rFonts w:ascii="TimeNewRoman" w:hAnsi="TimeNewRoman"/>
                 <w:sz w:val="30"/>
               </w:rPr>
-              <w:t>230÷6=</w:t>
+              <w:t>757÷7=</w:t>
             </w:r>
           </w:p>
         </w:tc>
@@ -457,7 +457,7 @@
                 <w:rFonts w:ascii="TimeNewRoman" w:hAnsi="TimeNewRoman"/>
                 <w:sz w:val="30"/>
               </w:rPr>
-              <w:t>423÷4=</w:t>
+              <w:t>276÷6=</w:t>
             </w:r>
           </w:p>
         </w:tc>
@@ -474,7 +474,7 @@
                 <w:rFonts w:ascii="TimeNewRoman" w:hAnsi="TimeNewRoman"/>
                 <w:sz w:val="30"/>
               </w:rPr>
-              <w:t>606÷8=</w:t>
+              <w:t>385÷7=</w:t>
             </w:r>
           </w:p>
         </w:tc>
@@ -589,7 +589,7 @@
                 <w:rFonts w:ascii="TimeNewRoman" w:hAnsi="TimeNewRoman"/>
                 <w:sz w:val="30"/>
               </w:rPr>
-              <w:t>178÷4=</w:t>
+              <w:t>939÷6=</w:t>
             </w:r>
           </w:p>
         </w:tc>
@@ -606,7 +606,7 @@
                 <w:rFonts w:ascii="TimeNewRoman" w:hAnsi="TimeNewRoman"/>
                 <w:sz w:val="30"/>
               </w:rPr>
-              <w:t>882÷2=</w:t>
+              <w:t>675÷5=</w:t>
             </w:r>
           </w:p>
         </w:tc>
@@ -623,7 +623,7 @@
                 <w:rFonts w:ascii="TimeNewRoman" w:hAnsi="TimeNewRoman"/>
                 <w:sz w:val="30"/>
               </w:rPr>
-              <w:t>965÷9=</w:t>
+              <w:t>559÷8=</w:t>
             </w:r>
           </w:p>
         </w:tc>
@@ -640,7 +640,7 @@
                 <w:rFonts w:ascii="TimeNewRoman" w:hAnsi="TimeNewRoman"/>
                 <w:sz w:val="30"/>
               </w:rPr>
-              <w:t>627÷9=</w:t>
+              <w:t>790÷8=</w:t>
             </w:r>
           </w:p>
         </w:tc>
@@ -657,7 +657,7 @@
                 <w:rFonts w:ascii="TimeNewRoman" w:hAnsi="TimeNewRoman"/>
                 <w:sz w:val="30"/>
               </w:rPr>
-              <w:t>216÷6=</w:t>
+              <w:t>373÷3=</w:t>
             </w:r>
           </w:p>
         </w:tc>
@@ -772,7 +772,7 @@
                 <w:rFonts w:ascii="TimeNewRoman" w:hAnsi="TimeNewRoman"/>
                 <w:sz w:val="30"/>
               </w:rPr>
-              <w:t>755÷4=</w:t>
+              <w:t>689÷7=</w:t>
             </w:r>
           </w:p>
         </w:tc>
@@ -789,7 +789,7 @@
                 <w:rFonts w:ascii="TimeNewRoman" w:hAnsi="TimeNewRoman"/>
                 <w:sz w:val="30"/>
               </w:rPr>
-              <w:t>571÷3=</w:t>
+              <w:t>335÷2=</w:t>
             </w:r>
           </w:p>
         </w:tc>
@@ -806,7 +806,7 @@
                 <w:rFonts w:ascii="TimeNewRoman" w:hAnsi="TimeNewRoman"/>
                 <w:sz w:val="30"/>
               </w:rPr>
-              <w:t>899÷5=</w:t>
+              <w:t>768÷8=</w:t>
             </w:r>
           </w:p>
         </w:tc>
@@ -823,7 +823,7 @@
                 <w:rFonts w:ascii="TimeNewRoman" w:hAnsi="TimeNewRoman"/>
                 <w:sz w:val="30"/>
               </w:rPr>
-              <w:t>962÷5=</w:t>
+              <w:t>313÷6=</w:t>
             </w:r>
           </w:p>
         </w:tc>
@@ -840,7 +840,7 @@
                 <w:rFonts w:ascii="TimeNewRoman" w:hAnsi="TimeNewRoman"/>
                 <w:sz w:val="30"/>
               </w:rPr>
-              <w:t>821÷7=</w:t>
+              <w:t>418÷2=</w:t>
             </w:r>
           </w:p>
         </w:tc>

--- a/three-digit_number_divided_by_one-digit_number.docx
+++ b/three-digit_number_divided_by_one-digit_number.docx
@@ -11,7 +11,7 @@
           <w:rFonts w:ascii="Arial" w:hAnsi="Arial"/>
           <w:sz w:val="30"/>
         </w:rPr>
-        <w:t>2026-10-15 Thursday</w:t>
+        <w:t>2026-10-16 Friday</w:t>
       </w:r>
     </w:p>
     <w:tbl>
@@ -40,7 +40,7 @@
                 <w:rFonts w:ascii="TimeNewRoman" w:hAnsi="TimeNewRoman"/>
                 <w:sz w:val="30"/>
               </w:rPr>
-              <w:t>771÷6=</w:t>
+              <w:t>735÷8=</w:t>
             </w:r>
           </w:p>
         </w:tc>
@@ -57,7 +57,7 @@
                 <w:rFonts w:ascii="TimeNewRoman" w:hAnsi="TimeNewRoman"/>
                 <w:sz w:val="30"/>
               </w:rPr>
-              <w:t>914÷5=</w:t>
+              <w:t>445÷8=</w:t>
             </w:r>
           </w:p>
         </w:tc>
@@ -74,7 +74,7 @@
                 <w:rFonts w:ascii="TimeNewRoman" w:hAnsi="TimeNewRoman"/>
                 <w:sz w:val="30"/>
               </w:rPr>
-              <w:t>835÷2=</w:t>
+              <w:t>447÷6=</w:t>
             </w:r>
           </w:p>
         </w:tc>
@@ -91,7 +91,7 @@
                 <w:rFonts w:ascii="TimeNewRoman" w:hAnsi="TimeNewRoman"/>
                 <w:sz w:val="30"/>
               </w:rPr>
-              <w:t>989÷4=</w:t>
+              <w:t>796÷6=</w:t>
             </w:r>
           </w:p>
         </w:tc>
@@ -108,7 +108,7 @@
                 <w:rFonts w:ascii="TimeNewRoman" w:hAnsi="TimeNewRoman"/>
                 <w:sz w:val="30"/>
               </w:rPr>
-              <w:t>892÷7=</w:t>
+              <w:t>446÷5=</w:t>
             </w:r>
           </w:p>
         </w:tc>
@@ -223,7 +223,7 @@
                 <w:rFonts w:ascii="TimeNewRoman" w:hAnsi="TimeNewRoman"/>
                 <w:sz w:val="30"/>
               </w:rPr>
-              <w:t>421÷9=</w:t>
+              <w:t>247÷8=</w:t>
             </w:r>
           </w:p>
         </w:tc>
@@ -240,7 +240,7 @@
                 <w:rFonts w:ascii="TimeNewRoman" w:hAnsi="TimeNewRoman"/>
                 <w:sz w:val="30"/>
               </w:rPr>
-              <w:t>863÷4=</w:t>
+              <w:t>619÷5=</w:t>
             </w:r>
           </w:p>
         </w:tc>
@@ -257,7 +257,7 @@
                 <w:rFonts w:ascii="TimeNewRoman" w:hAnsi="TimeNewRoman"/>
                 <w:sz w:val="30"/>
               </w:rPr>
-              <w:t>799÷9=</w:t>
+              <w:t>944÷8=</w:t>
             </w:r>
           </w:p>
         </w:tc>
@@ -274,7 +274,7 @@
                 <w:rFonts w:ascii="TimeNewRoman" w:hAnsi="TimeNewRoman"/>
                 <w:sz w:val="30"/>
               </w:rPr>
-              <w:t>162÷9=</w:t>
+              <w:t>782÷6=</w:t>
             </w:r>
           </w:p>
         </w:tc>
@@ -291,7 +291,7 @@
                 <w:rFonts w:ascii="TimeNewRoman" w:hAnsi="TimeNewRoman"/>
                 <w:sz w:val="30"/>
               </w:rPr>
-              <w:t>403÷3=</w:t>
+              <w:t>485÷2=</w:t>
             </w:r>
           </w:p>
         </w:tc>
@@ -406,7 +406,7 @@
                 <w:rFonts w:ascii="TimeNewRoman" w:hAnsi="TimeNewRoman"/>
                 <w:sz w:val="30"/>
               </w:rPr>
-              <w:t>137÷4=</w:t>
+              <w:t>754÷9=</w:t>
             </w:r>
           </w:p>
         </w:tc>
@@ -423,7 +423,7 @@
                 <w:rFonts w:ascii="TimeNewRoman" w:hAnsi="TimeNewRoman"/>
                 <w:sz w:val="30"/>
               </w:rPr>
-              <w:t>964÷8=</w:t>
+              <w:t>851÷3=</w:t>
             </w:r>
           </w:p>
         </w:tc>
@@ -440,7 +440,7 @@
                 <w:rFonts w:ascii="TimeNewRoman" w:hAnsi="TimeNewRoman"/>
                 <w:sz w:val="30"/>
               </w:rPr>
-              <w:t>757÷7=</w:t>
+              <w:t>183÷6=</w:t>
             </w:r>
           </w:p>
         </w:tc>
@@ -457,7 +457,7 @@
                 <w:rFonts w:ascii="TimeNewRoman" w:hAnsi="TimeNewRoman"/>
                 <w:sz w:val="30"/>
               </w:rPr>
-              <w:t>276÷6=</w:t>
+              <w:t>851÷7=</w:t>
             </w:r>
           </w:p>
         </w:tc>
@@ -474,7 +474,7 @@
                 <w:rFonts w:ascii="TimeNewRoman" w:hAnsi="TimeNewRoman"/>
                 <w:sz w:val="30"/>
               </w:rPr>
-              <w:t>385÷7=</w:t>
+              <w:t>853÷7=</w:t>
             </w:r>
           </w:p>
         </w:tc>
@@ -589,7 +589,7 @@
                 <w:rFonts w:ascii="TimeNewRoman" w:hAnsi="TimeNewRoman"/>
                 <w:sz w:val="30"/>
               </w:rPr>
-              <w:t>939÷6=</w:t>
+              <w:t>587÷4=</w:t>
             </w:r>
           </w:p>
         </w:tc>
@@ -606,7 +606,7 @@
                 <w:rFonts w:ascii="TimeNewRoman" w:hAnsi="TimeNewRoman"/>
                 <w:sz w:val="30"/>
               </w:rPr>
-              <w:t>675÷5=</w:t>
+              <w:t>199÷9=</w:t>
             </w:r>
           </w:p>
         </w:tc>
@@ -623,7 +623,7 @@
                 <w:rFonts w:ascii="TimeNewRoman" w:hAnsi="TimeNewRoman"/>
                 <w:sz w:val="30"/>
               </w:rPr>
-              <w:t>559÷8=</w:t>
+              <w:t>924÷3=</w:t>
             </w:r>
           </w:p>
         </w:tc>
@@ -640,7 +640,7 @@
                 <w:rFonts w:ascii="TimeNewRoman" w:hAnsi="TimeNewRoman"/>
                 <w:sz w:val="30"/>
               </w:rPr>
-              <w:t>790÷8=</w:t>
+              <w:t>124÷8=</w:t>
             </w:r>
           </w:p>
         </w:tc>
@@ -657,7 +657,7 @@
                 <w:rFonts w:ascii="TimeNewRoman" w:hAnsi="TimeNewRoman"/>
                 <w:sz w:val="30"/>
               </w:rPr>
-              <w:t>373÷3=</w:t>
+              <w:t>851÷7=</w:t>
             </w:r>
           </w:p>
         </w:tc>
@@ -772,7 +772,7 @@
                 <w:rFonts w:ascii="TimeNewRoman" w:hAnsi="TimeNewRoman"/>
                 <w:sz w:val="30"/>
               </w:rPr>
-              <w:t>689÷7=</w:t>
+              <w:t>611÷9=</w:t>
             </w:r>
           </w:p>
         </w:tc>
@@ -789,7 +789,7 @@
                 <w:rFonts w:ascii="TimeNewRoman" w:hAnsi="TimeNewRoman"/>
                 <w:sz w:val="30"/>
               </w:rPr>
-              <w:t>335÷2=</w:t>
+              <w:t>647÷7=</w:t>
             </w:r>
           </w:p>
         </w:tc>
@@ -806,7 +806,7 @@
                 <w:rFonts w:ascii="TimeNewRoman" w:hAnsi="TimeNewRoman"/>
                 <w:sz w:val="30"/>
               </w:rPr>
-              <w:t>768÷8=</w:t>
+              <w:t>252÷8=</w:t>
             </w:r>
           </w:p>
         </w:tc>
@@ -823,7 +823,7 @@
                 <w:rFonts w:ascii="TimeNewRoman" w:hAnsi="TimeNewRoman"/>
                 <w:sz w:val="30"/>
               </w:rPr>
-              <w:t>313÷6=</w:t>
+              <w:t>924÷3=</w:t>
             </w:r>
           </w:p>
         </w:tc>
@@ -840,7 +840,7 @@
                 <w:rFonts w:ascii="TimeNewRoman" w:hAnsi="TimeNewRoman"/>
                 <w:sz w:val="30"/>
               </w:rPr>
-              <w:t>418÷2=</w:t>
+              <w:t>255÷6=</w:t>
             </w:r>
           </w:p>
         </w:tc>

--- a/three-digit_number_divided_by_one-digit_number.docx
+++ b/three-digit_number_divided_by_one-digit_number.docx
@@ -40,7 +40,7 @@
                 <w:rFonts w:ascii="TimeNewRoman" w:hAnsi="TimeNewRoman"/>
                 <w:sz w:val="30"/>
               </w:rPr>
-              <w:t>735÷8=</w:t>
+              <w:t>761÷4=</w:t>
             </w:r>
           </w:p>
         </w:tc>
@@ -57,7 +57,7 @@
                 <w:rFonts w:ascii="TimeNewRoman" w:hAnsi="TimeNewRoman"/>
                 <w:sz w:val="30"/>
               </w:rPr>
-              <w:t>445÷8=</w:t>
+              <w:t>504÷8=</w:t>
             </w:r>
           </w:p>
         </w:tc>
@@ -74,7 +74,7 @@
                 <w:rFonts w:ascii="TimeNewRoman" w:hAnsi="TimeNewRoman"/>
                 <w:sz w:val="30"/>
               </w:rPr>
-              <w:t>447÷6=</w:t>
+              <w:t>961÷3=</w:t>
             </w:r>
           </w:p>
         </w:tc>
@@ -91,7 +91,7 @@
                 <w:rFonts w:ascii="TimeNewRoman" w:hAnsi="TimeNewRoman"/>
                 <w:sz w:val="30"/>
               </w:rPr>
-              <w:t>796÷6=</w:t>
+              <w:t>982÷2=</w:t>
             </w:r>
           </w:p>
         </w:tc>
@@ -108,7 +108,7 @@
                 <w:rFonts w:ascii="TimeNewRoman" w:hAnsi="TimeNewRoman"/>
                 <w:sz w:val="30"/>
               </w:rPr>
-              <w:t>446÷5=</w:t>
+              <w:t>526÷2=</w:t>
             </w:r>
           </w:p>
         </w:tc>
@@ -223,7 +223,7 @@
                 <w:rFonts w:ascii="TimeNewRoman" w:hAnsi="TimeNewRoman"/>
                 <w:sz w:val="30"/>
               </w:rPr>
-              <w:t>247÷8=</w:t>
+              <w:t>791÷7=</w:t>
             </w:r>
           </w:p>
         </w:tc>
@@ -240,7 +240,7 @@
                 <w:rFonts w:ascii="TimeNewRoman" w:hAnsi="TimeNewRoman"/>
                 <w:sz w:val="30"/>
               </w:rPr>
-              <w:t>619÷5=</w:t>
+              <w:t>376÷7=</w:t>
             </w:r>
           </w:p>
         </w:tc>
@@ -257,7 +257,7 @@
                 <w:rFonts w:ascii="TimeNewRoman" w:hAnsi="TimeNewRoman"/>
                 <w:sz w:val="30"/>
               </w:rPr>
-              <w:t>944÷8=</w:t>
+              <w:t>138÷2=</w:t>
             </w:r>
           </w:p>
         </w:tc>
@@ -274,7 +274,7 @@
                 <w:rFonts w:ascii="TimeNewRoman" w:hAnsi="TimeNewRoman"/>
                 <w:sz w:val="30"/>
               </w:rPr>
-              <w:t>782÷6=</w:t>
+              <w:t>420÷3=</w:t>
             </w:r>
           </w:p>
         </w:tc>
@@ -291,7 +291,7 @@
                 <w:rFonts w:ascii="TimeNewRoman" w:hAnsi="TimeNewRoman"/>
                 <w:sz w:val="30"/>
               </w:rPr>
-              <w:t>485÷2=</w:t>
+              <w:t>142÷9=</w:t>
             </w:r>
           </w:p>
         </w:tc>
@@ -406,7 +406,7 @@
                 <w:rFonts w:ascii="TimeNewRoman" w:hAnsi="TimeNewRoman"/>
                 <w:sz w:val="30"/>
               </w:rPr>
-              <w:t>754÷9=</w:t>
+              <w:t>477÷9=</w:t>
             </w:r>
           </w:p>
         </w:tc>
@@ -423,7 +423,7 @@
                 <w:rFonts w:ascii="TimeNewRoman" w:hAnsi="TimeNewRoman"/>
                 <w:sz w:val="30"/>
               </w:rPr>
-              <w:t>851÷3=</w:t>
+              <w:t>414÷8=</w:t>
             </w:r>
           </w:p>
         </w:tc>
@@ -440,7 +440,7 @@
                 <w:rFonts w:ascii="TimeNewRoman" w:hAnsi="TimeNewRoman"/>
                 <w:sz w:val="30"/>
               </w:rPr>
-              <w:t>183÷6=</w:t>
+              <w:t>440÷5=</w:t>
             </w:r>
           </w:p>
         </w:tc>
@@ -457,7 +457,7 @@
                 <w:rFonts w:ascii="TimeNewRoman" w:hAnsi="TimeNewRoman"/>
                 <w:sz w:val="30"/>
               </w:rPr>
-              <w:t>851÷7=</w:t>
+              <w:t>790÷9=</w:t>
             </w:r>
           </w:p>
         </w:tc>
@@ -474,7 +474,7 @@
                 <w:rFonts w:ascii="TimeNewRoman" w:hAnsi="TimeNewRoman"/>
                 <w:sz w:val="30"/>
               </w:rPr>
-              <w:t>853÷7=</w:t>
+              <w:t>292÷3=</w:t>
             </w:r>
           </w:p>
         </w:tc>
@@ -589,7 +589,7 @@
                 <w:rFonts w:ascii="TimeNewRoman" w:hAnsi="TimeNewRoman"/>
                 <w:sz w:val="30"/>
               </w:rPr>
-              <w:t>587÷4=</w:t>
+              <w:t>463÷3=</w:t>
             </w:r>
           </w:p>
         </w:tc>
@@ -606,7 +606,7 @@
                 <w:rFonts w:ascii="TimeNewRoman" w:hAnsi="TimeNewRoman"/>
                 <w:sz w:val="30"/>
               </w:rPr>
-              <w:t>199÷9=</w:t>
+              <w:t>775÷7=</w:t>
             </w:r>
           </w:p>
         </w:tc>
@@ -623,7 +623,7 @@
                 <w:rFonts w:ascii="TimeNewRoman" w:hAnsi="TimeNewRoman"/>
                 <w:sz w:val="30"/>
               </w:rPr>
-              <w:t>924÷3=</w:t>
+              <w:t>555÷6=</w:t>
             </w:r>
           </w:p>
         </w:tc>
@@ -640,7 +640,7 @@
                 <w:rFonts w:ascii="TimeNewRoman" w:hAnsi="TimeNewRoman"/>
                 <w:sz w:val="30"/>
               </w:rPr>
-              <w:t>124÷8=</w:t>
+              <w:t>324÷9=</w:t>
             </w:r>
           </w:p>
         </w:tc>
@@ -657,7 +657,7 @@
                 <w:rFonts w:ascii="TimeNewRoman" w:hAnsi="TimeNewRoman"/>
                 <w:sz w:val="30"/>
               </w:rPr>
-              <w:t>851÷7=</w:t>
+              <w:t>760÷3=</w:t>
             </w:r>
           </w:p>
         </w:tc>
@@ -772,7 +772,7 @@
                 <w:rFonts w:ascii="TimeNewRoman" w:hAnsi="TimeNewRoman"/>
                 <w:sz w:val="30"/>
               </w:rPr>
-              <w:t>611÷9=</w:t>
+              <w:t>485÷6=</w:t>
             </w:r>
           </w:p>
         </w:tc>
@@ -789,7 +789,7 @@
                 <w:rFonts w:ascii="TimeNewRoman" w:hAnsi="TimeNewRoman"/>
                 <w:sz w:val="30"/>
               </w:rPr>
-              <w:t>647÷7=</w:t>
+              <w:t>263÷2=</w:t>
             </w:r>
           </w:p>
         </w:tc>
@@ -806,7 +806,7 @@
                 <w:rFonts w:ascii="TimeNewRoman" w:hAnsi="TimeNewRoman"/>
                 <w:sz w:val="30"/>
               </w:rPr>
-              <w:t>252÷8=</w:t>
+              <w:t>653÷5=</w:t>
             </w:r>
           </w:p>
         </w:tc>
@@ -823,7 +823,7 @@
                 <w:rFonts w:ascii="TimeNewRoman" w:hAnsi="TimeNewRoman"/>
                 <w:sz w:val="30"/>
               </w:rPr>
-              <w:t>924÷3=</w:t>
+              <w:t>652÷4=</w:t>
             </w:r>
           </w:p>
         </w:tc>
@@ -840,7 +840,7 @@
                 <w:rFonts w:ascii="TimeNewRoman" w:hAnsi="TimeNewRoman"/>
                 <w:sz w:val="30"/>
               </w:rPr>
-              <w:t>255÷6=</w:t>
+              <w:t>759÷7=</w:t>
             </w:r>
           </w:p>
         </w:tc>

--- a/three-digit_number_divided_by_one-digit_number.docx
+++ b/three-digit_number_divided_by_one-digit_number.docx
@@ -11,7 +11,7 @@
           <w:rFonts w:ascii="Arial" w:hAnsi="Arial"/>
           <w:sz w:val="30"/>
         </w:rPr>
-        <w:t>2026-10-16 Friday</w:t>
+        <w:t>2026-10-17 Saturday</w:t>
       </w:r>
     </w:p>
     <w:tbl>
@@ -40,7 +40,7 @@
                 <w:rFonts w:ascii="TimeNewRoman" w:hAnsi="TimeNewRoman"/>
                 <w:sz w:val="30"/>
               </w:rPr>
-              <w:t>761÷4=</w:t>
+              <w:t>156÷6=</w:t>
             </w:r>
           </w:p>
         </w:tc>
@@ -57,7 +57,7 @@
                 <w:rFonts w:ascii="TimeNewRoman" w:hAnsi="TimeNewRoman"/>
                 <w:sz w:val="30"/>
               </w:rPr>
-              <w:t>504÷8=</w:t>
+              <w:t>396÷9=</w:t>
             </w:r>
           </w:p>
         </w:tc>
@@ -74,7 +74,7 @@
                 <w:rFonts w:ascii="TimeNewRoman" w:hAnsi="TimeNewRoman"/>
                 <w:sz w:val="30"/>
               </w:rPr>
-              <w:t>961÷3=</w:t>
+              <w:t>256÷5=</w:t>
             </w:r>
           </w:p>
         </w:tc>
@@ -91,7 +91,7 @@
                 <w:rFonts w:ascii="TimeNewRoman" w:hAnsi="TimeNewRoman"/>
                 <w:sz w:val="30"/>
               </w:rPr>
-              <w:t>982÷2=</w:t>
+              <w:t>886÷2=</w:t>
             </w:r>
           </w:p>
         </w:tc>
@@ -108,7 +108,7 @@
                 <w:rFonts w:ascii="TimeNewRoman" w:hAnsi="TimeNewRoman"/>
                 <w:sz w:val="30"/>
               </w:rPr>
-              <w:t>526÷2=</w:t>
+              <w:t>921÷8=</w:t>
             </w:r>
           </w:p>
         </w:tc>
@@ -223,7 +223,7 @@
                 <w:rFonts w:ascii="TimeNewRoman" w:hAnsi="TimeNewRoman"/>
                 <w:sz w:val="30"/>
               </w:rPr>
-              <w:t>791÷7=</w:t>
+              <w:t>119÷9=</w:t>
             </w:r>
           </w:p>
         </w:tc>
@@ -240,7 +240,7 @@
                 <w:rFonts w:ascii="TimeNewRoman" w:hAnsi="TimeNewRoman"/>
                 <w:sz w:val="30"/>
               </w:rPr>
-              <w:t>376÷7=</w:t>
+              <w:t>103÷9=</w:t>
             </w:r>
           </w:p>
         </w:tc>
@@ -257,7 +257,7 @@
                 <w:rFonts w:ascii="TimeNewRoman" w:hAnsi="TimeNewRoman"/>
                 <w:sz w:val="30"/>
               </w:rPr>
-              <w:t>138÷2=</w:t>
+              <w:t>978÷8=</w:t>
             </w:r>
           </w:p>
         </w:tc>
@@ -274,7 +274,7 @@
                 <w:rFonts w:ascii="TimeNewRoman" w:hAnsi="TimeNewRoman"/>
                 <w:sz w:val="30"/>
               </w:rPr>
-              <w:t>420÷3=</w:t>
+              <w:t>221÷2=</w:t>
             </w:r>
           </w:p>
         </w:tc>
@@ -291,7 +291,7 @@
                 <w:rFonts w:ascii="TimeNewRoman" w:hAnsi="TimeNewRoman"/>
                 <w:sz w:val="30"/>
               </w:rPr>
-              <w:t>142÷9=</w:t>
+              <w:t>992÷3=</w:t>
             </w:r>
           </w:p>
         </w:tc>
@@ -406,7 +406,7 @@
                 <w:rFonts w:ascii="TimeNewRoman" w:hAnsi="TimeNewRoman"/>
                 <w:sz w:val="30"/>
               </w:rPr>
-              <w:t>477÷9=</w:t>
+              <w:t>249÷2=</w:t>
             </w:r>
           </w:p>
         </w:tc>
@@ -423,7 +423,7 @@
                 <w:rFonts w:ascii="TimeNewRoman" w:hAnsi="TimeNewRoman"/>
                 <w:sz w:val="30"/>
               </w:rPr>
-              <w:t>414÷8=</w:t>
+              <w:t>376÷8=</w:t>
             </w:r>
           </w:p>
         </w:tc>
@@ -440,7 +440,7 @@
                 <w:rFonts w:ascii="TimeNewRoman" w:hAnsi="TimeNewRoman"/>
                 <w:sz w:val="30"/>
               </w:rPr>
-              <w:t>440÷5=</w:t>
+              <w:t>750÷5=</w:t>
             </w:r>
           </w:p>
         </w:tc>
@@ -457,7 +457,7 @@
                 <w:rFonts w:ascii="TimeNewRoman" w:hAnsi="TimeNewRoman"/>
                 <w:sz w:val="30"/>
               </w:rPr>
-              <w:t>790÷9=</w:t>
+              <w:t>282÷5=</w:t>
             </w:r>
           </w:p>
         </w:tc>
@@ -474,7 +474,7 @@
                 <w:rFonts w:ascii="TimeNewRoman" w:hAnsi="TimeNewRoman"/>
                 <w:sz w:val="30"/>
               </w:rPr>
-              <w:t>292÷3=</w:t>
+              <w:t>348÷7=</w:t>
             </w:r>
           </w:p>
         </w:tc>
@@ -589,7 +589,7 @@
                 <w:rFonts w:ascii="TimeNewRoman" w:hAnsi="TimeNewRoman"/>
                 <w:sz w:val="30"/>
               </w:rPr>
-              <w:t>463÷3=</w:t>
+              <w:t>139÷9=</w:t>
             </w:r>
           </w:p>
         </w:tc>
@@ -606,7 +606,7 @@
                 <w:rFonts w:ascii="TimeNewRoman" w:hAnsi="TimeNewRoman"/>
                 <w:sz w:val="30"/>
               </w:rPr>
-              <w:t>775÷7=</w:t>
+              <w:t>420÷2=</w:t>
             </w:r>
           </w:p>
         </w:tc>
@@ -623,7 +623,7 @@
                 <w:rFonts w:ascii="TimeNewRoman" w:hAnsi="TimeNewRoman"/>
                 <w:sz w:val="30"/>
               </w:rPr>
-              <w:t>555÷6=</w:t>
+              <w:t>988÷9=</w:t>
             </w:r>
           </w:p>
         </w:tc>
@@ -640,7 +640,7 @@
                 <w:rFonts w:ascii="TimeNewRoman" w:hAnsi="TimeNewRoman"/>
                 <w:sz w:val="30"/>
               </w:rPr>
-              <w:t>324÷9=</w:t>
+              <w:t>674÷2=</w:t>
             </w:r>
           </w:p>
         </w:tc>
@@ -657,7 +657,7 @@
                 <w:rFonts w:ascii="TimeNewRoman" w:hAnsi="TimeNewRoman"/>
                 <w:sz w:val="30"/>
               </w:rPr>
-              <w:t>760÷3=</w:t>
+              <w:t>683÷3=</w:t>
             </w:r>
           </w:p>
         </w:tc>
@@ -772,7 +772,7 @@
                 <w:rFonts w:ascii="TimeNewRoman" w:hAnsi="TimeNewRoman"/>
                 <w:sz w:val="30"/>
               </w:rPr>
-              <w:t>485÷6=</w:t>
+              <w:t>140÷3=</w:t>
             </w:r>
           </w:p>
         </w:tc>
@@ -789,7 +789,7 @@
                 <w:rFonts w:ascii="TimeNewRoman" w:hAnsi="TimeNewRoman"/>
                 <w:sz w:val="30"/>
               </w:rPr>
-              <w:t>263÷2=</w:t>
+              <w:t>566÷4=</w:t>
             </w:r>
           </w:p>
         </w:tc>
@@ -806,7 +806,7 @@
                 <w:rFonts w:ascii="TimeNewRoman" w:hAnsi="TimeNewRoman"/>
                 <w:sz w:val="30"/>
               </w:rPr>
-              <w:t>653÷5=</w:t>
+              <w:t>291÷7=</w:t>
             </w:r>
           </w:p>
         </w:tc>
@@ -823,7 +823,7 @@
                 <w:rFonts w:ascii="TimeNewRoman" w:hAnsi="TimeNewRoman"/>
                 <w:sz w:val="30"/>
               </w:rPr>
-              <w:t>652÷4=</w:t>
+              <w:t>595÷6=</w:t>
             </w:r>
           </w:p>
         </w:tc>
@@ -840,7 +840,7 @@
                 <w:rFonts w:ascii="TimeNewRoman" w:hAnsi="TimeNewRoman"/>
                 <w:sz w:val="30"/>
               </w:rPr>
-              <w:t>759÷7=</w:t>
+              <w:t>572÷7=</w:t>
             </w:r>
           </w:p>
         </w:tc>

--- a/three-digit_number_divided_by_one-digit_number.docx
+++ b/three-digit_number_divided_by_one-digit_number.docx
@@ -40,7 +40,7 @@
                 <w:rFonts w:ascii="TimeNewRoman" w:hAnsi="TimeNewRoman"/>
                 <w:sz w:val="30"/>
               </w:rPr>
-              <w:t>156÷6=</w:t>
+              <w:t>474÷8=</w:t>
             </w:r>
           </w:p>
         </w:tc>
@@ -57,7 +57,7 @@
                 <w:rFonts w:ascii="TimeNewRoman" w:hAnsi="TimeNewRoman"/>
                 <w:sz w:val="30"/>
               </w:rPr>
-              <w:t>396÷9=</w:t>
+              <w:t>478÷9=</w:t>
             </w:r>
           </w:p>
         </w:tc>
@@ -74,7 +74,7 @@
                 <w:rFonts w:ascii="TimeNewRoman" w:hAnsi="TimeNewRoman"/>
                 <w:sz w:val="30"/>
               </w:rPr>
-              <w:t>256÷5=</w:t>
+              <w:t>519÷2=</w:t>
             </w:r>
           </w:p>
         </w:tc>
@@ -91,7 +91,7 @@
                 <w:rFonts w:ascii="TimeNewRoman" w:hAnsi="TimeNewRoman"/>
                 <w:sz w:val="30"/>
               </w:rPr>
-              <w:t>886÷2=</w:t>
+              <w:t>919÷6=</w:t>
             </w:r>
           </w:p>
         </w:tc>
@@ -108,7 +108,7 @@
                 <w:rFonts w:ascii="TimeNewRoman" w:hAnsi="TimeNewRoman"/>
                 <w:sz w:val="30"/>
               </w:rPr>
-              <w:t>921÷8=</w:t>
+              <w:t>836÷3=</w:t>
             </w:r>
           </w:p>
         </w:tc>
@@ -223,7 +223,7 @@
                 <w:rFonts w:ascii="TimeNewRoman" w:hAnsi="TimeNewRoman"/>
                 <w:sz w:val="30"/>
               </w:rPr>
-              <w:t>119÷9=</w:t>
+              <w:t>810÷9=</w:t>
             </w:r>
           </w:p>
         </w:tc>
@@ -240,7 +240,7 @@
                 <w:rFonts w:ascii="TimeNewRoman" w:hAnsi="TimeNewRoman"/>
                 <w:sz w:val="30"/>
               </w:rPr>
-              <w:t>103÷9=</w:t>
+              <w:t>756÷9=</w:t>
             </w:r>
           </w:p>
         </w:tc>
@@ -257,7 +257,7 @@
                 <w:rFonts w:ascii="TimeNewRoman" w:hAnsi="TimeNewRoman"/>
                 <w:sz w:val="30"/>
               </w:rPr>
-              <w:t>978÷8=</w:t>
+              <w:t>558÷2=</w:t>
             </w:r>
           </w:p>
         </w:tc>
@@ -274,7 +274,7 @@
                 <w:rFonts w:ascii="TimeNewRoman" w:hAnsi="TimeNewRoman"/>
                 <w:sz w:val="30"/>
               </w:rPr>
-              <w:t>221÷2=</w:t>
+              <w:t>113÷5=</w:t>
             </w:r>
           </w:p>
         </w:tc>
@@ -291,7 +291,7 @@
                 <w:rFonts w:ascii="TimeNewRoman" w:hAnsi="TimeNewRoman"/>
                 <w:sz w:val="30"/>
               </w:rPr>
-              <w:t>992÷3=</w:t>
+              <w:t>327÷6=</w:t>
             </w:r>
           </w:p>
         </w:tc>
@@ -406,7 +406,7 @@
                 <w:rFonts w:ascii="TimeNewRoman" w:hAnsi="TimeNewRoman"/>
                 <w:sz w:val="30"/>
               </w:rPr>
-              <w:t>249÷2=</w:t>
+              <w:t>959÷2=</w:t>
             </w:r>
           </w:p>
         </w:tc>
@@ -423,7 +423,7 @@
                 <w:rFonts w:ascii="TimeNewRoman" w:hAnsi="TimeNewRoman"/>
                 <w:sz w:val="30"/>
               </w:rPr>
-              <w:t>376÷8=</w:t>
+              <w:t>265÷7=</w:t>
             </w:r>
           </w:p>
         </w:tc>
@@ -440,7 +440,7 @@
                 <w:rFonts w:ascii="TimeNewRoman" w:hAnsi="TimeNewRoman"/>
                 <w:sz w:val="30"/>
               </w:rPr>
-              <w:t>750÷5=</w:t>
+              <w:t>879÷6=</w:t>
             </w:r>
           </w:p>
         </w:tc>
@@ -457,7 +457,7 @@
                 <w:rFonts w:ascii="TimeNewRoman" w:hAnsi="TimeNewRoman"/>
                 <w:sz w:val="30"/>
               </w:rPr>
-              <w:t>282÷5=</w:t>
+              <w:t>938÷2=</w:t>
             </w:r>
           </w:p>
         </w:tc>
@@ -474,7 +474,7 @@
                 <w:rFonts w:ascii="TimeNewRoman" w:hAnsi="TimeNewRoman"/>
                 <w:sz w:val="30"/>
               </w:rPr>
-              <w:t>348÷7=</w:t>
+              <w:t>464÷3=</w:t>
             </w:r>
           </w:p>
         </w:tc>
@@ -589,7 +589,7 @@
                 <w:rFonts w:ascii="TimeNewRoman" w:hAnsi="TimeNewRoman"/>
                 <w:sz w:val="30"/>
               </w:rPr>
-              <w:t>139÷9=</w:t>
+              <w:t>891÷5=</w:t>
             </w:r>
           </w:p>
         </w:tc>
@@ -606,7 +606,7 @@
                 <w:rFonts w:ascii="TimeNewRoman" w:hAnsi="TimeNewRoman"/>
                 <w:sz w:val="30"/>
               </w:rPr>
-              <w:t>420÷2=</w:t>
+              <w:t>480÷4=</w:t>
             </w:r>
           </w:p>
         </w:tc>
@@ -623,7 +623,7 @@
                 <w:rFonts w:ascii="TimeNewRoman" w:hAnsi="TimeNewRoman"/>
                 <w:sz w:val="30"/>
               </w:rPr>
-              <w:t>988÷9=</w:t>
+              <w:t>705÷9=</w:t>
             </w:r>
           </w:p>
         </w:tc>
@@ -640,7 +640,7 @@
                 <w:rFonts w:ascii="TimeNewRoman" w:hAnsi="TimeNewRoman"/>
                 <w:sz w:val="30"/>
               </w:rPr>
-              <w:t>674÷2=</w:t>
+              <w:t>421÷6=</w:t>
             </w:r>
           </w:p>
         </w:tc>
@@ -657,7 +657,7 @@
                 <w:rFonts w:ascii="TimeNewRoman" w:hAnsi="TimeNewRoman"/>
                 <w:sz w:val="30"/>
               </w:rPr>
-              <w:t>683÷3=</w:t>
+              <w:t>272÷7=</w:t>
             </w:r>
           </w:p>
         </w:tc>
@@ -772,7 +772,7 @@
                 <w:rFonts w:ascii="TimeNewRoman" w:hAnsi="TimeNewRoman"/>
                 <w:sz w:val="30"/>
               </w:rPr>
-              <w:t>140÷3=</w:t>
+              <w:t>728÷8=</w:t>
             </w:r>
           </w:p>
         </w:tc>
@@ -789,7 +789,7 @@
                 <w:rFonts w:ascii="TimeNewRoman" w:hAnsi="TimeNewRoman"/>
                 <w:sz w:val="30"/>
               </w:rPr>
-              <w:t>566÷4=</w:t>
+              <w:t>381÷9=</w:t>
             </w:r>
           </w:p>
         </w:tc>
@@ -806,7 +806,7 @@
                 <w:rFonts w:ascii="TimeNewRoman" w:hAnsi="TimeNewRoman"/>
                 <w:sz w:val="30"/>
               </w:rPr>
-              <w:t>291÷7=</w:t>
+              <w:t>595÷5=</w:t>
             </w:r>
           </w:p>
         </w:tc>
@@ -823,7 +823,7 @@
                 <w:rFonts w:ascii="TimeNewRoman" w:hAnsi="TimeNewRoman"/>
                 <w:sz w:val="30"/>
               </w:rPr>
-              <w:t>595÷6=</w:t>
+              <w:t>689÷9=</w:t>
             </w:r>
           </w:p>
         </w:tc>
@@ -840,7 +840,7 @@
                 <w:rFonts w:ascii="TimeNewRoman" w:hAnsi="TimeNewRoman"/>
                 <w:sz w:val="30"/>
               </w:rPr>
-              <w:t>572÷7=</w:t>
+              <w:t>345÷2=</w:t>
             </w:r>
           </w:p>
         </w:tc>

--- a/three-digit_number_divided_by_one-digit_number.docx
+++ b/three-digit_number_divided_by_one-digit_number.docx
@@ -11,7 +11,7 @@
           <w:rFonts w:ascii="Arial" w:hAnsi="Arial"/>
           <w:sz w:val="30"/>
         </w:rPr>
-        <w:t>2026-10-17 Saturday</w:t>
+        <w:t>2026-10-18 Sunday</w:t>
       </w:r>
     </w:p>
     <w:tbl>
@@ -40,7 +40,7 @@
                 <w:rFonts w:ascii="TimeNewRoman" w:hAnsi="TimeNewRoman"/>
                 <w:sz w:val="30"/>
               </w:rPr>
-              <w:t>474÷8=</w:t>
+              <w:t>992÷4=</w:t>
             </w:r>
           </w:p>
         </w:tc>
@@ -57,7 +57,7 @@
                 <w:rFonts w:ascii="TimeNewRoman" w:hAnsi="TimeNewRoman"/>
                 <w:sz w:val="30"/>
               </w:rPr>
-              <w:t>478÷9=</w:t>
+              <w:t>239÷2=</w:t>
             </w:r>
           </w:p>
         </w:tc>
@@ -74,7 +74,7 @@
                 <w:rFonts w:ascii="TimeNewRoman" w:hAnsi="TimeNewRoman"/>
                 <w:sz w:val="30"/>
               </w:rPr>
-              <w:t>519÷2=</w:t>
+              <w:t>677÷3=</w:t>
             </w:r>
           </w:p>
         </w:tc>
@@ -91,7 +91,7 @@
                 <w:rFonts w:ascii="TimeNewRoman" w:hAnsi="TimeNewRoman"/>
                 <w:sz w:val="30"/>
               </w:rPr>
-              <w:t>919÷6=</w:t>
+              <w:t>188÷2=</w:t>
             </w:r>
           </w:p>
         </w:tc>
@@ -108,7 +108,7 @@
                 <w:rFonts w:ascii="TimeNewRoman" w:hAnsi="TimeNewRoman"/>
                 <w:sz w:val="30"/>
               </w:rPr>
-              <w:t>836÷3=</w:t>
+              <w:t>783÷8=</w:t>
             </w:r>
           </w:p>
         </w:tc>
@@ -223,7 +223,7 @@
                 <w:rFonts w:ascii="TimeNewRoman" w:hAnsi="TimeNewRoman"/>
                 <w:sz w:val="30"/>
               </w:rPr>
-              <w:t>810÷9=</w:t>
+              <w:t>344÷4=</w:t>
             </w:r>
           </w:p>
         </w:tc>
@@ -240,7 +240,7 @@
                 <w:rFonts w:ascii="TimeNewRoman" w:hAnsi="TimeNewRoman"/>
                 <w:sz w:val="30"/>
               </w:rPr>
-              <w:t>756÷9=</w:t>
+              <w:t>364÷7=</w:t>
             </w:r>
           </w:p>
         </w:tc>
@@ -257,7 +257,7 @@
                 <w:rFonts w:ascii="TimeNewRoman" w:hAnsi="TimeNewRoman"/>
                 <w:sz w:val="30"/>
               </w:rPr>
-              <w:t>558÷2=</w:t>
+              <w:t>194÷9=</w:t>
             </w:r>
           </w:p>
         </w:tc>
@@ -274,7 +274,7 @@
                 <w:rFonts w:ascii="TimeNewRoman" w:hAnsi="TimeNewRoman"/>
                 <w:sz w:val="30"/>
               </w:rPr>
-              <w:t>113÷5=</w:t>
+              <w:t>256÷4=</w:t>
             </w:r>
           </w:p>
         </w:tc>
@@ -291,7 +291,7 @@
                 <w:rFonts w:ascii="TimeNewRoman" w:hAnsi="TimeNewRoman"/>
                 <w:sz w:val="30"/>
               </w:rPr>
-              <w:t>327÷6=</w:t>
+              <w:t>821÷3=</w:t>
             </w:r>
           </w:p>
         </w:tc>
@@ -406,7 +406,7 @@
                 <w:rFonts w:ascii="TimeNewRoman" w:hAnsi="TimeNewRoman"/>
                 <w:sz w:val="30"/>
               </w:rPr>
-              <w:t>959÷2=</w:t>
+              <w:t>799÷3=</w:t>
             </w:r>
           </w:p>
         </w:tc>
@@ -423,7 +423,7 @@
                 <w:rFonts w:ascii="TimeNewRoman" w:hAnsi="TimeNewRoman"/>
                 <w:sz w:val="30"/>
               </w:rPr>
-              <w:t>265÷7=</w:t>
+              <w:t>533÷7=</w:t>
             </w:r>
           </w:p>
         </w:tc>
@@ -440,7 +440,7 @@
                 <w:rFonts w:ascii="TimeNewRoman" w:hAnsi="TimeNewRoman"/>
                 <w:sz w:val="30"/>
               </w:rPr>
-              <w:t>879÷6=</w:t>
+              <w:t>405÷5=</w:t>
             </w:r>
           </w:p>
         </w:tc>
@@ -457,7 +457,7 @@
                 <w:rFonts w:ascii="TimeNewRoman" w:hAnsi="TimeNewRoman"/>
                 <w:sz w:val="30"/>
               </w:rPr>
-              <w:t>938÷2=</w:t>
+              <w:t>979÷4=</w:t>
             </w:r>
           </w:p>
         </w:tc>
@@ -474,7 +474,7 @@
                 <w:rFonts w:ascii="TimeNewRoman" w:hAnsi="TimeNewRoman"/>
                 <w:sz w:val="30"/>
               </w:rPr>
-              <w:t>464÷3=</w:t>
+              <w:t>363÷9=</w:t>
             </w:r>
           </w:p>
         </w:tc>
@@ -589,7 +589,7 @@
                 <w:rFonts w:ascii="TimeNewRoman" w:hAnsi="TimeNewRoman"/>
                 <w:sz w:val="30"/>
               </w:rPr>
-              <w:t>891÷5=</w:t>
+              <w:t>841÷4=</w:t>
             </w:r>
           </w:p>
         </w:tc>
@@ -606,7 +606,7 @@
                 <w:rFonts w:ascii="TimeNewRoman" w:hAnsi="TimeNewRoman"/>
                 <w:sz w:val="30"/>
               </w:rPr>
-              <w:t>480÷4=</w:t>
+              <w:t>548÷7=</w:t>
             </w:r>
           </w:p>
         </w:tc>
@@ -623,7 +623,7 @@
                 <w:rFonts w:ascii="TimeNewRoman" w:hAnsi="TimeNewRoman"/>
                 <w:sz w:val="30"/>
               </w:rPr>
-              <w:t>705÷9=</w:t>
+              <w:t>844÷4=</w:t>
             </w:r>
           </w:p>
         </w:tc>
@@ -640,7 +640,7 @@
                 <w:rFonts w:ascii="TimeNewRoman" w:hAnsi="TimeNewRoman"/>
                 <w:sz w:val="30"/>
               </w:rPr>
-              <w:t>421÷6=</w:t>
+              <w:t>748÷8=</w:t>
             </w:r>
           </w:p>
         </w:tc>
@@ -657,7 +657,7 @@
                 <w:rFonts w:ascii="TimeNewRoman" w:hAnsi="TimeNewRoman"/>
                 <w:sz w:val="30"/>
               </w:rPr>
-              <w:t>272÷7=</w:t>
+              <w:t>553÷7=</w:t>
             </w:r>
           </w:p>
         </w:tc>
@@ -772,7 +772,7 @@
                 <w:rFonts w:ascii="TimeNewRoman" w:hAnsi="TimeNewRoman"/>
                 <w:sz w:val="30"/>
               </w:rPr>
-              <w:t>728÷8=</w:t>
+              <w:t>158÷3=</w:t>
             </w:r>
           </w:p>
         </w:tc>
@@ -789,7 +789,7 @@
                 <w:rFonts w:ascii="TimeNewRoman" w:hAnsi="TimeNewRoman"/>
                 <w:sz w:val="30"/>
               </w:rPr>
-              <w:t>381÷9=</w:t>
+              <w:t>525÷4=</w:t>
             </w:r>
           </w:p>
         </w:tc>
@@ -806,7 +806,7 @@
                 <w:rFonts w:ascii="TimeNewRoman" w:hAnsi="TimeNewRoman"/>
                 <w:sz w:val="30"/>
               </w:rPr>
-              <w:t>595÷5=</w:t>
+              <w:t>934÷7=</w:t>
             </w:r>
           </w:p>
         </w:tc>
@@ -823,7 +823,7 @@
                 <w:rFonts w:ascii="TimeNewRoman" w:hAnsi="TimeNewRoman"/>
                 <w:sz w:val="30"/>
               </w:rPr>
-              <w:t>689÷9=</w:t>
+              <w:t>765÷9=</w:t>
             </w:r>
           </w:p>
         </w:tc>
@@ -840,7 +840,7 @@
                 <w:rFonts w:ascii="TimeNewRoman" w:hAnsi="TimeNewRoman"/>
                 <w:sz w:val="30"/>
               </w:rPr>
-              <w:t>345÷2=</w:t>
+              <w:t>568÷8=</w:t>
             </w:r>
           </w:p>
         </w:tc>

--- a/three-digit_number_divided_by_one-digit_number.docx
+++ b/three-digit_number_divided_by_one-digit_number.docx
@@ -40,7 +40,7 @@
                 <w:rFonts w:ascii="TimeNewRoman" w:hAnsi="TimeNewRoman"/>
                 <w:sz w:val="30"/>
               </w:rPr>
-              <w:t>992÷4=</w:t>
+              <w:t>933÷7=</w:t>
             </w:r>
           </w:p>
         </w:tc>
@@ -57,7 +57,7 @@
                 <w:rFonts w:ascii="TimeNewRoman" w:hAnsi="TimeNewRoman"/>
                 <w:sz w:val="30"/>
               </w:rPr>
-              <w:t>239÷2=</w:t>
+              <w:t>831÷2=</w:t>
             </w:r>
           </w:p>
         </w:tc>
@@ -74,7 +74,7 @@
                 <w:rFonts w:ascii="TimeNewRoman" w:hAnsi="TimeNewRoman"/>
                 <w:sz w:val="30"/>
               </w:rPr>
-              <w:t>677÷3=</w:t>
+              <w:t>632÷5=</w:t>
             </w:r>
           </w:p>
         </w:tc>
@@ -91,7 +91,7 @@
                 <w:rFonts w:ascii="TimeNewRoman" w:hAnsi="TimeNewRoman"/>
                 <w:sz w:val="30"/>
               </w:rPr>
-              <w:t>188÷2=</w:t>
+              <w:t>265÷6=</w:t>
             </w:r>
           </w:p>
         </w:tc>
@@ -108,7 +108,7 @@
                 <w:rFonts w:ascii="TimeNewRoman" w:hAnsi="TimeNewRoman"/>
                 <w:sz w:val="30"/>
               </w:rPr>
-              <w:t>783÷8=</w:t>
+              <w:t>773÷2=</w:t>
             </w:r>
           </w:p>
         </w:tc>
@@ -223,7 +223,7 @@
                 <w:rFonts w:ascii="TimeNewRoman" w:hAnsi="TimeNewRoman"/>
                 <w:sz w:val="30"/>
               </w:rPr>
-              <w:t>344÷4=</w:t>
+              <w:t>888÷7=</w:t>
             </w:r>
           </w:p>
         </w:tc>
@@ -240,7 +240,7 @@
                 <w:rFonts w:ascii="TimeNewRoman" w:hAnsi="TimeNewRoman"/>
                 <w:sz w:val="30"/>
               </w:rPr>
-              <w:t>364÷7=</w:t>
+              <w:t>160÷8=</w:t>
             </w:r>
           </w:p>
         </w:tc>
@@ -257,7 +257,7 @@
                 <w:rFonts w:ascii="TimeNewRoman" w:hAnsi="TimeNewRoman"/>
                 <w:sz w:val="30"/>
               </w:rPr>
-              <w:t>194÷9=</w:t>
+              <w:t>279÷4=</w:t>
             </w:r>
           </w:p>
         </w:tc>
@@ -274,7 +274,7 @@
                 <w:rFonts w:ascii="TimeNewRoman" w:hAnsi="TimeNewRoman"/>
                 <w:sz w:val="30"/>
               </w:rPr>
-              <w:t>256÷4=</w:t>
+              <w:t>364÷8=</w:t>
             </w:r>
           </w:p>
         </w:tc>
@@ -291,7 +291,7 @@
                 <w:rFonts w:ascii="TimeNewRoman" w:hAnsi="TimeNewRoman"/>
                 <w:sz w:val="30"/>
               </w:rPr>
-              <w:t>821÷3=</w:t>
+              <w:t>210÷3=</w:t>
             </w:r>
           </w:p>
         </w:tc>
@@ -406,7 +406,7 @@
                 <w:rFonts w:ascii="TimeNewRoman" w:hAnsi="TimeNewRoman"/>
                 <w:sz w:val="30"/>
               </w:rPr>
-              <w:t>799÷3=</w:t>
+              <w:t>720÷6=</w:t>
             </w:r>
           </w:p>
         </w:tc>
@@ -423,7 +423,7 @@
                 <w:rFonts w:ascii="TimeNewRoman" w:hAnsi="TimeNewRoman"/>
                 <w:sz w:val="30"/>
               </w:rPr>
-              <w:t>533÷7=</w:t>
+              <w:t>839÷9=</w:t>
             </w:r>
           </w:p>
         </w:tc>
@@ -440,7 +440,7 @@
                 <w:rFonts w:ascii="TimeNewRoman" w:hAnsi="TimeNewRoman"/>
                 <w:sz w:val="30"/>
               </w:rPr>
-              <w:t>405÷5=</w:t>
+              <w:t>957÷8=</w:t>
             </w:r>
           </w:p>
         </w:tc>
@@ -457,7 +457,7 @@
                 <w:rFonts w:ascii="TimeNewRoman" w:hAnsi="TimeNewRoman"/>
                 <w:sz w:val="30"/>
               </w:rPr>
-              <w:t>979÷4=</w:t>
+              <w:t>695÷4=</w:t>
             </w:r>
           </w:p>
         </w:tc>
@@ -474,7 +474,7 @@
                 <w:rFonts w:ascii="TimeNewRoman" w:hAnsi="TimeNewRoman"/>
                 <w:sz w:val="30"/>
               </w:rPr>
-              <w:t>363÷9=</w:t>
+              <w:t>987÷2=</w:t>
             </w:r>
           </w:p>
         </w:tc>
@@ -589,7 +589,7 @@
                 <w:rFonts w:ascii="TimeNewRoman" w:hAnsi="TimeNewRoman"/>
                 <w:sz w:val="30"/>
               </w:rPr>
-              <w:t>841÷4=</w:t>
+              <w:t>745÷6=</w:t>
             </w:r>
           </w:p>
         </w:tc>
@@ -606,7 +606,7 @@
                 <w:rFonts w:ascii="TimeNewRoman" w:hAnsi="TimeNewRoman"/>
                 <w:sz w:val="30"/>
               </w:rPr>
-              <w:t>548÷7=</w:t>
+              <w:t>284÷4=</w:t>
             </w:r>
           </w:p>
         </w:tc>
@@ -623,7 +623,7 @@
                 <w:rFonts w:ascii="TimeNewRoman" w:hAnsi="TimeNewRoman"/>
                 <w:sz w:val="30"/>
               </w:rPr>
-              <w:t>844÷4=</w:t>
+              <w:t>937÷6=</w:t>
             </w:r>
           </w:p>
         </w:tc>
@@ -640,7 +640,7 @@
                 <w:rFonts w:ascii="TimeNewRoman" w:hAnsi="TimeNewRoman"/>
                 <w:sz w:val="30"/>
               </w:rPr>
-              <w:t>748÷8=</w:t>
+              <w:t>634÷4=</w:t>
             </w:r>
           </w:p>
         </w:tc>
@@ -657,7 +657,7 @@
                 <w:rFonts w:ascii="TimeNewRoman" w:hAnsi="TimeNewRoman"/>
                 <w:sz w:val="30"/>
               </w:rPr>
-              <w:t>553÷7=</w:t>
+              <w:t>341÷8=</w:t>
             </w:r>
           </w:p>
         </w:tc>
@@ -772,7 +772,7 @@
                 <w:rFonts w:ascii="TimeNewRoman" w:hAnsi="TimeNewRoman"/>
                 <w:sz w:val="30"/>
               </w:rPr>
-              <w:t>158÷3=</w:t>
+              <w:t>706÷9=</w:t>
             </w:r>
           </w:p>
         </w:tc>
@@ -789,7 +789,7 @@
                 <w:rFonts w:ascii="TimeNewRoman" w:hAnsi="TimeNewRoman"/>
                 <w:sz w:val="30"/>
               </w:rPr>
-              <w:t>525÷4=</w:t>
+              <w:t>171÷4=</w:t>
             </w:r>
           </w:p>
         </w:tc>
@@ -806,7 +806,7 @@
                 <w:rFonts w:ascii="TimeNewRoman" w:hAnsi="TimeNewRoman"/>
                 <w:sz w:val="30"/>
               </w:rPr>
-              <w:t>934÷7=</w:t>
+              <w:t>747÷9=</w:t>
             </w:r>
           </w:p>
         </w:tc>
@@ -823,7 +823,7 @@
                 <w:rFonts w:ascii="TimeNewRoman" w:hAnsi="TimeNewRoman"/>
                 <w:sz w:val="30"/>
               </w:rPr>
-              <w:t>765÷9=</w:t>
+              <w:t>699÷2=</w:t>
             </w:r>
           </w:p>
         </w:tc>
@@ -840,7 +840,7 @@
                 <w:rFonts w:ascii="TimeNewRoman" w:hAnsi="TimeNewRoman"/>
                 <w:sz w:val="30"/>
               </w:rPr>
-              <w:t>568÷8=</w:t>
+              <w:t>294÷2=</w:t>
             </w:r>
           </w:p>
         </w:tc>

--- a/three-digit_number_divided_by_one-digit_number.docx
+++ b/three-digit_number_divided_by_one-digit_number.docx
@@ -11,7 +11,7 @@
           <w:rFonts w:ascii="Arial" w:hAnsi="Arial"/>
           <w:sz w:val="30"/>
         </w:rPr>
-        <w:t>2026-10-18 Sunday</w:t>
+        <w:t>2026-10-19 Monday</w:t>
       </w:r>
     </w:p>
     <w:tbl>
@@ -40,7 +40,7 @@
                 <w:rFonts w:ascii="TimeNewRoman" w:hAnsi="TimeNewRoman"/>
                 <w:sz w:val="30"/>
               </w:rPr>
-              <w:t>933÷7=</w:t>
+              <w:t>881÷6=</w:t>
             </w:r>
           </w:p>
         </w:tc>
@@ -57,7 +57,7 @@
                 <w:rFonts w:ascii="TimeNewRoman" w:hAnsi="TimeNewRoman"/>
                 <w:sz w:val="30"/>
               </w:rPr>
-              <w:t>831÷2=</w:t>
+              <w:t>313÷5=</w:t>
             </w:r>
           </w:p>
         </w:tc>
@@ -74,7 +74,7 @@
                 <w:rFonts w:ascii="TimeNewRoman" w:hAnsi="TimeNewRoman"/>
                 <w:sz w:val="30"/>
               </w:rPr>
-              <w:t>632÷5=</w:t>
+              <w:t>144÷7=</w:t>
             </w:r>
           </w:p>
         </w:tc>
@@ -91,7 +91,7 @@
                 <w:rFonts w:ascii="TimeNewRoman" w:hAnsi="TimeNewRoman"/>
                 <w:sz w:val="30"/>
               </w:rPr>
-              <w:t>265÷6=</w:t>
+              <w:t>530÷6=</w:t>
             </w:r>
           </w:p>
         </w:tc>
@@ -108,7 +108,7 @@
                 <w:rFonts w:ascii="TimeNewRoman" w:hAnsi="TimeNewRoman"/>
                 <w:sz w:val="30"/>
               </w:rPr>
-              <w:t>773÷2=</w:t>
+              <w:t>519÷7=</w:t>
             </w:r>
           </w:p>
         </w:tc>
@@ -223,7 +223,7 @@
                 <w:rFonts w:ascii="TimeNewRoman" w:hAnsi="TimeNewRoman"/>
                 <w:sz w:val="30"/>
               </w:rPr>
-              <w:t>888÷7=</w:t>
+              <w:t>342÷4=</w:t>
             </w:r>
           </w:p>
         </w:tc>
@@ -240,7 +240,7 @@
                 <w:rFonts w:ascii="TimeNewRoman" w:hAnsi="TimeNewRoman"/>
                 <w:sz w:val="30"/>
               </w:rPr>
-              <w:t>160÷8=</w:t>
+              <w:t>720÷4=</w:t>
             </w:r>
           </w:p>
         </w:tc>
@@ -257,7 +257,7 @@
                 <w:rFonts w:ascii="TimeNewRoman" w:hAnsi="TimeNewRoman"/>
                 <w:sz w:val="30"/>
               </w:rPr>
-              <w:t>279÷4=</w:t>
+              <w:t>146÷5=</w:t>
             </w:r>
           </w:p>
         </w:tc>
@@ -274,7 +274,7 @@
                 <w:rFonts w:ascii="TimeNewRoman" w:hAnsi="TimeNewRoman"/>
                 <w:sz w:val="30"/>
               </w:rPr>
-              <w:t>364÷8=</w:t>
+              <w:t>451÷5=</w:t>
             </w:r>
           </w:p>
         </w:tc>
@@ -291,7 +291,7 @@
                 <w:rFonts w:ascii="TimeNewRoman" w:hAnsi="TimeNewRoman"/>
                 <w:sz w:val="30"/>
               </w:rPr>
-              <w:t>210÷3=</w:t>
+              <w:t>532÷5=</w:t>
             </w:r>
           </w:p>
         </w:tc>
@@ -406,7 +406,7 @@
                 <w:rFonts w:ascii="TimeNewRoman" w:hAnsi="TimeNewRoman"/>
                 <w:sz w:val="30"/>
               </w:rPr>
-              <w:t>720÷6=</w:t>
+              <w:t>196÷3=</w:t>
             </w:r>
           </w:p>
         </w:tc>
@@ -423,7 +423,7 @@
                 <w:rFonts w:ascii="TimeNewRoman" w:hAnsi="TimeNewRoman"/>
                 <w:sz w:val="30"/>
               </w:rPr>
-              <w:t>839÷9=</w:t>
+              <w:t>747÷8=</w:t>
             </w:r>
           </w:p>
         </w:tc>
@@ -440,7 +440,7 @@
                 <w:rFonts w:ascii="TimeNewRoman" w:hAnsi="TimeNewRoman"/>
                 <w:sz w:val="30"/>
               </w:rPr>
-              <w:t>957÷8=</w:t>
+              <w:t>484÷8=</w:t>
             </w:r>
           </w:p>
         </w:tc>
@@ -457,7 +457,7 @@
                 <w:rFonts w:ascii="TimeNewRoman" w:hAnsi="TimeNewRoman"/>
                 <w:sz w:val="30"/>
               </w:rPr>
-              <w:t>695÷4=</w:t>
+              <w:t>775÷3=</w:t>
             </w:r>
           </w:p>
         </w:tc>
@@ -474,7 +474,7 @@
                 <w:rFonts w:ascii="TimeNewRoman" w:hAnsi="TimeNewRoman"/>
                 <w:sz w:val="30"/>
               </w:rPr>
-              <w:t>987÷2=</w:t>
+              <w:t>315÷6=</w:t>
             </w:r>
           </w:p>
         </w:tc>
@@ -589,7 +589,7 @@
                 <w:rFonts w:ascii="TimeNewRoman" w:hAnsi="TimeNewRoman"/>
                 <w:sz w:val="30"/>
               </w:rPr>
-              <w:t>745÷6=</w:t>
+              <w:t>869÷6=</w:t>
             </w:r>
           </w:p>
         </w:tc>
@@ -606,7 +606,7 @@
                 <w:rFonts w:ascii="TimeNewRoman" w:hAnsi="TimeNewRoman"/>
                 <w:sz w:val="30"/>
               </w:rPr>
-              <w:t>284÷4=</w:t>
+              <w:t>620÷3=</w:t>
             </w:r>
           </w:p>
         </w:tc>
@@ -623,7 +623,7 @@
                 <w:rFonts w:ascii="TimeNewRoman" w:hAnsi="TimeNewRoman"/>
                 <w:sz w:val="30"/>
               </w:rPr>
-              <w:t>937÷6=</w:t>
+              <w:t>215÷9=</w:t>
             </w:r>
           </w:p>
         </w:tc>
@@ -640,7 +640,7 @@
                 <w:rFonts w:ascii="TimeNewRoman" w:hAnsi="TimeNewRoman"/>
                 <w:sz w:val="30"/>
               </w:rPr>
-              <w:t>634÷4=</w:t>
+              <w:t>623÷9=</w:t>
             </w:r>
           </w:p>
         </w:tc>
@@ -657,7 +657,7 @@
                 <w:rFonts w:ascii="TimeNewRoman" w:hAnsi="TimeNewRoman"/>
                 <w:sz w:val="30"/>
               </w:rPr>
-              <w:t>341÷8=</w:t>
+              <w:t>574÷2=</w:t>
             </w:r>
           </w:p>
         </w:tc>
@@ -772,7 +772,7 @@
                 <w:rFonts w:ascii="TimeNewRoman" w:hAnsi="TimeNewRoman"/>
                 <w:sz w:val="30"/>
               </w:rPr>
-              <w:t>706÷9=</w:t>
+              <w:t>251÷5=</w:t>
             </w:r>
           </w:p>
         </w:tc>
@@ -789,7 +789,7 @@
                 <w:rFonts w:ascii="TimeNewRoman" w:hAnsi="TimeNewRoman"/>
                 <w:sz w:val="30"/>
               </w:rPr>
-              <w:t>171÷4=</w:t>
+              <w:t>427÷5=</w:t>
             </w:r>
           </w:p>
         </w:tc>
@@ -806,7 +806,7 @@
                 <w:rFonts w:ascii="TimeNewRoman" w:hAnsi="TimeNewRoman"/>
                 <w:sz w:val="30"/>
               </w:rPr>
-              <w:t>747÷9=</w:t>
+              <w:t>842÷5=</w:t>
             </w:r>
           </w:p>
         </w:tc>
@@ -823,7 +823,7 @@
                 <w:rFonts w:ascii="TimeNewRoman" w:hAnsi="TimeNewRoman"/>
                 <w:sz w:val="30"/>
               </w:rPr>
-              <w:t>699÷2=</w:t>
+              <w:t>493÷6=</w:t>
             </w:r>
           </w:p>
         </w:tc>
@@ -840,7 +840,7 @@
                 <w:rFonts w:ascii="TimeNewRoman" w:hAnsi="TimeNewRoman"/>
                 <w:sz w:val="30"/>
               </w:rPr>
-              <w:t>294÷2=</w:t>
+              <w:t>635÷9=</w:t>
             </w:r>
           </w:p>
         </w:tc>

--- a/three-digit_number_divided_by_one-digit_number.docx
+++ b/three-digit_number_divided_by_one-digit_number.docx
@@ -40,7 +40,7 @@
                 <w:rFonts w:ascii="TimeNewRoman" w:hAnsi="TimeNewRoman"/>
                 <w:sz w:val="30"/>
               </w:rPr>
-              <w:t>881÷6=</w:t>
+              <w:t>536÷4=</w:t>
             </w:r>
           </w:p>
         </w:tc>
@@ -57,7 +57,7 @@
                 <w:rFonts w:ascii="TimeNewRoman" w:hAnsi="TimeNewRoman"/>
                 <w:sz w:val="30"/>
               </w:rPr>
-              <w:t>313÷5=</w:t>
+              <w:t>719÷3=</w:t>
             </w:r>
           </w:p>
         </w:tc>
@@ -74,7 +74,7 @@
                 <w:rFonts w:ascii="TimeNewRoman" w:hAnsi="TimeNewRoman"/>
                 <w:sz w:val="30"/>
               </w:rPr>
-              <w:t>144÷7=</w:t>
+              <w:t>242÷3=</w:t>
             </w:r>
           </w:p>
         </w:tc>
@@ -91,7 +91,7 @@
                 <w:rFonts w:ascii="TimeNewRoman" w:hAnsi="TimeNewRoman"/>
                 <w:sz w:val="30"/>
               </w:rPr>
-              <w:t>530÷6=</w:t>
+              <w:t>305÷9=</w:t>
             </w:r>
           </w:p>
         </w:tc>
@@ -108,7 +108,7 @@
                 <w:rFonts w:ascii="TimeNewRoman" w:hAnsi="TimeNewRoman"/>
                 <w:sz w:val="30"/>
               </w:rPr>
-              <w:t>519÷7=</w:t>
+              <w:t>840÷5=</w:t>
             </w:r>
           </w:p>
         </w:tc>
@@ -223,7 +223,7 @@
                 <w:rFonts w:ascii="TimeNewRoman" w:hAnsi="TimeNewRoman"/>
                 <w:sz w:val="30"/>
               </w:rPr>
-              <w:t>342÷4=</w:t>
+              <w:t>415÷5=</w:t>
             </w:r>
           </w:p>
         </w:tc>
@@ -240,7 +240,7 @@
                 <w:rFonts w:ascii="TimeNewRoman" w:hAnsi="TimeNewRoman"/>
                 <w:sz w:val="30"/>
               </w:rPr>
-              <w:t>720÷4=</w:t>
+              <w:t>222÷6=</w:t>
             </w:r>
           </w:p>
         </w:tc>
@@ -257,7 +257,7 @@
                 <w:rFonts w:ascii="TimeNewRoman" w:hAnsi="TimeNewRoman"/>
                 <w:sz w:val="30"/>
               </w:rPr>
-              <w:t>146÷5=</w:t>
+              <w:t>847÷6=</w:t>
             </w:r>
           </w:p>
         </w:tc>
@@ -274,7 +274,7 @@
                 <w:rFonts w:ascii="TimeNewRoman" w:hAnsi="TimeNewRoman"/>
                 <w:sz w:val="30"/>
               </w:rPr>
-              <w:t>451÷5=</w:t>
+              <w:t>511÷7=</w:t>
             </w:r>
           </w:p>
         </w:tc>
@@ -291,7 +291,7 @@
                 <w:rFonts w:ascii="TimeNewRoman" w:hAnsi="TimeNewRoman"/>
                 <w:sz w:val="30"/>
               </w:rPr>
-              <w:t>532÷5=</w:t>
+              <w:t>379÷8=</w:t>
             </w:r>
           </w:p>
         </w:tc>
@@ -406,7 +406,7 @@
                 <w:rFonts w:ascii="TimeNewRoman" w:hAnsi="TimeNewRoman"/>
                 <w:sz w:val="30"/>
               </w:rPr>
-              <w:t>196÷3=</w:t>
+              <w:t>668÷4=</w:t>
             </w:r>
           </w:p>
         </w:tc>
@@ -423,7 +423,7 @@
                 <w:rFonts w:ascii="TimeNewRoman" w:hAnsi="TimeNewRoman"/>
                 <w:sz w:val="30"/>
               </w:rPr>
-              <w:t>747÷8=</w:t>
+              <w:t>660÷5=</w:t>
             </w:r>
           </w:p>
         </w:tc>
@@ -440,7 +440,7 @@
                 <w:rFonts w:ascii="TimeNewRoman" w:hAnsi="TimeNewRoman"/>
                 <w:sz w:val="30"/>
               </w:rPr>
-              <w:t>484÷8=</w:t>
+              <w:t>677÷6=</w:t>
             </w:r>
           </w:p>
         </w:tc>
@@ -457,7 +457,7 @@
                 <w:rFonts w:ascii="TimeNewRoman" w:hAnsi="TimeNewRoman"/>
                 <w:sz w:val="30"/>
               </w:rPr>
-              <w:t>775÷3=</w:t>
+              <w:t>482÷7=</w:t>
             </w:r>
           </w:p>
         </w:tc>
@@ -474,7 +474,7 @@
                 <w:rFonts w:ascii="TimeNewRoman" w:hAnsi="TimeNewRoman"/>
                 <w:sz w:val="30"/>
               </w:rPr>
-              <w:t>315÷6=</w:t>
+              <w:t>220÷6=</w:t>
             </w:r>
           </w:p>
         </w:tc>
@@ -589,7 +589,7 @@
                 <w:rFonts w:ascii="TimeNewRoman" w:hAnsi="TimeNewRoman"/>
                 <w:sz w:val="30"/>
               </w:rPr>
-              <w:t>869÷6=</w:t>
+              <w:t>113÷2=</w:t>
             </w:r>
           </w:p>
         </w:tc>
@@ -606,7 +606,7 @@
                 <w:rFonts w:ascii="TimeNewRoman" w:hAnsi="TimeNewRoman"/>
                 <w:sz w:val="30"/>
               </w:rPr>
-              <w:t>620÷3=</w:t>
+              <w:t>595÷9=</w:t>
             </w:r>
           </w:p>
         </w:tc>
@@ -623,7 +623,7 @@
                 <w:rFonts w:ascii="TimeNewRoman" w:hAnsi="TimeNewRoman"/>
                 <w:sz w:val="30"/>
               </w:rPr>
-              <w:t>215÷9=</w:t>
+              <w:t>503÷3=</w:t>
             </w:r>
           </w:p>
         </w:tc>
@@ -640,7 +640,7 @@
                 <w:rFonts w:ascii="TimeNewRoman" w:hAnsi="TimeNewRoman"/>
                 <w:sz w:val="30"/>
               </w:rPr>
-              <w:t>623÷9=</w:t>
+              <w:t>878÷3=</w:t>
             </w:r>
           </w:p>
         </w:tc>
@@ -657,7 +657,7 @@
                 <w:rFonts w:ascii="TimeNewRoman" w:hAnsi="TimeNewRoman"/>
                 <w:sz w:val="30"/>
               </w:rPr>
-              <w:t>574÷2=</w:t>
+              <w:t>783÷6=</w:t>
             </w:r>
           </w:p>
         </w:tc>
@@ -772,7 +772,7 @@
                 <w:rFonts w:ascii="TimeNewRoman" w:hAnsi="TimeNewRoman"/>
                 <w:sz w:val="30"/>
               </w:rPr>
-              <w:t>251÷5=</w:t>
+              <w:t>444÷2=</w:t>
             </w:r>
           </w:p>
         </w:tc>
@@ -789,7 +789,7 @@
                 <w:rFonts w:ascii="TimeNewRoman" w:hAnsi="TimeNewRoman"/>
                 <w:sz w:val="30"/>
               </w:rPr>
-              <w:t>427÷5=</w:t>
+              <w:t>359÷8=</w:t>
             </w:r>
           </w:p>
         </w:tc>
@@ -806,7 +806,7 @@
                 <w:rFonts w:ascii="TimeNewRoman" w:hAnsi="TimeNewRoman"/>
                 <w:sz w:val="30"/>
               </w:rPr>
-              <w:t>842÷5=</w:t>
+              <w:t>920÷5=</w:t>
             </w:r>
           </w:p>
         </w:tc>
@@ -823,7 +823,7 @@
                 <w:rFonts w:ascii="TimeNewRoman" w:hAnsi="TimeNewRoman"/>
                 <w:sz w:val="30"/>
               </w:rPr>
-              <w:t>493÷6=</w:t>
+              <w:t>604÷5=</w:t>
             </w:r>
           </w:p>
         </w:tc>
@@ -840,7 +840,7 @@
                 <w:rFonts w:ascii="TimeNewRoman" w:hAnsi="TimeNewRoman"/>
                 <w:sz w:val="30"/>
               </w:rPr>
-              <w:t>635÷9=</w:t>
+              <w:t>626÷8=</w:t>
             </w:r>
           </w:p>
         </w:tc>

--- a/three-digit_number_divided_by_one-digit_number.docx
+++ b/three-digit_number_divided_by_one-digit_number.docx
@@ -11,7 +11,7 @@
           <w:rFonts w:ascii="Arial" w:hAnsi="Arial"/>
           <w:sz w:val="30"/>
         </w:rPr>
-        <w:t>2026-10-19 Monday</w:t>
+        <w:t>2026-10-20 Tuesday</w:t>
       </w:r>
     </w:p>
     <w:tbl>
@@ -40,7 +40,7 @@
                 <w:rFonts w:ascii="TimeNewRoman" w:hAnsi="TimeNewRoman"/>
                 <w:sz w:val="30"/>
               </w:rPr>
-              <w:t>536÷4=</w:t>
+              <w:t>273÷7=</w:t>
             </w:r>
           </w:p>
         </w:tc>
@@ -57,7 +57,7 @@
                 <w:rFonts w:ascii="TimeNewRoman" w:hAnsi="TimeNewRoman"/>
                 <w:sz w:val="30"/>
               </w:rPr>
-              <w:t>719÷3=</w:t>
+              <w:t>336÷6=</w:t>
             </w:r>
           </w:p>
         </w:tc>
@@ -74,7 +74,7 @@
                 <w:rFonts w:ascii="TimeNewRoman" w:hAnsi="TimeNewRoman"/>
                 <w:sz w:val="30"/>
               </w:rPr>
-              <w:t>242÷3=</w:t>
+              <w:t>970÷5=</w:t>
             </w:r>
           </w:p>
         </w:tc>
@@ -91,7 +91,7 @@
                 <w:rFonts w:ascii="TimeNewRoman" w:hAnsi="TimeNewRoman"/>
                 <w:sz w:val="30"/>
               </w:rPr>
-              <w:t>305÷9=</w:t>
+              <w:t>637÷2=</w:t>
             </w:r>
           </w:p>
         </w:tc>
@@ -108,7 +108,7 @@
                 <w:rFonts w:ascii="TimeNewRoman" w:hAnsi="TimeNewRoman"/>
                 <w:sz w:val="30"/>
               </w:rPr>
-              <w:t>840÷5=</w:t>
+              <w:t>609÷9=</w:t>
             </w:r>
           </w:p>
         </w:tc>
@@ -223,7 +223,7 @@
                 <w:rFonts w:ascii="TimeNewRoman" w:hAnsi="TimeNewRoman"/>
                 <w:sz w:val="30"/>
               </w:rPr>
-              <w:t>415÷5=</w:t>
+              <w:t>437÷5=</w:t>
             </w:r>
           </w:p>
         </w:tc>
@@ -240,7 +240,7 @@
                 <w:rFonts w:ascii="TimeNewRoman" w:hAnsi="TimeNewRoman"/>
                 <w:sz w:val="30"/>
               </w:rPr>
-              <w:t>222÷6=</w:t>
+              <w:t>170÷8=</w:t>
             </w:r>
           </w:p>
         </w:tc>
@@ -257,7 +257,7 @@
                 <w:rFonts w:ascii="TimeNewRoman" w:hAnsi="TimeNewRoman"/>
                 <w:sz w:val="30"/>
               </w:rPr>
-              <w:t>847÷6=</w:t>
+              <w:t>125÷8=</w:t>
             </w:r>
           </w:p>
         </w:tc>
@@ -274,7 +274,7 @@
                 <w:rFonts w:ascii="TimeNewRoman" w:hAnsi="TimeNewRoman"/>
                 <w:sz w:val="30"/>
               </w:rPr>
-              <w:t>511÷7=</w:t>
+              <w:t>470÷8=</w:t>
             </w:r>
           </w:p>
         </w:tc>
@@ -291,7 +291,7 @@
                 <w:rFonts w:ascii="TimeNewRoman" w:hAnsi="TimeNewRoman"/>
                 <w:sz w:val="30"/>
               </w:rPr>
-              <w:t>379÷8=</w:t>
+              <w:t>268÷9=</w:t>
             </w:r>
           </w:p>
         </w:tc>
@@ -406,7 +406,7 @@
                 <w:rFonts w:ascii="TimeNewRoman" w:hAnsi="TimeNewRoman"/>
                 <w:sz w:val="30"/>
               </w:rPr>
-              <w:t>668÷4=</w:t>
+              <w:t>879÷2=</w:t>
             </w:r>
           </w:p>
         </w:tc>
@@ -423,7 +423,7 @@
                 <w:rFonts w:ascii="TimeNewRoman" w:hAnsi="TimeNewRoman"/>
                 <w:sz w:val="30"/>
               </w:rPr>
-              <w:t>660÷5=</w:t>
+              <w:t>744÷8=</w:t>
             </w:r>
           </w:p>
         </w:tc>
@@ -440,7 +440,7 @@
                 <w:rFonts w:ascii="TimeNewRoman" w:hAnsi="TimeNewRoman"/>
                 <w:sz w:val="30"/>
               </w:rPr>
-              <w:t>677÷6=</w:t>
+              <w:t>155÷3=</w:t>
             </w:r>
           </w:p>
         </w:tc>
@@ -457,7 +457,7 @@
                 <w:rFonts w:ascii="TimeNewRoman" w:hAnsi="TimeNewRoman"/>
                 <w:sz w:val="30"/>
               </w:rPr>
-              <w:t>482÷7=</w:t>
+              <w:t>923÷3=</w:t>
             </w:r>
           </w:p>
         </w:tc>
@@ -474,7 +474,7 @@
                 <w:rFonts w:ascii="TimeNewRoman" w:hAnsi="TimeNewRoman"/>
                 <w:sz w:val="30"/>
               </w:rPr>
-              <w:t>220÷6=</w:t>
+              <w:t>258÷5=</w:t>
             </w:r>
           </w:p>
         </w:tc>
@@ -589,7 +589,7 @@
                 <w:rFonts w:ascii="TimeNewRoman" w:hAnsi="TimeNewRoman"/>
                 <w:sz w:val="30"/>
               </w:rPr>
-              <w:t>113÷2=</w:t>
+              <w:t>175÷7=</w:t>
             </w:r>
           </w:p>
         </w:tc>
@@ -606,7 +606,7 @@
                 <w:rFonts w:ascii="TimeNewRoman" w:hAnsi="TimeNewRoman"/>
                 <w:sz w:val="30"/>
               </w:rPr>
-              <w:t>595÷9=</w:t>
+              <w:t>436÷3=</w:t>
             </w:r>
           </w:p>
         </w:tc>
@@ -623,7 +623,7 @@
                 <w:rFonts w:ascii="TimeNewRoman" w:hAnsi="TimeNewRoman"/>
                 <w:sz w:val="30"/>
               </w:rPr>
-              <w:t>503÷3=</w:t>
+              <w:t>976÷4=</w:t>
             </w:r>
           </w:p>
         </w:tc>
@@ -640,7 +640,7 @@
                 <w:rFonts w:ascii="TimeNewRoman" w:hAnsi="TimeNewRoman"/>
                 <w:sz w:val="30"/>
               </w:rPr>
-              <w:t>878÷3=</w:t>
+              <w:t>676÷5=</w:t>
             </w:r>
           </w:p>
         </w:tc>
@@ -657,7 +657,7 @@
                 <w:rFonts w:ascii="TimeNewRoman" w:hAnsi="TimeNewRoman"/>
                 <w:sz w:val="30"/>
               </w:rPr>
-              <w:t>783÷6=</w:t>
+              <w:t>136÷4=</w:t>
             </w:r>
           </w:p>
         </w:tc>
@@ -772,7 +772,7 @@
                 <w:rFonts w:ascii="TimeNewRoman" w:hAnsi="TimeNewRoman"/>
                 <w:sz w:val="30"/>
               </w:rPr>
-              <w:t>444÷2=</w:t>
+              <w:t>453÷6=</w:t>
             </w:r>
           </w:p>
         </w:tc>
@@ -789,7 +789,7 @@
                 <w:rFonts w:ascii="TimeNewRoman" w:hAnsi="TimeNewRoman"/>
                 <w:sz w:val="30"/>
               </w:rPr>
-              <w:t>359÷8=</w:t>
+              <w:t>519÷2=</w:t>
             </w:r>
           </w:p>
         </w:tc>
@@ -806,7 +806,7 @@
                 <w:rFonts w:ascii="TimeNewRoman" w:hAnsi="TimeNewRoman"/>
                 <w:sz w:val="30"/>
               </w:rPr>
-              <w:t>920÷5=</w:t>
+              <w:t>304÷5=</w:t>
             </w:r>
           </w:p>
         </w:tc>
@@ -823,7 +823,7 @@
                 <w:rFonts w:ascii="TimeNewRoman" w:hAnsi="TimeNewRoman"/>
                 <w:sz w:val="30"/>
               </w:rPr>
-              <w:t>604÷5=</w:t>
+              <w:t>731÷6=</w:t>
             </w:r>
           </w:p>
         </w:tc>
@@ -840,7 +840,7 @@
                 <w:rFonts w:ascii="TimeNewRoman" w:hAnsi="TimeNewRoman"/>
                 <w:sz w:val="30"/>
               </w:rPr>
-              <w:t>626÷8=</w:t>
+              <w:t>743÷3=</w:t>
             </w:r>
           </w:p>
         </w:tc>

--- a/three-digit_number_divided_by_one-digit_number.docx
+++ b/three-digit_number_divided_by_one-digit_number.docx
@@ -40,7 +40,7 @@
                 <w:rFonts w:ascii="TimeNewRoman" w:hAnsi="TimeNewRoman"/>
                 <w:sz w:val="30"/>
               </w:rPr>
-              <w:t>273÷7=</w:t>
+              <w:t>837÷6=</w:t>
             </w:r>
           </w:p>
         </w:tc>
@@ -57,7 +57,7 @@
                 <w:rFonts w:ascii="TimeNewRoman" w:hAnsi="TimeNewRoman"/>
                 <w:sz w:val="30"/>
               </w:rPr>
-              <w:t>336÷6=</w:t>
+              <w:t>936÷2=</w:t>
             </w:r>
           </w:p>
         </w:tc>
@@ -74,7 +74,7 @@
                 <w:rFonts w:ascii="TimeNewRoman" w:hAnsi="TimeNewRoman"/>
                 <w:sz w:val="30"/>
               </w:rPr>
-              <w:t>970÷5=</w:t>
+              <w:t>635÷6=</w:t>
             </w:r>
           </w:p>
         </w:tc>
@@ -91,7 +91,7 @@
                 <w:rFonts w:ascii="TimeNewRoman" w:hAnsi="TimeNewRoman"/>
                 <w:sz w:val="30"/>
               </w:rPr>
-              <w:t>637÷2=</w:t>
+              <w:t>125÷6=</w:t>
             </w:r>
           </w:p>
         </w:tc>
@@ -108,7 +108,7 @@
                 <w:rFonts w:ascii="TimeNewRoman" w:hAnsi="TimeNewRoman"/>
                 <w:sz w:val="30"/>
               </w:rPr>
-              <w:t>609÷9=</w:t>
+              <w:t>885÷2=</w:t>
             </w:r>
           </w:p>
         </w:tc>
@@ -223,7 +223,7 @@
                 <w:rFonts w:ascii="TimeNewRoman" w:hAnsi="TimeNewRoman"/>
                 <w:sz w:val="30"/>
               </w:rPr>
-              <w:t>437÷5=</w:t>
+              <w:t>350÷5=</w:t>
             </w:r>
           </w:p>
         </w:tc>
@@ -240,7 +240,7 @@
                 <w:rFonts w:ascii="TimeNewRoman" w:hAnsi="TimeNewRoman"/>
                 <w:sz w:val="30"/>
               </w:rPr>
-              <w:t>170÷8=</w:t>
+              <w:t>924÷9=</w:t>
             </w:r>
           </w:p>
         </w:tc>
@@ -257,7 +257,7 @@
                 <w:rFonts w:ascii="TimeNewRoman" w:hAnsi="TimeNewRoman"/>
                 <w:sz w:val="30"/>
               </w:rPr>
-              <w:t>125÷8=</w:t>
+              <w:t>576÷3=</w:t>
             </w:r>
           </w:p>
         </w:tc>
@@ -274,7 +274,7 @@
                 <w:rFonts w:ascii="TimeNewRoman" w:hAnsi="TimeNewRoman"/>
                 <w:sz w:val="30"/>
               </w:rPr>
-              <w:t>470÷8=</w:t>
+              <w:t>175÷2=</w:t>
             </w:r>
           </w:p>
         </w:tc>
@@ -291,7 +291,7 @@
                 <w:rFonts w:ascii="TimeNewRoman" w:hAnsi="TimeNewRoman"/>
                 <w:sz w:val="30"/>
               </w:rPr>
-              <w:t>268÷9=</w:t>
+              <w:t>288÷2=</w:t>
             </w:r>
           </w:p>
         </w:tc>
@@ -406,7 +406,7 @@
                 <w:rFonts w:ascii="TimeNewRoman" w:hAnsi="TimeNewRoman"/>
                 <w:sz w:val="30"/>
               </w:rPr>
-              <w:t>879÷2=</w:t>
+              <w:t>529÷6=</w:t>
             </w:r>
           </w:p>
         </w:tc>
@@ -423,7 +423,7 @@
                 <w:rFonts w:ascii="TimeNewRoman" w:hAnsi="TimeNewRoman"/>
                 <w:sz w:val="30"/>
               </w:rPr>
-              <w:t>744÷8=</w:t>
+              <w:t>739÷8=</w:t>
             </w:r>
           </w:p>
         </w:tc>
@@ -440,7 +440,7 @@
                 <w:rFonts w:ascii="TimeNewRoman" w:hAnsi="TimeNewRoman"/>
                 <w:sz w:val="30"/>
               </w:rPr>
-              <w:t>155÷3=</w:t>
+              <w:t>773÷9=</w:t>
             </w:r>
           </w:p>
         </w:tc>
@@ -457,7 +457,7 @@
                 <w:rFonts w:ascii="TimeNewRoman" w:hAnsi="TimeNewRoman"/>
                 <w:sz w:val="30"/>
               </w:rPr>
-              <w:t>923÷3=</w:t>
+              <w:t>207÷7=</w:t>
             </w:r>
           </w:p>
         </w:tc>
@@ -474,7 +474,7 @@
                 <w:rFonts w:ascii="TimeNewRoman" w:hAnsi="TimeNewRoman"/>
                 <w:sz w:val="30"/>
               </w:rPr>
-              <w:t>258÷5=</w:t>
+              <w:t>627÷2=</w:t>
             </w:r>
           </w:p>
         </w:tc>
@@ -589,7 +589,7 @@
                 <w:rFonts w:ascii="TimeNewRoman" w:hAnsi="TimeNewRoman"/>
                 <w:sz w:val="30"/>
               </w:rPr>
-              <w:t>175÷7=</w:t>
+              <w:t>174÷5=</w:t>
             </w:r>
           </w:p>
         </w:tc>
@@ -606,7 +606,7 @@
                 <w:rFonts w:ascii="TimeNewRoman" w:hAnsi="TimeNewRoman"/>
                 <w:sz w:val="30"/>
               </w:rPr>
-              <w:t>436÷3=</w:t>
+              <w:t>656÷2=</w:t>
             </w:r>
           </w:p>
         </w:tc>
@@ -623,7 +623,7 @@
                 <w:rFonts w:ascii="TimeNewRoman" w:hAnsi="TimeNewRoman"/>
                 <w:sz w:val="30"/>
               </w:rPr>
-              <w:t>976÷4=</w:t>
+              <w:t>891÷4=</w:t>
             </w:r>
           </w:p>
         </w:tc>
@@ -640,7 +640,7 @@
                 <w:rFonts w:ascii="TimeNewRoman" w:hAnsi="TimeNewRoman"/>
                 <w:sz w:val="30"/>
               </w:rPr>
-              <w:t>676÷5=</w:t>
+              <w:t>709÷3=</w:t>
             </w:r>
           </w:p>
         </w:tc>
@@ -657,7 +657,7 @@
                 <w:rFonts w:ascii="TimeNewRoman" w:hAnsi="TimeNewRoman"/>
                 <w:sz w:val="30"/>
               </w:rPr>
-              <w:t>136÷4=</w:t>
+              <w:t>841÷3=</w:t>
             </w:r>
           </w:p>
         </w:tc>
@@ -772,7 +772,7 @@
                 <w:rFonts w:ascii="TimeNewRoman" w:hAnsi="TimeNewRoman"/>
                 <w:sz w:val="30"/>
               </w:rPr>
-              <w:t>453÷6=</w:t>
+              <w:t>775÷3=</w:t>
             </w:r>
           </w:p>
         </w:tc>
@@ -789,7 +789,7 @@
                 <w:rFonts w:ascii="TimeNewRoman" w:hAnsi="TimeNewRoman"/>
                 <w:sz w:val="30"/>
               </w:rPr>
-              <w:t>519÷2=</w:t>
+              <w:t>241÷2=</w:t>
             </w:r>
           </w:p>
         </w:tc>
@@ -806,7 +806,7 @@
                 <w:rFonts w:ascii="TimeNewRoman" w:hAnsi="TimeNewRoman"/>
                 <w:sz w:val="30"/>
               </w:rPr>
-              <w:t>304÷5=</w:t>
+              <w:t>816÷4=</w:t>
             </w:r>
           </w:p>
         </w:tc>
@@ -823,7 +823,7 @@
                 <w:rFonts w:ascii="TimeNewRoman" w:hAnsi="TimeNewRoman"/>
                 <w:sz w:val="30"/>
               </w:rPr>
-              <w:t>731÷6=</w:t>
+              <w:t>539÷7=</w:t>
             </w:r>
           </w:p>
         </w:tc>
@@ -840,7 +840,7 @@
                 <w:rFonts w:ascii="TimeNewRoman" w:hAnsi="TimeNewRoman"/>
                 <w:sz w:val="30"/>
               </w:rPr>
-              <w:t>743÷3=</w:t>
+              <w:t>635÷5=</w:t>
             </w:r>
           </w:p>
         </w:tc>

--- a/three-digit_number_divided_by_one-digit_number.docx
+++ b/three-digit_number_divided_by_one-digit_number.docx
@@ -11,7 +11,7 @@
           <w:rFonts w:ascii="Arial" w:hAnsi="Arial"/>
           <w:sz w:val="30"/>
         </w:rPr>
-        <w:t>2026-10-20 Tuesday</w:t>
+        <w:t>2026-10-21 Wednesday</w:t>
       </w:r>
     </w:p>
     <w:tbl>
@@ -40,7 +40,7 @@
                 <w:rFonts w:ascii="TimeNewRoman" w:hAnsi="TimeNewRoman"/>
                 <w:sz w:val="30"/>
               </w:rPr>
-              <w:t>837÷6=</w:t>
+              <w:t>663÷9=</w:t>
             </w:r>
           </w:p>
         </w:tc>
@@ -57,7 +57,7 @@
                 <w:rFonts w:ascii="TimeNewRoman" w:hAnsi="TimeNewRoman"/>
                 <w:sz w:val="30"/>
               </w:rPr>
-              <w:t>936÷2=</w:t>
+              <w:t>398÷3=</w:t>
             </w:r>
           </w:p>
         </w:tc>
@@ -74,7 +74,7 @@
                 <w:rFonts w:ascii="TimeNewRoman" w:hAnsi="TimeNewRoman"/>
                 <w:sz w:val="30"/>
               </w:rPr>
-              <w:t>635÷6=</w:t>
+              <w:t>707÷5=</w:t>
             </w:r>
           </w:p>
         </w:tc>
@@ -91,7 +91,7 @@
                 <w:rFonts w:ascii="TimeNewRoman" w:hAnsi="TimeNewRoman"/>
                 <w:sz w:val="30"/>
               </w:rPr>
-              <w:t>125÷6=</w:t>
+              <w:t>359÷8=</w:t>
             </w:r>
           </w:p>
         </w:tc>
@@ -108,7 +108,7 @@
                 <w:rFonts w:ascii="TimeNewRoman" w:hAnsi="TimeNewRoman"/>
                 <w:sz w:val="30"/>
               </w:rPr>
-              <w:t>885÷2=</w:t>
+              <w:t>911÷8=</w:t>
             </w:r>
           </w:p>
         </w:tc>
@@ -223,7 +223,7 @@
                 <w:rFonts w:ascii="TimeNewRoman" w:hAnsi="TimeNewRoman"/>
                 <w:sz w:val="30"/>
               </w:rPr>
-              <w:t>350÷5=</w:t>
+              <w:t>235÷5=</w:t>
             </w:r>
           </w:p>
         </w:tc>
@@ -240,7 +240,7 @@
                 <w:rFonts w:ascii="TimeNewRoman" w:hAnsi="TimeNewRoman"/>
                 <w:sz w:val="30"/>
               </w:rPr>
-              <w:t>924÷9=</w:t>
+              <w:t>224÷3=</w:t>
             </w:r>
           </w:p>
         </w:tc>
@@ -257,7 +257,7 @@
                 <w:rFonts w:ascii="TimeNewRoman" w:hAnsi="TimeNewRoman"/>
                 <w:sz w:val="30"/>
               </w:rPr>
-              <w:t>576÷3=</w:t>
+              <w:t>484÷9=</w:t>
             </w:r>
           </w:p>
         </w:tc>
@@ -274,7 +274,7 @@
                 <w:rFonts w:ascii="TimeNewRoman" w:hAnsi="TimeNewRoman"/>
                 <w:sz w:val="30"/>
               </w:rPr>
-              <w:t>175÷2=</w:t>
+              <w:t>886÷6=</w:t>
             </w:r>
           </w:p>
         </w:tc>
@@ -291,7 +291,7 @@
                 <w:rFonts w:ascii="TimeNewRoman" w:hAnsi="TimeNewRoman"/>
                 <w:sz w:val="30"/>
               </w:rPr>
-              <w:t>288÷2=</w:t>
+              <w:t>519÷2=</w:t>
             </w:r>
           </w:p>
         </w:tc>
@@ -406,7 +406,7 @@
                 <w:rFonts w:ascii="TimeNewRoman" w:hAnsi="TimeNewRoman"/>
                 <w:sz w:val="30"/>
               </w:rPr>
-              <w:t>529÷6=</w:t>
+              <w:t>441÷6=</w:t>
             </w:r>
           </w:p>
         </w:tc>
@@ -423,7 +423,7 @@
                 <w:rFonts w:ascii="TimeNewRoman" w:hAnsi="TimeNewRoman"/>
                 <w:sz w:val="30"/>
               </w:rPr>
-              <w:t>739÷8=</w:t>
+              <w:t>634÷2=</w:t>
             </w:r>
           </w:p>
         </w:tc>
@@ -440,7 +440,7 @@
                 <w:rFonts w:ascii="TimeNewRoman" w:hAnsi="TimeNewRoman"/>
                 <w:sz w:val="30"/>
               </w:rPr>
-              <w:t>773÷9=</w:t>
+              <w:t>858÷8=</w:t>
             </w:r>
           </w:p>
         </w:tc>
@@ -457,7 +457,7 @@
                 <w:rFonts w:ascii="TimeNewRoman" w:hAnsi="TimeNewRoman"/>
                 <w:sz w:val="30"/>
               </w:rPr>
-              <w:t>207÷7=</w:t>
+              <w:t>115÷7=</w:t>
             </w:r>
           </w:p>
         </w:tc>
@@ -474,7 +474,7 @@
                 <w:rFonts w:ascii="TimeNewRoman" w:hAnsi="TimeNewRoman"/>
                 <w:sz w:val="30"/>
               </w:rPr>
-              <w:t>627÷2=</w:t>
+              <w:t>135÷7=</w:t>
             </w:r>
           </w:p>
         </w:tc>
@@ -589,7 +589,7 @@
                 <w:rFonts w:ascii="TimeNewRoman" w:hAnsi="TimeNewRoman"/>
                 <w:sz w:val="30"/>
               </w:rPr>
-              <w:t>174÷5=</w:t>
+              <w:t>719÷7=</w:t>
             </w:r>
           </w:p>
         </w:tc>
@@ -606,7 +606,7 @@
                 <w:rFonts w:ascii="TimeNewRoman" w:hAnsi="TimeNewRoman"/>
                 <w:sz w:val="30"/>
               </w:rPr>
-              <w:t>656÷2=</w:t>
+              <w:t>976÷2=</w:t>
             </w:r>
           </w:p>
         </w:tc>
@@ -623,7 +623,7 @@
                 <w:rFonts w:ascii="TimeNewRoman" w:hAnsi="TimeNewRoman"/>
                 <w:sz w:val="30"/>
               </w:rPr>
-              <w:t>891÷4=</w:t>
+              <w:t>457÷4=</w:t>
             </w:r>
           </w:p>
         </w:tc>
@@ -640,7 +640,7 @@
                 <w:rFonts w:ascii="TimeNewRoman" w:hAnsi="TimeNewRoman"/>
                 <w:sz w:val="30"/>
               </w:rPr>
-              <w:t>709÷3=</w:t>
+              <w:t>820÷3=</w:t>
             </w:r>
           </w:p>
         </w:tc>
@@ -657,7 +657,7 @@
                 <w:rFonts w:ascii="TimeNewRoman" w:hAnsi="TimeNewRoman"/>
                 <w:sz w:val="30"/>
               </w:rPr>
-              <w:t>841÷3=</w:t>
+              <w:t>471÷6=</w:t>
             </w:r>
           </w:p>
         </w:tc>
@@ -772,7 +772,7 @@
                 <w:rFonts w:ascii="TimeNewRoman" w:hAnsi="TimeNewRoman"/>
                 <w:sz w:val="30"/>
               </w:rPr>
-              <w:t>775÷3=</w:t>
+              <w:t>889÷4=</w:t>
             </w:r>
           </w:p>
         </w:tc>
@@ -789,7 +789,7 @@
                 <w:rFonts w:ascii="TimeNewRoman" w:hAnsi="TimeNewRoman"/>
                 <w:sz w:val="30"/>
               </w:rPr>
-              <w:t>241÷2=</w:t>
+              <w:t>783÷2=</w:t>
             </w:r>
           </w:p>
         </w:tc>
@@ -806,7 +806,7 @@
                 <w:rFonts w:ascii="TimeNewRoman" w:hAnsi="TimeNewRoman"/>
                 <w:sz w:val="30"/>
               </w:rPr>
-              <w:t>816÷4=</w:t>
+              <w:t>299÷4=</w:t>
             </w:r>
           </w:p>
         </w:tc>
@@ -823,7 +823,7 @@
                 <w:rFonts w:ascii="TimeNewRoman" w:hAnsi="TimeNewRoman"/>
                 <w:sz w:val="30"/>
               </w:rPr>
-              <w:t>539÷7=</w:t>
+              <w:t>874÷4=</w:t>
             </w:r>
           </w:p>
         </w:tc>
@@ -840,7 +840,7 @@
                 <w:rFonts w:ascii="TimeNewRoman" w:hAnsi="TimeNewRoman"/>
                 <w:sz w:val="30"/>
               </w:rPr>
-              <w:t>635÷5=</w:t>
+              <w:t>522÷4=</w:t>
             </w:r>
           </w:p>
         </w:tc>

--- a/three-digit_number_divided_by_one-digit_number.docx
+++ b/three-digit_number_divided_by_one-digit_number.docx
@@ -40,7 +40,7 @@
                 <w:rFonts w:ascii="TimeNewRoman" w:hAnsi="TimeNewRoman"/>
                 <w:sz w:val="30"/>
               </w:rPr>
-              <w:t>663÷9=</w:t>
+              <w:t>108÷9=</w:t>
             </w:r>
           </w:p>
         </w:tc>
@@ -57,7 +57,7 @@
                 <w:rFonts w:ascii="TimeNewRoman" w:hAnsi="TimeNewRoman"/>
                 <w:sz w:val="30"/>
               </w:rPr>
-              <w:t>398÷3=</w:t>
+              <w:t>736÷4=</w:t>
             </w:r>
           </w:p>
         </w:tc>
@@ -74,7 +74,7 @@
                 <w:rFonts w:ascii="TimeNewRoman" w:hAnsi="TimeNewRoman"/>
                 <w:sz w:val="30"/>
               </w:rPr>
-              <w:t>707÷5=</w:t>
+              <w:t>659÷4=</w:t>
             </w:r>
           </w:p>
         </w:tc>
@@ -91,7 +91,7 @@
                 <w:rFonts w:ascii="TimeNewRoman" w:hAnsi="TimeNewRoman"/>
                 <w:sz w:val="30"/>
               </w:rPr>
-              <w:t>359÷8=</w:t>
+              <w:t>217÷6=</w:t>
             </w:r>
           </w:p>
         </w:tc>
@@ -108,7 +108,7 @@
                 <w:rFonts w:ascii="TimeNewRoman" w:hAnsi="TimeNewRoman"/>
                 <w:sz w:val="30"/>
               </w:rPr>
-              <w:t>911÷8=</w:t>
+              <w:t>172÷2=</w:t>
             </w:r>
           </w:p>
         </w:tc>
@@ -223,7 +223,7 @@
                 <w:rFonts w:ascii="TimeNewRoman" w:hAnsi="TimeNewRoman"/>
                 <w:sz w:val="30"/>
               </w:rPr>
-              <w:t>235÷5=</w:t>
+              <w:t>111÷6=</w:t>
             </w:r>
           </w:p>
         </w:tc>
@@ -240,7 +240,7 @@
                 <w:rFonts w:ascii="TimeNewRoman" w:hAnsi="TimeNewRoman"/>
                 <w:sz w:val="30"/>
               </w:rPr>
-              <w:t>224÷3=</w:t>
+              <w:t>113÷4=</w:t>
             </w:r>
           </w:p>
         </w:tc>
@@ -257,7 +257,7 @@
                 <w:rFonts w:ascii="TimeNewRoman" w:hAnsi="TimeNewRoman"/>
                 <w:sz w:val="30"/>
               </w:rPr>
-              <w:t>484÷9=</w:t>
+              <w:t>429÷2=</w:t>
             </w:r>
           </w:p>
         </w:tc>
@@ -274,7 +274,7 @@
                 <w:rFonts w:ascii="TimeNewRoman" w:hAnsi="TimeNewRoman"/>
                 <w:sz w:val="30"/>
               </w:rPr>
-              <w:t>886÷6=</w:t>
+              <w:t>367÷6=</w:t>
             </w:r>
           </w:p>
         </w:tc>
@@ -291,7 +291,7 @@
                 <w:rFonts w:ascii="TimeNewRoman" w:hAnsi="TimeNewRoman"/>
                 <w:sz w:val="30"/>
               </w:rPr>
-              <w:t>519÷2=</w:t>
+              <w:t>921÷9=</w:t>
             </w:r>
           </w:p>
         </w:tc>
@@ -406,7 +406,7 @@
                 <w:rFonts w:ascii="TimeNewRoman" w:hAnsi="TimeNewRoman"/>
                 <w:sz w:val="30"/>
               </w:rPr>
-              <w:t>441÷6=</w:t>
+              <w:t>711÷3=</w:t>
             </w:r>
           </w:p>
         </w:tc>
@@ -423,7 +423,7 @@
                 <w:rFonts w:ascii="TimeNewRoman" w:hAnsi="TimeNewRoman"/>
                 <w:sz w:val="30"/>
               </w:rPr>
-              <w:t>634÷2=</w:t>
+              <w:t>962÷3=</w:t>
             </w:r>
           </w:p>
         </w:tc>
@@ -440,7 +440,7 @@
                 <w:rFonts w:ascii="TimeNewRoman" w:hAnsi="TimeNewRoman"/>
                 <w:sz w:val="30"/>
               </w:rPr>
-              <w:t>858÷8=</w:t>
+              <w:t>479÷6=</w:t>
             </w:r>
           </w:p>
         </w:tc>
@@ -457,7 +457,7 @@
                 <w:rFonts w:ascii="TimeNewRoman" w:hAnsi="TimeNewRoman"/>
                 <w:sz w:val="30"/>
               </w:rPr>
-              <w:t>115÷7=</w:t>
+              <w:t>907÷8=</w:t>
             </w:r>
           </w:p>
         </w:tc>
@@ -474,7 +474,7 @@
                 <w:rFonts w:ascii="TimeNewRoman" w:hAnsi="TimeNewRoman"/>
                 <w:sz w:val="30"/>
               </w:rPr>
-              <w:t>135÷7=</w:t>
+              <w:t>895÷4=</w:t>
             </w:r>
           </w:p>
         </w:tc>
@@ -589,7 +589,7 @@
                 <w:rFonts w:ascii="TimeNewRoman" w:hAnsi="TimeNewRoman"/>
                 <w:sz w:val="30"/>
               </w:rPr>
-              <w:t>719÷7=</w:t>
+              <w:t>280÷3=</w:t>
             </w:r>
           </w:p>
         </w:tc>
@@ -606,7 +606,7 @@
                 <w:rFonts w:ascii="TimeNewRoman" w:hAnsi="TimeNewRoman"/>
                 <w:sz w:val="30"/>
               </w:rPr>
-              <w:t>976÷2=</w:t>
+              <w:t>660÷5=</w:t>
             </w:r>
           </w:p>
         </w:tc>
@@ -623,7 +623,7 @@
                 <w:rFonts w:ascii="TimeNewRoman" w:hAnsi="TimeNewRoman"/>
                 <w:sz w:val="30"/>
               </w:rPr>
-              <w:t>457÷4=</w:t>
+              <w:t>645÷8=</w:t>
             </w:r>
           </w:p>
         </w:tc>
@@ -640,7 +640,7 @@
                 <w:rFonts w:ascii="TimeNewRoman" w:hAnsi="TimeNewRoman"/>
                 <w:sz w:val="30"/>
               </w:rPr>
-              <w:t>820÷3=</w:t>
+              <w:t>390÷5=</w:t>
             </w:r>
           </w:p>
         </w:tc>
@@ -657,7 +657,7 @@
                 <w:rFonts w:ascii="TimeNewRoman" w:hAnsi="TimeNewRoman"/>
                 <w:sz w:val="30"/>
               </w:rPr>
-              <w:t>471÷6=</w:t>
+              <w:t>436÷4=</w:t>
             </w:r>
           </w:p>
         </w:tc>
@@ -772,7 +772,7 @@
                 <w:rFonts w:ascii="TimeNewRoman" w:hAnsi="TimeNewRoman"/>
                 <w:sz w:val="30"/>
               </w:rPr>
-              <w:t>889÷4=</w:t>
+              <w:t>696÷6=</w:t>
             </w:r>
           </w:p>
         </w:tc>
@@ -789,7 +789,7 @@
                 <w:rFonts w:ascii="TimeNewRoman" w:hAnsi="TimeNewRoman"/>
                 <w:sz w:val="30"/>
               </w:rPr>
-              <w:t>783÷2=</w:t>
+              <w:t>300÷9=</w:t>
             </w:r>
           </w:p>
         </w:tc>
@@ -806,7 +806,7 @@
                 <w:rFonts w:ascii="TimeNewRoman" w:hAnsi="TimeNewRoman"/>
                 <w:sz w:val="30"/>
               </w:rPr>
-              <w:t>299÷4=</w:t>
+              <w:t>728÷6=</w:t>
             </w:r>
           </w:p>
         </w:tc>
@@ -823,7 +823,7 @@
                 <w:rFonts w:ascii="TimeNewRoman" w:hAnsi="TimeNewRoman"/>
                 <w:sz w:val="30"/>
               </w:rPr>
-              <w:t>874÷4=</w:t>
+              <w:t>657÷4=</w:t>
             </w:r>
           </w:p>
         </w:tc>
@@ -840,7 +840,7 @@
                 <w:rFonts w:ascii="TimeNewRoman" w:hAnsi="TimeNewRoman"/>
                 <w:sz w:val="30"/>
               </w:rPr>
-              <w:t>522÷4=</w:t>
+              <w:t>900÷6=</w:t>
             </w:r>
           </w:p>
         </w:tc>

--- a/three-digit_number_divided_by_one-digit_number.docx
+++ b/three-digit_number_divided_by_one-digit_number.docx
@@ -11,7 +11,7 @@
           <w:rFonts w:ascii="Arial" w:hAnsi="Arial"/>
           <w:sz w:val="30"/>
         </w:rPr>
-        <w:t>2026-10-21 Wednesday</w:t>
+        <w:t>2026-10-22 Thursday</w:t>
       </w:r>
     </w:p>
     <w:tbl>
@@ -40,7 +40,7 @@
                 <w:rFonts w:ascii="TimeNewRoman" w:hAnsi="TimeNewRoman"/>
                 <w:sz w:val="30"/>
               </w:rPr>
-              <w:t>108÷9=</w:t>
+              <w:t>316÷2=</w:t>
             </w:r>
           </w:p>
         </w:tc>
@@ -57,7 +57,7 @@
                 <w:rFonts w:ascii="TimeNewRoman" w:hAnsi="TimeNewRoman"/>
                 <w:sz w:val="30"/>
               </w:rPr>
-              <w:t>736÷4=</w:t>
+              <w:t>709÷8=</w:t>
             </w:r>
           </w:p>
         </w:tc>
@@ -74,7 +74,7 @@
                 <w:rFonts w:ascii="TimeNewRoman" w:hAnsi="TimeNewRoman"/>
                 <w:sz w:val="30"/>
               </w:rPr>
-              <w:t>659÷4=</w:t>
+              <w:t>320÷8=</w:t>
             </w:r>
           </w:p>
         </w:tc>
@@ -91,7 +91,7 @@
                 <w:rFonts w:ascii="TimeNewRoman" w:hAnsi="TimeNewRoman"/>
                 <w:sz w:val="30"/>
               </w:rPr>
-              <w:t>217÷6=</w:t>
+              <w:t>748÷5=</w:t>
             </w:r>
           </w:p>
         </w:tc>
@@ -108,7 +108,7 @@
                 <w:rFonts w:ascii="TimeNewRoman" w:hAnsi="TimeNewRoman"/>
                 <w:sz w:val="30"/>
               </w:rPr>
-              <w:t>172÷2=</w:t>
+              <w:t>681÷5=</w:t>
             </w:r>
           </w:p>
         </w:tc>
@@ -223,7 +223,7 @@
                 <w:rFonts w:ascii="TimeNewRoman" w:hAnsi="TimeNewRoman"/>
                 <w:sz w:val="30"/>
               </w:rPr>
-              <w:t>111÷6=</w:t>
+              <w:t>997÷2=</w:t>
             </w:r>
           </w:p>
         </w:tc>
@@ -240,7 +240,7 @@
                 <w:rFonts w:ascii="TimeNewRoman" w:hAnsi="TimeNewRoman"/>
                 <w:sz w:val="30"/>
               </w:rPr>
-              <w:t>113÷4=</w:t>
+              <w:t>862÷6=</w:t>
             </w:r>
           </w:p>
         </w:tc>
@@ -257,7 +257,7 @@
                 <w:rFonts w:ascii="TimeNewRoman" w:hAnsi="TimeNewRoman"/>
                 <w:sz w:val="30"/>
               </w:rPr>
-              <w:t>429÷2=</w:t>
+              <w:t>320÷9=</w:t>
             </w:r>
           </w:p>
         </w:tc>
@@ -274,7 +274,7 @@
                 <w:rFonts w:ascii="TimeNewRoman" w:hAnsi="TimeNewRoman"/>
                 <w:sz w:val="30"/>
               </w:rPr>
-              <w:t>367÷6=</w:t>
+              <w:t>451÷8=</w:t>
             </w:r>
           </w:p>
         </w:tc>
@@ -291,7 +291,7 @@
                 <w:rFonts w:ascii="TimeNewRoman" w:hAnsi="TimeNewRoman"/>
                 <w:sz w:val="30"/>
               </w:rPr>
-              <w:t>921÷9=</w:t>
+              <w:t>704÷9=</w:t>
             </w:r>
           </w:p>
         </w:tc>
@@ -406,7 +406,7 @@
                 <w:rFonts w:ascii="TimeNewRoman" w:hAnsi="TimeNewRoman"/>
                 <w:sz w:val="30"/>
               </w:rPr>
-              <w:t>711÷3=</w:t>
+              <w:t>144÷8=</w:t>
             </w:r>
           </w:p>
         </w:tc>
@@ -423,7 +423,7 @@
                 <w:rFonts w:ascii="TimeNewRoman" w:hAnsi="TimeNewRoman"/>
                 <w:sz w:val="30"/>
               </w:rPr>
-              <w:t>962÷3=</w:t>
+              <w:t>806÷5=</w:t>
             </w:r>
           </w:p>
         </w:tc>
@@ -440,7 +440,7 @@
                 <w:rFonts w:ascii="TimeNewRoman" w:hAnsi="TimeNewRoman"/>
                 <w:sz w:val="30"/>
               </w:rPr>
-              <w:t>479÷6=</w:t>
+              <w:t>616÷7=</w:t>
             </w:r>
           </w:p>
         </w:tc>
@@ -457,7 +457,7 @@
                 <w:rFonts w:ascii="TimeNewRoman" w:hAnsi="TimeNewRoman"/>
                 <w:sz w:val="30"/>
               </w:rPr>
-              <w:t>907÷8=</w:t>
+              <w:t>218÷3=</w:t>
             </w:r>
           </w:p>
         </w:tc>
@@ -474,7 +474,7 @@
                 <w:rFonts w:ascii="TimeNewRoman" w:hAnsi="TimeNewRoman"/>
                 <w:sz w:val="30"/>
               </w:rPr>
-              <w:t>895÷4=</w:t>
+              <w:t>751÷5=</w:t>
             </w:r>
           </w:p>
         </w:tc>
@@ -589,7 +589,7 @@
                 <w:rFonts w:ascii="TimeNewRoman" w:hAnsi="TimeNewRoman"/>
                 <w:sz w:val="30"/>
               </w:rPr>
-              <w:t>280÷3=</w:t>
+              <w:t>877÷2=</w:t>
             </w:r>
           </w:p>
         </w:tc>
@@ -606,7 +606,7 @@
                 <w:rFonts w:ascii="TimeNewRoman" w:hAnsi="TimeNewRoman"/>
                 <w:sz w:val="30"/>
               </w:rPr>
-              <w:t>660÷5=</w:t>
+              <w:t>969÷3=</w:t>
             </w:r>
           </w:p>
         </w:tc>
@@ -623,7 +623,7 @@
                 <w:rFonts w:ascii="TimeNewRoman" w:hAnsi="TimeNewRoman"/>
                 <w:sz w:val="30"/>
               </w:rPr>
-              <w:t>645÷8=</w:t>
+              <w:t>442÷3=</w:t>
             </w:r>
           </w:p>
         </w:tc>
@@ -640,7 +640,7 @@
                 <w:rFonts w:ascii="TimeNewRoman" w:hAnsi="TimeNewRoman"/>
                 <w:sz w:val="30"/>
               </w:rPr>
-              <w:t>390÷5=</w:t>
+              <w:t>219÷9=</w:t>
             </w:r>
           </w:p>
         </w:tc>
@@ -657,7 +657,7 @@
                 <w:rFonts w:ascii="TimeNewRoman" w:hAnsi="TimeNewRoman"/>
                 <w:sz w:val="30"/>
               </w:rPr>
-              <w:t>436÷4=</w:t>
+              <w:t>217÷7=</w:t>
             </w:r>
           </w:p>
         </w:tc>
@@ -772,7 +772,7 @@
                 <w:rFonts w:ascii="TimeNewRoman" w:hAnsi="TimeNewRoman"/>
                 <w:sz w:val="30"/>
               </w:rPr>
-              <w:t>696÷6=</w:t>
+              <w:t>503÷4=</w:t>
             </w:r>
           </w:p>
         </w:tc>
@@ -789,7 +789,7 @@
                 <w:rFonts w:ascii="TimeNewRoman" w:hAnsi="TimeNewRoman"/>
                 <w:sz w:val="30"/>
               </w:rPr>
-              <w:t>300÷9=</w:t>
+              <w:t>902÷8=</w:t>
             </w:r>
           </w:p>
         </w:tc>
@@ -806,7 +806,7 @@
                 <w:rFonts w:ascii="TimeNewRoman" w:hAnsi="TimeNewRoman"/>
                 <w:sz w:val="30"/>
               </w:rPr>
-              <w:t>728÷6=</w:t>
+              <w:t>491÷9=</w:t>
             </w:r>
           </w:p>
         </w:tc>
@@ -823,7 +823,7 @@
                 <w:rFonts w:ascii="TimeNewRoman" w:hAnsi="TimeNewRoman"/>
                 <w:sz w:val="30"/>
               </w:rPr>
-              <w:t>657÷4=</w:t>
+              <w:t>462÷3=</w:t>
             </w:r>
           </w:p>
         </w:tc>
@@ -840,7 +840,7 @@
                 <w:rFonts w:ascii="TimeNewRoman" w:hAnsi="TimeNewRoman"/>
                 <w:sz w:val="30"/>
               </w:rPr>
-              <w:t>900÷6=</w:t>
+              <w:t>616÷2=</w:t>
             </w:r>
           </w:p>
         </w:tc>

--- a/three-digit_number_divided_by_one-digit_number.docx
+++ b/three-digit_number_divided_by_one-digit_number.docx
@@ -40,7 +40,7 @@
                 <w:rFonts w:ascii="TimeNewRoman" w:hAnsi="TimeNewRoman"/>
                 <w:sz w:val="30"/>
               </w:rPr>
-              <w:t>316÷2=</w:t>
+              <w:t>905÷4=</w:t>
             </w:r>
           </w:p>
         </w:tc>
@@ -57,7 +57,7 @@
                 <w:rFonts w:ascii="TimeNewRoman" w:hAnsi="TimeNewRoman"/>
                 <w:sz w:val="30"/>
               </w:rPr>
-              <w:t>709÷8=</w:t>
+              <w:t>172÷3=</w:t>
             </w:r>
           </w:p>
         </w:tc>
@@ -74,7 +74,7 @@
                 <w:rFonts w:ascii="TimeNewRoman" w:hAnsi="TimeNewRoman"/>
                 <w:sz w:val="30"/>
               </w:rPr>
-              <w:t>320÷8=</w:t>
+              <w:t>523÷2=</w:t>
             </w:r>
           </w:p>
         </w:tc>
@@ -91,7 +91,7 @@
                 <w:rFonts w:ascii="TimeNewRoman" w:hAnsi="TimeNewRoman"/>
                 <w:sz w:val="30"/>
               </w:rPr>
-              <w:t>748÷5=</w:t>
+              <w:t>459÷4=</w:t>
             </w:r>
           </w:p>
         </w:tc>
@@ -108,7 +108,7 @@
                 <w:rFonts w:ascii="TimeNewRoman" w:hAnsi="TimeNewRoman"/>
                 <w:sz w:val="30"/>
               </w:rPr>
-              <w:t>681÷5=</w:t>
+              <w:t>208÷6=</w:t>
             </w:r>
           </w:p>
         </w:tc>
@@ -223,7 +223,7 @@
                 <w:rFonts w:ascii="TimeNewRoman" w:hAnsi="TimeNewRoman"/>
                 <w:sz w:val="30"/>
               </w:rPr>
-              <w:t>997÷2=</w:t>
+              <w:t>232÷6=</w:t>
             </w:r>
           </w:p>
         </w:tc>
@@ -240,7 +240,7 @@
                 <w:rFonts w:ascii="TimeNewRoman" w:hAnsi="TimeNewRoman"/>
                 <w:sz w:val="30"/>
               </w:rPr>
-              <w:t>862÷6=</w:t>
+              <w:t>424÷5=</w:t>
             </w:r>
           </w:p>
         </w:tc>
@@ -257,7 +257,7 @@
                 <w:rFonts w:ascii="TimeNewRoman" w:hAnsi="TimeNewRoman"/>
                 <w:sz w:val="30"/>
               </w:rPr>
-              <w:t>320÷9=</w:t>
+              <w:t>842÷4=</w:t>
             </w:r>
           </w:p>
         </w:tc>
@@ -274,7 +274,7 @@
                 <w:rFonts w:ascii="TimeNewRoman" w:hAnsi="TimeNewRoman"/>
                 <w:sz w:val="30"/>
               </w:rPr>
-              <w:t>451÷8=</w:t>
+              <w:t>464÷6=</w:t>
             </w:r>
           </w:p>
         </w:tc>
@@ -291,7 +291,7 @@
                 <w:rFonts w:ascii="TimeNewRoman" w:hAnsi="TimeNewRoman"/>
                 <w:sz w:val="30"/>
               </w:rPr>
-              <w:t>704÷9=</w:t>
+              <w:t>796÷3=</w:t>
             </w:r>
           </w:p>
         </w:tc>
@@ -406,7 +406,7 @@
                 <w:rFonts w:ascii="TimeNewRoman" w:hAnsi="TimeNewRoman"/>
                 <w:sz w:val="30"/>
               </w:rPr>
-              <w:t>144÷8=</w:t>
+              <w:t>618÷5=</w:t>
             </w:r>
           </w:p>
         </w:tc>
@@ -423,7 +423,7 @@
                 <w:rFonts w:ascii="TimeNewRoman" w:hAnsi="TimeNewRoman"/>
                 <w:sz w:val="30"/>
               </w:rPr>
-              <w:t>806÷5=</w:t>
+              <w:t>592÷7=</w:t>
             </w:r>
           </w:p>
         </w:tc>
@@ -440,7 +440,7 @@
                 <w:rFonts w:ascii="TimeNewRoman" w:hAnsi="TimeNewRoman"/>
                 <w:sz w:val="30"/>
               </w:rPr>
-              <w:t>616÷7=</w:t>
+              <w:t>121÷4=</w:t>
             </w:r>
           </w:p>
         </w:tc>
@@ -457,7 +457,7 @@
                 <w:rFonts w:ascii="TimeNewRoman" w:hAnsi="TimeNewRoman"/>
                 <w:sz w:val="30"/>
               </w:rPr>
-              <w:t>218÷3=</w:t>
+              <w:t>361÷3=</w:t>
             </w:r>
           </w:p>
         </w:tc>
@@ -474,7 +474,7 @@
                 <w:rFonts w:ascii="TimeNewRoman" w:hAnsi="TimeNewRoman"/>
                 <w:sz w:val="30"/>
               </w:rPr>
-              <w:t>751÷5=</w:t>
+              <w:t>283÷3=</w:t>
             </w:r>
           </w:p>
         </w:tc>
@@ -589,7 +589,7 @@
                 <w:rFonts w:ascii="TimeNewRoman" w:hAnsi="TimeNewRoman"/>
                 <w:sz w:val="30"/>
               </w:rPr>
-              <w:t>877÷2=</w:t>
+              <w:t>607÷9=</w:t>
             </w:r>
           </w:p>
         </w:tc>
@@ -606,7 +606,7 @@
                 <w:rFonts w:ascii="TimeNewRoman" w:hAnsi="TimeNewRoman"/>
                 <w:sz w:val="30"/>
               </w:rPr>
-              <w:t>969÷3=</w:t>
+              <w:t>596÷4=</w:t>
             </w:r>
           </w:p>
         </w:tc>
@@ -623,7 +623,7 @@
                 <w:rFonts w:ascii="TimeNewRoman" w:hAnsi="TimeNewRoman"/>
                 <w:sz w:val="30"/>
               </w:rPr>
-              <w:t>442÷3=</w:t>
+              <w:t>817÷7=</w:t>
             </w:r>
           </w:p>
         </w:tc>
@@ -640,7 +640,7 @@
                 <w:rFonts w:ascii="TimeNewRoman" w:hAnsi="TimeNewRoman"/>
                 <w:sz w:val="30"/>
               </w:rPr>
-              <w:t>219÷9=</w:t>
+              <w:t>927÷7=</w:t>
             </w:r>
           </w:p>
         </w:tc>
@@ -657,7 +657,7 @@
                 <w:rFonts w:ascii="TimeNewRoman" w:hAnsi="TimeNewRoman"/>
                 <w:sz w:val="30"/>
               </w:rPr>
-              <w:t>217÷7=</w:t>
+              <w:t>842÷7=</w:t>
             </w:r>
           </w:p>
         </w:tc>
@@ -772,7 +772,7 @@
                 <w:rFonts w:ascii="TimeNewRoman" w:hAnsi="TimeNewRoman"/>
                 <w:sz w:val="30"/>
               </w:rPr>
-              <w:t>503÷4=</w:t>
+              <w:t>243÷9=</w:t>
             </w:r>
           </w:p>
         </w:tc>
@@ -789,7 +789,7 @@
                 <w:rFonts w:ascii="TimeNewRoman" w:hAnsi="TimeNewRoman"/>
                 <w:sz w:val="30"/>
               </w:rPr>
-              <w:t>902÷8=</w:t>
+              <w:t>515÷8=</w:t>
             </w:r>
           </w:p>
         </w:tc>
@@ -806,7 +806,7 @@
                 <w:rFonts w:ascii="TimeNewRoman" w:hAnsi="TimeNewRoman"/>
                 <w:sz w:val="30"/>
               </w:rPr>
-              <w:t>491÷9=</w:t>
+              <w:t>922÷9=</w:t>
             </w:r>
           </w:p>
         </w:tc>
@@ -823,7 +823,7 @@
                 <w:rFonts w:ascii="TimeNewRoman" w:hAnsi="TimeNewRoman"/>
                 <w:sz w:val="30"/>
               </w:rPr>
-              <w:t>462÷3=</w:t>
+              <w:t>208÷8=</w:t>
             </w:r>
           </w:p>
         </w:tc>
@@ -840,7 +840,7 @@
                 <w:rFonts w:ascii="TimeNewRoman" w:hAnsi="TimeNewRoman"/>
                 <w:sz w:val="30"/>
               </w:rPr>
-              <w:t>616÷2=</w:t>
+              <w:t>335÷7=</w:t>
             </w:r>
           </w:p>
         </w:tc>

--- a/three-digit_number_divided_by_one-digit_number.docx
+++ b/three-digit_number_divided_by_one-digit_number.docx
@@ -11,7 +11,7 @@
           <w:rFonts w:ascii="Arial" w:hAnsi="Arial"/>
           <w:sz w:val="30"/>
         </w:rPr>
-        <w:t>2026-10-22 Thursday</w:t>
+        <w:t>2026-10-23 Friday</w:t>
       </w:r>
     </w:p>
     <w:tbl>
@@ -40,7 +40,7 @@
                 <w:rFonts w:ascii="TimeNewRoman" w:hAnsi="TimeNewRoman"/>
                 <w:sz w:val="30"/>
               </w:rPr>
-              <w:t>905÷4=</w:t>
+              <w:t>384÷7=</w:t>
             </w:r>
           </w:p>
         </w:tc>
@@ -57,7 +57,7 @@
                 <w:rFonts w:ascii="TimeNewRoman" w:hAnsi="TimeNewRoman"/>
                 <w:sz w:val="30"/>
               </w:rPr>
-              <w:t>172÷3=</w:t>
+              <w:t>290÷5=</w:t>
             </w:r>
           </w:p>
         </w:tc>
@@ -74,7 +74,7 @@
                 <w:rFonts w:ascii="TimeNewRoman" w:hAnsi="TimeNewRoman"/>
                 <w:sz w:val="30"/>
               </w:rPr>
-              <w:t>523÷2=</w:t>
+              <w:t>104÷4=</w:t>
             </w:r>
           </w:p>
         </w:tc>
@@ -91,7 +91,7 @@
                 <w:rFonts w:ascii="TimeNewRoman" w:hAnsi="TimeNewRoman"/>
                 <w:sz w:val="30"/>
               </w:rPr>
-              <w:t>459÷4=</w:t>
+              <w:t>903÷7=</w:t>
             </w:r>
           </w:p>
         </w:tc>
@@ -108,7 +108,7 @@
                 <w:rFonts w:ascii="TimeNewRoman" w:hAnsi="TimeNewRoman"/>
                 <w:sz w:val="30"/>
               </w:rPr>
-              <w:t>208÷6=</w:t>
+              <w:t>772÷4=</w:t>
             </w:r>
           </w:p>
         </w:tc>
@@ -223,7 +223,7 @@
                 <w:rFonts w:ascii="TimeNewRoman" w:hAnsi="TimeNewRoman"/>
                 <w:sz w:val="30"/>
               </w:rPr>
-              <w:t>232÷6=</w:t>
+              <w:t>106÷5=</w:t>
             </w:r>
           </w:p>
         </w:tc>
@@ -240,7 +240,7 @@
                 <w:rFonts w:ascii="TimeNewRoman" w:hAnsi="TimeNewRoman"/>
                 <w:sz w:val="30"/>
               </w:rPr>
-              <w:t>424÷5=</w:t>
+              <w:t>718÷9=</w:t>
             </w:r>
           </w:p>
         </w:tc>
@@ -257,7 +257,7 @@
                 <w:rFonts w:ascii="TimeNewRoman" w:hAnsi="TimeNewRoman"/>
                 <w:sz w:val="30"/>
               </w:rPr>
-              <w:t>842÷4=</w:t>
+              <w:t>742÷3=</w:t>
             </w:r>
           </w:p>
         </w:tc>
@@ -274,7 +274,7 @@
                 <w:rFonts w:ascii="TimeNewRoman" w:hAnsi="TimeNewRoman"/>
                 <w:sz w:val="30"/>
               </w:rPr>
-              <w:t>464÷6=</w:t>
+              <w:t>282÷2=</w:t>
             </w:r>
           </w:p>
         </w:tc>
@@ -291,7 +291,7 @@
                 <w:rFonts w:ascii="TimeNewRoman" w:hAnsi="TimeNewRoman"/>
                 <w:sz w:val="30"/>
               </w:rPr>
-              <w:t>796÷3=</w:t>
+              <w:t>682÷5=</w:t>
             </w:r>
           </w:p>
         </w:tc>
@@ -406,7 +406,7 @@
                 <w:rFonts w:ascii="TimeNewRoman" w:hAnsi="TimeNewRoman"/>
                 <w:sz w:val="30"/>
               </w:rPr>
-              <w:t>618÷5=</w:t>
+              <w:t>148÷3=</w:t>
             </w:r>
           </w:p>
         </w:tc>
@@ -423,7 +423,7 @@
                 <w:rFonts w:ascii="TimeNewRoman" w:hAnsi="TimeNewRoman"/>
                 <w:sz w:val="30"/>
               </w:rPr>
-              <w:t>592÷7=</w:t>
+              <w:t>169÷6=</w:t>
             </w:r>
           </w:p>
         </w:tc>
@@ -440,7 +440,7 @@
                 <w:rFonts w:ascii="TimeNewRoman" w:hAnsi="TimeNewRoman"/>
                 <w:sz w:val="30"/>
               </w:rPr>
-              <w:t>121÷4=</w:t>
+              <w:t>506÷2=</w:t>
             </w:r>
           </w:p>
         </w:tc>
@@ -457,7 +457,7 @@
                 <w:rFonts w:ascii="TimeNewRoman" w:hAnsi="TimeNewRoman"/>
                 <w:sz w:val="30"/>
               </w:rPr>
-              <w:t>361÷3=</w:t>
+              <w:t>132÷6=</w:t>
             </w:r>
           </w:p>
         </w:tc>
@@ -474,7 +474,7 @@
                 <w:rFonts w:ascii="TimeNewRoman" w:hAnsi="TimeNewRoman"/>
                 <w:sz w:val="30"/>
               </w:rPr>
-              <w:t>283÷3=</w:t>
+              <w:t>177÷5=</w:t>
             </w:r>
           </w:p>
         </w:tc>
@@ -589,7 +589,7 @@
                 <w:rFonts w:ascii="TimeNewRoman" w:hAnsi="TimeNewRoman"/>
                 <w:sz w:val="30"/>
               </w:rPr>
-              <w:t>607÷9=</w:t>
+              <w:t>699÷3=</w:t>
             </w:r>
           </w:p>
         </w:tc>
@@ -606,7 +606,7 @@
                 <w:rFonts w:ascii="TimeNewRoman" w:hAnsi="TimeNewRoman"/>
                 <w:sz w:val="30"/>
               </w:rPr>
-              <w:t>596÷4=</w:t>
+              <w:t>934÷7=</w:t>
             </w:r>
           </w:p>
         </w:tc>
@@ -623,7 +623,7 @@
                 <w:rFonts w:ascii="TimeNewRoman" w:hAnsi="TimeNewRoman"/>
                 <w:sz w:val="30"/>
               </w:rPr>
-              <w:t>817÷7=</w:t>
+              <w:t>963÷2=</w:t>
             </w:r>
           </w:p>
         </w:tc>
@@ -640,7 +640,7 @@
                 <w:rFonts w:ascii="TimeNewRoman" w:hAnsi="TimeNewRoman"/>
                 <w:sz w:val="30"/>
               </w:rPr>
-              <w:t>927÷7=</w:t>
+              <w:t>768÷3=</w:t>
             </w:r>
           </w:p>
         </w:tc>
@@ -657,7 +657,7 @@
                 <w:rFonts w:ascii="TimeNewRoman" w:hAnsi="TimeNewRoman"/>
                 <w:sz w:val="30"/>
               </w:rPr>
-              <w:t>842÷7=</w:t>
+              <w:t>976÷7=</w:t>
             </w:r>
           </w:p>
         </w:tc>
@@ -772,7 +772,7 @@
                 <w:rFonts w:ascii="TimeNewRoman" w:hAnsi="TimeNewRoman"/>
                 <w:sz w:val="30"/>
               </w:rPr>
-              <w:t>243÷9=</w:t>
+              <w:t>259÷5=</w:t>
             </w:r>
           </w:p>
         </w:tc>
@@ -789,7 +789,7 @@
                 <w:rFonts w:ascii="TimeNewRoman" w:hAnsi="TimeNewRoman"/>
                 <w:sz w:val="30"/>
               </w:rPr>
-              <w:t>515÷8=</w:t>
+              <w:t>935÷2=</w:t>
             </w:r>
           </w:p>
         </w:tc>
@@ -806,7 +806,7 @@
                 <w:rFonts w:ascii="TimeNewRoman" w:hAnsi="TimeNewRoman"/>
                 <w:sz w:val="30"/>
               </w:rPr>
-              <w:t>922÷9=</w:t>
+              <w:t>502÷9=</w:t>
             </w:r>
           </w:p>
         </w:tc>
@@ -823,7 +823,7 @@
                 <w:rFonts w:ascii="TimeNewRoman" w:hAnsi="TimeNewRoman"/>
                 <w:sz w:val="30"/>
               </w:rPr>
-              <w:t>208÷8=</w:t>
+              <w:t>221÷5=</w:t>
             </w:r>
           </w:p>
         </w:tc>
@@ -840,7 +840,7 @@
                 <w:rFonts w:ascii="TimeNewRoman" w:hAnsi="TimeNewRoman"/>
                 <w:sz w:val="30"/>
               </w:rPr>
-              <w:t>335÷7=</w:t>
+              <w:t>379÷6=</w:t>
             </w:r>
           </w:p>
         </w:tc>

--- a/three-digit_number_divided_by_one-digit_number.docx
+++ b/three-digit_number_divided_by_one-digit_number.docx
@@ -40,7 +40,7 @@
                 <w:rFonts w:ascii="TimeNewRoman" w:hAnsi="TimeNewRoman"/>
                 <w:sz w:val="30"/>
               </w:rPr>
-              <w:t>384÷7=</w:t>
+              <w:t>338÷4=</w:t>
             </w:r>
           </w:p>
         </w:tc>
@@ -57,7 +57,7 @@
                 <w:rFonts w:ascii="TimeNewRoman" w:hAnsi="TimeNewRoman"/>
                 <w:sz w:val="30"/>
               </w:rPr>
-              <w:t>290÷5=</w:t>
+              <w:t>172÷8=</w:t>
             </w:r>
           </w:p>
         </w:tc>
@@ -74,7 +74,7 @@
                 <w:rFonts w:ascii="TimeNewRoman" w:hAnsi="TimeNewRoman"/>
                 <w:sz w:val="30"/>
               </w:rPr>
-              <w:t>104÷4=</w:t>
+              <w:t>794÷7=</w:t>
             </w:r>
           </w:p>
         </w:tc>
@@ -91,7 +91,7 @@
                 <w:rFonts w:ascii="TimeNewRoman" w:hAnsi="TimeNewRoman"/>
                 <w:sz w:val="30"/>
               </w:rPr>
-              <w:t>903÷7=</w:t>
+              <w:t>290÷3=</w:t>
             </w:r>
           </w:p>
         </w:tc>
@@ -108,7 +108,7 @@
                 <w:rFonts w:ascii="TimeNewRoman" w:hAnsi="TimeNewRoman"/>
                 <w:sz w:val="30"/>
               </w:rPr>
-              <w:t>772÷4=</w:t>
+              <w:t>133÷6=</w:t>
             </w:r>
           </w:p>
         </w:tc>
@@ -223,7 +223,7 @@
                 <w:rFonts w:ascii="TimeNewRoman" w:hAnsi="TimeNewRoman"/>
                 <w:sz w:val="30"/>
               </w:rPr>
-              <w:t>106÷5=</w:t>
+              <w:t>496÷5=</w:t>
             </w:r>
           </w:p>
         </w:tc>
@@ -240,7 +240,7 @@
                 <w:rFonts w:ascii="TimeNewRoman" w:hAnsi="TimeNewRoman"/>
                 <w:sz w:val="30"/>
               </w:rPr>
-              <w:t>718÷9=</w:t>
+              <w:t>241÷4=</w:t>
             </w:r>
           </w:p>
         </w:tc>
@@ -257,7 +257,7 @@
                 <w:rFonts w:ascii="TimeNewRoman" w:hAnsi="TimeNewRoman"/>
                 <w:sz w:val="30"/>
               </w:rPr>
-              <w:t>742÷3=</w:t>
+              <w:t>694÷4=</w:t>
             </w:r>
           </w:p>
         </w:tc>
@@ -274,7 +274,7 @@
                 <w:rFonts w:ascii="TimeNewRoman" w:hAnsi="TimeNewRoman"/>
                 <w:sz w:val="30"/>
               </w:rPr>
-              <w:t>282÷2=</w:t>
+              <w:t>431÷2=</w:t>
             </w:r>
           </w:p>
         </w:tc>
@@ -291,7 +291,7 @@
                 <w:rFonts w:ascii="TimeNewRoman" w:hAnsi="TimeNewRoman"/>
                 <w:sz w:val="30"/>
               </w:rPr>
-              <w:t>682÷5=</w:t>
+              <w:t>762÷7=</w:t>
             </w:r>
           </w:p>
         </w:tc>
@@ -406,7 +406,7 @@
                 <w:rFonts w:ascii="TimeNewRoman" w:hAnsi="TimeNewRoman"/>
                 <w:sz w:val="30"/>
               </w:rPr>
-              <w:t>148÷3=</w:t>
+              <w:t>249÷7=</w:t>
             </w:r>
           </w:p>
         </w:tc>
@@ -423,7 +423,7 @@
                 <w:rFonts w:ascii="TimeNewRoman" w:hAnsi="TimeNewRoman"/>
                 <w:sz w:val="30"/>
               </w:rPr>
-              <w:t>169÷6=</w:t>
+              <w:t>155÷7=</w:t>
             </w:r>
           </w:p>
         </w:tc>
@@ -440,7 +440,7 @@
                 <w:rFonts w:ascii="TimeNewRoman" w:hAnsi="TimeNewRoman"/>
                 <w:sz w:val="30"/>
               </w:rPr>
-              <w:t>506÷2=</w:t>
+              <w:t>427÷7=</w:t>
             </w:r>
           </w:p>
         </w:tc>
@@ -457,7 +457,7 @@
                 <w:rFonts w:ascii="TimeNewRoman" w:hAnsi="TimeNewRoman"/>
                 <w:sz w:val="30"/>
               </w:rPr>
-              <w:t>132÷6=</w:t>
+              <w:t>192÷4=</w:t>
             </w:r>
           </w:p>
         </w:tc>
@@ -474,7 +474,7 @@
                 <w:rFonts w:ascii="TimeNewRoman" w:hAnsi="TimeNewRoman"/>
                 <w:sz w:val="30"/>
               </w:rPr>
-              <w:t>177÷5=</w:t>
+              <w:t>157÷9=</w:t>
             </w:r>
           </w:p>
         </w:tc>
@@ -589,7 +589,7 @@
                 <w:rFonts w:ascii="TimeNewRoman" w:hAnsi="TimeNewRoman"/>
                 <w:sz w:val="30"/>
               </w:rPr>
-              <w:t>699÷3=</w:t>
+              <w:t>835÷5=</w:t>
             </w:r>
           </w:p>
         </w:tc>
@@ -606,7 +606,7 @@
                 <w:rFonts w:ascii="TimeNewRoman" w:hAnsi="TimeNewRoman"/>
                 <w:sz w:val="30"/>
               </w:rPr>
-              <w:t>934÷7=</w:t>
+              <w:t>314÷9=</w:t>
             </w:r>
           </w:p>
         </w:tc>
@@ -623,7 +623,7 @@
                 <w:rFonts w:ascii="TimeNewRoman" w:hAnsi="TimeNewRoman"/>
                 <w:sz w:val="30"/>
               </w:rPr>
-              <w:t>963÷2=</w:t>
+              <w:t>918÷7=</w:t>
             </w:r>
           </w:p>
         </w:tc>
@@ -640,7 +640,7 @@
                 <w:rFonts w:ascii="TimeNewRoman" w:hAnsi="TimeNewRoman"/>
                 <w:sz w:val="30"/>
               </w:rPr>
-              <w:t>768÷3=</w:t>
+              <w:t>103÷5=</w:t>
             </w:r>
           </w:p>
         </w:tc>
@@ -657,7 +657,7 @@
                 <w:rFonts w:ascii="TimeNewRoman" w:hAnsi="TimeNewRoman"/>
                 <w:sz w:val="30"/>
               </w:rPr>
-              <w:t>976÷7=</w:t>
+              <w:t>490÷9=</w:t>
             </w:r>
           </w:p>
         </w:tc>
@@ -772,7 +772,7 @@
                 <w:rFonts w:ascii="TimeNewRoman" w:hAnsi="TimeNewRoman"/>
                 <w:sz w:val="30"/>
               </w:rPr>
-              <w:t>259÷5=</w:t>
+              <w:t>237÷3=</w:t>
             </w:r>
           </w:p>
         </w:tc>
@@ -789,7 +789,7 @@
                 <w:rFonts w:ascii="TimeNewRoman" w:hAnsi="TimeNewRoman"/>
                 <w:sz w:val="30"/>
               </w:rPr>
-              <w:t>935÷2=</w:t>
+              <w:t>137÷3=</w:t>
             </w:r>
           </w:p>
         </w:tc>
@@ -806,7 +806,7 @@
                 <w:rFonts w:ascii="TimeNewRoman" w:hAnsi="TimeNewRoman"/>
                 <w:sz w:val="30"/>
               </w:rPr>
-              <w:t>502÷9=</w:t>
+              <w:t>781÷9=</w:t>
             </w:r>
           </w:p>
         </w:tc>
@@ -823,7 +823,7 @@
                 <w:rFonts w:ascii="TimeNewRoman" w:hAnsi="TimeNewRoman"/>
                 <w:sz w:val="30"/>
               </w:rPr>
-              <w:t>221÷5=</w:t>
+              <w:t>991÷4=</w:t>
             </w:r>
           </w:p>
         </w:tc>
@@ -840,7 +840,7 @@
                 <w:rFonts w:ascii="TimeNewRoman" w:hAnsi="TimeNewRoman"/>
                 <w:sz w:val="30"/>
               </w:rPr>
-              <w:t>379÷6=</w:t>
+              <w:t>215÷3=</w:t>
             </w:r>
           </w:p>
         </w:tc>

--- a/three-digit_number_divided_by_one-digit_number.docx
+++ b/three-digit_number_divided_by_one-digit_number.docx
@@ -11,7 +11,7 @@
           <w:rFonts w:ascii="Arial" w:hAnsi="Arial"/>
           <w:sz w:val="30"/>
         </w:rPr>
-        <w:t>2026-10-23 Friday</w:t>
+        <w:t>2026-10-24 Saturday</w:t>
       </w:r>
     </w:p>
     <w:tbl>
@@ -40,7 +40,7 @@
                 <w:rFonts w:ascii="TimeNewRoman" w:hAnsi="TimeNewRoman"/>
                 <w:sz w:val="30"/>
               </w:rPr>
-              <w:t>338÷4=</w:t>
+              <w:t>199÷5=</w:t>
             </w:r>
           </w:p>
         </w:tc>
@@ -57,7 +57,7 @@
                 <w:rFonts w:ascii="TimeNewRoman" w:hAnsi="TimeNewRoman"/>
                 <w:sz w:val="30"/>
               </w:rPr>
-              <w:t>172÷8=</w:t>
+              <w:t>472÷9=</w:t>
             </w:r>
           </w:p>
         </w:tc>
@@ -74,7 +74,7 @@
                 <w:rFonts w:ascii="TimeNewRoman" w:hAnsi="TimeNewRoman"/>
                 <w:sz w:val="30"/>
               </w:rPr>
-              <w:t>794÷7=</w:t>
+              <w:t>791÷5=</w:t>
             </w:r>
           </w:p>
         </w:tc>
@@ -91,7 +91,7 @@
                 <w:rFonts w:ascii="TimeNewRoman" w:hAnsi="TimeNewRoman"/>
                 <w:sz w:val="30"/>
               </w:rPr>
-              <w:t>290÷3=</w:t>
+              <w:t>593÷3=</w:t>
             </w:r>
           </w:p>
         </w:tc>
@@ -108,7 +108,7 @@
                 <w:rFonts w:ascii="TimeNewRoman" w:hAnsi="TimeNewRoman"/>
                 <w:sz w:val="30"/>
               </w:rPr>
-              <w:t>133÷6=</w:t>
+              <w:t>257÷3=</w:t>
             </w:r>
           </w:p>
         </w:tc>
@@ -223,7 +223,7 @@
                 <w:rFonts w:ascii="TimeNewRoman" w:hAnsi="TimeNewRoman"/>
                 <w:sz w:val="30"/>
               </w:rPr>
-              <w:t>496÷5=</w:t>
+              <w:t>126÷2=</w:t>
             </w:r>
           </w:p>
         </w:tc>
@@ -240,7 +240,7 @@
                 <w:rFonts w:ascii="TimeNewRoman" w:hAnsi="TimeNewRoman"/>
                 <w:sz w:val="30"/>
               </w:rPr>
-              <w:t>241÷4=</w:t>
+              <w:t>551÷3=</w:t>
             </w:r>
           </w:p>
         </w:tc>
@@ -257,7 +257,7 @@
                 <w:rFonts w:ascii="TimeNewRoman" w:hAnsi="TimeNewRoman"/>
                 <w:sz w:val="30"/>
               </w:rPr>
-              <w:t>694÷4=</w:t>
+              <w:t>504÷5=</w:t>
             </w:r>
           </w:p>
         </w:tc>
@@ -274,7 +274,7 @@
                 <w:rFonts w:ascii="TimeNewRoman" w:hAnsi="TimeNewRoman"/>
                 <w:sz w:val="30"/>
               </w:rPr>
-              <w:t>431÷2=</w:t>
+              <w:t>161÷4=</w:t>
             </w:r>
           </w:p>
         </w:tc>
@@ -291,7 +291,7 @@
                 <w:rFonts w:ascii="TimeNewRoman" w:hAnsi="TimeNewRoman"/>
                 <w:sz w:val="30"/>
               </w:rPr>
-              <w:t>762÷7=</w:t>
+              <w:t>733÷4=</w:t>
             </w:r>
           </w:p>
         </w:tc>
@@ -406,7 +406,7 @@
                 <w:rFonts w:ascii="TimeNewRoman" w:hAnsi="TimeNewRoman"/>
                 <w:sz w:val="30"/>
               </w:rPr>
-              <w:t>249÷7=</w:t>
+              <w:t>348÷9=</w:t>
             </w:r>
           </w:p>
         </w:tc>
@@ -423,7 +423,7 @@
                 <w:rFonts w:ascii="TimeNewRoman" w:hAnsi="TimeNewRoman"/>
                 <w:sz w:val="30"/>
               </w:rPr>
-              <w:t>155÷7=</w:t>
+              <w:t>286÷7=</w:t>
             </w:r>
           </w:p>
         </w:tc>
@@ -440,7 +440,7 @@
                 <w:rFonts w:ascii="TimeNewRoman" w:hAnsi="TimeNewRoman"/>
                 <w:sz w:val="30"/>
               </w:rPr>
-              <w:t>427÷7=</w:t>
+              <w:t>968÷4=</w:t>
             </w:r>
           </w:p>
         </w:tc>
@@ -457,7 +457,7 @@
                 <w:rFonts w:ascii="TimeNewRoman" w:hAnsi="TimeNewRoman"/>
                 <w:sz w:val="30"/>
               </w:rPr>
-              <w:t>192÷4=</w:t>
+              <w:t>536÷9=</w:t>
             </w:r>
           </w:p>
         </w:tc>
@@ -474,7 +474,7 @@
                 <w:rFonts w:ascii="TimeNewRoman" w:hAnsi="TimeNewRoman"/>
                 <w:sz w:val="30"/>
               </w:rPr>
-              <w:t>157÷9=</w:t>
+              <w:t>101÷3=</w:t>
             </w:r>
           </w:p>
         </w:tc>
@@ -589,7 +589,7 @@
                 <w:rFonts w:ascii="TimeNewRoman" w:hAnsi="TimeNewRoman"/>
                 <w:sz w:val="30"/>
               </w:rPr>
-              <w:t>835÷5=</w:t>
+              <w:t>338÷4=</w:t>
             </w:r>
           </w:p>
         </w:tc>
@@ -606,7 +606,7 @@
                 <w:rFonts w:ascii="TimeNewRoman" w:hAnsi="TimeNewRoman"/>
                 <w:sz w:val="30"/>
               </w:rPr>
-              <w:t>314÷9=</w:t>
+              <w:t>994÷8=</w:t>
             </w:r>
           </w:p>
         </w:tc>
@@ -623,7 +623,7 @@
                 <w:rFonts w:ascii="TimeNewRoman" w:hAnsi="TimeNewRoman"/>
                 <w:sz w:val="30"/>
               </w:rPr>
-              <w:t>918÷7=</w:t>
+              <w:t>102÷5=</w:t>
             </w:r>
           </w:p>
         </w:tc>
@@ -640,7 +640,7 @@
                 <w:rFonts w:ascii="TimeNewRoman" w:hAnsi="TimeNewRoman"/>
                 <w:sz w:val="30"/>
               </w:rPr>
-              <w:t>103÷5=</w:t>
+              <w:t>310÷7=</w:t>
             </w:r>
           </w:p>
         </w:tc>
@@ -657,7 +657,7 @@
                 <w:rFonts w:ascii="TimeNewRoman" w:hAnsi="TimeNewRoman"/>
                 <w:sz w:val="30"/>
               </w:rPr>
-              <w:t>490÷9=</w:t>
+              <w:t>672÷2=</w:t>
             </w:r>
           </w:p>
         </w:tc>
@@ -772,7 +772,7 @@
                 <w:rFonts w:ascii="TimeNewRoman" w:hAnsi="TimeNewRoman"/>
                 <w:sz w:val="30"/>
               </w:rPr>
-              <w:t>237÷3=</w:t>
+              <w:t>703÷3=</w:t>
             </w:r>
           </w:p>
         </w:tc>
@@ -789,7 +789,7 @@
                 <w:rFonts w:ascii="TimeNewRoman" w:hAnsi="TimeNewRoman"/>
                 <w:sz w:val="30"/>
               </w:rPr>
-              <w:t>137÷3=</w:t>
+              <w:t>735÷8=</w:t>
             </w:r>
           </w:p>
         </w:tc>
@@ -806,7 +806,7 @@
                 <w:rFonts w:ascii="TimeNewRoman" w:hAnsi="TimeNewRoman"/>
                 <w:sz w:val="30"/>
               </w:rPr>
-              <w:t>781÷9=</w:t>
+              <w:t>636÷9=</w:t>
             </w:r>
           </w:p>
         </w:tc>
@@ -823,7 +823,7 @@
                 <w:rFonts w:ascii="TimeNewRoman" w:hAnsi="TimeNewRoman"/>
                 <w:sz w:val="30"/>
               </w:rPr>
-              <w:t>991÷4=</w:t>
+              <w:t>719÷6=</w:t>
             </w:r>
           </w:p>
         </w:tc>
@@ -840,7 +840,7 @@
                 <w:rFonts w:ascii="TimeNewRoman" w:hAnsi="TimeNewRoman"/>
                 <w:sz w:val="30"/>
               </w:rPr>
-              <w:t>215÷3=</w:t>
+              <w:t>625÷4=</w:t>
             </w:r>
           </w:p>
         </w:tc>

--- a/three-digit_number_divided_by_one-digit_number.docx
+++ b/three-digit_number_divided_by_one-digit_number.docx
@@ -40,7 +40,7 @@
                 <w:rFonts w:ascii="TimeNewRoman" w:hAnsi="TimeNewRoman"/>
                 <w:sz w:val="30"/>
               </w:rPr>
-              <w:t>199÷5=</w:t>
+              <w:t>131÷7=</w:t>
             </w:r>
           </w:p>
         </w:tc>
@@ -57,7 +57,7 @@
                 <w:rFonts w:ascii="TimeNewRoman" w:hAnsi="TimeNewRoman"/>
                 <w:sz w:val="30"/>
               </w:rPr>
-              <w:t>472÷9=</w:t>
+              <w:t>221÷9=</w:t>
             </w:r>
           </w:p>
         </w:tc>
@@ -74,7 +74,7 @@
                 <w:rFonts w:ascii="TimeNewRoman" w:hAnsi="TimeNewRoman"/>
                 <w:sz w:val="30"/>
               </w:rPr>
-              <w:t>791÷5=</w:t>
+              <w:t>251÷7=</w:t>
             </w:r>
           </w:p>
         </w:tc>
@@ -91,7 +91,7 @@
                 <w:rFonts w:ascii="TimeNewRoman" w:hAnsi="TimeNewRoman"/>
                 <w:sz w:val="30"/>
               </w:rPr>
-              <w:t>593÷3=</w:t>
+              <w:t>739÷6=</w:t>
             </w:r>
           </w:p>
         </w:tc>
@@ -108,7 +108,7 @@
                 <w:rFonts w:ascii="TimeNewRoman" w:hAnsi="TimeNewRoman"/>
                 <w:sz w:val="30"/>
               </w:rPr>
-              <w:t>257÷3=</w:t>
+              <w:t>272÷7=</w:t>
             </w:r>
           </w:p>
         </w:tc>
@@ -223,7 +223,7 @@
                 <w:rFonts w:ascii="TimeNewRoman" w:hAnsi="TimeNewRoman"/>
                 <w:sz w:val="30"/>
               </w:rPr>
-              <w:t>126÷2=</w:t>
+              <w:t>173÷4=</w:t>
             </w:r>
           </w:p>
         </w:tc>
@@ -240,7 +240,7 @@
                 <w:rFonts w:ascii="TimeNewRoman" w:hAnsi="TimeNewRoman"/>
                 <w:sz w:val="30"/>
               </w:rPr>
-              <w:t>551÷3=</w:t>
+              <w:t>811÷4=</w:t>
             </w:r>
           </w:p>
         </w:tc>
@@ -257,7 +257,7 @@
                 <w:rFonts w:ascii="TimeNewRoman" w:hAnsi="TimeNewRoman"/>
                 <w:sz w:val="30"/>
               </w:rPr>
-              <w:t>504÷5=</w:t>
+              <w:t>897÷8=</w:t>
             </w:r>
           </w:p>
         </w:tc>
@@ -274,7 +274,7 @@
                 <w:rFonts w:ascii="TimeNewRoman" w:hAnsi="TimeNewRoman"/>
                 <w:sz w:val="30"/>
               </w:rPr>
-              <w:t>161÷4=</w:t>
+              <w:t>351÷6=</w:t>
             </w:r>
           </w:p>
         </w:tc>
@@ -291,7 +291,7 @@
                 <w:rFonts w:ascii="TimeNewRoman" w:hAnsi="TimeNewRoman"/>
                 <w:sz w:val="30"/>
               </w:rPr>
-              <w:t>733÷4=</w:t>
+              <w:t>780÷8=</w:t>
             </w:r>
           </w:p>
         </w:tc>
@@ -406,7 +406,7 @@
                 <w:rFonts w:ascii="TimeNewRoman" w:hAnsi="TimeNewRoman"/>
                 <w:sz w:val="30"/>
               </w:rPr>
-              <w:t>348÷9=</w:t>
+              <w:t>423÷3=</w:t>
             </w:r>
           </w:p>
         </w:tc>
@@ -423,7 +423,7 @@
                 <w:rFonts w:ascii="TimeNewRoman" w:hAnsi="TimeNewRoman"/>
                 <w:sz w:val="30"/>
               </w:rPr>
-              <w:t>286÷7=</w:t>
+              <w:t>843÷8=</w:t>
             </w:r>
           </w:p>
         </w:tc>
@@ -440,7 +440,7 @@
                 <w:rFonts w:ascii="TimeNewRoman" w:hAnsi="TimeNewRoman"/>
                 <w:sz w:val="30"/>
               </w:rPr>
-              <w:t>968÷4=</w:t>
+              <w:t>861÷7=</w:t>
             </w:r>
           </w:p>
         </w:tc>
@@ -457,7 +457,7 @@
                 <w:rFonts w:ascii="TimeNewRoman" w:hAnsi="TimeNewRoman"/>
                 <w:sz w:val="30"/>
               </w:rPr>
-              <w:t>536÷9=</w:t>
+              <w:t>290÷3=</w:t>
             </w:r>
           </w:p>
         </w:tc>
@@ -474,7 +474,7 @@
                 <w:rFonts w:ascii="TimeNewRoman" w:hAnsi="TimeNewRoman"/>
                 <w:sz w:val="30"/>
               </w:rPr>
-              <w:t>101÷3=</w:t>
+              <w:t>541÷3=</w:t>
             </w:r>
           </w:p>
         </w:tc>
@@ -589,7 +589,7 @@
                 <w:rFonts w:ascii="TimeNewRoman" w:hAnsi="TimeNewRoman"/>
                 <w:sz w:val="30"/>
               </w:rPr>
-              <w:t>338÷4=</w:t>
+              <w:t>366÷8=</w:t>
             </w:r>
           </w:p>
         </w:tc>
@@ -606,7 +606,7 @@
                 <w:rFonts w:ascii="TimeNewRoman" w:hAnsi="TimeNewRoman"/>
                 <w:sz w:val="30"/>
               </w:rPr>
-              <w:t>994÷8=</w:t>
+              <w:t>207÷5=</w:t>
             </w:r>
           </w:p>
         </w:tc>
@@ -623,7 +623,7 @@
                 <w:rFonts w:ascii="TimeNewRoman" w:hAnsi="TimeNewRoman"/>
                 <w:sz w:val="30"/>
               </w:rPr>
-              <w:t>102÷5=</w:t>
+              <w:t>991÷2=</w:t>
             </w:r>
           </w:p>
         </w:tc>
@@ -640,7 +640,7 @@
                 <w:rFonts w:ascii="TimeNewRoman" w:hAnsi="TimeNewRoman"/>
                 <w:sz w:val="30"/>
               </w:rPr>
-              <w:t>310÷7=</w:t>
+              <w:t>378÷9=</w:t>
             </w:r>
           </w:p>
         </w:tc>
@@ -657,7 +657,7 @@
                 <w:rFonts w:ascii="TimeNewRoman" w:hAnsi="TimeNewRoman"/>
                 <w:sz w:val="30"/>
               </w:rPr>
-              <w:t>672÷2=</w:t>
+              <w:t>190÷8=</w:t>
             </w:r>
           </w:p>
         </w:tc>
@@ -772,7 +772,7 @@
                 <w:rFonts w:ascii="TimeNewRoman" w:hAnsi="TimeNewRoman"/>
                 <w:sz w:val="30"/>
               </w:rPr>
-              <w:t>703÷3=</w:t>
+              <w:t>288÷8=</w:t>
             </w:r>
           </w:p>
         </w:tc>
@@ -789,7 +789,7 @@
                 <w:rFonts w:ascii="TimeNewRoman" w:hAnsi="TimeNewRoman"/>
                 <w:sz w:val="30"/>
               </w:rPr>
-              <w:t>735÷8=</w:t>
+              <w:t>995÷3=</w:t>
             </w:r>
           </w:p>
         </w:tc>
@@ -806,7 +806,7 @@
                 <w:rFonts w:ascii="TimeNewRoman" w:hAnsi="TimeNewRoman"/>
                 <w:sz w:val="30"/>
               </w:rPr>
-              <w:t>636÷9=</w:t>
+              <w:t>389÷5=</w:t>
             </w:r>
           </w:p>
         </w:tc>
@@ -823,7 +823,7 @@
                 <w:rFonts w:ascii="TimeNewRoman" w:hAnsi="TimeNewRoman"/>
                 <w:sz w:val="30"/>
               </w:rPr>
-              <w:t>719÷6=</w:t>
+              <w:t>359÷7=</w:t>
             </w:r>
           </w:p>
         </w:tc>
@@ -840,7 +840,7 @@
                 <w:rFonts w:ascii="TimeNewRoman" w:hAnsi="TimeNewRoman"/>
                 <w:sz w:val="30"/>
               </w:rPr>
-              <w:t>625÷4=</w:t>
+              <w:t>996÷3=</w:t>
             </w:r>
           </w:p>
         </w:tc>

--- a/three-digit_number_divided_by_one-digit_number.docx
+++ b/three-digit_number_divided_by_one-digit_number.docx
@@ -11,7 +11,7 @@
           <w:rFonts w:ascii="Arial" w:hAnsi="Arial"/>
           <w:sz w:val="30"/>
         </w:rPr>
-        <w:t>2026-10-24 Saturday</w:t>
+        <w:t>2026-10-25 Sunday</w:t>
       </w:r>
     </w:p>
     <w:tbl>
@@ -40,7 +40,7 @@
                 <w:rFonts w:ascii="TimeNewRoman" w:hAnsi="TimeNewRoman"/>
                 <w:sz w:val="30"/>
               </w:rPr>
-              <w:t>131÷7=</w:t>
+              <w:t>388÷5=</w:t>
             </w:r>
           </w:p>
         </w:tc>
@@ -57,7 +57,7 @@
                 <w:rFonts w:ascii="TimeNewRoman" w:hAnsi="TimeNewRoman"/>
                 <w:sz w:val="30"/>
               </w:rPr>
-              <w:t>221÷9=</w:t>
+              <w:t>206÷9=</w:t>
             </w:r>
           </w:p>
         </w:tc>
@@ -74,7 +74,7 @@
                 <w:rFonts w:ascii="TimeNewRoman" w:hAnsi="TimeNewRoman"/>
                 <w:sz w:val="30"/>
               </w:rPr>
-              <w:t>251÷7=</w:t>
+              <w:t>202÷7=</w:t>
             </w:r>
           </w:p>
         </w:tc>
@@ -91,7 +91,7 @@
                 <w:rFonts w:ascii="TimeNewRoman" w:hAnsi="TimeNewRoman"/>
                 <w:sz w:val="30"/>
               </w:rPr>
-              <w:t>739÷6=</w:t>
+              <w:t>190÷7=</w:t>
             </w:r>
           </w:p>
         </w:tc>
@@ -108,7 +108,7 @@
                 <w:rFonts w:ascii="TimeNewRoman" w:hAnsi="TimeNewRoman"/>
                 <w:sz w:val="30"/>
               </w:rPr>
-              <w:t>272÷7=</w:t>
+              <w:t>117÷2=</w:t>
             </w:r>
           </w:p>
         </w:tc>
@@ -223,7 +223,7 @@
                 <w:rFonts w:ascii="TimeNewRoman" w:hAnsi="TimeNewRoman"/>
                 <w:sz w:val="30"/>
               </w:rPr>
-              <w:t>173÷4=</w:t>
+              <w:t>829÷6=</w:t>
             </w:r>
           </w:p>
         </w:tc>
@@ -240,7 +240,7 @@
                 <w:rFonts w:ascii="TimeNewRoman" w:hAnsi="TimeNewRoman"/>
                 <w:sz w:val="30"/>
               </w:rPr>
-              <w:t>811÷4=</w:t>
+              <w:t>951÷3=</w:t>
             </w:r>
           </w:p>
         </w:tc>
@@ -257,7 +257,7 @@
                 <w:rFonts w:ascii="TimeNewRoman" w:hAnsi="TimeNewRoman"/>
                 <w:sz w:val="30"/>
               </w:rPr>
-              <w:t>897÷8=</w:t>
+              <w:t>952÷5=</w:t>
             </w:r>
           </w:p>
         </w:tc>
@@ -274,7 +274,7 @@
                 <w:rFonts w:ascii="TimeNewRoman" w:hAnsi="TimeNewRoman"/>
                 <w:sz w:val="30"/>
               </w:rPr>
-              <w:t>351÷6=</w:t>
+              <w:t>337÷8=</w:t>
             </w:r>
           </w:p>
         </w:tc>
@@ -291,7 +291,7 @@
                 <w:rFonts w:ascii="TimeNewRoman" w:hAnsi="TimeNewRoman"/>
                 <w:sz w:val="30"/>
               </w:rPr>
-              <w:t>780÷8=</w:t>
+              <w:t>810÷5=</w:t>
             </w:r>
           </w:p>
         </w:tc>
@@ -406,7 +406,7 @@
                 <w:rFonts w:ascii="TimeNewRoman" w:hAnsi="TimeNewRoman"/>
                 <w:sz w:val="30"/>
               </w:rPr>
-              <w:t>423÷3=</w:t>
+              <w:t>412÷7=</w:t>
             </w:r>
           </w:p>
         </w:tc>
@@ -423,7 +423,7 @@
                 <w:rFonts w:ascii="TimeNewRoman" w:hAnsi="TimeNewRoman"/>
                 <w:sz w:val="30"/>
               </w:rPr>
-              <w:t>843÷8=</w:t>
+              <w:t>435÷4=</w:t>
             </w:r>
           </w:p>
         </w:tc>
@@ -440,7 +440,7 @@
                 <w:rFonts w:ascii="TimeNewRoman" w:hAnsi="TimeNewRoman"/>
                 <w:sz w:val="30"/>
               </w:rPr>
-              <w:t>861÷7=</w:t>
+              <w:t>950÷3=</w:t>
             </w:r>
           </w:p>
         </w:tc>
@@ -457,7 +457,7 @@
                 <w:rFonts w:ascii="TimeNewRoman" w:hAnsi="TimeNewRoman"/>
                 <w:sz w:val="30"/>
               </w:rPr>
-              <w:t>290÷3=</w:t>
+              <w:t>901÷2=</w:t>
             </w:r>
           </w:p>
         </w:tc>
@@ -474,7 +474,7 @@
                 <w:rFonts w:ascii="TimeNewRoman" w:hAnsi="TimeNewRoman"/>
                 <w:sz w:val="30"/>
               </w:rPr>
-              <w:t>541÷3=</w:t>
+              <w:t>712÷7=</w:t>
             </w:r>
           </w:p>
         </w:tc>
@@ -589,7 +589,7 @@
                 <w:rFonts w:ascii="TimeNewRoman" w:hAnsi="TimeNewRoman"/>
                 <w:sz w:val="30"/>
               </w:rPr>
-              <w:t>366÷8=</w:t>
+              <w:t>467÷9=</w:t>
             </w:r>
           </w:p>
         </w:tc>
@@ -606,7 +606,7 @@
                 <w:rFonts w:ascii="TimeNewRoman" w:hAnsi="TimeNewRoman"/>
                 <w:sz w:val="30"/>
               </w:rPr>
-              <w:t>207÷5=</w:t>
+              <w:t>868÷5=</w:t>
             </w:r>
           </w:p>
         </w:tc>
@@ -623,7 +623,7 @@
                 <w:rFonts w:ascii="TimeNewRoman" w:hAnsi="TimeNewRoman"/>
                 <w:sz w:val="30"/>
               </w:rPr>
-              <w:t>991÷2=</w:t>
+              <w:t>433÷8=</w:t>
             </w:r>
           </w:p>
         </w:tc>
@@ -640,7 +640,7 @@
                 <w:rFonts w:ascii="TimeNewRoman" w:hAnsi="TimeNewRoman"/>
                 <w:sz w:val="30"/>
               </w:rPr>
-              <w:t>378÷9=</w:t>
+              <w:t>305÷2=</w:t>
             </w:r>
           </w:p>
         </w:tc>
@@ -657,7 +657,7 @@
                 <w:rFonts w:ascii="TimeNewRoman" w:hAnsi="TimeNewRoman"/>
                 <w:sz w:val="30"/>
               </w:rPr>
-              <w:t>190÷8=</w:t>
+              <w:t>773÷6=</w:t>
             </w:r>
           </w:p>
         </w:tc>
@@ -772,7 +772,7 @@
                 <w:rFonts w:ascii="TimeNewRoman" w:hAnsi="TimeNewRoman"/>
                 <w:sz w:val="30"/>
               </w:rPr>
-              <w:t>288÷8=</w:t>
+              <w:t>984÷8=</w:t>
             </w:r>
           </w:p>
         </w:tc>
@@ -789,7 +789,7 @@
                 <w:rFonts w:ascii="TimeNewRoman" w:hAnsi="TimeNewRoman"/>
                 <w:sz w:val="30"/>
               </w:rPr>
-              <w:t>995÷3=</w:t>
+              <w:t>301÷2=</w:t>
             </w:r>
           </w:p>
         </w:tc>
@@ -806,7 +806,7 @@
                 <w:rFonts w:ascii="TimeNewRoman" w:hAnsi="TimeNewRoman"/>
                 <w:sz w:val="30"/>
               </w:rPr>
-              <w:t>389÷5=</w:t>
+              <w:t>825÷9=</w:t>
             </w:r>
           </w:p>
         </w:tc>
@@ -823,7 +823,7 @@
                 <w:rFonts w:ascii="TimeNewRoman" w:hAnsi="TimeNewRoman"/>
                 <w:sz w:val="30"/>
               </w:rPr>
-              <w:t>359÷7=</w:t>
+              <w:t>971÷7=</w:t>
             </w:r>
           </w:p>
         </w:tc>
@@ -840,7 +840,7 @@
                 <w:rFonts w:ascii="TimeNewRoman" w:hAnsi="TimeNewRoman"/>
                 <w:sz w:val="30"/>
               </w:rPr>
-              <w:t>996÷3=</w:t>
+              <w:t>862÷8=</w:t>
             </w:r>
           </w:p>
         </w:tc>

--- a/three-digit_number_divided_by_one-digit_number.docx
+++ b/three-digit_number_divided_by_one-digit_number.docx
@@ -40,7 +40,7 @@
                 <w:rFonts w:ascii="TimeNewRoman" w:hAnsi="TimeNewRoman"/>
                 <w:sz w:val="30"/>
               </w:rPr>
-              <w:t>388÷5=</w:t>
+              <w:t>311÷3=</w:t>
             </w:r>
           </w:p>
         </w:tc>
@@ -57,7 +57,7 @@
                 <w:rFonts w:ascii="TimeNewRoman" w:hAnsi="TimeNewRoman"/>
                 <w:sz w:val="30"/>
               </w:rPr>
-              <w:t>206÷9=</w:t>
+              <w:t>920÷6=</w:t>
             </w:r>
           </w:p>
         </w:tc>
@@ -74,7 +74,7 @@
                 <w:rFonts w:ascii="TimeNewRoman" w:hAnsi="TimeNewRoman"/>
                 <w:sz w:val="30"/>
               </w:rPr>
-              <w:t>202÷7=</w:t>
+              <w:t>976÷2=</w:t>
             </w:r>
           </w:p>
         </w:tc>
@@ -91,7 +91,7 @@
                 <w:rFonts w:ascii="TimeNewRoman" w:hAnsi="TimeNewRoman"/>
                 <w:sz w:val="30"/>
               </w:rPr>
-              <w:t>190÷7=</w:t>
+              <w:t>141÷4=</w:t>
             </w:r>
           </w:p>
         </w:tc>
@@ -108,7 +108,7 @@
                 <w:rFonts w:ascii="TimeNewRoman" w:hAnsi="TimeNewRoman"/>
                 <w:sz w:val="30"/>
               </w:rPr>
-              <w:t>117÷2=</w:t>
+              <w:t>311÷9=</w:t>
             </w:r>
           </w:p>
         </w:tc>
@@ -223,7 +223,7 @@
                 <w:rFonts w:ascii="TimeNewRoman" w:hAnsi="TimeNewRoman"/>
                 <w:sz w:val="30"/>
               </w:rPr>
-              <w:t>829÷6=</w:t>
+              <w:t>771÷3=</w:t>
             </w:r>
           </w:p>
         </w:tc>
@@ -240,7 +240,7 @@
                 <w:rFonts w:ascii="TimeNewRoman" w:hAnsi="TimeNewRoman"/>
                 <w:sz w:val="30"/>
               </w:rPr>
-              <w:t>951÷3=</w:t>
+              <w:t>879÷9=</w:t>
             </w:r>
           </w:p>
         </w:tc>
@@ -257,7 +257,7 @@
                 <w:rFonts w:ascii="TimeNewRoman" w:hAnsi="TimeNewRoman"/>
                 <w:sz w:val="30"/>
               </w:rPr>
-              <w:t>952÷5=</w:t>
+              <w:t>376÷4=</w:t>
             </w:r>
           </w:p>
         </w:tc>
@@ -274,7 +274,7 @@
                 <w:rFonts w:ascii="TimeNewRoman" w:hAnsi="TimeNewRoman"/>
                 <w:sz w:val="30"/>
               </w:rPr>
-              <w:t>337÷8=</w:t>
+              <w:t>278÷5=</w:t>
             </w:r>
           </w:p>
         </w:tc>
@@ -291,7 +291,7 @@
                 <w:rFonts w:ascii="TimeNewRoman" w:hAnsi="TimeNewRoman"/>
                 <w:sz w:val="30"/>
               </w:rPr>
-              <w:t>810÷5=</w:t>
+              <w:t>439÷9=</w:t>
             </w:r>
           </w:p>
         </w:tc>
@@ -406,7 +406,7 @@
                 <w:rFonts w:ascii="TimeNewRoman" w:hAnsi="TimeNewRoman"/>
                 <w:sz w:val="30"/>
               </w:rPr>
-              <w:t>412÷7=</w:t>
+              <w:t>322÷4=</w:t>
             </w:r>
           </w:p>
         </w:tc>
@@ -423,7 +423,7 @@
                 <w:rFonts w:ascii="TimeNewRoman" w:hAnsi="TimeNewRoman"/>
                 <w:sz w:val="30"/>
               </w:rPr>
-              <w:t>435÷4=</w:t>
+              <w:t>636÷5=</w:t>
             </w:r>
           </w:p>
         </w:tc>
@@ -440,7 +440,7 @@
                 <w:rFonts w:ascii="TimeNewRoman" w:hAnsi="TimeNewRoman"/>
                 <w:sz w:val="30"/>
               </w:rPr>
-              <w:t>950÷3=</w:t>
+              <w:t>695÷9=</w:t>
             </w:r>
           </w:p>
         </w:tc>
@@ -457,7 +457,7 @@
                 <w:rFonts w:ascii="TimeNewRoman" w:hAnsi="TimeNewRoman"/>
                 <w:sz w:val="30"/>
               </w:rPr>
-              <w:t>901÷2=</w:t>
+              <w:t>911÷2=</w:t>
             </w:r>
           </w:p>
         </w:tc>
@@ -474,7 +474,7 @@
                 <w:rFonts w:ascii="TimeNewRoman" w:hAnsi="TimeNewRoman"/>
                 <w:sz w:val="30"/>
               </w:rPr>
-              <w:t>712÷7=</w:t>
+              <w:t>173÷7=</w:t>
             </w:r>
           </w:p>
         </w:tc>
@@ -589,7 +589,7 @@
                 <w:rFonts w:ascii="TimeNewRoman" w:hAnsi="TimeNewRoman"/>
                 <w:sz w:val="30"/>
               </w:rPr>
-              <w:t>467÷9=</w:t>
+              <w:t>765÷9=</w:t>
             </w:r>
           </w:p>
         </w:tc>
@@ -606,7 +606,7 @@
                 <w:rFonts w:ascii="TimeNewRoman" w:hAnsi="TimeNewRoman"/>
                 <w:sz w:val="30"/>
               </w:rPr>
-              <w:t>868÷5=</w:t>
+              <w:t>235÷2=</w:t>
             </w:r>
           </w:p>
         </w:tc>
@@ -623,7 +623,7 @@
                 <w:rFonts w:ascii="TimeNewRoman" w:hAnsi="TimeNewRoman"/>
                 <w:sz w:val="30"/>
               </w:rPr>
-              <w:t>433÷8=</w:t>
+              <w:t>313÷8=</w:t>
             </w:r>
           </w:p>
         </w:tc>
@@ -640,7 +640,7 @@
                 <w:rFonts w:ascii="TimeNewRoman" w:hAnsi="TimeNewRoman"/>
                 <w:sz w:val="30"/>
               </w:rPr>
-              <w:t>305÷2=</w:t>
+              <w:t>823÷3=</w:t>
             </w:r>
           </w:p>
         </w:tc>
@@ -657,7 +657,7 @@
                 <w:rFonts w:ascii="TimeNewRoman" w:hAnsi="TimeNewRoman"/>
                 <w:sz w:val="30"/>
               </w:rPr>
-              <w:t>773÷6=</w:t>
+              <w:t>228÷8=</w:t>
             </w:r>
           </w:p>
         </w:tc>
@@ -772,7 +772,7 @@
                 <w:rFonts w:ascii="TimeNewRoman" w:hAnsi="TimeNewRoman"/>
                 <w:sz w:val="30"/>
               </w:rPr>
-              <w:t>984÷8=</w:t>
+              <w:t>654÷6=</w:t>
             </w:r>
           </w:p>
         </w:tc>
@@ -789,7 +789,7 @@
                 <w:rFonts w:ascii="TimeNewRoman" w:hAnsi="TimeNewRoman"/>
                 <w:sz w:val="30"/>
               </w:rPr>
-              <w:t>301÷2=</w:t>
+              <w:t>164÷8=</w:t>
             </w:r>
           </w:p>
         </w:tc>
@@ -806,7 +806,7 @@
                 <w:rFonts w:ascii="TimeNewRoman" w:hAnsi="TimeNewRoman"/>
                 <w:sz w:val="30"/>
               </w:rPr>
-              <w:t>825÷9=</w:t>
+              <w:t>109÷5=</w:t>
             </w:r>
           </w:p>
         </w:tc>
@@ -823,7 +823,7 @@
                 <w:rFonts w:ascii="TimeNewRoman" w:hAnsi="TimeNewRoman"/>
                 <w:sz w:val="30"/>
               </w:rPr>
-              <w:t>971÷7=</w:t>
+              <w:t>579÷3=</w:t>
             </w:r>
           </w:p>
         </w:tc>
@@ -840,7 +840,7 @@
                 <w:rFonts w:ascii="TimeNewRoman" w:hAnsi="TimeNewRoman"/>
                 <w:sz w:val="30"/>
               </w:rPr>
-              <w:t>862÷8=</w:t>
+              <w:t>524÷9=</w:t>
             </w:r>
           </w:p>
         </w:tc>

--- a/three-digit_number_divided_by_one-digit_number.docx
+++ b/three-digit_number_divided_by_one-digit_number.docx
@@ -11,7 +11,7 @@
           <w:rFonts w:ascii="Arial" w:hAnsi="Arial"/>
           <w:sz w:val="30"/>
         </w:rPr>
-        <w:t>2026-10-25 Sunday</w:t>
+        <w:t>2026-10-26 Monday</w:t>
       </w:r>
     </w:p>
     <w:tbl>
@@ -40,7 +40,7 @@
                 <w:rFonts w:ascii="TimeNewRoman" w:hAnsi="TimeNewRoman"/>
                 <w:sz w:val="30"/>
               </w:rPr>
-              <w:t>311÷3=</w:t>
+              <w:t>138÷5=</w:t>
             </w:r>
           </w:p>
         </w:tc>
@@ -57,7 +57,7 @@
                 <w:rFonts w:ascii="TimeNewRoman" w:hAnsi="TimeNewRoman"/>
                 <w:sz w:val="30"/>
               </w:rPr>
-              <w:t>920÷6=</w:t>
+              <w:t>488÷6=</w:t>
             </w:r>
           </w:p>
         </w:tc>
@@ -74,7 +74,7 @@
                 <w:rFonts w:ascii="TimeNewRoman" w:hAnsi="TimeNewRoman"/>
                 <w:sz w:val="30"/>
               </w:rPr>
-              <w:t>976÷2=</w:t>
+              <w:t>626÷9=</w:t>
             </w:r>
           </w:p>
         </w:tc>
@@ -91,7 +91,7 @@
                 <w:rFonts w:ascii="TimeNewRoman" w:hAnsi="TimeNewRoman"/>
                 <w:sz w:val="30"/>
               </w:rPr>
-              <w:t>141÷4=</w:t>
+              <w:t>571÷3=</w:t>
             </w:r>
           </w:p>
         </w:tc>
@@ -108,7 +108,7 @@
                 <w:rFonts w:ascii="TimeNewRoman" w:hAnsi="TimeNewRoman"/>
                 <w:sz w:val="30"/>
               </w:rPr>
-              <w:t>311÷9=</w:t>
+              <w:t>983÷8=</w:t>
             </w:r>
           </w:p>
         </w:tc>
@@ -223,7 +223,7 @@
                 <w:rFonts w:ascii="TimeNewRoman" w:hAnsi="TimeNewRoman"/>
                 <w:sz w:val="30"/>
               </w:rPr>
-              <w:t>771÷3=</w:t>
+              <w:t>150÷2=</w:t>
             </w:r>
           </w:p>
         </w:tc>
@@ -240,7 +240,7 @@
                 <w:rFonts w:ascii="TimeNewRoman" w:hAnsi="TimeNewRoman"/>
                 <w:sz w:val="30"/>
               </w:rPr>
-              <w:t>879÷9=</w:t>
+              <w:t>322÷8=</w:t>
             </w:r>
           </w:p>
         </w:tc>
@@ -257,7 +257,7 @@
                 <w:rFonts w:ascii="TimeNewRoman" w:hAnsi="TimeNewRoman"/>
                 <w:sz w:val="30"/>
               </w:rPr>
-              <w:t>376÷4=</w:t>
+              <w:t>471÷3=</w:t>
             </w:r>
           </w:p>
         </w:tc>
@@ -274,7 +274,7 @@
                 <w:rFonts w:ascii="TimeNewRoman" w:hAnsi="TimeNewRoman"/>
                 <w:sz w:val="30"/>
               </w:rPr>
-              <w:t>278÷5=</w:t>
+              <w:t>695÷5=</w:t>
             </w:r>
           </w:p>
         </w:tc>
@@ -291,7 +291,7 @@
                 <w:rFonts w:ascii="TimeNewRoman" w:hAnsi="TimeNewRoman"/>
                 <w:sz w:val="30"/>
               </w:rPr>
-              <w:t>439÷9=</w:t>
+              <w:t>403÷5=</w:t>
             </w:r>
           </w:p>
         </w:tc>
@@ -406,7 +406,7 @@
                 <w:rFonts w:ascii="TimeNewRoman" w:hAnsi="TimeNewRoman"/>
                 <w:sz w:val="30"/>
               </w:rPr>
-              <w:t>322÷4=</w:t>
+              <w:t>201÷3=</w:t>
             </w:r>
           </w:p>
         </w:tc>
@@ -423,7 +423,7 @@
                 <w:rFonts w:ascii="TimeNewRoman" w:hAnsi="TimeNewRoman"/>
                 <w:sz w:val="30"/>
               </w:rPr>
-              <w:t>636÷5=</w:t>
+              <w:t>477÷8=</w:t>
             </w:r>
           </w:p>
         </w:tc>
@@ -440,7 +440,7 @@
                 <w:rFonts w:ascii="TimeNewRoman" w:hAnsi="TimeNewRoman"/>
                 <w:sz w:val="30"/>
               </w:rPr>
-              <w:t>695÷9=</w:t>
+              <w:t>461÷9=</w:t>
             </w:r>
           </w:p>
         </w:tc>
@@ -457,7 +457,7 @@
                 <w:rFonts w:ascii="TimeNewRoman" w:hAnsi="TimeNewRoman"/>
                 <w:sz w:val="30"/>
               </w:rPr>
-              <w:t>911÷2=</w:t>
+              <w:t>621÷2=</w:t>
             </w:r>
           </w:p>
         </w:tc>
@@ -474,7 +474,7 @@
                 <w:rFonts w:ascii="TimeNewRoman" w:hAnsi="TimeNewRoman"/>
                 <w:sz w:val="30"/>
               </w:rPr>
-              <w:t>173÷7=</w:t>
+              <w:t>395÷2=</w:t>
             </w:r>
           </w:p>
         </w:tc>
@@ -589,7 +589,7 @@
                 <w:rFonts w:ascii="TimeNewRoman" w:hAnsi="TimeNewRoman"/>
                 <w:sz w:val="30"/>
               </w:rPr>
-              <w:t>765÷9=</w:t>
+              <w:t>914÷3=</w:t>
             </w:r>
           </w:p>
         </w:tc>
@@ -606,7 +606,7 @@
                 <w:rFonts w:ascii="TimeNewRoman" w:hAnsi="TimeNewRoman"/>
                 <w:sz w:val="30"/>
               </w:rPr>
-              <w:t>235÷2=</w:t>
+              <w:t>614÷9=</w:t>
             </w:r>
           </w:p>
         </w:tc>
@@ -623,7 +623,7 @@
                 <w:rFonts w:ascii="TimeNewRoman" w:hAnsi="TimeNewRoman"/>
                 <w:sz w:val="30"/>
               </w:rPr>
-              <w:t>313÷8=</w:t>
+              <w:t>477÷9=</w:t>
             </w:r>
           </w:p>
         </w:tc>
@@ -640,7 +640,7 @@
                 <w:rFonts w:ascii="TimeNewRoman" w:hAnsi="TimeNewRoman"/>
                 <w:sz w:val="30"/>
               </w:rPr>
-              <w:t>823÷3=</w:t>
+              <w:t>395÷6=</w:t>
             </w:r>
           </w:p>
         </w:tc>
@@ -657,7 +657,7 @@
                 <w:rFonts w:ascii="TimeNewRoman" w:hAnsi="TimeNewRoman"/>
                 <w:sz w:val="30"/>
               </w:rPr>
-              <w:t>228÷8=</w:t>
+              <w:t>931÷8=</w:t>
             </w:r>
           </w:p>
         </w:tc>
@@ -772,7 +772,7 @@
                 <w:rFonts w:ascii="TimeNewRoman" w:hAnsi="TimeNewRoman"/>
                 <w:sz w:val="30"/>
               </w:rPr>
-              <w:t>654÷6=</w:t>
+              <w:t>321÷2=</w:t>
             </w:r>
           </w:p>
         </w:tc>
@@ -789,7 +789,7 @@
                 <w:rFonts w:ascii="TimeNewRoman" w:hAnsi="TimeNewRoman"/>
                 <w:sz w:val="30"/>
               </w:rPr>
-              <w:t>164÷8=</w:t>
+              <w:t>701÷4=</w:t>
             </w:r>
           </w:p>
         </w:tc>
@@ -806,7 +806,7 @@
                 <w:rFonts w:ascii="TimeNewRoman" w:hAnsi="TimeNewRoman"/>
                 <w:sz w:val="30"/>
               </w:rPr>
-              <w:t>109÷5=</w:t>
+              <w:t>273÷6=</w:t>
             </w:r>
           </w:p>
         </w:tc>
@@ -823,7 +823,7 @@
                 <w:rFonts w:ascii="TimeNewRoman" w:hAnsi="TimeNewRoman"/>
                 <w:sz w:val="30"/>
               </w:rPr>
-              <w:t>579÷3=</w:t>
+              <w:t>115÷8=</w:t>
             </w:r>
           </w:p>
         </w:tc>
@@ -840,7 +840,7 @@
                 <w:rFonts w:ascii="TimeNewRoman" w:hAnsi="TimeNewRoman"/>
                 <w:sz w:val="30"/>
               </w:rPr>
-              <w:t>524÷9=</w:t>
+              <w:t>118÷4=</w:t>
             </w:r>
           </w:p>
         </w:tc>

--- a/three-digit_number_divided_by_one-digit_number.docx
+++ b/three-digit_number_divided_by_one-digit_number.docx
@@ -40,7 +40,7 @@
                 <w:rFonts w:ascii="TimeNewRoman" w:hAnsi="TimeNewRoman"/>
                 <w:sz w:val="30"/>
               </w:rPr>
-              <w:t>138÷5=</w:t>
+              <w:t>563÷2=</w:t>
             </w:r>
           </w:p>
         </w:tc>
@@ -57,7 +57,7 @@
                 <w:rFonts w:ascii="TimeNewRoman" w:hAnsi="TimeNewRoman"/>
                 <w:sz w:val="30"/>
               </w:rPr>
-              <w:t>488÷6=</w:t>
+              <w:t>456÷2=</w:t>
             </w:r>
           </w:p>
         </w:tc>
@@ -74,7 +74,7 @@
                 <w:rFonts w:ascii="TimeNewRoman" w:hAnsi="TimeNewRoman"/>
                 <w:sz w:val="30"/>
               </w:rPr>
-              <w:t>626÷9=</w:t>
+              <w:t>472÷9=</w:t>
             </w:r>
           </w:p>
         </w:tc>
@@ -91,7 +91,7 @@
                 <w:rFonts w:ascii="TimeNewRoman" w:hAnsi="TimeNewRoman"/>
                 <w:sz w:val="30"/>
               </w:rPr>
-              <w:t>571÷3=</w:t>
+              <w:t>692÷7=</w:t>
             </w:r>
           </w:p>
         </w:tc>
@@ -108,7 +108,7 @@
                 <w:rFonts w:ascii="TimeNewRoman" w:hAnsi="TimeNewRoman"/>
                 <w:sz w:val="30"/>
               </w:rPr>
-              <w:t>983÷8=</w:t>
+              <w:t>749÷7=</w:t>
             </w:r>
           </w:p>
         </w:tc>
@@ -223,7 +223,7 @@
                 <w:rFonts w:ascii="TimeNewRoman" w:hAnsi="TimeNewRoman"/>
                 <w:sz w:val="30"/>
               </w:rPr>
-              <w:t>150÷2=</w:t>
+              <w:t>121÷2=</w:t>
             </w:r>
           </w:p>
         </w:tc>
@@ -240,7 +240,7 @@
                 <w:rFonts w:ascii="TimeNewRoman" w:hAnsi="TimeNewRoman"/>
                 <w:sz w:val="30"/>
               </w:rPr>
-              <w:t>322÷8=</w:t>
+              <w:t>393÷6=</w:t>
             </w:r>
           </w:p>
         </w:tc>
@@ -257,7 +257,7 @@
                 <w:rFonts w:ascii="TimeNewRoman" w:hAnsi="TimeNewRoman"/>
                 <w:sz w:val="30"/>
               </w:rPr>
-              <w:t>471÷3=</w:t>
+              <w:t>898÷3=</w:t>
             </w:r>
           </w:p>
         </w:tc>
@@ -274,7 +274,7 @@
                 <w:rFonts w:ascii="TimeNewRoman" w:hAnsi="TimeNewRoman"/>
                 <w:sz w:val="30"/>
               </w:rPr>
-              <w:t>695÷5=</w:t>
+              <w:t>141÷9=</w:t>
             </w:r>
           </w:p>
         </w:tc>
@@ -291,7 +291,7 @@
                 <w:rFonts w:ascii="TimeNewRoman" w:hAnsi="TimeNewRoman"/>
                 <w:sz w:val="30"/>
               </w:rPr>
-              <w:t>403÷5=</w:t>
+              <w:t>139÷9=</w:t>
             </w:r>
           </w:p>
         </w:tc>
@@ -406,7 +406,7 @@
                 <w:rFonts w:ascii="TimeNewRoman" w:hAnsi="TimeNewRoman"/>
                 <w:sz w:val="30"/>
               </w:rPr>
-              <w:t>201÷3=</w:t>
+              <w:t>871÷5=</w:t>
             </w:r>
           </w:p>
         </w:tc>
@@ -423,7 +423,7 @@
                 <w:rFonts w:ascii="TimeNewRoman" w:hAnsi="TimeNewRoman"/>
                 <w:sz w:val="30"/>
               </w:rPr>
-              <w:t>477÷8=</w:t>
+              <w:t>219÷4=</w:t>
             </w:r>
           </w:p>
         </w:tc>
@@ -440,7 +440,7 @@
                 <w:rFonts w:ascii="TimeNewRoman" w:hAnsi="TimeNewRoman"/>
                 <w:sz w:val="30"/>
               </w:rPr>
-              <w:t>461÷9=</w:t>
+              <w:t>221÷2=</w:t>
             </w:r>
           </w:p>
         </w:tc>
@@ -457,7 +457,7 @@
                 <w:rFonts w:ascii="TimeNewRoman" w:hAnsi="TimeNewRoman"/>
                 <w:sz w:val="30"/>
               </w:rPr>
-              <w:t>621÷2=</w:t>
+              <w:t>644÷6=</w:t>
             </w:r>
           </w:p>
         </w:tc>
@@ -474,7 +474,7 @@
                 <w:rFonts w:ascii="TimeNewRoman" w:hAnsi="TimeNewRoman"/>
                 <w:sz w:val="30"/>
               </w:rPr>
-              <w:t>395÷2=</w:t>
+              <w:t>514÷7=</w:t>
             </w:r>
           </w:p>
         </w:tc>
@@ -589,7 +589,7 @@
                 <w:rFonts w:ascii="TimeNewRoman" w:hAnsi="TimeNewRoman"/>
                 <w:sz w:val="30"/>
               </w:rPr>
-              <w:t>914÷3=</w:t>
+              <w:t>217÷4=</w:t>
             </w:r>
           </w:p>
         </w:tc>
@@ -606,7 +606,7 @@
                 <w:rFonts w:ascii="TimeNewRoman" w:hAnsi="TimeNewRoman"/>
                 <w:sz w:val="30"/>
               </w:rPr>
-              <w:t>614÷9=</w:t>
+              <w:t>125÷3=</w:t>
             </w:r>
           </w:p>
         </w:tc>
@@ -623,7 +623,7 @@
                 <w:rFonts w:ascii="TimeNewRoman" w:hAnsi="TimeNewRoman"/>
                 <w:sz w:val="30"/>
               </w:rPr>
-              <w:t>477÷9=</w:t>
+              <w:t>160÷6=</w:t>
             </w:r>
           </w:p>
         </w:tc>
@@ -640,7 +640,7 @@
                 <w:rFonts w:ascii="TimeNewRoman" w:hAnsi="TimeNewRoman"/>
                 <w:sz w:val="30"/>
               </w:rPr>
-              <w:t>395÷6=</w:t>
+              <w:t>844÷5=</w:t>
             </w:r>
           </w:p>
         </w:tc>
@@ -657,7 +657,7 @@
                 <w:rFonts w:ascii="TimeNewRoman" w:hAnsi="TimeNewRoman"/>
                 <w:sz w:val="30"/>
               </w:rPr>
-              <w:t>931÷8=</w:t>
+              <w:t>457÷8=</w:t>
             </w:r>
           </w:p>
         </w:tc>
@@ -772,7 +772,7 @@
                 <w:rFonts w:ascii="TimeNewRoman" w:hAnsi="TimeNewRoman"/>
                 <w:sz w:val="30"/>
               </w:rPr>
-              <w:t>321÷2=</w:t>
+              <w:t>493÷8=</w:t>
             </w:r>
           </w:p>
         </w:tc>
@@ -789,7 +789,7 @@
                 <w:rFonts w:ascii="TimeNewRoman" w:hAnsi="TimeNewRoman"/>
                 <w:sz w:val="30"/>
               </w:rPr>
-              <w:t>701÷4=</w:t>
+              <w:t>220÷7=</w:t>
             </w:r>
           </w:p>
         </w:tc>
@@ -806,7 +806,7 @@
                 <w:rFonts w:ascii="TimeNewRoman" w:hAnsi="TimeNewRoman"/>
                 <w:sz w:val="30"/>
               </w:rPr>
-              <w:t>273÷6=</w:t>
+              <w:t>829÷2=</w:t>
             </w:r>
           </w:p>
         </w:tc>
@@ -823,7 +823,7 @@
                 <w:rFonts w:ascii="TimeNewRoman" w:hAnsi="TimeNewRoman"/>
                 <w:sz w:val="30"/>
               </w:rPr>
-              <w:t>115÷8=</w:t>
+              <w:t>801÷7=</w:t>
             </w:r>
           </w:p>
         </w:tc>
@@ -840,7 +840,7 @@
                 <w:rFonts w:ascii="TimeNewRoman" w:hAnsi="TimeNewRoman"/>
                 <w:sz w:val="30"/>
               </w:rPr>
-              <w:t>118÷4=</w:t>
+              <w:t>655÷2=</w:t>
             </w:r>
           </w:p>
         </w:tc>

--- a/three-digit_number_divided_by_one-digit_number.docx
+++ b/three-digit_number_divided_by_one-digit_number.docx
@@ -11,7 +11,7 @@
           <w:rFonts w:ascii="Arial" w:hAnsi="Arial"/>
           <w:sz w:val="30"/>
         </w:rPr>
-        <w:t>2026-10-26 Monday</w:t>
+        <w:t>2026-10-27 Tuesday</w:t>
       </w:r>
     </w:p>
     <w:tbl>
@@ -40,7 +40,7 @@
                 <w:rFonts w:ascii="TimeNewRoman" w:hAnsi="TimeNewRoman"/>
                 <w:sz w:val="30"/>
               </w:rPr>
-              <w:t>563÷2=</w:t>
+              <w:t>317÷8=</w:t>
             </w:r>
           </w:p>
         </w:tc>
@@ -57,7 +57,7 @@
                 <w:rFonts w:ascii="TimeNewRoman" w:hAnsi="TimeNewRoman"/>
                 <w:sz w:val="30"/>
               </w:rPr>
-              <w:t>456÷2=</w:t>
+              <w:t>229÷8=</w:t>
             </w:r>
           </w:p>
         </w:tc>
@@ -74,7 +74,7 @@
                 <w:rFonts w:ascii="TimeNewRoman" w:hAnsi="TimeNewRoman"/>
                 <w:sz w:val="30"/>
               </w:rPr>
-              <w:t>472÷9=</w:t>
+              <w:t>628÷4=</w:t>
             </w:r>
           </w:p>
         </w:tc>
@@ -91,7 +91,7 @@
                 <w:rFonts w:ascii="TimeNewRoman" w:hAnsi="TimeNewRoman"/>
                 <w:sz w:val="30"/>
               </w:rPr>
-              <w:t>692÷7=</w:t>
+              <w:t>217÷3=</w:t>
             </w:r>
           </w:p>
         </w:tc>
@@ -108,7 +108,7 @@
                 <w:rFonts w:ascii="TimeNewRoman" w:hAnsi="TimeNewRoman"/>
                 <w:sz w:val="30"/>
               </w:rPr>
-              <w:t>749÷7=</w:t>
+              <w:t>164÷5=</w:t>
             </w:r>
           </w:p>
         </w:tc>
@@ -223,7 +223,7 @@
                 <w:rFonts w:ascii="TimeNewRoman" w:hAnsi="TimeNewRoman"/>
                 <w:sz w:val="30"/>
               </w:rPr>
-              <w:t>121÷2=</w:t>
+              <w:t>120÷4=</w:t>
             </w:r>
           </w:p>
         </w:tc>
@@ -240,7 +240,7 @@
                 <w:rFonts w:ascii="TimeNewRoman" w:hAnsi="TimeNewRoman"/>
                 <w:sz w:val="30"/>
               </w:rPr>
-              <w:t>393÷6=</w:t>
+              <w:t>506÷5=</w:t>
             </w:r>
           </w:p>
         </w:tc>
@@ -257,7 +257,7 @@
                 <w:rFonts w:ascii="TimeNewRoman" w:hAnsi="TimeNewRoman"/>
                 <w:sz w:val="30"/>
               </w:rPr>
-              <w:t>898÷3=</w:t>
+              <w:t>812÷6=</w:t>
             </w:r>
           </w:p>
         </w:tc>
@@ -274,7 +274,7 @@
                 <w:rFonts w:ascii="TimeNewRoman" w:hAnsi="TimeNewRoman"/>
                 <w:sz w:val="30"/>
               </w:rPr>
-              <w:t>141÷9=</w:t>
+              <w:t>739÷9=</w:t>
             </w:r>
           </w:p>
         </w:tc>
@@ -291,7 +291,7 @@
                 <w:rFonts w:ascii="TimeNewRoman" w:hAnsi="TimeNewRoman"/>
                 <w:sz w:val="30"/>
               </w:rPr>
-              <w:t>139÷9=</w:t>
+              <w:t>247÷5=</w:t>
             </w:r>
           </w:p>
         </w:tc>
@@ -406,7 +406,7 @@
                 <w:rFonts w:ascii="TimeNewRoman" w:hAnsi="TimeNewRoman"/>
                 <w:sz w:val="30"/>
               </w:rPr>
-              <w:t>871÷5=</w:t>
+              <w:t>631÷3=</w:t>
             </w:r>
           </w:p>
         </w:tc>
@@ -423,7 +423,7 @@
                 <w:rFonts w:ascii="TimeNewRoman" w:hAnsi="TimeNewRoman"/>
                 <w:sz w:val="30"/>
               </w:rPr>
-              <w:t>219÷4=</w:t>
+              <w:t>137÷4=</w:t>
             </w:r>
           </w:p>
         </w:tc>
@@ -440,7 +440,7 @@
                 <w:rFonts w:ascii="TimeNewRoman" w:hAnsi="TimeNewRoman"/>
                 <w:sz w:val="30"/>
               </w:rPr>
-              <w:t>221÷2=</w:t>
+              <w:t>136÷9=</w:t>
             </w:r>
           </w:p>
         </w:tc>
@@ -457,7 +457,7 @@
                 <w:rFonts w:ascii="TimeNewRoman" w:hAnsi="TimeNewRoman"/>
                 <w:sz w:val="30"/>
               </w:rPr>
-              <w:t>644÷6=</w:t>
+              <w:t>523÷5=</w:t>
             </w:r>
           </w:p>
         </w:tc>
@@ -474,7 +474,7 @@
                 <w:rFonts w:ascii="TimeNewRoman" w:hAnsi="TimeNewRoman"/>
                 <w:sz w:val="30"/>
               </w:rPr>
-              <w:t>514÷7=</w:t>
+              <w:t>991÷6=</w:t>
             </w:r>
           </w:p>
         </w:tc>
@@ -589,7 +589,7 @@
                 <w:rFonts w:ascii="TimeNewRoman" w:hAnsi="TimeNewRoman"/>
                 <w:sz w:val="30"/>
               </w:rPr>
-              <w:t>217÷4=</w:t>
+              <w:t>507÷5=</w:t>
             </w:r>
           </w:p>
         </w:tc>
@@ -606,7 +606,7 @@
                 <w:rFonts w:ascii="TimeNewRoman" w:hAnsi="TimeNewRoman"/>
                 <w:sz w:val="30"/>
               </w:rPr>
-              <w:t>125÷3=</w:t>
+              <w:t>992÷2=</w:t>
             </w:r>
           </w:p>
         </w:tc>
@@ -623,7 +623,7 @@
                 <w:rFonts w:ascii="TimeNewRoman" w:hAnsi="TimeNewRoman"/>
                 <w:sz w:val="30"/>
               </w:rPr>
-              <w:t>160÷6=</w:t>
+              <w:t>104÷2=</w:t>
             </w:r>
           </w:p>
         </w:tc>
@@ -640,7 +640,7 @@
                 <w:rFonts w:ascii="TimeNewRoman" w:hAnsi="TimeNewRoman"/>
                 <w:sz w:val="30"/>
               </w:rPr>
-              <w:t>844÷5=</w:t>
+              <w:t>582÷2=</w:t>
             </w:r>
           </w:p>
         </w:tc>
@@ -657,7 +657,7 @@
                 <w:rFonts w:ascii="TimeNewRoman" w:hAnsi="TimeNewRoman"/>
                 <w:sz w:val="30"/>
               </w:rPr>
-              <w:t>457÷8=</w:t>
+              <w:t>936÷5=</w:t>
             </w:r>
           </w:p>
         </w:tc>
@@ -772,7 +772,7 @@
                 <w:rFonts w:ascii="TimeNewRoman" w:hAnsi="TimeNewRoman"/>
                 <w:sz w:val="30"/>
               </w:rPr>
-              <w:t>493÷8=</w:t>
+              <w:t>363÷3=</w:t>
             </w:r>
           </w:p>
         </w:tc>
@@ -789,7 +789,7 @@
                 <w:rFonts w:ascii="TimeNewRoman" w:hAnsi="TimeNewRoman"/>
                 <w:sz w:val="30"/>
               </w:rPr>
-              <w:t>220÷7=</w:t>
+              <w:t>748÷4=</w:t>
             </w:r>
           </w:p>
         </w:tc>
@@ -806,7 +806,7 @@
                 <w:rFonts w:ascii="TimeNewRoman" w:hAnsi="TimeNewRoman"/>
                 <w:sz w:val="30"/>
               </w:rPr>
-              <w:t>829÷2=</w:t>
+              <w:t>467÷2=</w:t>
             </w:r>
           </w:p>
         </w:tc>
@@ -823,7 +823,7 @@
                 <w:rFonts w:ascii="TimeNewRoman" w:hAnsi="TimeNewRoman"/>
                 <w:sz w:val="30"/>
               </w:rPr>
-              <w:t>801÷7=</w:t>
+              <w:t>732÷4=</w:t>
             </w:r>
           </w:p>
         </w:tc>
@@ -840,7 +840,7 @@
                 <w:rFonts w:ascii="TimeNewRoman" w:hAnsi="TimeNewRoman"/>
                 <w:sz w:val="30"/>
               </w:rPr>
-              <w:t>655÷2=</w:t>
+              <w:t>289÷9=</w:t>
             </w:r>
           </w:p>
         </w:tc>

--- a/three-digit_number_divided_by_one-digit_number.docx
+++ b/three-digit_number_divided_by_one-digit_number.docx
@@ -40,7 +40,7 @@
                 <w:rFonts w:ascii="TimeNewRoman" w:hAnsi="TimeNewRoman"/>
                 <w:sz w:val="30"/>
               </w:rPr>
-              <w:t>317÷8=</w:t>
+              <w:t>873÷7=</w:t>
             </w:r>
           </w:p>
         </w:tc>
@@ -57,7 +57,7 @@
                 <w:rFonts w:ascii="TimeNewRoman" w:hAnsi="TimeNewRoman"/>
                 <w:sz w:val="30"/>
               </w:rPr>
-              <w:t>229÷8=</w:t>
+              <w:t>125÷4=</w:t>
             </w:r>
           </w:p>
         </w:tc>
@@ -74,7 +74,7 @@
                 <w:rFonts w:ascii="TimeNewRoman" w:hAnsi="TimeNewRoman"/>
                 <w:sz w:val="30"/>
               </w:rPr>
-              <w:t>628÷4=</w:t>
+              <w:t>210÷7=</w:t>
             </w:r>
           </w:p>
         </w:tc>
@@ -91,7 +91,7 @@
                 <w:rFonts w:ascii="TimeNewRoman" w:hAnsi="TimeNewRoman"/>
                 <w:sz w:val="30"/>
               </w:rPr>
-              <w:t>217÷3=</w:t>
+              <w:t>367÷9=</w:t>
             </w:r>
           </w:p>
         </w:tc>
@@ -108,7 +108,7 @@
                 <w:rFonts w:ascii="TimeNewRoman" w:hAnsi="TimeNewRoman"/>
                 <w:sz w:val="30"/>
               </w:rPr>
-              <w:t>164÷5=</w:t>
+              <w:t>514÷2=</w:t>
             </w:r>
           </w:p>
         </w:tc>
@@ -223,7 +223,7 @@
                 <w:rFonts w:ascii="TimeNewRoman" w:hAnsi="TimeNewRoman"/>
                 <w:sz w:val="30"/>
               </w:rPr>
-              <w:t>120÷4=</w:t>
+              <w:t>868÷2=</w:t>
             </w:r>
           </w:p>
         </w:tc>
@@ -240,7 +240,7 @@
                 <w:rFonts w:ascii="TimeNewRoman" w:hAnsi="TimeNewRoman"/>
                 <w:sz w:val="30"/>
               </w:rPr>
-              <w:t>506÷5=</w:t>
+              <w:t>981÷5=</w:t>
             </w:r>
           </w:p>
         </w:tc>
@@ -257,7 +257,7 @@
                 <w:rFonts w:ascii="TimeNewRoman" w:hAnsi="TimeNewRoman"/>
                 <w:sz w:val="30"/>
               </w:rPr>
-              <w:t>812÷6=</w:t>
+              <w:t>723÷6=</w:t>
             </w:r>
           </w:p>
         </w:tc>
@@ -274,7 +274,7 @@
                 <w:rFonts w:ascii="TimeNewRoman" w:hAnsi="TimeNewRoman"/>
                 <w:sz w:val="30"/>
               </w:rPr>
-              <w:t>739÷9=</w:t>
+              <w:t>937÷9=</w:t>
             </w:r>
           </w:p>
         </w:tc>
@@ -291,7 +291,7 @@
                 <w:rFonts w:ascii="TimeNewRoman" w:hAnsi="TimeNewRoman"/>
                 <w:sz w:val="30"/>
               </w:rPr>
-              <w:t>247÷5=</w:t>
+              <w:t>713÷8=</w:t>
             </w:r>
           </w:p>
         </w:tc>
@@ -406,7 +406,7 @@
                 <w:rFonts w:ascii="TimeNewRoman" w:hAnsi="TimeNewRoman"/>
                 <w:sz w:val="30"/>
               </w:rPr>
-              <w:t>631÷3=</w:t>
+              <w:t>414÷5=</w:t>
             </w:r>
           </w:p>
         </w:tc>
@@ -423,7 +423,7 @@
                 <w:rFonts w:ascii="TimeNewRoman" w:hAnsi="TimeNewRoman"/>
                 <w:sz w:val="30"/>
               </w:rPr>
-              <w:t>137÷4=</w:t>
+              <w:t>332÷3=</w:t>
             </w:r>
           </w:p>
         </w:tc>
@@ -440,7 +440,7 @@
                 <w:rFonts w:ascii="TimeNewRoman" w:hAnsi="TimeNewRoman"/>
                 <w:sz w:val="30"/>
               </w:rPr>
-              <w:t>136÷9=</w:t>
+              <w:t>252÷8=</w:t>
             </w:r>
           </w:p>
         </w:tc>
@@ -457,7 +457,7 @@
                 <w:rFonts w:ascii="TimeNewRoman" w:hAnsi="TimeNewRoman"/>
                 <w:sz w:val="30"/>
               </w:rPr>
-              <w:t>523÷5=</w:t>
+              <w:t>135÷4=</w:t>
             </w:r>
           </w:p>
         </w:tc>
@@ -474,7 +474,7 @@
                 <w:rFonts w:ascii="TimeNewRoman" w:hAnsi="TimeNewRoman"/>
                 <w:sz w:val="30"/>
               </w:rPr>
-              <w:t>991÷6=</w:t>
+              <w:t>582÷8=</w:t>
             </w:r>
           </w:p>
         </w:tc>
@@ -589,7 +589,7 @@
                 <w:rFonts w:ascii="TimeNewRoman" w:hAnsi="TimeNewRoman"/>
                 <w:sz w:val="30"/>
               </w:rPr>
-              <w:t>507÷5=</w:t>
+              <w:t>261÷7=</w:t>
             </w:r>
           </w:p>
         </w:tc>
@@ -606,7 +606,7 @@
                 <w:rFonts w:ascii="TimeNewRoman" w:hAnsi="TimeNewRoman"/>
                 <w:sz w:val="30"/>
               </w:rPr>
-              <w:t>992÷2=</w:t>
+              <w:t>319÷2=</w:t>
             </w:r>
           </w:p>
         </w:tc>
@@ -623,7 +623,7 @@
                 <w:rFonts w:ascii="TimeNewRoman" w:hAnsi="TimeNewRoman"/>
                 <w:sz w:val="30"/>
               </w:rPr>
-              <w:t>104÷2=</w:t>
+              <w:t>464÷9=</w:t>
             </w:r>
           </w:p>
         </w:tc>
@@ -640,7 +640,7 @@
                 <w:rFonts w:ascii="TimeNewRoman" w:hAnsi="TimeNewRoman"/>
                 <w:sz w:val="30"/>
               </w:rPr>
-              <w:t>582÷2=</w:t>
+              <w:t>758÷5=</w:t>
             </w:r>
           </w:p>
         </w:tc>
@@ -657,7 +657,7 @@
                 <w:rFonts w:ascii="TimeNewRoman" w:hAnsi="TimeNewRoman"/>
                 <w:sz w:val="30"/>
               </w:rPr>
-              <w:t>936÷5=</w:t>
+              <w:t>313÷5=</w:t>
             </w:r>
           </w:p>
         </w:tc>
@@ -772,7 +772,7 @@
                 <w:rFonts w:ascii="TimeNewRoman" w:hAnsi="TimeNewRoman"/>
                 <w:sz w:val="30"/>
               </w:rPr>
-              <w:t>363÷3=</w:t>
+              <w:t>271÷7=</w:t>
             </w:r>
           </w:p>
         </w:tc>
@@ -789,7 +789,7 @@
                 <w:rFonts w:ascii="TimeNewRoman" w:hAnsi="TimeNewRoman"/>
                 <w:sz w:val="30"/>
               </w:rPr>
-              <w:t>748÷4=</w:t>
+              <w:t>186÷6=</w:t>
             </w:r>
           </w:p>
         </w:tc>
@@ -806,7 +806,7 @@
                 <w:rFonts w:ascii="TimeNewRoman" w:hAnsi="TimeNewRoman"/>
                 <w:sz w:val="30"/>
               </w:rPr>
-              <w:t>467÷2=</w:t>
+              <w:t>775÷3=</w:t>
             </w:r>
           </w:p>
         </w:tc>
@@ -823,7 +823,7 @@
                 <w:rFonts w:ascii="TimeNewRoman" w:hAnsi="TimeNewRoman"/>
                 <w:sz w:val="30"/>
               </w:rPr>
-              <w:t>732÷4=</w:t>
+              <w:t>880÷2=</w:t>
             </w:r>
           </w:p>
         </w:tc>
@@ -840,7 +840,7 @@
                 <w:rFonts w:ascii="TimeNewRoman" w:hAnsi="TimeNewRoman"/>
                 <w:sz w:val="30"/>
               </w:rPr>
-              <w:t>289÷9=</w:t>
+              <w:t>757÷7=</w:t>
             </w:r>
           </w:p>
         </w:tc>

--- a/three-digit_number_divided_by_one-digit_number.docx
+++ b/three-digit_number_divided_by_one-digit_number.docx
@@ -11,7 +11,7 @@
           <w:rFonts w:ascii="Arial" w:hAnsi="Arial"/>
           <w:sz w:val="30"/>
         </w:rPr>
-        <w:t>2026-10-27 Tuesday</w:t>
+        <w:t>2026-10-28 Wednesday</w:t>
       </w:r>
     </w:p>
     <w:tbl>
@@ -40,7 +40,7 @@
                 <w:rFonts w:ascii="TimeNewRoman" w:hAnsi="TimeNewRoman"/>
                 <w:sz w:val="30"/>
               </w:rPr>
-              <w:t>873÷7=</w:t>
+              <w:t>546÷4=</w:t>
             </w:r>
           </w:p>
         </w:tc>
@@ -57,7 +57,7 @@
                 <w:rFonts w:ascii="TimeNewRoman" w:hAnsi="TimeNewRoman"/>
                 <w:sz w:val="30"/>
               </w:rPr>
-              <w:t>125÷4=</w:t>
+              <w:t>745÷3=</w:t>
             </w:r>
           </w:p>
         </w:tc>
@@ -74,7 +74,7 @@
                 <w:rFonts w:ascii="TimeNewRoman" w:hAnsi="TimeNewRoman"/>
                 <w:sz w:val="30"/>
               </w:rPr>
-              <w:t>210÷7=</w:t>
+              <w:t>635÷5=</w:t>
             </w:r>
           </w:p>
         </w:tc>
@@ -91,7 +91,7 @@
                 <w:rFonts w:ascii="TimeNewRoman" w:hAnsi="TimeNewRoman"/>
                 <w:sz w:val="30"/>
               </w:rPr>
-              <w:t>367÷9=</w:t>
+              <w:t>430÷3=</w:t>
             </w:r>
           </w:p>
         </w:tc>
@@ -108,7 +108,7 @@
                 <w:rFonts w:ascii="TimeNewRoman" w:hAnsi="TimeNewRoman"/>
                 <w:sz w:val="30"/>
               </w:rPr>
-              <w:t>514÷2=</w:t>
+              <w:t>431÷6=</w:t>
             </w:r>
           </w:p>
         </w:tc>
@@ -223,7 +223,7 @@
                 <w:rFonts w:ascii="TimeNewRoman" w:hAnsi="TimeNewRoman"/>
                 <w:sz w:val="30"/>
               </w:rPr>
-              <w:t>868÷2=</w:t>
+              <w:t>277÷4=</w:t>
             </w:r>
           </w:p>
         </w:tc>
@@ -240,7 +240,7 @@
                 <w:rFonts w:ascii="TimeNewRoman" w:hAnsi="TimeNewRoman"/>
                 <w:sz w:val="30"/>
               </w:rPr>
-              <w:t>981÷5=</w:t>
+              <w:t>804÷2=</w:t>
             </w:r>
           </w:p>
         </w:tc>
@@ -257,7 +257,7 @@
                 <w:rFonts w:ascii="TimeNewRoman" w:hAnsi="TimeNewRoman"/>
                 <w:sz w:val="30"/>
               </w:rPr>
-              <w:t>723÷6=</w:t>
+              <w:t>792÷2=</w:t>
             </w:r>
           </w:p>
         </w:tc>
@@ -274,7 +274,7 @@
                 <w:rFonts w:ascii="TimeNewRoman" w:hAnsi="TimeNewRoman"/>
                 <w:sz w:val="30"/>
               </w:rPr>
-              <w:t>937÷9=</w:t>
+              <w:t>573÷6=</w:t>
             </w:r>
           </w:p>
         </w:tc>
@@ -291,7 +291,7 @@
                 <w:rFonts w:ascii="TimeNewRoman" w:hAnsi="TimeNewRoman"/>
                 <w:sz w:val="30"/>
               </w:rPr>
-              <w:t>713÷8=</w:t>
+              <w:t>495÷9=</w:t>
             </w:r>
           </w:p>
         </w:tc>
@@ -406,7 +406,41 @@
                 <w:rFonts w:ascii="TimeNewRoman" w:hAnsi="TimeNewRoman"/>
                 <w:sz w:val="30"/>
               </w:rPr>
-              <w:t>414÷5=</w:t>
+              <w:t>549÷5=</w:t>
+            </w:r>
+          </w:p>
+        </w:tc>
+        <w:tc>
+          <w:tcPr>
+            <w:tcW w:type="dxa" w:w="1987"/>
+          </w:tcPr>
+          <w:p>
+            <w:pPr>
+              <w:jc w:val="left"/>
+            </w:pPr>
+            <w:r>
+              <w:rPr>
+                <w:rFonts w:ascii="TimeNewRoman" w:hAnsi="TimeNewRoman"/>
+                <w:sz w:val="30"/>
+              </w:rPr>
+              <w:t>725÷3=</w:t>
+            </w:r>
+          </w:p>
+        </w:tc>
+        <w:tc>
+          <w:tcPr>
+            <w:tcW w:type="dxa" w:w="1987"/>
+          </w:tcPr>
+          <w:p>
+            <w:pPr>
+              <w:jc w:val="left"/>
+            </w:pPr>
+            <w:r>
+              <w:rPr>
+                <w:rFonts w:ascii="TimeNewRoman" w:hAnsi="TimeNewRoman"/>
+                <w:sz w:val="30"/>
+              </w:rPr>
+              <w:t>805÷7=</w:t>
             </w:r>
           </w:p>
         </w:tc>
@@ -440,41 +474,7 @@
                 <w:rFonts w:ascii="TimeNewRoman" w:hAnsi="TimeNewRoman"/>
                 <w:sz w:val="30"/>
               </w:rPr>
-              <w:t>252÷8=</w:t>
-            </w:r>
-          </w:p>
-        </w:tc>
-        <w:tc>
-          <w:tcPr>
-            <w:tcW w:type="dxa" w:w="1987"/>
-          </w:tcPr>
-          <w:p>
-            <w:pPr>
-              <w:jc w:val="left"/>
-            </w:pPr>
-            <w:r>
-              <w:rPr>
-                <w:rFonts w:ascii="TimeNewRoman" w:hAnsi="TimeNewRoman"/>
-                <w:sz w:val="30"/>
-              </w:rPr>
-              <w:t>135÷4=</w:t>
-            </w:r>
-          </w:p>
-        </w:tc>
-        <w:tc>
-          <w:tcPr>
-            <w:tcW w:type="dxa" w:w="1987"/>
-          </w:tcPr>
-          <w:p>
-            <w:pPr>
-              <w:jc w:val="left"/>
-            </w:pPr>
-            <w:r>
-              <w:rPr>
-                <w:rFonts w:ascii="TimeNewRoman" w:hAnsi="TimeNewRoman"/>
-                <w:sz w:val="30"/>
-              </w:rPr>
-              <w:t>582÷8=</w:t>
+              <w:t>208÷5=</w:t>
             </w:r>
           </w:p>
         </w:tc>
@@ -589,7 +589,7 @@
                 <w:rFonts w:ascii="TimeNewRoman" w:hAnsi="TimeNewRoman"/>
                 <w:sz w:val="30"/>
               </w:rPr>
-              <w:t>261÷7=</w:t>
+              <w:t>821÷4=</w:t>
             </w:r>
           </w:p>
         </w:tc>
@@ -606,7 +606,7 @@
                 <w:rFonts w:ascii="TimeNewRoman" w:hAnsi="TimeNewRoman"/>
                 <w:sz w:val="30"/>
               </w:rPr>
-              <w:t>319÷2=</w:t>
+              <w:t>414÷6=</w:t>
             </w:r>
           </w:p>
         </w:tc>
@@ -623,7 +623,7 @@
                 <w:rFonts w:ascii="TimeNewRoman" w:hAnsi="TimeNewRoman"/>
                 <w:sz w:val="30"/>
               </w:rPr>
-              <w:t>464÷9=</w:t>
+              <w:t>574÷5=</w:t>
             </w:r>
           </w:p>
         </w:tc>
@@ -640,7 +640,7 @@
                 <w:rFonts w:ascii="TimeNewRoman" w:hAnsi="TimeNewRoman"/>
                 <w:sz w:val="30"/>
               </w:rPr>
-              <w:t>758÷5=</w:t>
+              <w:t>674÷2=</w:t>
             </w:r>
           </w:p>
         </w:tc>
@@ -657,7 +657,7 @@
                 <w:rFonts w:ascii="TimeNewRoman" w:hAnsi="TimeNewRoman"/>
                 <w:sz w:val="30"/>
               </w:rPr>
-              <w:t>313÷5=</w:t>
+              <w:t>672÷7=</w:t>
             </w:r>
           </w:p>
         </w:tc>
@@ -772,7 +772,7 @@
                 <w:rFonts w:ascii="TimeNewRoman" w:hAnsi="TimeNewRoman"/>
                 <w:sz w:val="30"/>
               </w:rPr>
-              <w:t>271÷7=</w:t>
+              <w:t>179÷6=</w:t>
             </w:r>
           </w:p>
         </w:tc>
@@ -789,7 +789,7 @@
                 <w:rFonts w:ascii="TimeNewRoman" w:hAnsi="TimeNewRoman"/>
                 <w:sz w:val="30"/>
               </w:rPr>
-              <w:t>186÷6=</w:t>
+              <w:t>120÷2=</w:t>
             </w:r>
           </w:p>
         </w:tc>
@@ -806,7 +806,7 @@
                 <w:rFonts w:ascii="TimeNewRoman" w:hAnsi="TimeNewRoman"/>
                 <w:sz w:val="30"/>
               </w:rPr>
-              <w:t>775÷3=</w:t>
+              <w:t>762÷2=</w:t>
             </w:r>
           </w:p>
         </w:tc>
@@ -823,7 +823,7 @@
                 <w:rFonts w:ascii="TimeNewRoman" w:hAnsi="TimeNewRoman"/>
                 <w:sz w:val="30"/>
               </w:rPr>
-              <w:t>880÷2=</w:t>
+              <w:t>408÷7=</w:t>
             </w:r>
           </w:p>
         </w:tc>
@@ -840,7 +840,7 @@
                 <w:rFonts w:ascii="TimeNewRoman" w:hAnsi="TimeNewRoman"/>
                 <w:sz w:val="30"/>
               </w:rPr>
-              <w:t>757÷7=</w:t>
+              <w:t>918÷3=</w:t>
             </w:r>
           </w:p>
         </w:tc>

--- a/three-digit_number_divided_by_one-digit_number.docx
+++ b/three-digit_number_divided_by_one-digit_number.docx
@@ -40,7 +40,7 @@
                 <w:rFonts w:ascii="TimeNewRoman" w:hAnsi="TimeNewRoman"/>
                 <w:sz w:val="30"/>
               </w:rPr>
-              <w:t>546÷4=</w:t>
+              <w:t>348÷8=</w:t>
             </w:r>
           </w:p>
         </w:tc>
@@ -57,7 +57,7 @@
                 <w:rFonts w:ascii="TimeNewRoman" w:hAnsi="TimeNewRoman"/>
                 <w:sz w:val="30"/>
               </w:rPr>
-              <w:t>745÷3=</w:t>
+              <w:t>399÷9=</w:t>
             </w:r>
           </w:p>
         </w:tc>
@@ -74,7 +74,7 @@
                 <w:rFonts w:ascii="TimeNewRoman" w:hAnsi="TimeNewRoman"/>
                 <w:sz w:val="30"/>
               </w:rPr>
-              <w:t>635÷5=</w:t>
+              <w:t>762÷8=</w:t>
             </w:r>
           </w:p>
         </w:tc>
@@ -91,7 +91,7 @@
                 <w:rFonts w:ascii="TimeNewRoman" w:hAnsi="TimeNewRoman"/>
                 <w:sz w:val="30"/>
               </w:rPr>
-              <w:t>430÷3=</w:t>
+              <w:t>259÷5=</w:t>
             </w:r>
           </w:p>
         </w:tc>
@@ -108,7 +108,7 @@
                 <w:rFonts w:ascii="TimeNewRoman" w:hAnsi="TimeNewRoman"/>
                 <w:sz w:val="30"/>
               </w:rPr>
-              <w:t>431÷6=</w:t>
+              <w:t>469÷2=</w:t>
             </w:r>
           </w:p>
         </w:tc>
@@ -223,7 +223,7 @@
                 <w:rFonts w:ascii="TimeNewRoman" w:hAnsi="TimeNewRoman"/>
                 <w:sz w:val="30"/>
               </w:rPr>
-              <w:t>277÷4=</w:t>
+              <w:t>373÷8=</w:t>
             </w:r>
           </w:p>
         </w:tc>
@@ -240,7 +240,7 @@
                 <w:rFonts w:ascii="TimeNewRoman" w:hAnsi="TimeNewRoman"/>
                 <w:sz w:val="30"/>
               </w:rPr>
-              <w:t>804÷2=</w:t>
+              <w:t>252÷5=</w:t>
             </w:r>
           </w:p>
         </w:tc>
@@ -257,7 +257,7 @@
                 <w:rFonts w:ascii="TimeNewRoman" w:hAnsi="TimeNewRoman"/>
                 <w:sz w:val="30"/>
               </w:rPr>
-              <w:t>792÷2=</w:t>
+              <w:t>898÷4=</w:t>
             </w:r>
           </w:p>
         </w:tc>
@@ -274,7 +274,7 @@
                 <w:rFonts w:ascii="TimeNewRoman" w:hAnsi="TimeNewRoman"/>
                 <w:sz w:val="30"/>
               </w:rPr>
-              <w:t>573÷6=</w:t>
+              <w:t>501÷9=</w:t>
             </w:r>
           </w:p>
         </w:tc>
@@ -291,7 +291,7 @@
                 <w:rFonts w:ascii="TimeNewRoman" w:hAnsi="TimeNewRoman"/>
                 <w:sz w:val="30"/>
               </w:rPr>
-              <w:t>495÷9=</w:t>
+              <w:t>595÷8=</w:t>
             </w:r>
           </w:p>
         </w:tc>
@@ -406,7 +406,7 @@
                 <w:rFonts w:ascii="TimeNewRoman" w:hAnsi="TimeNewRoman"/>
                 <w:sz w:val="30"/>
               </w:rPr>
-              <w:t>549÷5=</w:t>
+              <w:t>835÷6=</w:t>
             </w:r>
           </w:p>
         </w:tc>
@@ -423,7 +423,7 @@
                 <w:rFonts w:ascii="TimeNewRoman" w:hAnsi="TimeNewRoman"/>
                 <w:sz w:val="30"/>
               </w:rPr>
-              <w:t>725÷3=</w:t>
+              <w:t>603÷6=</w:t>
             </w:r>
           </w:p>
         </w:tc>
@@ -440,7 +440,7 @@
                 <w:rFonts w:ascii="TimeNewRoman" w:hAnsi="TimeNewRoman"/>
                 <w:sz w:val="30"/>
               </w:rPr>
-              <w:t>805÷7=</w:t>
+              <w:t>410÷7=</w:t>
             </w:r>
           </w:p>
         </w:tc>
@@ -457,7 +457,7 @@
                 <w:rFonts w:ascii="TimeNewRoman" w:hAnsi="TimeNewRoman"/>
                 <w:sz w:val="30"/>
               </w:rPr>
-              <w:t>332÷3=</w:t>
+              <w:t>686÷5=</w:t>
             </w:r>
           </w:p>
         </w:tc>
@@ -474,7 +474,7 @@
                 <w:rFonts w:ascii="TimeNewRoman" w:hAnsi="TimeNewRoman"/>
                 <w:sz w:val="30"/>
               </w:rPr>
-              <w:t>208÷5=</w:t>
+              <w:t>482÷9=</w:t>
             </w:r>
           </w:p>
         </w:tc>
@@ -589,7 +589,7 @@
                 <w:rFonts w:ascii="TimeNewRoman" w:hAnsi="TimeNewRoman"/>
                 <w:sz w:val="30"/>
               </w:rPr>
-              <w:t>821÷4=</w:t>
+              <w:t>681÷8=</w:t>
             </w:r>
           </w:p>
         </w:tc>
@@ -606,7 +606,7 @@
                 <w:rFonts w:ascii="TimeNewRoman" w:hAnsi="TimeNewRoman"/>
                 <w:sz w:val="30"/>
               </w:rPr>
-              <w:t>414÷6=</w:t>
+              <w:t>743÷4=</w:t>
             </w:r>
           </w:p>
         </w:tc>
@@ -623,7 +623,7 @@
                 <w:rFonts w:ascii="TimeNewRoman" w:hAnsi="TimeNewRoman"/>
                 <w:sz w:val="30"/>
               </w:rPr>
-              <w:t>574÷5=</w:t>
+              <w:t>196÷9=</w:t>
             </w:r>
           </w:p>
         </w:tc>
@@ -640,7 +640,7 @@
                 <w:rFonts w:ascii="TimeNewRoman" w:hAnsi="TimeNewRoman"/>
                 <w:sz w:val="30"/>
               </w:rPr>
-              <w:t>674÷2=</w:t>
+              <w:t>254÷6=</w:t>
             </w:r>
           </w:p>
         </w:tc>
@@ -657,7 +657,7 @@
                 <w:rFonts w:ascii="TimeNewRoman" w:hAnsi="TimeNewRoman"/>
                 <w:sz w:val="30"/>
               </w:rPr>
-              <w:t>672÷7=</w:t>
+              <w:t>935÷4=</w:t>
             </w:r>
           </w:p>
         </w:tc>
@@ -772,7 +772,7 @@
                 <w:rFonts w:ascii="TimeNewRoman" w:hAnsi="TimeNewRoman"/>
                 <w:sz w:val="30"/>
               </w:rPr>
-              <w:t>179÷6=</w:t>
+              <w:t>760÷3=</w:t>
             </w:r>
           </w:p>
         </w:tc>
@@ -789,7 +789,7 @@
                 <w:rFonts w:ascii="TimeNewRoman" w:hAnsi="TimeNewRoman"/>
                 <w:sz w:val="30"/>
               </w:rPr>
-              <w:t>120÷2=</w:t>
+              <w:t>259÷4=</w:t>
             </w:r>
           </w:p>
         </w:tc>
@@ -806,7 +806,7 @@
                 <w:rFonts w:ascii="TimeNewRoman" w:hAnsi="TimeNewRoman"/>
                 <w:sz w:val="30"/>
               </w:rPr>
-              <w:t>762÷2=</w:t>
+              <w:t>601÷6=</w:t>
             </w:r>
           </w:p>
         </w:tc>
@@ -823,7 +823,7 @@
                 <w:rFonts w:ascii="TimeNewRoman" w:hAnsi="TimeNewRoman"/>
                 <w:sz w:val="30"/>
               </w:rPr>
-              <w:t>408÷7=</w:t>
+              <w:t>728÷5=</w:t>
             </w:r>
           </w:p>
         </w:tc>
@@ -840,7 +840,7 @@
                 <w:rFonts w:ascii="TimeNewRoman" w:hAnsi="TimeNewRoman"/>
                 <w:sz w:val="30"/>
               </w:rPr>
-              <w:t>918÷3=</w:t>
+              <w:t>605÷6=</w:t>
             </w:r>
           </w:p>
         </w:tc>

--- a/three-digit_number_divided_by_one-digit_number.docx
+++ b/three-digit_number_divided_by_one-digit_number.docx
@@ -11,7 +11,7 @@
           <w:rFonts w:ascii="Arial" w:hAnsi="Arial"/>
           <w:sz w:val="30"/>
         </w:rPr>
-        <w:t>2026-10-28 Wednesday</w:t>
+        <w:t>2026-10-29 Thursday</w:t>
       </w:r>
     </w:p>
     <w:tbl>
@@ -40,7 +40,7 @@
                 <w:rFonts w:ascii="TimeNewRoman" w:hAnsi="TimeNewRoman"/>
                 <w:sz w:val="30"/>
               </w:rPr>
-              <w:t>348÷8=</w:t>
+              <w:t>944÷2=</w:t>
             </w:r>
           </w:p>
         </w:tc>
@@ -57,7 +57,7 @@
                 <w:rFonts w:ascii="TimeNewRoman" w:hAnsi="TimeNewRoman"/>
                 <w:sz w:val="30"/>
               </w:rPr>
-              <w:t>399÷9=</w:t>
+              <w:t>790÷7=</w:t>
             </w:r>
           </w:p>
         </w:tc>
@@ -74,7 +74,7 @@
                 <w:rFonts w:ascii="TimeNewRoman" w:hAnsi="TimeNewRoman"/>
                 <w:sz w:val="30"/>
               </w:rPr>
-              <w:t>762÷8=</w:t>
+              <w:t>516÷9=</w:t>
             </w:r>
           </w:p>
         </w:tc>
@@ -91,7 +91,7 @@
                 <w:rFonts w:ascii="TimeNewRoman" w:hAnsi="TimeNewRoman"/>
                 <w:sz w:val="30"/>
               </w:rPr>
-              <w:t>259÷5=</w:t>
+              <w:t>727÷3=</w:t>
             </w:r>
           </w:p>
         </w:tc>
@@ -108,7 +108,7 @@
                 <w:rFonts w:ascii="TimeNewRoman" w:hAnsi="TimeNewRoman"/>
                 <w:sz w:val="30"/>
               </w:rPr>
-              <w:t>469÷2=</w:t>
+              <w:t>511÷6=</w:t>
             </w:r>
           </w:p>
         </w:tc>
@@ -223,7 +223,7 @@
                 <w:rFonts w:ascii="TimeNewRoman" w:hAnsi="TimeNewRoman"/>
                 <w:sz w:val="30"/>
               </w:rPr>
-              <w:t>373÷8=</w:t>
+              <w:t>909÷9=</w:t>
             </w:r>
           </w:p>
         </w:tc>
@@ -240,7 +240,7 @@
                 <w:rFonts w:ascii="TimeNewRoman" w:hAnsi="TimeNewRoman"/>
                 <w:sz w:val="30"/>
               </w:rPr>
-              <w:t>252÷5=</w:t>
+              <w:t>472÷4=</w:t>
             </w:r>
           </w:p>
         </w:tc>
@@ -257,7 +257,7 @@
                 <w:rFonts w:ascii="TimeNewRoman" w:hAnsi="TimeNewRoman"/>
                 <w:sz w:val="30"/>
               </w:rPr>
-              <w:t>898÷4=</w:t>
+              <w:t>820÷2=</w:t>
             </w:r>
           </w:p>
         </w:tc>
@@ -274,7 +274,7 @@
                 <w:rFonts w:ascii="TimeNewRoman" w:hAnsi="TimeNewRoman"/>
                 <w:sz w:val="30"/>
               </w:rPr>
-              <w:t>501÷9=</w:t>
+              <w:t>728÷4=</w:t>
             </w:r>
           </w:p>
         </w:tc>
@@ -291,7 +291,7 @@
                 <w:rFonts w:ascii="TimeNewRoman" w:hAnsi="TimeNewRoman"/>
                 <w:sz w:val="30"/>
               </w:rPr>
-              <w:t>595÷8=</w:t>
+              <w:t>447÷2=</w:t>
             </w:r>
           </w:p>
         </w:tc>
@@ -406,7 +406,7 @@
                 <w:rFonts w:ascii="TimeNewRoman" w:hAnsi="TimeNewRoman"/>
                 <w:sz w:val="30"/>
               </w:rPr>
-              <w:t>835÷6=</w:t>
+              <w:t>248÷2=</w:t>
             </w:r>
           </w:p>
         </w:tc>
@@ -423,7 +423,7 @@
                 <w:rFonts w:ascii="TimeNewRoman" w:hAnsi="TimeNewRoman"/>
                 <w:sz w:val="30"/>
               </w:rPr>
-              <w:t>603÷6=</w:t>
+              <w:t>884÷6=</w:t>
             </w:r>
           </w:p>
         </w:tc>
@@ -440,7 +440,7 @@
                 <w:rFonts w:ascii="TimeNewRoman" w:hAnsi="TimeNewRoman"/>
                 <w:sz w:val="30"/>
               </w:rPr>
-              <w:t>410÷7=</w:t>
+              <w:t>774÷3=</w:t>
             </w:r>
           </w:p>
         </w:tc>
@@ -457,7 +457,7 @@
                 <w:rFonts w:ascii="TimeNewRoman" w:hAnsi="TimeNewRoman"/>
                 <w:sz w:val="30"/>
               </w:rPr>
-              <w:t>686÷5=</w:t>
+              <w:t>183÷4=</w:t>
             </w:r>
           </w:p>
         </w:tc>
@@ -474,7 +474,7 @@
                 <w:rFonts w:ascii="TimeNewRoman" w:hAnsi="TimeNewRoman"/>
                 <w:sz w:val="30"/>
               </w:rPr>
-              <w:t>482÷9=</w:t>
+              <w:t>752÷7=</w:t>
             </w:r>
           </w:p>
         </w:tc>
@@ -589,7 +589,7 @@
                 <w:rFonts w:ascii="TimeNewRoman" w:hAnsi="TimeNewRoman"/>
                 <w:sz w:val="30"/>
               </w:rPr>
-              <w:t>681÷8=</w:t>
+              <w:t>377÷2=</w:t>
             </w:r>
           </w:p>
         </w:tc>
@@ -606,7 +606,7 @@
                 <w:rFonts w:ascii="TimeNewRoman" w:hAnsi="TimeNewRoman"/>
                 <w:sz w:val="30"/>
               </w:rPr>
-              <w:t>743÷4=</w:t>
+              <w:t>650÷4=</w:t>
             </w:r>
           </w:p>
         </w:tc>
@@ -623,7 +623,7 @@
                 <w:rFonts w:ascii="TimeNewRoman" w:hAnsi="TimeNewRoman"/>
                 <w:sz w:val="30"/>
               </w:rPr>
-              <w:t>196÷9=</w:t>
+              <w:t>148÷8=</w:t>
             </w:r>
           </w:p>
         </w:tc>
@@ -640,7 +640,7 @@
                 <w:rFonts w:ascii="TimeNewRoman" w:hAnsi="TimeNewRoman"/>
                 <w:sz w:val="30"/>
               </w:rPr>
-              <w:t>254÷6=</w:t>
+              <w:t>191÷4=</w:t>
             </w:r>
           </w:p>
         </w:tc>
@@ -657,7 +657,7 @@
                 <w:rFonts w:ascii="TimeNewRoman" w:hAnsi="TimeNewRoman"/>
                 <w:sz w:val="30"/>
               </w:rPr>
-              <w:t>935÷4=</w:t>
+              <w:t>571÷5=</w:t>
             </w:r>
           </w:p>
         </w:tc>
@@ -772,7 +772,7 @@
                 <w:rFonts w:ascii="TimeNewRoman" w:hAnsi="TimeNewRoman"/>
                 <w:sz w:val="30"/>
               </w:rPr>
-              <w:t>760÷3=</w:t>
+              <w:t>979÷4=</w:t>
             </w:r>
           </w:p>
         </w:tc>
@@ -789,7 +789,7 @@
                 <w:rFonts w:ascii="TimeNewRoman" w:hAnsi="TimeNewRoman"/>
                 <w:sz w:val="30"/>
               </w:rPr>
-              <w:t>259÷4=</w:t>
+              <w:t>607÷7=</w:t>
             </w:r>
           </w:p>
         </w:tc>
@@ -806,7 +806,7 @@
                 <w:rFonts w:ascii="TimeNewRoman" w:hAnsi="TimeNewRoman"/>
                 <w:sz w:val="30"/>
               </w:rPr>
-              <w:t>601÷6=</w:t>
+              <w:t>702÷2=</w:t>
             </w:r>
           </w:p>
         </w:tc>
@@ -823,7 +823,7 @@
                 <w:rFonts w:ascii="TimeNewRoman" w:hAnsi="TimeNewRoman"/>
                 <w:sz w:val="30"/>
               </w:rPr>
-              <w:t>728÷5=</w:t>
+              <w:t>651÷3=</w:t>
             </w:r>
           </w:p>
         </w:tc>
@@ -840,7 +840,7 @@
                 <w:rFonts w:ascii="TimeNewRoman" w:hAnsi="TimeNewRoman"/>
                 <w:sz w:val="30"/>
               </w:rPr>
-              <w:t>605÷6=</w:t>
+              <w:t>105÷6=</w:t>
             </w:r>
           </w:p>
         </w:tc>

--- a/three-digit_number_divided_by_one-digit_number.docx
+++ b/three-digit_number_divided_by_one-digit_number.docx
@@ -40,7 +40,7 @@
                 <w:rFonts w:ascii="TimeNewRoman" w:hAnsi="TimeNewRoman"/>
                 <w:sz w:val="30"/>
               </w:rPr>
-              <w:t>944÷2=</w:t>
+              <w:t>842÷9=</w:t>
             </w:r>
           </w:p>
         </w:tc>
@@ -57,7 +57,7 @@
                 <w:rFonts w:ascii="TimeNewRoman" w:hAnsi="TimeNewRoman"/>
                 <w:sz w:val="30"/>
               </w:rPr>
-              <w:t>790÷7=</w:t>
+              <w:t>649÷5=</w:t>
             </w:r>
           </w:p>
         </w:tc>
@@ -74,7 +74,7 @@
                 <w:rFonts w:ascii="TimeNewRoman" w:hAnsi="TimeNewRoman"/>
                 <w:sz w:val="30"/>
               </w:rPr>
-              <w:t>516÷9=</w:t>
+              <w:t>829÷6=</w:t>
             </w:r>
           </w:p>
         </w:tc>
@@ -91,7 +91,7 @@
                 <w:rFonts w:ascii="TimeNewRoman" w:hAnsi="TimeNewRoman"/>
                 <w:sz w:val="30"/>
               </w:rPr>
-              <w:t>727÷3=</w:t>
+              <w:t>896÷5=</w:t>
             </w:r>
           </w:p>
         </w:tc>
@@ -108,7 +108,7 @@
                 <w:rFonts w:ascii="TimeNewRoman" w:hAnsi="TimeNewRoman"/>
                 <w:sz w:val="30"/>
               </w:rPr>
-              <w:t>511÷6=</w:t>
+              <w:t>238÷8=</w:t>
             </w:r>
           </w:p>
         </w:tc>
@@ -223,7 +223,7 @@
                 <w:rFonts w:ascii="TimeNewRoman" w:hAnsi="TimeNewRoman"/>
                 <w:sz w:val="30"/>
               </w:rPr>
-              <w:t>909÷9=</w:t>
+              <w:t>312÷8=</w:t>
             </w:r>
           </w:p>
         </w:tc>
@@ -240,7 +240,7 @@
                 <w:rFonts w:ascii="TimeNewRoman" w:hAnsi="TimeNewRoman"/>
                 <w:sz w:val="30"/>
               </w:rPr>
-              <w:t>472÷4=</w:t>
+              <w:t>588÷3=</w:t>
             </w:r>
           </w:p>
         </w:tc>
@@ -257,7 +257,7 @@
                 <w:rFonts w:ascii="TimeNewRoman" w:hAnsi="TimeNewRoman"/>
                 <w:sz w:val="30"/>
               </w:rPr>
-              <w:t>820÷2=</w:t>
+              <w:t>250÷2=</w:t>
             </w:r>
           </w:p>
         </w:tc>
@@ -274,7 +274,7 @@
                 <w:rFonts w:ascii="TimeNewRoman" w:hAnsi="TimeNewRoman"/>
                 <w:sz w:val="30"/>
               </w:rPr>
-              <w:t>728÷4=</w:t>
+              <w:t>139÷6=</w:t>
             </w:r>
           </w:p>
         </w:tc>
@@ -291,7 +291,7 @@
                 <w:rFonts w:ascii="TimeNewRoman" w:hAnsi="TimeNewRoman"/>
                 <w:sz w:val="30"/>
               </w:rPr>
-              <w:t>447÷2=</w:t>
+              <w:t>951÷8=</w:t>
             </w:r>
           </w:p>
         </w:tc>
@@ -406,7 +406,7 @@
                 <w:rFonts w:ascii="TimeNewRoman" w:hAnsi="TimeNewRoman"/>
                 <w:sz w:val="30"/>
               </w:rPr>
-              <w:t>248÷2=</w:t>
+              <w:t>729÷8=</w:t>
             </w:r>
           </w:p>
         </w:tc>
@@ -423,7 +423,7 @@
                 <w:rFonts w:ascii="TimeNewRoman" w:hAnsi="TimeNewRoman"/>
                 <w:sz w:val="30"/>
               </w:rPr>
-              <w:t>884÷6=</w:t>
+              <w:t>614÷4=</w:t>
             </w:r>
           </w:p>
         </w:tc>
@@ -440,7 +440,7 @@
                 <w:rFonts w:ascii="TimeNewRoman" w:hAnsi="TimeNewRoman"/>
                 <w:sz w:val="30"/>
               </w:rPr>
-              <w:t>774÷3=</w:t>
+              <w:t>494÷2=</w:t>
             </w:r>
           </w:p>
         </w:tc>
@@ -457,7 +457,7 @@
                 <w:rFonts w:ascii="TimeNewRoman" w:hAnsi="TimeNewRoman"/>
                 <w:sz w:val="30"/>
               </w:rPr>
-              <w:t>183÷4=</w:t>
+              <w:t>112÷5=</w:t>
             </w:r>
           </w:p>
         </w:tc>
@@ -474,7 +474,7 @@
                 <w:rFonts w:ascii="TimeNewRoman" w:hAnsi="TimeNewRoman"/>
                 <w:sz w:val="30"/>
               </w:rPr>
-              <w:t>752÷7=</w:t>
+              <w:t>510÷3=</w:t>
             </w:r>
           </w:p>
         </w:tc>
@@ -589,7 +589,7 @@
                 <w:rFonts w:ascii="TimeNewRoman" w:hAnsi="TimeNewRoman"/>
                 <w:sz w:val="30"/>
               </w:rPr>
-              <w:t>377÷2=</w:t>
+              <w:t>394÷8=</w:t>
             </w:r>
           </w:p>
         </w:tc>
@@ -606,7 +606,7 @@
                 <w:rFonts w:ascii="TimeNewRoman" w:hAnsi="TimeNewRoman"/>
                 <w:sz w:val="30"/>
               </w:rPr>
-              <w:t>650÷4=</w:t>
+              <w:t>421÷8=</w:t>
             </w:r>
           </w:p>
         </w:tc>
@@ -623,7 +623,7 @@
                 <w:rFonts w:ascii="TimeNewRoman" w:hAnsi="TimeNewRoman"/>
                 <w:sz w:val="30"/>
               </w:rPr>
-              <w:t>148÷8=</w:t>
+              <w:t>723÷6=</w:t>
             </w:r>
           </w:p>
         </w:tc>
@@ -640,7 +640,7 @@
                 <w:rFonts w:ascii="TimeNewRoman" w:hAnsi="TimeNewRoman"/>
                 <w:sz w:val="30"/>
               </w:rPr>
-              <w:t>191÷4=</w:t>
+              <w:t>774÷2=</w:t>
             </w:r>
           </w:p>
         </w:tc>
@@ -657,7 +657,7 @@
                 <w:rFonts w:ascii="TimeNewRoman" w:hAnsi="TimeNewRoman"/>
                 <w:sz w:val="30"/>
               </w:rPr>
-              <w:t>571÷5=</w:t>
+              <w:t>665÷7=</w:t>
             </w:r>
           </w:p>
         </w:tc>
@@ -772,7 +772,7 @@
                 <w:rFonts w:ascii="TimeNewRoman" w:hAnsi="TimeNewRoman"/>
                 <w:sz w:val="30"/>
               </w:rPr>
-              <w:t>979÷4=</w:t>
+              <w:t>459÷3=</w:t>
             </w:r>
           </w:p>
         </w:tc>
@@ -789,7 +789,7 @@
                 <w:rFonts w:ascii="TimeNewRoman" w:hAnsi="TimeNewRoman"/>
                 <w:sz w:val="30"/>
               </w:rPr>
-              <w:t>607÷7=</w:t>
+              <w:t>506÷2=</w:t>
             </w:r>
           </w:p>
         </w:tc>
@@ -806,7 +806,7 @@
                 <w:rFonts w:ascii="TimeNewRoman" w:hAnsi="TimeNewRoman"/>
                 <w:sz w:val="30"/>
               </w:rPr>
-              <w:t>702÷2=</w:t>
+              <w:t>756÷7=</w:t>
             </w:r>
           </w:p>
         </w:tc>
@@ -823,7 +823,7 @@
                 <w:rFonts w:ascii="TimeNewRoman" w:hAnsi="TimeNewRoman"/>
                 <w:sz w:val="30"/>
               </w:rPr>
-              <w:t>651÷3=</w:t>
+              <w:t>477÷7=</w:t>
             </w:r>
           </w:p>
         </w:tc>
@@ -840,7 +840,7 @@
                 <w:rFonts w:ascii="TimeNewRoman" w:hAnsi="TimeNewRoman"/>
                 <w:sz w:val="30"/>
               </w:rPr>
-              <w:t>105÷6=</w:t>
+              <w:t>578÷2=</w:t>
             </w:r>
           </w:p>
         </w:tc>

--- a/three-digit_number_divided_by_one-digit_number.docx
+++ b/three-digit_number_divided_by_one-digit_number.docx
@@ -11,7 +11,7 @@
           <w:rFonts w:ascii="Arial" w:hAnsi="Arial"/>
           <w:sz w:val="30"/>
         </w:rPr>
-        <w:t>2026-10-29 Thursday</w:t>
+        <w:t>2026-10-30 Friday</w:t>
       </w:r>
     </w:p>
     <w:tbl>
@@ -40,7 +40,7 @@
                 <w:rFonts w:ascii="TimeNewRoman" w:hAnsi="TimeNewRoman"/>
                 <w:sz w:val="30"/>
               </w:rPr>
-              <w:t>842÷9=</w:t>
+              <w:t>804÷8=</w:t>
             </w:r>
           </w:p>
         </w:tc>
@@ -57,7 +57,7 @@
                 <w:rFonts w:ascii="TimeNewRoman" w:hAnsi="TimeNewRoman"/>
                 <w:sz w:val="30"/>
               </w:rPr>
-              <w:t>649÷5=</w:t>
+              <w:t>153÷5=</w:t>
             </w:r>
           </w:p>
         </w:tc>
@@ -74,7 +74,7 @@
                 <w:rFonts w:ascii="TimeNewRoman" w:hAnsi="TimeNewRoman"/>
                 <w:sz w:val="30"/>
               </w:rPr>
-              <w:t>829÷6=</w:t>
+              <w:t>151÷3=</w:t>
             </w:r>
           </w:p>
         </w:tc>
@@ -91,7 +91,7 @@
                 <w:rFonts w:ascii="TimeNewRoman" w:hAnsi="TimeNewRoman"/>
                 <w:sz w:val="30"/>
               </w:rPr>
-              <w:t>896÷5=</w:t>
+              <w:t>924÷8=</w:t>
             </w:r>
           </w:p>
         </w:tc>
@@ -108,7 +108,7 @@
                 <w:rFonts w:ascii="TimeNewRoman" w:hAnsi="TimeNewRoman"/>
                 <w:sz w:val="30"/>
               </w:rPr>
-              <w:t>238÷8=</w:t>
+              <w:t>294÷4=</w:t>
             </w:r>
           </w:p>
         </w:tc>
@@ -223,7 +223,7 @@
                 <w:rFonts w:ascii="TimeNewRoman" w:hAnsi="TimeNewRoman"/>
                 <w:sz w:val="30"/>
               </w:rPr>
-              <w:t>312÷8=</w:t>
+              <w:t>311÷9=</w:t>
             </w:r>
           </w:p>
         </w:tc>
@@ -240,7 +240,7 @@
                 <w:rFonts w:ascii="TimeNewRoman" w:hAnsi="TimeNewRoman"/>
                 <w:sz w:val="30"/>
               </w:rPr>
-              <w:t>588÷3=</w:t>
+              <w:t>757÷9=</w:t>
             </w:r>
           </w:p>
         </w:tc>
@@ -257,7 +257,7 @@
                 <w:rFonts w:ascii="TimeNewRoman" w:hAnsi="TimeNewRoman"/>
                 <w:sz w:val="30"/>
               </w:rPr>
-              <w:t>250÷2=</w:t>
+              <w:t>570÷9=</w:t>
             </w:r>
           </w:p>
         </w:tc>
@@ -274,7 +274,7 @@
                 <w:rFonts w:ascii="TimeNewRoman" w:hAnsi="TimeNewRoman"/>
                 <w:sz w:val="30"/>
               </w:rPr>
-              <w:t>139÷6=</w:t>
+              <w:t>781÷7=</w:t>
             </w:r>
           </w:p>
         </w:tc>
@@ -291,7 +291,7 @@
                 <w:rFonts w:ascii="TimeNewRoman" w:hAnsi="TimeNewRoman"/>
                 <w:sz w:val="30"/>
               </w:rPr>
-              <w:t>951÷8=</w:t>
+              <w:t>708÷8=</w:t>
             </w:r>
           </w:p>
         </w:tc>
@@ -406,7 +406,7 @@
                 <w:rFonts w:ascii="TimeNewRoman" w:hAnsi="TimeNewRoman"/>
                 <w:sz w:val="30"/>
               </w:rPr>
-              <w:t>729÷8=</w:t>
+              <w:t>285÷2=</w:t>
             </w:r>
           </w:p>
         </w:tc>
@@ -423,7 +423,7 @@
                 <w:rFonts w:ascii="TimeNewRoman" w:hAnsi="TimeNewRoman"/>
                 <w:sz w:val="30"/>
               </w:rPr>
-              <w:t>614÷4=</w:t>
+              <w:t>793÷6=</w:t>
             </w:r>
           </w:p>
         </w:tc>
@@ -440,7 +440,7 @@
                 <w:rFonts w:ascii="TimeNewRoman" w:hAnsi="TimeNewRoman"/>
                 <w:sz w:val="30"/>
               </w:rPr>
-              <w:t>494÷2=</w:t>
+              <w:t>667÷9=</w:t>
             </w:r>
           </w:p>
         </w:tc>
@@ -457,7 +457,7 @@
                 <w:rFonts w:ascii="TimeNewRoman" w:hAnsi="TimeNewRoman"/>
                 <w:sz w:val="30"/>
               </w:rPr>
-              <w:t>112÷5=</w:t>
+              <w:t>455÷6=</w:t>
             </w:r>
           </w:p>
         </w:tc>
@@ -474,7 +474,7 @@
                 <w:rFonts w:ascii="TimeNewRoman" w:hAnsi="TimeNewRoman"/>
                 <w:sz w:val="30"/>
               </w:rPr>
-              <w:t>510÷3=</w:t>
+              <w:t>882÷7=</w:t>
             </w:r>
           </w:p>
         </w:tc>
@@ -589,7 +589,7 @@
                 <w:rFonts w:ascii="TimeNewRoman" w:hAnsi="TimeNewRoman"/>
                 <w:sz w:val="30"/>
               </w:rPr>
-              <w:t>394÷8=</w:t>
+              <w:t>205÷9=</w:t>
             </w:r>
           </w:p>
         </w:tc>
@@ -606,7 +606,7 @@
                 <w:rFonts w:ascii="TimeNewRoman" w:hAnsi="TimeNewRoman"/>
                 <w:sz w:val="30"/>
               </w:rPr>
-              <w:t>421÷8=</w:t>
+              <w:t>661÷8=</w:t>
             </w:r>
           </w:p>
         </w:tc>
@@ -623,7 +623,7 @@
                 <w:rFonts w:ascii="TimeNewRoman" w:hAnsi="TimeNewRoman"/>
                 <w:sz w:val="30"/>
               </w:rPr>
-              <w:t>723÷6=</w:t>
+              <w:t>909÷9=</w:t>
             </w:r>
           </w:p>
         </w:tc>
@@ -640,7 +640,7 @@
                 <w:rFonts w:ascii="TimeNewRoman" w:hAnsi="TimeNewRoman"/>
                 <w:sz w:val="30"/>
               </w:rPr>
-              <w:t>774÷2=</w:t>
+              <w:t>946÷6=</w:t>
             </w:r>
           </w:p>
         </w:tc>
@@ -657,7 +657,7 @@
                 <w:rFonts w:ascii="TimeNewRoman" w:hAnsi="TimeNewRoman"/>
                 <w:sz w:val="30"/>
               </w:rPr>
-              <w:t>665÷7=</w:t>
+              <w:t>496÷3=</w:t>
             </w:r>
           </w:p>
         </w:tc>
@@ -772,7 +772,7 @@
                 <w:rFonts w:ascii="TimeNewRoman" w:hAnsi="TimeNewRoman"/>
                 <w:sz w:val="30"/>
               </w:rPr>
-              <w:t>459÷3=</w:t>
+              <w:t>927÷2=</w:t>
             </w:r>
           </w:p>
         </w:tc>
@@ -789,7 +789,7 @@
                 <w:rFonts w:ascii="TimeNewRoman" w:hAnsi="TimeNewRoman"/>
                 <w:sz w:val="30"/>
               </w:rPr>
-              <w:t>506÷2=</w:t>
+              <w:t>113÷5=</w:t>
             </w:r>
           </w:p>
         </w:tc>
@@ -806,7 +806,7 @@
                 <w:rFonts w:ascii="TimeNewRoman" w:hAnsi="TimeNewRoman"/>
                 <w:sz w:val="30"/>
               </w:rPr>
-              <w:t>756÷7=</w:t>
+              <w:t>149÷4=</w:t>
             </w:r>
           </w:p>
         </w:tc>
@@ -823,7 +823,7 @@
                 <w:rFonts w:ascii="TimeNewRoman" w:hAnsi="TimeNewRoman"/>
                 <w:sz w:val="30"/>
               </w:rPr>
-              <w:t>477÷7=</w:t>
+              <w:t>838÷9=</w:t>
             </w:r>
           </w:p>
         </w:tc>
@@ -840,7 +840,7 @@
                 <w:rFonts w:ascii="TimeNewRoman" w:hAnsi="TimeNewRoman"/>
                 <w:sz w:val="30"/>
               </w:rPr>
-              <w:t>578÷2=</w:t>
+              <w:t>254÷3=</w:t>
             </w:r>
           </w:p>
         </w:tc>

--- a/three-digit_number_divided_by_one-digit_number.docx
+++ b/three-digit_number_divided_by_one-digit_number.docx
@@ -40,7 +40,7 @@
                 <w:rFonts w:ascii="TimeNewRoman" w:hAnsi="TimeNewRoman"/>
                 <w:sz w:val="30"/>
               </w:rPr>
-              <w:t>804÷8=</w:t>
+              <w:t>282÷5=</w:t>
             </w:r>
           </w:p>
         </w:tc>
@@ -57,7 +57,7 @@
                 <w:rFonts w:ascii="TimeNewRoman" w:hAnsi="TimeNewRoman"/>
                 <w:sz w:val="30"/>
               </w:rPr>
-              <w:t>153÷5=</w:t>
+              <w:t>225÷7=</w:t>
             </w:r>
           </w:p>
         </w:tc>
@@ -74,7 +74,7 @@
                 <w:rFonts w:ascii="TimeNewRoman" w:hAnsi="TimeNewRoman"/>
                 <w:sz w:val="30"/>
               </w:rPr>
-              <w:t>151÷3=</w:t>
+              <w:t>986÷5=</w:t>
             </w:r>
           </w:p>
         </w:tc>
@@ -91,7 +91,7 @@
                 <w:rFonts w:ascii="TimeNewRoman" w:hAnsi="TimeNewRoman"/>
                 <w:sz w:val="30"/>
               </w:rPr>
-              <w:t>924÷8=</w:t>
+              <w:t>981÷6=</w:t>
             </w:r>
           </w:p>
         </w:tc>
@@ -108,7 +108,7 @@
                 <w:rFonts w:ascii="TimeNewRoman" w:hAnsi="TimeNewRoman"/>
                 <w:sz w:val="30"/>
               </w:rPr>
-              <w:t>294÷4=</w:t>
+              <w:t>564÷7=</w:t>
             </w:r>
           </w:p>
         </w:tc>
@@ -223,7 +223,7 @@
                 <w:rFonts w:ascii="TimeNewRoman" w:hAnsi="TimeNewRoman"/>
                 <w:sz w:val="30"/>
               </w:rPr>
-              <w:t>311÷9=</w:t>
+              <w:t>874÷7=</w:t>
             </w:r>
           </w:p>
         </w:tc>
@@ -240,7 +240,7 @@
                 <w:rFonts w:ascii="TimeNewRoman" w:hAnsi="TimeNewRoman"/>
                 <w:sz w:val="30"/>
               </w:rPr>
-              <w:t>757÷9=</w:t>
+              <w:t>522÷9=</w:t>
             </w:r>
           </w:p>
         </w:tc>
@@ -257,7 +257,7 @@
                 <w:rFonts w:ascii="TimeNewRoman" w:hAnsi="TimeNewRoman"/>
                 <w:sz w:val="30"/>
               </w:rPr>
-              <w:t>570÷9=</w:t>
+              <w:t>839÷5=</w:t>
             </w:r>
           </w:p>
         </w:tc>
@@ -274,7 +274,7 @@
                 <w:rFonts w:ascii="TimeNewRoman" w:hAnsi="TimeNewRoman"/>
                 <w:sz w:val="30"/>
               </w:rPr>
-              <w:t>781÷7=</w:t>
+              <w:t>922÷2=</w:t>
             </w:r>
           </w:p>
         </w:tc>
@@ -291,7 +291,7 @@
                 <w:rFonts w:ascii="TimeNewRoman" w:hAnsi="TimeNewRoman"/>
                 <w:sz w:val="30"/>
               </w:rPr>
-              <w:t>708÷8=</w:t>
+              <w:t>844÷7=</w:t>
             </w:r>
           </w:p>
         </w:tc>
@@ -406,7 +406,7 @@
                 <w:rFonts w:ascii="TimeNewRoman" w:hAnsi="TimeNewRoman"/>
                 <w:sz w:val="30"/>
               </w:rPr>
-              <w:t>285÷2=</w:t>
+              <w:t>466÷5=</w:t>
             </w:r>
           </w:p>
         </w:tc>
@@ -423,7 +423,7 @@
                 <w:rFonts w:ascii="TimeNewRoman" w:hAnsi="TimeNewRoman"/>
                 <w:sz w:val="30"/>
               </w:rPr>
-              <w:t>793÷6=</w:t>
+              <w:t>709÷4=</w:t>
             </w:r>
           </w:p>
         </w:tc>
@@ -440,7 +440,7 @@
                 <w:rFonts w:ascii="TimeNewRoman" w:hAnsi="TimeNewRoman"/>
                 <w:sz w:val="30"/>
               </w:rPr>
-              <w:t>667÷9=</w:t>
+              <w:t>388÷2=</w:t>
             </w:r>
           </w:p>
         </w:tc>
@@ -457,7 +457,7 @@
                 <w:rFonts w:ascii="TimeNewRoman" w:hAnsi="TimeNewRoman"/>
                 <w:sz w:val="30"/>
               </w:rPr>
-              <w:t>455÷6=</w:t>
+              <w:t>234÷9=</w:t>
             </w:r>
           </w:p>
         </w:tc>
@@ -474,7 +474,7 @@
                 <w:rFonts w:ascii="TimeNewRoman" w:hAnsi="TimeNewRoman"/>
                 <w:sz w:val="30"/>
               </w:rPr>
-              <w:t>882÷7=</w:t>
+              <w:t>388÷2=</w:t>
             </w:r>
           </w:p>
         </w:tc>
@@ -589,7 +589,7 @@
                 <w:rFonts w:ascii="TimeNewRoman" w:hAnsi="TimeNewRoman"/>
                 <w:sz w:val="30"/>
               </w:rPr>
-              <w:t>205÷9=</w:t>
+              <w:t>241÷8=</w:t>
             </w:r>
           </w:p>
         </w:tc>
@@ -606,7 +606,7 @@
                 <w:rFonts w:ascii="TimeNewRoman" w:hAnsi="TimeNewRoman"/>
                 <w:sz w:val="30"/>
               </w:rPr>
-              <w:t>661÷8=</w:t>
+              <w:t>699÷7=</w:t>
             </w:r>
           </w:p>
         </w:tc>
@@ -623,7 +623,7 @@
                 <w:rFonts w:ascii="TimeNewRoman" w:hAnsi="TimeNewRoman"/>
                 <w:sz w:val="30"/>
               </w:rPr>
-              <w:t>909÷9=</w:t>
+              <w:t>942÷6=</w:t>
             </w:r>
           </w:p>
         </w:tc>
@@ -640,7 +640,7 @@
                 <w:rFonts w:ascii="TimeNewRoman" w:hAnsi="TimeNewRoman"/>
                 <w:sz w:val="30"/>
               </w:rPr>
-              <w:t>946÷6=</w:t>
+              <w:t>227÷3=</w:t>
             </w:r>
           </w:p>
         </w:tc>
@@ -657,7 +657,7 @@
                 <w:rFonts w:ascii="TimeNewRoman" w:hAnsi="TimeNewRoman"/>
                 <w:sz w:val="30"/>
               </w:rPr>
-              <w:t>496÷3=</w:t>
+              <w:t>892÷3=</w:t>
             </w:r>
           </w:p>
         </w:tc>
@@ -772,7 +772,7 @@
                 <w:rFonts w:ascii="TimeNewRoman" w:hAnsi="TimeNewRoman"/>
                 <w:sz w:val="30"/>
               </w:rPr>
-              <w:t>927÷2=</w:t>
+              <w:t>458÷4=</w:t>
             </w:r>
           </w:p>
         </w:tc>
@@ -789,7 +789,7 @@
                 <w:rFonts w:ascii="TimeNewRoman" w:hAnsi="TimeNewRoman"/>
                 <w:sz w:val="30"/>
               </w:rPr>
-              <w:t>113÷5=</w:t>
+              <w:t>909÷2=</w:t>
             </w:r>
           </w:p>
         </w:tc>
@@ -806,7 +806,7 @@
                 <w:rFonts w:ascii="TimeNewRoman" w:hAnsi="TimeNewRoman"/>
                 <w:sz w:val="30"/>
               </w:rPr>
-              <w:t>149÷4=</w:t>
+              <w:t>531÷9=</w:t>
             </w:r>
           </w:p>
         </w:tc>
@@ -823,7 +823,7 @@
                 <w:rFonts w:ascii="TimeNewRoman" w:hAnsi="TimeNewRoman"/>
                 <w:sz w:val="30"/>
               </w:rPr>
-              <w:t>838÷9=</w:t>
+              <w:t>336÷7=</w:t>
             </w:r>
           </w:p>
         </w:tc>
@@ -840,7 +840,7 @@
                 <w:rFonts w:ascii="TimeNewRoman" w:hAnsi="TimeNewRoman"/>
                 <w:sz w:val="30"/>
               </w:rPr>
-              <w:t>254÷3=</w:t>
+              <w:t>784÷5=</w:t>
             </w:r>
           </w:p>
         </w:tc>

--- a/three-digit_number_divided_by_one-digit_number.docx
+++ b/three-digit_number_divided_by_one-digit_number.docx
@@ -11,7 +11,7 @@
           <w:rFonts w:ascii="Arial" w:hAnsi="Arial"/>
           <w:sz w:val="30"/>
         </w:rPr>
-        <w:t>2026-10-30 Friday</w:t>
+        <w:t>2026-10-31 Saturday</w:t>
       </w:r>
     </w:p>
     <w:tbl>
@@ -40,7 +40,7 @@
                 <w:rFonts w:ascii="TimeNewRoman" w:hAnsi="TimeNewRoman"/>
                 <w:sz w:val="30"/>
               </w:rPr>
-              <w:t>282÷5=</w:t>
+              <w:t>982÷8=</w:t>
             </w:r>
           </w:p>
         </w:tc>
@@ -57,7 +57,7 @@
                 <w:rFonts w:ascii="TimeNewRoman" w:hAnsi="TimeNewRoman"/>
                 <w:sz w:val="30"/>
               </w:rPr>
-              <w:t>225÷7=</w:t>
+              <w:t>713÷2=</w:t>
             </w:r>
           </w:p>
         </w:tc>
@@ -74,7 +74,7 @@
                 <w:rFonts w:ascii="TimeNewRoman" w:hAnsi="TimeNewRoman"/>
                 <w:sz w:val="30"/>
               </w:rPr>
-              <w:t>986÷5=</w:t>
+              <w:t>380÷9=</w:t>
             </w:r>
           </w:p>
         </w:tc>
@@ -91,7 +91,7 @@
                 <w:rFonts w:ascii="TimeNewRoman" w:hAnsi="TimeNewRoman"/>
                 <w:sz w:val="30"/>
               </w:rPr>
-              <w:t>981÷6=</w:t>
+              <w:t>531÷8=</w:t>
             </w:r>
           </w:p>
         </w:tc>
@@ -108,7 +108,7 @@
                 <w:rFonts w:ascii="TimeNewRoman" w:hAnsi="TimeNewRoman"/>
                 <w:sz w:val="30"/>
               </w:rPr>
-              <w:t>564÷7=</w:t>
+              <w:t>202÷7=</w:t>
             </w:r>
           </w:p>
         </w:tc>
@@ -223,7 +223,7 @@
                 <w:rFonts w:ascii="TimeNewRoman" w:hAnsi="TimeNewRoman"/>
                 <w:sz w:val="30"/>
               </w:rPr>
-              <w:t>874÷7=</w:t>
+              <w:t>139÷4=</w:t>
             </w:r>
           </w:p>
         </w:tc>
@@ -240,7 +240,7 @@
                 <w:rFonts w:ascii="TimeNewRoman" w:hAnsi="TimeNewRoman"/>
                 <w:sz w:val="30"/>
               </w:rPr>
-              <w:t>522÷9=</w:t>
+              <w:t>913÷4=</w:t>
             </w:r>
           </w:p>
         </w:tc>
@@ -257,7 +257,7 @@
                 <w:rFonts w:ascii="TimeNewRoman" w:hAnsi="TimeNewRoman"/>
                 <w:sz w:val="30"/>
               </w:rPr>
-              <w:t>839÷5=</w:t>
+              <w:t>986÷2=</w:t>
             </w:r>
           </w:p>
         </w:tc>
@@ -274,7 +274,7 @@
                 <w:rFonts w:ascii="TimeNewRoman" w:hAnsi="TimeNewRoman"/>
                 <w:sz w:val="30"/>
               </w:rPr>
-              <w:t>922÷2=</w:t>
+              <w:t>440÷3=</w:t>
             </w:r>
           </w:p>
         </w:tc>
@@ -291,7 +291,7 @@
                 <w:rFonts w:ascii="TimeNewRoman" w:hAnsi="TimeNewRoman"/>
                 <w:sz w:val="30"/>
               </w:rPr>
-              <w:t>844÷7=</w:t>
+              <w:t>415÷7=</w:t>
             </w:r>
           </w:p>
         </w:tc>
@@ -406,7 +406,7 @@
                 <w:rFonts w:ascii="TimeNewRoman" w:hAnsi="TimeNewRoman"/>
                 <w:sz w:val="30"/>
               </w:rPr>
-              <w:t>466÷5=</w:t>
+              <w:t>733÷8=</w:t>
             </w:r>
           </w:p>
         </w:tc>
@@ -423,7 +423,7 @@
                 <w:rFonts w:ascii="TimeNewRoman" w:hAnsi="TimeNewRoman"/>
                 <w:sz w:val="30"/>
               </w:rPr>
-              <w:t>709÷4=</w:t>
+              <w:t>532÷4=</w:t>
             </w:r>
           </w:p>
         </w:tc>
@@ -440,7 +440,7 @@
                 <w:rFonts w:ascii="TimeNewRoman" w:hAnsi="TimeNewRoman"/>
                 <w:sz w:val="30"/>
               </w:rPr>
-              <w:t>388÷2=</w:t>
+              <w:t>705÷3=</w:t>
             </w:r>
           </w:p>
         </w:tc>
@@ -457,7 +457,7 @@
                 <w:rFonts w:ascii="TimeNewRoman" w:hAnsi="TimeNewRoman"/>
                 <w:sz w:val="30"/>
               </w:rPr>
-              <w:t>234÷9=</w:t>
+              <w:t>631÷9=</w:t>
             </w:r>
           </w:p>
         </w:tc>
@@ -474,7 +474,7 @@
                 <w:rFonts w:ascii="TimeNewRoman" w:hAnsi="TimeNewRoman"/>
                 <w:sz w:val="30"/>
               </w:rPr>
-              <w:t>388÷2=</w:t>
+              <w:t>583÷2=</w:t>
             </w:r>
           </w:p>
         </w:tc>
@@ -589,7 +589,7 @@
                 <w:rFonts w:ascii="TimeNewRoman" w:hAnsi="TimeNewRoman"/>
                 <w:sz w:val="30"/>
               </w:rPr>
-              <w:t>241÷8=</w:t>
+              <w:t>635÷5=</w:t>
             </w:r>
           </w:p>
         </w:tc>
@@ -606,7 +606,7 @@
                 <w:rFonts w:ascii="TimeNewRoman" w:hAnsi="TimeNewRoman"/>
                 <w:sz w:val="30"/>
               </w:rPr>
-              <w:t>699÷7=</w:t>
+              <w:t>517÷4=</w:t>
             </w:r>
           </w:p>
         </w:tc>
@@ -623,7 +623,7 @@
                 <w:rFonts w:ascii="TimeNewRoman" w:hAnsi="TimeNewRoman"/>
                 <w:sz w:val="30"/>
               </w:rPr>
-              <w:t>942÷6=</w:t>
+              <w:t>154÷7=</w:t>
             </w:r>
           </w:p>
         </w:tc>
@@ -640,7 +640,7 @@
                 <w:rFonts w:ascii="TimeNewRoman" w:hAnsi="TimeNewRoman"/>
                 <w:sz w:val="30"/>
               </w:rPr>
-              <w:t>227÷3=</w:t>
+              <w:t>341÷7=</w:t>
             </w:r>
           </w:p>
         </w:tc>
@@ -657,7 +657,7 @@
                 <w:rFonts w:ascii="TimeNewRoman" w:hAnsi="TimeNewRoman"/>
                 <w:sz w:val="30"/>
               </w:rPr>
-              <w:t>892÷3=</w:t>
+              <w:t>705÷5=</w:t>
             </w:r>
           </w:p>
         </w:tc>
@@ -772,7 +772,7 @@
                 <w:rFonts w:ascii="TimeNewRoman" w:hAnsi="TimeNewRoman"/>
                 <w:sz w:val="30"/>
               </w:rPr>
-              <w:t>458÷4=</w:t>
+              <w:t>224÷5=</w:t>
             </w:r>
           </w:p>
         </w:tc>
@@ -789,7 +789,7 @@
                 <w:rFonts w:ascii="TimeNewRoman" w:hAnsi="TimeNewRoman"/>
                 <w:sz w:val="30"/>
               </w:rPr>
-              <w:t>909÷2=</w:t>
+              <w:t>636÷9=</w:t>
             </w:r>
           </w:p>
         </w:tc>
@@ -806,7 +806,7 @@
                 <w:rFonts w:ascii="TimeNewRoman" w:hAnsi="TimeNewRoman"/>
                 <w:sz w:val="30"/>
               </w:rPr>
-              <w:t>531÷9=</w:t>
+              <w:t>849÷6=</w:t>
             </w:r>
           </w:p>
         </w:tc>
@@ -823,7 +823,7 @@
                 <w:rFonts w:ascii="TimeNewRoman" w:hAnsi="TimeNewRoman"/>
                 <w:sz w:val="30"/>
               </w:rPr>
-              <w:t>336÷7=</w:t>
+              <w:t>207÷6=</w:t>
             </w:r>
           </w:p>
         </w:tc>
@@ -840,7 +840,7 @@
                 <w:rFonts w:ascii="TimeNewRoman" w:hAnsi="TimeNewRoman"/>
                 <w:sz w:val="30"/>
               </w:rPr>
-              <w:t>784÷5=</w:t>
+              <w:t>994÷9=</w:t>
             </w:r>
           </w:p>
         </w:tc>
